--- a/report/design_report.docx
+++ b/report/design_report.docx
@@ -817,6 +817,137 @@
                 <w:b w:val="0"/>
                 <w:sz w:val="18"/>
               </w:rPr>
+              <w:t>PL 跟踪辅助</w:t>
+            </w:r>
+          </w:p>
+        </w:tc>
+        <w:tc>
+          <w:tcPr>
+            <w:tcW w:type="dxa" w:w="2880"/>
+          </w:tcPr>
+          <w:p>
+            <w:r/>
+            <w:r>
+              <w:rPr>
+                <w:rFonts w:ascii="Consolas" w:hAnsi="Consolas" w:eastAsia="Consolas"/>
+                <w:sz w:val="17"/>
+              </w:rPr>
+              <w:t>track_preproc</w:t>
+            </w:r>
+            <w:r>
+              <w:rPr>
+                <w:rFonts w:ascii="微软雅黑" w:hAnsi="微软雅黑" w:eastAsia="微软雅黑"/>
+                <w:b w:val="0"/>
+                <w:sz w:val="18"/>
+              </w:rPr>
+              <w:t>：预处理 + 白/运动掩码，单 IP / 4 HP</w:t>
+            </w:r>
+          </w:p>
+        </w:tc>
+        <w:tc>
+          <w:tcPr>
+            <w:tcW w:type="dxa" w:w="2880"/>
+          </w:tcPr>
+          <w:p>
+            <w:r/>
+            <w:r>
+              <w:rPr>
+                <w:rFonts w:ascii="微软雅黑" w:hAnsi="微软雅黑" w:eastAsia="微软雅黑"/>
+                <w:b/>
+                <w:sz w:val="18"/>
+              </w:rPr>
+              <w:t>已出片并上板逐位对通过</w:t>
+            </w:r>
+            <w:r>
+              <w:rPr>
+                <w:rFonts w:ascii="微软雅黑" w:hAnsi="微软雅黑" w:eastAsia="微软雅黑"/>
+                <w:b w:val="0"/>
+                <w:sz w:val="18"/>
+              </w:rPr>
+              <w:t>（LUT 7,374 / WNS +2.457 ns；720p 32.39 ms、管线 20.03 ms）</w:t>
+            </w:r>
+          </w:p>
+        </w:tc>
+      </w:tr>
+      <w:tr>
+        <w:tc>
+          <w:tcPr>
+            <w:tcW w:type="dxa" w:w="2880"/>
+          </w:tcPr>
+          <w:p>
+            <w:r/>
+            <w:r>
+              <w:rPr>
+                <w:rFonts w:ascii="微软雅黑" w:hAnsi="微软雅黑" w:eastAsia="微软雅黑"/>
+                <w:b w:val="0"/>
+                <w:sz w:val="18"/>
+              </w:rPr>
+              <w:t>存储/显示/上位机</w:t>
+            </w:r>
+          </w:p>
+        </w:tc>
+        <w:tc>
+          <w:tcPr>
+            <w:tcW w:type="dxa" w:w="2880"/>
+          </w:tcPr>
+          <w:p>
+            <w:r/>
+            <w:r>
+              <w:rPr>
+                <w:rFonts w:ascii="微软雅黑" w:hAnsi="微软雅黑" w:eastAsia="微软雅黑"/>
+                <w:b w:val="0"/>
+                <w:sz w:val="18"/>
+              </w:rPr>
+              <w:t>SD JSONL + PC Dashboard + HDMI/LCD 状态面板</w:t>
+            </w:r>
+          </w:p>
+        </w:tc>
+        <w:tc>
+          <w:tcPr>
+            <w:tcW w:type="dxa" w:w="2880"/>
+          </w:tcPr>
+          <w:p>
+            <w:r/>
+            <w:r>
+              <w:rPr>
+                <w:rFonts w:ascii="微软雅黑" w:hAnsi="微软雅黑" w:eastAsia="微软雅黑"/>
+                <w:b w:val="0"/>
+                <w:sz w:val="18"/>
+              </w:rPr>
+              <w:t>软件自检通过；</w:t>
+            </w:r>
+            <w:r>
+              <w:rPr>
+                <w:rFonts w:ascii="微软雅黑" w:hAnsi="微软雅黑" w:eastAsia="微软雅黑"/>
+                <w:b/>
+                <w:sz w:val="18"/>
+              </w:rPr>
+              <w:t>HDMI/LCD/合并双屏 overlay 均已出片并读回通过</w:t>
+            </w:r>
+            <w:r>
+              <w:rPr>
+                <w:rFonts w:ascii="微软雅黑" w:hAnsi="微软雅黑" w:eastAsia="微软雅黑"/>
+                <w:b w:val="0"/>
+                <w:sz w:val="18"/>
+              </w:rPr>
+              <w:t>（D020–D024），画面待目视</w:t>
+            </w:r>
+          </w:p>
+        </w:tc>
+      </w:tr>
+      <w:tr>
+        <w:tc>
+          <w:tcPr>
+            <w:tcW w:type="dxa" w:w="2880"/>
+          </w:tcPr>
+          <w:p>
+            <w:r/>
+            <w:r>
+              <w:rPr>
+                <w:rFonts w:ascii="微软雅黑" w:hAnsi="微软雅黑" w:eastAsia="微软雅黑"/>
+                <w:b w:val="0"/>
+                <w:sz w:val="18"/>
+              </w:rPr>
               <w:t>历史验证</w:t>
             </w:r>
           </w:p>
@@ -1349,7 +1480,23 @@
           <w:b w:val="0"/>
           <w:sz w:val="21"/>
         </w:rPr>
-        <w:t>：越位、犯规、红黄牌等判罚推理；HDMI/OSD 视频输出；板载摄像头采集（D015）。</w:t>
+        <w:t>：越位、犯规、红黄牌等判罚推理；</w:t>
+      </w:r>
+      <w:r>
+        <w:rPr>
+          <w:rFonts w:ascii="微软雅黑" w:hAnsi="微软雅黑" w:eastAsia="微软雅黑"/>
+          <w:b/>
+          <w:sz w:val="21"/>
+        </w:rPr>
+        <w:t>HDMI 视频环出/OSD 叠框</w:t>
+      </w:r>
+      <w:r>
+        <w:rPr>
+          <w:rFonts w:ascii="微软雅黑" w:hAnsi="微软雅黑" w:eastAsia="微软雅黑"/>
+          <w:b w:val="0"/>
+          <w:sz w:val="21"/>
+        </w:rPr>
+        <w:t>（状态面板输出见 D018）； 板载摄像头采集（D015）。</w:t>
       </w:r>
     </w:p>
     <w:p>
@@ -1711,7 +1858,7 @@
           <w:rFonts w:ascii="Consolas" w:hAnsi="Consolas" w:eastAsia="Consolas"/>
           <w:sz w:val="17"/>
         </w:rPr>
-        <w:t>PL：preproc（BGR888 → 3×320×320 RGB 平面，最近邻，II=1，18.8 ms/帧）</w:t>
+        <w:t>PL：track_preproc（D019；当前主线仍可用 preproc 单独出片）</w:t>
         <w:br/>
       </w:r>
       <w:r>
@@ -1719,6 +1866,22 @@
           <w:rFonts w:ascii="Consolas" w:hAnsi="Consolas" w:eastAsia="Consolas"/>
           <w:sz w:val="17"/>
         </w:rPr>
+        <w:t xml:space="preserve">  ├─ 3×320×320 RGB 平面（最近邻，II=1，18.8 ms/帧）→ PS ncnn</w:t>
+        <w:br/>
+      </w:r>
+      <w:r>
+        <w:rPr>
+          <w:rFonts w:ascii="Consolas" w:hAnsi="Consolas" w:eastAsia="Consolas"/>
+          <w:sz w:val="17"/>
+        </w:rPr>
+        <w:t xml:space="preserve">  └─ 320×320 白/运动掩码 → PS 跟踪运动门控（--motion-gate）</w:t>
+        <w:br/>
+      </w:r>
+      <w:r>
+        <w:rPr>
+          <w:rFonts w:ascii="Consolas" w:hAnsi="Consolas" w:eastAsia="Consolas"/>
+          <w:sz w:val="17"/>
+        </w:rPr>
         <w:t xml:space="preserve">  ▼</w:t>
         <w:br/>
       </w:r>
@@ -1743,7 +1906,7 @@
           <w:rFonts w:ascii="Consolas" w:hAnsi="Consolas" w:eastAsia="Consolas"/>
           <w:sz w:val="17"/>
         </w:rPr>
-        <w:t>PS：SORT 跟踪（相位相关运动补偿）→ 球员轨迹</w:t>
+        <w:t>PS：SORT 跟踪（相位相关运动补偿 + 可选 PL 运动门控）→ 球员轨迹</w:t>
         <w:br/>
       </w:r>
       <w:r>
@@ -1791,7 +1954,7 @@
           <w:rFonts w:ascii="Consolas" w:hAnsi="Consolas" w:eastAsia="Consolas"/>
           <w:sz w:val="17"/>
         </w:rPr>
-        <w:t xml:space="preserve">  ├──► 以太网推给 PC</w:t>
+        <w:t xml:space="preserve">  ├──► 以太网推给 PC（result_stream → pc_dashboard）</w:t>
         <w:br/>
       </w:r>
       <w:r>
@@ -1799,7 +1962,15 @@
           <w:rFonts w:ascii="Consolas" w:hAnsi="Consolas" w:eastAsia="Consolas"/>
           <w:sz w:val="17"/>
         </w:rPr>
-        <w:t xml:space="preserve">  └──► 落 SD 卡（与推送格式同构）</w:t>
+        <w:t xml:space="preserve">  ├──► SD 卡 JSONL + summary（result_store）</w:t>
+        <w:br/>
+      </w:r>
+      <w:r>
+        <w:rPr>
+          <w:rFonts w:ascii="Consolas" w:hAnsi="Consolas" w:eastAsia="Consolas"/>
+          <w:sz w:val="17"/>
+        </w:rPr>
+        <w:t xml:space="preserve">  └──► HDMI/LCD 状态面板（status_display；fbdev 或 PNG）</w:t>
       </w:r>
     </w:p>
     <w:p>
@@ -3402,6 +3573,1265 @@
     </w:p>
     <w:p>
       <w:pPr>
+        <w:pStyle w:val="Heading2"/>
+      </w:pPr>
+      <w:r>
+        <w:rPr>
+          <w:rFonts w:ascii="微软雅黑" w:hAnsi="微软雅黑" w:eastAsia="微软雅黑"/>
+          <w:b/>
+          <w:sz w:val="25"/>
+        </w:rPr>
+        <w:t>2.9 存储、显示与上位机（D018/D019）</w:t>
+      </w:r>
+    </w:p>
+    <w:p>
+      <w:pPr>
+        <w:spacing w:after="120"/>
+        <w:ind w:firstLine="0"/>
+      </w:pPr>
+      <w:r>
+        <w:rPr>
+          <w:rFonts w:ascii="微软雅黑" w:hAnsi="微软雅黑" w:eastAsia="微软雅黑"/>
+          <w:b/>
+          <w:sz w:val="21"/>
+        </w:rPr>
+        <w:t>PL 跟踪辅助</w:t>
+      </w:r>
+      <w:r>
+        <w:rPr>
+          <w:rFonts w:ascii="微软雅黑" w:hAnsi="微软雅黑" w:eastAsia="微软雅黑"/>
+          <w:b w:val="0"/>
+          <w:sz w:val="21"/>
+        </w:rPr>
+        <w:t>（</w:t>
+      </w:r>
+      <w:r>
+        <w:rPr>
+          <w:rFonts w:ascii="Consolas" w:hAnsi="Consolas" w:eastAsia="Consolas"/>
+          <w:sz w:val="20"/>
+        </w:rPr>
+        <w:t>src/hls/track/src/track_preproc.cpp</w:t>
+      </w:r>
+      <w:r>
+        <w:rPr>
+          <w:rFonts w:ascii="微软雅黑" w:hAnsi="微软雅黑" w:eastAsia="微软雅黑"/>
+          <w:b w:val="0"/>
+          <w:sz w:val="21"/>
+        </w:rPr>
+        <w:t xml:space="preserve">，D019）：把原 </w:t>
+      </w:r>
+      <w:r>
+        <w:rPr>
+          <w:rFonts w:ascii="Consolas" w:hAnsi="Consolas" w:eastAsia="Consolas"/>
+          <w:sz w:val="20"/>
+        </w:rPr>
+        <w:t>preproc</w:t>
+      </w:r>
+      <w:r>
+        <w:rPr>
+          <w:rFonts w:ascii="微软雅黑" w:hAnsi="微软雅黑" w:eastAsia="微软雅黑"/>
+          <w:b w:val="0"/>
+          <w:sz w:val="21"/>
+        </w:rPr>
+        <w:t xml:space="preserve"> 与 </w:t>
+      </w:r>
+      <w:r>
+        <w:rPr>
+          <w:rFonts w:ascii="Consolas" w:hAnsi="Consolas" w:eastAsia="Consolas"/>
+          <w:sz w:val="20"/>
+        </w:rPr>
+        <w:t>mask_preproc</w:t>
+      </w:r>
+      <w:r>
+        <w:rPr>
+          <w:rFonts w:ascii="微软雅黑" w:hAnsi="微软雅黑" w:eastAsia="微软雅黑"/>
+          <w:b w:val="0"/>
+          <w:sz w:val="21"/>
+        </w:rPr>
+        <w:t xml:space="preserve"> 合成一个 HLS 顶层，一次调用同时输出 3×320×320 RGB 平面和 320×320 白/运动掩码（bit0 白、bit1 运动）；4 个 </w:t>
+      </w:r>
+      <w:r>
+        <w:rPr>
+          <w:rFonts w:ascii="Consolas" w:hAnsi="Consolas" w:eastAsia="Consolas"/>
+          <w:sz w:val="20"/>
+        </w:rPr>
+        <w:t>m_axi</w:t>
+      </w:r>
+      <w:r>
+        <w:rPr>
+          <w:rFonts w:ascii="微软雅黑" w:hAnsi="微软雅黑" w:eastAsia="微软雅黑"/>
+          <w:b w:val="0"/>
+          <w:sz w:val="21"/>
+        </w:rPr>
+        <w:t xml:space="preserve"> 分别接 HP0–HP3，单 overlay 即可让 PS 同时拿到 ncnn 输入和跟踪用的运动信息，避免“两个 overlay 不能同时加载”的限制。 PS 侧 </w:t>
+      </w:r>
+      <w:r>
+        <w:rPr>
+          <w:rFonts w:ascii="Consolas" w:hAnsi="Consolas" w:eastAsia="Consolas"/>
+          <w:sz w:val="20"/>
+        </w:rPr>
+        <w:t>--motion-gate</w:t>
+      </w:r>
+      <w:r>
+        <w:rPr>
+          <w:rFonts w:ascii="微软雅黑" w:hAnsi="微软雅黑" w:eastAsia="微软雅黑"/>
+          <w:b w:val="0"/>
+          <w:sz w:val="21"/>
+        </w:rPr>
+        <w:t xml:space="preserve"> 用掩码过滤“无运动的新轨迹”，默认关闭，保留回退。 源码、BD Tcl、PYNQ 驱动已落盘；</w:t>
+      </w:r>
+      <w:r>
+        <w:rPr>
+          <w:rFonts w:ascii="微软雅黑" w:hAnsi="微软雅黑" w:eastAsia="微软雅黑"/>
+          <w:b/>
+          <w:sz w:val="21"/>
+        </w:rPr>
+        <w:t>HLS csynth + BD 实现已通过并出片</w:t>
+      </w:r>
+      <w:r>
+        <w:rPr>
+          <w:rFonts w:ascii="微软雅黑" w:hAnsi="微软雅黑" w:eastAsia="微软雅黑"/>
+          <w:b w:val="0"/>
+          <w:sz w:val="21"/>
+        </w:rPr>
+        <w:t xml:space="preserve"> （</w:t>
+      </w:r>
+      <w:r>
+        <w:rPr>
+          <w:rFonts w:ascii="Consolas" w:hAnsi="Consolas" w:eastAsia="Consolas"/>
+          <w:sz w:val="20"/>
+        </w:rPr>
+        <w:t>board/overlay/track_preproc.bit</w:t>
+      </w:r>
+      <w:r>
+        <w:rPr>
+          <w:rFonts w:ascii="微软雅黑" w:hAnsi="微软雅黑" w:eastAsia="微软雅黑"/>
+          <w:b w:val="0"/>
+          <w:sz w:val="21"/>
+        </w:rPr>
+        <w:t xml:space="preserve">，BD LUT 7,374 / FF 8,340 / DSP 13 / BRAM 3， WNS </w:t>
+      </w:r>
+      <w:r>
+        <w:rPr>
+          <w:rFonts w:ascii="微软雅黑" w:hAnsi="微软雅黑" w:eastAsia="微软雅黑"/>
+          <w:b/>
+          <w:sz w:val="21"/>
+        </w:rPr>
+        <w:t>+2.457 ns</w:t>
+      </w:r>
+      <w:r>
+        <w:rPr>
+          <w:rFonts w:ascii="微软雅黑" w:hAnsi="微软雅黑" w:eastAsia="微软雅黑"/>
+          <w:b w:val="0"/>
+          <w:sz w:val="21"/>
+        </w:rPr>
+        <w:t>、WHS +0.036 ns）；</w:t>
+      </w:r>
+      <w:r>
+        <w:rPr>
+          <w:rFonts w:ascii="微软雅黑" w:hAnsi="微软雅黑" w:eastAsia="微软雅黑"/>
+          <w:b/>
+          <w:sz w:val="21"/>
+        </w:rPr>
+        <w:t>上板逐位对已通过</w:t>
+      </w:r>
+      <w:r>
+        <w:rPr>
+          <w:rFonts w:ascii="微软雅黑" w:hAnsi="微软雅黑" w:eastAsia="微软雅黑"/>
+          <w:b w:val="0"/>
+          <w:sz w:val="21"/>
+        </w:rPr>
+        <w:t>（TRACK_PREPROC_BOARD_OK；720p 32.39 ms、管线 20.03 ms）， 没有可用 bitstream 时自动回退 PS。</w:t>
+      </w:r>
+    </w:p>
+    <w:p>
+      <w:pPr>
+        <w:spacing w:after="120"/>
+        <w:ind w:firstLine="0"/>
+      </w:pPr>
+      <w:r>
+        <w:rPr>
+          <w:rFonts w:ascii="微软雅黑" w:hAnsi="微软雅黑" w:eastAsia="微软雅黑"/>
+          <w:b/>
+          <w:sz w:val="21"/>
+        </w:rPr>
+        <w:t>SD 卡增量存储</w:t>
+      </w:r>
+      <w:r>
+        <w:rPr>
+          <w:rFonts w:ascii="微软雅黑" w:hAnsi="微软雅黑" w:eastAsia="微软雅黑"/>
+          <w:b w:val="0"/>
+          <w:sz w:val="21"/>
+        </w:rPr>
+        <w:t>（</w:t>
+      </w:r>
+      <w:r>
+        <w:rPr>
+          <w:rFonts w:ascii="Consolas" w:hAnsi="Consolas" w:eastAsia="Consolas"/>
+          <w:sz w:val="20"/>
+        </w:rPr>
+        <w:t>tools/result_store.py</w:t>
+      </w:r>
+      <w:r>
+        <w:rPr>
+          <w:rFonts w:ascii="微软雅黑" w:hAnsi="微软雅黑" w:eastAsia="微软雅黑"/>
+          <w:b w:val="0"/>
+          <w:sz w:val="21"/>
+        </w:rPr>
+        <w:t>）：每帧/事件一行 JSONL，</w:t>
+      </w:r>
+      <w:r>
+        <w:rPr>
+          <w:rFonts w:ascii="Consolas" w:hAnsi="Consolas" w:eastAsia="Consolas"/>
+          <w:sz w:val="20"/>
+        </w:rPr>
+        <w:t>summary.json</w:t>
+      </w:r>
+      <w:r>
+        <w:rPr>
+          <w:rFonts w:ascii="微软雅黑" w:hAnsi="微软雅黑" w:eastAsia="微软雅黑"/>
+          <w:b w:val="0"/>
+          <w:sz w:val="21"/>
+        </w:rPr>
+        <w:t xml:space="preserve"> 记录 计数、文件列表、耗时；每 N 行 </w:t>
+      </w:r>
+      <w:r>
+        <w:rPr>
+          <w:rFonts w:ascii="Consolas" w:hAnsi="Consolas" w:eastAsia="Consolas"/>
+          <w:sz w:val="20"/>
+        </w:rPr>
+        <w:t>fsync</w:t>
+      </w:r>
+      <w:r>
+        <w:rPr>
+          <w:rFonts w:ascii="微软雅黑" w:hAnsi="微软雅黑" w:eastAsia="微软雅黑"/>
+          <w:b w:val="0"/>
+          <w:sz w:val="21"/>
+        </w:rPr>
+        <w:t xml:space="preserve">，单文件超 </w:t>
+      </w:r>
+      <w:r>
+        <w:rPr>
+          <w:rFonts w:ascii="Consolas" w:hAnsi="Consolas" w:eastAsia="Consolas"/>
+          <w:sz w:val="20"/>
+        </w:rPr>
+        <w:t>max_mb</w:t>
+      </w:r>
+      <w:r>
+        <w:rPr>
+          <w:rFonts w:ascii="微软雅黑" w:hAnsi="微软雅黑" w:eastAsia="微软雅黑"/>
+          <w:b w:val="0"/>
+          <w:sz w:val="21"/>
+        </w:rPr>
+        <w:t xml:space="preserve"> 自动轮转；崩溃最多丢最后 N 行。 自检 </w:t>
+      </w:r>
+      <w:r>
+        <w:rPr>
+          <w:rFonts w:ascii="Consolas" w:hAnsi="Consolas" w:eastAsia="Consolas"/>
+          <w:sz w:val="20"/>
+        </w:rPr>
+        <w:t>RESULT_STORE_SELFTEST OK</w:t>
+      </w:r>
+      <w:r>
+        <w:rPr>
+          <w:rFonts w:ascii="微软雅黑" w:hAnsi="微软雅黑" w:eastAsia="微软雅黑"/>
+          <w:b w:val="0"/>
+          <w:sz w:val="21"/>
+        </w:rPr>
+        <w:t>。</w:t>
+      </w:r>
+    </w:p>
+    <w:p>
+      <w:pPr>
+        <w:spacing w:after="120"/>
+        <w:ind w:firstLine="0"/>
+      </w:pPr>
+      <w:r>
+        <w:rPr>
+          <w:rFonts w:ascii="微软雅黑" w:hAnsi="微软雅黑" w:eastAsia="微软雅黑"/>
+          <w:b/>
+          <w:sz w:val="21"/>
+        </w:rPr>
+        <w:t>PC 端软件</w:t>
+      </w:r>
+      <w:r>
+        <w:rPr>
+          <w:rFonts w:ascii="微软雅黑" w:hAnsi="微软雅黑" w:eastAsia="微软雅黑"/>
+          <w:b w:val="0"/>
+          <w:sz w:val="21"/>
+        </w:rPr>
+        <w:t>（</w:t>
+      </w:r>
+      <w:r>
+        <w:rPr>
+          <w:rFonts w:ascii="Consolas" w:hAnsi="Consolas" w:eastAsia="Consolas"/>
+          <w:sz w:val="20"/>
+        </w:rPr>
+        <w:t>tools/pc_dashboard.py</w:t>
+      </w:r>
+      <w:r>
+        <w:rPr>
+          <w:rFonts w:ascii="微软雅黑" w:hAnsi="微软雅黑" w:eastAsia="微软雅黑"/>
+          <w:b w:val="0"/>
+          <w:sz w:val="21"/>
+        </w:rPr>
+        <w:t xml:space="preserve"> + </w:t>
+      </w:r>
+      <w:r>
+        <w:rPr>
+          <w:rFonts w:ascii="Consolas" w:hAnsi="Consolas" w:eastAsia="Consolas"/>
+          <w:sz w:val="20"/>
+        </w:rPr>
+        <w:t>tools/result_stream.py</w:t>
+      </w:r>
+      <w:r>
+        <w:rPr>
+          <w:rFonts w:ascii="微软雅黑" w:hAnsi="微软雅黑" w:eastAsia="微软雅黑"/>
+          <w:b w:val="0"/>
+          <w:sz w:val="21"/>
+        </w:rPr>
+        <w:t xml:space="preserve">）：板端按行 TCP 推送， PC 端接收/回放，画 105×68 球场俯视图（球员 ID、球、事件），支持 CSV 导出和无显示 </w:t>
+      </w:r>
+      <w:r>
+        <w:rPr>
+          <w:rFonts w:ascii="Consolas" w:hAnsi="Consolas" w:eastAsia="Consolas"/>
+          <w:sz w:val="20"/>
+        </w:rPr>
+        <w:t>--headless</w:t>
+      </w:r>
+      <w:r>
+        <w:rPr>
+          <w:rFonts w:ascii="微软雅黑" w:hAnsi="微软雅黑" w:eastAsia="微软雅黑"/>
+          <w:b w:val="0"/>
+          <w:sz w:val="21"/>
+        </w:rPr>
+        <w:t>。本地端到端 3 帧测试通过。</w:t>
+      </w:r>
+    </w:p>
+    <w:p>
+      <w:pPr>
+        <w:spacing w:after="120"/>
+        <w:ind w:firstLine="0"/>
+      </w:pPr>
+      <w:r>
+        <w:rPr>
+          <w:rFonts w:ascii="微软雅黑" w:hAnsi="微软雅黑" w:eastAsia="微软雅黑"/>
+          <w:b/>
+          <w:sz w:val="21"/>
+        </w:rPr>
+        <w:t>HDMI 状态面板（D020，已出片）</w:t>
+      </w:r>
+      <w:r>
+        <w:rPr>
+          <w:rFonts w:ascii="微软雅黑" w:hAnsi="微软雅黑" w:eastAsia="微软雅黑"/>
+          <w:b w:val="0"/>
+          <w:sz w:val="21"/>
+        </w:rPr>
+        <w:t>：</w:t>
+      </w:r>
+      <w:r>
+        <w:rPr>
+          <w:rFonts w:ascii="Consolas" w:hAnsi="Consolas" w:eastAsia="Consolas"/>
+          <w:sz w:val="20"/>
+        </w:rPr>
+        <w:t>src/rtl/io/hdmi/</w:t>
+      </w:r>
+      <w:r>
+        <w:rPr>
+          <w:rFonts w:ascii="微软雅黑" w:hAnsi="微软雅黑" w:eastAsia="微软雅黑"/>
+          <w:b w:val="0"/>
+          <w:sz w:val="21"/>
+        </w:rPr>
+        <w:t xml:space="preserve"> 把 1bpp 帧缓存 （1280×720，28,800×32-bit，AXI BRAM 基址 </w:t>
+      </w:r>
+      <w:r>
+        <w:rPr>
+          <w:rFonts w:ascii="Consolas" w:hAnsi="Consolas" w:eastAsia="Consolas"/>
+          <w:sz w:val="20"/>
+        </w:rPr>
+        <w:t>0x40000000</w:t>
+      </w:r>
+      <w:r>
+        <w:rPr>
+          <w:rFonts w:ascii="微软雅黑" w:hAnsi="微软雅黑" w:eastAsia="微软雅黑"/>
+          <w:b w:val="0"/>
+          <w:sz w:val="21"/>
+        </w:rPr>
+        <w:t xml:space="preserve">）读成 RGB，经 vendor </w:t>
+      </w:r>
+      <w:r>
+        <w:rPr>
+          <w:rFonts w:ascii="Consolas" w:hAnsi="Consolas" w:eastAsia="Consolas"/>
+          <w:sz w:val="20"/>
+        </w:rPr>
+        <w:t>video_driver</w:t>
+      </w:r>
+      <w:r>
+        <w:rPr>
+          <w:rFonts w:ascii="微软雅黑" w:hAnsi="微软雅黑" w:eastAsia="微软雅黑"/>
+          <w:b w:val="0"/>
+          <w:sz w:val="21"/>
+        </w:rPr>
+        <w:t xml:space="preserve"> + </w:t>
+      </w:r>
+      <w:r>
+        <w:rPr>
+          <w:rFonts w:ascii="Consolas" w:hAnsi="Consolas" w:eastAsia="Consolas"/>
+          <w:sz w:val="20"/>
+        </w:rPr>
+        <w:t>dvi_transmitter_top</w:t>
+      </w:r>
+      <w:r>
+        <w:rPr>
+          <w:rFonts w:ascii="微软雅黑" w:hAnsi="微软雅黑" w:eastAsia="微软雅黑"/>
+          <w:b w:val="0"/>
+          <w:sz w:val="21"/>
+        </w:rPr>
+        <w:t xml:space="preserve"> 输出 TMDS；外部 50 MHz </w:t>
+      </w:r>
+      <w:r>
+        <w:rPr>
+          <w:rFonts w:ascii="Consolas" w:hAnsi="Consolas" w:eastAsia="Consolas"/>
+          <w:sz w:val="20"/>
+        </w:rPr>
+        <w:t>sys_clk</w:t>
+      </w:r>
+      <w:r>
+        <w:rPr>
+          <w:rFonts w:ascii="微软雅黑" w:hAnsi="微软雅黑" w:eastAsia="微软雅黑"/>
+          <w:b w:val="0"/>
+          <w:sz w:val="21"/>
+        </w:rPr>
+        <w:t xml:space="preserve"> 经 </w:t>
+      </w:r>
+      <w:r>
+        <w:rPr>
+          <w:rFonts w:ascii="Consolas" w:hAnsi="Consolas" w:eastAsia="Consolas"/>
+          <w:sz w:val="20"/>
+        </w:rPr>
+        <w:t>clk_wiz</w:t>
+      </w:r>
+      <w:r>
+        <w:rPr>
+          <w:rFonts w:ascii="微软雅黑" w:hAnsi="微软雅黑" w:eastAsia="微软雅黑"/>
+          <w:b w:val="0"/>
+          <w:sz w:val="21"/>
+        </w:rPr>
+        <w:t xml:space="preserve"> 产生 74.25/371.25 MHz。</w:t>
+      </w:r>
+      <w:r>
+        <w:rPr>
+          <w:rFonts w:ascii="Consolas" w:hAnsi="Consolas" w:eastAsia="Consolas"/>
+          <w:sz w:val="20"/>
+        </w:rPr>
+        <w:t>tools/status_display.py --fb-bram 0x40000000</w:t>
+      </w:r>
+      <w:r>
+        <w:rPr>
+          <w:rFonts w:ascii="微软雅黑" w:hAnsi="微软雅黑" w:eastAsia="微软雅黑"/>
+          <w:b w:val="0"/>
+          <w:sz w:val="21"/>
+        </w:rPr>
+        <w:t xml:space="preserve"> 负责把面板写进 BRAM（</w:t>
+      </w:r>
+      <w:r>
+        <w:rPr>
+          <w:rFonts w:ascii="Consolas" w:hAnsi="Consolas" w:eastAsia="Consolas"/>
+          <w:sz w:val="20"/>
+        </w:rPr>
+        <w:t>tools/bram_fb.py</w:t>
+      </w:r>
+      <w:r>
+        <w:rPr>
+          <w:rFonts w:ascii="微软雅黑" w:hAnsi="微软雅黑" w:eastAsia="微软雅黑"/>
+          <w:b w:val="0"/>
+          <w:sz w:val="21"/>
+        </w:rPr>
+        <w:t xml:space="preserve">，PYNQ MMIO 或 </w:t>
+      </w:r>
+      <w:r>
+        <w:rPr>
+          <w:rFonts w:ascii="Consolas" w:hAnsi="Consolas" w:eastAsia="Consolas"/>
+          <w:sz w:val="20"/>
+        </w:rPr>
+        <w:t>/dev/mem</w:t>
+      </w:r>
+      <w:r>
+        <w:rPr>
+          <w:rFonts w:ascii="微软雅黑" w:hAnsi="微软雅黑" w:eastAsia="微软雅黑"/>
+          <w:b w:val="0"/>
+          <w:sz w:val="21"/>
+        </w:rPr>
+        <w:t xml:space="preserve">）。实测出片 WNS 最差 Setup </w:t>
+      </w:r>
+      <w:r>
+        <w:rPr>
+          <w:rFonts w:ascii="微软雅黑" w:hAnsi="微软雅黑" w:eastAsia="微软雅黑"/>
+          <w:b/>
+          <w:sz w:val="21"/>
+        </w:rPr>
+        <w:t>+3.938 ns</w:t>
+      </w:r>
+      <w:r>
+        <w:rPr>
+          <w:rFonts w:ascii="微软雅黑" w:hAnsi="微软雅黑" w:eastAsia="微软雅黑"/>
+          <w:b w:val="0"/>
+          <w:sz w:val="21"/>
+        </w:rPr>
+        <w:t xml:space="preserve">、Hold </w:t>
+      </w:r>
+      <w:r>
+        <w:rPr>
+          <w:rFonts w:ascii="微软雅黑" w:hAnsi="微软雅黑" w:eastAsia="微软雅黑"/>
+          <w:b/>
+          <w:sz w:val="21"/>
+        </w:rPr>
+        <w:t>+0.065 ns</w:t>
+      </w:r>
+      <w:r>
+        <w:rPr>
+          <w:rFonts w:ascii="微软雅黑" w:hAnsi="微软雅黑" w:eastAsia="微软雅黑"/>
+          <w:b w:val="0"/>
+          <w:sz w:val="21"/>
+        </w:rPr>
+        <w:t>；</w:t>
+      </w:r>
+      <w:r>
+        <w:rPr>
+          <w:rFonts w:ascii="微软雅黑" w:hAnsi="微软雅黑" w:eastAsia="微软雅黑"/>
+          <w:b/>
+          <w:sz w:val="21"/>
+        </w:rPr>
+        <w:t>帧缓存读回通过</w:t>
+      </w:r>
+      <w:r>
+        <w:rPr>
+          <w:rFonts w:ascii="微软雅黑" w:hAnsi="微软雅黑" w:eastAsia="微软雅黑"/>
+          <w:b w:val="0"/>
+          <w:sz w:val="21"/>
+        </w:rPr>
+        <w:t>（DISPLAY_BOARD_OK；画面待目视）。</w:t>
+      </w:r>
+    </w:p>
+    <w:p>
+      <w:pPr>
+        <w:spacing w:after="120"/>
+        <w:ind w:firstLine="0"/>
+      </w:pPr>
+      <w:r>
+        <w:rPr>
+          <w:rFonts w:ascii="微软雅黑" w:hAnsi="微软雅黑" w:eastAsia="微软雅黑"/>
+          <w:b/>
+          <w:sz w:val="21"/>
+        </w:rPr>
+        <w:t>LCD 状态面板（D021，已出片）</w:t>
+      </w:r>
+      <w:r>
+        <w:rPr>
+          <w:rFonts w:ascii="微软雅黑" w:hAnsi="微软雅黑" w:eastAsia="微软雅黑"/>
+          <w:b w:val="0"/>
+          <w:sz w:val="21"/>
+        </w:rPr>
+        <w:t>：</w:t>
+      </w:r>
+      <w:r>
+        <w:rPr>
+          <w:rFonts w:ascii="Consolas" w:hAnsi="Consolas" w:eastAsia="Consolas"/>
+          <w:sz w:val="20"/>
+        </w:rPr>
+        <w:t>src/rtl/io/lcd/</w:t>
+      </w:r>
+      <w:r>
+        <w:rPr>
+          <w:rFonts w:ascii="微软雅黑" w:hAnsi="微软雅黑" w:eastAsia="微软雅黑"/>
+          <w:b w:val="0"/>
+          <w:sz w:val="21"/>
+        </w:rPr>
+        <w:t xml:space="preserve"> 用 1bpp 帧缓存 （800×480，12,000×32-bit，基址 </w:t>
+      </w:r>
+      <w:r>
+        <w:rPr>
+          <w:rFonts w:ascii="Consolas" w:hAnsi="Consolas" w:eastAsia="Consolas"/>
+          <w:sz w:val="20"/>
+        </w:rPr>
+        <w:t>0x40000000</w:t>
+      </w:r>
+      <w:r>
+        <w:rPr>
+          <w:rFonts w:ascii="微软雅黑" w:hAnsi="微软雅黑" w:eastAsia="微软雅黑"/>
+          <w:b w:val="0"/>
+          <w:sz w:val="21"/>
+        </w:rPr>
+        <w:t xml:space="preserve">，64 KB）+ vendor </w:t>
+      </w:r>
+      <w:r>
+        <w:rPr>
+          <w:rFonts w:ascii="Consolas" w:hAnsi="Consolas" w:eastAsia="Consolas"/>
+          <w:sz w:val="20"/>
+        </w:rPr>
+        <w:t>lcd_driver</w:t>
+      </w:r>
+      <w:r>
+        <w:rPr>
+          <w:rFonts w:ascii="微软雅黑" w:hAnsi="微软雅黑" w:eastAsia="微软雅黑"/>
+          <w:b w:val="0"/>
+          <w:sz w:val="21"/>
+        </w:rPr>
+        <w:t xml:space="preserve"> （</w:t>
+      </w:r>
+      <w:r>
+        <w:rPr>
+          <w:rFonts w:ascii="Consolas" w:hAnsi="Consolas" w:eastAsia="Consolas"/>
+          <w:sz w:val="20"/>
+        </w:rPr>
+        <w:t>lcd_id=4384</w:t>
+      </w:r>
+      <w:r>
+        <w:rPr>
+          <w:rFonts w:ascii="微软雅黑" w:hAnsi="微软雅黑" w:eastAsia="微软雅黑"/>
+          <w:b w:val="0"/>
+          <w:sz w:val="21"/>
+        </w:rPr>
+        <w:t xml:space="preserve">）驱动 RGB LCD；外部 50 MHz 经 </w:t>
+      </w:r>
+      <w:r>
+        <w:rPr>
+          <w:rFonts w:ascii="Consolas" w:hAnsi="Consolas" w:eastAsia="Consolas"/>
+          <w:sz w:val="20"/>
+        </w:rPr>
+        <w:t>clk_wiz</w:t>
+      </w:r>
+      <w:r>
+        <w:rPr>
+          <w:rFonts w:ascii="微软雅黑" w:hAnsi="微软雅黑" w:eastAsia="微软雅黑"/>
+          <w:b w:val="0"/>
+          <w:sz w:val="21"/>
+        </w:rPr>
+        <w:t xml:space="preserve"> 出 33.333 MHz。实测 Setup </w:t>
+      </w:r>
+      <w:r>
+        <w:rPr>
+          <w:rFonts w:ascii="微软雅黑" w:hAnsi="微软雅黑" w:eastAsia="微软雅黑"/>
+          <w:b/>
+          <w:sz w:val="21"/>
+        </w:rPr>
+        <w:t>+4.283 ns</w:t>
+      </w:r>
+      <w:r>
+        <w:rPr>
+          <w:rFonts w:ascii="微软雅黑" w:hAnsi="微软雅黑" w:eastAsia="微软雅黑"/>
+          <w:b w:val="0"/>
+          <w:sz w:val="21"/>
+        </w:rPr>
+        <w:t xml:space="preserve">、Hold </w:t>
+      </w:r>
+      <w:r>
+        <w:rPr>
+          <w:rFonts w:ascii="微软雅黑" w:hAnsi="微软雅黑" w:eastAsia="微软雅黑"/>
+          <w:b/>
+          <w:sz w:val="21"/>
+        </w:rPr>
+        <w:t>+0.121 ns</w:t>
+      </w:r>
+      <w:r>
+        <w:rPr>
+          <w:rFonts w:ascii="微软雅黑" w:hAnsi="微软雅黑" w:eastAsia="微软雅黑"/>
+          <w:b w:val="0"/>
+          <w:sz w:val="21"/>
+        </w:rPr>
+        <w:t>；</w:t>
+      </w:r>
+      <w:r>
+        <w:rPr>
+          <w:rFonts w:ascii="微软雅黑" w:hAnsi="微软雅黑" w:eastAsia="微软雅黑"/>
+          <w:b/>
+          <w:sz w:val="21"/>
+        </w:rPr>
+        <w:t>帧缓存读回通过</w:t>
+      </w:r>
+      <w:r>
+        <w:rPr>
+          <w:rFonts w:ascii="微软雅黑" w:hAnsi="微软雅黑" w:eastAsia="微软雅黑"/>
+          <w:b w:val="0"/>
+          <w:sz w:val="21"/>
+        </w:rPr>
+        <w:t xml:space="preserve">（DISPLAY_BOARD_OK；画面待目视）。 若镜像本身有 LCD fbdev，同一 </w:t>
+      </w:r>
+      <w:r>
+        <w:rPr>
+          <w:rFonts w:ascii="Consolas" w:hAnsi="Consolas" w:eastAsia="Consolas"/>
+          <w:sz w:val="20"/>
+        </w:rPr>
+        <w:t>status_display.py</w:t>
+      </w:r>
+      <w:r>
+        <w:rPr>
+          <w:rFonts w:ascii="微软雅黑" w:hAnsi="微软雅黑" w:eastAsia="微软雅黑"/>
+          <w:b w:val="0"/>
+          <w:sz w:val="21"/>
+        </w:rPr>
+        <w:t xml:space="preserve"> 也可直接写 </w:t>
+      </w:r>
+      <w:r>
+        <w:rPr>
+          <w:rFonts w:ascii="Consolas" w:hAnsi="Consolas" w:eastAsia="Consolas"/>
+          <w:sz w:val="20"/>
+        </w:rPr>
+        <w:t>/dev/fbX</w:t>
+      </w:r>
+      <w:r>
+        <w:rPr>
+          <w:rFonts w:ascii="微软雅黑" w:hAnsi="微软雅黑" w:eastAsia="微软雅黑"/>
+          <w:b w:val="0"/>
+          <w:sz w:val="21"/>
+        </w:rPr>
+        <w:t xml:space="preserve"> 作为回退。</w:t>
+      </w:r>
+    </w:p>
+    <w:p>
+      <w:pPr>
+        <w:spacing w:after="120"/>
+        <w:ind w:firstLine="0"/>
+      </w:pPr>
+      <w:r>
+        <w:rPr>
+          <w:rFonts w:ascii="微软雅黑" w:hAnsi="微软雅黑" w:eastAsia="微软雅黑"/>
+          <w:b/>
+          <w:sz w:val="21"/>
+        </w:rPr>
+        <w:t>合并显示（D023）</w:t>
+      </w:r>
+      <w:r>
+        <w:rPr>
+          <w:rFonts w:ascii="微软雅黑" w:hAnsi="微软雅黑" w:eastAsia="微软雅黑"/>
+          <w:b w:val="0"/>
+          <w:sz w:val="21"/>
+        </w:rPr>
+        <w:t>：</w:t>
+      </w:r>
+      <w:r>
+        <w:rPr>
+          <w:rFonts w:ascii="Consolas" w:hAnsi="Consolas" w:eastAsia="Consolas"/>
+          <w:sz w:val="20"/>
+        </w:rPr>
+        <w:t>display_both.bit</w:t>
+      </w:r>
+      <w:r>
+        <w:rPr>
+          <w:rFonts w:ascii="微软雅黑" w:hAnsi="微软雅黑" w:eastAsia="微软雅黑"/>
+          <w:b w:val="0"/>
+          <w:sz w:val="21"/>
+        </w:rPr>
+        <w:t xml:space="preserve"> 内含两块独立 1bpp BRAM 与两个单端口 AXI BRAM Controller（HDMI </w:t>
+      </w:r>
+      <w:r>
+        <w:rPr>
+          <w:rFonts w:ascii="Consolas" w:hAnsi="Consolas" w:eastAsia="Consolas"/>
+          <w:sz w:val="20"/>
+        </w:rPr>
+        <w:t>0x40000000</w:t>
+      </w:r>
+      <w:r>
+        <w:rPr>
+          <w:rFonts w:ascii="微软雅黑" w:hAnsi="微软雅黑" w:eastAsia="微软雅黑"/>
+          <w:b w:val="0"/>
+          <w:sz w:val="21"/>
+        </w:rPr>
+        <w:t xml:space="preserve">、LCD </w:t>
+      </w:r>
+      <w:r>
+        <w:rPr>
+          <w:rFonts w:ascii="Consolas" w:hAnsi="Consolas" w:eastAsia="Consolas"/>
+          <w:sz w:val="20"/>
+        </w:rPr>
+        <w:t>0x40020000</w:t>
+      </w:r>
+      <w:r>
+        <w:rPr>
+          <w:rFonts w:ascii="微软雅黑" w:hAnsi="微软雅黑" w:eastAsia="微软雅黑"/>
+          <w:b w:val="0"/>
+          <w:sz w:val="21"/>
+        </w:rPr>
+        <w:t>），一次加载即可同时刷新 两块屏；</w:t>
+      </w:r>
+      <w:r>
+        <w:rPr>
+          <w:rFonts w:ascii="Consolas" w:hAnsi="Consolas" w:eastAsia="Consolas"/>
+          <w:sz w:val="20"/>
+        </w:rPr>
+        <w:t>status_display.py --display-bit display_both.bit --also-lcd-base 0x40020000</w:t>
+      </w:r>
+      <w:r>
+        <w:rPr>
+          <w:rFonts w:ascii="微软雅黑" w:hAnsi="微软雅黑" w:eastAsia="微软雅黑"/>
+          <w:b w:val="0"/>
+          <w:sz w:val="21"/>
+        </w:rPr>
+        <w:t xml:space="preserve"> 一次写双屏。上板 </w:t>
+      </w:r>
+      <w:r>
+        <w:rPr>
+          <w:rFonts w:ascii="Consolas" w:hAnsi="Consolas" w:eastAsia="Consolas"/>
+          <w:sz w:val="20"/>
+        </w:rPr>
+        <w:t>DISPLAY_BOTH_BOARD_OK</w:t>
+      </w:r>
+      <w:r>
+        <w:rPr>
+          <w:rFonts w:ascii="微软雅黑" w:hAnsi="微软雅黑" w:eastAsia="微软雅黑"/>
+          <w:b w:val="0"/>
+          <w:sz w:val="21"/>
+        </w:rPr>
+        <w:t>，48 个 BRAM、Setup +3.874 ns；画面待目视。</w:t>
+      </w:r>
+    </w:p>
+    <w:p>
+      <w:pPr>
+        <w:spacing w:after="120"/>
+        <w:ind w:firstLine="0"/>
+      </w:pPr>
+      <w:r>
+        <w:rPr>
+          <w:rFonts w:ascii="微软雅黑" w:hAnsi="微软雅黑" w:eastAsia="微软雅黑"/>
+          <w:b/>
+          <w:sz w:val="21"/>
+        </w:rPr>
+        <w:t>跟踪 + 双屏合并（D024）</w:t>
+      </w:r>
+      <w:r>
+        <w:rPr>
+          <w:rFonts w:ascii="微软雅黑" w:hAnsi="微软雅黑" w:eastAsia="微软雅黑"/>
+          <w:b w:val="0"/>
+          <w:sz w:val="21"/>
+        </w:rPr>
+        <w:t>：</w:t>
+      </w:r>
+      <w:r>
+        <w:rPr>
+          <w:rFonts w:ascii="Consolas" w:hAnsi="Consolas" w:eastAsia="Consolas"/>
+          <w:sz w:val="20"/>
+        </w:rPr>
+        <w:t>track_display.bit</w:t>
+      </w:r>
+      <w:r>
+        <w:rPr>
+          <w:rFonts w:ascii="微软雅黑" w:hAnsi="微软雅黑" w:eastAsia="微软雅黑"/>
+          <w:b w:val="0"/>
+          <w:sz w:val="21"/>
+        </w:rPr>
+        <w:t xml:space="preserve"> 在同一 overlay 里放 </w:t>
+      </w:r>
+      <w:r>
+        <w:rPr>
+          <w:rFonts w:ascii="Consolas" w:hAnsi="Consolas" w:eastAsia="Consolas"/>
+          <w:sz w:val="20"/>
+        </w:rPr>
+        <w:t>track_preproc</w:t>
+      </w:r>
+      <w:r>
+        <w:rPr>
+          <w:rFonts w:ascii="微软雅黑" w:hAnsi="微软雅黑" w:eastAsia="微软雅黑"/>
+          <w:b w:val="0"/>
+          <w:sz w:val="21"/>
+        </w:rPr>
+        <w:t>（HP0–HP3）+ HDMI/LCD 双 BRAM（</w:t>
+      </w:r>
+      <w:r>
+        <w:rPr>
+          <w:rFonts w:ascii="Consolas" w:hAnsi="Consolas" w:eastAsia="Consolas"/>
+          <w:sz w:val="20"/>
+        </w:rPr>
+        <w:t>0x40020000</w:t>
+      </w:r>
+      <w:r>
+        <w:rPr>
+          <w:rFonts w:ascii="微软雅黑" w:hAnsi="微软雅黑" w:eastAsia="微软雅黑"/>
+          <w:b w:val="0"/>
+          <w:sz w:val="21"/>
+        </w:rPr>
+        <w:t>/</w:t>
+      </w:r>
+      <w:r>
+        <w:rPr>
+          <w:rFonts w:ascii="Consolas" w:hAnsi="Consolas" w:eastAsia="Consolas"/>
+          <w:sz w:val="20"/>
+        </w:rPr>
+        <w:t>0x40040000</w:t>
+      </w:r>
+      <w:r>
+        <w:rPr>
+          <w:rFonts w:ascii="微软雅黑" w:hAnsi="微软雅黑" w:eastAsia="微软雅黑"/>
+          <w:b w:val="0"/>
+          <w:sz w:val="21"/>
+        </w:rPr>
+        <w:t xml:space="preserve">）， 板上可以一边跑 </w:t>
+      </w:r>
+      <w:r>
+        <w:rPr>
+          <w:rFonts w:ascii="Consolas" w:hAnsi="Consolas" w:eastAsia="Consolas"/>
+          <w:sz w:val="20"/>
+        </w:rPr>
+        <w:t>--pl-track</w:t>
+      </w:r>
+      <w:r>
+        <w:rPr>
+          <w:rFonts w:ascii="微软雅黑" w:hAnsi="微软雅黑" w:eastAsia="微软雅黑"/>
+          <w:b w:val="0"/>
+          <w:sz w:val="21"/>
+        </w:rPr>
+        <w:t xml:space="preserve"> 一边刷双屏，不需要换 overlay。资源 LUT </w:t>
+      </w:r>
+      <w:r>
+        <w:rPr>
+          <w:rFonts w:ascii="微软雅黑" w:hAnsi="微软雅黑" w:eastAsia="微软雅黑"/>
+          <w:b/>
+          <w:sz w:val="21"/>
+        </w:rPr>
+        <w:t>7,984</w:t>
+      </w:r>
+      <w:r>
+        <w:rPr>
+          <w:rFonts w:ascii="微软雅黑" w:hAnsi="微软雅黑" w:eastAsia="微软雅黑"/>
+          <w:b w:val="0"/>
+          <w:sz w:val="21"/>
+        </w:rPr>
+        <w:t xml:space="preserve"> / FF </w:t>
+      </w:r>
+      <w:r>
+        <w:rPr>
+          <w:rFonts w:ascii="微软雅黑" w:hAnsi="微软雅黑" w:eastAsia="微软雅黑"/>
+          <w:b/>
+          <w:sz w:val="21"/>
+        </w:rPr>
+        <w:t>8,835</w:t>
+      </w:r>
+      <w:r>
+        <w:rPr>
+          <w:rFonts w:ascii="微软雅黑" w:hAnsi="微软雅黑" w:eastAsia="微软雅黑"/>
+          <w:b w:val="0"/>
+          <w:sz w:val="21"/>
+        </w:rPr>
+        <w:t xml:space="preserve"> / BRAM </w:t>
+      </w:r>
+      <w:r>
+        <w:rPr>
+          <w:rFonts w:ascii="微软雅黑" w:hAnsi="微软雅黑" w:eastAsia="微软雅黑"/>
+          <w:b/>
+          <w:sz w:val="21"/>
+        </w:rPr>
+        <w:t>51</w:t>
+      </w:r>
+      <w:r>
+        <w:rPr>
+          <w:rFonts w:ascii="微软雅黑" w:hAnsi="微软雅黑" w:eastAsia="微软雅黑"/>
+          <w:b w:val="0"/>
+          <w:sz w:val="21"/>
+        </w:rPr>
+        <w:t xml:space="preserve">；Setup </w:t>
+      </w:r>
+      <w:r>
+        <w:rPr>
+          <w:rFonts w:ascii="微软雅黑" w:hAnsi="微软雅黑" w:eastAsia="微软雅黑"/>
+          <w:b/>
+          <w:sz w:val="21"/>
+        </w:rPr>
+        <w:t>+2.918 ns</w:t>
+      </w:r>
+      <w:r>
+        <w:rPr>
+          <w:rFonts w:ascii="微软雅黑" w:hAnsi="微软雅黑" w:eastAsia="微软雅黑"/>
+          <w:b w:val="0"/>
+          <w:sz w:val="21"/>
+        </w:rPr>
+        <w:t xml:space="preserve">。上板 </w:t>
+      </w:r>
+      <w:r>
+        <w:rPr>
+          <w:rFonts w:ascii="Consolas" w:hAnsi="Consolas" w:eastAsia="Consolas"/>
+          <w:sz w:val="20"/>
+        </w:rPr>
+        <w:t>TRACK_PREPROC_BOARD_OK</w:t>
+      </w:r>
+      <w:r>
+        <w:rPr>
+          <w:rFonts w:ascii="微软雅黑" w:hAnsi="微软雅黑" w:eastAsia="微软雅黑"/>
+          <w:b w:val="0"/>
+          <w:sz w:val="21"/>
+        </w:rPr>
+        <w:t xml:space="preserve"> + </w:t>
+      </w:r>
+      <w:r>
+        <w:rPr>
+          <w:rFonts w:ascii="Consolas" w:hAnsi="Consolas" w:eastAsia="Consolas"/>
+          <w:sz w:val="20"/>
+        </w:rPr>
+        <w:t>TRACK_DISPLAY_BOARD_OK</w:t>
+      </w:r>
+      <w:r>
+        <w:rPr>
+          <w:rFonts w:ascii="微软雅黑" w:hAnsi="微软雅黑" w:eastAsia="微软雅黑"/>
+          <w:b w:val="0"/>
+          <w:sz w:val="21"/>
+        </w:rPr>
+        <w:t xml:space="preserve">，20 帧管线 </w:t>
+      </w:r>
+      <w:r>
+        <w:rPr>
+          <w:rFonts w:ascii="Consolas" w:hAnsi="Consolas" w:eastAsia="Consolas"/>
+          <w:sz w:val="20"/>
+        </w:rPr>
+        <w:t>PIPELINE_OK</w:t>
+      </w:r>
+      <w:r>
+        <w:rPr>
+          <w:rFonts w:ascii="微软雅黑" w:hAnsi="微软雅黑" w:eastAsia="微软雅黑"/>
+          <w:b w:val="0"/>
+          <w:sz w:val="21"/>
+        </w:rPr>
+        <w:t>； 双屏画面待目视。</w:t>
+      </w:r>
+    </w:p>
+    <w:p>
+      <w:pPr>
+        <w:jc w:val="center"/>
+      </w:pPr>
+      <w:r>
+        <w:drawing>
+          <wp:inline xmlns:a="http://schemas.openxmlformats.org/drawingml/2006/main" xmlns:pic="http://schemas.openxmlformats.org/drawingml/2006/picture">
+            <wp:extent cx="5669280" cy="3401568"/>
+            <wp:docPr id="3" name="Picture 3"/>
+            <wp:cNvGraphicFramePr>
+              <a:graphicFrameLocks noChangeAspect="1"/>
+            </wp:cNvGraphicFramePr>
+            <a:graphic>
+              <a:graphicData uri="http://schemas.openxmlformats.org/drawingml/2006/picture">
+                <pic:pic>
+                  <pic:nvPicPr>
+                    <pic:cNvPr id="0" name="status_panel_lcd.png"/>
+                    <pic:cNvPicPr/>
+                  </pic:nvPicPr>
+                  <pic:blipFill>
+                    <a:blip r:embed="rId11"/>
+                    <a:stretch>
+                      <a:fillRect/>
+                    </a:stretch>
+                  </pic:blipFill>
+                  <pic:spPr>
+                    <a:xfrm>
+                      <a:off x="0" y="0"/>
+                      <a:ext cx="5669280" cy="3401568"/>
+                    </a:xfrm>
+                    <a:prstGeom prst="rect"/>
+                  </pic:spPr>
+                </pic:pic>
+              </a:graphicData>
+            </a:graphic>
+          </wp:inline>
+        </w:drawing>
+      </w:r>
+    </w:p>
+    <w:p>
+      <w:pPr>
+        <w:jc w:val="center"/>
+      </w:pPr>
+      <w:r>
+        <w:rPr>
+          <w:rFonts w:ascii="微软雅黑" w:hAnsi="微软雅黑" w:eastAsia="微软雅黑"/>
+          <w:color w:val="556577"/>
+          <w:sz w:val="18"/>
+        </w:rPr>
+        <w:t>LCD 状态面板示意图</w:t>
+      </w:r>
+    </w:p>
+    <w:p>
+      <w:pPr>
+        <w:ind w:left="360"/>
+      </w:pPr>
+      <w:r>
+        <w:rPr>
+          <w:rFonts w:ascii="微软雅黑" w:hAnsi="微软雅黑" w:eastAsia="微软雅黑"/>
+          <w:b w:val="0"/>
+          <w:i/>
+          <w:color w:val="556577"/>
+          <w:sz w:val="19"/>
+        </w:rPr>
+        <w:t xml:space="preserve">图 4：LCD 800×480 状态面板（合成样本；由 </w:t>
+      </w:r>
+      <w:r>
+        <w:rPr>
+          <w:rFonts w:ascii="Consolas" w:hAnsi="Consolas" w:eastAsia="Consolas"/>
+          <w:i/>
+          <w:color w:val="556577"/>
+          <w:sz w:val="18"/>
+        </w:rPr>
+        <w:t>tools/status_display.py</w:t>
+      </w:r>
+      <w:r>
+        <w:rPr>
+          <w:rFonts w:ascii="微软雅黑" w:hAnsi="微软雅黑" w:eastAsia="微软雅黑"/>
+          <w:b w:val="0"/>
+          <w:i/>
+          <w:color w:val="556577"/>
+          <w:sz w:val="19"/>
+        </w:rPr>
+        <w:t xml:space="preserve"> 渲染）。</w:t>
+      </w:r>
+    </w:p>
+    <w:p>
+      <w:pPr>
+        <w:jc w:val="center"/>
+      </w:pPr>
+      <w:r>
+        <w:drawing>
+          <wp:inline xmlns:a="http://schemas.openxmlformats.org/drawingml/2006/main" xmlns:pic="http://schemas.openxmlformats.org/drawingml/2006/picture">
+            <wp:extent cx="5669280" cy="3188970"/>
+            <wp:docPr id="4" name="Picture 4"/>
+            <wp:cNvGraphicFramePr>
+              <a:graphicFrameLocks noChangeAspect="1"/>
+            </wp:cNvGraphicFramePr>
+            <a:graphic>
+              <a:graphicData uri="http://schemas.openxmlformats.org/drawingml/2006/picture">
+                <pic:pic>
+                  <pic:nvPicPr>
+                    <pic:cNvPr id="0" name="status_panel_hdmi.png"/>
+                    <pic:cNvPicPr/>
+                  </pic:nvPicPr>
+                  <pic:blipFill>
+                    <a:blip r:embed="rId12"/>
+                    <a:stretch>
+                      <a:fillRect/>
+                    </a:stretch>
+                  </pic:blipFill>
+                  <pic:spPr>
+                    <a:xfrm>
+                      <a:off x="0" y="0"/>
+                      <a:ext cx="5669280" cy="3188970"/>
+                    </a:xfrm>
+                    <a:prstGeom prst="rect"/>
+                  </pic:spPr>
+                </pic:pic>
+              </a:graphicData>
+            </a:graphic>
+          </wp:inline>
+        </w:drawing>
+      </w:r>
+    </w:p>
+    <w:p>
+      <w:pPr>
+        <w:jc w:val="center"/>
+      </w:pPr>
+      <w:r>
+        <w:rPr>
+          <w:rFonts w:ascii="微软雅黑" w:hAnsi="微软雅黑" w:eastAsia="微软雅黑"/>
+          <w:color w:val="556577"/>
+          <w:sz w:val="18"/>
+        </w:rPr>
+        <w:t>HDMI 状态面板示意图</w:t>
+      </w:r>
+    </w:p>
+    <w:p>
+      <w:pPr>
+        <w:ind w:left="360"/>
+      </w:pPr>
+      <w:r>
+        <w:rPr>
+          <w:rFonts w:ascii="微软雅黑" w:hAnsi="微软雅黑" w:eastAsia="微软雅黑"/>
+          <w:b w:val="0"/>
+          <w:i/>
+          <w:color w:val="556577"/>
+          <w:sz w:val="19"/>
+        </w:rPr>
+        <w:t>图 5：HDMI 1280×720 状态面板（同一渲染器，合成样本）。</w:t>
+      </w:r>
+    </w:p>
+    <w:p>
+      <w:pPr>
+        <w:jc w:val="center"/>
+      </w:pPr>
+      <w:r>
+        <w:drawing>
+          <wp:inline xmlns:a="http://schemas.openxmlformats.org/drawingml/2006/main" xmlns:pic="http://schemas.openxmlformats.org/drawingml/2006/picture">
+            <wp:extent cx="5669280" cy="3779520"/>
+            <wp:docPr id="5" name="Picture 5"/>
+            <wp:cNvGraphicFramePr>
+              <a:graphicFrameLocks noChangeAspect="1"/>
+            </wp:cNvGraphicFramePr>
+            <a:graphic>
+              <a:graphicData uri="http://schemas.openxmlformats.org/drawingml/2006/picture">
+                <pic:pic>
+                  <pic:nvPicPr>
+                    <pic:cNvPr id="0" name="pc_pitch.png"/>
+                    <pic:cNvPicPr/>
+                  </pic:nvPicPr>
+                  <pic:blipFill>
+                    <a:blip r:embed="rId13"/>
+                    <a:stretch>
+                      <a:fillRect/>
+                    </a:stretch>
+                  </pic:blipFill>
+                  <pic:spPr>
+                    <a:xfrm>
+                      <a:off x="0" y="0"/>
+                      <a:ext cx="5669280" cy="3779520"/>
+                    </a:xfrm>
+                    <a:prstGeom prst="rect"/>
+                  </pic:spPr>
+                </pic:pic>
+              </a:graphicData>
+            </a:graphic>
+          </wp:inline>
+        </w:drawing>
+      </w:r>
+    </w:p>
+    <w:p>
+      <w:pPr>
+        <w:jc w:val="center"/>
+      </w:pPr>
+      <w:r>
+        <w:rPr>
+          <w:rFonts w:ascii="微软雅黑" w:hAnsi="微软雅黑" w:eastAsia="微软雅黑"/>
+          <w:color w:val="556577"/>
+          <w:sz w:val="18"/>
+        </w:rPr>
+        <w:t>PC 端球场视图示意图</w:t>
+      </w:r>
+    </w:p>
+    <w:p>
+      <w:pPr>
+        <w:ind w:left="360"/>
+      </w:pPr>
+      <w:r>
+        <w:rPr>
+          <w:rFonts w:ascii="微软雅黑" w:hAnsi="微软雅黑" w:eastAsia="微软雅黑"/>
+          <w:b w:val="0"/>
+          <w:i/>
+          <w:color w:val="556577"/>
+          <w:sz w:val="19"/>
+        </w:rPr>
+        <w:t xml:space="preserve">图 6：PC 端 105×68 球场视图（合成样本；由 </w:t>
+      </w:r>
+      <w:r>
+        <w:rPr>
+          <w:rFonts w:ascii="Consolas" w:hAnsi="Consolas" w:eastAsia="Consolas"/>
+          <w:i/>
+          <w:color w:val="556577"/>
+          <w:sz w:val="18"/>
+        </w:rPr>
+        <w:t>tools/pc_dashboard.py</w:t>
+      </w:r>
+      <w:r>
+        <w:rPr>
+          <w:rFonts w:ascii="微软雅黑" w:hAnsi="微软雅黑" w:eastAsia="微软雅黑"/>
+          <w:b w:val="0"/>
+          <w:i/>
+          <w:color w:val="556577"/>
+          <w:sz w:val="19"/>
+        </w:rPr>
+        <w:t xml:space="preserve"> 渲染）。</w:t>
+      </w:r>
+    </w:p>
+    <w:p>
+      <w:pPr>
         <w:pStyle w:val="Heading1"/>
       </w:pPr>
       <w:r>
@@ -3644,7 +5074,22 @@
                 <w:b w:val="0"/>
                 <w:sz w:val="18"/>
               </w:rPr>
-              <w:t>纯像素流、无分支、II=1；PL 18.8 ms/帧，IP LUT 3,812</w:t>
+              <w:t>纯像素流、无分支、II=1；PL 18.8 ms/帧，IP LUT 3,812；</w:t>
+            </w:r>
+            <w:r>
+              <w:rPr>
+                <w:rFonts w:ascii="Consolas" w:hAnsi="Consolas" w:eastAsia="Consolas"/>
+                <w:sz w:val="17"/>
+              </w:rPr>
+              <w:t>track_preproc</w:t>
+            </w:r>
+            <w:r>
+              <w:rPr>
+                <w:rFonts w:ascii="微软雅黑" w:hAnsi="微软雅黑" w:eastAsia="微软雅黑"/>
+                <w:b w:val="0"/>
+                <w:sz w:val="18"/>
+              </w:rPr>
+              <w:t xml:space="preserve"> 另行出运动/白块掩码（D019）</w:t>
             </w:r>
           </w:p>
         </w:tc>
@@ -3746,6 +5191,14 @@
           </w:tcPr>
           <w:p>
             <w:r/>
+            <w:r>
+              <w:rPr>
+                <w:rFonts w:ascii="微软雅黑" w:hAnsi="微软雅黑" w:eastAsia="微软雅黑"/>
+                <w:b w:val="0"/>
+                <w:sz w:val="18"/>
+              </w:rPr>
+              <w:t>运动掩码</w:t>
+            </w:r>
           </w:p>
         </w:tc>
         <w:tc>
@@ -3760,7 +5213,7 @@
                 <w:b w:val="0"/>
                 <w:sz w:val="18"/>
               </w:rPr>
-              <w:t>帧间关联、ID 管理、异常分支，无固定数据并行</w:t>
+              <w:t>PS 做帧间关联/ID/异常分支；PL 出运动掩码，PS 可门控无运动新轨迹（D019）</w:t>
             </w:r>
           </w:p>
         </w:tc>
@@ -3804,6 +5257,14 @@
           </w:tcPr>
           <w:p>
             <w:r/>
+            <w:r>
+              <w:rPr>
+                <w:rFonts w:ascii="微软雅黑" w:hAnsi="微软雅黑" w:eastAsia="微软雅黑"/>
+                <w:b w:val="0"/>
+                <w:sz w:val="18"/>
+              </w:rPr>
+              <w:t>白块掩码</w:t>
+            </w:r>
           </w:p>
         </w:tc>
         <w:tc>
@@ -3818,7 +5279,7 @@
                 <w:b w:val="0"/>
                 <w:sz w:val="18"/>
               </w:rPr>
-              <w:t>每帧候选少、ROI 尺寸变化；C 分类器 8 ms/候选</w:t>
+              <w:t>PL 出白块掩码；PS 做连通域/分类/轨迹（8 ms/候选）</w:t>
             </w:r>
           </w:p>
         </w:tc>
@@ -3894,7 +5355,7 @@
                 <w:b w:val="0"/>
                 <w:sz w:val="18"/>
               </w:rPr>
-              <w:t>结果输出（以太网 + SD）</w:t>
+              <w:t>结果输出（以太网/SD/显示）</w:t>
             </w:r>
           </w:p>
         </w:tc>
@@ -3934,7 +5395,7 @@
                 <w:b w:val="0"/>
                 <w:sz w:val="18"/>
               </w:rPr>
-              <w:t>复用 Linux 网络栈/文件系统；PL 不参与（D014）</w:t>
+              <w:t>复用 Linux 网络栈/文件系统/fbdev；PL 不参与（D014/D018）</w:t>
             </w:r>
           </w:p>
         </w:tc>
@@ -4728,6 +6189,117 @@
       </w:pPr>
       <w:r>
         <w:rPr>
+          <w:rFonts w:ascii="Consolas" w:hAnsi="Consolas" w:eastAsia="Consolas"/>
+          <w:sz w:val="20"/>
+        </w:rPr>
+        <w:t>track_preproc</w:t>
+      </w:r>
+      <w:r>
+        <w:rPr>
+          <w:rFonts w:ascii="微软雅黑" w:hAnsi="微软雅黑" w:eastAsia="微软雅黑"/>
+          <w:b w:val="0"/>
+          <w:sz w:val="21"/>
+        </w:rPr>
+        <w:t>（D019）的 4 个数据口：</w:t>
+      </w:r>
+      <w:r>
+        <w:rPr>
+          <w:rFonts w:ascii="Consolas" w:hAnsi="Consolas" w:eastAsia="Consolas"/>
+          <w:sz w:val="20"/>
+        </w:rPr>
+        <w:t>gmem_in</w:t>
+      </w:r>
+      <w:r>
+        <w:rPr>
+          <w:rFonts w:ascii="微软雅黑" w:hAnsi="微软雅黑" w:eastAsia="微软雅黑"/>
+          <w:b w:val="0"/>
+          <w:sz w:val="21"/>
+        </w:rPr>
+        <w:t>→HP0、</w:t>
+      </w:r>
+      <w:r>
+        <w:rPr>
+          <w:rFonts w:ascii="Consolas" w:hAnsi="Consolas" w:eastAsia="Consolas"/>
+          <w:sz w:val="20"/>
+        </w:rPr>
+        <w:t>gmem_rgb</w:t>
+      </w:r>
+      <w:r>
+        <w:rPr>
+          <w:rFonts w:ascii="微软雅黑" w:hAnsi="微软雅黑" w:eastAsia="微软雅黑"/>
+          <w:b w:val="0"/>
+          <w:sz w:val="21"/>
+        </w:rPr>
+        <w:t>→HP1、</w:t>
+      </w:r>
+      <w:r>
+        <w:rPr>
+          <w:rFonts w:ascii="Consolas" w:hAnsi="Consolas" w:eastAsia="Consolas"/>
+          <w:sz w:val="20"/>
+        </w:rPr>
+        <w:t>gmem_prev</w:t>
+      </w:r>
+      <w:r>
+        <w:rPr>
+          <w:rFonts w:ascii="微软雅黑" w:hAnsi="微软雅黑" w:eastAsia="微软雅黑"/>
+          <w:b w:val="0"/>
+          <w:sz w:val="21"/>
+        </w:rPr>
+        <w:t xml:space="preserve">→HP2、 </w:t>
+      </w:r>
+      <w:r>
+        <w:rPr>
+          <w:rFonts w:ascii="Consolas" w:hAnsi="Consolas" w:eastAsia="Consolas"/>
+          <w:sz w:val="20"/>
+        </w:rPr>
+        <w:t>gmem_mask</w:t>
+      </w:r>
+      <w:r>
+        <w:rPr>
+          <w:rFonts w:ascii="微软雅黑" w:hAnsi="微软雅黑" w:eastAsia="微软雅黑"/>
+          <w:b w:val="0"/>
+          <w:sz w:val="21"/>
+        </w:rPr>
+        <w:t>→HP3；</w:t>
+      </w:r>
+      <w:r>
+        <w:rPr>
+          <w:rFonts w:ascii="Consolas" w:hAnsi="Consolas" w:eastAsia="Consolas"/>
+          <w:sz w:val="20"/>
+        </w:rPr>
+        <w:t>s_axi_control</w:t>
+      </w:r>
+      <w:r>
+        <w:rPr>
+          <w:rFonts w:ascii="微软雅黑" w:hAnsi="微软雅黑" w:eastAsia="微软雅黑"/>
+          <w:b w:val="0"/>
+          <w:sz w:val="21"/>
+        </w:rPr>
+        <w:t xml:space="preserve"> 复用同一套 </w:t>
+      </w:r>
+      <w:r>
+        <w:rPr>
+          <w:rFonts w:ascii="Consolas" w:hAnsi="Consolas" w:eastAsia="Consolas"/>
+          <w:sz w:val="20"/>
+        </w:rPr>
+        <w:t>W_IN/H_IN</w:t>
+      </w:r>
+      <w:r>
+        <w:rPr>
+          <w:rFonts w:ascii="微软雅黑" w:hAnsi="微软雅黑" w:eastAsia="微软雅黑"/>
+          <w:b w:val="0"/>
+          <w:sz w:val="21"/>
+        </w:rPr>
+        <w:t xml:space="preserve"> + 阈值寄存器。</w:t>
+      </w:r>
+    </w:p>
+    <w:p>
+      <w:pPr>
+        <w:spacing w:after="120"/>
+        <w:ind w:firstLine="0"/>
+      </w:pPr>
+      <w:r>
+        <w:rPr>
           <w:rFonts w:ascii="微软雅黑" w:hAnsi="微软雅黑" w:eastAsia="微软雅黑"/>
           <w:b w:val="0"/>
           <w:sz w:val="21"/>
@@ -6595,7 +8167,7 @@
         <w:drawing>
           <wp:inline xmlns:a="http://schemas.openxmlformats.org/drawingml/2006/main" xmlns:pic="http://schemas.openxmlformats.org/drawingml/2006/picture">
             <wp:extent cx="5669280" cy="3948180"/>
-            <wp:docPr id="3" name="Picture 3"/>
+            <wp:docPr id="6" name="Picture 6"/>
             <wp:cNvGraphicFramePr>
               <a:graphicFrameLocks noChangeAspect="1"/>
             </wp:cNvGraphicFramePr>
@@ -6607,7 +8179,7 @@
                     <pic:cNvPicPr/>
                   </pic:nvPicPr>
                   <pic:blipFill>
-                    <a:blip r:embed="rId11"/>
+                    <a:blip r:embed="rId14"/>
                     <a:stretch>
                       <a:fillRect/>
                     </a:stretch>
@@ -8056,6 +9628,1142 @@
     <w:p/>
     <w:p>
       <w:pPr>
+        <w:pStyle w:val="Heading2"/>
+      </w:pPr>
+      <w:r>
+        <w:rPr>
+          <w:rFonts w:ascii="微软雅黑" w:hAnsi="微软雅黑" w:eastAsia="微软雅黑"/>
+          <w:b/>
+          <w:sz w:val="25"/>
+        </w:rPr>
+        <w:t>4.7 扩展功能验证（D018/D019）</w:t>
+      </w:r>
+    </w:p>
+    <w:tbl>
+      <w:tblPr>
+        <w:tblStyle w:val="TableGrid"/>
+        <w:tblW w:type="auto" w:w="0"/>
+        <w:jc w:val="center"/>
+        <w:tblLook w:firstColumn="1" w:firstRow="1" w:lastColumn="0" w:lastRow="0" w:noHBand="0" w:noVBand="1" w:val="04A0"/>
+      </w:tblPr>
+      <w:tblGrid>
+        <w:gridCol w:w="2880"/>
+        <w:gridCol w:w="2880"/>
+        <w:gridCol w:w="2880"/>
+      </w:tblGrid>
+      <w:tr>
+        <w:tc>
+          <w:tcPr>
+            <w:tcW w:type="dxa" w:w="2880"/>
+            <w:shd w:val="clear" w:color="auto" w:fill="E8EEF7"/>
+          </w:tcPr>
+          <w:p>
+            <w:r>
+              <w:rPr>
+                <w:b/>
+              </w:rPr>
+            </w:r>
+            <w:r>
+              <w:rPr>
+                <w:rFonts w:ascii="微软雅黑" w:hAnsi="微软雅黑" w:eastAsia="微软雅黑"/>
+                <w:b/>
+                <w:sz w:val="18"/>
+              </w:rPr>
+              <w:t>功能</w:t>
+            </w:r>
+          </w:p>
+        </w:tc>
+        <w:tc>
+          <w:tcPr>
+            <w:tcW w:type="dxa" w:w="2880"/>
+            <w:shd w:val="clear" w:color="auto" w:fill="E8EEF7"/>
+          </w:tcPr>
+          <w:p>
+            <w:r>
+              <w:rPr>
+                <w:b/>
+              </w:rPr>
+            </w:r>
+            <w:r>
+              <w:rPr>
+                <w:rFonts w:ascii="微软雅黑" w:hAnsi="微软雅黑" w:eastAsia="微软雅黑"/>
+                <w:b/>
+                <w:sz w:val="18"/>
+              </w:rPr>
+              <w:t>判据/测试</w:t>
+            </w:r>
+          </w:p>
+        </w:tc>
+        <w:tc>
+          <w:tcPr>
+            <w:tcW w:type="dxa" w:w="2880"/>
+            <w:shd w:val="clear" w:color="auto" w:fill="E8EEF7"/>
+          </w:tcPr>
+          <w:p>
+            <w:r>
+              <w:rPr>
+                <w:b/>
+              </w:rPr>
+            </w:r>
+            <w:r>
+              <w:rPr>
+                <w:rFonts w:ascii="微软雅黑" w:hAnsi="微软雅黑" w:eastAsia="微软雅黑"/>
+                <w:b/>
+                <w:sz w:val="18"/>
+              </w:rPr>
+              <w:t>结果</w:t>
+            </w:r>
+          </w:p>
+        </w:tc>
+      </w:tr>
+      <w:tr>
+        <w:tc>
+          <w:tcPr>
+            <w:tcW w:type="dxa" w:w="2880"/>
+          </w:tcPr>
+          <w:p>
+            <w:r/>
+            <w:r>
+              <w:rPr>
+                <w:rFonts w:ascii="微软雅黑" w:hAnsi="微软雅黑" w:eastAsia="微软雅黑"/>
+                <w:b w:val="0"/>
+                <w:sz w:val="18"/>
+              </w:rPr>
+              <w:t>SD 增量存储</w:t>
+            </w:r>
+          </w:p>
+        </w:tc>
+        <w:tc>
+          <w:tcPr>
+            <w:tcW w:type="dxa" w:w="2880"/>
+          </w:tcPr>
+          <w:p>
+            <w:r/>
+            <w:r>
+              <w:rPr>
+                <w:rFonts w:ascii="Consolas" w:hAnsi="Consolas" w:eastAsia="Consolas"/>
+                <w:sz w:val="17"/>
+              </w:rPr>
+              <w:t>python tools/result_store.py --selftest</w:t>
+            </w:r>
+          </w:p>
+        </w:tc>
+        <w:tc>
+          <w:tcPr>
+            <w:tcW w:type="dxa" w:w="2880"/>
+          </w:tcPr>
+          <w:p>
+            <w:r/>
+            <w:r>
+              <w:rPr>
+                <w:rFonts w:ascii="Consolas" w:hAnsi="Consolas" w:eastAsia="Consolas"/>
+                <w:sz w:val="17"/>
+              </w:rPr>
+              <w:t>RESULT_STORE_SELFTEST OK</w:t>
+            </w:r>
+            <w:r>
+              <w:rPr>
+                <w:rFonts w:ascii="微软雅黑" w:hAnsi="微软雅黑" w:eastAsia="微软雅黑"/>
+                <w:b w:val="0"/>
+                <w:sz w:val="18"/>
+              </w:rPr>
+              <w:t>（6 行、summary 计数正确）</w:t>
+            </w:r>
+          </w:p>
+        </w:tc>
+      </w:tr>
+      <w:tr>
+        <w:tc>
+          <w:tcPr>
+            <w:tcW w:type="dxa" w:w="2880"/>
+          </w:tcPr>
+          <w:p>
+            <w:r/>
+            <w:r>
+              <w:rPr>
+                <w:rFonts w:ascii="微软雅黑" w:hAnsi="微软雅黑" w:eastAsia="微软雅黑"/>
+                <w:b w:val="0"/>
+                <w:sz w:val="18"/>
+              </w:rPr>
+              <w:t>PC Dashboard</w:t>
+            </w:r>
+          </w:p>
+        </w:tc>
+        <w:tc>
+          <w:tcPr>
+            <w:tcW w:type="dxa" w:w="2880"/>
+          </w:tcPr>
+          <w:p>
+            <w:r/>
+            <w:r>
+              <w:rPr>
+                <w:rFonts w:ascii="Consolas" w:hAnsi="Consolas" w:eastAsia="Consolas"/>
+                <w:sz w:val="17"/>
+              </w:rPr>
+              <w:t>python tools/pc_dashboard.py --selftest</w:t>
+            </w:r>
+            <w:r>
+              <w:rPr>
+                <w:rFonts w:ascii="微软雅黑" w:hAnsi="微软雅黑" w:eastAsia="微软雅黑"/>
+                <w:b w:val="0"/>
+                <w:sz w:val="18"/>
+              </w:rPr>
+              <w:t xml:space="preserve"> + 本地回放</w:t>
+            </w:r>
+          </w:p>
+        </w:tc>
+        <w:tc>
+          <w:tcPr>
+            <w:tcW w:type="dxa" w:w="2880"/>
+          </w:tcPr>
+          <w:p>
+            <w:r/>
+            <w:r>
+              <w:rPr>
+                <w:rFonts w:ascii="Consolas" w:hAnsi="Consolas" w:eastAsia="Consolas"/>
+                <w:sz w:val="17"/>
+              </w:rPr>
+              <w:t>PC_DASHBOARD_SELFTEST OK</w:t>
+            </w:r>
+            <w:r>
+              <w:rPr>
+                <w:rFonts w:ascii="微软雅黑" w:hAnsi="微软雅黑" w:eastAsia="微软雅黑"/>
+                <w:b w:val="0"/>
+                <w:sz w:val="18"/>
+              </w:rPr>
+              <w:t xml:space="preserve">；3 帧回放 </w:t>
+            </w:r>
+            <w:r>
+              <w:rPr>
+                <w:rFonts w:ascii="Consolas" w:hAnsi="Consolas" w:eastAsia="Consolas"/>
+                <w:sz w:val="17"/>
+              </w:rPr>
+              <w:t>PC_DASHBOARD_OK frames=3</w:t>
+            </w:r>
+          </w:p>
+        </w:tc>
+      </w:tr>
+      <w:tr>
+        <w:tc>
+          <w:tcPr>
+            <w:tcW w:type="dxa" w:w="2880"/>
+          </w:tcPr>
+          <w:p>
+            <w:r/>
+            <w:r>
+              <w:rPr>
+                <w:rFonts w:ascii="微软雅黑" w:hAnsi="微软雅黑" w:eastAsia="微软雅黑"/>
+                <w:b w:val="0"/>
+                <w:sz w:val="18"/>
+              </w:rPr>
+              <w:t>板→PC 推送</w:t>
+            </w:r>
+          </w:p>
+        </w:tc>
+        <w:tc>
+          <w:tcPr>
+            <w:tcW w:type="dxa" w:w="2880"/>
+          </w:tcPr>
+          <w:p>
+            <w:r/>
+            <w:r>
+              <w:rPr>
+                <w:rFonts w:ascii="微软雅黑" w:hAnsi="微软雅黑" w:eastAsia="微软雅黑"/>
+                <w:b w:val="0"/>
+                <w:sz w:val="18"/>
+              </w:rPr>
+              <w:t>本地 TCP 回环</w:t>
+            </w:r>
+          </w:p>
+        </w:tc>
+        <w:tc>
+          <w:tcPr>
+            <w:tcW w:type="dxa" w:w="2880"/>
+          </w:tcPr>
+          <w:p>
+            <w:r/>
+            <w:r>
+              <w:rPr>
+                <w:rFonts w:ascii="Consolas" w:hAnsi="Consolas" w:eastAsia="Consolas"/>
+                <w:sz w:val="17"/>
+              </w:rPr>
+              <w:t>RESULT_STREAM_OK sent=2</w:t>
+            </w:r>
+            <w:r>
+              <w:rPr>
+                <w:rFonts w:ascii="微软雅黑" w:hAnsi="微软雅黑" w:eastAsia="微软雅黑"/>
+                <w:b w:val="0"/>
+                <w:sz w:val="18"/>
+              </w:rPr>
+              <w:t>；PC 端收到 2 帧</w:t>
+            </w:r>
+          </w:p>
+        </w:tc>
+      </w:tr>
+      <w:tr>
+        <w:tc>
+          <w:tcPr>
+            <w:tcW w:type="dxa" w:w="2880"/>
+          </w:tcPr>
+          <w:p>
+            <w:r/>
+            <w:r>
+              <w:rPr>
+                <w:rFonts w:ascii="微软雅黑" w:hAnsi="微软雅黑" w:eastAsia="微软雅黑"/>
+                <w:b w:val="0"/>
+                <w:sz w:val="18"/>
+              </w:rPr>
+              <w:t>HDMI/LCD 面板（软件）</w:t>
+            </w:r>
+          </w:p>
+        </w:tc>
+        <w:tc>
+          <w:tcPr>
+            <w:tcW w:type="dxa" w:w="2880"/>
+          </w:tcPr>
+          <w:p>
+            <w:r/>
+            <w:r>
+              <w:rPr>
+                <w:rFonts w:ascii="Consolas" w:hAnsi="Consolas" w:eastAsia="Consolas"/>
+                <w:sz w:val="17"/>
+              </w:rPr>
+              <w:t>python tools/status_display.py --selftest</w:t>
+            </w:r>
+          </w:p>
+        </w:tc>
+        <w:tc>
+          <w:tcPr>
+            <w:tcW w:type="dxa" w:w="2880"/>
+          </w:tcPr>
+          <w:p>
+            <w:r/>
+            <w:r>
+              <w:rPr>
+                <w:rFonts w:ascii="Consolas" w:hAnsi="Consolas" w:eastAsia="Consolas"/>
+                <w:sz w:val="17"/>
+              </w:rPr>
+              <w:t>STATUS_DISPLAY_SELFTEST OK</w:t>
+            </w:r>
+            <w:r>
+              <w:rPr>
+                <w:rFonts w:ascii="微软雅黑" w:hAnsi="微软雅黑" w:eastAsia="微软雅黑"/>
+                <w:b w:val="0"/>
+                <w:sz w:val="18"/>
+              </w:rPr>
+              <w:t>，PNG 800×480 生成</w:t>
+            </w:r>
+          </w:p>
+        </w:tc>
+      </w:tr>
+      <w:tr>
+        <w:tc>
+          <w:tcPr>
+            <w:tcW w:type="dxa" w:w="2880"/>
+          </w:tcPr>
+          <w:p>
+            <w:r/>
+            <w:r>
+              <w:rPr>
+                <w:rFonts w:ascii="微软雅黑" w:hAnsi="微软雅黑" w:eastAsia="微软雅黑"/>
+                <w:b w:val="0"/>
+                <w:sz w:val="18"/>
+              </w:rPr>
+              <w:t>HDMI 面板（PL overlay）</w:t>
+            </w:r>
+          </w:p>
+        </w:tc>
+        <w:tc>
+          <w:tcPr>
+            <w:tcW w:type="dxa" w:w="2880"/>
+          </w:tcPr>
+          <w:p>
+            <w:r/>
+            <w:r>
+              <w:rPr>
+                <w:rFonts w:ascii="Consolas" w:hAnsi="Consolas" w:eastAsia="Consolas"/>
+                <w:sz w:val="17"/>
+              </w:rPr>
+              <w:t>bd_hdmi_status.tcl</w:t>
+            </w:r>
+            <w:r>
+              <w:rPr>
+                <w:rFonts w:ascii="微软雅黑" w:hAnsi="微软雅黑" w:eastAsia="微软雅黑"/>
+                <w:b w:val="0"/>
+                <w:sz w:val="18"/>
+              </w:rPr>
+              <w:t xml:space="preserve"> + </w:t>
+            </w:r>
+            <w:r>
+              <w:rPr>
+                <w:rFonts w:ascii="Consolas" w:hAnsi="Consolas" w:eastAsia="Consolas"/>
+                <w:sz w:val="17"/>
+              </w:rPr>
+              <w:t>tools/bram_fb.py --selftest</w:t>
+            </w:r>
+          </w:p>
+        </w:tc>
+        <w:tc>
+          <w:tcPr>
+            <w:tcW w:type="dxa" w:w="2880"/>
+          </w:tcPr>
+          <w:p>
+            <w:r/>
+            <w:r>
+              <w:rPr>
+                <w:rFonts w:ascii="微软雅黑" w:hAnsi="微软雅黑" w:eastAsia="微软雅黑"/>
+                <w:b/>
+                <w:sz w:val="18"/>
+              </w:rPr>
+              <w:t>已出片</w:t>
+            </w:r>
+            <w:r>
+              <w:rPr>
+                <w:rFonts w:ascii="微软雅黑" w:hAnsi="微软雅黑" w:eastAsia="微软雅黑"/>
+                <w:b w:val="0"/>
+                <w:sz w:val="18"/>
+              </w:rPr>
+              <w:t>：Setup +3.938 ns / Hold +0.065 ns；</w:t>
+            </w:r>
+            <w:r>
+              <w:rPr>
+                <w:rFonts w:ascii="Consolas" w:hAnsi="Consolas" w:eastAsia="Consolas"/>
+                <w:sz w:val="17"/>
+              </w:rPr>
+              <w:t>BRAM_FB_SELFTEST OK</w:t>
+            </w:r>
+            <w:r>
+              <w:rPr>
+                <w:rFonts w:ascii="微软雅黑" w:hAnsi="微软雅黑" w:eastAsia="微软雅黑"/>
+                <w:b w:val="0"/>
+                <w:sz w:val="18"/>
+              </w:rPr>
+              <w:t>；</w:t>
+            </w:r>
+            <w:r>
+              <w:rPr>
+                <w:rFonts w:ascii="微软雅黑" w:hAnsi="微软雅黑" w:eastAsia="微软雅黑"/>
+                <w:b/>
+                <w:sz w:val="18"/>
+              </w:rPr>
+              <w:t>读回通过</w:t>
+            </w:r>
+            <w:r>
+              <w:rPr>
+                <w:rFonts w:ascii="微软雅黑" w:hAnsi="微软雅黑" w:eastAsia="微软雅黑"/>
+                <w:b w:val="0"/>
+                <w:sz w:val="18"/>
+              </w:rPr>
+              <w:t>（DISPLAY_BOARD_OK；画面待目视）</w:t>
+            </w:r>
+          </w:p>
+        </w:tc>
+      </w:tr>
+      <w:tr>
+        <w:tc>
+          <w:tcPr>
+            <w:tcW w:type="dxa" w:w="2880"/>
+          </w:tcPr>
+          <w:p>
+            <w:r/>
+            <w:r>
+              <w:rPr>
+                <w:rFonts w:ascii="微软雅黑" w:hAnsi="微软雅黑" w:eastAsia="微软雅黑"/>
+                <w:b w:val="0"/>
+                <w:sz w:val="18"/>
+              </w:rPr>
+              <w:t>LCD 面板（PL overlay）</w:t>
+            </w:r>
+          </w:p>
+        </w:tc>
+        <w:tc>
+          <w:tcPr>
+            <w:tcW w:type="dxa" w:w="2880"/>
+          </w:tcPr>
+          <w:p>
+            <w:r/>
+            <w:r>
+              <w:rPr>
+                <w:rFonts w:ascii="Consolas" w:hAnsi="Consolas" w:eastAsia="Consolas"/>
+                <w:sz w:val="17"/>
+              </w:rPr>
+              <w:t>bd_lcd_status.tcl</w:t>
+            </w:r>
+            <w:r>
+              <w:rPr>
+                <w:rFonts w:ascii="微软雅黑" w:hAnsi="微软雅黑" w:eastAsia="微软雅黑"/>
+                <w:b w:val="0"/>
+                <w:sz w:val="18"/>
+              </w:rPr>
+              <w:t xml:space="preserve"> + </w:t>
+            </w:r>
+            <w:r>
+              <w:rPr>
+                <w:rFonts w:ascii="Consolas" w:hAnsi="Consolas" w:eastAsia="Consolas"/>
+                <w:sz w:val="17"/>
+              </w:rPr>
+              <w:t>tools/bram_fb.py --selftest</w:t>
+            </w:r>
+          </w:p>
+        </w:tc>
+        <w:tc>
+          <w:tcPr>
+            <w:tcW w:type="dxa" w:w="2880"/>
+          </w:tcPr>
+          <w:p>
+            <w:r/>
+            <w:r>
+              <w:rPr>
+                <w:rFonts w:ascii="微软雅黑" w:hAnsi="微软雅黑" w:eastAsia="微软雅黑"/>
+                <w:b/>
+                <w:sz w:val="18"/>
+              </w:rPr>
+              <w:t>已出片</w:t>
+            </w:r>
+            <w:r>
+              <w:rPr>
+                <w:rFonts w:ascii="微软雅黑" w:hAnsi="微软雅黑" w:eastAsia="微软雅黑"/>
+                <w:b w:val="0"/>
+                <w:sz w:val="18"/>
+              </w:rPr>
+              <w:t>：Setup +4.283 ns / Hold +0.121 ns；</w:t>
+            </w:r>
+            <w:r>
+              <w:rPr>
+                <w:rFonts w:ascii="微软雅黑" w:hAnsi="微软雅黑" w:eastAsia="微软雅黑"/>
+                <w:b/>
+                <w:sz w:val="18"/>
+              </w:rPr>
+              <w:t>读回通过</w:t>
+            </w:r>
+            <w:r>
+              <w:rPr>
+                <w:rFonts w:ascii="微软雅黑" w:hAnsi="微软雅黑" w:eastAsia="微软雅黑"/>
+                <w:b w:val="0"/>
+                <w:sz w:val="18"/>
+              </w:rPr>
+              <w:t>（DISPLAY_BOARD_OK；画面待目视）</w:t>
+            </w:r>
+          </w:p>
+        </w:tc>
+      </w:tr>
+      <w:tr>
+        <w:tc>
+          <w:tcPr>
+            <w:tcW w:type="dxa" w:w="2880"/>
+          </w:tcPr>
+          <w:p>
+            <w:r/>
+            <w:r>
+              <w:rPr>
+                <w:rFonts w:ascii="微软雅黑" w:hAnsi="微软雅黑" w:eastAsia="微软雅黑"/>
+                <w:b w:val="0"/>
+                <w:sz w:val="18"/>
+              </w:rPr>
+              <w:t>HDMI+LCD 合并</w:t>
+            </w:r>
+          </w:p>
+        </w:tc>
+        <w:tc>
+          <w:tcPr>
+            <w:tcW w:type="dxa" w:w="2880"/>
+          </w:tcPr>
+          <w:p>
+            <w:r/>
+            <w:r>
+              <w:rPr>
+                <w:rFonts w:ascii="Consolas" w:hAnsi="Consolas" w:eastAsia="Consolas"/>
+                <w:sz w:val="17"/>
+              </w:rPr>
+              <w:t>display_both.bit</w:t>
+            </w:r>
+            <w:r>
+              <w:rPr>
+                <w:rFonts w:ascii="微软雅黑" w:hAnsi="微软雅黑" w:eastAsia="微软雅黑"/>
+                <w:b w:val="0"/>
+                <w:sz w:val="18"/>
+              </w:rPr>
+              <w:t xml:space="preserve"> + </w:t>
+            </w:r>
+            <w:r>
+              <w:rPr>
+                <w:rFonts w:ascii="Consolas" w:hAnsi="Consolas" w:eastAsia="Consolas"/>
+                <w:sz w:val="17"/>
+              </w:rPr>
+              <w:t>--also-lcd-base 0x40020000</w:t>
+            </w:r>
+          </w:p>
+        </w:tc>
+        <w:tc>
+          <w:tcPr>
+            <w:tcW w:type="dxa" w:w="2880"/>
+          </w:tcPr>
+          <w:p>
+            <w:r/>
+            <w:r>
+              <w:rPr>
+                <w:rFonts w:ascii="微软雅黑" w:hAnsi="微软雅黑" w:eastAsia="微软雅黑"/>
+                <w:b/>
+                <w:sz w:val="18"/>
+              </w:rPr>
+              <w:t>已出片</w:t>
+            </w:r>
+            <w:r>
+              <w:rPr>
+                <w:rFonts w:ascii="微软雅黑" w:hAnsi="微软雅黑" w:eastAsia="微软雅黑"/>
+                <w:b w:val="0"/>
+                <w:sz w:val="18"/>
+              </w:rPr>
+              <w:t>：LUT 908 / BRAM 48，Setup +3.874 ns；</w:t>
+            </w:r>
+            <w:r>
+              <w:rPr>
+                <w:rFonts w:ascii="Consolas" w:hAnsi="Consolas" w:eastAsia="Consolas"/>
+                <w:sz w:val="17"/>
+              </w:rPr>
+              <w:t>DISPLAY_BOTH_BOARD_OK</w:t>
+            </w:r>
+            <w:r>
+              <w:rPr>
+                <w:rFonts w:ascii="微软雅黑" w:hAnsi="微软雅黑" w:eastAsia="微软雅黑"/>
+                <w:b w:val="0"/>
+                <w:sz w:val="18"/>
+              </w:rPr>
+              <w:t>，双屏读回一致</w:t>
+            </w:r>
+          </w:p>
+        </w:tc>
+      </w:tr>
+      <w:tr>
+        <w:tc>
+          <w:tcPr>
+            <w:tcW w:type="dxa" w:w="2880"/>
+          </w:tcPr>
+          <w:p>
+            <w:r/>
+            <w:r>
+              <w:rPr>
+                <w:rFonts w:ascii="微软雅黑" w:hAnsi="微软雅黑" w:eastAsia="微软雅黑"/>
+                <w:b w:val="0"/>
+                <w:sz w:val="18"/>
+              </w:rPr>
+              <w:t>PL 跟踪辅助（PC 算法）</w:t>
+            </w:r>
+          </w:p>
+        </w:tc>
+        <w:tc>
+          <w:tcPr>
+            <w:tcW w:type="dxa" w:w="2880"/>
+          </w:tcPr>
+          <w:p>
+            <w:r/>
+            <w:r>
+              <w:rPr>
+                <w:rFonts w:ascii="Consolas" w:hAnsi="Consolas" w:eastAsia="Consolas"/>
+                <w:sz w:val="17"/>
+              </w:rPr>
+              <w:t>python tools/check_track_preproc.py</w:t>
+            </w:r>
+          </w:p>
+        </w:tc>
+        <w:tc>
+          <w:tcPr>
+            <w:tcW w:type="dxa" w:w="2880"/>
+          </w:tcPr>
+          <w:p>
+            <w:r/>
+            <w:r>
+              <w:rPr>
+                <w:rFonts w:ascii="Consolas" w:hAnsi="Consolas" w:eastAsia="Consolas"/>
+                <w:sz w:val="17"/>
+              </w:rPr>
+              <w:t>TRACK_PREPROC_REF OK</w:t>
+            </w:r>
+            <w:r>
+              <w:rPr>
+                <w:rFonts w:ascii="微软雅黑" w:hAnsi="微软雅黑" w:eastAsia="微软雅黑"/>
+                <w:b w:val="0"/>
+                <w:sz w:val="18"/>
+              </w:rPr>
+              <w:t>（RGB/MASK 逐字节一致）</w:t>
+            </w:r>
+          </w:p>
+        </w:tc>
+      </w:tr>
+      <w:tr>
+        <w:tc>
+          <w:tcPr>
+            <w:tcW w:type="dxa" w:w="2880"/>
+          </w:tcPr>
+          <w:p>
+            <w:r/>
+            <w:r>
+              <w:rPr>
+                <w:rFonts w:ascii="微软雅黑" w:hAnsi="微软雅黑" w:eastAsia="微软雅黑"/>
+                <w:b w:val="0"/>
+                <w:sz w:val="18"/>
+              </w:rPr>
+              <w:t>PL 跟踪辅助（HLS/BD）</w:t>
+            </w:r>
+          </w:p>
+        </w:tc>
+        <w:tc>
+          <w:tcPr>
+            <w:tcW w:type="dxa" w:w="2880"/>
+          </w:tcPr>
+          <w:p>
+            <w:r/>
+            <w:r>
+              <w:rPr>
+                <w:rFonts w:ascii="Consolas" w:hAnsi="Consolas" w:eastAsia="Consolas"/>
+                <w:sz w:val="17"/>
+              </w:rPr>
+              <w:t>export_track.py</w:t>
+            </w:r>
+            <w:r>
+              <w:rPr>
+                <w:rFonts w:ascii="微软雅黑" w:hAnsi="微软雅黑" w:eastAsia="微软雅黑"/>
+                <w:b w:val="0"/>
+                <w:sz w:val="18"/>
+              </w:rPr>
+              <w:t xml:space="preserve"> → </w:t>
+            </w:r>
+            <w:r>
+              <w:rPr>
+                <w:rFonts w:ascii="Consolas" w:hAnsi="Consolas" w:eastAsia="Consolas"/>
+                <w:sz w:val="17"/>
+              </w:rPr>
+              <w:t>bd_track_preproc.tcl</w:t>
+            </w:r>
+          </w:p>
+        </w:tc>
+        <w:tc>
+          <w:tcPr>
+            <w:tcW w:type="dxa" w:w="2880"/>
+          </w:tcPr>
+          <w:p>
+            <w:r/>
+            <w:r>
+              <w:rPr>
+                <w:rFonts w:ascii="微软雅黑" w:hAnsi="微软雅黑" w:eastAsia="微软雅黑"/>
+                <w:b/>
+                <w:sz w:val="18"/>
+              </w:rPr>
+              <w:t>已出片</w:t>
+            </w:r>
+            <w:r>
+              <w:rPr>
+                <w:rFonts w:ascii="微软雅黑" w:hAnsi="微软雅黑" w:eastAsia="微软雅黑"/>
+                <w:b w:val="0"/>
+                <w:sz w:val="18"/>
+              </w:rPr>
+              <w:t xml:space="preserve">：LUT 7,374 / FF 8,340 / DSP 13 / BRAM 3；WNS </w:t>
+            </w:r>
+            <w:r>
+              <w:rPr>
+                <w:rFonts w:ascii="微软雅黑" w:hAnsi="微软雅黑" w:eastAsia="微软雅黑"/>
+                <w:b/>
+                <w:sz w:val="18"/>
+              </w:rPr>
+              <w:t>+2.457 ns</w:t>
+            </w:r>
+            <w:r>
+              <w:rPr>
+                <w:rFonts w:ascii="微软雅黑" w:hAnsi="微软雅黑" w:eastAsia="微软雅黑"/>
+                <w:b w:val="0"/>
+                <w:sz w:val="18"/>
+              </w:rPr>
+              <w:t>、WHS +0.036 ns、PW +4.870 ns</w:t>
+            </w:r>
+          </w:p>
+        </w:tc>
+      </w:tr>
+      <w:tr>
+        <w:tc>
+          <w:tcPr>
+            <w:tcW w:type="dxa" w:w="2880"/>
+          </w:tcPr>
+          <w:p>
+            <w:r/>
+            <w:r>
+              <w:rPr>
+                <w:rFonts w:ascii="微软雅黑" w:hAnsi="微软雅黑" w:eastAsia="微软雅黑"/>
+                <w:b w:val="0"/>
+                <w:sz w:val="18"/>
+              </w:rPr>
+              <w:t>PL 跟踪辅助（上板）</w:t>
+            </w:r>
+          </w:p>
+        </w:tc>
+        <w:tc>
+          <w:tcPr>
+            <w:tcW w:type="dxa" w:w="2880"/>
+          </w:tcPr>
+          <w:p>
+            <w:r/>
+            <w:r>
+              <w:rPr>
+                <w:rFonts w:ascii="Consolas" w:hAnsi="Consolas" w:eastAsia="Consolas"/>
+                <w:sz w:val="17"/>
+              </w:rPr>
+              <w:t>tools/check_track_preproc_board.py</w:t>
+            </w:r>
+          </w:p>
+        </w:tc>
+        <w:tc>
+          <w:tcPr>
+            <w:tcW w:type="dxa" w:w="2880"/>
+          </w:tcPr>
+          <w:p>
+            <w:r/>
+            <w:r>
+              <w:rPr>
+                <w:rFonts w:ascii="微软雅黑" w:hAnsi="微软雅黑" w:eastAsia="微软雅黑"/>
+                <w:b/>
+                <w:sz w:val="18"/>
+              </w:rPr>
+              <w:t>`TRACK_PREPROC_BOARD_OK`</w:t>
+            </w:r>
+            <w:r>
+              <w:rPr>
+                <w:rFonts w:ascii="微软雅黑" w:hAnsi="微软雅黑" w:eastAsia="微软雅黑"/>
+                <w:b w:val="0"/>
+                <w:sz w:val="18"/>
+              </w:rPr>
+              <w:t xml:space="preserve">：RGB/掩码逐字节一致；720p </w:t>
+            </w:r>
+            <w:r>
+              <w:rPr>
+                <w:rFonts w:ascii="微软雅黑" w:hAnsi="微软雅黑" w:eastAsia="微软雅黑"/>
+                <w:b/>
+                <w:sz w:val="18"/>
+              </w:rPr>
+              <w:t>32.39 ms/帧</w:t>
+            </w:r>
+          </w:p>
+        </w:tc>
+      </w:tr>
+      <w:tr>
+        <w:tc>
+          <w:tcPr>
+            <w:tcW w:type="dxa" w:w="2880"/>
+          </w:tcPr>
+          <w:p>
+            <w:r/>
+            <w:r>
+              <w:rPr>
+                <w:rFonts w:ascii="微软雅黑" w:hAnsi="微软雅黑" w:eastAsia="微软雅黑"/>
+                <w:b w:val="0"/>
+                <w:sz w:val="18"/>
+              </w:rPr>
+              <w:t>板上管线 + PL 门控</w:t>
+            </w:r>
+          </w:p>
+        </w:tc>
+        <w:tc>
+          <w:tcPr>
+            <w:tcW w:type="dxa" w:w="2880"/>
+          </w:tcPr>
+          <w:p>
+            <w:r/>
+            <w:r>
+              <w:rPr>
+                <w:rFonts w:ascii="Consolas" w:hAnsi="Consolas" w:eastAsia="Consolas"/>
+                <w:sz w:val="17"/>
+              </w:rPr>
+              <w:t>board_pipeline.py --pl-track --motion-gate</w:t>
+            </w:r>
+            <w:r>
+              <w:rPr>
+                <w:rFonts w:ascii="微软雅黑" w:hAnsi="微软雅黑" w:eastAsia="微软雅黑"/>
+                <w:b w:val="0"/>
+                <w:sz w:val="18"/>
+              </w:rPr>
+              <w:t>，20 帧 match 片段</w:t>
+            </w:r>
+          </w:p>
+        </w:tc>
+        <w:tc>
+          <w:tcPr>
+            <w:tcW w:type="dxa" w:w="2880"/>
+          </w:tcPr>
+          <w:p>
+            <w:r/>
+            <w:r>
+              <w:rPr>
+                <w:rFonts w:ascii="Consolas" w:hAnsi="Consolas" w:eastAsia="Consolas"/>
+                <w:sz w:val="17"/>
+              </w:rPr>
+              <w:t>PIPELINE_OK</w:t>
+            </w:r>
+            <w:r>
+              <w:rPr>
+                <w:rFonts w:ascii="微软雅黑" w:hAnsi="微软雅黑" w:eastAsia="微软雅黑"/>
+                <w:b w:val="0"/>
+                <w:sz w:val="18"/>
+              </w:rPr>
+              <w:t>；4 次检测、中位 992.95 ms；proposal 3→2 名球员；</w:t>
+            </w:r>
+            <w:r>
+              <w:rPr>
+                <w:rFonts w:ascii="Consolas" w:hAnsi="Consolas" w:eastAsia="Consolas"/>
+                <w:sz w:val="17"/>
+              </w:rPr>
+              <w:t>pl_ms</w:t>
+            </w:r>
+            <w:r>
+              <w:rPr>
+                <w:rFonts w:ascii="微软雅黑" w:hAnsi="微软雅黑" w:eastAsia="微软雅黑"/>
+                <w:b w:val="0"/>
+                <w:sz w:val="18"/>
+              </w:rPr>
+              <w:t xml:space="preserve"> 20.03 ms/帧</w:t>
+            </w:r>
+          </w:p>
+        </w:tc>
+      </w:tr>
+      <w:tr>
+        <w:tc>
+          <w:tcPr>
+            <w:tcW w:type="dxa" w:w="2880"/>
+          </w:tcPr>
+          <w:p>
+            <w:r/>
+            <w:r>
+              <w:rPr>
+                <w:rFonts w:ascii="微软雅黑" w:hAnsi="微软雅黑" w:eastAsia="微软雅黑"/>
+                <w:b w:val="0"/>
+                <w:sz w:val="18"/>
+              </w:rPr>
+              <w:t>SD 存储（板上）</w:t>
+            </w:r>
+          </w:p>
+        </w:tc>
+        <w:tc>
+          <w:tcPr>
+            <w:tcW w:type="dxa" w:w="2880"/>
+          </w:tcPr>
+          <w:p>
+            <w:r/>
+            <w:r>
+              <w:rPr>
+                <w:rFonts w:ascii="微软雅黑" w:hAnsi="微软雅黑" w:eastAsia="微软雅黑"/>
+                <w:b w:val="0"/>
+                <w:sz w:val="18"/>
+              </w:rPr>
+              <w:t xml:space="preserve">同一次运行 </w:t>
+            </w:r>
+            <w:r>
+              <w:rPr>
+                <w:rFonts w:ascii="Consolas" w:hAnsi="Consolas" w:eastAsia="Consolas"/>
+                <w:sz w:val="17"/>
+              </w:rPr>
+              <w:t>--store-dir</w:t>
+            </w:r>
+          </w:p>
+        </w:tc>
+        <w:tc>
+          <w:tcPr>
+            <w:tcW w:type="dxa" w:w="2880"/>
+          </w:tcPr>
+          <w:p>
+            <w:r/>
+            <w:r>
+              <w:rPr>
+                <w:rFonts w:ascii="微软雅黑" w:hAnsi="微软雅黑" w:eastAsia="微软雅黑"/>
+                <w:b w:val="0"/>
+                <w:sz w:val="18"/>
+              </w:rPr>
+              <w:t xml:space="preserve">20 行 JSONL + </w:t>
+            </w:r>
+            <w:r>
+              <w:rPr>
+                <w:rFonts w:ascii="Consolas" w:hAnsi="Consolas" w:eastAsia="Consolas"/>
+                <w:sz w:val="17"/>
+              </w:rPr>
+              <w:t>summary.json</w:t>
+            </w:r>
+            <w:r>
+              <w:rPr>
+                <w:rFonts w:ascii="微软雅黑" w:hAnsi="微软雅黑" w:eastAsia="微软雅黑"/>
+                <w:b w:val="0"/>
+                <w:sz w:val="18"/>
+              </w:rPr>
+              <w:t>（</w:t>
+            </w:r>
+            <w:r>
+              <w:rPr>
+                <w:rFonts w:ascii="Consolas" w:hAnsi="Consolas" w:eastAsia="Consolas"/>
+                <w:sz w:val="17"/>
+              </w:rPr>
+              <w:t>counts.frame=20</w:t>
+            </w:r>
+            <w:r>
+              <w:rPr>
+                <w:rFonts w:ascii="微软雅黑" w:hAnsi="微软雅黑" w:eastAsia="微软雅黑"/>
+                <w:b w:val="0"/>
+                <w:sz w:val="18"/>
+              </w:rPr>
+              <w:t>）</w:t>
+            </w:r>
+          </w:p>
+        </w:tc>
+      </w:tr>
+      <w:tr>
+        <w:tc>
+          <w:tcPr>
+            <w:tcW w:type="dxa" w:w="2880"/>
+          </w:tcPr>
+          <w:p>
+            <w:r/>
+            <w:r>
+              <w:rPr>
+                <w:rFonts w:ascii="微软雅黑" w:hAnsi="微软雅黑" w:eastAsia="微软雅黑"/>
+                <w:b w:val="0"/>
+                <w:sz w:val="18"/>
+              </w:rPr>
+              <w:t>板→PC 推送</w:t>
+            </w:r>
+          </w:p>
+        </w:tc>
+        <w:tc>
+          <w:tcPr>
+            <w:tcW w:type="dxa" w:w="2880"/>
+          </w:tcPr>
+          <w:p>
+            <w:r/>
+            <w:r>
+              <w:rPr>
+                <w:rFonts w:ascii="Consolas" w:hAnsi="Consolas" w:eastAsia="Consolas"/>
+                <w:sz w:val="17"/>
+              </w:rPr>
+              <w:t>result_stream.py</w:t>
+            </w:r>
+            <w:r>
+              <w:rPr>
+                <w:rFonts w:ascii="微软雅黑" w:hAnsi="微软雅黑" w:eastAsia="微软雅黑"/>
+                <w:b w:val="0"/>
+                <w:sz w:val="18"/>
+              </w:rPr>
+              <w:t xml:space="preserve"> → </w:t>
+            </w:r>
+            <w:r>
+              <w:rPr>
+                <w:rFonts w:ascii="Consolas" w:hAnsi="Consolas" w:eastAsia="Consolas"/>
+                <w:sz w:val="17"/>
+              </w:rPr>
+              <w:t>pc_dashboard.py --headless</w:t>
+            </w:r>
+          </w:p>
+        </w:tc>
+        <w:tc>
+          <w:tcPr>
+            <w:tcW w:type="dxa" w:w="2880"/>
+          </w:tcPr>
+          <w:p>
+            <w:r/>
+            <w:r>
+              <w:rPr>
+                <w:rFonts w:ascii="Consolas" w:hAnsi="Consolas" w:eastAsia="Consolas"/>
+                <w:sz w:val="17"/>
+              </w:rPr>
+              <w:t>RESULT_STREAM_OK sent=20</w:t>
+            </w:r>
+            <w:r>
+              <w:rPr>
+                <w:rFonts w:ascii="微软雅黑" w:hAnsi="微软雅黑" w:eastAsia="微软雅黑"/>
+                <w:b w:val="0"/>
+                <w:sz w:val="18"/>
+              </w:rPr>
+              <w:t>、</w:t>
+            </w:r>
+            <w:r>
+              <w:rPr>
+                <w:rFonts w:ascii="Consolas" w:hAnsi="Consolas" w:eastAsia="Consolas"/>
+                <w:sz w:val="17"/>
+              </w:rPr>
+              <w:t>PC_DASHBOARD_OK frames=20</w:t>
+            </w:r>
+          </w:p>
+        </w:tc>
+      </w:tr>
+    </w:tbl>
+    <w:p/>
+    <w:p>
+      <w:pPr>
+        <w:ind w:left="360"/>
+      </w:pPr>
+      <w:r>
+        <w:rPr>
+          <w:rFonts w:ascii="微软雅黑" w:hAnsi="微软雅黑" w:eastAsia="微软雅黑"/>
+          <w:b w:val="0"/>
+          <w:i/>
+          <w:color w:val="556577"/>
+          <w:sz w:val="19"/>
+        </w:rPr>
+        <w:t>扩展功能的共同原则：</w:t>
+      </w:r>
+      <w:r>
+        <w:rPr>
+          <w:rFonts w:ascii="微软雅黑" w:hAnsi="微软雅黑" w:eastAsia="微软雅黑"/>
+          <w:b/>
+          <w:i/>
+          <w:color w:val="556577"/>
+          <w:sz w:val="19"/>
+        </w:rPr>
+        <w:t>软件先可用、硬件再出片</w:t>
+      </w:r>
+      <w:r>
+        <w:rPr>
+          <w:rFonts w:ascii="微软雅黑" w:hAnsi="微软雅黑" w:eastAsia="微软雅黑"/>
+          <w:b w:val="0"/>
+          <w:i/>
+          <w:color w:val="556577"/>
+          <w:sz w:val="19"/>
+        </w:rPr>
+        <w:t>。SD/PC/面板不依赖新 bitstream， 现在就能跑；</w:t>
+      </w:r>
+      <w:r>
+        <w:rPr>
+          <w:rFonts w:ascii="Consolas" w:hAnsi="Consolas" w:eastAsia="Consolas"/>
+          <w:i/>
+          <w:color w:val="556577"/>
+          <w:sz w:val="18"/>
+        </w:rPr>
+        <w:t>track_preproc</w:t>
+      </w:r>
+      <w:r>
+        <w:rPr>
+          <w:rFonts w:ascii="微软雅黑" w:hAnsi="微软雅黑" w:eastAsia="微软雅黑"/>
+          <w:b w:val="0"/>
+          <w:i/>
+          <w:color w:val="556577"/>
+          <w:sz w:val="19"/>
+        </w:rPr>
+        <w:t xml:space="preserve"> 必须经过 HLS csynth → BD 实现 → 上板逐位对，才允许在 报告里写“PL 已验证”。没有新 bitstream 时 </w:t>
+      </w:r>
+      <w:r>
+        <w:rPr>
+          <w:rFonts w:ascii="Consolas" w:hAnsi="Consolas" w:eastAsia="Consolas"/>
+          <w:i/>
+          <w:color w:val="556577"/>
+          <w:sz w:val="18"/>
+        </w:rPr>
+        <w:t>--pl-track</w:t>
+      </w:r>
+      <w:r>
+        <w:rPr>
+          <w:rFonts w:ascii="微软雅黑" w:hAnsi="微软雅黑" w:eastAsia="微软雅黑"/>
+          <w:b w:val="0"/>
+          <w:i/>
+          <w:color w:val="556577"/>
+          <w:sz w:val="19"/>
+        </w:rPr>
+        <w:t xml:space="preserve"> 自动回退 PS 路径。</w:t>
+      </w:r>
+    </w:p>
+    <w:p>
+      <w:pPr>
         <w:pStyle w:val="Heading1"/>
       </w:pPr>
       <w:r>
@@ -10430,7 +13138,7 @@
           <w:rFonts w:ascii="Consolas" w:hAnsi="Consolas" w:eastAsia="Consolas"/>
           <w:sz w:val="17"/>
         </w:rPr>
-        <w:t># 板端：完整管线（PL 预处理 + 检测 + 跟踪 + 球 + 事件）</w:t>
+        <w:t># 板端：完整管线（PL 跟踪辅助 + 检测 + 跟踪 + 球 + 事件 + SD 存储）</w:t>
         <w:br/>
       </w:r>
       <w:r>
@@ -10446,7 +13154,7 @@
           <w:rFonts w:ascii="Consolas" w:hAnsi="Consolas" w:eastAsia="Consolas"/>
           <w:sz w:val="17"/>
         </w:rPr>
-        <w:t xml:space="preserve">  --max-det 0 --ball-every 2 --pl --calib data/calib/field_calib.json \</w:t>
+        <w:t xml:space="preserve">  --max-det 0 --ball-every 2 --pl-track --motion-gate \</w:t>
         <w:br/>
       </w:r>
       <w:r>
@@ -10454,7 +13162,141 @@
           <w:rFonts w:ascii="Consolas" w:hAnsi="Consolas" w:eastAsia="Consolas"/>
           <w:sz w:val="17"/>
         </w:rPr>
-        <w:t xml:space="preserve">  --proposal --out /tmp/out.json</w:t>
+        <w:t xml:space="preserve">  --calib data/calib/field_calib.json --proposal \</w:t>
+        <w:br/>
+      </w:r>
+      <w:r>
+        <w:rPr>
+          <w:rFonts w:ascii="Consolas" w:hAnsi="Consolas" w:eastAsia="Consolas"/>
+          <w:sz w:val="17"/>
+        </w:rPr>
+        <w:t xml:space="preserve">  --store-dir /home/xilinx/zynq-yolo --out /home/xilinx/out.json</w:t>
+        <w:br/>
+      </w:r>
+      <w:r>
+        <w:rPr>
+          <w:rFonts w:ascii="Consolas" w:hAnsi="Consolas" w:eastAsia="Consolas"/>
+          <w:sz w:val="17"/>
+        </w:rPr>
+        <w:br/>
+      </w:r>
+      <w:r>
+        <w:rPr>
+          <w:rFonts w:ascii="Consolas" w:hAnsi="Consolas" w:eastAsia="Consolas"/>
+          <w:sz w:val="17"/>
+        </w:rPr>
+        <w:t># 板端：结果推 PC（另开窗口）</w:t>
+        <w:br/>
+      </w:r>
+      <w:r>
+        <w:rPr>
+          <w:rFonts w:ascii="Consolas" w:hAnsi="Consolas" w:eastAsia="Consolas"/>
+          <w:sz w:val="17"/>
+        </w:rPr>
+        <w:t>python3 tools/result_stream.py --file /home/xilinx/zynq-yolo/run_*.jsonl \</w:t>
+        <w:br/>
+      </w:r>
+      <w:r>
+        <w:rPr>
+          <w:rFonts w:ascii="Consolas" w:hAnsi="Consolas" w:eastAsia="Consolas"/>
+          <w:sz w:val="17"/>
+        </w:rPr>
+        <w:t xml:space="preserve">  --host &lt;PC_IP&gt; --port 5005 --follow</w:t>
+        <w:br/>
+      </w:r>
+      <w:r>
+        <w:rPr>
+          <w:rFonts w:ascii="Consolas" w:hAnsi="Consolas" w:eastAsia="Consolas"/>
+          <w:sz w:val="17"/>
+        </w:rPr>
+        <w:br/>
+      </w:r>
+      <w:r>
+        <w:rPr>
+          <w:rFonts w:ascii="Consolas" w:hAnsi="Consolas" w:eastAsia="Consolas"/>
+          <w:sz w:val="17"/>
+        </w:rPr>
+        <w:t># 板端：HDMI PL overlay（D020）：加载 bit 后写 1bpp BRAM（基址 0x40000000）</w:t>
+        <w:br/>
+      </w:r>
+      <w:r>
+        <w:rPr>
+          <w:rFonts w:ascii="Consolas" w:hAnsi="Consolas" w:eastAsia="Consolas"/>
+          <w:sz w:val="17"/>
+        </w:rPr>
+        <w:t>python3 tools/status_display.py --replay /home/xilinx/out.json --size 1280x720 \</w:t>
+        <w:br/>
+      </w:r>
+      <w:r>
+        <w:rPr>
+          <w:rFonts w:ascii="Consolas" w:hAnsi="Consolas" w:eastAsia="Consolas"/>
+          <w:sz w:val="17"/>
+        </w:rPr>
+        <w:t xml:space="preserve">  --display-bit board/overlay/hdmi_status.bit</w:t>
+        <w:br/>
+      </w:r>
+      <w:r>
+        <w:rPr>
+          <w:rFonts w:ascii="Consolas" w:hAnsi="Consolas" w:eastAsia="Consolas"/>
+          <w:sz w:val="17"/>
+        </w:rPr>
+        <w:t># 板端：LCD PL overlay（D021）</w:t>
+        <w:br/>
+      </w:r>
+      <w:r>
+        <w:rPr>
+          <w:rFonts w:ascii="Consolas" w:hAnsi="Consolas" w:eastAsia="Consolas"/>
+          <w:sz w:val="17"/>
+        </w:rPr>
+        <w:t>python3 tools/status_display.py --replay /home/xilinx/out.json --size 800x480 \</w:t>
+        <w:br/>
+      </w:r>
+      <w:r>
+        <w:rPr>
+          <w:rFonts w:ascii="Consolas" w:hAnsi="Consolas" w:eastAsia="Consolas"/>
+          <w:sz w:val="17"/>
+        </w:rPr>
+        <w:t xml:space="preserve">  --display-bit board/overlay/lcd_status.bit</w:t>
+        <w:br/>
+      </w:r>
+      <w:r>
+        <w:rPr>
+          <w:rFonts w:ascii="Consolas" w:hAnsi="Consolas" w:eastAsia="Consolas"/>
+          <w:sz w:val="17"/>
+        </w:rPr>
+        <w:t># 板端：HDMI+LCD 合并（D023），一次写双屏</w:t>
+        <w:br/>
+      </w:r>
+      <w:r>
+        <w:rPr>
+          <w:rFonts w:ascii="Consolas" w:hAnsi="Consolas" w:eastAsia="Consolas"/>
+          <w:sz w:val="17"/>
+        </w:rPr>
+        <w:t>python3 tools/status_display.py --replay /home/xilinx/out.json --size 1280x720 \</w:t>
+        <w:br/>
+      </w:r>
+      <w:r>
+        <w:rPr>
+          <w:rFonts w:ascii="Consolas" w:hAnsi="Consolas" w:eastAsia="Consolas"/>
+          <w:sz w:val="17"/>
+        </w:rPr>
+        <w:t xml:space="preserve">  --display-bit board/overlay/display_both.bit --also-lcd-base 0x40020000</w:t>
+        <w:br/>
+      </w:r>
+      <w:r>
+        <w:rPr>
+          <w:rFonts w:ascii="Consolas" w:hAnsi="Consolas" w:eastAsia="Consolas"/>
+          <w:sz w:val="17"/>
+        </w:rPr>
+        <w:t># 回退：镜像本身有 fbdev 时</w:t>
+        <w:br/>
+      </w:r>
+      <w:r>
+        <w:rPr>
+          <w:rFonts w:ascii="Consolas" w:hAnsi="Consolas" w:eastAsia="Consolas"/>
+          <w:sz w:val="17"/>
+        </w:rPr>
+        <w:t>python3 tools/status_display.py --replay /home/xilinx/out.json --size 800x480 --fb /dev/fb1</w:t>
       </w:r>
     </w:p>
     <w:p>
@@ -10468,6 +13310,41 @@
           <w:b w:val="0"/>
           <w:sz w:val="21"/>
         </w:rPr>
+        <w:t>PC 端：</w:t>
+      </w:r>
+    </w:p>
+    <w:p>
+      <w:pPr>
+        <w:spacing w:after="80"/>
+        <w:ind w:left="288"/>
+      </w:pPr>
+      <w:r>
+        <w:rPr>
+          <w:rFonts w:ascii="Consolas" w:hAnsi="Consolas" w:eastAsia="Consolas"/>
+          <w:sz w:val="17"/>
+        </w:rPr>
+        <w:t>python tools\pc_dashboard.py --listen 0.0.0.0:5005 --csv session.csv</w:t>
+        <w:br/>
+      </w:r>
+      <w:r>
+        <w:rPr>
+          <w:rFonts w:ascii="Consolas" w:hAnsi="Consolas" w:eastAsia="Consolas"/>
+          <w:sz w:val="17"/>
+        </w:rPr>
+        <w:t>python tools\pc_dashboard.py --replay data\results\run_*.jsonl --speed 1</w:t>
+      </w:r>
+    </w:p>
+    <w:p>
+      <w:pPr>
+        <w:spacing w:after="120"/>
+        <w:ind w:firstLine="0"/>
+      </w:pPr>
+      <w:r>
+        <w:rPr>
+          <w:rFonts w:ascii="微软雅黑" w:hAnsi="微软雅黑" w:eastAsia="微软雅黑"/>
+          <w:b w:val="0"/>
+          <w:sz w:val="21"/>
+        </w:rPr>
         <w:t>输出每帧：</w:t>
       </w:r>
       <w:r>
@@ -10528,7 +13405,37 @@
           <w:b w:val="0"/>
           <w:sz w:val="21"/>
         </w:rPr>
-        <w:t>（出界/进球/球权）。</w:t>
+        <w:t xml:space="preserve">（出界/进球/球权）；开启 </w:t>
+      </w:r>
+      <w:r>
+        <w:rPr>
+          <w:rFonts w:ascii="Consolas" w:hAnsi="Consolas" w:eastAsia="Consolas"/>
+          <w:sz w:val="20"/>
+        </w:rPr>
+        <w:t>--pl-track</w:t>
+      </w:r>
+      <w:r>
+        <w:rPr>
+          <w:rFonts w:ascii="微软雅黑" w:hAnsi="微软雅黑" w:eastAsia="微软雅黑"/>
+          <w:b w:val="0"/>
+          <w:sz w:val="21"/>
+        </w:rPr>
+        <w:t xml:space="preserve"> 时另有 </w:t>
+      </w:r>
+      <w:r>
+        <w:rPr>
+          <w:rFonts w:ascii="Consolas" w:hAnsi="Consolas" w:eastAsia="Consolas"/>
+          <w:sz w:val="20"/>
+        </w:rPr>
+        <w:t>pl_ms</w:t>
+      </w:r>
+      <w:r>
+        <w:rPr>
+          <w:rFonts w:ascii="微软雅黑" w:hAnsi="微软雅黑" w:eastAsia="微软雅黑"/>
+          <w:b w:val="0"/>
+          <w:sz w:val="21"/>
+        </w:rPr>
+        <w:t>。</w:t>
       </w:r>
     </w:p>
     <w:p>
@@ -10940,6 +13847,372 @@
           </w:p>
         </w:tc>
       </w:tr>
+      <w:tr>
+        <w:tc>
+          <w:tcPr>
+            <w:tcW w:type="dxa" w:w="2880"/>
+          </w:tcPr>
+          <w:p>
+            <w:r/>
+            <w:r>
+              <w:rPr>
+                <w:rFonts w:ascii="微软雅黑" w:hAnsi="微软雅黑" w:eastAsia="微软雅黑"/>
+                <w:b w:val="0"/>
+                <w:sz w:val="18"/>
+              </w:rPr>
+              <w:t>HDMI 状态面板</w:t>
+            </w:r>
+          </w:p>
+        </w:tc>
+        <w:tc>
+          <w:tcPr>
+            <w:tcW w:type="dxa" w:w="2880"/>
+          </w:tcPr>
+          <w:p>
+            <w:r/>
+            <w:r>
+              <w:rPr>
+                <w:rFonts w:ascii="Consolas" w:hAnsi="Consolas" w:eastAsia="Consolas"/>
+                <w:sz w:val="17"/>
+              </w:rPr>
+              <w:t>board/overlay/hdmi_status.bit</w:t>
+            </w:r>
+            <w:r>
+              <w:rPr>
+                <w:rFonts w:ascii="微软雅黑" w:hAnsi="微软雅黑" w:eastAsia="微软雅黑"/>
+                <w:b w:val="0"/>
+                <w:sz w:val="18"/>
+              </w:rPr>
+              <w:t xml:space="preserve"> + </w:t>
+            </w:r>
+            <w:r>
+              <w:rPr>
+                <w:rFonts w:ascii="Consolas" w:hAnsi="Consolas" w:eastAsia="Consolas"/>
+                <w:sz w:val="17"/>
+              </w:rPr>
+              <w:t>status_display.py --fb-bram 0x40000000</w:t>
+            </w:r>
+          </w:p>
+        </w:tc>
+        <w:tc>
+          <w:tcPr>
+            <w:tcW w:type="dxa" w:w="2880"/>
+          </w:tcPr>
+          <w:p>
+            <w:r/>
+            <w:r>
+              <w:rPr>
+                <w:rFonts w:ascii="微软雅黑" w:hAnsi="微软雅黑" w:eastAsia="微软雅黑"/>
+                <w:b w:val="0"/>
+                <w:sz w:val="18"/>
+              </w:rPr>
+              <w:t>帧缓存读回已通过（</w:t>
+            </w:r>
+            <w:r>
+              <w:rPr>
+                <w:rFonts w:ascii="Consolas" w:hAnsi="Consolas" w:eastAsia="Consolas"/>
+                <w:sz w:val="17"/>
+              </w:rPr>
+              <w:t>DISPLAY_BOARD_OK</w:t>
+            </w:r>
+            <w:r>
+              <w:rPr>
+                <w:rFonts w:ascii="微软雅黑" w:hAnsi="微软雅黑" w:eastAsia="微软雅黑"/>
+                <w:b w:val="0"/>
+                <w:sz w:val="18"/>
+              </w:rPr>
+              <w:t>）；屏幕画面目视待板子恢复后执行</w:t>
+            </w:r>
+          </w:p>
+        </w:tc>
+      </w:tr>
+      <w:tr>
+        <w:tc>
+          <w:tcPr>
+            <w:tcW w:type="dxa" w:w="2880"/>
+          </w:tcPr>
+          <w:p>
+            <w:r/>
+            <w:r>
+              <w:rPr>
+                <w:rFonts w:ascii="微软雅黑" w:hAnsi="微软雅黑" w:eastAsia="微软雅黑"/>
+                <w:b w:val="0"/>
+                <w:sz w:val="18"/>
+              </w:rPr>
+              <w:t>SD 存储</w:t>
+            </w:r>
+          </w:p>
+        </w:tc>
+        <w:tc>
+          <w:tcPr>
+            <w:tcW w:type="dxa" w:w="2880"/>
+          </w:tcPr>
+          <w:p>
+            <w:r/>
+            <w:r>
+              <w:rPr>
+                <w:rFonts w:ascii="Consolas" w:hAnsi="Consolas" w:eastAsia="Consolas"/>
+                <w:sz w:val="17"/>
+              </w:rPr>
+              <w:t>python tools/result_store.py --selftest</w:t>
+            </w:r>
+          </w:p>
+        </w:tc>
+        <w:tc>
+          <w:tcPr>
+            <w:tcW w:type="dxa" w:w="2880"/>
+          </w:tcPr>
+          <w:p>
+            <w:r/>
+            <w:r>
+              <w:rPr>
+                <w:rFonts w:ascii="Consolas" w:hAnsi="Consolas" w:eastAsia="Consolas"/>
+                <w:sz w:val="17"/>
+              </w:rPr>
+              <w:t>RESULT_STORE_SELFTEST OK</w:t>
+            </w:r>
+          </w:p>
+        </w:tc>
+      </w:tr>
+      <w:tr>
+        <w:tc>
+          <w:tcPr>
+            <w:tcW w:type="dxa" w:w="2880"/>
+          </w:tcPr>
+          <w:p>
+            <w:r/>
+            <w:r>
+              <w:rPr>
+                <w:rFonts w:ascii="微软雅黑" w:hAnsi="微软雅黑" w:eastAsia="微软雅黑"/>
+                <w:b w:val="0"/>
+                <w:sz w:val="18"/>
+              </w:rPr>
+              <w:t>PC 软件</w:t>
+            </w:r>
+          </w:p>
+        </w:tc>
+        <w:tc>
+          <w:tcPr>
+            <w:tcW w:type="dxa" w:w="2880"/>
+          </w:tcPr>
+          <w:p>
+            <w:r/>
+            <w:r>
+              <w:rPr>
+                <w:rFonts w:ascii="Consolas" w:hAnsi="Consolas" w:eastAsia="Consolas"/>
+                <w:sz w:val="17"/>
+              </w:rPr>
+              <w:t>python tools/pc_dashboard.py --selftest</w:t>
+            </w:r>
+            <w:r>
+              <w:rPr>
+                <w:rFonts w:ascii="微软雅黑" w:hAnsi="微软雅黑" w:eastAsia="微软雅黑"/>
+                <w:b w:val="0"/>
+                <w:sz w:val="18"/>
+              </w:rPr>
+              <w:t xml:space="preserve"> + 回放</w:t>
+            </w:r>
+          </w:p>
+        </w:tc>
+        <w:tc>
+          <w:tcPr>
+            <w:tcW w:type="dxa" w:w="2880"/>
+          </w:tcPr>
+          <w:p>
+            <w:r/>
+            <w:r>
+              <w:rPr>
+                <w:rFonts w:ascii="Consolas" w:hAnsi="Consolas" w:eastAsia="Consolas"/>
+                <w:sz w:val="17"/>
+              </w:rPr>
+              <w:t>PC_DASHBOARD_SELFTEST OK</w:t>
+            </w:r>
+          </w:p>
+        </w:tc>
+      </w:tr>
+      <w:tr>
+        <w:tc>
+          <w:tcPr>
+            <w:tcW w:type="dxa" w:w="2880"/>
+          </w:tcPr>
+          <w:p>
+            <w:r/>
+            <w:r>
+              <w:rPr>
+                <w:rFonts w:ascii="微软雅黑" w:hAnsi="微软雅黑" w:eastAsia="微软雅黑"/>
+                <w:b w:val="0"/>
+                <w:sz w:val="18"/>
+              </w:rPr>
+              <w:t>HDMI/LCD 面板</w:t>
+            </w:r>
+          </w:p>
+        </w:tc>
+        <w:tc>
+          <w:tcPr>
+            <w:tcW w:type="dxa" w:w="2880"/>
+          </w:tcPr>
+          <w:p>
+            <w:r/>
+            <w:r>
+              <w:rPr>
+                <w:rFonts w:ascii="Consolas" w:hAnsi="Consolas" w:eastAsia="Consolas"/>
+                <w:sz w:val="17"/>
+              </w:rPr>
+              <w:t>python tools/status_display.py --selftest</w:t>
+            </w:r>
+          </w:p>
+        </w:tc>
+        <w:tc>
+          <w:tcPr>
+            <w:tcW w:type="dxa" w:w="2880"/>
+          </w:tcPr>
+          <w:p>
+            <w:r/>
+            <w:r>
+              <w:rPr>
+                <w:rFonts w:ascii="Consolas" w:hAnsi="Consolas" w:eastAsia="Consolas"/>
+                <w:sz w:val="17"/>
+              </w:rPr>
+              <w:t>STATUS_DISPLAY_SELFTEST OK</w:t>
+            </w:r>
+          </w:p>
+        </w:tc>
+      </w:tr>
+      <w:tr>
+        <w:tc>
+          <w:tcPr>
+            <w:tcW w:type="dxa" w:w="2880"/>
+          </w:tcPr>
+          <w:p>
+            <w:r/>
+            <w:r>
+              <w:rPr>
+                <w:rFonts w:ascii="微软雅黑" w:hAnsi="微软雅黑" w:eastAsia="微软雅黑"/>
+                <w:b w:val="0"/>
+                <w:sz w:val="18"/>
+              </w:rPr>
+              <w:t>PL 跟踪辅助（已出片）</w:t>
+            </w:r>
+          </w:p>
+        </w:tc>
+        <w:tc>
+          <w:tcPr>
+            <w:tcW w:type="dxa" w:w="2880"/>
+          </w:tcPr>
+          <w:p>
+            <w:r/>
+            <w:r>
+              <w:rPr>
+                <w:rFonts w:ascii="Consolas" w:hAnsi="Consolas" w:eastAsia="Consolas"/>
+                <w:sz w:val="17"/>
+              </w:rPr>
+              <w:t>src/hls/track/scripts/export_track.py</w:t>
+            </w:r>
+            <w:r>
+              <w:rPr>
+                <w:rFonts w:ascii="微软雅黑" w:hAnsi="微软雅黑" w:eastAsia="微软雅黑"/>
+                <w:b w:val="0"/>
+                <w:sz w:val="18"/>
+              </w:rPr>
+              <w:t xml:space="preserve"> → </w:t>
+            </w:r>
+            <w:r>
+              <w:rPr>
+                <w:rFonts w:ascii="Consolas" w:hAnsi="Consolas" w:eastAsia="Consolas"/>
+                <w:sz w:val="17"/>
+              </w:rPr>
+              <w:t>bd_track_preproc.tcl</w:t>
+            </w:r>
+          </w:p>
+        </w:tc>
+        <w:tc>
+          <w:tcPr>
+            <w:tcW w:type="dxa" w:w="2880"/>
+          </w:tcPr>
+          <w:p>
+            <w:r/>
+            <w:r>
+              <w:rPr>
+                <w:rFonts w:ascii="Consolas" w:hAnsi="Consolas" w:eastAsia="Consolas"/>
+                <w:sz w:val="17"/>
+              </w:rPr>
+              <w:t>IP_EXPORT_OK</w:t>
+            </w:r>
+            <w:r>
+              <w:rPr>
+                <w:rFonts w:ascii="微软雅黑" w:hAnsi="微软雅黑" w:eastAsia="微软雅黑"/>
+                <w:b w:val="0"/>
+                <w:sz w:val="18"/>
+              </w:rPr>
+              <w:t xml:space="preserve"> + </w:t>
+            </w:r>
+            <w:r>
+              <w:rPr>
+                <w:rFonts w:ascii="Consolas" w:hAnsi="Consolas" w:eastAsia="Consolas"/>
+                <w:sz w:val="17"/>
+              </w:rPr>
+              <w:t>write_bitstream completed successfully</w:t>
+            </w:r>
+          </w:p>
+        </w:tc>
+      </w:tr>
+      <w:tr>
+        <w:tc>
+          <w:tcPr>
+            <w:tcW w:type="dxa" w:w="2880"/>
+          </w:tcPr>
+          <w:p>
+            <w:r/>
+            <w:r>
+              <w:rPr>
+                <w:rFonts w:ascii="微软雅黑" w:hAnsi="微软雅黑" w:eastAsia="微软雅黑"/>
+                <w:b w:val="0"/>
+                <w:sz w:val="18"/>
+              </w:rPr>
+              <w:t>PL 跟踪辅助（上板）</w:t>
+            </w:r>
+          </w:p>
+        </w:tc>
+        <w:tc>
+          <w:tcPr>
+            <w:tcW w:type="dxa" w:w="2880"/>
+          </w:tcPr>
+          <w:p>
+            <w:r/>
+            <w:r>
+              <w:rPr>
+                <w:rFonts w:ascii="Consolas" w:hAnsi="Consolas" w:eastAsia="Consolas"/>
+                <w:sz w:val="17"/>
+              </w:rPr>
+              <w:t>tools/check_track_preproc_board.py</w:t>
+            </w:r>
+          </w:p>
+        </w:tc>
+        <w:tc>
+          <w:tcPr>
+            <w:tcW w:type="dxa" w:w="2880"/>
+          </w:tcPr>
+          <w:p>
+            <w:r/>
+            <w:r>
+              <w:rPr>
+                <w:rFonts w:ascii="微软雅黑" w:hAnsi="微软雅黑" w:eastAsia="微软雅黑"/>
+                <w:b/>
+                <w:sz w:val="18"/>
+              </w:rPr>
+              <w:t>`TRACK_PREPROC_BOARD_OK`</w:t>
+            </w:r>
+            <w:r>
+              <w:rPr>
+                <w:rFonts w:ascii="微软雅黑" w:hAnsi="微软雅黑" w:eastAsia="微软雅黑"/>
+                <w:b w:val="0"/>
+                <w:sz w:val="18"/>
+              </w:rPr>
+              <w:t>：RGB/掩码逐字节一致；720p 32.39 ms/帧</w:t>
+            </w:r>
+          </w:p>
+        </w:tc>
+      </w:tr>
     </w:tbl>
     <w:p/>
     <w:p>
@@ -11135,7 +14408,22 @@
                 <w:b w:val="0"/>
                 <w:sz w:val="18"/>
               </w:rPr>
-              <w:t>HLS 源码、PYNQ 驱动、板上运行脚本</w:t>
+              <w:t xml:space="preserve">HLS 源码（含 </w:t>
+            </w:r>
+            <w:r>
+              <w:rPr>
+                <w:rFonts w:ascii="Consolas" w:hAnsi="Consolas" w:eastAsia="Consolas"/>
+                <w:sz w:val="17"/>
+              </w:rPr>
+              <w:t>track_preproc</w:t>
+            </w:r>
+            <w:r>
+              <w:rPr>
+                <w:rFonts w:ascii="微软雅黑" w:hAnsi="微软雅黑" w:eastAsia="微软雅黑"/>
+                <w:b w:val="0"/>
+                <w:sz w:val="18"/>
+              </w:rPr>
+              <w:t>）、PYNQ 驱动、板上运行脚本</w:t>
             </w:r>
           </w:p>
         </w:tc>
@@ -11168,7 +14456,193 @@
                 <w:b w:val="0"/>
                 <w:sz w:val="18"/>
               </w:rPr>
-              <w:t>可复现构建 Tcl（BD/综合/实现）</w:t>
+              <w:t xml:space="preserve">可复现构建 Tcl（BD/综合/实现，含 </w:t>
+            </w:r>
+            <w:r>
+              <w:rPr>
+                <w:rFonts w:ascii="Consolas" w:hAnsi="Consolas" w:eastAsia="Consolas"/>
+                <w:sz w:val="17"/>
+              </w:rPr>
+              <w:t>bd_track_preproc.tcl</w:t>
+            </w:r>
+            <w:r>
+              <w:rPr>
+                <w:rFonts w:ascii="微软雅黑" w:hAnsi="微软雅黑" w:eastAsia="微软雅黑"/>
+                <w:b w:val="0"/>
+                <w:sz w:val="18"/>
+              </w:rPr>
+              <w:t>、</w:t>
+            </w:r>
+            <w:r>
+              <w:rPr>
+                <w:rFonts w:ascii="Consolas" w:hAnsi="Consolas" w:eastAsia="Consolas"/>
+                <w:sz w:val="17"/>
+              </w:rPr>
+              <w:t>bd_hdmi_status.tcl</w:t>
+            </w:r>
+            <w:r>
+              <w:rPr>
+                <w:rFonts w:ascii="微软雅黑" w:hAnsi="微软雅黑" w:eastAsia="微软雅黑"/>
+                <w:b w:val="0"/>
+                <w:sz w:val="18"/>
+              </w:rPr>
+              <w:t>、</w:t>
+            </w:r>
+            <w:r>
+              <w:rPr>
+                <w:rFonts w:ascii="Consolas" w:hAnsi="Consolas" w:eastAsia="Consolas"/>
+                <w:sz w:val="17"/>
+              </w:rPr>
+              <w:t>bd_lcd_status.tcl</w:t>
+            </w:r>
+            <w:r>
+              <w:rPr>
+                <w:rFonts w:ascii="微软雅黑" w:hAnsi="微软雅黑" w:eastAsia="微软雅黑"/>
+                <w:b w:val="0"/>
+                <w:sz w:val="18"/>
+              </w:rPr>
+              <w:t>）</w:t>
+            </w:r>
+          </w:p>
+        </w:tc>
+      </w:tr>
+      <w:tr>
+        <w:tc>
+          <w:tcPr>
+            <w:tcW w:type="dxa" w:w="4320"/>
+          </w:tcPr>
+          <w:p>
+            <w:r/>
+            <w:r>
+              <w:rPr>
+                <w:rFonts w:ascii="Consolas" w:hAnsi="Consolas" w:eastAsia="Consolas"/>
+                <w:sz w:val="17"/>
+              </w:rPr>
+              <w:t>src/rtl/io/hdmi/</w:t>
+            </w:r>
+            <w:r>
+              <w:rPr>
+                <w:rFonts w:ascii="微软雅黑" w:hAnsi="微软雅黑" w:eastAsia="微软雅黑"/>
+                <w:b w:val="0"/>
+                <w:sz w:val="18"/>
+              </w:rPr>
+              <w:t>、</w:t>
+            </w:r>
+            <w:r>
+              <w:rPr>
+                <w:rFonts w:ascii="Consolas" w:hAnsi="Consolas" w:eastAsia="Consolas"/>
+                <w:sz w:val="17"/>
+              </w:rPr>
+              <w:t>src/rtl/io/lcd/</w:t>
+            </w:r>
+          </w:p>
+        </w:tc>
+        <w:tc>
+          <w:tcPr>
+            <w:tcW w:type="dxa" w:w="4320"/>
+          </w:tcPr>
+          <w:p>
+            <w:r/>
+            <w:r>
+              <w:rPr>
+                <w:rFonts w:ascii="微软雅黑" w:hAnsi="微软雅黑" w:eastAsia="微软雅黑"/>
+                <w:b w:val="0"/>
+                <w:sz w:val="18"/>
+              </w:rPr>
+              <w:t>HDMI TMDS / RGB LCD 状态面板 RTL（D020/D021）</w:t>
+            </w:r>
+          </w:p>
+        </w:tc>
+      </w:tr>
+      <w:tr>
+        <w:tc>
+          <w:tcPr>
+            <w:tcW w:type="dxa" w:w="4320"/>
+          </w:tcPr>
+          <w:p>
+            <w:r/>
+            <w:r>
+              <w:rPr>
+                <w:rFonts w:ascii="Consolas" w:hAnsi="Consolas" w:eastAsia="Consolas"/>
+                <w:sz w:val="17"/>
+              </w:rPr>
+              <w:t>tools/result_store.py</w:t>
+            </w:r>
+            <w:r>
+              <w:rPr>
+                <w:rFonts w:ascii="微软雅黑" w:hAnsi="微软雅黑" w:eastAsia="微软雅黑"/>
+                <w:b w:val="0"/>
+                <w:sz w:val="18"/>
+              </w:rPr>
+              <w:t>、</w:t>
+            </w:r>
+            <w:r>
+              <w:rPr>
+                <w:rFonts w:ascii="Consolas" w:hAnsi="Consolas" w:eastAsia="Consolas"/>
+                <w:sz w:val="17"/>
+              </w:rPr>
+              <w:t>result_stream.py</w:t>
+            </w:r>
+            <w:r>
+              <w:rPr>
+                <w:rFonts w:ascii="微软雅黑" w:hAnsi="微软雅黑" w:eastAsia="微软雅黑"/>
+                <w:b w:val="0"/>
+                <w:sz w:val="18"/>
+              </w:rPr>
+              <w:t>、</w:t>
+            </w:r>
+            <w:r>
+              <w:rPr>
+                <w:rFonts w:ascii="Consolas" w:hAnsi="Consolas" w:eastAsia="Consolas"/>
+                <w:sz w:val="17"/>
+              </w:rPr>
+              <w:t>pc_dashboard.py</w:t>
+            </w:r>
+            <w:r>
+              <w:rPr>
+                <w:rFonts w:ascii="微软雅黑" w:hAnsi="微软雅黑" w:eastAsia="微软雅黑"/>
+                <w:b w:val="0"/>
+                <w:sz w:val="18"/>
+              </w:rPr>
+              <w:t>、</w:t>
+            </w:r>
+            <w:r>
+              <w:rPr>
+                <w:rFonts w:ascii="Consolas" w:hAnsi="Consolas" w:eastAsia="Consolas"/>
+                <w:sz w:val="17"/>
+              </w:rPr>
+              <w:t>status_display.py</w:t>
+            </w:r>
+            <w:r>
+              <w:rPr>
+                <w:rFonts w:ascii="微软雅黑" w:hAnsi="微软雅黑" w:eastAsia="微软雅黑"/>
+                <w:b w:val="0"/>
+                <w:sz w:val="18"/>
+              </w:rPr>
+              <w:t>、</w:t>
+            </w:r>
+            <w:r>
+              <w:rPr>
+                <w:rFonts w:ascii="Consolas" w:hAnsi="Consolas" w:eastAsia="Consolas"/>
+                <w:sz w:val="17"/>
+              </w:rPr>
+              <w:t>bram_fb.py</w:t>
+            </w:r>
+          </w:p>
+        </w:tc>
+        <w:tc>
+          <w:tcPr>
+            <w:tcW w:type="dxa" w:w="4320"/>
+          </w:tcPr>
+          <w:p>
+            <w:r/>
+            <w:r>
+              <w:rPr>
+                <w:rFonts w:ascii="微软雅黑" w:hAnsi="微软雅黑" w:eastAsia="微软雅黑"/>
+                <w:b w:val="0"/>
+                <w:sz w:val="18"/>
+              </w:rPr>
+              <w:t>SD/PC/显示扩展（D018）</w:t>
             </w:r>
           </w:p>
         </w:tc>
@@ -11859,6 +15333,265 @@
           <w:sz w:val="21"/>
         </w:rPr>
         <w:t>：与指南推荐版本不同，已按指南要求给出参数化构建与差异说明。</w:t>
+      </w:r>
+    </w:p>
+    <w:p>
+      <w:pPr>
+        <w:pStyle w:val="ListNumber"/>
+      </w:pPr>
+      <w:r>
+        <w:rPr>
+          <w:rFonts w:ascii="微软雅黑" w:hAnsi="微软雅黑" w:eastAsia="微软雅黑"/>
+          <w:b/>
+          <w:sz w:val="21"/>
+        </w:rPr>
+        <w:t>PL 跟踪辅助已上板逐位对</w:t>
+      </w:r>
+      <w:r>
+        <w:rPr>
+          <w:rFonts w:ascii="微软雅黑" w:hAnsi="微软雅黑" w:eastAsia="微软雅黑"/>
+          <w:b w:val="0"/>
+          <w:sz w:val="21"/>
+        </w:rPr>
+        <w:t>：</w:t>
+      </w:r>
+      <w:r>
+        <w:rPr>
+          <w:rFonts w:ascii="Consolas" w:hAnsi="Consolas" w:eastAsia="Consolas"/>
+          <w:sz w:val="20"/>
+        </w:rPr>
+        <w:t>TRACK_PREPROC_BOARD_OK</w:t>
+      </w:r>
+      <w:r>
+        <w:rPr>
+          <w:rFonts w:ascii="微软雅黑" w:hAnsi="微软雅黑" w:eastAsia="微软雅黑"/>
+          <w:b w:val="0"/>
+          <w:sz w:val="21"/>
+        </w:rPr>
+        <w:t>，RGB/掩码逐字节一致；</w:t>
+      </w:r>
+    </w:p>
+    <w:p>
+      <w:pPr>
+        <w:spacing w:after="120"/>
+        <w:ind w:firstLine="0"/>
+      </w:pPr>
+      <w:r>
+        <w:rPr>
+          <w:rFonts w:ascii="微软雅黑" w:hAnsi="微软雅黑" w:eastAsia="微软雅黑"/>
+          <w:b w:val="0"/>
+          <w:sz w:val="21"/>
+        </w:rPr>
+        <w:t xml:space="preserve">1280×720 实测 </w:t>
+      </w:r>
+      <w:r>
+        <w:rPr>
+          <w:rFonts w:ascii="微软雅黑" w:hAnsi="微软雅黑" w:eastAsia="微软雅黑"/>
+          <w:b/>
+          <w:sz w:val="21"/>
+        </w:rPr>
+        <w:t>32.39 ms/帧</w:t>
+      </w:r>
+      <w:r>
+        <w:rPr>
+          <w:rFonts w:ascii="微软雅黑" w:hAnsi="微软雅黑" w:eastAsia="微软雅黑"/>
+          <w:b w:val="0"/>
+          <w:sz w:val="21"/>
+        </w:rPr>
+        <w:t xml:space="preserve">，640×360 管线内 </w:t>
+      </w:r>
+      <w:r>
+        <w:rPr>
+          <w:rFonts w:ascii="微软雅黑" w:hAnsi="微软雅黑" w:eastAsia="微软雅黑"/>
+          <w:b/>
+          <w:sz w:val="21"/>
+        </w:rPr>
+        <w:t>20.03 ms/帧</w:t>
+      </w:r>
+      <w:r>
+        <w:rPr>
+          <w:rFonts w:ascii="微软雅黑" w:hAnsi="微软雅黑" w:eastAsia="微软雅黑"/>
+          <w:b w:val="0"/>
+          <w:sz w:val="21"/>
+        </w:rPr>
+        <w:t>（比旧 preproc 18.8 ms 慢，因为多读 prev、多写掩码）。 这是实测代价，不是免费加速。</w:t>
+      </w:r>
+    </w:p>
+    <w:p>
+      <w:pPr>
+        <w:pStyle w:val="ListNumber"/>
+      </w:pPr>
+      <w:r>
+        <w:rPr>
+          <w:rFonts w:ascii="微软雅黑" w:hAnsi="微软雅黑" w:eastAsia="微软雅黑"/>
+          <w:b/>
+          <w:sz w:val="21"/>
+        </w:rPr>
+        <w:t>HDMI/LCD 帧缓存读回已通过，画面待目视</w:t>
+      </w:r>
+      <w:r>
+        <w:rPr>
+          <w:rFonts w:ascii="微软雅黑" w:hAnsi="微软雅黑" w:eastAsia="微软雅黑"/>
+          <w:b w:val="0"/>
+          <w:sz w:val="21"/>
+        </w:rPr>
+        <w:t>：原先读回恒为 0x8 的根因是 AXI BRAM</w:t>
+      </w:r>
+    </w:p>
+    <w:p>
+      <w:pPr>
+        <w:spacing w:after="120"/>
+        <w:ind w:firstLine="0"/>
+      </w:pPr>
+      <w:r>
+        <w:rPr>
+          <w:rFonts w:ascii="微软雅黑" w:hAnsi="微软雅黑" w:eastAsia="微软雅黑"/>
+          <w:b w:val="0"/>
+          <w:sz w:val="21"/>
+        </w:rPr>
+        <w:t xml:space="preserve">Controller 双端口模式 </w:t>
+      </w:r>
+      <w:r>
+        <w:rPr>
+          <w:rFonts w:ascii="微软雅黑" w:hAnsi="微软雅黑" w:eastAsia="微软雅黑"/>
+          <w:b/>
+          <w:sz w:val="21"/>
+        </w:rPr>
+        <w:t>Port A=写、Port B=读</w:t>
+      </w:r>
+      <w:r>
+        <w:rPr>
+          <w:rFonts w:ascii="微软雅黑" w:hAnsi="微软雅黑" w:eastAsia="微软雅黑"/>
+          <w:b w:val="0"/>
+          <w:sz w:val="21"/>
+        </w:rPr>
+        <w:t xml:space="preserve">，原 BD 只接 Port A；改 </w:t>
+      </w:r>
+      <w:r>
+        <w:rPr>
+          <w:rFonts w:ascii="Consolas" w:hAnsi="Consolas" w:eastAsia="Consolas"/>
+          <w:sz w:val="20"/>
+        </w:rPr>
+        <w:t>C_SINGLE_PORT_BRAM=1</w:t>
+      </w:r>
+      <w:r>
+        <w:rPr>
+          <w:rFonts w:ascii="微软雅黑" w:hAnsi="微软雅黑" w:eastAsia="微软雅黑"/>
+          <w:b w:val="0"/>
+          <w:sz w:val="21"/>
+        </w:rPr>
+        <w:t xml:space="preserve"> 后 AXI 用 Port A 读写、显示用 Port B，HDMI/LCD 均 </w:t>
+      </w:r>
+      <w:r>
+        <w:rPr>
+          <w:rFonts w:ascii="微软雅黑" w:hAnsi="微软雅黑" w:eastAsia="微软雅黑"/>
+          <w:b/>
+          <w:sz w:val="21"/>
+        </w:rPr>
+        <w:t>`DISPLAY_BOARD_OK`</w:t>
+      </w:r>
+      <w:r>
+        <w:rPr>
+          <w:rFonts w:ascii="微软雅黑" w:hAnsi="微软雅黑" w:eastAsia="微软雅黑"/>
+          <w:b w:val="0"/>
+          <w:sz w:val="21"/>
+        </w:rPr>
+        <w:t xml:space="preserve">（28,800 / 12,000 字读回一致）。实际屏幕画面仍需现场目视 确认；现场记录见 </w:t>
+      </w:r>
+      <w:r>
+        <w:rPr>
+          <w:rFonts w:ascii="Consolas" w:hAnsi="Consolas" w:eastAsia="Consolas"/>
+          <w:sz w:val="20"/>
+        </w:rPr>
+        <w:t>../board/logs/board_display_20261025.md</w:t>
+      </w:r>
+      <w:r>
+        <w:rPr>
+          <w:rFonts w:ascii="微软雅黑" w:hAnsi="微软雅黑" w:eastAsia="微软雅黑"/>
+          <w:b w:val="0"/>
+          <w:sz w:val="21"/>
+        </w:rPr>
+        <w:t>。</w:t>
+      </w:r>
+    </w:p>
+    <w:p>
+      <w:pPr>
+        <w:pStyle w:val="ListNumber"/>
+      </w:pPr>
+      <w:r>
+        <w:rPr>
+          <w:rFonts w:ascii="微软雅黑" w:hAnsi="微软雅黑" w:eastAsia="微软雅黑"/>
+          <w:b/>
+          <w:sz w:val="21"/>
+        </w:rPr>
+        <w:t>SD 路径依赖挂载</w:t>
+      </w:r>
+      <w:r>
+        <w:rPr>
+          <w:rFonts w:ascii="微软雅黑" w:hAnsi="微软雅黑" w:eastAsia="微软雅黑"/>
+          <w:b w:val="0"/>
+          <w:sz w:val="21"/>
+        </w:rPr>
+        <w:t>：</w:t>
+      </w:r>
+      <w:r>
+        <w:rPr>
+          <w:rFonts w:ascii="Consolas" w:hAnsi="Consolas" w:eastAsia="Consolas"/>
+          <w:sz w:val="20"/>
+        </w:rPr>
+        <w:t>--store-dir</w:t>
+      </w:r>
+      <w:r>
+        <w:rPr>
+          <w:rFonts w:ascii="微软雅黑" w:hAnsi="微软雅黑" w:eastAsia="微软雅黑"/>
+          <w:b w:val="0"/>
+          <w:sz w:val="21"/>
+        </w:rPr>
+        <w:t xml:space="preserve"> 默认示例 </w:t>
+      </w:r>
+      <w:r>
+        <w:rPr>
+          <w:rFonts w:ascii="Consolas" w:hAnsi="Consolas" w:eastAsia="Consolas"/>
+          <w:sz w:val="20"/>
+        </w:rPr>
+        <w:t>/home/xilinx/zynq-yolo</w:t>
+      </w:r>
+      <w:r>
+        <w:rPr>
+          <w:rFonts w:ascii="微软雅黑" w:hAnsi="微软雅黑" w:eastAsia="微软雅黑"/>
+          <w:b w:val="0"/>
+          <w:sz w:val="21"/>
+        </w:rPr>
+        <w:t>；若 SD 卡挂载点不同，</w:t>
+      </w:r>
+    </w:p>
+    <w:p>
+      <w:pPr>
+        <w:spacing w:after="120"/>
+        <w:ind w:firstLine="0"/>
+      </w:pPr>
+      <w:r>
+        <w:rPr>
+          <w:rFonts w:ascii="微软雅黑" w:hAnsi="微软雅黑" w:eastAsia="微软雅黑"/>
+          <w:b w:val="0"/>
+          <w:sz w:val="21"/>
+        </w:rPr>
+        <w:t xml:space="preserve">由启动脚本传入；存储失败会打印 </w:t>
+      </w:r>
+      <w:r>
+        <w:rPr>
+          <w:rFonts w:ascii="Consolas" w:hAnsi="Consolas" w:eastAsia="Consolas"/>
+          <w:sz w:val="20"/>
+        </w:rPr>
+        <w:t>STORE_UNAVAILABLE</w:t>
+      </w:r>
+      <w:r>
+        <w:rPr>
+          <w:rFonts w:ascii="微软雅黑" w:hAnsi="微软雅黑" w:eastAsia="微软雅黑"/>
+          <w:b w:val="0"/>
+          <w:sz w:val="21"/>
+        </w:rPr>
+        <w:t xml:space="preserve"> 并继续跑（不静默丢结果）。</w:t>
       </w:r>
     </w:p>
     <w:p>
@@ -12363,6 +16096,461 @@
                 <w:sz w:val="18"/>
               </w:rPr>
               <w:t>✅</w:t>
+            </w:r>
+          </w:p>
+        </w:tc>
+      </w:tr>
+      <w:tr>
+        <w:tc>
+          <w:tcPr>
+            <w:tcW w:type="dxa" w:w="2880"/>
+          </w:tcPr>
+          <w:p>
+            <w:r/>
+            <w:r>
+              <w:rPr>
+                <w:rFonts w:ascii="微软雅黑" w:hAnsi="微软雅黑" w:eastAsia="微软雅黑"/>
+                <w:b w:val="0"/>
+                <w:sz w:val="18"/>
+              </w:rPr>
+              <w:t>D018 扩展：SD/HDMI-LCD/PC</w:t>
+            </w:r>
+          </w:p>
+        </w:tc>
+        <w:tc>
+          <w:tcPr>
+            <w:tcW w:type="dxa" w:w="2880"/>
+          </w:tcPr>
+          <w:p>
+            <w:r/>
+            <w:r>
+              <w:rPr>
+                <w:rFonts w:ascii="Consolas" w:hAnsi="Consolas" w:eastAsia="Consolas"/>
+                <w:sz w:val="17"/>
+              </w:rPr>
+              <w:t>tools/result_store.py</w:t>
+            </w:r>
+            <w:r>
+              <w:rPr>
+                <w:rFonts w:ascii="微软雅黑" w:hAnsi="微软雅黑" w:eastAsia="微软雅黑"/>
+                <w:b w:val="0"/>
+                <w:sz w:val="18"/>
+              </w:rPr>
+              <w:t>、</w:t>
+            </w:r>
+            <w:r>
+              <w:rPr>
+                <w:rFonts w:ascii="Consolas" w:hAnsi="Consolas" w:eastAsia="Consolas"/>
+                <w:sz w:val="17"/>
+              </w:rPr>
+              <w:t>tools/status_display.py</w:t>
+            </w:r>
+            <w:r>
+              <w:rPr>
+                <w:rFonts w:ascii="微软雅黑" w:hAnsi="微软雅黑" w:eastAsia="微软雅黑"/>
+                <w:b w:val="0"/>
+                <w:sz w:val="18"/>
+              </w:rPr>
+              <w:t>、</w:t>
+            </w:r>
+            <w:r>
+              <w:rPr>
+                <w:rFonts w:ascii="Consolas" w:hAnsi="Consolas" w:eastAsia="Consolas"/>
+                <w:sz w:val="17"/>
+              </w:rPr>
+              <w:t>tools/pc_dashboard.py</w:t>
+            </w:r>
+            <w:r>
+              <w:rPr>
+                <w:rFonts w:ascii="微软雅黑" w:hAnsi="微软雅黑" w:eastAsia="微软雅黑"/>
+                <w:b w:val="0"/>
+                <w:sz w:val="18"/>
+              </w:rPr>
+              <w:t>、</w:t>
+            </w:r>
+            <w:r>
+              <w:rPr>
+                <w:rFonts w:ascii="Consolas" w:hAnsi="Consolas" w:eastAsia="Consolas"/>
+                <w:sz w:val="17"/>
+              </w:rPr>
+              <w:t>tools/result_stream.py</w:t>
+            </w:r>
+          </w:p>
+        </w:tc>
+        <w:tc>
+          <w:tcPr>
+            <w:tcW w:type="dxa" w:w="2880"/>
+          </w:tcPr>
+          <w:p>
+            <w:r/>
+            <w:r>
+              <w:rPr>
+                <w:rFonts w:ascii="微软雅黑" w:hAnsi="微软雅黑" w:eastAsia="微软雅黑"/>
+                <w:b w:val="0"/>
+                <w:sz w:val="18"/>
+              </w:rPr>
+              <w:t>✅ 软件自检通过</w:t>
+            </w:r>
+          </w:p>
+        </w:tc>
+      </w:tr>
+      <w:tr>
+        <w:tc>
+          <w:tcPr>
+            <w:tcW w:type="dxa" w:w="2880"/>
+          </w:tcPr>
+          <w:p>
+            <w:r/>
+            <w:r>
+              <w:rPr>
+                <w:rFonts w:ascii="微软雅黑" w:hAnsi="微软雅黑" w:eastAsia="微软雅黑"/>
+                <w:b w:val="0"/>
+                <w:sz w:val="18"/>
+              </w:rPr>
+              <w:t>D019 扩展：PL 跟踪辅助</w:t>
+            </w:r>
+          </w:p>
+        </w:tc>
+        <w:tc>
+          <w:tcPr>
+            <w:tcW w:type="dxa" w:w="2880"/>
+          </w:tcPr>
+          <w:p>
+            <w:r/>
+            <w:r>
+              <w:rPr>
+                <w:rFonts w:ascii="Consolas" w:hAnsi="Consolas" w:eastAsia="Consolas"/>
+                <w:sz w:val="17"/>
+              </w:rPr>
+              <w:t>src/hls/track/</w:t>
+            </w:r>
+            <w:r>
+              <w:rPr>
+                <w:rFonts w:ascii="微软雅黑" w:hAnsi="微软雅黑" w:eastAsia="微软雅黑"/>
+                <w:b w:val="0"/>
+                <w:sz w:val="18"/>
+              </w:rPr>
+              <w:t>、</w:t>
+            </w:r>
+            <w:r>
+              <w:rPr>
+                <w:rFonts w:ascii="Consolas" w:hAnsi="Consolas" w:eastAsia="Consolas"/>
+                <w:sz w:val="17"/>
+              </w:rPr>
+              <w:t>build/scripts/bd_track_preproc.tcl</w:t>
+            </w:r>
+            <w:r>
+              <w:rPr>
+                <w:rFonts w:ascii="微软雅黑" w:hAnsi="微软雅黑" w:eastAsia="微软雅黑"/>
+                <w:b w:val="0"/>
+                <w:sz w:val="18"/>
+              </w:rPr>
+              <w:t>、</w:t>
+            </w:r>
+            <w:r>
+              <w:rPr>
+                <w:rFonts w:ascii="Consolas" w:hAnsi="Consolas" w:eastAsia="Consolas"/>
+                <w:sz w:val="17"/>
+              </w:rPr>
+              <w:t>board/overlay/track_preproc.bit</w:t>
+            </w:r>
+            <w:r>
+              <w:rPr>
+                <w:rFonts w:ascii="微软雅黑" w:hAnsi="微软雅黑" w:eastAsia="微软雅黑"/>
+                <w:b w:val="0"/>
+                <w:sz w:val="18"/>
+              </w:rPr>
+              <w:t>、</w:t>
+            </w:r>
+            <w:r>
+              <w:rPr>
+                <w:rFonts w:ascii="Consolas" w:hAnsi="Consolas" w:eastAsia="Consolas"/>
+                <w:sz w:val="17"/>
+              </w:rPr>
+              <w:t>tools/track_preproc.py</w:t>
+            </w:r>
+          </w:p>
+        </w:tc>
+        <w:tc>
+          <w:tcPr>
+            <w:tcW w:type="dxa" w:w="2880"/>
+          </w:tcPr>
+          <w:p>
+            <w:r/>
+            <w:r>
+              <w:rPr>
+                <w:rFonts w:ascii="微软雅黑" w:hAnsi="微软雅黑" w:eastAsia="微软雅黑"/>
+                <w:b w:val="0"/>
+                <w:sz w:val="18"/>
+              </w:rPr>
+              <w:t>✅ 已出片并上板逐位对通过（720p 32.39 ms）</w:t>
+            </w:r>
+          </w:p>
+        </w:tc>
+      </w:tr>
+      <w:tr>
+        <w:tc>
+          <w:tcPr>
+            <w:tcW w:type="dxa" w:w="2880"/>
+          </w:tcPr>
+          <w:p>
+            <w:r/>
+            <w:r>
+              <w:rPr>
+                <w:rFonts w:ascii="微软雅黑" w:hAnsi="微软雅黑" w:eastAsia="微软雅黑"/>
+                <w:b w:val="0"/>
+                <w:sz w:val="18"/>
+              </w:rPr>
+              <w:t>D020 扩展：HDMI 状态面板</w:t>
+            </w:r>
+          </w:p>
+        </w:tc>
+        <w:tc>
+          <w:tcPr>
+            <w:tcW w:type="dxa" w:w="2880"/>
+          </w:tcPr>
+          <w:p>
+            <w:r/>
+            <w:r>
+              <w:rPr>
+                <w:rFonts w:ascii="Consolas" w:hAnsi="Consolas" w:eastAsia="Consolas"/>
+                <w:sz w:val="17"/>
+              </w:rPr>
+              <w:t>src/rtl/io/hdmi/</w:t>
+            </w:r>
+            <w:r>
+              <w:rPr>
+                <w:rFonts w:ascii="微软雅黑" w:hAnsi="微软雅黑" w:eastAsia="微软雅黑"/>
+                <w:b w:val="0"/>
+                <w:sz w:val="18"/>
+              </w:rPr>
+              <w:t>、</w:t>
+            </w:r>
+            <w:r>
+              <w:rPr>
+                <w:rFonts w:ascii="Consolas" w:hAnsi="Consolas" w:eastAsia="Consolas"/>
+                <w:sz w:val="17"/>
+              </w:rPr>
+              <w:t>build/scripts/bd_hdmi_status.tcl</w:t>
+            </w:r>
+            <w:r>
+              <w:rPr>
+                <w:rFonts w:ascii="微软雅黑" w:hAnsi="微软雅黑" w:eastAsia="微软雅黑"/>
+                <w:b w:val="0"/>
+                <w:sz w:val="18"/>
+              </w:rPr>
+              <w:t>、</w:t>
+            </w:r>
+            <w:r>
+              <w:rPr>
+                <w:rFonts w:ascii="Consolas" w:hAnsi="Consolas" w:eastAsia="Consolas"/>
+                <w:sz w:val="17"/>
+              </w:rPr>
+              <w:t>board/overlay/hdmi_status.bit</w:t>
+            </w:r>
+            <w:r>
+              <w:rPr>
+                <w:rFonts w:ascii="微软雅黑" w:hAnsi="微软雅黑" w:eastAsia="微软雅黑"/>
+                <w:b w:val="0"/>
+                <w:sz w:val="18"/>
+              </w:rPr>
+              <w:t>、</w:t>
+            </w:r>
+            <w:r>
+              <w:rPr>
+                <w:rFonts w:ascii="Consolas" w:hAnsi="Consolas" w:eastAsia="Consolas"/>
+                <w:sz w:val="17"/>
+              </w:rPr>
+              <w:t>tools/bram_fb.py</w:t>
+            </w:r>
+          </w:p>
+        </w:tc>
+        <w:tc>
+          <w:tcPr>
+            <w:tcW w:type="dxa" w:w="2880"/>
+          </w:tcPr>
+          <w:p>
+            <w:r/>
+            <w:r>
+              <w:rPr>
+                <w:rFonts w:ascii="微软雅黑" w:hAnsi="微软雅黑" w:eastAsia="微软雅黑"/>
+                <w:b w:val="0"/>
+                <w:sz w:val="18"/>
+              </w:rPr>
+              <w:t>✅ 已出片（Setup +3.938 ns）；✅ 读回通过，画面待目视</w:t>
+            </w:r>
+          </w:p>
+        </w:tc>
+      </w:tr>
+      <w:tr>
+        <w:tc>
+          <w:tcPr>
+            <w:tcW w:type="dxa" w:w="2880"/>
+          </w:tcPr>
+          <w:p>
+            <w:r/>
+            <w:r>
+              <w:rPr>
+                <w:rFonts w:ascii="微软雅黑" w:hAnsi="微软雅黑" w:eastAsia="微软雅黑"/>
+                <w:b w:val="0"/>
+                <w:sz w:val="18"/>
+              </w:rPr>
+              <w:t>D021 扩展：LCD 状态面板</w:t>
+            </w:r>
+          </w:p>
+        </w:tc>
+        <w:tc>
+          <w:tcPr>
+            <w:tcW w:type="dxa" w:w="2880"/>
+          </w:tcPr>
+          <w:p>
+            <w:r/>
+            <w:r>
+              <w:rPr>
+                <w:rFonts w:ascii="Consolas" w:hAnsi="Consolas" w:eastAsia="Consolas"/>
+                <w:sz w:val="17"/>
+              </w:rPr>
+              <w:t>src/rtl/io/lcd/</w:t>
+            </w:r>
+            <w:r>
+              <w:rPr>
+                <w:rFonts w:ascii="微软雅黑" w:hAnsi="微软雅黑" w:eastAsia="微软雅黑"/>
+                <w:b w:val="0"/>
+                <w:sz w:val="18"/>
+              </w:rPr>
+              <w:t>、</w:t>
+            </w:r>
+            <w:r>
+              <w:rPr>
+                <w:rFonts w:ascii="Consolas" w:hAnsi="Consolas" w:eastAsia="Consolas"/>
+                <w:sz w:val="17"/>
+              </w:rPr>
+              <w:t>build/scripts/bd_lcd_status.tcl</w:t>
+            </w:r>
+            <w:r>
+              <w:rPr>
+                <w:rFonts w:ascii="微软雅黑" w:hAnsi="微软雅黑" w:eastAsia="微软雅黑"/>
+                <w:b w:val="0"/>
+                <w:sz w:val="18"/>
+              </w:rPr>
+              <w:t>、</w:t>
+            </w:r>
+            <w:r>
+              <w:rPr>
+                <w:rFonts w:ascii="Consolas" w:hAnsi="Consolas" w:eastAsia="Consolas"/>
+                <w:sz w:val="17"/>
+              </w:rPr>
+              <w:t>board/overlay/lcd_status.bit</w:t>
+            </w:r>
+          </w:p>
+        </w:tc>
+        <w:tc>
+          <w:tcPr>
+            <w:tcW w:type="dxa" w:w="2880"/>
+          </w:tcPr>
+          <w:p>
+            <w:r/>
+            <w:r>
+              <w:rPr>
+                <w:rFonts w:ascii="微软雅黑" w:hAnsi="微软雅黑" w:eastAsia="微软雅黑"/>
+                <w:b w:val="0"/>
+                <w:sz w:val="18"/>
+              </w:rPr>
+              <w:t>✅ 已出片（Setup +4.283 ns）；✅ 读回通过，画面待目视</w:t>
+            </w:r>
+          </w:p>
+        </w:tc>
+      </w:tr>
+      <w:tr>
+        <w:tc>
+          <w:tcPr>
+            <w:tcW w:type="dxa" w:w="2880"/>
+          </w:tcPr>
+          <w:p>
+            <w:r/>
+            <w:r>
+              <w:rPr>
+                <w:rFonts w:ascii="微软雅黑" w:hAnsi="微软雅黑" w:eastAsia="微软雅黑"/>
+                <w:b w:val="0"/>
+                <w:sz w:val="18"/>
+              </w:rPr>
+              <w:t>D022 修复：BRAM 单端口</w:t>
+            </w:r>
+          </w:p>
+        </w:tc>
+        <w:tc>
+          <w:tcPr>
+            <w:tcW w:type="dxa" w:w="2880"/>
+          </w:tcPr>
+          <w:p>
+            <w:r/>
+            <w:r>
+              <w:rPr>
+                <w:rFonts w:ascii="Consolas" w:hAnsi="Consolas" w:eastAsia="Consolas"/>
+                <w:sz w:val="17"/>
+              </w:rPr>
+              <w:t>bd_hdmi_status.tcl</w:t>
+            </w:r>
+            <w:r>
+              <w:rPr>
+                <w:rFonts w:ascii="微软雅黑" w:hAnsi="微软雅黑" w:eastAsia="微软雅黑"/>
+                <w:b w:val="0"/>
+                <w:sz w:val="18"/>
+              </w:rPr>
+              <w:t>/</w:t>
+            </w:r>
+            <w:r>
+              <w:rPr>
+                <w:rFonts w:ascii="Consolas" w:hAnsi="Consolas" w:eastAsia="Consolas"/>
+                <w:sz w:val="17"/>
+              </w:rPr>
+              <w:t>bd_lcd_status.tcl</w:t>
+            </w:r>
+            <w:r>
+              <w:rPr>
+                <w:rFonts w:ascii="微软雅黑" w:hAnsi="微软雅黑" w:eastAsia="微软雅黑"/>
+                <w:b w:val="0"/>
+                <w:sz w:val="18"/>
+              </w:rPr>
+              <w:t xml:space="preserve"> 的 </w:t>
+            </w:r>
+            <w:r>
+              <w:rPr>
+                <w:rFonts w:ascii="Consolas" w:hAnsi="Consolas" w:eastAsia="Consolas"/>
+                <w:sz w:val="17"/>
+              </w:rPr>
+              <w:t>SINGLE_PORT_BRAM=1</w:t>
+            </w:r>
+          </w:p>
+        </w:tc>
+        <w:tc>
+          <w:tcPr>
+            <w:tcW w:type="dxa" w:w="2880"/>
+          </w:tcPr>
+          <w:p>
+            <w:r/>
+            <w:r>
+              <w:rPr>
+                <w:rFonts w:ascii="微软雅黑" w:hAnsi="微软雅黑" w:eastAsia="微软雅黑"/>
+                <w:b w:val="0"/>
+                <w:sz w:val="18"/>
+              </w:rPr>
+              <w:t xml:space="preserve">✅ HDMI/LCD 均 </w:t>
+            </w:r>
+            <w:r>
+              <w:rPr>
+                <w:rFonts w:ascii="Consolas" w:hAnsi="Consolas" w:eastAsia="Consolas"/>
+                <w:sz w:val="17"/>
+              </w:rPr>
+              <w:t>DISPLAY_BOARD_OK</w:t>
+            </w:r>
+            <w:r>
+              <w:rPr>
+                <w:rFonts w:ascii="微软雅黑" w:hAnsi="微软雅黑" w:eastAsia="微软雅黑"/>
+                <w:b w:val="0"/>
+                <w:sz w:val="18"/>
+              </w:rPr>
+              <w:t>；画面待目视</w:t>
             </w:r>
           </w:p>
         </w:tc>

--- a/report/design_report.docx
+++ b/report/design_report.docx
@@ -27,7 +27,7 @@
           <w:b/>
           <w:sz w:val="21"/>
         </w:rPr>
-        <w:t>设计报告（提交稿 v1.0）</w:t>
+        <w:t>设计报告（提交稿 v1.1）</w:t>
       </w:r>
     </w:p>
     <w:p>
@@ -40,7 +40,21 @@
           <w:b w:val="0"/>
           <w:sz w:val="21"/>
         </w:rPr>
-        <w:t>日期：2026-10-25</w:t>
+        <w:t>日期：2026-10-30（v1.0 为 2026-10-25；v1.1 补 D026 HDMI 带框环出、统一显示判据的两级口径、</w:t>
+      </w:r>
+    </w:p>
+    <w:p>
+      <w:pPr>
+        <w:spacing w:after="120"/>
+        <w:ind w:firstLine="0"/>
+      </w:pPr>
+      <w:r>
+        <w:rPr>
+          <w:rFonts w:ascii="微软雅黑" w:hAnsi="微软雅黑" w:eastAsia="微软雅黑"/>
+          <w:b w:val="0"/>
+          <w:sz w:val="21"/>
+        </w:rPr>
+        <w:t>同步 D023–D026 与 2026-10-28–30 的 LCD 重做记录）</w:t>
       </w:r>
     </w:p>
     <w:p>
@@ -898,7 +912,15 @@
                 <w:b w:val="0"/>
                 <w:sz w:val="18"/>
               </w:rPr>
-              <w:t>SD JSONL + PC Dashboard + HDMI/LCD 状态面板</w:t>
+              <w:t xml:space="preserve">SD JSONL + PC Dashboard + HDMI/LCD 面板 + </w:t>
+            </w:r>
+            <w:r>
+              <w:rPr>
+                <w:rFonts w:ascii="微软雅黑" w:hAnsi="微软雅黑" w:eastAsia="微软雅黑"/>
+                <w:b/>
+                <w:sz w:val="18"/>
+              </w:rPr>
+              <w:t>HDMI 带框环出（D026）</w:t>
             </w:r>
           </w:p>
         </w:tc>
@@ -914,7 +936,7 @@
                 <w:b w:val="0"/>
                 <w:sz w:val="18"/>
               </w:rPr>
-              <w:t>软件自检通过；</w:t>
+              <w:t>软件自检通过；HDMI/LCD overlay 已出片，</w:t>
             </w:r>
             <w:r>
               <w:rPr>
@@ -922,7 +944,7 @@
                 <w:b/>
                 <w:sz w:val="18"/>
               </w:rPr>
-              <w:t>HDMI/LCD/合并双屏 overlay 均已出片并读回通过</w:t>
+              <w:t>机器级</w:t>
             </w:r>
             <w:r>
               <w:rPr>
@@ -930,7 +952,92 @@
                 <w:b w:val="0"/>
                 <w:sz w:val="18"/>
               </w:rPr>
-              <w:t>（D020–D024），画面待目视</w:t>
+              <w:t>通过（BRAM 读回 + 实时扫描范围/速率，</w:t>
+            </w:r>
+            <w:r>
+              <w:rPr>
+                <w:rFonts w:ascii="Consolas" w:hAnsi="Consolas" w:eastAsia="Consolas"/>
+                <w:sz w:val="17"/>
+              </w:rPr>
+              <w:t>ai/sessions/019</w:t>
+            </w:r>
+            <w:r>
+              <w:rPr>
+                <w:rFonts w:ascii="微软雅黑" w:hAnsi="微软雅黑" w:eastAsia="微软雅黑"/>
+                <w:b w:val="0"/>
+                <w:sz w:val="18"/>
+              </w:rPr>
+              <w:t>）；LCD 于 10-29 按用户要求</w:t>
+            </w:r>
+            <w:r>
+              <w:rPr>
+                <w:rFonts w:ascii="微软雅黑" w:hAnsi="微软雅黑" w:eastAsia="微软雅黑"/>
+                <w:b/>
+                <w:sz w:val="18"/>
+              </w:rPr>
+              <w:t>整体重做</w:t>
+            </w:r>
+            <w:r>
+              <w:rPr>
+                <w:rFonts w:ascii="微软雅黑" w:hAnsi="微软雅黑" w:eastAsia="微软雅黑"/>
+                <w:b w:val="0"/>
+                <w:sz w:val="18"/>
+              </w:rPr>
+              <w:t>为 4bpp/16 色调色板 + 按键，新片（WNS +1.839 ns）</w:t>
+            </w:r>
+            <w:r>
+              <w:rPr>
+                <w:rFonts w:ascii="微软雅黑" w:hAnsi="微软雅黑" w:eastAsia="微软雅黑"/>
+                <w:b/>
+                <w:sz w:val="18"/>
+              </w:rPr>
+              <w:t>尚未上板</w:t>
+            </w:r>
+            <w:r>
+              <w:rPr>
+                <w:rFonts w:ascii="微软雅黑" w:hAnsi="微软雅黑" w:eastAsia="微软雅黑"/>
+                <w:b w:val="0"/>
+                <w:sz w:val="18"/>
+              </w:rPr>
+              <w:t xml:space="preserve">；HDMI 带框环出 </w:t>
+            </w:r>
+            <w:r>
+              <w:rPr>
+                <w:rFonts w:ascii="Consolas" w:hAnsi="Consolas" w:eastAsia="Consolas"/>
+                <w:sz w:val="17"/>
+              </w:rPr>
+              <w:t>TB_FB_SCANOUT_OK</w:t>
+            </w:r>
+            <w:r>
+              <w:rPr>
+                <w:rFonts w:ascii="微软雅黑" w:hAnsi="微软雅黑" w:eastAsia="微软雅黑"/>
+                <w:b w:val="0"/>
+                <w:sz w:val="18"/>
+              </w:rPr>
+              <w:t>（2048 像素逐点 0 错）、主机侧 OSD 出图正确，</w:t>
+            </w:r>
+            <w:r>
+              <w:rPr>
+                <w:rFonts w:ascii="Consolas" w:hAnsi="Consolas" w:eastAsia="Consolas"/>
+                <w:sz w:val="17"/>
+              </w:rPr>
+              <w:t>hdmi_video.bit</w:t>
+            </w:r>
+            <w:r>
+              <w:rPr>
+                <w:rFonts w:ascii="微软雅黑" w:hAnsi="微软雅黑" w:eastAsia="微软雅黑"/>
+                <w:b w:val="0"/>
+                <w:sz w:val="18"/>
+              </w:rPr>
+              <w:t xml:space="preserve"> </w:t>
+            </w:r>
+            <w:r>
+              <w:rPr>
+                <w:rFonts w:ascii="微软雅黑" w:hAnsi="微软雅黑" w:eastAsia="微软雅黑"/>
+                <w:b/>
+                <w:sz w:val="18"/>
+              </w:rPr>
+              <w:t>尚未上板</w:t>
             </w:r>
           </w:p>
         </w:tc>
@@ -1342,7 +1449,7 @@
           <w:b w:val="0"/>
           <w:sz w:val="21"/>
         </w:rPr>
-        <w:t>按 D010/D011/D012/D017，交付四件</w:t>
+        <w:t>按 D010/D011/D012/D017/D026，交付五件</w:t>
       </w:r>
       <w:r>
         <w:rPr>
@@ -1421,7 +1528,23 @@
           <w:b w:val="0"/>
           <w:sz w:val="21"/>
         </w:rPr>
-        <w:t>：球出界后的球权归属、进球、出界（角球/球门球由出界位置推导）；</w:t>
+        <w:t>：出界（含越线侧）、进球、球权（3 m 内最近球员）；</w:t>
+      </w:r>
+      <w:r>
+        <w:rPr>
+          <w:rFonts w:ascii="微软雅黑" w:hAnsi="微软雅黑" w:eastAsia="微软雅黑"/>
+          <w:b/>
+          <w:sz w:val="21"/>
+        </w:rPr>
+        <w:t>角球/球门球不在范围</w:t>
+      </w:r>
+      <w:r>
+        <w:rPr>
+          <w:rFonts w:ascii="微软雅黑" w:hAnsi="微软雅黑" w:eastAsia="微软雅黑"/>
+          <w:b w:val="0"/>
+          <w:sz w:val="21"/>
+        </w:rPr>
+        <w:t>（缺“最后触球队伍+进攻方向”，见 §8 第 3 条）；</w:t>
       </w:r>
     </w:p>
     <w:p>
@@ -1458,7 +1581,28 @@
           <w:b w:val="0"/>
           <w:sz w:val="21"/>
         </w:rPr>
-        <w:t>，供人工复核/后续姿态模型升级。</w:t>
+        <w:t>，供人工复核/后续姿态模型升级；</w:t>
+      </w:r>
+    </w:p>
+    <w:p>
+      <w:pPr>
+        <w:pStyle w:val="ListNumber"/>
+      </w:pPr>
+      <w:r>
+        <w:rPr>
+          <w:rFonts w:ascii="微软雅黑" w:hAnsi="微软雅黑" w:eastAsia="微软雅黑"/>
+          <w:b/>
+          <w:sz w:val="21"/>
+        </w:rPr>
+        <w:t>HDMI 带框环出（D026）</w:t>
+      </w:r>
+      <w:r>
+        <w:rPr>
+          <w:rFonts w:ascii="微软雅黑" w:hAnsi="微软雅黑" w:eastAsia="微软雅黑"/>
+          <w:b w:val="0"/>
+          <w:sz w:val="21"/>
+        </w:rPr>
+        <w:t>：把 PS 在 DDR 里画好的 32-bit 帧（原画面 + 检测框 + 顶部事件条）</w:t>
       </w:r>
     </w:p>
     <w:p>
@@ -1469,6 +1613,48 @@
       <w:r>
         <w:rPr>
           <w:rFonts w:ascii="微软雅黑" w:hAnsi="微软雅黑" w:eastAsia="微软雅黑"/>
+          <w:b w:val="0"/>
+          <w:sz w:val="21"/>
+        </w:rPr>
+        <w:t xml:space="preserve">经 PL 扫描输出到 HDMI，作为赛场监视画面。判据分两级：行欠载计数 </w:t>
+      </w:r>
+      <w:r>
+        <w:rPr>
+          <w:rFonts w:ascii="Consolas" w:hAnsi="Consolas" w:eastAsia="Consolas"/>
+          <w:sz w:val="20"/>
+        </w:rPr>
+        <w:t>under</w:t>
+      </w:r>
+      <w:r>
+        <w:rPr>
+          <w:rFonts w:ascii="微软雅黑" w:hAnsi="微软雅黑" w:eastAsia="微软雅黑"/>
+          <w:b w:val="0"/>
+          <w:sz w:val="21"/>
+        </w:rPr>
+        <w:t xml:space="preserve"> 稳定为 0（机器）</w:t>
+      </w:r>
+    </w:p>
+    <w:p>
+      <w:pPr>
+        <w:pStyle w:val="ListBullet"/>
+      </w:pPr>
+      <w:r>
+        <w:rPr>
+          <w:rFonts w:ascii="微软雅黑" w:hAnsi="微软雅黑" w:eastAsia="微软雅黑"/>
+          <w:b w:val="0"/>
+          <w:sz w:val="21"/>
+        </w:rPr>
+        <w:t>框落在真人身上（人眼）。</w:t>
+      </w:r>
+    </w:p>
+    <w:p>
+      <w:pPr>
+        <w:spacing w:after="120"/>
+        <w:ind w:firstLine="0"/>
+      </w:pPr>
+      <w:r>
+        <w:rPr>
+          <w:rFonts w:ascii="微软雅黑" w:hAnsi="微软雅黑" w:eastAsia="微软雅黑"/>
           <w:b/>
           <w:sz w:val="21"/>
         </w:rPr>
@@ -1480,23 +1666,42 @@
           <w:b w:val="0"/>
           <w:sz w:val="21"/>
         </w:rPr>
-        <w:t>：越位、犯规、红黄牌等判罚推理；</w:t>
+        <w:t>：越位、犯规、红黄牌等判罚推理；板载摄像头采集（D015：输入改为 PC 经以太网送入）。</w:t>
+      </w:r>
+    </w:p>
+    <w:p>
+      <w:pPr>
+        <w:ind w:left="360"/>
+      </w:pPr>
+      <w:r>
+        <w:rPr>
+          <w:rFonts w:ascii="微软雅黑" w:hAnsi="微软雅黑" w:eastAsia="微软雅黑"/>
+          <w:b w:val="0"/>
+          <w:i/>
+          <w:color w:val="556577"/>
+          <w:sz w:val="19"/>
+        </w:rPr>
+        <w:t xml:space="preserve">注：v1.0 曾把「HDMI 视频环出/OSD 叠框」列为明确不做，该口径已被 </w:t>
       </w:r>
       <w:r>
         <w:rPr>
           <w:rFonts w:ascii="微软雅黑" w:hAnsi="微软雅黑" w:eastAsia="微软雅黑"/>
           <w:b/>
-          <w:sz w:val="21"/>
-        </w:rPr>
-        <w:t>HDMI 视频环出/OSD 叠框</w:t>
-      </w:r>
-      <w:r>
-        <w:rPr>
-          <w:rFonts w:ascii="微软雅黑" w:hAnsi="微软雅黑" w:eastAsia="微软雅黑"/>
-          <w:b w:val="0"/>
-          <w:sz w:val="21"/>
-        </w:rPr>
-        <w:t>（状态面板输出见 D018）； 板载摄像头采集（D015）。</w:t>
+          <w:i/>
+          <w:color w:val="556577"/>
+          <w:sz w:val="19"/>
+        </w:rPr>
+        <w:t>2026-10-27 的 D026 推翻</w:t>
+      </w:r>
+      <w:r>
+        <w:rPr>
+          <w:rFonts w:ascii="微软雅黑" w:hAnsi="微软雅黑" w:eastAsia="微软雅黑"/>
+          <w:b w:val="0"/>
+          <w:i/>
+          <w:color w:val="556577"/>
+          <w:sz w:val="19"/>
+        </w:rPr>
+        <w:t>。</w:t>
       </w:r>
     </w:p>
     <w:p>
@@ -3435,7 +3640,85 @@
           <w:b w:val="0"/>
           <w:sz w:val="21"/>
         </w:rPr>
-        <w:t>后，3 个已知真倒地全部进入强候选，且未引入已知误报。</w:t>
+        <w:t xml:space="preserve">后，强层候选从 2 个增至 </w:t>
+      </w:r>
+      <w:r>
+        <w:rPr>
+          <w:rFonts w:ascii="微软雅黑" w:hAnsi="微软雅黑" w:eastAsia="微软雅黑"/>
+          <w:b/>
+          <w:sz w:val="21"/>
+        </w:rPr>
+        <w:t>4 个</w:t>
+      </w:r>
+      <w:r>
+        <w:rPr>
+          <w:rFonts w:ascii="微软雅黑" w:hAnsi="微软雅黑" w:eastAsia="微软雅黑"/>
+          <w:b w:val="0"/>
+          <w:sz w:val="21"/>
+        </w:rPr>
+        <w:t>：3 个已知真倒地进入， 另 1 个（</w:t>
+      </w:r>
+      <w:r>
+        <w:rPr>
+          <w:rFonts w:ascii="Consolas" w:hAnsi="Consolas" w:eastAsia="Consolas"/>
+          <w:sz w:val="20"/>
+        </w:rPr>
+        <w:t>inc_10_tid8279</w:t>
+      </w:r>
+      <w:r>
+        <w:rPr>
+          <w:rFonts w:ascii="微软雅黑" w:hAnsi="微软雅黑" w:eastAsia="微软雅黑"/>
+          <w:b w:val="0"/>
+          <w:sz w:val="21"/>
+        </w:rPr>
+        <w:t>）人工复核为</w:t>
+      </w:r>
+      <w:r>
+        <w:rPr>
+          <w:rFonts w:ascii="微软雅黑" w:hAnsi="微软雅黑" w:eastAsia="微软雅黑"/>
+          <w:b/>
+          <w:sz w:val="21"/>
+        </w:rPr>
+        <w:t>弯腰/俯身误判</w:t>
+      </w:r>
+      <w:r>
+        <w:rPr>
+          <w:rFonts w:ascii="微软雅黑" w:hAnsi="微软雅黑" w:eastAsia="微软雅黑"/>
+          <w:b w:val="0"/>
+          <w:sz w:val="21"/>
+        </w:rPr>
+        <w:t xml:space="preserve"> ⇒ 强层精度 </w:t>
+      </w:r>
+      <w:r>
+        <w:rPr>
+          <w:rFonts w:ascii="微软雅黑" w:hAnsi="微软雅黑" w:eastAsia="微软雅黑"/>
+          <w:b/>
+          <w:sz w:val="21"/>
+        </w:rPr>
+        <w:t>3/4</w:t>
+      </w:r>
+      <w:r>
+        <w:rPr>
+          <w:rFonts w:ascii="微软雅黑" w:hAnsi="微软雅黑" w:eastAsia="微软雅黑"/>
+          <w:b w:val="0"/>
+          <w:sz w:val="21"/>
+        </w:rPr>
+        <w:t>； 这是候选数与候选精度，不是检出率（</w:t>
+      </w:r>
+      <w:r>
+        <w:rPr>
+          <w:rFonts w:ascii="Consolas" w:hAnsi="Consolas" w:eastAsia="Consolas"/>
+          <w:sz w:val="20"/>
+        </w:rPr>
+        <w:t>docs/player_tracking_v1.md</w:t>
+      </w:r>
+      <w:r>
+        <w:rPr>
+          <w:rFonts w:ascii="微软雅黑" w:hAnsi="微软雅黑" w:eastAsia="微软雅黑"/>
+          <w:b w:val="0"/>
+          <w:sz w:val="21"/>
+        </w:rPr>
+        <w:t xml:space="preserve"> §7.1 / §7.3）。</w:t>
       </w:r>
     </w:p>
     <w:p>
@@ -3581,7 +3864,7 @@
           <w:b/>
           <w:sz w:val="25"/>
         </w:rPr>
-        <w:t>2.9 存储、显示与上位机（D018/D019）</w:t>
+        <w:t>2.9 存储、显示与上位机（D018–D026）</w:t>
       </w:r>
     </w:p>
     <w:p>
@@ -3910,207 +4193,85 @@
     </w:p>
     <w:p>
       <w:pPr>
-        <w:spacing w:after="120"/>
-        <w:ind w:firstLine="0"/>
+        <w:ind w:left="360"/>
       </w:pPr>
       <w:r>
         <w:rPr>
           <w:rFonts w:ascii="微软雅黑" w:hAnsi="微软雅黑" w:eastAsia="微软雅黑"/>
           <w:b/>
-          <w:sz w:val="21"/>
-        </w:rPr>
-        <w:t>HDMI 状态面板（D020，已出片）</w:t>
-      </w:r>
-      <w:r>
-        <w:rPr>
-          <w:rFonts w:ascii="微软雅黑" w:hAnsi="微软雅黑" w:eastAsia="微软雅黑"/>
-          <w:b w:val="0"/>
-          <w:sz w:val="21"/>
+          <w:i/>
+          <w:color w:val="556577"/>
+          <w:sz w:val="19"/>
+        </w:rPr>
+        <w:t>显示类判据分两级，全文统一</w:t>
+      </w:r>
+      <w:r>
+        <w:rPr>
+          <w:rFonts w:ascii="微软雅黑" w:hAnsi="微软雅黑" w:eastAsia="微软雅黑"/>
+          <w:b w:val="0"/>
+          <w:i/>
+          <w:color w:val="556577"/>
+          <w:sz w:val="19"/>
         </w:rPr>
         <w:t>：</w:t>
       </w:r>
       <w:r>
         <w:rPr>
           <w:rFonts w:ascii="Consolas" w:hAnsi="Consolas" w:eastAsia="Consolas"/>
-          <w:sz w:val="20"/>
-        </w:rPr>
-        <w:t>src/rtl/io/hdmi/</w:t>
-      </w:r>
-      <w:r>
-        <w:rPr>
-          <w:rFonts w:ascii="微软雅黑" w:hAnsi="微软雅黑" w:eastAsia="微软雅黑"/>
-          <w:b w:val="0"/>
-          <w:sz w:val="21"/>
-        </w:rPr>
-        <w:t xml:space="preserve"> 把 1bpp 帧缓存 （1280×720，28,800×32-bit，AXI BRAM 基址 </w:t>
+          <w:i/>
+          <w:color w:val="556577"/>
+          <w:sz w:val="18"/>
+        </w:rPr>
+        <w:t>BRAM_OK</w:t>
+      </w:r>
+      <w:r>
+        <w:rPr>
+          <w:rFonts w:ascii="微软雅黑" w:hAnsi="微软雅黑" w:eastAsia="微软雅黑"/>
+          <w:b w:val="0"/>
+          <w:i/>
+          <w:color w:val="556577"/>
+          <w:sz w:val="19"/>
+        </w:rPr>
+        <w:t xml:space="preserve"> = 帧缓存写得进、读得回、扫描范围/速率对（机器可判）； </w:t>
       </w:r>
       <w:r>
         <w:rPr>
           <w:rFonts w:ascii="Consolas" w:hAnsi="Consolas" w:eastAsia="Consolas"/>
-          <w:sz w:val="20"/>
-        </w:rPr>
-        <w:t>0x40000000</w:t>
-      </w:r>
-      <w:r>
-        <w:rPr>
-          <w:rFonts w:ascii="微软雅黑" w:hAnsi="微软雅黑" w:eastAsia="微软雅黑"/>
-          <w:b w:val="0"/>
-          <w:sz w:val="21"/>
-        </w:rPr>
-        <w:t xml:space="preserve">）读成 RGB，经 vendor </w:t>
-      </w:r>
-      <w:r>
-        <w:rPr>
-          <w:rFonts w:ascii="Consolas" w:hAnsi="Consolas" w:eastAsia="Consolas"/>
-          <w:sz w:val="20"/>
-        </w:rPr>
-        <w:t>video_driver</w:t>
-      </w:r>
-      <w:r>
-        <w:rPr>
-          <w:rFonts w:ascii="微软雅黑" w:hAnsi="微软雅黑" w:eastAsia="微软雅黑"/>
-          <w:b w:val="0"/>
-          <w:sz w:val="21"/>
-        </w:rPr>
-        <w:t xml:space="preserve"> + </w:t>
-      </w:r>
-      <w:r>
-        <w:rPr>
-          <w:rFonts w:ascii="Consolas" w:hAnsi="Consolas" w:eastAsia="Consolas"/>
-          <w:sz w:val="20"/>
-        </w:rPr>
-        <w:t>dvi_transmitter_top</w:t>
-      </w:r>
-      <w:r>
-        <w:rPr>
-          <w:rFonts w:ascii="微软雅黑" w:hAnsi="微软雅黑" w:eastAsia="微软雅黑"/>
-          <w:b w:val="0"/>
-          <w:sz w:val="21"/>
-        </w:rPr>
-        <w:t xml:space="preserve"> 输出 TMDS；外部 50 MHz </w:t>
-      </w:r>
-      <w:r>
-        <w:rPr>
-          <w:rFonts w:ascii="Consolas" w:hAnsi="Consolas" w:eastAsia="Consolas"/>
-          <w:sz w:val="20"/>
-        </w:rPr>
-        <w:t>sys_clk</w:t>
-      </w:r>
-      <w:r>
-        <w:rPr>
-          <w:rFonts w:ascii="微软雅黑" w:hAnsi="微软雅黑" w:eastAsia="微软雅黑"/>
-          <w:b w:val="0"/>
-          <w:sz w:val="21"/>
-        </w:rPr>
-        <w:t xml:space="preserve"> 经 </w:t>
-      </w:r>
-      <w:r>
-        <w:rPr>
-          <w:rFonts w:ascii="Consolas" w:hAnsi="Consolas" w:eastAsia="Consolas"/>
-          <w:sz w:val="20"/>
-        </w:rPr>
-        <w:t>clk_wiz</w:t>
-      </w:r>
-      <w:r>
-        <w:rPr>
-          <w:rFonts w:ascii="微软雅黑" w:hAnsi="微软雅黑" w:eastAsia="微软雅黑"/>
-          <w:b w:val="0"/>
-          <w:sz w:val="21"/>
-        </w:rPr>
-        <w:t xml:space="preserve"> 产生 74.25/371.25 MHz。</w:t>
-      </w:r>
-      <w:r>
-        <w:rPr>
-          <w:rFonts w:ascii="Consolas" w:hAnsi="Consolas" w:eastAsia="Consolas"/>
-          <w:sz w:val="20"/>
-        </w:rPr>
-        <w:t>tools/status_display.py --fb-bram 0x40000000</w:t>
-      </w:r>
-      <w:r>
-        <w:rPr>
-          <w:rFonts w:ascii="微软雅黑" w:hAnsi="微软雅黑" w:eastAsia="微软雅黑"/>
-          <w:b w:val="0"/>
-          <w:sz w:val="21"/>
-        </w:rPr>
-        <w:t xml:space="preserve"> 负责把面板写进 BRAM（</w:t>
-      </w:r>
-      <w:r>
-        <w:rPr>
-          <w:rFonts w:ascii="Consolas" w:hAnsi="Consolas" w:eastAsia="Consolas"/>
-          <w:sz w:val="20"/>
-        </w:rPr>
-        <w:t>tools/bram_fb.py</w:t>
-      </w:r>
-      <w:r>
-        <w:rPr>
-          <w:rFonts w:ascii="微软雅黑" w:hAnsi="微软雅黑" w:eastAsia="微软雅黑"/>
-          <w:b w:val="0"/>
-          <w:sz w:val="21"/>
-        </w:rPr>
-        <w:t xml:space="preserve">，PYNQ MMIO 或 </w:t>
-      </w:r>
-      <w:r>
-        <w:rPr>
-          <w:rFonts w:ascii="Consolas" w:hAnsi="Consolas" w:eastAsia="Consolas"/>
-          <w:sz w:val="20"/>
-        </w:rPr>
-        <w:t>/dev/mem</w:t>
-      </w:r>
-      <w:r>
-        <w:rPr>
-          <w:rFonts w:ascii="微软雅黑" w:hAnsi="微软雅黑" w:eastAsia="微软雅黑"/>
-          <w:b w:val="0"/>
-          <w:sz w:val="21"/>
-        </w:rPr>
-        <w:t xml:space="preserve">）。实测出片 WNS 最差 Setup </w:t>
+          <w:i/>
+          <w:color w:val="556577"/>
+          <w:sz w:val="18"/>
+        </w:rPr>
+        <w:t>VISUAL_OK</w:t>
+      </w:r>
+      <w:r>
+        <w:rPr>
+          <w:rFonts w:ascii="微软雅黑" w:hAnsi="微软雅黑" w:eastAsia="微软雅黑"/>
+          <w:b w:val="0"/>
+          <w:i/>
+          <w:color w:val="556577"/>
+          <w:sz w:val="19"/>
+        </w:rPr>
+        <w:t xml:space="preserve"> = 屏幕上真的看到、且内容与风格正确（只能人眼判）。</w:t>
       </w:r>
       <w:r>
         <w:rPr>
           <w:rFonts w:ascii="微软雅黑" w:hAnsi="微软雅黑" w:eastAsia="微软雅黑"/>
           <w:b/>
-          <w:sz w:val="21"/>
-        </w:rPr>
-        <w:t>+3.938 ns</w:t>
-      </w:r>
-      <w:r>
-        <w:rPr>
-          <w:rFonts w:ascii="微软雅黑" w:hAnsi="微软雅黑" w:eastAsia="微软雅黑"/>
-          <w:b w:val="0"/>
-          <w:sz w:val="21"/>
-        </w:rPr>
-        <w:t xml:space="preserve">、Hold </w:t>
-      </w:r>
-      <w:r>
-        <w:rPr>
-          <w:rFonts w:ascii="微软雅黑" w:hAnsi="微软雅黑" w:eastAsia="微软雅黑"/>
-          <w:b/>
-          <w:sz w:val="21"/>
-        </w:rPr>
-        <w:t>+0.065 ns</w:t>
-      </w:r>
-      <w:r>
-        <w:rPr>
-          <w:rFonts w:ascii="微软雅黑" w:hAnsi="微软雅黑" w:eastAsia="微软雅黑"/>
-          <w:b w:val="0"/>
-          <w:sz w:val="21"/>
-        </w:rPr>
-        <w:t>；</w:t>
-      </w:r>
-      <w:r>
-        <w:rPr>
-          <w:rFonts w:ascii="微软雅黑" w:hAnsi="微软雅黑" w:eastAsia="微软雅黑"/>
-          <w:b/>
-          <w:sz w:val="21"/>
-        </w:rPr>
-        <w:t>帧缓存读回通过</w:t>
-      </w:r>
-      <w:r>
-        <w:rPr>
-          <w:rFonts w:ascii="微软雅黑" w:hAnsi="微软雅黑" w:eastAsia="微软雅黑"/>
-          <w:b w:val="0"/>
-          <w:sz w:val="21"/>
-        </w:rPr>
-        <w:t>（DISPLAY_BOARD_OK；画面待目视）。</w:t>
+          <w:i/>
+          <w:color w:val="556577"/>
+          <w:sz w:val="19"/>
+        </w:rPr>
+        <w:t>任何一级都不得代替另一级</w:t>
+      </w:r>
+      <w:r>
+        <w:rPr>
+          <w:rFonts w:ascii="微软雅黑" w:hAnsi="微软雅黑" w:eastAsia="微软雅黑"/>
+          <w:b w:val="0"/>
+          <w:i/>
+          <w:color w:val="556577"/>
+          <w:sz w:val="19"/>
+        </w:rPr>
+        <w:t>， 也不得把「已出片」写成「已显示」。下表按这两级标注。</w:t>
       </w:r>
     </w:p>
     <w:p>
@@ -4124,7 +4285,7 @@
           <w:b/>
           <w:sz w:val="21"/>
         </w:rPr>
-        <w:t>LCD 状态面板（D021，已出片）</w:t>
+        <w:t>HDMI 状态面板（D020）</w:t>
       </w:r>
       <w:r>
         <w:rPr>
@@ -4139,15 +4300,15 @@
           <w:rFonts w:ascii="Consolas" w:hAnsi="Consolas" w:eastAsia="Consolas"/>
           <w:sz w:val="20"/>
         </w:rPr>
-        <w:t>src/rtl/io/lcd/</w:t>
-      </w:r>
-      <w:r>
-        <w:rPr>
-          <w:rFonts w:ascii="微软雅黑" w:hAnsi="微软雅黑" w:eastAsia="微软雅黑"/>
-          <w:b w:val="0"/>
-          <w:sz w:val="21"/>
-        </w:rPr>
-        <w:t xml:space="preserve"> 用 1bpp 帧缓存 （800×480，12,000×32-bit，基址 </w:t>
+        <w:t>src/rtl/io/hdmi/</w:t>
+      </w:r>
+      <w:r>
+        <w:rPr>
+          <w:rFonts w:ascii="微软雅黑" w:hAnsi="微软雅黑" w:eastAsia="微软雅黑"/>
+          <w:b w:val="0"/>
+          <w:sz w:val="21"/>
+        </w:rPr>
+        <w:t xml:space="preserve"> 把 1bpp 帧缓存（1280×720，28,800 字， 基址 </w:t>
       </w:r>
       <w:r>
         <w:rPr>
@@ -4162,130 +4323,140 @@
           <w:b w:val="0"/>
           <w:sz w:val="21"/>
         </w:rPr>
-        <w:t xml:space="preserve">，64 KB）+ vendor </w:t>
+        <w:t xml:space="preserve">）读成 RGB，经 vendor </w:t>
       </w:r>
       <w:r>
         <w:rPr>
           <w:rFonts w:ascii="Consolas" w:hAnsi="Consolas" w:eastAsia="Consolas"/>
           <w:sz w:val="20"/>
         </w:rPr>
-        <w:t>lcd_driver</w:t>
-      </w:r>
-      <w:r>
-        <w:rPr>
-          <w:rFonts w:ascii="微软雅黑" w:hAnsi="微软雅黑" w:eastAsia="微软雅黑"/>
-          <w:b w:val="0"/>
-          <w:sz w:val="21"/>
-        </w:rPr>
-        <w:t xml:space="preserve"> （</w:t>
+        <w:t>video_driver</w:t>
+      </w:r>
+      <w:r>
+        <w:rPr>
+          <w:rFonts w:ascii="微软雅黑" w:hAnsi="微软雅黑" w:eastAsia="微软雅黑"/>
+          <w:b w:val="0"/>
+          <w:sz w:val="21"/>
+        </w:rPr>
+        <w:t xml:space="preserve"> + </w:t>
       </w:r>
       <w:r>
         <w:rPr>
           <w:rFonts w:ascii="Consolas" w:hAnsi="Consolas" w:eastAsia="Consolas"/>
           <w:sz w:val="20"/>
         </w:rPr>
-        <w:t>lcd_id=4384</w:t>
-      </w:r>
-      <w:r>
-        <w:rPr>
-          <w:rFonts w:ascii="微软雅黑" w:hAnsi="微软雅黑" w:eastAsia="微软雅黑"/>
-          <w:b w:val="0"/>
-          <w:sz w:val="21"/>
-        </w:rPr>
-        <w:t xml:space="preserve">）驱动 RGB LCD；外部 50 MHz 经 </w:t>
+        <w:t>dvi_transmitter_top</w:t>
+      </w:r>
+      <w:r>
+        <w:rPr>
+          <w:rFonts w:ascii="微软雅黑" w:hAnsi="微软雅黑" w:eastAsia="微软雅黑"/>
+          <w:b w:val="0"/>
+          <w:sz w:val="21"/>
+        </w:rPr>
+        <w:t xml:space="preserve"> 输出 TMDS； 外部 50 MHz </w:t>
       </w:r>
       <w:r>
         <w:rPr>
           <w:rFonts w:ascii="Consolas" w:hAnsi="Consolas" w:eastAsia="Consolas"/>
           <w:sz w:val="20"/>
         </w:rPr>
-        <w:t>clk_wiz</w:t>
-      </w:r>
-      <w:r>
-        <w:rPr>
-          <w:rFonts w:ascii="微软雅黑" w:hAnsi="微软雅黑" w:eastAsia="微软雅黑"/>
-          <w:b w:val="0"/>
-          <w:sz w:val="21"/>
-        </w:rPr>
-        <w:t xml:space="preserve"> 出 33.333 MHz。实测 Setup </w:t>
-      </w:r>
-      <w:r>
-        <w:rPr>
-          <w:rFonts w:ascii="微软雅黑" w:hAnsi="微软雅黑" w:eastAsia="微软雅黑"/>
-          <w:b/>
-          <w:sz w:val="21"/>
-        </w:rPr>
-        <w:t>+4.283 ns</w:t>
-      </w:r>
-      <w:r>
-        <w:rPr>
-          <w:rFonts w:ascii="微软雅黑" w:hAnsi="微软雅黑" w:eastAsia="微软雅黑"/>
-          <w:b w:val="0"/>
-          <w:sz w:val="21"/>
-        </w:rPr>
-        <w:t xml:space="preserve">、Hold </w:t>
-      </w:r>
-      <w:r>
-        <w:rPr>
-          <w:rFonts w:ascii="微软雅黑" w:hAnsi="微软雅黑" w:eastAsia="微软雅黑"/>
-          <w:b/>
-          <w:sz w:val="21"/>
-        </w:rPr>
-        <w:t>+0.121 ns</w:t>
-      </w:r>
-      <w:r>
-        <w:rPr>
-          <w:rFonts w:ascii="微软雅黑" w:hAnsi="微软雅黑" w:eastAsia="微软雅黑"/>
-          <w:b w:val="0"/>
-          <w:sz w:val="21"/>
-        </w:rPr>
-        <w:t>；</w:t>
-      </w:r>
-      <w:r>
-        <w:rPr>
-          <w:rFonts w:ascii="微软雅黑" w:hAnsi="微软雅黑" w:eastAsia="微软雅黑"/>
-          <w:b/>
-          <w:sz w:val="21"/>
-        </w:rPr>
-        <w:t>帧缓存读回通过</w:t>
-      </w:r>
-      <w:r>
-        <w:rPr>
-          <w:rFonts w:ascii="微软雅黑" w:hAnsi="微软雅黑" w:eastAsia="微软雅黑"/>
-          <w:b w:val="0"/>
-          <w:sz w:val="21"/>
-        </w:rPr>
-        <w:t xml:space="preserve">（DISPLAY_BOARD_OK；画面待目视）。 若镜像本身有 LCD fbdev，同一 </w:t>
+        <w:t>sys_clk</w:t>
+      </w:r>
+      <w:r>
+        <w:rPr>
+          <w:rFonts w:ascii="微软雅黑" w:hAnsi="微软雅黑" w:eastAsia="微软雅黑"/>
+          <w:b w:val="0"/>
+          <w:sz w:val="21"/>
+        </w:rPr>
+        <w:t xml:space="preserve"> 经 </w:t>
       </w:r>
       <w:r>
         <w:rPr>
           <w:rFonts w:ascii="Consolas" w:hAnsi="Consolas" w:eastAsia="Consolas"/>
           <w:sz w:val="20"/>
         </w:rPr>
-        <w:t>status_display.py</w:t>
-      </w:r>
-      <w:r>
-        <w:rPr>
-          <w:rFonts w:ascii="微软雅黑" w:hAnsi="微软雅黑" w:eastAsia="微软雅黑"/>
-          <w:b w:val="0"/>
-          <w:sz w:val="21"/>
-        </w:rPr>
-        <w:t xml:space="preserve"> 也可直接写 </w:t>
+        <w:t>clk_wiz</w:t>
+      </w:r>
+      <w:r>
+        <w:rPr>
+          <w:rFonts w:ascii="微软雅黑" w:hAnsi="微软雅黑" w:eastAsia="微软雅黑"/>
+          <w:b w:val="0"/>
+          <w:sz w:val="21"/>
+        </w:rPr>
+        <w:t xml:space="preserve"> 产生 74.25/371.25 MHz。 </w:t>
       </w:r>
       <w:r>
         <w:rPr>
           <w:rFonts w:ascii="Consolas" w:hAnsi="Consolas" w:eastAsia="Consolas"/>
           <w:sz w:val="20"/>
         </w:rPr>
-        <w:t>/dev/fbX</w:t>
-      </w:r>
-      <w:r>
-        <w:rPr>
-          <w:rFonts w:ascii="微软雅黑" w:hAnsi="微软雅黑" w:eastAsia="微软雅黑"/>
-          <w:b w:val="0"/>
-          <w:sz w:val="21"/>
-        </w:rPr>
-        <w:t xml:space="preserve"> 作为回退。</w:t>
+        <w:t>tools/status_display.py --fb-bram 0x40000000</w:t>
+      </w:r>
+      <w:r>
+        <w:rPr>
+          <w:rFonts w:ascii="微软雅黑" w:hAnsi="微软雅黑" w:eastAsia="微软雅黑"/>
+          <w:b w:val="0"/>
+          <w:sz w:val="21"/>
+        </w:rPr>
+        <w:t xml:space="preserve"> 负责写帧缓存（</w:t>
+      </w:r>
+      <w:r>
+        <w:rPr>
+          <w:rFonts w:ascii="Consolas" w:hAnsi="Consolas" w:eastAsia="Consolas"/>
+          <w:sz w:val="20"/>
+        </w:rPr>
+        <w:t>tools/bram_fb.py</w:t>
+      </w:r>
+      <w:r>
+        <w:rPr>
+          <w:rFonts w:ascii="微软雅黑" w:hAnsi="微软雅黑" w:eastAsia="微软雅黑"/>
+          <w:b w:val="0"/>
+          <w:sz w:val="21"/>
+        </w:rPr>
+        <w:t>）。</w:t>
+      </w:r>
+    </w:p>
+    <w:p>
+      <w:pPr>
+        <w:pStyle w:val="ListBullet"/>
+      </w:pPr>
+      <w:r>
+        <w:rPr>
+          <w:rFonts w:ascii="微软雅黑" w:hAnsi="微软雅黑" w:eastAsia="微软雅黑"/>
+          <w:b w:val="0"/>
+          <w:sz w:val="21"/>
+        </w:rPr>
+        <w:t xml:space="preserve">缺陷与修复：019 定位到原 </w:t>
+      </w:r>
+      <w:r>
+        <w:rPr>
+          <w:rFonts w:ascii="Consolas" w:hAnsi="Consolas" w:eastAsia="Consolas"/>
+          <w:sz w:val="20"/>
+        </w:rPr>
+        <w:t>fb_reader</w:t>
+      </w:r>
+      <w:r>
+        <w:rPr>
+          <w:rFonts w:ascii="微软雅黑" w:hAnsi="微软雅黑" w:eastAsia="微软雅黑"/>
+          <w:b w:val="0"/>
+          <w:sz w:val="21"/>
+        </w:rPr>
+        <w:t xml:space="preserve"> 把「地址到数据恰好 1 拍」写死、且 </w:t>
+      </w:r>
+      <w:r>
+        <w:rPr>
+          <w:rFonts w:ascii="Consolas" w:hAnsi="Consolas" w:eastAsia="Consolas"/>
+          <w:sz w:val="20"/>
+        </w:rPr>
+        <w:t>pixel_data</w:t>
+      </w:r>
+      <w:r>
+        <w:rPr>
+          <w:rFonts w:ascii="微软雅黑" w:hAnsi="微软雅黑" w:eastAsia="微软雅黑"/>
+          <w:b w:val="0"/>
+          <w:sz w:val="21"/>
+        </w:rPr>
+        <w:t xml:space="preserve"> 为寄存器输出</w:t>
       </w:r>
     </w:p>
     <w:p>
@@ -4296,93 +4467,84 @@
       <w:r>
         <w:rPr>
           <w:rFonts w:ascii="微软雅黑" w:hAnsi="微软雅黑" w:eastAsia="微软雅黑"/>
-          <w:b/>
-          <w:sz w:val="21"/>
-        </w:rPr>
-        <w:t>合并显示（D023）</w:t>
-      </w:r>
-      <w:r>
-        <w:rPr>
-          <w:rFonts w:ascii="微软雅黑" w:hAnsi="微软雅黑" w:eastAsia="微软雅黑"/>
-          <w:b w:val="0"/>
-          <w:sz w:val="21"/>
-        </w:rPr>
-        <w:t>：</w:t>
+          <w:b w:val="0"/>
+          <w:sz w:val="21"/>
+        </w:rPr>
+        <w:t xml:space="preserve">而 </w:t>
       </w:r>
       <w:r>
         <w:rPr>
           <w:rFonts w:ascii="Consolas" w:hAnsi="Consolas" w:eastAsia="Consolas"/>
           <w:sz w:val="20"/>
         </w:rPr>
-        <w:t>display_both.bit</w:t>
-      </w:r>
-      <w:r>
-        <w:rPr>
-          <w:rFonts w:ascii="微软雅黑" w:hAnsi="微软雅黑" w:eastAsia="微软雅黑"/>
-          <w:b w:val="0"/>
-          <w:sz w:val="21"/>
-        </w:rPr>
-        <w:t xml:space="preserve"> 内含两块独立 1bpp BRAM 与两个单端口 AXI BRAM Controller（HDMI </w:t>
+        <w:t>video_driver</w:t>
+      </w:r>
+      <w:r>
+        <w:rPr>
+          <w:rFonts w:ascii="微软雅黑" w:hAnsi="微软雅黑" w:eastAsia="微软雅黑"/>
+          <w:b w:val="0"/>
+          <w:sz w:val="21"/>
+        </w:rPr>
+        <w:t xml:space="preserve"> 组合选通，⇒ 每行第 0 列必读消隐期黑；改为</w:t>
+      </w:r>
+      <w:r>
+        <w:rPr>
+          <w:rFonts w:ascii="微软雅黑" w:hAnsi="微软雅黑" w:eastAsia="微软雅黑"/>
+          <w:b/>
+          <w:sz w:val="21"/>
+        </w:rPr>
+        <w:t>预取移位寄存器</w:t>
+      </w:r>
+      <w:r>
+        <w:rPr>
+          <w:rFonts w:ascii="微软雅黑" w:hAnsi="微软雅黑" w:eastAsia="微软雅黑"/>
+          <w:b w:val="0"/>
+          <w:sz w:val="21"/>
+        </w:rPr>
+        <w:t>结构（与 LCD 同构）。</w:t>
+      </w:r>
+    </w:p>
+    <w:p>
+      <w:pPr>
+        <w:pStyle w:val="ListBullet"/>
+      </w:pPr>
+      <w:r>
+        <w:rPr>
+          <w:rFonts w:ascii="微软雅黑" w:hAnsi="微软雅黑" w:eastAsia="微软雅黑"/>
+          <w:b w:val="0"/>
+          <w:sz w:val="21"/>
+        </w:rPr>
+        <w:t>证据：整场仿真 0 错（</w:t>
       </w:r>
       <w:r>
         <w:rPr>
           <w:rFonts w:ascii="Consolas" w:hAnsi="Consolas" w:eastAsia="Consolas"/>
           <w:sz w:val="20"/>
         </w:rPr>
-        <w:t>0x40000000</w:t>
-      </w:r>
-      <w:r>
-        <w:rPr>
-          <w:rFonts w:ascii="微软雅黑" w:hAnsi="微软雅黑" w:eastAsia="微软雅黑"/>
-          <w:b w:val="0"/>
-          <w:sz w:val="21"/>
-        </w:rPr>
-        <w:t xml:space="preserve">、LCD </w:t>
+        <w:t>BRAM_FB_FRAME_OK 1280x720</w:t>
+      </w:r>
+      <w:r>
+        <w:rPr>
+          <w:rFonts w:ascii="微软雅黑" w:hAnsi="微软雅黑" w:eastAsia="微软雅黑"/>
+          <w:b w:val="0"/>
+          <w:sz w:val="21"/>
+        </w:rPr>
+        <w:t xml:space="preserve">）；上板 </w:t>
       </w:r>
       <w:r>
         <w:rPr>
           <w:rFonts w:ascii="Consolas" w:hAnsi="Consolas" w:eastAsia="Consolas"/>
           <w:sz w:val="20"/>
         </w:rPr>
-        <w:t>0x40020000</w:t>
-      </w:r>
-      <w:r>
-        <w:rPr>
-          <w:rFonts w:ascii="微软雅黑" w:hAnsi="微软雅黑" w:eastAsia="微软雅黑"/>
-          <w:b w:val="0"/>
-          <w:sz w:val="21"/>
-        </w:rPr>
-        <w:t>），一次加载即可同时刷新 两块屏；</w:t>
-      </w:r>
-      <w:r>
-        <w:rPr>
-          <w:rFonts w:ascii="Consolas" w:hAnsi="Consolas" w:eastAsia="Consolas"/>
-          <w:sz w:val="20"/>
-        </w:rPr>
-        <w:t>status_display.py --display-bit display_both.bit --also-lcd-base 0x40020000</w:t>
-      </w:r>
-      <w:r>
-        <w:rPr>
-          <w:rFonts w:ascii="微软雅黑" w:hAnsi="微软雅黑" w:eastAsia="微软雅黑"/>
-          <w:b w:val="0"/>
-          <w:sz w:val="21"/>
-        </w:rPr>
-        <w:t xml:space="preserve"> 一次写双屏。上板 </w:t>
-      </w:r>
-      <w:r>
-        <w:rPr>
-          <w:rFonts w:ascii="Consolas" w:hAnsi="Consolas" w:eastAsia="Consolas"/>
-          <w:sz w:val="20"/>
-        </w:rPr>
-        <w:t>DISPLAY_BOTH_BOARD_OK</w:t>
-      </w:r>
-      <w:r>
-        <w:rPr>
-          <w:rFonts w:ascii="微软雅黑" w:hAnsi="微软雅黑" w:eastAsia="微软雅黑"/>
-          <w:b w:val="0"/>
-          <w:sz w:val="21"/>
-        </w:rPr>
-        <w:t>，48 个 BRAM、Setup +3.874 ns；画面待目视。</w:t>
+        <w:t>HDMI_LIVE</w:t>
+      </w:r>
+      <w:r>
+        <w:rPr>
+          <w:rFonts w:ascii="微软雅黑" w:hAnsi="微软雅黑" w:eastAsia="微软雅黑"/>
+          <w:b w:val="0"/>
+          <w:sz w:val="21"/>
+        </w:rPr>
+        <w:t>（扫描范围 / DE 占比 / 59.2 fps）</w:t>
       </w:r>
     </w:p>
     <w:p>
@@ -4393,202 +4555,728 @@
       <w:r>
         <w:rPr>
           <w:rFonts w:ascii="微软雅黑" w:hAnsi="微软雅黑" w:eastAsia="微软雅黑"/>
+          <w:b w:val="0"/>
+          <w:sz w:val="21"/>
+        </w:rPr>
+        <w:t xml:space="preserve">三条判据通过 ⇒ </w:t>
+      </w:r>
+      <w:r>
+        <w:rPr>
+          <w:rFonts w:ascii="微软雅黑" w:hAnsi="微软雅黑" w:eastAsia="微软雅黑"/>
           <w:b/>
           <w:sz w:val="21"/>
         </w:rPr>
-        <w:t>跟踪 + 双屏合并（D024）</w:t>
-      </w:r>
-      <w:r>
-        <w:rPr>
-          <w:rFonts w:ascii="微软雅黑" w:hAnsi="微软雅黑" w:eastAsia="微软雅黑"/>
-          <w:b w:val="0"/>
-          <w:sz w:val="21"/>
-        </w:rPr>
-        <w:t>：</w:t>
+        <w:t>BRAM_OK 通过</w:t>
+      </w:r>
+      <w:r>
+        <w:rPr>
+          <w:rFonts w:ascii="微软雅黑" w:hAnsi="微软雅黑" w:eastAsia="微软雅黑"/>
+          <w:b w:val="0"/>
+          <w:sz w:val="21"/>
+        </w:rPr>
+        <w:t>；</w:t>
+      </w:r>
+      <w:r>
+        <w:rPr>
+          <w:rFonts w:ascii="微软雅黑" w:hAnsi="微软雅黑" w:eastAsia="微软雅黑"/>
+          <w:b/>
+          <w:sz w:val="21"/>
+        </w:rPr>
+        <w:t>VISUAL_OK 待人眼</w:t>
+      </w:r>
+      <w:r>
+        <w:rPr>
+          <w:rFonts w:ascii="微软雅黑" w:hAnsi="微软雅黑" w:eastAsia="微软雅黑"/>
+          <w:b w:val="0"/>
+          <w:sz w:val="21"/>
+        </w:rPr>
+        <w:t>。</w:t>
+      </w:r>
+    </w:p>
+    <w:p>
+      <w:pPr>
+        <w:spacing w:after="120"/>
+        <w:ind w:firstLine="0"/>
+      </w:pPr>
+      <w:r>
+        <w:rPr>
+          <w:rFonts w:ascii="微软雅黑" w:hAnsi="微软雅黑" w:eastAsia="微软雅黑"/>
+          <w:b/>
+          <w:sz w:val="21"/>
+        </w:rPr>
+        <w:t>LCD 状态面板（D021，已整体重做）</w:t>
+      </w:r>
+      <w:r>
+        <w:rPr>
+          <w:rFonts w:ascii="微软雅黑" w:hAnsi="微软雅黑" w:eastAsia="微软雅黑"/>
+          <w:b w:val="0"/>
+          <w:sz w:val="21"/>
+        </w:rPr>
+        <w:t>：这条通路经历了三轮，报告只以</w:t>
+      </w:r>
+      <w:r>
+        <w:rPr>
+          <w:rFonts w:ascii="微软雅黑" w:hAnsi="微软雅黑" w:eastAsia="微软雅黑"/>
+          <w:b/>
+          <w:sz w:val="21"/>
+        </w:rPr>
+        <w:t>最后一轮</w:t>
+      </w:r>
+      <w:r>
+        <w:rPr>
+          <w:rFonts w:ascii="微软雅黑" w:hAnsi="微软雅黑" w:eastAsia="微软雅黑"/>
+          <w:b w:val="0"/>
+          <w:sz w:val="21"/>
+        </w:rPr>
+        <w:t>为当前实现：</w:t>
+      </w:r>
+    </w:p>
+    <w:p>
+      <w:pPr>
+        <w:pStyle w:val="ListNumber"/>
+      </w:pPr>
+      <w:r>
+        <w:rPr>
+          <w:rFonts w:ascii="微软雅黑" w:hAnsi="微软雅黑" w:eastAsia="微软雅黑"/>
+          <w:b w:val="0"/>
+          <w:sz w:val="21"/>
+        </w:rPr>
+        <w:t>014 让 1bpp 版本出过画面（人眼可见棋盘格）；</w:t>
+      </w:r>
+    </w:p>
+    <w:p>
+      <w:pPr>
+        <w:pStyle w:val="ListNumber"/>
+      </w:pPr>
+      <w:r>
+        <w:rPr>
+          <w:rFonts w:ascii="微软雅黑" w:hAnsi="微软雅黑" w:eastAsia="微软雅黑"/>
+          <w:b w:val="0"/>
+          <w:sz w:val="21"/>
+        </w:rPr>
+        <w:t xml:space="preserve">016–020 发现像素时钟、读侧装载时机都有问题，重写为项目内 </w:t>
       </w:r>
       <w:r>
         <w:rPr>
           <w:rFonts w:ascii="Consolas" w:hAnsi="Consolas" w:eastAsia="Consolas"/>
           <w:sz w:val="20"/>
         </w:rPr>
-        <w:t>track_display.bit</w:t>
-      </w:r>
-      <w:r>
-        <w:rPr>
-          <w:rFonts w:ascii="微软雅黑" w:hAnsi="微软雅黑" w:eastAsia="微软雅黑"/>
-          <w:b w:val="0"/>
-          <w:sz w:val="21"/>
-        </w:rPr>
-        <w:t xml:space="preserve"> 在同一 overlay 里放 </w:t>
+        <w:t>lcd_timing</w:t>
+      </w:r>
+      <w:r>
+        <w:rPr>
+          <w:rFonts w:ascii="微软雅黑" w:hAnsi="微软雅黑" w:eastAsia="微软雅黑"/>
+          <w:b w:val="0"/>
+          <w:sz w:val="21"/>
+        </w:rPr>
+        <w:t xml:space="preserve"> + 双行缓存读取器，</w:t>
+      </w:r>
+    </w:p>
+    <w:p>
+      <w:pPr>
+        <w:spacing w:after="120"/>
+        <w:ind w:firstLine="0"/>
+      </w:pPr>
+      <w:r>
+        <w:rPr>
+          <w:rFonts w:ascii="微软雅黑" w:hAnsi="微软雅黑" w:eastAsia="微软雅黑"/>
+          <w:b w:val="0"/>
+          <w:sz w:val="21"/>
+        </w:rPr>
+        <w:t>板端实测 480×272 图案基本正确（仅右侧窄黑边），用户要求仍按 800×480；</w:t>
+      </w:r>
+    </w:p>
+    <w:p>
+      <w:pPr>
+        <w:pStyle w:val="ListNumber"/>
+      </w:pPr>
+      <w:r>
+        <w:rPr>
+          <w:rFonts w:ascii="微软雅黑" w:hAnsi="微软雅黑" w:eastAsia="微软雅黑"/>
+          <w:b/>
+          <w:sz w:val="21"/>
+        </w:rPr>
+        <w:t>021 按用户要求从零重做</w:t>
+      </w:r>
+      <w:r>
+        <w:rPr>
+          <w:rFonts w:ascii="微软雅黑" w:hAnsi="微软雅黑" w:eastAsia="微软雅黑"/>
+          <w:b w:val="0"/>
+          <w:sz w:val="21"/>
+        </w:rPr>
+        <w:t>：</w:t>
       </w:r>
       <w:r>
         <w:rPr>
           <w:rFonts w:ascii="Consolas" w:hAnsi="Consolas" w:eastAsia="Consolas"/>
           <w:sz w:val="20"/>
         </w:rPr>
-        <w:t>track_preproc</w:t>
-      </w:r>
-      <w:r>
-        <w:rPr>
-          <w:rFonts w:ascii="微软雅黑" w:hAnsi="微软雅黑" w:eastAsia="微软雅黑"/>
-          <w:b w:val="0"/>
-          <w:sz w:val="21"/>
-        </w:rPr>
-        <w:t>（HP0–HP3）+ HDMI/LCD 双 BRAM（</w:t>
+        <w:t>lcd_probe_core.v</w:t>
+      </w:r>
+      <w:r>
+        <w:rPr>
+          <w:rFonts w:ascii="微软雅黑" w:hAnsi="微软雅黑" w:eastAsia="微软雅黑"/>
+          <w:b w:val="0"/>
+          <w:sz w:val="21"/>
+        </w:rPr>
+        <w:t xml:space="preserve"> + </w:t>
       </w:r>
       <w:r>
         <w:rPr>
           <w:rFonts w:ascii="Consolas" w:hAnsi="Consolas" w:eastAsia="Consolas"/>
           <w:sz w:val="20"/>
         </w:rPr>
-        <w:t>0x40020000</w:t>
-      </w:r>
-      <w:r>
-        <w:rPr>
-          <w:rFonts w:ascii="微软雅黑" w:hAnsi="微软雅黑" w:eastAsia="微软雅黑"/>
-          <w:b w:val="0"/>
-          <w:sz w:val="21"/>
-        </w:rPr>
-        <w:t>/</w:t>
+        <w:t>lcd_probe_top.v</w:t>
+      </w:r>
+      <w:r>
+        <w:rPr>
+          <w:rFonts w:ascii="微软雅黑" w:hAnsi="微软雅黑" w:eastAsia="微软雅黑"/>
+          <w:b w:val="0"/>
+          <w:sz w:val="21"/>
+        </w:rPr>
+        <w:t>，</w:t>
+      </w:r>
+      <w:r>
+        <w:rPr>
+          <w:rFonts w:ascii="微软雅黑" w:hAnsi="微软雅黑" w:eastAsia="微软雅黑"/>
+          <w:b/>
+          <w:sz w:val="21"/>
+        </w:rPr>
+        <w:t>不复用</w:t>
+      </w:r>
+      <w:r>
+        <w:rPr>
+          <w:rFonts w:ascii="微软雅黑" w:hAnsi="微软雅黑" w:eastAsia="微软雅黑"/>
+          <w:b w:val="0"/>
+          <w:sz w:val="21"/>
+        </w:rPr>
+        <w:t xml:space="preserve">旧 </w:t>
       </w:r>
       <w:r>
         <w:rPr>
           <w:rFonts w:ascii="Consolas" w:hAnsi="Consolas" w:eastAsia="Consolas"/>
           <w:sz w:val="20"/>
         </w:rPr>
-        <w:t>0x40040000</w:t>
-      </w:r>
-      <w:r>
-        <w:rPr>
-          <w:rFonts w:ascii="微软雅黑" w:hAnsi="微软雅黑" w:eastAsia="微软雅黑"/>
-          <w:b w:val="0"/>
-          <w:sz w:val="21"/>
-        </w:rPr>
-        <w:t xml:space="preserve">）， 板上可以一边跑 </w:t>
+        <w:t>lcd_*</w:t>
+      </w:r>
+      <w:r>
+        <w:rPr>
+          <w:rFonts w:ascii="微软雅黑" w:hAnsi="微软雅黑" w:eastAsia="微软雅黑"/>
+          <w:b w:val="0"/>
+          <w:sz w:val="21"/>
+        </w:rPr>
+        <w:t xml:space="preserve"> 任何逻辑，</w:t>
+      </w:r>
+    </w:p>
+    <w:p>
+      <w:pPr>
+        <w:spacing w:after="120"/>
+        <w:ind w:firstLine="0"/>
+      </w:pPr>
+      <w:r>
+        <w:rPr>
+          <w:rFonts w:ascii="微软雅黑" w:hAnsi="微软雅黑" w:eastAsia="微软雅黑"/>
+          <w:b w:val="0"/>
+          <w:sz w:val="21"/>
+        </w:rPr>
+        <w:t xml:space="preserve">改为 </w:t>
+      </w:r>
+      <w:r>
+        <w:rPr>
+          <w:rFonts w:ascii="微软雅黑" w:hAnsi="微软雅黑" w:eastAsia="微软雅黑"/>
+          <w:b/>
+          <w:sz w:val="21"/>
+        </w:rPr>
+        <w:t>4bpp / 16 色调色板</w:t>
+      </w:r>
+      <w:r>
+        <w:rPr>
+          <w:rFonts w:ascii="微软雅黑" w:hAnsi="微软雅黑" w:eastAsia="微软雅黑"/>
+          <w:b w:val="0"/>
+          <w:sz w:val="21"/>
+        </w:rPr>
+        <w:t xml:space="preserve">（48,000 图像字 + 16 调色板字 = 192 KB，AXI 段 256 K）、 </w:t>
       </w:r>
       <w:r>
         <w:rPr>
           <w:rFonts w:ascii="Consolas" w:hAnsi="Consolas" w:eastAsia="Consolas"/>
           <w:sz w:val="20"/>
         </w:rPr>
-        <w:t>--pl-track</w:t>
-      </w:r>
-      <w:r>
-        <w:rPr>
-          <w:rFonts w:ascii="微软雅黑" w:hAnsi="微软雅黑" w:eastAsia="微软雅黑"/>
-          <w:b w:val="0"/>
-          <w:sz w:val="21"/>
-        </w:rPr>
-        <w:t xml:space="preserve"> 一边刷双屏，不需要换 overlay。资源 LUT </w:t>
-      </w:r>
-      <w:r>
-        <w:rPr>
-          <w:rFonts w:ascii="微软雅黑" w:hAnsi="微软雅黑" w:eastAsia="微软雅黑"/>
-          <w:b/>
-          <w:sz w:val="21"/>
-        </w:rPr>
-        <w:t>7,984</w:t>
-      </w:r>
-      <w:r>
-        <w:rPr>
-          <w:rFonts w:ascii="微软雅黑" w:hAnsi="微软雅黑" w:eastAsia="微软雅黑"/>
-          <w:b w:val="0"/>
-          <w:sz w:val="21"/>
-        </w:rPr>
-        <w:t xml:space="preserve"> / FF </w:t>
-      </w:r>
-      <w:r>
-        <w:rPr>
-          <w:rFonts w:ascii="微软雅黑" w:hAnsi="微软雅黑" w:eastAsia="微软雅黑"/>
-          <w:b/>
-          <w:sz w:val="21"/>
-        </w:rPr>
-        <w:t>8,835</w:t>
-      </w:r>
-      <w:r>
-        <w:rPr>
-          <w:rFonts w:ascii="微软雅黑" w:hAnsi="微软雅黑" w:eastAsia="微软雅黑"/>
-          <w:b w:val="0"/>
-          <w:sz w:val="21"/>
-        </w:rPr>
-        <w:t xml:space="preserve"> / BRAM </w:t>
-      </w:r>
-      <w:r>
-        <w:rPr>
-          <w:rFonts w:ascii="微软雅黑" w:hAnsi="微软雅黑" w:eastAsia="微软雅黑"/>
-          <w:b/>
-          <w:sz w:val="21"/>
-        </w:rPr>
-        <w:t>51</w:t>
-      </w:r>
-      <w:r>
-        <w:rPr>
-          <w:rFonts w:ascii="微软雅黑" w:hAnsi="微软雅黑" w:eastAsia="微软雅黑"/>
-          <w:b w:val="0"/>
-          <w:sz w:val="21"/>
-        </w:rPr>
-        <w:t xml:space="preserve">；Setup </w:t>
-      </w:r>
-      <w:r>
-        <w:rPr>
-          <w:rFonts w:ascii="微软雅黑" w:hAnsi="微软雅黑" w:eastAsia="微软雅黑"/>
-          <w:b/>
-          <w:sz w:val="21"/>
-        </w:rPr>
-        <w:t>+2.918 ns</w:t>
-      </w:r>
-      <w:r>
-        <w:rPr>
-          <w:rFonts w:ascii="微软雅黑" w:hAnsi="微软雅黑" w:eastAsia="微软雅黑"/>
-          <w:b w:val="0"/>
-          <w:sz w:val="21"/>
-        </w:rPr>
-        <w:t xml:space="preserve">。上板 </w:t>
+        <w:t>800×480@33.333 MHz</w:t>
+      </w:r>
+      <w:r>
+        <w:rPr>
+          <w:rFonts w:ascii="微软雅黑" w:hAnsi="微软雅黑" w:eastAsia="微软雅黑"/>
+          <w:b w:val="0"/>
+          <w:sz w:val="21"/>
+        </w:rPr>
+        <w:t xml:space="preserve">（配置实测 33.333 MHz），同一 bitstream 内还带 </w:t>
       </w:r>
       <w:r>
         <w:rPr>
           <w:rFonts w:ascii="Consolas" w:hAnsi="Consolas" w:eastAsia="Consolas"/>
           <w:sz w:val="20"/>
         </w:rPr>
-        <w:t>TRACK_PREPROC_BOARD_OK</w:t>
-      </w:r>
-      <w:r>
-        <w:rPr>
-          <w:rFonts w:ascii="微软雅黑" w:hAnsi="微软雅黑" w:eastAsia="微软雅黑"/>
-          <w:b w:val="0"/>
-          <w:sz w:val="21"/>
-        </w:rPr>
-        <w:t xml:space="preserve"> + </w:t>
+        <w:t>480×272@9.000 MHz</w:t>
+      </w:r>
+      <w:r>
+        <w:rPr>
+          <w:rFonts w:ascii="微软雅黑" w:hAnsi="微软雅黑" w:eastAsia="微软雅黑"/>
+          <w:b w:val="0"/>
+          <w:sz w:val="21"/>
+        </w:rPr>
+        <w:t xml:space="preserve"> 核心供 A/B 实测， 由 </w:t>
       </w:r>
       <w:r>
         <w:rPr>
           <w:rFonts w:ascii="Consolas" w:hAnsi="Consolas" w:eastAsia="Consolas"/>
           <w:sz w:val="20"/>
         </w:rPr>
-        <w:t>TRACK_DISPLAY_BOARD_OK</w:t>
-      </w:r>
-      <w:r>
-        <w:rPr>
-          <w:rFonts w:ascii="微软雅黑" w:hAnsi="微软雅黑" w:eastAsia="微软雅黑"/>
-          <w:b w:val="0"/>
-          <w:sz w:val="21"/>
-        </w:rPr>
-        <w:t xml:space="preserve">，20 帧管线 </w:t>
+        <w:t>cfg</w:t>
+      </w:r>
+      <w:r>
+        <w:rPr>
+          <w:rFonts w:ascii="微软雅黑" w:hAnsi="微软雅黑" w:eastAsia="微软雅黑"/>
+          <w:b w:val="0"/>
+          <w:sz w:val="21"/>
+        </w:rPr>
+        <w:t xml:space="preserve"> 寄存器切换核心/图案/帧缓存，并新增按键 </w:t>
       </w:r>
       <w:r>
         <w:rPr>
           <w:rFonts w:ascii="Consolas" w:hAnsi="Consolas" w:eastAsia="Consolas"/>
           <w:sz w:val="20"/>
         </w:rPr>
-        <w:t>PIPELINE_OK</w:t>
-      </w:r>
-      <w:r>
-        <w:rPr>
-          <w:rFonts w:ascii="微软雅黑" w:hAnsi="微软雅黑" w:eastAsia="微软雅黑"/>
-          <w:b w:val="0"/>
-          <w:sz w:val="21"/>
-        </w:rPr>
-        <w:t>； 双屏画面待目视。</w:t>
+        <w:t>key[0]/key[1]</w:t>
+      </w:r>
+      <w:r>
+        <w:rPr>
+          <w:rFonts w:ascii="微软雅黑" w:hAnsi="微软雅黑" w:eastAsia="微软雅黑"/>
+          <w:b w:val="0"/>
+          <w:sz w:val="21"/>
+        </w:rPr>
+        <w:t>（</w:t>
+      </w:r>
+      <w:r>
+        <w:rPr>
+          <w:rFonts w:ascii="Consolas" w:hAnsi="Consolas" w:eastAsia="Consolas"/>
+          <w:sz w:val="20"/>
+        </w:rPr>
+        <w:t>0x41260000</w:t>
+      </w:r>
+      <w:r>
+        <w:rPr>
+          <w:rFonts w:ascii="微软雅黑" w:hAnsi="微软雅黑" w:eastAsia="微软雅黑"/>
+          <w:b w:val="0"/>
+          <w:sz w:val="21"/>
+        </w:rPr>
+        <w:t xml:space="preserve">）。 出片 </w:t>
+      </w:r>
+      <w:r>
+        <w:rPr>
+          <w:rFonts w:ascii="Consolas" w:hAnsi="Consolas" w:eastAsia="Consolas"/>
+          <w:sz w:val="20"/>
+        </w:rPr>
+        <w:t>LCD_PROBE_BD_OK</w:t>
+      </w:r>
+      <w:r>
+        <w:rPr>
+          <w:rFonts w:ascii="微软雅黑" w:hAnsi="微软雅黑" w:eastAsia="微软雅黑"/>
+          <w:b w:val="0"/>
+          <w:sz w:val="21"/>
+        </w:rPr>
+        <w:t xml:space="preserve">，WNS </w:t>
+      </w:r>
+      <w:r>
+        <w:rPr>
+          <w:rFonts w:ascii="微软雅黑" w:hAnsi="微软雅黑" w:eastAsia="微软雅黑"/>
+          <w:b/>
+          <w:sz w:val="21"/>
+        </w:rPr>
+        <w:t>+1.839 ns</w:t>
+      </w:r>
+      <w:r>
+        <w:rPr>
+          <w:rFonts w:ascii="微软雅黑" w:hAnsi="微软雅黑" w:eastAsia="微软雅黑"/>
+          <w:b w:val="0"/>
+          <w:sz w:val="21"/>
+        </w:rPr>
+        <w:t xml:space="preserve"> / WHS </w:t>
+      </w:r>
+      <w:r>
+        <w:rPr>
+          <w:rFonts w:ascii="微软雅黑" w:hAnsi="微软雅黑" w:eastAsia="微软雅黑"/>
+          <w:b/>
+          <w:sz w:val="21"/>
+        </w:rPr>
+        <w:t>+0.018 ns</w:t>
+      </w:r>
+      <w:r>
+        <w:rPr>
+          <w:rFonts w:ascii="微软雅黑" w:hAnsi="微软雅黑" w:eastAsia="微软雅黑"/>
+          <w:b w:val="0"/>
+          <w:sz w:val="21"/>
+        </w:rPr>
+        <w:t>（0 failing）。</w:t>
+      </w:r>
+    </w:p>
+    <w:p>
+      <w:pPr>
+        <w:pStyle w:val="ListBullet"/>
+      </w:pPr>
+      <w:r>
+        <w:rPr>
+          <w:rFonts w:ascii="微软雅黑" w:hAnsi="微软雅黑" w:eastAsia="微软雅黑"/>
+          <w:b w:val="0"/>
+          <w:sz w:val="21"/>
+        </w:rPr>
+        <w:t>当前状态：</w:t>
+      </w:r>
+      <w:r>
+        <w:rPr>
+          <w:rFonts w:ascii="微软雅黑" w:hAnsi="微软雅黑" w:eastAsia="微软雅黑"/>
+          <w:b/>
+          <w:sz w:val="21"/>
+        </w:rPr>
+        <w:t>BRAM_OK 与 VISUAL_OK 均未做</w:t>
+      </w:r>
+      <w:r>
+        <w:rPr>
+          <w:rFonts w:ascii="微软雅黑" w:hAnsi="微软雅黑" w:eastAsia="微软雅黑"/>
+          <w:b w:val="0"/>
+          <w:sz w:val="21"/>
+        </w:rPr>
+        <w:t xml:space="preserve"> —— 该片从未上板，</w:t>
+      </w:r>
+      <w:r>
+        <w:rPr>
+          <w:rFonts w:ascii="Consolas" w:hAnsi="Consolas" w:eastAsia="Consolas"/>
+          <w:sz w:val="20"/>
+        </w:rPr>
+        <w:t>board/overlay/lcd_probe.bit</w:t>
+      </w:r>
+      <w:r>
+        <w:rPr>
+          <w:rFonts w:ascii="微软雅黑" w:hAnsi="微软雅黑" w:eastAsia="微软雅黑"/>
+          <w:b w:val="0"/>
+          <w:sz w:val="21"/>
+        </w:rPr>
+        <w:t>（10-29 23:11）</w:t>
+      </w:r>
+    </w:p>
+    <w:p>
+      <w:pPr>
+        <w:spacing w:after="120"/>
+        <w:ind w:firstLine="0"/>
+      </w:pPr>
+      <w:r>
+        <w:rPr>
+          <w:rFonts w:ascii="微软雅黑" w:hAnsi="微软雅黑" w:eastAsia="微软雅黑"/>
+          <w:b w:val="0"/>
+          <w:sz w:val="21"/>
+        </w:rPr>
+        <w:t xml:space="preserve">是待验件；机器判据脚本 </w:t>
+      </w:r>
+      <w:r>
+        <w:rPr>
+          <w:rFonts w:ascii="Consolas" w:hAnsi="Consolas" w:eastAsia="Consolas"/>
+          <w:sz w:val="20"/>
+        </w:rPr>
+        <w:t>tools/check_lcd4_board.py</w:t>
+      </w:r>
+      <w:r>
+        <w:rPr>
+          <w:rFonts w:ascii="微软雅黑" w:hAnsi="微软雅黑" w:eastAsia="微软雅黑"/>
+          <w:b w:val="0"/>
+          <w:sz w:val="21"/>
+        </w:rPr>
+        <w:t xml:space="preserve"> 已备好（期望 </w:t>
+      </w:r>
+      <w:r>
+        <w:rPr>
+          <w:rFonts w:ascii="Consolas" w:hAnsi="Consolas" w:eastAsia="Consolas"/>
+          <w:sz w:val="20"/>
+        </w:rPr>
+        <w:t>READBACK_OK bad=0</w:t>
+      </w:r>
+      <w:r>
+        <w:rPr>
+          <w:rFonts w:ascii="微软雅黑" w:hAnsi="微软雅黑" w:eastAsia="微软雅黑"/>
+          <w:b w:val="0"/>
+          <w:sz w:val="21"/>
+        </w:rPr>
+        <w:t xml:space="preserve">，每行 </w:t>
+      </w:r>
+      <w:r>
+        <w:rPr>
+          <w:rFonts w:ascii="Consolas" w:hAnsi="Consolas" w:eastAsia="Consolas"/>
+          <w:sz w:val="20"/>
+        </w:rPr>
+        <w:t>de=800</w:t>
+      </w:r>
+      <w:r>
+        <w:rPr>
+          <w:rFonts w:ascii="微软雅黑" w:hAnsi="微软雅黑" w:eastAsia="微软雅黑"/>
+          <w:b w:val="0"/>
+          <w:sz w:val="21"/>
+        </w:rPr>
+        <w:t>）。</w:t>
+      </w:r>
+    </w:p>
+    <w:p>
+      <w:pPr>
+        <w:spacing w:after="120"/>
+        <w:ind w:firstLine="0"/>
+      </w:pPr>
+      <w:r>
+        <w:rPr>
+          <w:rFonts w:ascii="微软雅黑" w:hAnsi="微软雅黑" w:eastAsia="微软雅黑"/>
+          <w:b/>
+          <w:sz w:val="21"/>
+        </w:rPr>
+        <w:t>调色板与赛前 UI（D013）</w:t>
+      </w:r>
+      <w:r>
+        <w:rPr>
+          <w:rFonts w:ascii="微软雅黑" w:hAnsi="微软雅黑" w:eastAsia="微软雅黑"/>
+          <w:b w:val="0"/>
+          <w:sz w:val="21"/>
+        </w:rPr>
+        <w:t>：</w:t>
+      </w:r>
+      <w:r>
+        <w:rPr>
+          <w:rFonts w:ascii="Consolas" w:hAnsi="Consolas" w:eastAsia="Consolas"/>
+          <w:sz w:val="20"/>
+        </w:rPr>
+        <w:t>tools/lcd_ui.py</w:t>
+      </w:r>
+      <w:r>
+        <w:rPr>
+          <w:rFonts w:ascii="微软雅黑" w:hAnsi="微软雅黑" w:eastAsia="微软雅黑"/>
+          <w:b w:val="0"/>
+          <w:sz w:val="21"/>
+        </w:rPr>
+        <w:t xml:space="preserve"> 在 800×480 4bpp 屏上做赛前配置， 按键操作 7 项（A/B 队球衣、A/B 队守门员、裁判衣服、A 队上半场方向、开始比赛）， 确认时用 </w:t>
+      </w:r>
+      <w:r>
+        <w:rPr>
+          <w:rFonts w:ascii="Consolas" w:hAnsi="Consolas" w:eastAsia="Consolas"/>
+          <w:sz w:val="20"/>
+        </w:rPr>
+        <w:t>tools/match_setup.py</w:t>
+      </w:r>
+      <w:r>
+        <w:rPr>
+          <w:rFonts w:ascii="微软雅黑" w:hAnsi="微软雅黑" w:eastAsia="微软雅黑"/>
+          <w:b w:val="0"/>
+          <w:sz w:val="21"/>
+        </w:rPr>
+        <w:t xml:space="preserve"> 的校验（两队同色直接拒绝），落盘 </w:t>
+      </w:r>
+      <w:r>
+        <w:rPr>
+          <w:rFonts w:ascii="Consolas" w:hAnsi="Consolas" w:eastAsia="Consolas"/>
+          <w:sz w:val="20"/>
+        </w:rPr>
+        <w:t>board/ui_config.json</w:t>
+      </w:r>
+      <w:r>
+        <w:rPr>
+          <w:rFonts w:ascii="微软雅黑" w:hAnsi="微软雅黑" w:eastAsia="微软雅黑"/>
+          <w:b w:val="0"/>
+          <w:sz w:val="21"/>
+        </w:rPr>
+        <w:t xml:space="preserve">， schema 与 PC 侧校验器同为 </w:t>
+      </w:r>
+      <w:r>
+        <w:rPr>
+          <w:rFonts w:ascii="Consolas" w:hAnsi="Consolas" w:eastAsia="Consolas"/>
+          <w:sz w:val="20"/>
+        </w:rPr>
+        <w:t>zynq-yolo/match-config/2</w:t>
+      </w:r>
+      <w:r>
+        <w:rPr>
+          <w:rFonts w:ascii="微软雅黑" w:hAnsi="微软雅黑" w:eastAsia="微软雅黑"/>
+          <w:b w:val="0"/>
+          <w:sz w:val="21"/>
+        </w:rPr>
+        <w:t xml:space="preserve">；屏上色块 RGB 由 </w:t>
+      </w:r>
+      <w:r>
+        <w:rPr>
+          <w:rFonts w:ascii="Consolas" w:hAnsi="Consolas" w:eastAsia="Consolas"/>
+          <w:sz w:val="20"/>
+        </w:rPr>
+        <w:t>classify_players.PALETTE_REF</w:t>
+      </w:r>
+      <w:r>
+        <w:rPr>
+          <w:rFonts w:ascii="微软雅黑" w:hAnsi="微软雅黑" w:eastAsia="微软雅黑"/>
+          <w:b w:val="0"/>
+          <w:sz w:val="21"/>
+        </w:rPr>
+        <w:t xml:space="preserve"> 的名字换算 ⇒ 屏上所见即分类器判色的参考色。16 色调色板 = 6 个界面色 + 10 个球衣色。 主机侧回放自测 </w:t>
+      </w:r>
+      <w:r>
+        <w:rPr>
+          <w:rFonts w:ascii="Consolas" w:hAnsi="Consolas" w:eastAsia="Consolas"/>
+          <w:sz w:val="20"/>
+        </w:rPr>
+        <w:t>LCD_UI_SAVED</w:t>
+      </w:r>
+      <w:r>
+        <w:rPr>
+          <w:rFonts w:ascii="微软雅黑" w:hAnsi="微软雅黑" w:eastAsia="微软雅黑"/>
+          <w:b w:val="0"/>
+          <w:sz w:val="21"/>
+        </w:rPr>
+        <w:t>；</w:t>
+      </w:r>
+      <w:r>
+        <w:rPr>
+          <w:rFonts w:ascii="微软雅黑" w:hAnsi="微软雅黑" w:eastAsia="微软雅黑"/>
+          <w:b/>
+          <w:sz w:val="21"/>
+        </w:rPr>
+        <w:t>真按键未按过</w:t>
+      </w:r>
+      <w:r>
+        <w:rPr>
+          <w:rFonts w:ascii="微软雅黑" w:hAnsi="微软雅黑" w:eastAsia="微软雅黑"/>
+          <w:b w:val="0"/>
+          <w:sz w:val="21"/>
+        </w:rPr>
+        <w:t>（待上板人工）。</w:t>
+      </w:r>
+    </w:p>
+    <w:p>
+      <w:pPr>
+        <w:spacing w:after="120"/>
+        <w:ind w:firstLine="0"/>
+      </w:pPr>
+      <w:r>
+        <w:rPr>
+          <w:rFonts w:ascii="微软雅黑" w:hAnsi="微软雅黑" w:eastAsia="微软雅黑"/>
+          <w:b/>
+          <w:sz w:val="21"/>
+        </w:rPr>
+        <w:t>合并显示（D023）与跟踪+双屏（D024）</w:t>
+      </w:r>
+      <w:r>
+        <w:rPr>
+          <w:rFonts w:ascii="微软雅黑" w:hAnsi="微软雅黑" w:eastAsia="微软雅黑"/>
+          <w:b w:val="0"/>
+          <w:sz w:val="21"/>
+        </w:rPr>
+        <w:t>：</w:t>
+      </w:r>
+      <w:r>
+        <w:rPr>
+          <w:rFonts w:ascii="Consolas" w:hAnsi="Consolas" w:eastAsia="Consolas"/>
+          <w:sz w:val="20"/>
+        </w:rPr>
+        <w:t>display_both.bit</w:t>
+      </w:r>
+      <w:r>
+        <w:rPr>
+          <w:rFonts w:ascii="微软雅黑" w:hAnsi="微软雅黑" w:eastAsia="微软雅黑"/>
+          <w:b w:val="0"/>
+          <w:sz w:val="21"/>
+        </w:rPr>
+        <w:t xml:space="preserve"> / </w:t>
+      </w:r>
+      <w:r>
+        <w:rPr>
+          <w:rFonts w:ascii="Consolas" w:hAnsi="Consolas" w:eastAsia="Consolas"/>
+          <w:sz w:val="20"/>
+        </w:rPr>
+        <w:t>track_display.bit</w:t>
+      </w:r>
+      <w:r>
+        <w:rPr>
+          <w:rFonts w:ascii="微软雅黑" w:hAnsi="微软雅黑" w:eastAsia="微软雅黑"/>
+          <w:b w:val="0"/>
+          <w:sz w:val="21"/>
+        </w:rPr>
+        <w:t xml:space="preserve"> 一次加载同时驱动两块屏 （HDMI </w:t>
+      </w:r>
+      <w:r>
+        <w:rPr>
+          <w:rFonts w:ascii="Consolas" w:hAnsi="Consolas" w:eastAsia="Consolas"/>
+          <w:sz w:val="20"/>
+        </w:rPr>
+        <w:t>0x40000000</w:t>
+      </w:r>
+      <w:r>
+        <w:rPr>
+          <w:rFonts w:ascii="微软雅黑" w:hAnsi="微软雅黑" w:eastAsia="微软雅黑"/>
+          <w:b w:val="0"/>
+          <w:sz w:val="21"/>
+        </w:rPr>
+        <w:t xml:space="preserve">、LCD </w:t>
+      </w:r>
+      <w:r>
+        <w:rPr>
+          <w:rFonts w:ascii="Consolas" w:hAnsi="Consolas" w:eastAsia="Consolas"/>
+          <w:sz w:val="20"/>
+        </w:rPr>
+        <w:t>0x40020000</w:t>
+      </w:r>
+      <w:r>
+        <w:rPr>
+          <w:rFonts w:ascii="微软雅黑" w:hAnsi="微软雅黑" w:eastAsia="微软雅黑"/>
+          <w:b w:val="0"/>
+          <w:sz w:val="21"/>
+        </w:rPr>
+        <w:t xml:space="preserve">，跟踪版为 </w:t>
+      </w:r>
+      <w:r>
+        <w:rPr>
+          <w:rFonts w:ascii="Consolas" w:hAnsi="Consolas" w:eastAsia="Consolas"/>
+          <w:sz w:val="20"/>
+        </w:rPr>
+        <w:t>0x40020000</w:t>
+      </w:r>
+      <w:r>
+        <w:rPr>
+          <w:rFonts w:ascii="微软雅黑" w:hAnsi="微软雅黑" w:eastAsia="微软雅黑"/>
+          <w:b w:val="0"/>
+          <w:sz w:val="21"/>
+        </w:rPr>
+        <w:t>/</w:t>
+      </w:r>
+      <w:r>
+        <w:rPr>
+          <w:rFonts w:ascii="Consolas" w:hAnsi="Consolas" w:eastAsia="Consolas"/>
+          <w:sz w:val="20"/>
+        </w:rPr>
+        <w:t>0x40040000</w:t>
+      </w:r>
+      <w:r>
+        <w:rPr>
+          <w:rFonts w:ascii="微软雅黑" w:hAnsi="微软雅黑" w:eastAsia="微软雅黑"/>
+          <w:b w:val="0"/>
+          <w:sz w:val="21"/>
+        </w:rPr>
+        <w:t xml:space="preserve">）。 两块合并版是在 014 的读侧修复之前修的，而 018–021 又重写了读侧 ⇒ </w:t>
+      </w:r>
+      <w:r>
+        <w:rPr>
+          <w:rFonts w:ascii="微软雅黑" w:hAnsi="微软雅黑" w:eastAsia="微软雅黑"/>
+          <w:b/>
+          <w:sz w:val="21"/>
+        </w:rPr>
+        <w:t>合并版比特流已落后于当前 RTL， 需按新读侧重出片后再验</w:t>
+      </w:r>
+      <w:r>
+        <w:rPr>
+          <w:rFonts w:ascii="微软雅黑" w:hAnsi="微软雅黑" w:eastAsia="微软雅黑"/>
+          <w:b w:val="0"/>
+          <w:sz w:val="21"/>
+        </w:rPr>
+        <w:t>；报告不把它们列为已交付画面。</w:t>
       </w:r>
     </w:p>
     <w:p>
@@ -4674,7 +5362,27 @@
           <w:color w:val="556577"/>
           <w:sz w:val="19"/>
         </w:rPr>
-        <w:t xml:space="preserve"> 渲染）。</w:t>
+        <w:t xml:space="preserve"> 渲染）。 注意：这是 </w:t>
+      </w:r>
+      <w:r>
+        <w:rPr>
+          <w:rFonts w:ascii="微软雅黑" w:hAnsi="微软雅黑" w:eastAsia="微软雅黑"/>
+          <w:b/>
+          <w:i/>
+          <w:color w:val="556577"/>
+          <w:sz w:val="19"/>
+        </w:rPr>
+        <w:t>1bpp 时代</w:t>
+      </w:r>
+      <w:r>
+        <w:rPr>
+          <w:rFonts w:ascii="微软雅黑" w:hAnsi="微软雅黑" w:eastAsia="微软雅黑"/>
+          <w:b w:val="0"/>
+          <w:i/>
+          <w:color w:val="556577"/>
+          <w:sz w:val="19"/>
+        </w:rPr>
+        <w:t>的渲染；4bpp/16 色版本见下方图 4b。</w:t>
       </w:r>
     </w:p>
     <w:p>
@@ -4832,6 +5540,1446 @@
     </w:p>
     <w:p>
       <w:pPr>
+        <w:jc w:val="center"/>
+      </w:pPr>
+      <w:r>
+        <w:drawing>
+          <wp:inline xmlns:a="http://schemas.openxmlformats.org/drawingml/2006/main" xmlns:pic="http://schemas.openxmlformats.org/drawingml/2006/picture">
+            <wp:extent cx="5669280" cy="3401568"/>
+            <wp:docPr id="6" name="Picture 6"/>
+            <wp:cNvGraphicFramePr>
+              <a:graphicFrameLocks noChangeAspect="1"/>
+            </wp:cNvGraphicFramePr>
+            <a:graphic>
+              <a:graphicData uri="http://schemas.openxmlformats.org/drawingml/2006/picture">
+                <pic:pic>
+                  <pic:nvPicPr>
+                    <pic:cNvPr id="0" name="lcd_ui_4bpp.png"/>
+                    <pic:cNvPicPr/>
+                  </pic:nvPicPr>
+                  <pic:blipFill>
+                    <a:blip r:embed="rId14"/>
+                    <a:stretch>
+                      <a:fillRect/>
+                    </a:stretch>
+                  </pic:blipFill>
+                  <pic:spPr>
+                    <a:xfrm>
+                      <a:off x="0" y="0"/>
+                      <a:ext cx="5669280" cy="3401568"/>
+                    </a:xfrm>
+                    <a:prstGeom prst="rect"/>
+                  </pic:spPr>
+                </pic:pic>
+              </a:graphicData>
+            </a:graphic>
+          </wp:inline>
+        </w:drawing>
+      </w:r>
+    </w:p>
+    <w:p>
+      <w:pPr>
+        <w:jc w:val="center"/>
+      </w:pPr>
+      <w:r>
+        <w:rPr>
+          <w:rFonts w:ascii="微软雅黑" w:hAnsi="微软雅黑" w:eastAsia="微软雅黑"/>
+          <w:color w:val="556577"/>
+          <w:sz w:val="18"/>
+        </w:rPr>
+        <w:t>LCD 4bpp 赛前 UI</w:t>
+      </w:r>
+    </w:p>
+    <w:p>
+      <w:pPr>
+        <w:ind w:left="360"/>
+      </w:pPr>
+      <w:r>
+        <w:rPr>
+          <w:rFonts w:ascii="微软雅黑" w:hAnsi="微软雅黑" w:eastAsia="微软雅黑"/>
+          <w:b w:val="0"/>
+          <w:i/>
+          <w:color w:val="556577"/>
+          <w:sz w:val="19"/>
+        </w:rPr>
+        <w:t xml:space="preserve">图 4b：800×480 </w:t>
+      </w:r>
+      <w:r>
+        <w:rPr>
+          <w:rFonts w:ascii="微软雅黑" w:hAnsi="微软雅黑" w:eastAsia="微软雅黑"/>
+          <w:b/>
+          <w:i/>
+          <w:color w:val="556577"/>
+          <w:sz w:val="19"/>
+        </w:rPr>
+        <w:t>4bpp / 16 色</w:t>
+      </w:r>
+      <w:r>
+        <w:rPr>
+          <w:rFonts w:ascii="微软雅黑" w:hAnsi="微软雅黑" w:eastAsia="微软雅黑"/>
+          <w:b w:val="0"/>
+          <w:i/>
+          <w:color w:val="556577"/>
+          <w:sz w:val="19"/>
+        </w:rPr>
+        <w:t>的赛前 UI（</w:t>
+      </w:r>
+      <w:r>
+        <w:rPr>
+          <w:rFonts w:ascii="Consolas" w:hAnsi="Consolas" w:eastAsia="Consolas"/>
+          <w:i/>
+          <w:color w:val="556577"/>
+          <w:sz w:val="18"/>
+        </w:rPr>
+        <w:t>tools/lcd_ui.py --preview-only</w:t>
+      </w:r>
+      <w:r>
+        <w:rPr>
+          <w:rFonts w:ascii="微软雅黑" w:hAnsi="微软雅黑" w:eastAsia="微软雅黑"/>
+          <w:b w:val="0"/>
+          <w:i/>
+          <w:color w:val="556577"/>
+          <w:sz w:val="19"/>
+        </w:rPr>
+        <w:t xml:space="preserve"> 生成， 已按调色板量化后还原 ⇒ 等于面板所见）。16 色 = 6 个界面色 + 10 个球衣色； 球衣色块的 RGB 由 </w:t>
+      </w:r>
+      <w:r>
+        <w:rPr>
+          <w:rFonts w:ascii="Consolas" w:hAnsi="Consolas" w:eastAsia="Consolas"/>
+          <w:i/>
+          <w:color w:val="556577"/>
+          <w:sz w:val="18"/>
+        </w:rPr>
+        <w:t>classify_players.PALETTE_REF</w:t>
+      </w:r>
+      <w:r>
+        <w:rPr>
+          <w:rFonts w:ascii="微软雅黑" w:hAnsi="微软雅黑" w:eastAsia="微软雅黑"/>
+          <w:b w:val="0"/>
+          <w:i/>
+          <w:color w:val="556577"/>
+          <w:sz w:val="19"/>
+        </w:rPr>
+        <w:t xml:space="preserve"> 的名字换算，</w:t>
+      </w:r>
+      <w:r>
+        <w:rPr>
+          <w:rFonts w:ascii="微软雅黑" w:hAnsi="微软雅黑" w:eastAsia="微软雅黑"/>
+          <w:b/>
+          <w:i/>
+          <w:color w:val="556577"/>
+          <w:sz w:val="19"/>
+        </w:rPr>
+        <w:t>屏上所见即分类器判色的参考色</w:t>
+      </w:r>
+      <w:r>
+        <w:rPr>
+          <w:rFonts w:ascii="微软雅黑" w:hAnsi="微软雅黑" w:eastAsia="微软雅黑"/>
+          <w:b w:val="0"/>
+          <w:i/>
+          <w:color w:val="556577"/>
+          <w:sz w:val="19"/>
+        </w:rPr>
+        <w:t>。 该图是</w:t>
+      </w:r>
+      <w:r>
+        <w:rPr>
+          <w:rFonts w:ascii="微软雅黑" w:hAnsi="微软雅黑" w:eastAsia="微软雅黑"/>
+          <w:b/>
+          <w:i/>
+          <w:color w:val="556577"/>
+          <w:sz w:val="19"/>
+        </w:rPr>
+        <w:t>主机侧渲染</w:t>
+      </w:r>
+      <w:r>
+        <w:rPr>
+          <w:rFonts w:ascii="微软雅黑" w:hAnsi="微软雅黑" w:eastAsia="微软雅黑"/>
+          <w:b w:val="0"/>
+          <w:i/>
+          <w:color w:val="556577"/>
+          <w:sz w:val="19"/>
+        </w:rPr>
+        <w:t>，不是屏的实拍——上板是否如此仍待人眼。</w:t>
+      </w:r>
+    </w:p>
+    <w:p>
+      <w:pPr>
+        <w:pStyle w:val="Heading2"/>
+      </w:pPr>
+      <w:r>
+        <w:rPr>
+          <w:rFonts w:ascii="微软雅黑" w:hAnsi="微软雅黑" w:eastAsia="微软雅黑"/>
+          <w:b/>
+          <w:sz w:val="25"/>
+        </w:rPr>
+        <w:t>2.10 HDMI 带框环出（D026）</w:t>
+      </w:r>
+    </w:p>
+    <w:p>
+      <w:pPr>
+        <w:spacing w:after="120"/>
+        <w:ind w:firstLine="0"/>
+      </w:pPr>
+      <w:r>
+        <w:rPr>
+          <w:rFonts w:ascii="微软雅黑" w:hAnsi="微软雅黑" w:eastAsia="微软雅黑"/>
+          <w:b/>
+          <w:sz w:val="21"/>
+        </w:rPr>
+        <w:t>做什么</w:t>
+      </w:r>
+      <w:r>
+        <w:rPr>
+          <w:rFonts w:ascii="微软雅黑" w:hAnsi="微软雅黑" w:eastAsia="微软雅黑"/>
+          <w:b w:val="0"/>
+          <w:sz w:val="21"/>
+        </w:rPr>
+        <w:t xml:space="preserve">：PS 在 DDR 里准备一帧 1280×720 的 32-bit BGR 图（转播原画面 + 检测框 + 编号 + 顶部事件条），PL 用 </w:t>
+      </w:r>
+      <w:r>
+        <w:rPr>
+          <w:rFonts w:ascii="Consolas" w:hAnsi="Consolas" w:eastAsia="Consolas"/>
+          <w:sz w:val="20"/>
+        </w:rPr>
+        <w:t>src/rtl/io/hdmi/fb_scanout.v</w:t>
+      </w:r>
+      <w:r>
+        <w:rPr>
+          <w:rFonts w:ascii="微软雅黑" w:hAnsi="微软雅黑" w:eastAsia="微软雅黑"/>
+          <w:b w:val="0"/>
+          <w:sz w:val="21"/>
+        </w:rPr>
+        <w:t xml:space="preserve"> 通过 </w:t>
+      </w:r>
+      <w:r>
+        <w:rPr>
+          <w:rFonts w:ascii="Consolas" w:hAnsi="Consolas" w:eastAsia="Consolas"/>
+          <w:sz w:val="20"/>
+        </w:rPr>
+        <w:t>S_AXI_HP0</w:t>
+      </w:r>
+      <w:r>
+        <w:rPr>
+          <w:rFonts w:ascii="微软雅黑" w:hAnsi="微软雅黑" w:eastAsia="微软雅黑"/>
+          <w:b w:val="0"/>
+          <w:sz w:val="21"/>
+        </w:rPr>
+        <w:t xml:space="preserve"> 把 DDR 读成像素流， 经 </w:t>
+      </w:r>
+      <w:r>
+        <w:rPr>
+          <w:rFonts w:ascii="Consolas" w:hAnsi="Consolas" w:eastAsia="Consolas"/>
+          <w:sz w:val="20"/>
+        </w:rPr>
+        <w:t>video_driver</w:t>
+      </w:r>
+      <w:r>
+        <w:rPr>
+          <w:rFonts w:ascii="微软雅黑" w:hAnsi="微软雅黑" w:eastAsia="微软雅黑"/>
+          <w:b w:val="0"/>
+          <w:sz w:val="21"/>
+        </w:rPr>
+        <w:t xml:space="preserve"> + </w:t>
+      </w:r>
+      <w:r>
+        <w:rPr>
+          <w:rFonts w:ascii="Consolas" w:hAnsi="Consolas" w:eastAsia="Consolas"/>
+          <w:sz w:val="20"/>
+        </w:rPr>
+        <w:t>dvi_transmitter_top</w:t>
+      </w:r>
+      <w:r>
+        <w:rPr>
+          <w:rFonts w:ascii="微软雅黑" w:hAnsi="微软雅黑" w:eastAsia="微软雅黑"/>
+          <w:b w:val="0"/>
+          <w:sz w:val="21"/>
+        </w:rPr>
+        <w:t xml:space="preserve"> 输出 TMDS。与 D020 的「状态面板」不同，这里输出的是 </w:t>
+      </w:r>
+      <w:r>
+        <w:rPr>
+          <w:rFonts w:ascii="微软雅黑" w:hAnsi="微软雅黑" w:eastAsia="微软雅黑"/>
+          <w:b/>
+          <w:sz w:val="21"/>
+        </w:rPr>
+        <w:t>视频本身</w:t>
+      </w:r>
+      <w:r>
+        <w:rPr>
+          <w:rFonts w:ascii="微软雅黑" w:hAnsi="微软雅黑" w:eastAsia="微软雅黑"/>
+          <w:b w:val="0"/>
+          <w:sz w:val="21"/>
+        </w:rPr>
+        <w:t>，因此必须连续、不能抄条。</w:t>
+      </w:r>
+    </w:p>
+    <w:p>
+      <w:pPr>
+        <w:spacing w:after="120"/>
+        <w:ind w:firstLine="0"/>
+      </w:pPr>
+      <w:r>
+        <w:rPr>
+          <w:rFonts w:ascii="微软雅黑" w:hAnsi="微软雅黑" w:eastAsia="微软雅黑"/>
+          <w:b/>
+          <w:sz w:val="21"/>
+        </w:rPr>
+        <w:t>结构</w:t>
+      </w:r>
+      <w:r>
+        <w:rPr>
+          <w:rFonts w:ascii="微软雅黑" w:hAnsi="微软雅黑" w:eastAsia="微软雅黑"/>
+          <w:b w:val="0"/>
+          <w:sz w:val="21"/>
+        </w:rPr>
+        <w:t>：</w:t>
+      </w:r>
+    </w:p>
+    <w:p>
+      <w:pPr>
+        <w:spacing w:after="80"/>
+        <w:ind w:left="288"/>
+      </w:pPr>
+      <w:r>
+        <w:rPr>
+          <w:rFonts w:ascii="Consolas" w:hAnsi="Consolas" w:eastAsia="Consolas"/>
+          <w:sz w:val="17"/>
+        </w:rPr>
+        <w:t>PS (Python) ──写 DDR 帧缓存──► DDR3 ◄── AXI4 读主机 fb_scanout ──► smartconnect ──► S_AXI_HP0(AXI3)</w:t>
+        <w:br/>
+      </w:r>
+      <w:r>
+        <w:rPr>
+          <w:rFonts w:ascii="Consolas" w:hAnsi="Consolas" w:eastAsia="Consolas"/>
+          <w:sz w:val="17"/>
+        </w:rPr>
+        <w:t xml:space="preserve">                                          ▲</w:t>
+        <w:br/>
+      </w:r>
+      <w:r>
+        <w:rPr>
+          <w:rFonts w:ascii="Consolas" w:hAnsi="Consolas" w:eastAsia="Consolas"/>
+          <w:sz w:val="17"/>
+        </w:rPr>
+        <w:t xml:space="preserve">                                          └── pclk 74.25 MHz（与 video_driver 同源）</w:t>
+        <w:br/>
+      </w:r>
+      <w:r>
+        <w:rPr>
+          <w:rFonts w:ascii="Consolas" w:hAnsi="Consolas" w:eastAsia="Consolas"/>
+          <w:sz w:val="17"/>
+        </w:rPr>
+        <w:t>video_driver（1280×720@30）──► dvi_transmitter_top ──► HDMI</w:t>
+      </w:r>
+    </w:p>
+    <w:p>
+      <w:pPr>
+        <w:spacing w:after="120"/>
+        <w:ind w:firstLine="0"/>
+      </w:pPr>
+      <w:r>
+        <w:rPr>
+          <w:rFonts w:ascii="微软雅黑" w:hAnsi="微软雅黑" w:eastAsia="微软雅黑"/>
+          <w:b/>
+          <w:sz w:val="21"/>
+        </w:rPr>
+        <w:t>寄存器</w:t>
+      </w:r>
+      <w:r>
+        <w:rPr>
+          <w:rFonts w:ascii="微软雅黑" w:hAnsi="微软雅黑" w:eastAsia="微软雅黑"/>
+          <w:b w:val="0"/>
+          <w:sz w:val="21"/>
+        </w:rPr>
+        <w:t>（都是 AXI GPIO，避免为几根线再写 AXI-Lite 从机）：</w:t>
+      </w:r>
+    </w:p>
+    <w:tbl>
+      <w:tblPr>
+        <w:tblStyle w:val="TableGrid"/>
+        <w:tblW w:type="auto" w:w="0"/>
+        <w:jc w:val="center"/>
+        <w:tblLook w:firstColumn="1" w:firstRow="1" w:lastColumn="0" w:lastRow="0" w:noHBand="0" w:noVBand="1" w:val="04A0"/>
+      </w:tblPr>
+      <w:tblGrid>
+        <w:gridCol w:w="4320"/>
+        <w:gridCol w:w="4320"/>
+      </w:tblGrid>
+      <w:tr>
+        <w:tc>
+          <w:tcPr>
+            <w:tcW w:type="dxa" w:w="4320"/>
+            <w:shd w:val="clear" w:color="auto" w:fill="E8EEF7"/>
+          </w:tcPr>
+          <w:p>
+            <w:r>
+              <w:rPr>
+                <w:b/>
+              </w:rPr>
+            </w:r>
+            <w:r>
+              <w:rPr>
+                <w:rFonts w:ascii="微软雅黑" w:hAnsi="微软雅黑" w:eastAsia="微软雅黑"/>
+                <w:b/>
+                <w:sz w:val="18"/>
+              </w:rPr>
+              <w:t>地址</w:t>
+            </w:r>
+          </w:p>
+        </w:tc>
+        <w:tc>
+          <w:tcPr>
+            <w:tcW w:type="dxa" w:w="4320"/>
+            <w:shd w:val="clear" w:color="auto" w:fill="E8EEF7"/>
+          </w:tcPr>
+          <w:p>
+            <w:r>
+              <w:rPr>
+                <w:b/>
+              </w:rPr>
+            </w:r>
+            <w:r>
+              <w:rPr>
+                <w:rFonts w:ascii="微软雅黑" w:hAnsi="微软雅黑" w:eastAsia="微软雅黑"/>
+                <w:b/>
+                <w:sz w:val="18"/>
+              </w:rPr>
+              <w:t>含义</w:t>
+            </w:r>
+          </w:p>
+        </w:tc>
+      </w:tr>
+      <w:tr>
+        <w:tc>
+          <w:tcPr>
+            <w:tcW w:type="dxa" w:w="4320"/>
+          </w:tcPr>
+          <w:p>
+            <w:r/>
+            <w:r>
+              <w:rPr>
+                <w:rFonts w:ascii="Consolas" w:hAnsi="Consolas" w:eastAsia="Consolas"/>
+                <w:sz w:val="17"/>
+              </w:rPr>
+              <w:t>0x41200000</w:t>
+            </w:r>
+            <w:r>
+              <w:rPr>
+                <w:rFonts w:ascii="微软雅黑" w:hAnsi="微软雅黑" w:eastAsia="微软雅黑"/>
+                <w:b w:val="0"/>
+                <w:sz w:val="18"/>
+              </w:rPr>
+              <w:t xml:space="preserve"> + </w:t>
+            </w:r>
+            <w:r>
+              <w:rPr>
+                <w:rFonts w:ascii="Consolas" w:hAnsi="Consolas" w:eastAsia="Consolas"/>
+                <w:sz w:val="17"/>
+              </w:rPr>
+              <w:t>0x00</w:t>
+            </w:r>
+            <w:r>
+              <w:rPr>
+                <w:rFonts w:ascii="微软雅黑" w:hAnsi="微软雅黑" w:eastAsia="微软雅黑"/>
+                <w:b w:val="0"/>
+                <w:sz w:val="18"/>
+              </w:rPr>
+              <w:t xml:space="preserve"> ch1</w:t>
+            </w:r>
+          </w:p>
+        </w:tc>
+        <w:tc>
+          <w:tcPr>
+            <w:tcW w:type="dxa" w:w="4320"/>
+          </w:tcPr>
+          <w:p>
+            <w:r/>
+            <w:r>
+              <w:rPr>
+                <w:rFonts w:ascii="微软雅黑" w:hAnsi="微软雅黑" w:eastAsia="微软雅黑"/>
+                <w:b w:val="0"/>
+                <w:sz w:val="18"/>
+              </w:rPr>
+              <w:t>帧缓存物理地址（字节）</w:t>
+            </w:r>
+          </w:p>
+        </w:tc>
+      </w:tr>
+      <w:tr>
+        <w:tc>
+          <w:tcPr>
+            <w:tcW w:type="dxa" w:w="4320"/>
+          </w:tcPr>
+          <w:p>
+            <w:r/>
+            <w:r>
+              <w:rPr>
+                <w:rFonts w:ascii="Consolas" w:hAnsi="Consolas" w:eastAsia="Consolas"/>
+                <w:sz w:val="17"/>
+              </w:rPr>
+              <w:t>0x41200000</w:t>
+            </w:r>
+            <w:r>
+              <w:rPr>
+                <w:rFonts w:ascii="微软雅黑" w:hAnsi="微软雅黑" w:eastAsia="微软雅黑"/>
+                <w:b w:val="0"/>
+                <w:sz w:val="18"/>
+              </w:rPr>
+              <w:t xml:space="preserve"> + </w:t>
+            </w:r>
+            <w:r>
+              <w:rPr>
+                <w:rFonts w:ascii="Consolas" w:hAnsi="Consolas" w:eastAsia="Consolas"/>
+                <w:sz w:val="17"/>
+              </w:rPr>
+              <w:t>0x08</w:t>
+            </w:r>
+            <w:r>
+              <w:rPr>
+                <w:rFonts w:ascii="微软雅黑" w:hAnsi="微软雅黑" w:eastAsia="微软雅黑"/>
+                <w:b w:val="0"/>
+                <w:sz w:val="18"/>
+              </w:rPr>
+              <w:t xml:space="preserve"> ch2</w:t>
+            </w:r>
+          </w:p>
+        </w:tc>
+        <w:tc>
+          <w:tcPr>
+            <w:tcW w:type="dxa" w:w="4320"/>
+          </w:tcPr>
+          <w:p>
+            <w:r/>
+            <w:r>
+              <w:rPr>
+                <w:rFonts w:ascii="Consolas" w:hAnsi="Consolas" w:eastAsia="Consolas"/>
+                <w:sz w:val="17"/>
+              </w:rPr>
+              <w:t>{en[27], width[26:16], stride[15:0]}</w:t>
+            </w:r>
+            <w:r>
+              <w:rPr>
+                <w:rFonts w:ascii="微软雅黑" w:hAnsi="微软雅黑" w:eastAsia="微软雅黑"/>
+                <w:b w:val="0"/>
+                <w:sz w:val="18"/>
+              </w:rPr>
+              <w:t>，stride 单位</w:t>
+            </w:r>
+            <w:r>
+              <w:rPr>
+                <w:rFonts w:ascii="微软雅黑" w:hAnsi="微软雅黑" w:eastAsia="微软雅黑"/>
+                <w:b/>
+                <w:sz w:val="18"/>
+              </w:rPr>
+              <w:t>字节</w:t>
+            </w:r>
+            <w:r>
+              <w:rPr>
+                <w:rFonts w:ascii="微软雅黑" w:hAnsi="微软雅黑" w:eastAsia="微软雅黑"/>
+                <w:b w:val="0"/>
+                <w:sz w:val="18"/>
+              </w:rPr>
+              <w:t>（可与 width×4 不同）</w:t>
+            </w:r>
+          </w:p>
+        </w:tc>
+      </w:tr>
+      <w:tr>
+        <w:tc>
+          <w:tcPr>
+            <w:tcW w:type="dxa" w:w="4320"/>
+          </w:tcPr>
+          <w:p>
+            <w:r/>
+            <w:r>
+              <w:rPr>
+                <w:rFonts w:ascii="Consolas" w:hAnsi="Consolas" w:eastAsia="Consolas"/>
+                <w:sz w:val="17"/>
+              </w:rPr>
+              <w:t>0x41210000</w:t>
+            </w:r>
+            <w:r>
+              <w:rPr>
+                <w:rFonts w:ascii="微软雅黑" w:hAnsi="微软雅黑" w:eastAsia="微软雅黑"/>
+                <w:b w:val="0"/>
+                <w:sz w:val="18"/>
+              </w:rPr>
+              <w:t xml:space="preserve"> + </w:t>
+            </w:r>
+            <w:r>
+              <w:rPr>
+                <w:rFonts w:ascii="Consolas" w:hAnsi="Consolas" w:eastAsia="Consolas"/>
+                <w:sz w:val="17"/>
+              </w:rPr>
+              <w:t>0x00</w:t>
+            </w:r>
+            <w:r>
+              <w:rPr>
+                <w:rFonts w:ascii="微软雅黑" w:hAnsi="微软雅黑" w:eastAsia="微软雅黑"/>
+                <w:b w:val="0"/>
+                <w:sz w:val="18"/>
+              </w:rPr>
+              <w:t xml:space="preserve"> status</w:t>
+            </w:r>
+          </w:p>
+        </w:tc>
+        <w:tc>
+          <w:tcPr>
+            <w:tcW w:type="dxa" w:w="4320"/>
+          </w:tcPr>
+          <w:p>
+            <w:r/>
+            <w:r>
+              <w:rPr>
+                <w:rFonts w:ascii="Consolas" w:hAnsi="Consolas" w:eastAsia="Consolas"/>
+                <w:sz w:val="17"/>
+              </w:rPr>
+              <w:t>{frames[31:16], under[15:0]}</w:t>
+            </w:r>
+            <w:r>
+              <w:rPr>
+                <w:rFonts w:ascii="微软雅黑" w:hAnsi="微软雅黑" w:eastAsia="微软雅黑"/>
+                <w:b w:val="0"/>
+                <w:sz w:val="18"/>
+              </w:rPr>
+              <w:t>，PL 计数、只读</w:t>
+            </w:r>
+          </w:p>
+        </w:tc>
+      </w:tr>
+    </w:tbl>
+    <w:p/>
+    <w:p>
+      <w:pPr>
+        <w:spacing w:after="120"/>
+        <w:ind w:firstLine="0"/>
+      </w:pPr>
+      <w:r>
+        <w:rPr>
+          <w:rFonts w:ascii="Consolas" w:hAnsi="Consolas" w:eastAsia="Consolas"/>
+          <w:sz w:val="20"/>
+        </w:rPr>
+        <w:t>under</w:t>
+      </w:r>
+      <w:r>
+        <w:rPr>
+          <w:rFonts w:ascii="微软雅黑" w:hAnsi="微软雅黑" w:eastAsia="微软雅黑"/>
+          <w:b w:val="0"/>
+          <w:sz w:val="21"/>
+        </w:rPr>
+        <w:t xml:space="preserve"> 是</w:t>
+      </w:r>
+      <w:r>
+        <w:rPr>
+          <w:rFonts w:ascii="微软雅黑" w:hAnsi="微软雅黑" w:eastAsia="微软雅黑"/>
+          <w:b/>
+          <w:sz w:val="21"/>
+        </w:rPr>
+        <w:t>行欠载计数</w:t>
+      </w:r>
+      <w:r>
+        <w:rPr>
+          <w:rFonts w:ascii="微软雅黑" w:hAnsi="微软雅黑" w:eastAsia="微软雅黑"/>
+          <w:b w:val="0"/>
+          <w:sz w:val="21"/>
+        </w:rPr>
+        <w:t xml:space="preserve">：某行开始显示时该行还没取完，就用黑像素顶并 +1。 ⇒ 上板机器判据是 </w:t>
+      </w:r>
+      <w:r>
+        <w:rPr>
+          <w:rFonts w:ascii="微软雅黑" w:hAnsi="微软雅黑" w:eastAsia="微软雅黑"/>
+          <w:b/>
+          <w:sz w:val="21"/>
+        </w:rPr>
+        <w:t>`under` 稳定为 0</w:t>
+      </w:r>
+      <w:r>
+        <w:rPr>
+          <w:rFonts w:ascii="微软雅黑" w:hAnsi="微软雅黑" w:eastAsia="微软雅黑"/>
+          <w:b w:val="0"/>
+          <w:sz w:val="21"/>
+        </w:rPr>
+        <w:t>；</w:t>
+      </w:r>
+      <w:r>
+        <w:rPr>
+          <w:rFonts w:ascii="Consolas" w:hAnsi="Consolas" w:eastAsia="Consolas"/>
+          <w:sz w:val="20"/>
+        </w:rPr>
+        <w:t>under</w:t>
+      </w:r>
+      <w:r>
+        <w:rPr>
+          <w:rFonts w:ascii="微软雅黑" w:hAnsi="微软雅黑" w:eastAsia="微软雅黑"/>
+          <w:b w:val="0"/>
+          <w:sz w:val="21"/>
+        </w:rPr>
+        <w:t xml:space="preserve"> 为 0 也不等于画面正确，正确仍要人眼（§2.9 的两级口径）。</w:t>
+      </w:r>
+    </w:p>
+    <w:p>
+      <w:pPr>
+        <w:spacing w:after="120"/>
+        <w:ind w:firstLine="0"/>
+      </w:pPr>
+      <w:r>
+        <w:rPr>
+          <w:rFonts w:ascii="微软雅黑" w:hAnsi="微软雅黑" w:eastAsia="微软雅黑"/>
+          <w:b/>
+          <w:sz w:val="21"/>
+        </w:rPr>
+        <w:t>两条硬约束（踩过，写进 `docs/hdmi_video_osd.md` §3）</w:t>
+      </w:r>
+      <w:r>
+        <w:rPr>
+          <w:rFonts w:ascii="微软雅黑" w:hAnsi="微软雅黑" w:eastAsia="微软雅黑"/>
+          <w:b w:val="0"/>
+          <w:sz w:val="21"/>
+        </w:rPr>
+        <w:t>：</w:t>
+      </w:r>
+    </w:p>
+    <w:p>
+      <w:pPr>
+        <w:pStyle w:val="ListNumber"/>
+      </w:pPr>
+      <w:r>
+        <w:rPr>
+          <w:rFonts w:ascii="微软雅黑" w:hAnsi="微软雅黑" w:eastAsia="微软雅黑"/>
+          <w:b w:val="0"/>
+          <w:sz w:val="21"/>
+        </w:rPr>
+        <w:t xml:space="preserve">HP0 的 </w:t>
+      </w:r>
+      <w:r>
+        <w:rPr>
+          <w:rFonts w:ascii="Consolas" w:hAnsi="Consolas" w:eastAsia="Consolas"/>
+          <w:sz w:val="20"/>
+        </w:rPr>
+        <w:t>ACLK</w:t>
+      </w:r>
+      <w:r>
+        <w:rPr>
+          <w:rFonts w:ascii="微软雅黑" w:hAnsi="微软雅黑" w:eastAsia="微软雅黑"/>
+          <w:b w:val="0"/>
+          <w:sz w:val="21"/>
+        </w:rPr>
+        <w:t xml:space="preserve"> 必须与 pclk（74.25 MHz）</w:t>
+      </w:r>
+      <w:r>
+        <w:rPr>
+          <w:rFonts w:ascii="微软雅黑" w:hAnsi="微软雅黑" w:eastAsia="微软雅黑"/>
+          <w:b/>
+          <w:sz w:val="21"/>
+        </w:rPr>
+        <w:t>同源</w:t>
+      </w:r>
+      <w:r>
+        <w:rPr>
+          <w:rFonts w:ascii="微软雅黑" w:hAnsi="微软雅黑" w:eastAsia="微软雅黑"/>
+          <w:b w:val="0"/>
+          <w:sz w:val="21"/>
+        </w:rPr>
+        <w:t>——</w:t>
+      </w:r>
+      <w:r>
+        <w:rPr>
+          <w:rFonts w:ascii="Consolas" w:hAnsi="Consolas" w:eastAsia="Consolas"/>
+          <w:sz w:val="20"/>
+        </w:rPr>
+        <w:t>fb_scanout</w:t>
+      </w:r>
+      <w:r>
+        <w:rPr>
+          <w:rFonts w:ascii="微软雅黑" w:hAnsi="微软雅黑" w:eastAsia="微软雅黑"/>
+          <w:b w:val="0"/>
+          <w:sz w:val="21"/>
+        </w:rPr>
+        <w:t xml:space="preserve"> 内没有跨时钟桥。</w:t>
+      </w:r>
+    </w:p>
+    <w:p>
+      <w:pPr>
+        <w:spacing w:after="120"/>
+        <w:ind w:firstLine="0"/>
+      </w:pPr>
+      <w:r>
+        <w:rPr>
+          <w:rFonts w:ascii="微软雅黑" w:hAnsi="微软雅黑" w:eastAsia="微软雅黑"/>
+          <w:b w:val="0"/>
+          <w:sz w:val="21"/>
+        </w:rPr>
+        <w:t>带宽核算：1280×720×4 B×30 fps ≈ 110 MB/s，HP 口富余。</w:t>
+      </w:r>
+    </w:p>
+    <w:p>
+      <w:pPr>
+        <w:pStyle w:val="ListNumber"/>
+      </w:pPr>
+      <w:r>
+        <w:rPr>
+          <w:rFonts w:ascii="微软雅黑" w:hAnsi="微软雅黑" w:eastAsia="微软雅黑"/>
+          <w:b w:val="0"/>
+          <w:sz w:val="21"/>
+        </w:rPr>
+        <w:t xml:space="preserve">Zynq-7000 的 HP 口是 </w:t>
+      </w:r>
+      <w:r>
+        <w:rPr>
+          <w:rFonts w:ascii="微软雅黑" w:hAnsi="微软雅黑" w:eastAsia="微软雅黑"/>
+          <w:b/>
+          <w:sz w:val="21"/>
+        </w:rPr>
+        <w:t>AXI3</w:t>
+      </w:r>
+      <w:r>
+        <w:rPr>
+          <w:rFonts w:ascii="微软雅黑" w:hAnsi="微软雅黑" w:eastAsia="微软雅黑"/>
+          <w:b w:val="0"/>
+          <w:sz w:val="21"/>
+        </w:rPr>
+        <w:t>，AXI4 主机直连会被 BD 拒绝（</w:t>
+      </w:r>
+      <w:r>
+        <w:rPr>
+          <w:rFonts w:ascii="Consolas" w:hAnsi="Consolas" w:eastAsia="Consolas"/>
+          <w:sz w:val="20"/>
+        </w:rPr>
+        <w:t>BD 41-1285</w:t>
+      </w:r>
+      <w:r>
+        <w:rPr>
+          <w:rFonts w:ascii="微软雅黑" w:hAnsi="微软雅黑" w:eastAsia="微软雅黑"/>
+          <w:b w:val="0"/>
+          <w:sz w:val="21"/>
+        </w:rPr>
+        <w:t xml:space="preserve">），必须经 </w:t>
+      </w:r>
+      <w:r>
+        <w:rPr>
+          <w:rFonts w:ascii="Consolas" w:hAnsi="Consolas" w:eastAsia="Consolas"/>
+          <w:sz w:val="20"/>
+        </w:rPr>
+        <w:t>smartconnect</w:t>
+      </w:r>
+      <w:r>
+        <w:rPr>
+          <w:rFonts w:ascii="微软雅黑" w:hAnsi="微软雅黑" w:eastAsia="微软雅黑"/>
+          <w:b w:val="0"/>
+          <w:sz w:val="21"/>
+        </w:rPr>
+        <w:t>；</w:t>
+      </w:r>
+    </w:p>
+    <w:p>
+      <w:pPr>
+        <w:spacing w:after="120"/>
+        <w:ind w:firstLine="0"/>
+      </w:pPr>
+      <w:r>
+        <w:rPr>
+          <w:rFonts w:ascii="微软雅黑" w:hAnsi="微软雅黑" w:eastAsia="微软雅黑"/>
+          <w:b w:val="0"/>
+          <w:sz w:val="21"/>
+        </w:rPr>
+        <w:t xml:space="preserve">而 PS 的 </w:t>
+      </w:r>
+      <w:r>
+        <w:rPr>
+          <w:rFonts w:ascii="Consolas" w:hAnsi="Consolas" w:eastAsia="Consolas"/>
+          <w:sz w:val="20"/>
+        </w:rPr>
+        <w:t>M_AXI_GP0</w:t>
+      </w:r>
+      <w:r>
+        <w:rPr>
+          <w:rFonts w:ascii="微软雅黑" w:hAnsi="微软雅黑" w:eastAsia="微软雅黑"/>
+          <w:b w:val="0"/>
+          <w:sz w:val="21"/>
+        </w:rPr>
+        <w:t xml:space="preserve">(83.33 MHz) 与 74.25 MHz 之间的准静态配置总线若不隔离， 会被当成同步路径收敛，实测 </w:t>
+      </w:r>
+      <w:r>
+        <w:rPr>
+          <w:rFonts w:ascii="微软雅黑" w:hAnsi="微软雅黑" w:eastAsia="微软雅黑"/>
+          <w:b/>
+          <w:sz w:val="21"/>
+        </w:rPr>
+        <w:t>WNS −8.001 ns / 166 端点</w:t>
+      </w:r>
+      <w:r>
+        <w:rPr>
+          <w:rFonts w:ascii="微软雅黑" w:hAnsi="微软雅黑" w:eastAsia="微软雅黑"/>
+          <w:b w:val="0"/>
+          <w:sz w:val="21"/>
+        </w:rPr>
+        <w:t xml:space="preserve"> ⇒ 中间必须插 </w:t>
+      </w:r>
+      <w:r>
+        <w:rPr>
+          <w:rFonts w:ascii="Consolas" w:hAnsi="Consolas" w:eastAsia="Consolas"/>
+          <w:sz w:val="20"/>
+        </w:rPr>
+        <w:t>axi_clock_converter</w:t>
+      </w:r>
+      <w:r>
+        <w:rPr>
+          <w:rFonts w:ascii="微软雅黑" w:hAnsi="微软雅黑" w:eastAsia="微软雅黑"/>
+          <w:b w:val="0"/>
+          <w:sz w:val="21"/>
+        </w:rPr>
+        <w:t>。</w:t>
+      </w:r>
+    </w:p>
+    <w:p>
+      <w:pPr>
+        <w:spacing w:after="120"/>
+        <w:ind w:firstLine="0"/>
+      </w:pPr>
+      <w:r>
+        <w:rPr>
+          <w:rFonts w:ascii="微软雅黑" w:hAnsi="微软雅黑" w:eastAsia="微软雅黑"/>
+          <w:b/>
+          <w:sz w:val="21"/>
+        </w:rPr>
+        <w:t>当前证据（诚实边界）</w:t>
+      </w:r>
+      <w:r>
+        <w:rPr>
+          <w:rFonts w:ascii="微软雅黑" w:hAnsi="微软雅黑" w:eastAsia="微软雅黑"/>
+          <w:b w:val="0"/>
+          <w:sz w:val="21"/>
+        </w:rPr>
+        <w:t>：</w:t>
+      </w:r>
+    </w:p>
+    <w:tbl>
+      <w:tblPr>
+        <w:tblStyle w:val="TableGrid"/>
+        <w:tblW w:type="auto" w:w="0"/>
+        <w:jc w:val="center"/>
+        <w:tblLook w:firstColumn="1" w:firstRow="1" w:lastColumn="0" w:lastRow="0" w:noHBand="0" w:noVBand="1" w:val="04A0"/>
+      </w:tblPr>
+      <w:tblGrid>
+        <w:gridCol w:w="2880"/>
+        <w:gridCol w:w="2880"/>
+        <w:gridCol w:w="2880"/>
+      </w:tblGrid>
+      <w:tr>
+        <w:tc>
+          <w:tcPr>
+            <w:tcW w:type="dxa" w:w="2880"/>
+            <w:shd w:val="clear" w:color="auto" w:fill="E8EEF7"/>
+          </w:tcPr>
+          <w:p>
+            <w:r>
+              <w:rPr>
+                <w:b/>
+              </w:rPr>
+            </w:r>
+            <w:r>
+              <w:rPr>
+                <w:rFonts w:ascii="微软雅黑" w:hAnsi="微软雅黑" w:eastAsia="微软雅黑"/>
+                <w:b/>
+                <w:sz w:val="18"/>
+              </w:rPr>
+              <w:t>项</w:t>
+            </w:r>
+          </w:p>
+        </w:tc>
+        <w:tc>
+          <w:tcPr>
+            <w:tcW w:type="dxa" w:w="2880"/>
+            <w:shd w:val="clear" w:color="auto" w:fill="E8EEF7"/>
+          </w:tcPr>
+          <w:p>
+            <w:r>
+              <w:rPr>
+                <w:b/>
+              </w:rPr>
+            </w:r>
+            <w:r>
+              <w:rPr>
+                <w:rFonts w:ascii="微软雅黑" w:hAnsi="微软雅黑" w:eastAsia="微软雅黑"/>
+                <w:b/>
+                <w:sz w:val="18"/>
+              </w:rPr>
+              <w:t>令牌</w:t>
+            </w:r>
+          </w:p>
+        </w:tc>
+        <w:tc>
+          <w:tcPr>
+            <w:tcW w:type="dxa" w:w="2880"/>
+            <w:shd w:val="clear" w:color="auto" w:fill="E8EEF7"/>
+          </w:tcPr>
+          <w:p>
+            <w:r>
+              <w:rPr>
+                <w:b/>
+              </w:rPr>
+            </w:r>
+            <w:r>
+              <w:rPr>
+                <w:rFonts w:ascii="微软雅黑" w:hAnsi="微软雅黑" w:eastAsia="微软雅黑"/>
+                <w:b/>
+                <w:sz w:val="18"/>
+              </w:rPr>
+              <w:t>说明</w:t>
+            </w:r>
+          </w:p>
+        </w:tc>
+      </w:tr>
+      <w:tr>
+        <w:tc>
+          <w:tcPr>
+            <w:tcW w:type="dxa" w:w="2880"/>
+          </w:tcPr>
+          <w:p>
+            <w:r/>
+            <w:r>
+              <w:rPr>
+                <w:rFonts w:ascii="微软雅黑" w:hAnsi="微软雅黑" w:eastAsia="微软雅黑"/>
+                <w:b w:val="0"/>
+                <w:sz w:val="18"/>
+              </w:rPr>
+              <w:t>读侧逻辑</w:t>
+            </w:r>
+          </w:p>
+        </w:tc>
+        <w:tc>
+          <w:tcPr>
+            <w:tcW w:type="dxa" w:w="2880"/>
+          </w:tcPr>
+          <w:p>
+            <w:r/>
+            <w:r>
+              <w:rPr>
+                <w:rFonts w:ascii="Consolas" w:hAnsi="Consolas" w:eastAsia="Consolas"/>
+                <w:sz w:val="17"/>
+              </w:rPr>
+              <w:t>TB_FB_SCANOUT_OK</w:t>
+            </w:r>
+          </w:p>
+        </w:tc>
+        <w:tc>
+          <w:tcPr>
+            <w:tcW w:type="dxa" w:w="2880"/>
+          </w:tcPr>
+          <w:p>
+            <w:r/>
+            <w:r>
+              <w:rPr>
+                <w:rFonts w:ascii="微软雅黑" w:hAnsi="微软雅黑" w:eastAsia="微软雅黑"/>
+                <w:b w:val="0"/>
+                <w:sz w:val="18"/>
+              </w:rPr>
+              <w:t>整场 2048 像素逐点 0 错；覆盖 AR/R 握手、stride≠width×4 的换行</w:t>
+            </w:r>
+          </w:p>
+        </w:tc>
+      </w:tr>
+      <w:tr>
+        <w:tc>
+          <w:tcPr>
+            <w:tcW w:type="dxa" w:w="2880"/>
+          </w:tcPr>
+          <w:p>
+            <w:r/>
+            <w:r>
+              <w:rPr>
+                <w:rFonts w:ascii="微软雅黑" w:hAnsi="微软雅黑" w:eastAsia="微软雅黑"/>
+                <w:b w:val="0"/>
+                <w:sz w:val="18"/>
+              </w:rPr>
+              <w:t>主机侧打包</w:t>
+            </w:r>
+          </w:p>
+        </w:tc>
+        <w:tc>
+          <w:tcPr>
+            <w:tcW w:type="dxa" w:w="2880"/>
+          </w:tcPr>
+          <w:p>
+            <w:r/>
+            <w:r>
+              <w:rPr>
+                <w:rFonts w:ascii="Consolas" w:hAnsi="Consolas" w:eastAsia="Consolas"/>
+                <w:sz w:val="17"/>
+              </w:rPr>
+              <w:t>HDMI_VIDEO_SELFTEST OK</w:t>
+            </w:r>
+          </w:p>
+        </w:tc>
+        <w:tc>
+          <w:tcPr>
+            <w:tcW w:type="dxa" w:w="2880"/>
+          </w:tcPr>
+          <w:p>
+            <w:r/>
+            <w:r>
+              <w:rPr>
+                <w:rFonts w:ascii="微软雅黑" w:hAnsi="微软雅黑" w:eastAsia="微软雅黑"/>
+                <w:b w:val="0"/>
+                <w:sz w:val="18"/>
+              </w:rPr>
+              <w:t xml:space="preserve">32bpp 打包往返 </w:t>
+            </w:r>
+            <w:r>
+              <w:rPr>
+                <w:rFonts w:ascii="Consolas" w:hAnsi="Consolas" w:eastAsia="Consolas"/>
+                <w:sz w:val="17"/>
+              </w:rPr>
+              <w:t>dmax=0</w:t>
+            </w:r>
+          </w:p>
+        </w:tc>
+      </w:tr>
+      <w:tr>
+        <w:tc>
+          <w:tcPr>
+            <w:tcW w:type="dxa" w:w="2880"/>
+          </w:tcPr>
+          <w:p>
+            <w:r/>
+            <w:r>
+              <w:rPr>
+                <w:rFonts w:ascii="微软雅黑" w:hAnsi="微软雅黑" w:eastAsia="微软雅黑"/>
+                <w:b w:val="0"/>
+                <w:sz w:val="18"/>
+              </w:rPr>
+              <w:t>出图</w:t>
+            </w:r>
+          </w:p>
+        </w:tc>
+        <w:tc>
+          <w:tcPr>
+            <w:tcW w:type="dxa" w:w="2880"/>
+          </w:tcPr>
+          <w:p>
+            <w:r/>
+            <w:r>
+              <w:rPr>
+                <w:rFonts w:ascii="微软雅黑" w:hAnsi="微软雅黑" w:eastAsia="微软雅黑"/>
+                <w:b w:val="0"/>
+                <w:sz w:val="18"/>
+              </w:rPr>
+              <w:t>图 7（</w:t>
+            </w:r>
+            <w:r>
+              <w:rPr>
+                <w:rFonts w:ascii="Consolas" w:hAnsi="Consolas" w:eastAsia="Consolas"/>
+                <w:sz w:val="17"/>
+              </w:rPr>
+              <w:t>figures/hdmi_osd_boxes.png</w:t>
+            </w:r>
+            <w:r>
+              <w:rPr>
+                <w:rFonts w:ascii="微软雅黑" w:hAnsi="微软雅黑" w:eastAsia="微软雅黑"/>
+                <w:b w:val="0"/>
+                <w:sz w:val="18"/>
+              </w:rPr>
+              <w:t>）</w:t>
+            </w:r>
+          </w:p>
+        </w:tc>
+        <w:tc>
+          <w:tcPr>
+            <w:tcW w:type="dxa" w:w="2880"/>
+          </w:tcPr>
+          <w:p>
+            <w:r/>
+            <w:r>
+              <w:rPr>
+                <w:rFonts w:ascii="微软雅黑" w:hAnsi="微软雅黑" w:eastAsia="微软雅黑"/>
+                <w:b w:val="0"/>
+                <w:sz w:val="18"/>
+              </w:rPr>
+              <w:t xml:space="preserve">4 个绿色球员框 + </w:t>
+            </w:r>
+            <w:r>
+              <w:rPr>
+                <w:rFonts w:ascii="Consolas" w:hAnsi="Consolas" w:eastAsia="Consolas"/>
+                <w:sz w:val="17"/>
+              </w:rPr>
+              <w:t>#id</w:t>
+            </w:r>
+            <w:r>
+              <w:rPr>
+                <w:rFonts w:ascii="微软雅黑" w:hAnsi="微软雅黑" w:eastAsia="微软雅黑"/>
+                <w:b w:val="0"/>
+                <w:sz w:val="18"/>
+              </w:rPr>
+              <w:t>、红圈标球、顶部事件条</w:t>
+            </w:r>
+          </w:p>
+        </w:tc>
+      </w:tr>
+      <w:tr>
+        <w:tc>
+          <w:tcPr>
+            <w:tcW w:type="dxa" w:w="2880"/>
+          </w:tcPr>
+          <w:p>
+            <w:r/>
+            <w:r>
+              <w:rPr>
+                <w:rFonts w:ascii="微软雅黑" w:hAnsi="微软雅黑" w:eastAsia="微软雅黑"/>
+                <w:b w:val="0"/>
+                <w:sz w:val="18"/>
+              </w:rPr>
+              <w:t>上板</w:t>
+            </w:r>
+          </w:p>
+        </w:tc>
+        <w:tc>
+          <w:tcPr>
+            <w:tcW w:type="dxa" w:w="2880"/>
+          </w:tcPr>
+          <w:p>
+            <w:r/>
+            <w:r>
+              <w:rPr>
+                <w:rFonts w:ascii="微软雅黑" w:hAnsi="微软雅黑" w:eastAsia="微软雅黑"/>
+                <w:b w:val="0"/>
+                <w:sz w:val="18"/>
+              </w:rPr>
+              <w:t>—</w:t>
+            </w:r>
+          </w:p>
+        </w:tc>
+        <w:tc>
+          <w:tcPr>
+            <w:tcW w:type="dxa" w:w="2880"/>
+          </w:tcPr>
+          <w:p>
+            <w:r/>
+            <w:r>
+              <w:rPr>
+                <w:rFonts w:ascii="微软雅黑" w:hAnsi="微软雅黑" w:eastAsia="微软雅黑"/>
+                <w:b/>
+                <w:sz w:val="18"/>
+              </w:rPr>
+              <w:t>`hdmi_video.bit` 从未上板</w:t>
+            </w:r>
+            <w:r>
+              <w:rPr>
+                <w:rFonts w:ascii="微软雅黑" w:hAnsi="微软雅黑" w:eastAsia="微软雅黑"/>
+                <w:b w:val="0"/>
+                <w:sz w:val="18"/>
+              </w:rPr>
+              <w:t>；</w:t>
+            </w:r>
+            <w:r>
+              <w:rPr>
+                <w:rFonts w:ascii="Consolas" w:hAnsi="Consolas" w:eastAsia="Consolas"/>
+                <w:sz w:val="17"/>
+              </w:rPr>
+              <w:t>under</w:t>
+            </w:r>
+            <w:r>
+              <w:rPr>
+                <w:rFonts w:ascii="微软雅黑" w:hAnsi="微软雅黑" w:eastAsia="微软雅黑"/>
+                <w:b w:val="0"/>
+                <w:sz w:val="18"/>
+              </w:rPr>
+              <w:t xml:space="preserve"> 未观测</w:t>
+            </w:r>
+          </w:p>
+        </w:tc>
+      </w:tr>
+    </w:tbl>
+    <w:p/>
+    <w:p>
+      <w:pPr>
+        <w:jc w:val="center"/>
+      </w:pPr>
+      <w:r>
+        <w:drawing>
+          <wp:inline xmlns:a="http://schemas.openxmlformats.org/drawingml/2006/main" xmlns:pic="http://schemas.openxmlformats.org/drawingml/2006/picture">
+            <wp:extent cx="5669280" cy="3188970"/>
+            <wp:docPr id="7" name="Picture 7"/>
+            <wp:cNvGraphicFramePr>
+              <a:graphicFrameLocks noChangeAspect="1"/>
+            </wp:cNvGraphicFramePr>
+            <a:graphic>
+              <a:graphicData uri="http://schemas.openxmlformats.org/drawingml/2006/picture">
+                <pic:pic>
+                  <pic:nvPicPr>
+                    <pic:cNvPr id="0" name="hdmi_osd_boxes.png"/>
+                    <pic:cNvPicPr/>
+                  </pic:nvPicPr>
+                  <pic:blipFill>
+                    <a:blip r:embed="rId15"/>
+                    <a:stretch>
+                      <a:fillRect/>
+                    </a:stretch>
+                  </pic:blipFill>
+                  <pic:spPr>
+                    <a:xfrm>
+                      <a:off x="0" y="0"/>
+                      <a:ext cx="5669280" cy="3188970"/>
+                    </a:xfrm>
+                    <a:prstGeom prst="rect"/>
+                  </pic:spPr>
+                </pic:pic>
+              </a:graphicData>
+            </a:graphic>
+          </wp:inline>
+        </w:drawing>
+      </w:r>
+    </w:p>
+    <w:p>
+      <w:pPr>
+        <w:jc w:val="center"/>
+      </w:pPr>
+      <w:r>
+        <w:rPr>
+          <w:rFonts w:ascii="微软雅黑" w:hAnsi="微软雅黑" w:eastAsia="微软雅黑"/>
+          <w:color w:val="556577"/>
+          <w:sz w:val="18"/>
+        </w:rPr>
+        <w:t>HDMI 带框环出（主机侧渲染）</w:t>
+      </w:r>
+    </w:p>
+    <w:p>
+      <w:pPr>
+        <w:ind w:left="360"/>
+      </w:pPr>
+      <w:r>
+        <w:rPr>
+          <w:rFonts w:ascii="微软雅黑" w:hAnsi="微软雅黑" w:eastAsia="微软雅黑"/>
+          <w:b w:val="0"/>
+          <w:i/>
+          <w:color w:val="556577"/>
+          <w:sz w:val="19"/>
+        </w:rPr>
+        <w:t>图 7：HDMI 带框环出的</w:t>
+      </w:r>
+      <w:r>
+        <w:rPr>
+          <w:rFonts w:ascii="微软雅黑" w:hAnsi="微软雅黑" w:eastAsia="微软雅黑"/>
+          <w:b/>
+          <w:i/>
+          <w:color w:val="556577"/>
+          <w:sz w:val="19"/>
+        </w:rPr>
+        <w:t>主机侧渲染</w:t>
+      </w:r>
+      <w:r>
+        <w:rPr>
+          <w:rFonts w:ascii="微软雅黑" w:hAnsi="微软雅黑" w:eastAsia="微软雅黑"/>
+          <w:b w:val="0"/>
+          <w:i/>
+          <w:color w:val="556577"/>
+          <w:sz w:val="19"/>
+        </w:rPr>
+        <w:t>（</w:t>
+      </w:r>
+      <w:r>
+        <w:rPr>
+          <w:rFonts w:ascii="Consolas" w:hAnsi="Consolas" w:eastAsia="Consolas"/>
+          <w:i/>
+          <w:color w:val="556577"/>
+          <w:sz w:val="18"/>
+        </w:rPr>
+        <w:t>tools/hdmi_video.py --replay … --png-out …</w:t>
+      </w:r>
+      <w:r>
+        <w:rPr>
+          <w:rFonts w:ascii="微软雅黑" w:hAnsi="微软雅黑" w:eastAsia="微软雅黑"/>
+          <w:b w:val="0"/>
+          <w:i/>
+          <w:color w:val="556577"/>
+          <w:sz w:val="19"/>
+        </w:rPr>
+        <w:t>）。 画面来自真实转播帧，框来自演示用 JSONL 的</w:t>
+      </w:r>
+      <w:r>
+        <w:rPr>
+          <w:rFonts w:ascii="微软雅黑" w:hAnsi="微软雅黑" w:eastAsia="微软雅黑"/>
+          <w:b/>
+          <w:i/>
+          <w:color w:val="556577"/>
+          <w:sz w:val="19"/>
+        </w:rPr>
+        <w:t>给定坐标</w:t>
+      </w:r>
+      <w:r>
+        <w:rPr>
+          <w:rFonts w:ascii="微软雅黑" w:hAnsi="微软雅黑" w:eastAsia="微软雅黑"/>
+          <w:b w:val="0"/>
+          <w:i/>
+          <w:color w:val="556577"/>
+          <w:sz w:val="19"/>
+        </w:rPr>
+        <w:t>。</w:t>
+      </w:r>
+    </w:p>
+    <w:p>
+      <w:pPr>
+        <w:spacing w:after="120"/>
+        <w:ind w:firstLine="0"/>
+      </w:pPr>
+      <w:r>
+        <w:rPr>
+          <w:rFonts w:ascii="微软雅黑" w:hAnsi="微软雅黑" w:eastAsia="微软雅黑"/>
+          <w:b w:val="0"/>
+          <w:sz w:val="21"/>
+        </w:rPr>
+        <w:t>★ 出图用的是</w:t>
+      </w:r>
+      <w:r>
+        <w:rPr>
+          <w:rFonts w:ascii="微软雅黑" w:hAnsi="微软雅黑" w:eastAsia="微软雅黑"/>
+          <w:b/>
+          <w:sz w:val="21"/>
+        </w:rPr>
+        <w:t>合成坐标</w:t>
+      </w:r>
+      <w:r>
+        <w:rPr>
+          <w:rFonts w:ascii="微软雅黑" w:hAnsi="微软雅黑" w:eastAsia="微软雅黑"/>
+          <w:b w:val="0"/>
+          <w:sz w:val="21"/>
+        </w:rPr>
+        <w:t>（</w:t>
+      </w:r>
+      <w:r>
+        <w:rPr>
+          <w:rFonts w:ascii="Consolas" w:hAnsi="Consolas" w:eastAsia="Consolas"/>
+          <w:sz w:val="20"/>
+        </w:rPr>
+        <w:t>.scratch/osd_demo.jsonl</w:t>
+      </w:r>
+      <w:r>
+        <w:rPr>
+          <w:rFonts w:ascii="微软雅黑" w:hAnsi="微软雅黑" w:eastAsia="微软雅黑"/>
+          <w:b w:val="0"/>
+          <w:sz w:val="21"/>
+        </w:rPr>
+        <w:t xml:space="preserve"> 直接给像素框），它证明「渲染器会画、位置按输入走」， </w:t>
+      </w:r>
+      <w:r>
+        <w:rPr>
+          <w:rFonts w:ascii="微软雅黑" w:hAnsi="微软雅黑" w:eastAsia="微软雅黑"/>
+          <w:b/>
+          <w:sz w:val="21"/>
+        </w:rPr>
+        <w:t>不证明</w:t>
+      </w:r>
+      <w:r>
+        <w:rPr>
+          <w:rFonts w:ascii="微软雅黑" w:hAnsi="微软雅黑" w:eastAsia="微软雅黑"/>
+          <w:b w:val="0"/>
+          <w:sz w:val="21"/>
+        </w:rPr>
+        <w:t>「检测器给的框是对的」。真实框要跑真管线 JSONL 才谈得上。</w:t>
+      </w:r>
+    </w:p>
+    <w:p>
+      <w:pPr>
         <w:pStyle w:val="Heading1"/>
       </w:pPr>
       <w:r>
@@ -8167,7 +10315,7 @@
         <w:drawing>
           <wp:inline xmlns:a="http://schemas.openxmlformats.org/drawingml/2006/main" xmlns:pic="http://schemas.openxmlformats.org/drawingml/2006/picture">
             <wp:extent cx="5669280" cy="3948180"/>
-            <wp:docPr id="6" name="Picture 6"/>
+            <wp:docPr id="8" name="Picture 8"/>
             <wp:cNvGraphicFramePr>
               <a:graphicFrameLocks noChangeAspect="1"/>
             </wp:cNvGraphicFramePr>
@@ -8179,7 +10327,7 @@
                     <pic:cNvPicPr/>
                   </pic:nvPicPr>
                   <pic:blipFill>
-                    <a:blip r:embed="rId14"/>
+                    <a:blip r:embed="rId16"/>
                     <a:stretch>
                       <a:fillRect/>
                     </a:stretch>
@@ -9636,7 +11784,7 @@
           <w:b/>
           <w:sz w:val="25"/>
         </w:rPr>
-        <w:t>4.7 扩展功能验证（D018/D019）</w:t>
+        <w:t>4.7 扩展功能验证（D018–D026）</w:t>
       </w:r>
     </w:p>
     <w:tbl>
@@ -9999,7 +12147,7 @@
                 <w:rFonts w:ascii="Consolas" w:hAnsi="Consolas" w:eastAsia="Consolas"/>
                 <w:sz w:val="17"/>
               </w:rPr>
-              <w:t>tools/bram_fb.py --selftest</w:t>
+              <w:t>bram_fb --verify-frame</w:t>
             </w:r>
           </w:p>
         </w:tc>
@@ -10012,25 +12160,17 @@
             <w:r>
               <w:rPr>
                 <w:rFonts w:ascii="微软雅黑" w:hAnsi="微软雅黑" w:eastAsia="微软雅黑"/>
-                <w:b/>
-                <w:sz w:val="18"/>
-              </w:rPr>
-              <w:t>已出片</w:t>
-            </w:r>
-            <w:r>
-              <w:rPr>
-                <w:rFonts w:ascii="微软雅黑" w:hAnsi="微软雅黑" w:eastAsia="微软雅黑"/>
                 <w:b w:val="0"/>
                 <w:sz w:val="18"/>
               </w:rPr>
-              <w:t>：Setup +3.938 ns / Hold +0.065 ns；</w:t>
+              <w:t>已出片；</w:t>
             </w:r>
             <w:r>
               <w:rPr>
                 <w:rFonts w:ascii="Consolas" w:hAnsi="Consolas" w:eastAsia="Consolas"/>
                 <w:sz w:val="17"/>
               </w:rPr>
-              <w:t>BRAM_FB_SELFTEST OK</w:t>
+              <w:t>BRAM_FB_FRAME_OK 1280x720</w:t>
             </w:r>
             <w:r>
               <w:rPr>
@@ -10038,6 +12178,37 @@
                 <w:b w:val="0"/>
                 <w:sz w:val="18"/>
               </w:rPr>
+              <w:t xml:space="preserve">；上板 </w:t>
+            </w:r>
+            <w:r>
+              <w:rPr>
+                <w:rFonts w:ascii="Consolas" w:hAnsi="Consolas" w:eastAsia="Consolas"/>
+                <w:sz w:val="17"/>
+              </w:rPr>
+              <w:t>HDMI_LIVE</w:t>
+            </w:r>
+            <w:r>
+              <w:rPr>
+                <w:rFonts w:ascii="微软雅黑" w:hAnsi="微软雅黑" w:eastAsia="微软雅黑"/>
+                <w:b w:val="0"/>
+                <w:sz w:val="18"/>
+              </w:rPr>
+              <w:t xml:space="preserve">（扫描范围/DE/59.2 fps）⇒ </w:t>
+            </w:r>
+            <w:r>
+              <w:rPr>
+                <w:rFonts w:ascii="微软雅黑" w:hAnsi="微软雅黑" w:eastAsia="微软雅黑"/>
+                <w:b/>
+                <w:sz w:val="18"/>
+              </w:rPr>
+              <w:t>BRAM_OK 通过</w:t>
+            </w:r>
+            <w:r>
+              <w:rPr>
+                <w:rFonts w:ascii="微软雅黑" w:hAnsi="微软雅黑" w:eastAsia="微软雅黑"/>
+                <w:b w:val="0"/>
+                <w:sz w:val="18"/>
+              </w:rPr>
               <w:t>；</w:t>
             </w:r>
             <w:r>
@@ -10046,7 +12217,7 @@
                 <w:b/>
                 <w:sz w:val="18"/>
               </w:rPr>
-              <w:t>读回通过</w:t>
+              <w:t>VISUAL_OK 待人眼</w:t>
             </w:r>
             <w:r>
               <w:rPr>
@@ -10054,7 +12225,7 @@
                 <w:b w:val="0"/>
                 <w:sz w:val="18"/>
               </w:rPr>
-              <w:t>（DISPLAY_BOARD_OK；画面待目视）</w:t>
+              <w:t>（014 在人眼层面见过画面，但读侧重写后未重看）</w:t>
             </w:r>
           </w:p>
         </w:tc>
@@ -10072,7 +12243,7 @@
                 <w:b w:val="0"/>
                 <w:sz w:val="18"/>
               </w:rPr>
-              <w:t>LCD 面板（PL overlay）</w:t>
+              <w:t>LCD 面板（PL overlay，已重做）</w:t>
             </w:r>
           </w:p>
         </w:tc>
@@ -10087,7 +12258,7 @@
                 <w:rFonts w:ascii="Consolas" w:hAnsi="Consolas" w:eastAsia="Consolas"/>
                 <w:sz w:val="17"/>
               </w:rPr>
-              <w:t>bd_lcd_status.tcl</w:t>
+              <w:t>bd_lcd_probe.tcl</w:t>
             </w:r>
             <w:r>
               <w:rPr>
@@ -10102,7 +12273,7 @@
                 <w:rFonts w:ascii="Consolas" w:hAnsi="Consolas" w:eastAsia="Consolas"/>
                 <w:sz w:val="17"/>
               </w:rPr>
-              <w:t>tools/bram_fb.py --selftest</w:t>
+              <w:t>tools/check_lcd4_board.py</w:t>
             </w:r>
           </w:p>
         </w:tc>
@@ -10115,10 +12286,33 @@
             <w:r>
               <w:rPr>
                 <w:rFonts w:ascii="微软雅黑" w:hAnsi="微软雅黑" w:eastAsia="微软雅黑"/>
+                <w:b w:val="0"/>
+                <w:sz w:val="18"/>
+              </w:rPr>
+              <w:t xml:space="preserve">出片 </w:t>
+            </w:r>
+            <w:r>
+              <w:rPr>
+                <w:rFonts w:ascii="Consolas" w:hAnsi="Consolas" w:eastAsia="Consolas"/>
+                <w:sz w:val="17"/>
+              </w:rPr>
+              <w:t>LCD_PROBE_BD_OK</w:t>
+            </w:r>
+            <w:r>
+              <w:rPr>
+                <w:rFonts w:ascii="微软雅黑" w:hAnsi="微软雅黑" w:eastAsia="微软雅黑"/>
+                <w:b w:val="0"/>
+                <w:sz w:val="18"/>
+              </w:rPr>
+              <w:t xml:space="preserve">，WNS </w:t>
+            </w:r>
+            <w:r>
+              <w:rPr>
+                <w:rFonts w:ascii="微软雅黑" w:hAnsi="微软雅黑" w:eastAsia="微软雅黑"/>
                 <w:b/>
                 <w:sz w:val="18"/>
               </w:rPr>
-              <w:t>已出片</w:t>
+              <w:t>+1.839 ns</w:t>
             </w:r>
             <w:r>
               <w:rPr>
@@ -10126,7 +12320,7 @@
                 <w:b w:val="0"/>
                 <w:sz w:val="18"/>
               </w:rPr>
-              <w:t>：Setup +4.283 ns / Hold +0.121 ns；</w:t>
+              <w:t xml:space="preserve"> / WHS </w:t>
             </w:r>
             <w:r>
               <w:rPr>
@@ -10134,7 +12328,7 @@
                 <w:b/>
                 <w:sz w:val="18"/>
               </w:rPr>
-              <w:t>读回通过</w:t>
+              <w:t>+0.018 ns</w:t>
             </w:r>
             <w:r>
               <w:rPr>
@@ -10142,7 +12336,15 @@
                 <w:b w:val="0"/>
                 <w:sz w:val="18"/>
               </w:rPr>
-              <w:t>（DISPLAY_BOARD_OK；画面待目视）</w:t>
+              <w:t>；4bpp/16 色/按键；</w:t>
+            </w:r>
+            <w:r>
+              <w:rPr>
+                <w:rFonts w:ascii="微软雅黑" w:hAnsi="微软雅黑" w:eastAsia="微软雅黑"/>
+                <w:b/>
+                <w:sz w:val="18"/>
+              </w:rPr>
+              <w:t>未上板 ⇒ BRAM_OK 与 VISUAL_OK 均未做</w:t>
             </w:r>
           </w:p>
         </w:tc>
@@ -10183,14 +12385,14 @@
                 <w:b w:val="0"/>
                 <w:sz w:val="18"/>
               </w:rPr>
-              <w:t xml:space="preserve"> + </w:t>
+              <w:t xml:space="preserve"> / </w:t>
             </w:r>
             <w:r>
               <w:rPr>
                 <w:rFonts w:ascii="Consolas" w:hAnsi="Consolas" w:eastAsia="Consolas"/>
                 <w:sz w:val="17"/>
               </w:rPr>
-              <w:t>--also-lcd-base 0x40020000</w:t>
+              <w:t>track_display.bit</w:t>
             </w:r>
           </w:p>
         </w:tc>
@@ -10203,10 +12405,18 @@
             <w:r>
               <w:rPr>
                 <w:rFonts w:ascii="微软雅黑" w:hAnsi="微软雅黑" w:eastAsia="微软雅黑"/>
+                <w:b w:val="0"/>
+                <w:sz w:val="18"/>
+              </w:rPr>
+              <w:t>014 前结构已修并出片；018–021 重写读侧后</w:t>
+            </w:r>
+            <w:r>
+              <w:rPr>
+                <w:rFonts w:ascii="微软雅黑" w:hAnsi="微软雅黑" w:eastAsia="微软雅黑"/>
                 <w:b/>
                 <w:sz w:val="18"/>
               </w:rPr>
-              <w:t>已出片</w:t>
+              <w:t>比特流落后于 RTL</w:t>
             </w:r>
             <w:r>
               <w:rPr>
@@ -10214,14 +12424,40 @@
                 <w:b w:val="0"/>
                 <w:sz w:val="18"/>
               </w:rPr>
-              <w:t>：LUT 908 / BRAM 48，Setup +3.874 ns；</w:t>
-            </w:r>
+              <w:t>，需重出片再验</w:t>
+            </w:r>
+          </w:p>
+        </w:tc>
+      </w:tr>
+      <w:tr>
+        <w:tc>
+          <w:tcPr>
+            <w:tcW w:type="dxa" w:w="2880"/>
+          </w:tcPr>
+          <w:p>
+            <w:r/>
+            <w:r>
+              <w:rPr>
+                <w:rFonts w:ascii="微软雅黑" w:hAnsi="微软雅黑" w:eastAsia="微软雅黑"/>
+                <w:b/>
+                <w:sz w:val="18"/>
+              </w:rPr>
+              <w:t>HDMI 带框环出（D026）</w:t>
+            </w:r>
+          </w:p>
+        </w:tc>
+        <w:tc>
+          <w:tcPr>
+            <w:tcW w:type="dxa" w:w="2880"/>
+          </w:tcPr>
+          <w:p>
+            <w:r/>
             <w:r>
               <w:rPr>
                 <w:rFonts w:ascii="Consolas" w:hAnsi="Consolas" w:eastAsia="Consolas"/>
                 <w:sz w:val="17"/>
               </w:rPr>
-              <w:t>DISPLAY_BOTH_BOARD_OK</w:t>
+              <w:t>bd_hdmi_video.tcl</w:t>
             </w:r>
             <w:r>
               <w:rPr>
@@ -10229,7 +12465,131 @@
                 <w:b w:val="0"/>
                 <w:sz w:val="18"/>
               </w:rPr>
-              <w:t>，双屏读回一致</w:t>
+              <w:t xml:space="preserve"> + </w:t>
+            </w:r>
+            <w:r>
+              <w:rPr>
+                <w:rFonts w:ascii="Consolas" w:hAnsi="Consolas" w:eastAsia="Consolas"/>
+                <w:sz w:val="17"/>
+              </w:rPr>
+              <w:t>tools/hdmi_video.py</w:t>
+            </w:r>
+          </w:p>
+        </w:tc>
+        <w:tc>
+          <w:tcPr>
+            <w:tcW w:type="dxa" w:w="2880"/>
+          </w:tcPr>
+          <w:p>
+            <w:r/>
+            <w:r>
+              <w:rPr>
+                <w:rFonts w:ascii="Consolas" w:hAnsi="Consolas" w:eastAsia="Consolas"/>
+                <w:sz w:val="17"/>
+              </w:rPr>
+              <w:t>TB_FB_SCANOUT_OK</w:t>
+            </w:r>
+            <w:r>
+              <w:rPr>
+                <w:rFonts w:ascii="微软雅黑" w:hAnsi="微软雅黑" w:eastAsia="微软雅黑"/>
+                <w:b w:val="0"/>
+                <w:sz w:val="18"/>
+              </w:rPr>
+              <w:t>（2048 像素 0 错）、</w:t>
+            </w:r>
+            <w:r>
+              <w:rPr>
+                <w:rFonts w:ascii="Consolas" w:hAnsi="Consolas" w:eastAsia="Consolas"/>
+                <w:sz w:val="17"/>
+              </w:rPr>
+              <w:t>HDMI_VIDEO_SELFTEST OK</w:t>
+            </w:r>
+            <w:r>
+              <w:rPr>
+                <w:rFonts w:ascii="微软雅黑" w:hAnsi="微软雅黑" w:eastAsia="微软雅黑"/>
+                <w:b w:val="0"/>
+                <w:sz w:val="18"/>
+              </w:rPr>
+              <w:t>（打包往返 dmax=0）、主机侧 OSD 出图正确；</w:t>
+            </w:r>
+            <w:r>
+              <w:rPr>
+                <w:rFonts w:ascii="微软雅黑" w:hAnsi="微软雅黑" w:eastAsia="微软雅黑"/>
+                <w:b/>
+                <w:sz w:val="18"/>
+              </w:rPr>
+              <w:t>`hdmi_video.bit` 未上板，`under` 未观测</w:t>
+            </w:r>
+          </w:p>
+        </w:tc>
+      </w:tr>
+      <w:tr>
+        <w:tc>
+          <w:tcPr>
+            <w:tcW w:type="dxa" w:w="2880"/>
+          </w:tcPr>
+          <w:p>
+            <w:r/>
+            <w:r>
+              <w:rPr>
+                <w:rFonts w:ascii="微软雅黑" w:hAnsi="微软雅黑" w:eastAsia="微软雅黑"/>
+                <w:b/>
+                <w:sz w:val="18"/>
+              </w:rPr>
+              <w:t>整体流程一条命令</w:t>
+            </w:r>
+          </w:p>
+        </w:tc>
+        <w:tc>
+          <w:tcPr>
+            <w:tcW w:type="dxa" w:w="2880"/>
+          </w:tcPr>
+          <w:p>
+            <w:r/>
+            <w:r>
+              <w:rPr>
+                <w:rFonts w:ascii="Consolas" w:hAnsi="Consolas" w:eastAsia="Consolas"/>
+                <w:sz w:val="17"/>
+              </w:rPr>
+              <w:t>tools/check_full_flow.py --dry-run</w:t>
+            </w:r>
+          </w:p>
+        </w:tc>
+        <w:tc>
+          <w:tcPr>
+            <w:tcW w:type="dxa" w:w="2880"/>
+          </w:tcPr>
+          <w:p>
+            <w:r/>
+            <w:r>
+              <w:rPr>
+                <w:rFonts w:ascii="Consolas" w:hAnsi="Consolas" w:eastAsia="Consolas"/>
+                <w:sz w:val="17"/>
+              </w:rPr>
+              <w:t>FULL_FLOW_OK ok=5 skip=1 fail=0</w:t>
+            </w:r>
+            <w:r>
+              <w:rPr>
+                <w:rFonts w:ascii="微软雅黑" w:hAnsi="微软雅黑" w:eastAsia="微软雅黑"/>
+                <w:b w:val="0"/>
+                <w:sz w:val="18"/>
+              </w:rPr>
+              <w:t xml:space="preserve">（skip=时间对齐，板子离线）；接板版 </w:t>
+            </w:r>
+            <w:r>
+              <w:rPr>
+                <w:rFonts w:ascii="Consolas" w:hAnsi="Consolas" w:eastAsia="Consolas"/>
+                <w:sz w:val="17"/>
+              </w:rPr>
+              <w:t>--board</w:t>
+            </w:r>
+            <w:r>
+              <w:rPr>
+                <w:rFonts w:ascii="微软雅黑" w:hAnsi="微软雅黑" w:eastAsia="微软雅黑"/>
+                <w:b w:val="0"/>
+                <w:sz w:val="18"/>
+              </w:rPr>
+              <w:t xml:space="preserve"> 未跑过</w:t>
             </w:r>
           </w:p>
         </w:tc>
@@ -13216,7 +15576,7 @@
           <w:rFonts w:ascii="Consolas" w:hAnsi="Consolas" w:eastAsia="Consolas"/>
           <w:sz w:val="17"/>
         </w:rPr>
-        <w:t># 板端：HDMI PL overlay（D020）：加载 bit 后写 1bpp BRAM（基址 0x40000000）</w:t>
+        <w:t># 板端：HDMI 状态面板（D020）：加载 bit 后写 1bpp BRAM（基址 0x40000000）</w:t>
         <w:br/>
       </w:r>
       <w:r>
@@ -13240,7 +15600,7 @@
           <w:rFonts w:ascii="Consolas" w:hAnsi="Consolas" w:eastAsia="Consolas"/>
           <w:sz w:val="17"/>
         </w:rPr>
-        <w:t># 板端：LCD PL overlay（D021）</w:t>
+        <w:t># 板端：LCD 4bpp 彩色面板（D021/021 重做）：192 KB，48,016 字</w:t>
         <w:br/>
       </w:r>
       <w:r>
@@ -13248,7 +15608,7 @@
           <w:rFonts w:ascii="Consolas" w:hAnsi="Consolas" w:eastAsia="Consolas"/>
           <w:sz w:val="17"/>
         </w:rPr>
-        <w:t>python3 tools/status_display.py --replay /home/xilinx/out.json --size 800x480 \</w:t>
+        <w:t>python3 tools/status_display.py --size 800x480 --fb-bram 0x40000000 --once</w:t>
         <w:br/>
       </w:r>
       <w:r>
@@ -13256,7 +15616,7 @@
           <w:rFonts w:ascii="Consolas" w:hAnsi="Consolas" w:eastAsia="Consolas"/>
           <w:sz w:val="17"/>
         </w:rPr>
-        <w:t xml:space="preserve">  --display-bit board/overlay/lcd_status.bit</w:t>
+        <w:t># 板端：LCD 4bpp 地址/行映射自证（机器判据，期望 READBACK_OK bad=0）</w:t>
         <w:br/>
       </w:r>
       <w:r>
@@ -13264,7 +15624,7 @@
           <w:rFonts w:ascii="Consolas" w:hAnsi="Consolas" w:eastAsia="Consolas"/>
           <w:sz w:val="17"/>
         </w:rPr>
-        <w:t># 板端：HDMI+LCD 合并（D023），一次写双屏</w:t>
+        <w:t>python3 tools/check_lcd4_board.py</w:t>
         <w:br/>
       </w:r>
       <w:r>
@@ -13272,6 +15632,54 @@
           <w:rFonts w:ascii="Consolas" w:hAnsi="Consolas" w:eastAsia="Consolas"/>
           <w:sz w:val="17"/>
         </w:rPr>
+        <w:t># 板端：赛前 UI（先在 800x480 4bpp 屏上跑；--keys 为交互，--script 为回放）</w:t>
+        <w:br/>
+      </w:r>
+      <w:r>
+        <w:rPr>
+          <w:rFonts w:ascii="Consolas" w:hAnsi="Consolas" w:eastAsia="Consolas"/>
+          <w:sz w:val="17"/>
+        </w:rPr>
+        <w:t>python3 tools/lcd_ui.py --keys</w:t>
+        <w:br/>
+      </w:r>
+      <w:r>
+        <w:rPr>
+          <w:rFonts w:ascii="Consolas" w:hAnsi="Consolas" w:eastAsia="Consolas"/>
+          <w:sz w:val="17"/>
+        </w:rPr>
+        <w:t># 板端：HDMI 带框环出（D026）——先看 status 的 under 是否稳定为 0</w:t>
+        <w:br/>
+      </w:r>
+      <w:r>
+        <w:rPr>
+          <w:rFonts w:ascii="Consolas" w:hAnsi="Consolas" w:eastAsia="Consolas"/>
+          <w:sz w:val="17"/>
+        </w:rPr>
+        <w:t>python3 tools/hdmi_video.py --replay /home/xilinx/out.json --video &lt;clips.mp4&gt; \</w:t>
+        <w:br/>
+      </w:r>
+      <w:r>
+        <w:rPr>
+          <w:rFonts w:ascii="Consolas" w:hAnsi="Consolas" w:eastAsia="Consolas"/>
+          <w:sz w:val="17"/>
+        </w:rPr>
+        <w:t xml:space="preserve">  --bit board/overlay/hdmi_video.bit</w:t>
+        <w:br/>
+      </w:r>
+      <w:r>
+        <w:rPr>
+          <w:rFonts w:ascii="Consolas" w:hAnsi="Consolas" w:eastAsia="Consolas"/>
+          <w:sz w:val="17"/>
+        </w:rPr>
+        <w:t># 板端：合并显示（D023）——比特流落后于 018–021 的新读侧，需重出片后再用</w:t>
+        <w:br/>
+      </w:r>
+      <w:r>
+        <w:rPr>
+          <w:rFonts w:ascii="Consolas" w:hAnsi="Consolas" w:eastAsia="Consolas"/>
+          <w:sz w:val="17"/>
+        </w:rPr>
         <w:t>python3 tools/status_display.py --replay /home/xilinx/out.json --size 1280x720 \</w:t>
         <w:br/>
       </w:r>
@@ -13297,6 +15705,66 @@
           <w:sz w:val="17"/>
         </w:rPr>
         <w:t>python3 tools/status_display.py --replay /home/xilinx/out.json --size 800x480 --fb /dev/fb1</w:t>
+        <w:br/>
+      </w:r>
+      <w:r>
+        <w:rPr>
+          <w:rFonts w:ascii="Consolas" w:hAnsi="Consolas" w:eastAsia="Consolas"/>
+          <w:sz w:val="17"/>
+        </w:rPr>
+        <w:t># 一条命令走完主机侧/板端全流程（主机侧 --dry-run 也能跑）</w:t>
+        <w:br/>
+      </w:r>
+      <w:r>
+        <w:rPr>
+          <w:rFonts w:ascii="Consolas" w:hAnsi="Consolas" w:eastAsia="Consolas"/>
+          <w:sz w:val="17"/>
+        </w:rPr>
+        <w:t>python3 tools/check_full_flow.py --dry-run</w:t>
+      </w:r>
+    </w:p>
+    <w:p>
+      <w:pPr>
+        <w:spacing w:after="120"/>
+        <w:ind w:firstLine="0"/>
+      </w:pPr>
+      <w:r>
+        <w:rPr>
+          <w:rFonts w:ascii="微软雅黑" w:hAnsi="微软雅黑" w:eastAsia="微软雅黑"/>
+          <w:b w:val="0"/>
+          <w:sz w:val="21"/>
+        </w:rPr>
+        <w:t xml:space="preserve">部署通道：SSH 不通，一切走 Jupyter —— </w:t>
+      </w:r>
+      <w:r>
+        <w:rPr>
+          <w:rFonts w:ascii="Consolas" w:hAnsi="Consolas" w:eastAsia="Consolas"/>
+          <w:sz w:val="20"/>
+        </w:rPr>
+        <w:t>py tools/board_jupyter.py --push &lt;本地&gt; &lt;远端&gt;</w:t>
+      </w:r>
+      <w:r>
+        <w:rPr>
+          <w:rFonts w:ascii="微软雅黑" w:hAnsi="微软雅黑" w:eastAsia="微软雅黑"/>
+          <w:b w:val="0"/>
+          <w:sz w:val="21"/>
+        </w:rPr>
+        <w:t xml:space="preserve">（分片 base64，两端打印 sha256）， 或 </w:t>
+      </w:r>
+      <w:r>
+        <w:rPr>
+          <w:rFonts w:ascii="Consolas" w:hAnsi="Consolas" w:eastAsia="Consolas"/>
+          <w:sz w:val="20"/>
+        </w:rPr>
+        <w:t>py tools/lcd_probe_host.py deploy</w:t>
+      </w:r>
+      <w:r>
+        <w:rPr>
+          <w:rFonts w:ascii="微软雅黑" w:hAnsi="微软雅黑" w:eastAsia="微软雅黑"/>
+          <w:b w:val="0"/>
+          <w:sz w:val="21"/>
+        </w:rPr>
+        <w:t xml:space="preserve"> 一次传齐 bit/hwh/工具/自证图。</w:t>
       </w:r>
     </w:p>
     <w:p>
@@ -13902,18 +16370,10 @@
             <w:r/>
             <w:r>
               <w:rPr>
-                <w:rFonts w:ascii="微软雅黑" w:hAnsi="微软雅黑" w:eastAsia="微软雅黑"/>
-                <w:b w:val="0"/>
-                <w:sz w:val="18"/>
-              </w:rPr>
-              <w:t>帧缓存读回已通过（</w:t>
-            </w:r>
-            <w:r>
-              <w:rPr>
                 <w:rFonts w:ascii="Consolas" w:hAnsi="Consolas" w:eastAsia="Consolas"/>
                 <w:sz w:val="17"/>
               </w:rPr>
-              <w:t>DISPLAY_BOARD_OK</w:t>
+              <w:t>BRAM_OK</w:t>
             </w:r>
             <w:r>
               <w:rPr>
@@ -13921,7 +16381,256 @@
                 <w:b w:val="0"/>
                 <w:sz w:val="18"/>
               </w:rPr>
-              <w:t>）；屏幕画面目视待板子恢复后执行</w:t>
+              <w:t>：</w:t>
+            </w:r>
+            <w:r>
+              <w:rPr>
+                <w:rFonts w:ascii="Consolas" w:hAnsi="Consolas" w:eastAsia="Consolas"/>
+                <w:sz w:val="17"/>
+              </w:rPr>
+              <w:t>BRAM_FB_FRAME_OK 1280x720</w:t>
+            </w:r>
+            <w:r>
+              <w:rPr>
+                <w:rFonts w:ascii="微软雅黑" w:hAnsi="微软雅黑" w:eastAsia="微软雅黑"/>
+                <w:b w:val="0"/>
+                <w:sz w:val="18"/>
+              </w:rPr>
+              <w:t xml:space="preserve"> + 上板 </w:t>
+            </w:r>
+            <w:r>
+              <w:rPr>
+                <w:rFonts w:ascii="Consolas" w:hAnsi="Consolas" w:eastAsia="Consolas"/>
+                <w:sz w:val="17"/>
+              </w:rPr>
+              <w:t>HDMI_LIVE</w:t>
+            </w:r>
+            <w:r>
+              <w:rPr>
+                <w:rFonts w:ascii="微软雅黑" w:hAnsi="微软雅黑" w:eastAsia="微软雅黑"/>
+                <w:b w:val="0"/>
+                <w:sz w:val="18"/>
+              </w:rPr>
+              <w:t>；</w:t>
+            </w:r>
+            <w:r>
+              <w:rPr>
+                <w:rFonts w:ascii="Consolas" w:hAnsi="Consolas" w:eastAsia="Consolas"/>
+                <w:sz w:val="17"/>
+              </w:rPr>
+              <w:t>VISUAL_OK</w:t>
+            </w:r>
+            <w:r>
+              <w:rPr>
+                <w:rFonts w:ascii="微软雅黑" w:hAnsi="微软雅黑" w:eastAsia="微软雅黑"/>
+                <w:b w:val="0"/>
+                <w:sz w:val="18"/>
+              </w:rPr>
+              <w:t xml:space="preserve"> 待人眼</w:t>
+            </w:r>
+          </w:p>
+        </w:tc>
+      </w:tr>
+      <w:tr>
+        <w:tc>
+          <w:tcPr>
+            <w:tcW w:type="dxa" w:w="2880"/>
+          </w:tcPr>
+          <w:p>
+            <w:r/>
+            <w:r>
+              <w:rPr>
+                <w:rFonts w:ascii="微软雅黑" w:hAnsi="微软雅黑" w:eastAsia="微软雅黑"/>
+                <w:b w:val="0"/>
+                <w:sz w:val="18"/>
+              </w:rPr>
+              <w:t>LCD 4bpp 面板</w:t>
+            </w:r>
+          </w:p>
+        </w:tc>
+        <w:tc>
+          <w:tcPr>
+            <w:tcW w:type="dxa" w:w="2880"/>
+          </w:tcPr>
+          <w:p>
+            <w:r/>
+            <w:r>
+              <w:rPr>
+                <w:rFonts w:ascii="Consolas" w:hAnsi="Consolas" w:eastAsia="Consolas"/>
+                <w:sz w:val="17"/>
+              </w:rPr>
+              <w:t>board/overlay/lcd_probe.bit</w:t>
+            </w:r>
+            <w:r>
+              <w:rPr>
+                <w:rFonts w:ascii="微软雅黑" w:hAnsi="微软雅黑" w:eastAsia="微软雅黑"/>
+                <w:b w:val="0"/>
+                <w:sz w:val="18"/>
+              </w:rPr>
+              <w:t xml:space="preserve"> + </w:t>
+            </w:r>
+            <w:r>
+              <w:rPr>
+                <w:rFonts w:ascii="Consolas" w:hAnsi="Consolas" w:eastAsia="Consolas"/>
+                <w:sz w:val="17"/>
+              </w:rPr>
+              <w:t>tools/check_lcd4_board.py</w:t>
+            </w:r>
+          </w:p>
+        </w:tc>
+        <w:tc>
+          <w:tcPr>
+            <w:tcW w:type="dxa" w:w="2880"/>
+          </w:tcPr>
+          <w:p>
+            <w:r/>
+            <w:r>
+              <w:rPr>
+                <w:rFonts w:ascii="Consolas" w:hAnsi="Consolas" w:eastAsia="Consolas"/>
+                <w:sz w:val="17"/>
+              </w:rPr>
+              <w:t>READBACK_OK bad=0</w:t>
+            </w:r>
+            <w:r>
+              <w:rPr>
+                <w:rFonts w:ascii="微软雅黑" w:hAnsi="微软雅黑" w:eastAsia="微软雅黑"/>
+                <w:b w:val="0"/>
+                <w:sz w:val="18"/>
+              </w:rPr>
+              <w:t xml:space="preserve"> 且每行 </w:t>
+            </w:r>
+            <w:r>
+              <w:rPr>
+                <w:rFonts w:ascii="Consolas" w:hAnsi="Consolas" w:eastAsia="Consolas"/>
+                <w:sz w:val="17"/>
+              </w:rPr>
+              <w:t>de=800</w:t>
+            </w:r>
+            <w:r>
+              <w:rPr>
+                <w:rFonts w:ascii="微软雅黑" w:hAnsi="微软雅黑" w:eastAsia="微软雅黑"/>
+                <w:b w:val="0"/>
+                <w:sz w:val="18"/>
+              </w:rPr>
+              <w:t>（</w:t>
+            </w:r>
+            <w:r>
+              <w:rPr>
+                <w:rFonts w:ascii="微软雅黑" w:hAnsi="微软雅黑" w:eastAsia="微软雅黑"/>
+                <w:b/>
+                <w:sz w:val="18"/>
+              </w:rPr>
+              <w:t>未跑过</w:t>
+            </w:r>
+            <w:r>
+              <w:rPr>
+                <w:rFonts w:ascii="微软雅黑" w:hAnsi="微软雅黑" w:eastAsia="微软雅黑"/>
+                <w:b w:val="0"/>
+                <w:sz w:val="18"/>
+              </w:rPr>
+              <w:t>）；</w:t>
+            </w:r>
+            <w:r>
+              <w:rPr>
+                <w:rFonts w:ascii="Consolas" w:hAnsi="Consolas" w:eastAsia="Consolas"/>
+                <w:sz w:val="17"/>
+              </w:rPr>
+              <w:t>VISUAL_OK</w:t>
+            </w:r>
+            <w:r>
+              <w:rPr>
+                <w:rFonts w:ascii="微软雅黑" w:hAnsi="微软雅黑" w:eastAsia="微软雅黑"/>
+                <w:b w:val="0"/>
+                <w:sz w:val="18"/>
+              </w:rPr>
+              <w:t xml:space="preserve"> 待人眼</w:t>
+            </w:r>
+          </w:p>
+        </w:tc>
+      </w:tr>
+      <w:tr>
+        <w:tc>
+          <w:tcPr>
+            <w:tcW w:type="dxa" w:w="2880"/>
+          </w:tcPr>
+          <w:p>
+            <w:r/>
+            <w:r>
+              <w:rPr>
+                <w:rFonts w:ascii="微软雅黑" w:hAnsi="微软雅黑" w:eastAsia="微软雅黑"/>
+                <w:b w:val="0"/>
+                <w:sz w:val="18"/>
+              </w:rPr>
+              <w:t>HDMI 带框环出（D026）</w:t>
+            </w:r>
+          </w:p>
+        </w:tc>
+        <w:tc>
+          <w:tcPr>
+            <w:tcW w:type="dxa" w:w="2880"/>
+          </w:tcPr>
+          <w:p>
+            <w:r/>
+            <w:r>
+              <w:rPr>
+                <w:rFonts w:ascii="Consolas" w:hAnsi="Consolas" w:eastAsia="Consolas"/>
+                <w:sz w:val="17"/>
+              </w:rPr>
+              <w:t>board/overlay/hdmi_video.bit</w:t>
+            </w:r>
+            <w:r>
+              <w:rPr>
+                <w:rFonts w:ascii="微软雅黑" w:hAnsi="微软雅黑" w:eastAsia="微软雅黑"/>
+                <w:b w:val="0"/>
+                <w:sz w:val="18"/>
+              </w:rPr>
+              <w:t xml:space="preserve"> + </w:t>
+            </w:r>
+            <w:r>
+              <w:rPr>
+                <w:rFonts w:ascii="Consolas" w:hAnsi="Consolas" w:eastAsia="Consolas"/>
+                <w:sz w:val="17"/>
+              </w:rPr>
+              <w:t>tools/hdmi_video.py</w:t>
+            </w:r>
+          </w:p>
+        </w:tc>
+        <w:tc>
+          <w:tcPr>
+            <w:tcW w:type="dxa" w:w="2880"/>
+          </w:tcPr>
+          <w:p>
+            <w:r/>
+            <w:r>
+              <w:rPr>
+                <w:rFonts w:ascii="Consolas" w:hAnsi="Consolas" w:eastAsia="Consolas"/>
+                <w:sz w:val="17"/>
+              </w:rPr>
+              <w:t>under</w:t>
+            </w:r>
+            <w:r>
+              <w:rPr>
+                <w:rFonts w:ascii="微软雅黑" w:hAnsi="微软雅黑" w:eastAsia="微软雅黑"/>
+                <w:b w:val="0"/>
+                <w:sz w:val="18"/>
+              </w:rPr>
+              <w:t xml:space="preserve"> 稳定为 0（</w:t>
+            </w:r>
+            <w:r>
+              <w:rPr>
+                <w:rFonts w:ascii="微软雅黑" w:hAnsi="微软雅黑" w:eastAsia="微软雅黑"/>
+                <w:b/>
+                <w:sz w:val="18"/>
+              </w:rPr>
+              <w:t>未上板</w:t>
+            </w:r>
+            <w:r>
+              <w:rPr>
+                <w:rFonts w:ascii="微软雅黑" w:hAnsi="微软雅黑" w:eastAsia="微软雅黑"/>
+                <w:b w:val="0"/>
+                <w:sz w:val="18"/>
+              </w:rPr>
+              <w:t>）+ 人眼看框落在真人身上</w:t>
             </w:r>
           </w:p>
         </w:tc>
@@ -15262,7 +17971,7 @@
           <w:b w:val="0"/>
           <w:sz w:val="21"/>
         </w:rPr>
-        <w:t>：132 个候选中人工复核 26 个、3 个真倒地；候选池纯度约 2.3 %，</w:t>
+        <w:t>：132 个候选中人工复核 26 个、3 个真倒地；抽样不是随机的，</w:t>
       </w:r>
     </w:p>
     <w:p>
@@ -15276,7 +17985,23 @@
           <w:b w:val="0"/>
           <w:sz w:val="21"/>
         </w:rPr>
-        <w:t>不宣称精度/召回。要产品化需姿态模型 + 更大规模复核。</w:t>
+        <w:t>候选池纯度约 2.3 % 不可外推。4 帧门槛后强层 4 个候选 = 3 真 + 1 假，</w:t>
+      </w:r>
+      <w:r>
+        <w:rPr>
+          <w:rFonts w:ascii="微软雅黑" w:hAnsi="微软雅黑" w:eastAsia="微软雅黑"/>
+          <w:b/>
+          <w:sz w:val="21"/>
+        </w:rPr>
+        <w:t>精度 3/4</w:t>
+      </w:r>
+      <w:r>
+        <w:rPr>
+          <w:rFonts w:ascii="微软雅黑" w:hAnsi="微软雅黑" w:eastAsia="微软雅黑"/>
+          <w:b w:val="0"/>
+          <w:sz w:val="21"/>
+        </w:rPr>
+        <w:t>； 不宣称召回，也不把候选数当检出数。要产品化需姿态模型 + 更大规模复核。</w:t>
       </w:r>
     </w:p>
     <w:p>
@@ -15427,15 +18152,43 @@
           <w:b/>
           <w:sz w:val="21"/>
         </w:rPr>
-        <w:t>HDMI/LCD 帧缓存读回已通过，画面待目视</w:t>
-      </w:r>
-      <w:r>
-        <w:rPr>
-          <w:rFonts w:ascii="微软雅黑" w:hAnsi="微软雅黑" w:eastAsia="微软雅黑"/>
-          <w:b w:val="0"/>
-          <w:sz w:val="21"/>
-        </w:rPr>
-        <w:t>：原先读回恒为 0x8 的根因是 AXI BRAM</w:t>
+        <w:t>显示：判据分两级，进展不均匀</w:t>
+      </w:r>
+      <w:r>
+        <w:rPr>
+          <w:rFonts w:ascii="微软雅黑" w:hAnsi="微软雅黑" w:eastAsia="微软雅黑"/>
+          <w:b w:val="0"/>
+          <w:sz w:val="21"/>
+        </w:rPr>
+        <w:t>。按 §2.9 的定义：</w:t>
+      </w:r>
+    </w:p>
+    <w:p>
+      <w:pPr>
+        <w:pStyle w:val="ListBullet"/>
+      </w:pPr>
+      <w:r>
+        <w:rPr>
+          <w:rFonts w:ascii="Consolas" w:hAnsi="Consolas" w:eastAsia="Consolas"/>
+          <w:sz w:val="20"/>
+        </w:rPr>
+        <w:t>BRAM_OK</w:t>
+      </w:r>
+      <w:r>
+        <w:rPr>
+          <w:rFonts w:ascii="微软雅黑" w:hAnsi="微软雅黑" w:eastAsia="微软雅黑"/>
+          <w:b w:val="0"/>
+          <w:sz w:val="21"/>
+        </w:rPr>
+        <w:t>（写得进、读得回、扫描范围/速率对）：</w:t>
+      </w:r>
+      <w:r>
+        <w:rPr>
+          <w:rFonts w:ascii="微软雅黑" w:hAnsi="微软雅黑" w:eastAsia="微软雅黑"/>
+          <w:b/>
+          <w:sz w:val="21"/>
+        </w:rPr>
+        <w:t>HDMI 状态面板已过</w:t>
       </w:r>
     </w:p>
     <w:p>
@@ -15449,120 +18202,73 @@
           <w:b w:val="0"/>
           <w:sz w:val="21"/>
         </w:rPr>
-        <w:t xml:space="preserve">Controller 双端口模式 </w:t>
-      </w:r>
-      <w:r>
-        <w:rPr>
-          <w:rFonts w:ascii="微软雅黑" w:hAnsi="微软雅黑" w:eastAsia="微软雅黑"/>
-          <w:b/>
-          <w:sz w:val="21"/>
-        </w:rPr>
-        <w:t>Port A=写、Port B=读</w:t>
-      </w:r>
-      <w:r>
-        <w:rPr>
-          <w:rFonts w:ascii="微软雅黑" w:hAnsi="微软雅黑" w:eastAsia="微软雅黑"/>
-          <w:b w:val="0"/>
-          <w:sz w:val="21"/>
-        </w:rPr>
-        <w:t xml:space="preserve">，原 BD 只接 Port A；改 </w:t>
+        <w:t>（</w:t>
       </w:r>
       <w:r>
         <w:rPr>
           <w:rFonts w:ascii="Consolas" w:hAnsi="Consolas" w:eastAsia="Consolas"/>
           <w:sz w:val="20"/>
         </w:rPr>
-        <w:t>C_SINGLE_PORT_BRAM=1</w:t>
-      </w:r>
-      <w:r>
-        <w:rPr>
-          <w:rFonts w:ascii="微软雅黑" w:hAnsi="微软雅黑" w:eastAsia="微软雅黑"/>
-          <w:b w:val="0"/>
-          <w:sz w:val="21"/>
-        </w:rPr>
-        <w:t xml:space="preserve"> 后 AXI 用 Port A 读写、显示用 Port B，HDMI/LCD 均 </w:t>
-      </w:r>
-      <w:r>
-        <w:rPr>
-          <w:rFonts w:ascii="微软雅黑" w:hAnsi="微软雅黑" w:eastAsia="微软雅黑"/>
-          <w:b/>
-          <w:sz w:val="21"/>
-        </w:rPr>
-        <w:t>`DISPLAY_BOARD_OK`</w:t>
-      </w:r>
-      <w:r>
-        <w:rPr>
-          <w:rFonts w:ascii="微软雅黑" w:hAnsi="微软雅黑" w:eastAsia="微软雅黑"/>
-          <w:b w:val="0"/>
-          <w:sz w:val="21"/>
-        </w:rPr>
-        <w:t xml:space="preserve">（28,800 / 12,000 字读回一致）。实际屏幕画面仍需现场目视 确认；现场记录见 </w:t>
+        <w:t>BRAM_FB_FRAME_OK 1280x720</w:t>
+      </w:r>
+      <w:r>
+        <w:rPr>
+          <w:rFonts w:ascii="微软雅黑" w:hAnsi="微软雅黑" w:eastAsia="微软雅黑"/>
+          <w:b w:val="0"/>
+          <w:sz w:val="21"/>
+        </w:rPr>
+        <w:t xml:space="preserve"> + 上板 </w:t>
       </w:r>
       <w:r>
         <w:rPr>
           <w:rFonts w:ascii="Consolas" w:hAnsi="Consolas" w:eastAsia="Consolas"/>
           <w:sz w:val="20"/>
         </w:rPr>
-        <w:t>../board/logs/board_display_20261025.md</w:t>
-      </w:r>
-      <w:r>
-        <w:rPr>
-          <w:rFonts w:ascii="微软雅黑" w:hAnsi="微软雅黑" w:eastAsia="微软雅黑"/>
-          <w:b w:val="0"/>
-          <w:sz w:val="21"/>
-        </w:rPr>
-        <w:t>。</w:t>
+        <w:t>HDMI_LIVE</w:t>
+      </w:r>
+      <w:r>
+        <w:rPr>
+          <w:rFonts w:ascii="微软雅黑" w:hAnsi="微软雅黑" w:eastAsia="微软雅黑"/>
+          <w:b w:val="0"/>
+          <w:sz w:val="21"/>
+        </w:rPr>
+        <w:t>）；</w:t>
+      </w:r>
+      <w:r>
+        <w:rPr>
+          <w:rFonts w:ascii="微软雅黑" w:hAnsi="微软雅黑" w:eastAsia="微软雅黑"/>
+          <w:b/>
+          <w:sz w:val="21"/>
+        </w:rPr>
+        <w:t>LCD 4bpp 新片未上板</w:t>
+      </w:r>
+      <w:r>
+        <w:rPr>
+          <w:rFonts w:ascii="微软雅黑" w:hAnsi="微软雅黑" w:eastAsia="微软雅黑"/>
+          <w:b w:val="0"/>
+          <w:sz w:val="21"/>
+        </w:rPr>
+        <w:t>，这一级也没做。</w:t>
       </w:r>
     </w:p>
     <w:p>
       <w:pPr>
-        <w:pStyle w:val="ListNumber"/>
+        <w:pStyle w:val="ListBullet"/>
       </w:pPr>
-      <w:r>
-        <w:rPr>
-          <w:rFonts w:ascii="微软雅黑" w:hAnsi="微软雅黑" w:eastAsia="微软雅黑"/>
-          <w:b/>
-          <w:sz w:val="21"/>
-        </w:rPr>
-        <w:t>SD 路径依赖挂载</w:t>
-      </w:r>
-      <w:r>
-        <w:rPr>
-          <w:rFonts w:ascii="微软雅黑" w:hAnsi="微软雅黑" w:eastAsia="微软雅黑"/>
-          <w:b w:val="0"/>
-          <w:sz w:val="21"/>
-        </w:rPr>
-        <w:t>：</w:t>
-      </w:r>
       <w:r>
         <w:rPr>
           <w:rFonts w:ascii="Consolas" w:hAnsi="Consolas" w:eastAsia="Consolas"/>
           <w:sz w:val="20"/>
         </w:rPr>
-        <w:t>--store-dir</w:t>
-      </w:r>
-      <w:r>
-        <w:rPr>
-          <w:rFonts w:ascii="微软雅黑" w:hAnsi="微软雅黑" w:eastAsia="微软雅黑"/>
-          <w:b w:val="0"/>
-          <w:sz w:val="21"/>
-        </w:rPr>
-        <w:t xml:space="preserve"> 默认示例 </w:t>
-      </w:r>
-      <w:r>
-        <w:rPr>
-          <w:rFonts w:ascii="Consolas" w:hAnsi="Consolas" w:eastAsia="Consolas"/>
-          <w:sz w:val="20"/>
-        </w:rPr>
-        <w:t>/home/xilinx/zynq-yolo</w:t>
-      </w:r>
-      <w:r>
-        <w:rPr>
-          <w:rFonts w:ascii="微软雅黑" w:hAnsi="微软雅黑" w:eastAsia="微软雅黑"/>
-          <w:b w:val="0"/>
-          <w:sz w:val="21"/>
-        </w:rPr>
-        <w:t>；若 SD 卡挂载点不同，</w:t>
+        <w:t>VISUAL_OK</w:t>
+      </w:r>
+      <w:r>
+        <w:rPr>
+          <w:rFonts w:ascii="微软雅黑" w:hAnsi="微软雅黑" w:eastAsia="微软雅黑"/>
+          <w:b w:val="0"/>
+          <w:sz w:val="21"/>
+        </w:rPr>
+        <w:t>（人眼看画面）：014 曾在 1bpp 单屏上见过棋盘格；但 018–021 重写了读侧、</w:t>
       </w:r>
     </w:p>
     <w:p>
@@ -15576,13 +18282,220 @@
           <w:b w:val="0"/>
           <w:sz w:val="21"/>
         </w:rPr>
-        <w:t xml:space="preserve">由启动脚本传入；存储失败会打印 </w:t>
-      </w:r>
+        <w:t>并把 LCD 整体重做为 4bpp/调色板/按键，</w:t>
+      </w:r>
+      <w:r>
+        <w:rPr>
+          <w:rFonts w:ascii="微软雅黑" w:hAnsi="微软雅黑" w:eastAsia="微软雅黑"/>
+          <w:b/>
+          <w:sz w:val="21"/>
+        </w:rPr>
+        <w:t>重做后未再复看</w:t>
+      </w:r>
+      <w:r>
+        <w:rPr>
+          <w:rFonts w:ascii="微软雅黑" w:hAnsi="微软雅黑" w:eastAsia="微软雅黑"/>
+          <w:b w:val="0"/>
+          <w:sz w:val="21"/>
+        </w:rPr>
+        <w:t xml:space="preserve"> ⇒ 当前</w:t>
+      </w:r>
+      <w:r>
+        <w:rPr>
+          <w:rFonts w:ascii="微软雅黑" w:hAnsi="微软雅黑" w:eastAsia="微软雅黑"/>
+          <w:b/>
+          <w:sz w:val="21"/>
+        </w:rPr>
+        <w:t>不宣称任何一块屏「画面通过」</w:t>
+      </w:r>
+      <w:r>
+        <w:rPr>
+          <w:rFonts w:ascii="微软雅黑" w:hAnsi="微软雅黑" w:eastAsia="微软雅黑"/>
+          <w:b w:val="0"/>
+          <w:sz w:val="21"/>
+        </w:rPr>
+        <w:t>。</w:t>
+      </w:r>
+    </w:p>
+    <w:p>
+      <w:pPr>
+        <w:pStyle w:val="ListBullet"/>
+      </w:pPr>
       <w:r>
         <w:rPr>
           <w:rFonts w:ascii="Consolas" w:hAnsi="Consolas" w:eastAsia="Consolas"/>
           <w:sz w:val="20"/>
         </w:rPr>
+        <w:t>display_both.bit</w:t>
+      </w:r>
+      <w:r>
+        <w:rPr>
+          <w:rFonts w:ascii="微软雅黑" w:hAnsi="微软雅黑" w:eastAsia="微软雅黑"/>
+          <w:b w:val="0"/>
+          <w:sz w:val="21"/>
+        </w:rPr>
+        <w:t xml:space="preserve"> / </w:t>
+      </w:r>
+      <w:r>
+        <w:rPr>
+          <w:rFonts w:ascii="Consolas" w:hAnsi="Consolas" w:eastAsia="Consolas"/>
+          <w:sz w:val="20"/>
+        </w:rPr>
+        <w:t>track_display.bit</w:t>
+      </w:r>
+      <w:r>
+        <w:rPr>
+          <w:rFonts w:ascii="微软雅黑" w:hAnsi="微软雅黑" w:eastAsia="微软雅黑"/>
+          <w:b w:val="0"/>
+          <w:sz w:val="21"/>
+        </w:rPr>
+        <w:t xml:space="preserve"> 是在重写之前修的，</w:t>
+      </w:r>
+      <w:r>
+        <w:rPr>
+          <w:rFonts w:ascii="微软雅黑" w:hAnsi="微软雅黑" w:eastAsia="微软雅黑"/>
+          <w:b/>
+          <w:sz w:val="21"/>
+        </w:rPr>
+        <w:t>比特流落后于当前 RTL</w:t>
+      </w:r>
+      <w:r>
+        <w:rPr>
+          <w:rFonts w:ascii="微软雅黑" w:hAnsi="微软雅黑" w:eastAsia="微软雅黑"/>
+          <w:b w:val="0"/>
+          <w:sz w:val="21"/>
+        </w:rPr>
+        <w:t>，</w:t>
+      </w:r>
+    </w:p>
+    <w:p>
+      <w:pPr>
+        <w:spacing w:after="120"/>
+        <w:ind w:firstLine="0"/>
+      </w:pPr>
+      <w:r>
+        <w:rPr>
+          <w:rFonts w:ascii="微软雅黑" w:hAnsi="微软雅黑" w:eastAsia="微软雅黑"/>
+          <w:b w:val="0"/>
+          <w:sz w:val="21"/>
+        </w:rPr>
+        <w:t xml:space="preserve">需按新读侧重出片后再验。 现场记录见 </w:t>
+      </w:r>
+      <w:r>
+        <w:rPr>
+          <w:rFonts w:ascii="Consolas" w:hAnsi="Consolas" w:eastAsia="Consolas"/>
+          <w:sz w:val="20"/>
+        </w:rPr>
+        <w:t>../board/logs/board_display_20261025.md</w:t>
+      </w:r>
+      <w:r>
+        <w:rPr>
+          <w:rFonts w:ascii="微软雅黑" w:hAnsi="微软雅黑" w:eastAsia="微软雅黑"/>
+          <w:b w:val="0"/>
+          <w:sz w:val="21"/>
+        </w:rPr>
+        <w:t xml:space="preserve"> 与 </w:t>
+      </w:r>
+      <w:r>
+        <w:rPr>
+          <w:rFonts w:ascii="Consolas" w:hAnsi="Consolas" w:eastAsia="Consolas"/>
+          <w:sz w:val="20"/>
+        </w:rPr>
+        <w:t>ai/sessions/013</w:t>
+      </w:r>
+      <w:r>
+        <w:rPr>
+          <w:rFonts w:ascii="微软雅黑" w:hAnsi="微软雅黑" w:eastAsia="微软雅黑"/>
+          <w:b w:val="0"/>
+          <w:sz w:val="21"/>
+        </w:rPr>
+        <w:t>–</w:t>
+      </w:r>
+      <w:r>
+        <w:rPr>
+          <w:rFonts w:ascii="Consolas" w:hAnsi="Consolas" w:eastAsia="Consolas"/>
+          <w:sz w:val="20"/>
+        </w:rPr>
+        <w:t>021</w:t>
+      </w:r>
+      <w:r>
+        <w:rPr>
+          <w:rFonts w:ascii="微软雅黑" w:hAnsi="微软雅黑" w:eastAsia="微软雅黑"/>
+          <w:b w:val="0"/>
+          <w:sz w:val="21"/>
+        </w:rPr>
+        <w:t>。</w:t>
+      </w:r>
+    </w:p>
+    <w:p>
+      <w:pPr>
+        <w:pStyle w:val="ListNumber"/>
+      </w:pPr>
+      <w:r>
+        <w:rPr>
+          <w:rFonts w:ascii="微软雅黑" w:hAnsi="微软雅黑" w:eastAsia="微软雅黑"/>
+          <w:b/>
+          <w:sz w:val="21"/>
+        </w:rPr>
+        <w:t>SD 路径依赖挂载</w:t>
+      </w:r>
+      <w:r>
+        <w:rPr>
+          <w:rFonts w:ascii="微软雅黑" w:hAnsi="微软雅黑" w:eastAsia="微软雅黑"/>
+          <w:b w:val="0"/>
+          <w:sz w:val="21"/>
+        </w:rPr>
+        <w:t>：</w:t>
+      </w:r>
+      <w:r>
+        <w:rPr>
+          <w:rFonts w:ascii="Consolas" w:hAnsi="Consolas" w:eastAsia="Consolas"/>
+          <w:sz w:val="20"/>
+        </w:rPr>
+        <w:t>--store-dir</w:t>
+      </w:r>
+      <w:r>
+        <w:rPr>
+          <w:rFonts w:ascii="微软雅黑" w:hAnsi="微软雅黑" w:eastAsia="微软雅黑"/>
+          <w:b w:val="0"/>
+          <w:sz w:val="21"/>
+        </w:rPr>
+        <w:t xml:space="preserve"> 默认示例 </w:t>
+      </w:r>
+      <w:r>
+        <w:rPr>
+          <w:rFonts w:ascii="Consolas" w:hAnsi="Consolas" w:eastAsia="Consolas"/>
+          <w:sz w:val="20"/>
+        </w:rPr>
+        <w:t>/home/xilinx/zynq-yolo</w:t>
+      </w:r>
+      <w:r>
+        <w:rPr>
+          <w:rFonts w:ascii="微软雅黑" w:hAnsi="微软雅黑" w:eastAsia="微软雅黑"/>
+          <w:b w:val="0"/>
+          <w:sz w:val="21"/>
+        </w:rPr>
+        <w:t>；若 SD 卡挂载点不同，</w:t>
+      </w:r>
+    </w:p>
+    <w:p>
+      <w:pPr>
+        <w:spacing w:after="120"/>
+        <w:ind w:firstLine="0"/>
+      </w:pPr>
+      <w:r>
+        <w:rPr>
+          <w:rFonts w:ascii="微软雅黑" w:hAnsi="微软雅黑" w:eastAsia="微软雅黑"/>
+          <w:b w:val="0"/>
+          <w:sz w:val="21"/>
+        </w:rPr>
+        <w:t xml:space="preserve">由启动脚本传入；存储失败会打印 </w:t>
+      </w:r>
+      <w:r>
+        <w:rPr>
+          <w:rFonts w:ascii="Consolas" w:hAnsi="Consolas" w:eastAsia="Consolas"/>
+          <w:sz w:val="20"/>
+        </w:rPr>
         <w:t>STORE_UNAVAILABLE</w:t>
       </w:r>
       <w:r>
@@ -15592,6 +18505,304 @@
           <w:sz w:val="21"/>
         </w:rPr>
         <w:t xml:space="preserve"> 并继续跑（不静默丢结果）。</w:t>
+      </w:r>
+    </w:p>
+    <w:p>
+      <w:pPr>
+        <w:pStyle w:val="ListNumber"/>
+      </w:pPr>
+      <w:r>
+        <w:rPr>
+          <w:rFonts w:ascii="微软雅黑" w:hAnsi="微软雅黑" w:eastAsia="微软雅黑"/>
+          <w:b/>
+          <w:sz w:val="21"/>
+        </w:rPr>
+        <w:t>视频入口仍是本地文件，不是网络流（D015 未落地）</w:t>
+      </w:r>
+      <w:r>
+        <w:rPr>
+          <w:rFonts w:ascii="微软雅黑" w:hAnsi="微软雅黑" w:eastAsia="微软雅黑"/>
+          <w:b w:val="0"/>
+          <w:sz w:val="21"/>
+        </w:rPr>
+        <w:t>：D015 已裁定「视频由 PC 经以太网送入」，</w:t>
+      </w:r>
+    </w:p>
+    <w:p>
+      <w:pPr>
+        <w:spacing w:after="120"/>
+        <w:ind w:firstLine="0"/>
+      </w:pPr>
+      <w:r>
+        <w:rPr>
+          <w:rFonts w:ascii="微软雅黑" w:hAnsi="微软雅黑" w:eastAsia="微软雅黑"/>
+          <w:b w:val="0"/>
+          <w:sz w:val="21"/>
+        </w:rPr>
+        <w:t xml:space="preserve">但主线的 </w:t>
+      </w:r>
+      <w:r>
+        <w:rPr>
+          <w:rFonts w:ascii="Consolas" w:hAnsi="Consolas" w:eastAsia="Consolas"/>
+          <w:sz w:val="20"/>
+        </w:rPr>
+        <w:t>tools/board_pipeline.py</w:t>
+      </w:r>
+      <w:r>
+        <w:rPr>
+          <w:rFonts w:ascii="微软雅黑" w:hAnsi="微软雅黑" w:eastAsia="微软雅黑"/>
+          <w:b w:val="0"/>
+          <w:sz w:val="21"/>
+        </w:rPr>
+        <w:t xml:space="preserve"> 只接受 </w:t>
+      </w:r>
+      <w:r>
+        <w:rPr>
+          <w:rFonts w:ascii="Consolas" w:hAnsi="Consolas" w:eastAsia="Consolas"/>
+          <w:sz w:val="20"/>
+        </w:rPr>
+        <w:t>--video &lt;板本地文件&gt;</w:t>
+      </w:r>
+      <w:r>
+        <w:rPr>
+          <w:rFonts w:ascii="微软雅黑" w:hAnsi="微软雅黑" w:eastAsia="微软雅黑"/>
+          <w:b w:val="0"/>
+          <w:sz w:val="21"/>
+        </w:rPr>
+        <w:t xml:space="preserve">； </w:t>
+      </w:r>
+      <w:r>
+        <w:rPr>
+          <w:rFonts w:ascii="Consolas" w:hAnsi="Consolas" w:eastAsia="Consolas"/>
+          <w:sz w:val="20"/>
+        </w:rPr>
+        <w:t>tools/stream_sender.py</w:t>
+      </w:r>
+      <w:r>
+        <w:rPr>
+          <w:rFonts w:ascii="微软雅黑" w:hAnsi="微软雅黑" w:eastAsia="微软雅黑"/>
+          <w:b w:val="0"/>
+          <w:sz w:val="21"/>
+        </w:rPr>
+        <w:t xml:space="preserve"> / </w:t>
+      </w:r>
+      <w:r>
+        <w:rPr>
+          <w:rFonts w:ascii="Consolas" w:hAnsi="Consolas" w:eastAsia="Consolas"/>
+          <w:sz w:val="20"/>
+        </w:rPr>
+        <w:t>src/ps/host/board_net.py</w:t>
+      </w:r>
+      <w:r>
+        <w:rPr>
+          <w:rFonts w:ascii="微软雅黑" w:hAnsi="微软雅黑" w:eastAsia="微软雅黑"/>
+          <w:b w:val="0"/>
+          <w:sz w:val="21"/>
+        </w:rPr>
+        <w:t xml:space="preserve"> 是早期 </w:t>
+      </w:r>
+      <w:r>
+        <w:rPr>
+          <w:rFonts w:ascii="Consolas" w:hAnsi="Consolas" w:eastAsia="Consolas"/>
+          <w:sz w:val="20"/>
+        </w:rPr>
+        <w:t>conv_engine</w:t>
+      </w:r>
+      <w:r>
+        <w:rPr>
+          <w:rFonts w:ascii="微软雅黑" w:hAnsi="微软雅黑" w:eastAsia="微软雅黑"/>
+          <w:b w:val="0"/>
+          <w:sz w:val="21"/>
+        </w:rPr>
+        <w:t xml:space="preserve"> 的流式 bring-up （TCP + </w:t>
+      </w:r>
+      <w:r>
+        <w:rPr>
+          <w:rFonts w:ascii="Consolas" w:hAnsi="Consolas" w:eastAsia="Consolas"/>
+          <w:sz w:val="20"/>
+        </w:rPr>
+        <w:t>ZYOL</w:t>
+      </w:r>
+      <w:r>
+        <w:rPr>
+          <w:rFonts w:ascii="微软雅黑" w:hAnsi="微软雅黑" w:eastAsia="微软雅黑"/>
+          <w:b w:val="0"/>
+          <w:sz w:val="21"/>
+        </w:rPr>
+        <w:t xml:space="preserve"> 帧头），</w:t>
+      </w:r>
+      <w:r>
+        <w:rPr>
+          <w:rFonts w:ascii="微软雅黑" w:hAnsi="微软雅黑" w:eastAsia="微软雅黑"/>
+          <w:b/>
+          <w:sz w:val="21"/>
+        </w:rPr>
+        <w:t>没有接进主线</w:t>
+      </w:r>
+      <w:r>
+        <w:rPr>
+          <w:rFonts w:ascii="微软雅黑" w:hAnsi="微软雅黑" w:eastAsia="微软雅黑"/>
+          <w:b w:val="0"/>
+          <w:sz w:val="21"/>
+        </w:rPr>
+        <w:t xml:space="preserve">。走 PS GEM 还是 PL RGMII、协议与帧同步方式 在台账里仍为 </w:t>
+      </w:r>
+      <w:r>
+        <w:rPr>
+          <w:rFonts w:ascii="Consolas" w:hAnsi="Consolas" w:eastAsia="Consolas"/>
+          <w:sz w:val="20"/>
+        </w:rPr>
+        <w:t>discussing</w:t>
+      </w:r>
+      <w:r>
+        <w:rPr>
+          <w:rFonts w:ascii="微软雅黑" w:hAnsi="微软雅黑" w:eastAsia="微软雅黑"/>
+          <w:b w:val="0"/>
+          <w:sz w:val="21"/>
+        </w:rPr>
+        <w:t>。这是本报告范围内</w:t>
+      </w:r>
+      <w:r>
+        <w:rPr>
+          <w:rFonts w:ascii="微软雅黑" w:hAnsi="微软雅黑" w:eastAsia="微软雅黑"/>
+          <w:b/>
+          <w:sz w:val="21"/>
+        </w:rPr>
+        <w:t>最大的一条未完成功能</w:t>
+      </w:r>
+      <w:r>
+        <w:rPr>
+          <w:rFonts w:ascii="微软雅黑" w:hAnsi="微软雅黑" w:eastAsia="微软雅黑"/>
+          <w:b w:val="0"/>
+          <w:sz w:val="21"/>
+        </w:rPr>
+        <w:t>。</w:t>
+      </w:r>
+    </w:p>
+    <w:p>
+      <w:pPr>
+        <w:pStyle w:val="ListNumber"/>
+      </w:pPr>
+      <w:r>
+        <w:rPr>
+          <w:rFonts w:ascii="微软雅黑" w:hAnsi="微软雅黑" w:eastAsia="微软雅黑"/>
+          <w:b/>
+          <w:sz w:val="21"/>
+        </w:rPr>
+        <w:t>队别与球权未接入主线（D012/D013 的落点未闭合）</w:t>
+      </w:r>
+      <w:r>
+        <w:rPr>
+          <w:rFonts w:ascii="微软雅黑" w:hAnsi="微软雅黑" w:eastAsia="微软雅黑"/>
+          <w:b w:val="0"/>
+          <w:sz w:val="21"/>
+        </w:rPr>
+        <w:t>：</w:t>
+      </w:r>
+      <w:r>
+        <w:rPr>
+          <w:rFonts w:ascii="Consolas" w:hAnsi="Consolas" w:eastAsia="Consolas"/>
+          <w:sz w:val="20"/>
+        </w:rPr>
+        <w:t>tools/classify_players.py</w:t>
+      </w:r>
+      <w:r>
+        <w:rPr>
+          <w:rFonts w:ascii="微软雅黑" w:hAnsi="微软雅黑" w:eastAsia="微软雅黑"/>
+          <w:b w:val="0"/>
+          <w:sz w:val="21"/>
+        </w:rPr>
+        <w:t xml:space="preserve"> 已能按</w:t>
+      </w:r>
+    </w:p>
+    <w:p>
+      <w:pPr>
+        <w:spacing w:after="120"/>
+        <w:ind w:firstLine="0"/>
+      </w:pPr>
+      <w:r>
+        <w:rPr>
+          <w:rFonts w:ascii="微软雅黑" w:hAnsi="微软雅黑" w:eastAsia="微软雅黑"/>
+          <w:b w:val="0"/>
+          <w:sz w:val="21"/>
+        </w:rPr>
+        <w:t xml:space="preserve">人工设定的色板区分两队/裁判并做半场自动判定，但 </w:t>
+      </w:r>
+      <w:r>
+        <w:rPr>
+          <w:rFonts w:ascii="Consolas" w:hAnsi="Consolas" w:eastAsia="Consolas"/>
+          <w:sz w:val="20"/>
+        </w:rPr>
+        <w:t>board_pipeline.py</w:t>
+      </w:r>
+      <w:r>
+        <w:rPr>
+          <w:rFonts w:ascii="微软雅黑" w:hAnsi="微软雅黑" w:eastAsia="微软雅黑"/>
+          <w:b w:val="0"/>
+          <w:sz w:val="21"/>
+        </w:rPr>
+        <w:t xml:space="preserve"> 未调用它； 当前 </w:t>
+      </w:r>
+      <w:r>
+        <w:rPr>
+          <w:rFonts w:ascii="Consolas" w:hAnsi="Consolas" w:eastAsia="Consolas"/>
+          <w:sz w:val="20"/>
+        </w:rPr>
+        <w:t>events</w:t>
+      </w:r>
+      <w:r>
+        <w:rPr>
+          <w:rFonts w:ascii="微软雅黑" w:hAnsi="微软雅黑" w:eastAsia="微软雅黑"/>
+          <w:b w:val="0"/>
+          <w:sz w:val="21"/>
+        </w:rPr>
+        <w:t xml:space="preserve"> 的「球权」只是「3 m 内最近球员的 track_id」，</w:t>
+      </w:r>
+      <w:r>
+        <w:rPr>
+          <w:rFonts w:ascii="微软雅黑" w:hAnsi="微软雅黑" w:eastAsia="微软雅黑"/>
+          <w:b/>
+          <w:sz w:val="21"/>
+        </w:rPr>
+        <w:t>不带队别</w:t>
+      </w:r>
+      <w:r>
+        <w:rPr>
+          <w:rFonts w:ascii="微软雅黑" w:hAnsi="微软雅黑" w:eastAsia="微软雅黑"/>
+          <w:b w:val="0"/>
+          <w:sz w:val="21"/>
+        </w:rPr>
+        <w:t xml:space="preserve">。 离线跟踪器 </w:t>
+      </w:r>
+      <w:r>
+        <w:rPr>
+          <w:rFonts w:ascii="Consolas" w:hAnsi="Consolas" w:eastAsia="Consolas"/>
+          <w:sz w:val="20"/>
+        </w:rPr>
+        <w:t>tools/track_players.py</w:t>
+      </w:r>
+      <w:r>
+        <w:rPr>
+          <w:rFonts w:ascii="微软雅黑" w:hAnsi="微软雅黑" w:eastAsia="微软雅黑"/>
+          <w:b w:val="0"/>
+          <w:sz w:val="21"/>
+        </w:rPr>
+        <w:t xml:space="preserve"> 亦明确标注「队别与球权尚未实现」，且其轨迹单位是像素 （未接 </w:t>
+      </w:r>
+      <w:r>
+        <w:rPr>
+          <w:rFonts w:ascii="Consolas" w:hAnsi="Consolas" w:eastAsia="Consolas"/>
+          <w:sz w:val="20"/>
+        </w:rPr>
+        <w:t>field_coords.py</w:t>
+      </w:r>
+      <w:r>
+        <w:rPr>
+          <w:rFonts w:ascii="微软雅黑" w:hAnsi="微软雅黑" w:eastAsia="微软雅黑"/>
+          <w:b w:val="0"/>
+          <w:sz w:val="21"/>
+        </w:rPr>
+        <w:t xml:space="preserve"> 的单应）。</w:t>
       </w:r>
     </w:p>
     <w:p>
@@ -16377,7 +19588,52 @@
                 <w:b w:val="0"/>
                 <w:sz w:val="18"/>
               </w:rPr>
-              <w:t>✅ 已出片（Setup +3.938 ns）；✅ 读回通过，画面待目视</w:t>
+              <w:t xml:space="preserve">✅ 出片；✅ </w:t>
+            </w:r>
+            <w:r>
+              <w:rPr>
+                <w:rFonts w:ascii="Consolas" w:hAnsi="Consolas" w:eastAsia="Consolas"/>
+                <w:sz w:val="17"/>
+              </w:rPr>
+              <w:t>BRAM_OK</w:t>
+            </w:r>
+            <w:r>
+              <w:rPr>
+                <w:rFonts w:ascii="微软雅黑" w:hAnsi="微软雅黑" w:eastAsia="微软雅黑"/>
+                <w:b w:val="0"/>
+                <w:sz w:val="18"/>
+              </w:rPr>
+              <w:t xml:space="preserve">（仿真整场 + 上板 </w:t>
+            </w:r>
+            <w:r>
+              <w:rPr>
+                <w:rFonts w:ascii="Consolas" w:hAnsi="Consolas" w:eastAsia="Consolas"/>
+                <w:sz w:val="17"/>
+              </w:rPr>
+              <w:t>HDMI_LIVE</w:t>
+            </w:r>
+            <w:r>
+              <w:rPr>
+                <w:rFonts w:ascii="微软雅黑" w:hAnsi="微软雅黑" w:eastAsia="微软雅黑"/>
+                <w:b w:val="0"/>
+                <w:sz w:val="18"/>
+              </w:rPr>
+              <w:t xml:space="preserve">）；⏳ </w:t>
+            </w:r>
+            <w:r>
+              <w:rPr>
+                <w:rFonts w:ascii="Consolas" w:hAnsi="Consolas" w:eastAsia="Consolas"/>
+                <w:sz w:val="17"/>
+              </w:rPr>
+              <w:t>VISUAL_OK</w:t>
+            </w:r>
+            <w:r>
+              <w:rPr>
+                <w:rFonts w:ascii="微软雅黑" w:hAnsi="微软雅黑" w:eastAsia="微软雅黑"/>
+                <w:b w:val="0"/>
+                <w:sz w:val="18"/>
+              </w:rPr>
+              <w:t xml:space="preserve"> 待人眼</w:t>
             </w:r>
           </w:p>
         </w:tc>
@@ -16425,7 +19681,7 @@
                 <w:rFonts w:ascii="Consolas" w:hAnsi="Consolas" w:eastAsia="Consolas"/>
                 <w:sz w:val="17"/>
               </w:rPr>
-              <w:t>build/scripts/bd_lcd_status.tcl</w:t>
+              <w:t>build/scripts/bd_lcd_probe.tcl</w:t>
             </w:r>
             <w:r>
               <w:rPr>
@@ -16440,7 +19696,37 @@
                 <w:rFonts w:ascii="Consolas" w:hAnsi="Consolas" w:eastAsia="Consolas"/>
                 <w:sz w:val="17"/>
               </w:rPr>
-              <w:t>board/overlay/lcd_status.bit</w:t>
+              <w:t>board/overlay/lcd_probe.bit</w:t>
+            </w:r>
+            <w:r>
+              <w:rPr>
+                <w:rFonts w:ascii="微软雅黑" w:hAnsi="微软雅黑" w:eastAsia="微软雅黑"/>
+                <w:b w:val="0"/>
+                <w:sz w:val="18"/>
+              </w:rPr>
+              <w:t>、</w:t>
+            </w:r>
+            <w:r>
+              <w:rPr>
+                <w:rFonts w:ascii="Consolas" w:hAnsi="Consolas" w:eastAsia="Consolas"/>
+                <w:sz w:val="17"/>
+              </w:rPr>
+              <w:t>tools/lcd_probe.py</w:t>
+            </w:r>
+            <w:r>
+              <w:rPr>
+                <w:rFonts w:ascii="微软雅黑" w:hAnsi="微软雅黑" w:eastAsia="微软雅黑"/>
+                <w:b w:val="0"/>
+                <w:sz w:val="18"/>
+              </w:rPr>
+              <w:t>、</w:t>
+            </w:r>
+            <w:r>
+              <w:rPr>
+                <w:rFonts w:ascii="Consolas" w:hAnsi="Consolas" w:eastAsia="Consolas"/>
+                <w:sz w:val="17"/>
+              </w:rPr>
+              <w:t>tools/check_lcd4_board.py</w:t>
             </w:r>
           </w:p>
         </w:tc>
@@ -16456,7 +19742,7 @@
                 <w:b w:val="0"/>
                 <w:sz w:val="18"/>
               </w:rPr>
-              <w:t>✅ 已出片（Setup +4.283 ns）；✅ 读回通过，画面待目视</w:t>
+              <w:t>✅ 出片（WNS +1.839 ns）；LCD 于 10-29 按用户要求整体重做为 4bpp/16 色/按键；⏳ 上板未验</w:t>
             </w:r>
           </w:p>
         </w:tc>
@@ -16535,14 +19821,40 @@
                 <w:b w:val="0"/>
                 <w:sz w:val="18"/>
               </w:rPr>
-              <w:t xml:space="preserve">✅ HDMI/LCD 均 </w:t>
-            </w:r>
+              <w:t>✅ 根因修复；后续 RTL 已改写读侧</w:t>
+            </w:r>
+          </w:p>
+        </w:tc>
+      </w:tr>
+      <w:tr>
+        <w:tc>
+          <w:tcPr>
+            <w:tcW w:type="dxa" w:w="2880"/>
+          </w:tcPr>
+          <w:p>
+            <w:r/>
+            <w:r>
+              <w:rPr>
+                <w:rFonts w:ascii="微软雅黑" w:hAnsi="微软雅黑" w:eastAsia="微软雅黑"/>
+                <w:b w:val="0"/>
+                <w:sz w:val="18"/>
+              </w:rPr>
+              <w:t>D023/D024 合并显示</w:t>
+            </w:r>
+          </w:p>
+        </w:tc>
+        <w:tc>
+          <w:tcPr>
+            <w:tcW w:type="dxa" w:w="2880"/>
+          </w:tcPr>
+          <w:p>
+            <w:r/>
             <w:r>
               <w:rPr>
                 <w:rFonts w:ascii="Consolas" w:hAnsi="Consolas" w:eastAsia="Consolas"/>
                 <w:sz w:val="17"/>
               </w:rPr>
-              <w:t>DISPLAY_BOARD_OK</w:t>
+              <w:t>bd_display_both.tcl</w:t>
             </w:r>
             <w:r>
               <w:rPr>
@@ -16550,7 +19862,290 @@
                 <w:b w:val="0"/>
                 <w:sz w:val="18"/>
               </w:rPr>
-              <w:t>；画面待目视</w:t>
+              <w:t>、</w:t>
+            </w:r>
+            <w:r>
+              <w:rPr>
+                <w:rFonts w:ascii="Consolas" w:hAnsi="Consolas" w:eastAsia="Consolas"/>
+                <w:sz w:val="17"/>
+              </w:rPr>
+              <w:t>bd_track_display.tcl</w:t>
+            </w:r>
+          </w:p>
+        </w:tc>
+        <w:tc>
+          <w:tcPr>
+            <w:tcW w:type="dxa" w:w="2880"/>
+          </w:tcPr>
+          <w:p>
+            <w:r/>
+            <w:r>
+              <w:rPr>
+                <w:rFonts w:ascii="微软雅黑" w:hAnsi="微软雅黑" w:eastAsia="微软雅黑"/>
+                <w:b w:val="0"/>
+                <w:sz w:val="18"/>
+              </w:rPr>
+              <w:t>⚠️ 比特流落后于 018–021 的新读侧，需重出片</w:t>
+            </w:r>
+          </w:p>
+        </w:tc>
+      </w:tr>
+      <w:tr>
+        <w:tc>
+          <w:tcPr>
+            <w:tcW w:type="dxa" w:w="2880"/>
+          </w:tcPr>
+          <w:p>
+            <w:r/>
+            <w:r>
+              <w:rPr>
+                <w:rFonts w:ascii="微软雅黑" w:hAnsi="微软雅黑" w:eastAsia="微软雅黑"/>
+                <w:b w:val="0"/>
+                <w:sz w:val="18"/>
+              </w:rPr>
+              <w:t>D025 扩展：PC 端上位机</w:t>
+            </w:r>
+          </w:p>
+        </w:tc>
+        <w:tc>
+          <w:tcPr>
+            <w:tcW w:type="dxa" w:w="2880"/>
+          </w:tcPr>
+          <w:p>
+            <w:r/>
+            <w:r>
+              <w:rPr>
+                <w:rFonts w:ascii="Consolas" w:hAnsi="Consolas" w:eastAsia="Consolas"/>
+                <w:sz w:val="17"/>
+              </w:rPr>
+              <w:t>tools/pc_dashboard.py</w:t>
+            </w:r>
+            <w:r>
+              <w:rPr>
+                <w:rFonts w:ascii="微软雅黑" w:hAnsi="微软雅黑" w:eastAsia="微软雅黑"/>
+                <w:b w:val="0"/>
+                <w:sz w:val="18"/>
+              </w:rPr>
+              <w:t>（状态条 + 球场 + 事件流 + 证据帧 + CSV）</w:t>
+            </w:r>
+          </w:p>
+        </w:tc>
+        <w:tc>
+          <w:tcPr>
+            <w:tcW w:type="dxa" w:w="2880"/>
+          </w:tcPr>
+          <w:p>
+            <w:r/>
+            <w:r>
+              <w:rPr>
+                <w:rFonts w:ascii="微软雅黑" w:hAnsi="微软雅黑" w:eastAsia="微软雅黑"/>
+                <w:b w:val="0"/>
+                <w:sz w:val="18"/>
+              </w:rPr>
+              <w:t>✅ 自检与界面 PNG 已人眼核对</w:t>
+            </w:r>
+          </w:p>
+        </w:tc>
+      </w:tr>
+      <w:tr>
+        <w:tc>
+          <w:tcPr>
+            <w:tcW w:type="dxa" w:w="2880"/>
+          </w:tcPr>
+          <w:p>
+            <w:r/>
+            <w:r>
+              <w:rPr>
+                <w:rFonts w:ascii="微软雅黑" w:hAnsi="微软雅黑" w:eastAsia="微软雅黑"/>
+                <w:b w:val="0"/>
+                <w:sz w:val="18"/>
+              </w:rPr>
+              <w:t>D026 扩展：HDMI 带框环出</w:t>
+            </w:r>
+          </w:p>
+        </w:tc>
+        <w:tc>
+          <w:tcPr>
+            <w:tcW w:type="dxa" w:w="2880"/>
+          </w:tcPr>
+          <w:p>
+            <w:r/>
+            <w:r>
+              <w:rPr>
+                <w:rFonts w:ascii="Consolas" w:hAnsi="Consolas" w:eastAsia="Consolas"/>
+                <w:sz w:val="17"/>
+              </w:rPr>
+              <w:t>src/rtl/io/hdmi/fb_scanout.v</w:t>
+            </w:r>
+            <w:r>
+              <w:rPr>
+                <w:rFonts w:ascii="微软雅黑" w:hAnsi="微软雅黑" w:eastAsia="微软雅黑"/>
+                <w:b w:val="0"/>
+                <w:sz w:val="18"/>
+              </w:rPr>
+              <w:t>、</w:t>
+            </w:r>
+            <w:r>
+              <w:rPr>
+                <w:rFonts w:ascii="Consolas" w:hAnsi="Consolas" w:eastAsia="Consolas"/>
+                <w:sz w:val="17"/>
+              </w:rPr>
+              <w:t>hdmi_video_top.v</w:t>
+            </w:r>
+            <w:r>
+              <w:rPr>
+                <w:rFonts w:ascii="微软雅黑" w:hAnsi="微软雅黑" w:eastAsia="微软雅黑"/>
+                <w:b w:val="0"/>
+                <w:sz w:val="18"/>
+              </w:rPr>
+              <w:t>、</w:t>
+            </w:r>
+            <w:r>
+              <w:rPr>
+                <w:rFonts w:ascii="Consolas" w:hAnsi="Consolas" w:eastAsia="Consolas"/>
+                <w:sz w:val="17"/>
+              </w:rPr>
+              <w:t>bd_hdmi_video.tcl</w:t>
+            </w:r>
+            <w:r>
+              <w:rPr>
+                <w:rFonts w:ascii="微软雅黑" w:hAnsi="微软雅黑" w:eastAsia="微软雅黑"/>
+                <w:b w:val="0"/>
+                <w:sz w:val="18"/>
+              </w:rPr>
+              <w:t>、</w:t>
+            </w:r>
+            <w:r>
+              <w:rPr>
+                <w:rFonts w:ascii="Consolas" w:hAnsi="Consolas" w:eastAsia="Consolas"/>
+                <w:sz w:val="17"/>
+              </w:rPr>
+              <w:t>tools/hdmi_video.py</w:t>
+            </w:r>
+          </w:p>
+        </w:tc>
+        <w:tc>
+          <w:tcPr>
+            <w:tcW w:type="dxa" w:w="2880"/>
+          </w:tcPr>
+          <w:p>
+            <w:r/>
+            <w:r>
+              <w:rPr>
+                <w:rFonts w:ascii="微软雅黑" w:hAnsi="微软雅黑" w:eastAsia="微软雅黑"/>
+                <w:b w:val="0"/>
+                <w:sz w:val="18"/>
+              </w:rPr>
+              <w:t xml:space="preserve">✅ 仿真 </w:t>
+            </w:r>
+            <w:r>
+              <w:rPr>
+                <w:rFonts w:ascii="Consolas" w:hAnsi="Consolas" w:eastAsia="Consolas"/>
+                <w:sz w:val="17"/>
+              </w:rPr>
+              <w:t>TB_FB_SCANOUT_OK</w:t>
+            </w:r>
+            <w:r>
+              <w:rPr>
+                <w:rFonts w:ascii="微软雅黑" w:hAnsi="微软雅黑" w:eastAsia="微软雅黑"/>
+                <w:b w:val="0"/>
+                <w:sz w:val="18"/>
+              </w:rPr>
+              <w:t xml:space="preserve">；✅ 主机侧 OSD 出图；⏳ </w:t>
+            </w:r>
+            <w:r>
+              <w:rPr>
+                <w:rFonts w:ascii="Consolas" w:hAnsi="Consolas" w:eastAsia="Consolas"/>
+                <w:sz w:val="17"/>
+              </w:rPr>
+              <w:t>hdmi_video.bit</w:t>
+            </w:r>
+            <w:r>
+              <w:rPr>
+                <w:rFonts w:ascii="微软雅黑" w:hAnsi="微软雅黑" w:eastAsia="微软雅黑"/>
+                <w:b w:val="0"/>
+                <w:sz w:val="18"/>
+              </w:rPr>
+              <w:t xml:space="preserve"> 未上板</w:t>
+            </w:r>
+          </w:p>
+        </w:tc>
+      </w:tr>
+      <w:tr>
+        <w:tc>
+          <w:tcPr>
+            <w:tcW w:type="dxa" w:w="2880"/>
+          </w:tcPr>
+          <w:p>
+            <w:r/>
+            <w:r>
+              <w:rPr>
+                <w:rFonts w:ascii="微软雅黑" w:hAnsi="微软雅黑" w:eastAsia="微软雅黑"/>
+                <w:b w:val="0"/>
+                <w:sz w:val="18"/>
+              </w:rPr>
+              <w:t>整体流程（新增）</w:t>
+            </w:r>
+          </w:p>
+        </w:tc>
+        <w:tc>
+          <w:tcPr>
+            <w:tcW w:type="dxa" w:w="2880"/>
+          </w:tcPr>
+          <w:p>
+            <w:r/>
+            <w:r>
+              <w:rPr>
+                <w:rFonts w:ascii="Consolas" w:hAnsi="Consolas" w:eastAsia="Consolas"/>
+                <w:sz w:val="17"/>
+              </w:rPr>
+              <w:t>tools/check_full_flow.py</w:t>
+            </w:r>
+          </w:p>
+        </w:tc>
+        <w:tc>
+          <w:tcPr>
+            <w:tcW w:type="dxa" w:w="2880"/>
+          </w:tcPr>
+          <w:p>
+            <w:r/>
+            <w:r>
+              <w:rPr>
+                <w:rFonts w:ascii="微软雅黑" w:hAnsi="微软雅黑" w:eastAsia="微软雅黑"/>
+                <w:b w:val="0"/>
+                <w:sz w:val="18"/>
+              </w:rPr>
+              <w:t xml:space="preserve">✅ 主机侧 </w:t>
+            </w:r>
+            <w:r>
+              <w:rPr>
+                <w:rFonts w:ascii="Consolas" w:hAnsi="Consolas" w:eastAsia="Consolas"/>
+                <w:sz w:val="17"/>
+              </w:rPr>
+              <w:t>FULL_FLOW_OK ok=5 skip=1 fail=0</w:t>
+            </w:r>
+            <w:r>
+              <w:rPr>
+                <w:rFonts w:ascii="微软雅黑" w:hAnsi="微软雅黑" w:eastAsia="微软雅黑"/>
+                <w:b w:val="0"/>
+                <w:sz w:val="18"/>
+              </w:rPr>
+              <w:t xml:space="preserve">；⏳ </w:t>
+            </w:r>
+            <w:r>
+              <w:rPr>
+                <w:rFonts w:ascii="Consolas" w:hAnsi="Consolas" w:eastAsia="Consolas"/>
+                <w:sz w:val="17"/>
+              </w:rPr>
+              <w:t>--board</w:t>
+            </w:r>
+            <w:r>
+              <w:rPr>
+                <w:rFonts w:ascii="微软雅黑" w:hAnsi="微软雅黑" w:eastAsia="微软雅黑"/>
+                <w:b w:val="0"/>
+                <w:sz w:val="18"/>
+              </w:rPr>
+              <w:t xml:space="preserve"> 未跑</w:t>
             </w:r>
           </w:p>
         </w:tc>
@@ -16589,15 +20184,31 @@
           <w:b/>
           <w:sz w:val="21"/>
         </w:rPr>
-        <w:t>可上板、可复现、 可验收</w:t>
-      </w:r>
-      <w:r>
-        <w:rPr>
-          <w:rFonts w:ascii="微软雅黑" w:hAnsi="微软雅黑" w:eastAsia="微软雅黑"/>
-          <w:b w:val="0"/>
-          <w:sz w:val="21"/>
-        </w:rPr>
-        <w:t>的完整链路：PL 预处理 18.8 ms/帧、PS ncnn 检测 0.95–1.0 s/帧、跟踪 0.2 px、 球链路 80 % 确认、144/202 帧球场坐标与 49 帧球权输出。我们没有把资源花在“PL 跑整网” 这条实测不可行的路上，而是用异构划分、ROI 球链路和带有效性闸门的几何/事件， 在 220 DSP 的器件上交付了功能闭环；同时保留 6/6 bit-exact 的卷积引擎与完整 AXI 标定， 作为可复用的技术资产和后续优化基线。</w:t>
+        <w:t>可上板、可复现</w:t>
+      </w:r>
+      <w:r>
+        <w:rPr>
+          <w:rFonts w:ascii="微软雅黑" w:hAnsi="微软雅黑" w:eastAsia="微软雅黑"/>
+          <w:b w:val="0"/>
+          <w:sz w:val="21"/>
+        </w:rPr>
+        <w:t>的分析链路：PL 预处理 18.8 ms/帧、PS ncnn 检测 0.95–1.0 s/帧、跟踪 0.2 px、 球链路 80 % 确认（16/20，PC 侧已知球评估）、144/202 帧球场坐标与 49 帧球权输出； 扩展侧交付了 SD 增量存储、PC 上位机、PL 跟踪辅助（上板逐位对通过）与 HDMI 带框环出 （仿真与主机侧出图通过）。 显示部分按两级口径如实表述：</w:t>
+      </w:r>
+      <w:r>
+        <w:rPr>
+          <w:rFonts w:ascii="微软雅黑" w:hAnsi="微软雅黑" w:eastAsia="微软雅黑"/>
+          <w:b/>
+          <w:sz w:val="21"/>
+        </w:rPr>
+        <w:t>HDMI 状态面板 `BRAM_OK` 通过、`VISUAL_OK` 待人眼； LCD 已于 10-29 整体重做为 4bpp/16 色/按键并出片，但尚未上板；HDMI 带框环出未上板</w:t>
+      </w:r>
+      <w:r>
+        <w:rPr>
+          <w:rFonts w:ascii="微软雅黑" w:hAnsi="微软雅黑" w:eastAsia="微软雅黑"/>
+          <w:b w:val="0"/>
+          <w:sz w:val="21"/>
+        </w:rPr>
+        <w:t>。 功能侧的已知未完成项同样写清楚：视频入口仍走本地文件（D015 未落地）、 队别与球权未接入主线、倒地只到候选层（强层精度 3/4）、球的 backfill 结构改动未落地。 我们没有把资源花在“PL 跑整网” 这条实测不可行的路上，而是用异构划分、ROI 球链路和带有效性闸门的几何/事件， 在 220 DSP 的器件上交付了功能闭环；同时保留 6/6 bit-exact 的卷积引擎与完整 AXI 标定， 作为可复用的技术资产和后续优化基线。</w:t>
       </w:r>
     </w:p>
     <w:sectPr>

--- a/report/design_report.docx
+++ b/report/design_report.docx
@@ -12566,7 +12566,7 @@
                 <w:rFonts w:ascii="Consolas" w:hAnsi="Consolas" w:eastAsia="Consolas"/>
                 <w:sz w:val="17"/>
               </w:rPr>
-              <w:t>FULL_FLOW_OK ok=5 skip=1 fail=0</w:t>
+              <w:t>FULL_FLOW_OK ok=6 skip=1 fail=0</w:t>
             </w:r>
             <w:r>
               <w:rPr>
@@ -12574,7 +12574,7 @@
                 <w:b w:val="0"/>
                 <w:sz w:val="18"/>
               </w:rPr>
-              <w:t xml:space="preserve">（skip=时间对齐，板子离线）；接板版 </w:t>
+              <w:t xml:space="preserve">（skip=时间对齐，板子离线；含队别投票步）；接板版 </w:t>
             </w:r>
             <w:r>
               <w:rPr>
@@ -18689,7 +18689,7 @@
           <w:b/>
           <w:sz w:val="21"/>
         </w:rPr>
-        <w:t>队别与球权未接入主线（D012/D013 的落点未闭合）</w:t>
+        <w:t>队别已接入主线，但只做到主机侧自证（D012/D013）</w:t>
       </w:r>
       <w:r>
         <w:rPr>
@@ -18704,15 +18704,15 @@
           <w:rFonts w:ascii="Consolas" w:hAnsi="Consolas" w:eastAsia="Consolas"/>
           <w:sz w:val="20"/>
         </w:rPr>
-        <w:t>tools/classify_players.py</w:t>
-      </w:r>
-      <w:r>
-        <w:rPr>
-          <w:rFonts w:ascii="微软雅黑" w:hAnsi="微软雅黑" w:eastAsia="微软雅黑"/>
-          <w:b w:val="0"/>
-          <w:sz w:val="21"/>
-        </w:rPr>
-        <w:t xml:space="preserve"> 已能按</w:t>
+        <w:t>tools/team_assign.py</w:t>
+      </w:r>
+      <w:r>
+        <w:rPr>
+          <w:rFonts w:ascii="微软雅黑" w:hAnsi="微软雅黑" w:eastAsia="微软雅黑"/>
+          <w:b w:val="0"/>
+          <w:sz w:val="21"/>
+        </w:rPr>
+        <w:t xml:space="preserve"> 把</w:t>
       </w:r>
     </w:p>
     <w:p>
@@ -18722,87 +18722,305 @@
       </w:pPr>
       <w:r>
         <w:rPr>
-          <w:rFonts w:ascii="微软雅黑" w:hAnsi="微软雅黑" w:eastAsia="微软雅黑"/>
-          <w:b w:val="0"/>
-          <w:sz w:val="21"/>
-        </w:rPr>
-        <w:t xml:space="preserve">人工设定的色板区分两队/裁判并做半场自动判定，但 </w:t>
-      </w:r>
-      <w:r>
-        <w:rPr>
           <w:rFonts w:ascii="Consolas" w:hAnsi="Consolas" w:eastAsia="Consolas"/>
           <w:sz w:val="20"/>
         </w:rPr>
-        <w:t>board_pipeline.py</w:t>
-      </w:r>
-      <w:r>
-        <w:rPr>
-          <w:rFonts w:ascii="微软雅黑" w:hAnsi="微软雅黑" w:eastAsia="微软雅黑"/>
-          <w:b w:val="0"/>
-          <w:sz w:val="21"/>
-        </w:rPr>
-        <w:t xml:space="preserve"> 未调用它； 当前 </w:t>
+        <w:t>match-config/2</w:t>
+      </w:r>
+      <w:r>
+        <w:rPr>
+          <w:rFonts w:ascii="微软雅黑" w:hAnsi="微软雅黑" w:eastAsia="微软雅黑"/>
+          <w:b w:val="0"/>
+          <w:sz w:val="21"/>
+        </w:rPr>
+        <w:t xml:space="preserve"> 的色板转成 </w:t>
       </w:r>
       <w:r>
         <w:rPr>
           <w:rFonts w:ascii="Consolas" w:hAnsi="Consolas" w:eastAsia="Consolas"/>
           <w:sz w:val="20"/>
         </w:rPr>
-        <w:t>events</w:t>
-      </w:r>
-      <w:r>
-        <w:rPr>
-          <w:rFonts w:ascii="微软雅黑" w:hAnsi="微软雅黑" w:eastAsia="微软雅黑"/>
-          <w:b w:val="0"/>
-          <w:sz w:val="21"/>
-        </w:rPr>
-        <w:t xml:space="preserve"> 的「球权」只是「3 m 内最近球员的 track_id」，</w:t>
-      </w:r>
-      <w:r>
-        <w:rPr>
-          <w:rFonts w:ascii="微软雅黑" w:hAnsi="微软雅黑" w:eastAsia="微软雅黑"/>
-          <w:b/>
-          <w:sz w:val="21"/>
-        </w:rPr>
-        <w:t>不带队别</w:t>
-      </w:r>
-      <w:r>
-        <w:rPr>
-          <w:rFonts w:ascii="微软雅黑" w:hAnsi="微软雅黑" w:eastAsia="微软雅黑"/>
-          <w:b w:val="0"/>
-          <w:sz w:val="21"/>
-        </w:rPr>
-        <w:t xml:space="preserve">。 离线跟踪器 </w:t>
+        <w:t>classify_players.classify()</w:t>
+      </w:r>
+      <w:r>
+        <w:rPr>
+          <w:rFonts w:ascii="微软雅黑" w:hAnsi="微软雅黑" w:eastAsia="微软雅黑"/>
+          <w:b w:val="0"/>
+          <w:sz w:val="21"/>
+        </w:rPr>
+        <w:t xml:space="preserve"> 的 palette，并按 </w:t>
       </w:r>
       <w:r>
         <w:rPr>
           <w:rFonts w:ascii="Consolas" w:hAnsi="Consolas" w:eastAsia="Consolas"/>
           <w:sz w:val="20"/>
         </w:rPr>
-        <w:t>tools/track_players.py</w:t>
-      </w:r>
-      <w:r>
-        <w:rPr>
-          <w:rFonts w:ascii="微软雅黑" w:hAnsi="微软雅黑" w:eastAsia="微软雅黑"/>
-          <w:b w:val="0"/>
-          <w:sz w:val="21"/>
-        </w:rPr>
-        <w:t xml:space="preserve"> 亦明确标注「队别与球权尚未实现」，且其轨迹单位是像素 （未接 </w:t>
+        <w:t>track_id</w:t>
+      </w:r>
+      <w:r>
+        <w:rPr>
+          <w:rFonts w:ascii="微软雅黑" w:hAnsi="微软雅黑" w:eastAsia="微软雅黑"/>
+          <w:b w:val="0"/>
+          <w:sz w:val="21"/>
+        </w:rPr>
+        <w:t xml:space="preserve"> 累积投票（≥3 票且多数占比 ≥0.6 才给结论，否则 </w:t>
       </w:r>
       <w:r>
         <w:rPr>
           <w:rFonts w:ascii="Consolas" w:hAnsi="Consolas" w:eastAsia="Consolas"/>
           <w:sz w:val="20"/>
         </w:rPr>
-        <w:t>field_coords.py</w:t>
-      </w:r>
-      <w:r>
-        <w:rPr>
-          <w:rFonts w:ascii="微软雅黑" w:hAnsi="微软雅黑" w:eastAsia="微软雅黑"/>
-          <w:b w:val="0"/>
-          <w:sz w:val="21"/>
-        </w:rPr>
-        <w:t xml:space="preserve"> 的单应）。</w:t>
+        <w:t>unknown</w:t>
+      </w:r>
+      <w:r>
+        <w:rPr>
+          <w:rFonts w:ascii="微软雅黑" w:hAnsi="微软雅黑" w:eastAsia="微软雅黑"/>
+          <w:b w:val="0"/>
+          <w:sz w:val="21"/>
+        </w:rPr>
+        <w:t xml:space="preserve">），产出 </w:t>
+      </w:r>
+      <w:r>
+        <w:rPr>
+          <w:rFonts w:ascii="Consolas" w:hAnsi="Consolas" w:eastAsia="Consolas"/>
+          <w:sz w:val="20"/>
+        </w:rPr>
+        <w:t>players[*].team</w:t>
+      </w:r>
+      <w:r>
+        <w:rPr>
+          <w:rFonts w:ascii="微软雅黑" w:hAnsi="微软雅黑" w:eastAsia="微软雅黑"/>
+          <w:b w:val="0"/>
+          <w:sz w:val="21"/>
+        </w:rPr>
+        <w:t xml:space="preserve"> 与 </w:t>
+      </w:r>
+      <w:r>
+        <w:rPr>
+          <w:rFonts w:ascii="Consolas" w:hAnsi="Consolas" w:eastAsia="Consolas"/>
+          <w:sz w:val="20"/>
+        </w:rPr>
+        <w:t>events.possession_team</w:t>
+      </w:r>
+      <w:r>
+        <w:rPr>
+          <w:rFonts w:ascii="微软雅黑" w:hAnsi="微软雅黑" w:eastAsia="微软雅黑"/>
+          <w:b w:val="0"/>
+          <w:sz w:val="21"/>
+        </w:rPr>
+        <w:t>；</w:t>
+      </w:r>
+      <w:r>
+        <w:rPr>
+          <w:rFonts w:ascii="Consolas" w:hAnsi="Consolas" w:eastAsia="Consolas"/>
+          <w:sz w:val="20"/>
+        </w:rPr>
+        <w:t>board_pipeline.py</w:t>
+      </w:r>
+      <w:r>
+        <w:rPr>
+          <w:rFonts w:ascii="微软雅黑" w:hAnsi="微软雅黑" w:eastAsia="微软雅黑"/>
+          <w:b w:val="0"/>
+          <w:sz w:val="21"/>
+        </w:rPr>
+        <w:t xml:space="preserve"> 新增 </w:t>
+      </w:r>
+      <w:r>
+        <w:rPr>
+          <w:rFonts w:ascii="Consolas" w:hAnsi="Consolas" w:eastAsia="Consolas"/>
+          <w:sz w:val="20"/>
+        </w:rPr>
+        <w:t>--ui-config/--no-team</w:t>
+      </w:r>
+      <w:r>
+        <w:rPr>
+          <w:rFonts w:ascii="微软雅黑" w:hAnsi="微软雅黑" w:eastAsia="微软雅黑"/>
+          <w:b w:val="0"/>
+          <w:sz w:val="21"/>
+        </w:rPr>
+        <w:t xml:space="preserve">，默认读 </w:t>
+      </w:r>
+      <w:r>
+        <w:rPr>
+          <w:rFonts w:ascii="Consolas" w:hAnsi="Consolas" w:eastAsia="Consolas"/>
+          <w:sz w:val="20"/>
+        </w:rPr>
+        <w:t>board/ui_config.json</w:t>
+      </w:r>
+      <w:r>
+        <w:rPr>
+          <w:rFonts w:ascii="微软雅黑" w:hAnsi="微软雅黑" w:eastAsia="微软雅黑"/>
+          <w:b w:val="0"/>
+          <w:sz w:val="21"/>
+        </w:rPr>
+        <w:t xml:space="preserve">，不存在时打印 </w:t>
+      </w:r>
+      <w:r>
+        <w:rPr>
+          <w:rFonts w:ascii="Consolas" w:hAnsi="Consolas" w:eastAsia="Consolas"/>
+          <w:sz w:val="20"/>
+        </w:rPr>
+        <w:t>TEAM_ASSIGN_OFF</w:t>
+      </w:r>
+      <w:r>
+        <w:rPr>
+          <w:rFonts w:ascii="微软雅黑" w:hAnsi="微软雅黑" w:eastAsia="微软雅黑"/>
+          <w:b w:val="0"/>
+          <w:sz w:val="21"/>
+        </w:rPr>
+        <w:t xml:space="preserve"> 并保持旧行为。 主机侧：</w:t>
+      </w:r>
+      <w:r>
+        <w:rPr>
+          <w:rFonts w:ascii="Consolas" w:hAnsi="Consolas" w:eastAsia="Consolas"/>
+          <w:sz w:val="20"/>
+        </w:rPr>
+        <w:t>TEAM_ASSIGN_SELFTEST OK</w:t>
+      </w:r>
+      <w:r>
+        <w:rPr>
+          <w:rFonts w:ascii="微软雅黑" w:hAnsi="微软雅黑" w:eastAsia="微软雅黑"/>
+          <w:b w:val="0"/>
+          <w:sz w:val="21"/>
+        </w:rPr>
+        <w:t xml:space="preserve"> / </w:t>
+      </w:r>
+      <w:r>
+        <w:rPr>
+          <w:rFonts w:ascii="Consolas" w:hAnsi="Consolas" w:eastAsia="Consolas"/>
+          <w:sz w:val="20"/>
+        </w:rPr>
+        <w:t>PUBLISH_SELFTEST OK</w:t>
+      </w:r>
+      <w:r>
+        <w:rPr>
+          <w:rFonts w:ascii="微软雅黑" w:hAnsi="微软雅黑" w:eastAsia="微软雅黑"/>
+          <w:b w:val="0"/>
+          <w:sz w:val="21"/>
+        </w:rPr>
+        <w:t xml:space="preserve"> / </w:t>
+      </w:r>
+      <w:r>
+        <w:rPr>
+          <w:rFonts w:ascii="Consolas" w:hAnsi="Consolas" w:eastAsia="Consolas"/>
+          <w:sz w:val="20"/>
+        </w:rPr>
+        <w:t>EVENT_SELFTEST OK</w:t>
+      </w:r>
+      <w:r>
+        <w:rPr>
+          <w:rFonts w:ascii="微软雅黑" w:hAnsi="微软雅黑" w:eastAsia="微软雅黑"/>
+          <w:b w:val="0"/>
+          <w:sz w:val="21"/>
+        </w:rPr>
+        <w:t>（合成帧）， 并在</w:t>
+      </w:r>
+      <w:r>
+        <w:rPr>
+          <w:rFonts w:ascii="微软雅黑" w:hAnsi="微软雅黑" w:eastAsia="微软雅黑"/>
+          <w:b/>
+          <w:sz w:val="21"/>
+        </w:rPr>
+        <w:t>真实转播片段</w:t>
+      </w:r>
+      <w:r>
+        <w:rPr>
+          <w:rFonts w:ascii="微软雅黑" w:hAnsi="微软雅黑" w:eastAsia="微软雅黑"/>
+          <w:b w:val="0"/>
+          <w:sz w:val="21"/>
+        </w:rPr>
+        <w:t>上跑了两段已有跟踪结果（</w:t>
+      </w:r>
+      <w:r>
+        <w:rPr>
+          <w:rFonts w:ascii="Consolas" w:hAnsi="Consolas" w:eastAsia="Consolas"/>
+          <w:sz w:val="20"/>
+        </w:rPr>
+        <w:t>tools/check_team_assign.py</w:t>
+      </w:r>
+      <w:r>
+        <w:rPr>
+          <w:rFonts w:ascii="微软雅黑" w:hAnsi="微软雅黑" w:eastAsia="微软雅黑"/>
+          <w:b w:val="0"/>
+          <w:sz w:val="21"/>
+        </w:rPr>
+        <w:t xml:space="preserve">，不重跑检测）： inc_01 </w:t>
+      </w:r>
+      <w:r>
+        <w:rPr>
+          <w:rFonts w:ascii="Consolas" w:hAnsi="Consolas" w:eastAsia="Consolas"/>
+          <w:sz w:val="20"/>
+        </w:rPr>
+        <w:t>tracks=77 labeled=55 A=28 B=27</w:t>
+      </w:r>
+      <w:r>
+        <w:rPr>
+          <w:rFonts w:ascii="微软雅黑" w:hAnsi="微软雅黑" w:eastAsia="微软雅黑"/>
+          <w:b w:val="0"/>
+          <w:sz w:val="21"/>
+        </w:rPr>
+        <w:t xml:space="preserve">、inc_06 </w:t>
+      </w:r>
+      <w:r>
+        <w:rPr>
+          <w:rFonts w:ascii="Consolas" w:hAnsi="Consolas" w:eastAsia="Consolas"/>
+          <w:sz w:val="20"/>
+        </w:rPr>
+        <w:t>tracks=64 labeled=53 A=21 B=32</w:t>
+      </w:r>
+      <w:r>
+        <w:rPr>
+          <w:rFonts w:ascii="微软雅黑" w:hAnsi="微软雅黑" w:eastAsia="微软雅黑"/>
+          <w:b w:val="0"/>
+          <w:sz w:val="21"/>
+        </w:rPr>
+        <w:t xml:space="preserve">； 换错色板（purple/cyan）时投票轨迹从 57/77 塌到 9/77 并触发 </w:t>
+      </w:r>
+      <w:r>
+        <w:rPr>
+          <w:rFonts w:ascii="Consolas" w:hAnsi="Consolas" w:eastAsia="Consolas"/>
+          <w:sz w:val="20"/>
+        </w:rPr>
+        <w:t>TEAM_EVAL_WARN</w:t>
+      </w:r>
+      <w:r>
+        <w:rPr>
+          <w:rFonts w:ascii="微软雅黑" w:hAnsi="微软雅黑" w:eastAsia="微软雅黑"/>
+          <w:b w:val="0"/>
+          <w:sz w:val="21"/>
+        </w:rPr>
+        <w:t xml:space="preserve">。 ⚠️ </w:t>
+      </w:r>
+      <w:r>
+        <w:rPr>
+          <w:rFonts w:ascii="微软雅黑" w:hAnsi="微软雅黑" w:eastAsia="微软雅黑"/>
+          <w:b/>
+          <w:sz w:val="21"/>
+        </w:rPr>
+        <w:t>这不是准确率</w:t>
+      </w:r>
+      <w:r>
+        <w:rPr>
+          <w:rFonts w:ascii="微软雅黑" w:hAnsi="微软雅黑" w:eastAsia="微软雅黑"/>
+          <w:b w:val="0"/>
+          <w:sz w:val="21"/>
+        </w:rPr>
+        <w:t xml:space="preserve">：没有人工标注的队别真值，「两队各半」只说明链路通且没塌成单一类。 板上未验证；离线跟踪器 </w:t>
+      </w:r>
+      <w:r>
+        <w:rPr>
+          <w:rFonts w:ascii="Consolas" w:hAnsi="Consolas" w:eastAsia="Consolas"/>
+          <w:sz w:val="20"/>
+        </w:rPr>
+        <w:t>tools/track_players.py</w:t>
+      </w:r>
+      <w:r>
+        <w:rPr>
+          <w:rFonts w:ascii="微软雅黑" w:hAnsi="微软雅黑" w:eastAsia="微软雅黑"/>
+          <w:b w:val="0"/>
+          <w:sz w:val="21"/>
+        </w:rPr>
+        <w:t xml:space="preserve"> 仍不输出队别（轨迹为像素、未接单应）。</w:t>
       </w:r>
     </w:p>
     <w:p>
@@ -20122,7 +20340,7 @@
                 <w:rFonts w:ascii="Consolas" w:hAnsi="Consolas" w:eastAsia="Consolas"/>
                 <w:sz w:val="17"/>
               </w:rPr>
-              <w:t>FULL_FLOW_OK ok=5 skip=1 fail=0</w:t>
+              <w:t>FULL_FLOW_OK ok=6 skip=1 fail=0</w:t>
             </w:r>
             <w:r>
               <w:rPr>

--- a/report/design_report.docx
+++ b/report/design_report.docx
@@ -19005,7 +19005,7 @@
           <w:b w:val="0"/>
           <w:sz w:val="21"/>
         </w:rPr>
-        <w:t xml:space="preserve">：没有人工标注的队别真值，「两队各半」只说明链路通且没塌成单一类。 板上未验证；离线跟踪器 </w:t>
+        <w:t xml:space="preserve">：没有人工标注的队别真值，「两队各半」只说明链路通且没塌成单一类。 板上未验证。离线跟踪器 </w:t>
       </w:r>
       <w:r>
         <w:rPr>
@@ -19020,7 +19020,83 @@
           <w:b w:val="0"/>
           <w:sz w:val="21"/>
         </w:rPr>
-        <w:t xml:space="preserve"> 仍不输出队别（轨迹为像素、未接单应）。</w:t>
+        <w:t xml:space="preserve"> </w:t>
+      </w:r>
+      <w:r>
+        <w:rPr>
+          <w:rFonts w:ascii="微软雅黑" w:hAnsi="微软雅黑" w:eastAsia="微软雅黑"/>
+          <w:b/>
+          <w:sz w:val="21"/>
+        </w:rPr>
+        <w:t>不输出每个人的队别</w:t>
+      </w:r>
+      <w:r>
+        <w:rPr>
+          <w:rFonts w:ascii="微软雅黑" w:hAnsi="微软雅黑" w:eastAsia="微软雅黑"/>
+          <w:b w:val="0"/>
+          <w:sz w:val="21"/>
+        </w:rPr>
+        <w:t xml:space="preserve">（只有颜色过滤），但已新增 </w:t>
+      </w:r>
+      <w:r>
+        <w:rPr>
+          <w:rFonts w:ascii="Consolas" w:hAnsi="Consolas" w:eastAsia="Consolas"/>
+          <w:sz w:val="20"/>
+        </w:rPr>
+        <w:t>--calib</w:t>
+      </w:r>
+      <w:r>
+        <w:rPr>
+          <w:rFonts w:ascii="微软雅黑" w:hAnsi="微软雅黑" w:eastAsia="微软雅黑"/>
+          <w:b w:val="0"/>
+          <w:sz w:val="21"/>
+        </w:rPr>
+        <w:t>：给了标定才把脚点映射到球场米制（</w:t>
+      </w:r>
+      <w:r>
+        <w:rPr>
+          <w:rFonts w:ascii="Consolas" w:hAnsi="Consolas" w:eastAsia="Consolas"/>
+          <w:sz w:val="20"/>
+        </w:rPr>
+        <w:t>points[].X/Y</w:t>
+      </w:r>
+      <w:r>
+        <w:rPr>
+          <w:rFonts w:ascii="微软雅黑" w:hAnsi="微软雅黑" w:eastAsia="微软雅黑"/>
+          <w:b w:val="0"/>
+          <w:sz w:val="21"/>
+        </w:rPr>
+        <w:t xml:space="preserve">，输入用补偿后的 </w:t>
+      </w:r>
+      <w:r>
+        <w:rPr>
+          <w:rFonts w:ascii="Consolas" w:hAnsi="Consolas" w:eastAsia="Consolas"/>
+          <w:sz w:val="20"/>
+        </w:rPr>
+        <w:t>sx/sy</w:t>
+      </w:r>
+      <w:r>
+        <w:rPr>
+          <w:rFonts w:ascii="微软雅黑" w:hAnsi="微软雅黑" w:eastAsia="微软雅黑"/>
+          <w:b w:val="0"/>
+          <w:sz w:val="21"/>
+        </w:rPr>
+        <w:t xml:space="preserve">），映射函数 </w:t>
+      </w:r>
+      <w:r>
+        <w:rPr>
+          <w:rFonts w:ascii="Consolas" w:hAnsi="Consolas" w:eastAsia="Consolas"/>
+          <w:sz w:val="20"/>
+        </w:rPr>
+        <w:t>apply_calib()</w:t>
+      </w:r>
+      <w:r>
+        <w:rPr>
+          <w:rFonts w:ascii="微软雅黑" w:hAnsi="微软雅黑" w:eastAsia="微软雅黑"/>
+          <w:b w:val="0"/>
+          <w:sz w:val="21"/>
+        </w:rPr>
+        <w:t xml:space="preserve"> 有主机侧单元验证（3 点 → (0,0)/(105,68)/(52.5,34)）。</w:t>
       </w:r>
     </w:p>
     <w:p>

--- a/report/design_report.docx
+++ b/report/design_report.docx
@@ -936,7 +936,7 @@
                 <w:b w:val="0"/>
                 <w:sz w:val="18"/>
               </w:rPr>
-              <w:t>软件自检通过；HDMI/LCD overlay 已出片，</w:t>
+              <w:t>软件自检通过；HDMI/LCD overlay 已出片；</w:t>
             </w:r>
             <w:r>
               <w:rPr>
@@ -944,7 +944,7 @@
                 <w:b/>
                 <w:sz w:val="18"/>
               </w:rPr>
-              <w:t>机器级</w:t>
+              <w:t>上板实测（2026-10-30）</w:t>
             </w:r>
             <w:r>
               <w:rPr>
@@ -952,14 +952,14 @@
                 <w:b w:val="0"/>
                 <w:sz w:val="18"/>
               </w:rPr>
-              <w:t>通过（BRAM 读回 + 实时扫描范围/速率，</w:t>
+              <w:t xml:space="preserve">：LCD 4bpp 读侧 </w:t>
             </w:r>
             <w:r>
               <w:rPr>
                 <w:rFonts w:ascii="Consolas" w:hAnsi="Consolas" w:eastAsia="Consolas"/>
                 <w:sz w:val="17"/>
               </w:rPr>
-              <w:t>ai/sessions/019</w:t>
+              <w:t>READBACK_OK bad=0 checked=10</w:t>
             </w:r>
             <w:r>
               <w:rPr>
@@ -967,46 +967,14 @@
                 <w:b w:val="0"/>
                 <w:sz w:val="18"/>
               </w:rPr>
-              <w:t>）；LCD 于 10-29 按用户要求</w:t>
-            </w:r>
-            <w:r>
-              <w:rPr>
-                <w:rFonts w:ascii="微软雅黑" w:hAnsi="微软雅黑" w:eastAsia="微软雅黑"/>
-                <w:b/>
-                <w:sz w:val="18"/>
-              </w:rPr>
-              <w:t>整体重做</w:t>
-            </w:r>
-            <w:r>
-              <w:rPr>
-                <w:rFonts w:ascii="微软雅黑" w:hAnsi="微软雅黑" w:eastAsia="微软雅黑"/>
-                <w:b w:val="0"/>
-                <w:sz w:val="18"/>
-              </w:rPr>
-              <w:t>为 4bpp/16 色调色板 + 按键，新片（WNS +1.839 ns）</w:t>
-            </w:r>
-            <w:r>
-              <w:rPr>
-                <w:rFonts w:ascii="微软雅黑" w:hAnsi="微软雅黑" w:eastAsia="微软雅黑"/>
-                <w:b/>
-                <w:sz w:val="18"/>
-              </w:rPr>
-              <w:t>尚未上板</w:t>
-            </w:r>
-            <w:r>
-              <w:rPr>
-                <w:rFonts w:ascii="微软雅黑" w:hAnsi="微软雅黑" w:eastAsia="微软雅黑"/>
-                <w:b w:val="0"/>
-                <w:sz w:val="18"/>
-              </w:rPr>
-              <w:t xml:space="preserve">；HDMI 带框环出 </w:t>
+              <w:t xml:space="preserve"> 且自证图经人眼确认（</w:t>
             </w:r>
             <w:r>
               <w:rPr>
                 <w:rFonts w:ascii="Consolas" w:hAnsi="Consolas" w:eastAsia="Consolas"/>
                 <w:sz w:val="17"/>
               </w:rPr>
-              <w:t>TB_FB_SCANOUT_OK</w:t>
+              <w:t>BRAM_OK</w:t>
             </w:r>
             <w:r>
               <w:rPr>
@@ -1014,14 +982,14 @@
                 <w:b w:val="0"/>
                 <w:sz w:val="18"/>
               </w:rPr>
-              <w:t>（2048 像素逐点 0 错）、主机侧 OSD 出图正确，</w:t>
+              <w:t xml:space="preserve"> + 该图 </w:t>
             </w:r>
             <w:r>
               <w:rPr>
                 <w:rFonts w:ascii="Consolas" w:hAnsi="Consolas" w:eastAsia="Consolas"/>
                 <w:sz w:val="17"/>
               </w:rPr>
-              <w:t>hdmi_video.bit</w:t>
+              <w:t>VISUAL_OK</w:t>
             </w:r>
             <w:r>
               <w:rPr>
@@ -1029,7 +997,52 @@
                 <w:b w:val="0"/>
                 <w:sz w:val="18"/>
               </w:rPr>
-              <w:t xml:space="preserve"> </w:t>
+              <w:t xml:space="preserve">）、HDMI 带框环出 </w:t>
+            </w:r>
+            <w:r>
+              <w:rPr>
+                <w:rFonts w:ascii="Consolas" w:hAnsi="Consolas" w:eastAsia="Consolas"/>
+                <w:sz w:val="17"/>
+              </w:rPr>
+              <w:t>HDMI_VIDEO_BOARD_OK frames=313 under=0</w:t>
+            </w:r>
+            <w:r>
+              <w:rPr>
+                <w:rFonts w:ascii="微软雅黑" w:hAnsi="微软雅黑" w:eastAsia="微软雅黑"/>
+                <w:b w:val="0"/>
+                <w:sz w:val="18"/>
+              </w:rPr>
+              <w:t>（</w:t>
+            </w:r>
+            <w:r>
+              <w:rPr>
+                <w:rFonts w:ascii="Consolas" w:hAnsi="Consolas" w:eastAsia="Consolas"/>
+                <w:sz w:val="17"/>
+              </w:rPr>
+              <w:t>BRAM_OK</w:t>
+            </w:r>
+            <w:r>
+              <w:rPr>
+                <w:rFonts w:ascii="微软雅黑" w:hAnsi="微软雅黑" w:eastAsia="微软雅黑"/>
+                <w:b w:val="0"/>
+                <w:sz w:val="18"/>
+              </w:rPr>
+              <w:t xml:space="preserve"> 级）、整链 </w:t>
+            </w:r>
+            <w:r>
+              <w:rPr>
+                <w:rFonts w:ascii="Consolas" w:hAnsi="Consolas" w:eastAsia="Consolas"/>
+                <w:sz w:val="17"/>
+              </w:rPr>
+              <w:t>FULL_FLOW_OK ok=8 fail=0</w:t>
+            </w:r>
+            <w:r>
+              <w:rPr>
+                <w:rFonts w:ascii="微软雅黑" w:hAnsi="微软雅黑" w:eastAsia="微软雅黑"/>
+                <w:b w:val="0"/>
+                <w:sz w:val="18"/>
+              </w:rPr>
+              <w:t>；</w:t>
             </w:r>
             <w:r>
               <w:rPr>
@@ -1037,7 +1050,15 @@
                 <w:b/>
                 <w:sz w:val="18"/>
               </w:rPr>
-              <w:t>尚未上板</w:t>
+              <w:t>尚未人眼确认</w:t>
+            </w:r>
+            <w:r>
+              <w:rPr>
+                <w:rFonts w:ascii="微软雅黑" w:hAnsi="微软雅黑" w:eastAsia="微软雅黑"/>
+                <w:b w:val="0"/>
+                <w:sz w:val="18"/>
+              </w:rPr>
+              <w:t>：彩色状态面板、赛前 UI 真按键、HDMI 彩条/带框图</w:t>
             </w:r>
           </w:p>
         </w:tc>
@@ -4930,38 +4951,30 @@
           <w:b w:val="0"/>
           <w:sz w:val="21"/>
         </w:rPr>
-        <w:t>当前状态：</w:t>
-      </w:r>
-      <w:r>
-        <w:rPr>
-          <w:rFonts w:ascii="微软雅黑" w:hAnsi="微软雅黑" w:eastAsia="微软雅黑"/>
-          <w:b/>
-          <w:sz w:val="21"/>
-        </w:rPr>
-        <w:t>BRAM_OK 与 VISUAL_OK 均未做</w:t>
-      </w:r>
-      <w:r>
-        <w:rPr>
-          <w:rFonts w:ascii="微软雅黑" w:hAnsi="微软雅黑" w:eastAsia="微软雅黑"/>
-          <w:b w:val="0"/>
-          <w:sz w:val="21"/>
-        </w:rPr>
-        <w:t xml:space="preserve"> —— 该片从未上板，</w:t>
+        <w:t>上板结果（2026-10-30）：</w:t>
       </w:r>
       <w:r>
         <w:rPr>
           <w:rFonts w:ascii="Consolas" w:hAnsi="Consolas" w:eastAsia="Consolas"/>
           <w:sz w:val="20"/>
         </w:rPr>
-        <w:t>board/overlay/lcd_probe.bit</w:t>
-      </w:r>
-      <w:r>
-        <w:rPr>
-          <w:rFonts w:ascii="微软雅黑" w:hAnsi="微软雅黑" w:eastAsia="微软雅黑"/>
-          <w:b w:val="0"/>
-          <w:sz w:val="21"/>
-        </w:rPr>
-        <w:t>（10-29 23:11）</w:t>
+        <w:t>tools/check_lcd4_board.py</w:t>
+      </w:r>
+      <w:r>
+        <w:rPr>
+          <w:rFonts w:ascii="微软雅黑" w:hAnsi="微软雅黑" w:eastAsia="微软雅黑"/>
+          <w:b w:val="0"/>
+          <w:sz w:val="21"/>
+        </w:rPr>
+        <w:t xml:space="preserve"> → </w:t>
+      </w:r>
+      <w:r>
+        <w:rPr>
+          <w:rFonts w:ascii="微软雅黑" w:hAnsi="微软雅黑" w:eastAsia="微软雅黑"/>
+          <w:b/>
+          <w:sz w:val="21"/>
+        </w:rPr>
+        <w:t>`READBACK_OK bad=0 checked=10`</w:t>
       </w:r>
     </w:p>
     <w:p>
@@ -4975,52 +4988,175 @@
           <w:b w:val="0"/>
           <w:sz w:val="21"/>
         </w:rPr>
-        <w:t xml:space="preserve">是待验件；机器判据脚本 </w:t>
+        <w:t xml:space="preserve">（重启前后各跑一次，结果一致；PCLK 实测 33.335 MHz），即帧缓存内容、字序、位序在 PS 与 PL 之间逐位一致 ⇒ </w:t>
+      </w:r>
+      <w:r>
+        <w:rPr>
+          <w:rFonts w:ascii="微软雅黑" w:hAnsi="微软雅黑" w:eastAsia="微软雅黑"/>
+          <w:b/>
+          <w:sz w:val="21"/>
+        </w:rPr>
+        <w:t>`BRAM_OK` 通过</w:t>
+      </w:r>
+      <w:r>
+        <w:rPr>
+          <w:rFonts w:ascii="微软雅黑" w:hAnsi="微软雅黑" w:eastAsia="微软雅黑"/>
+          <w:b w:val="0"/>
+          <w:sz w:val="21"/>
+        </w:rPr>
+        <w:t xml:space="preserve">。自证图 </w:t>
       </w:r>
       <w:r>
         <w:rPr>
           <w:rFonts w:ascii="Consolas" w:hAnsi="Consolas" w:eastAsia="Consolas"/>
           <w:sz w:val="20"/>
         </w:rPr>
-        <w:t>tools/check_lcd4_board.py</w:t>
-      </w:r>
-      <w:r>
-        <w:rPr>
-          <w:rFonts w:ascii="微软雅黑" w:hAnsi="微软雅黑" w:eastAsia="微软雅黑"/>
-          <w:b w:val="0"/>
-          <w:sz w:val="21"/>
-        </w:rPr>
-        <w:t xml:space="preserve"> 已备好（期望 </w:t>
+        <w:t>tag4</w:t>
+      </w:r>
+      <w:r>
+        <w:rPr>
+          <w:rFonts w:ascii="微软雅黑" w:hAnsi="微软雅黑" w:eastAsia="微软雅黑"/>
+          <w:b w:val="0"/>
+          <w:sz w:val="21"/>
+        </w:rPr>
+        <w:t xml:space="preserve">（每行 100 条竖带、16 色按 </w:t>
       </w:r>
       <w:r>
         <w:rPr>
           <w:rFonts w:ascii="Consolas" w:hAnsi="Consolas" w:eastAsia="Consolas"/>
           <w:sz w:val="20"/>
         </w:rPr>
-        <w:t>READBACK_OK bad=0</w:t>
-      </w:r>
-      <w:r>
-        <w:rPr>
-          <w:rFonts w:ascii="微软雅黑" w:hAnsi="微软雅黑" w:eastAsia="微软雅黑"/>
-          <w:b w:val="0"/>
-          <w:sz w:val="21"/>
-        </w:rPr>
-        <w:t xml:space="preserve">，每行 </w:t>
+        <w:t>(行+字)&amp;15</w:t>
+      </w:r>
+      <w:r>
+        <w:rPr>
+          <w:rFonts w:ascii="微软雅黑" w:hAnsi="微软雅黑" w:eastAsia="微软雅黑"/>
+          <w:b w:val="0"/>
+          <w:sz w:val="21"/>
+        </w:rPr>
+        <w:t xml:space="preserve"> 循环、逐行错开成斜纹）经</w:t>
+      </w:r>
+      <w:r>
+        <w:rPr>
+          <w:rFonts w:ascii="微软雅黑" w:hAnsi="微软雅黑" w:eastAsia="微软雅黑"/>
+          <w:b/>
+          <w:sz w:val="21"/>
+        </w:rPr>
+        <w:t>人眼确认</w:t>
+      </w:r>
+      <w:r>
+        <w:rPr>
+          <w:rFonts w:ascii="微软雅黑" w:hAnsi="微软雅黑" w:eastAsia="微软雅黑"/>
+          <w:b w:val="0"/>
+          <w:sz w:val="21"/>
+        </w:rPr>
+        <w:t xml:space="preserve">（2026-10-30 用户口头确认）⇒ 这张图的 </w:t>
+      </w:r>
+      <w:r>
+        <w:rPr>
+          <w:rFonts w:ascii="微软雅黑" w:hAnsi="微软雅黑" w:eastAsia="微软雅黑"/>
+          <w:b/>
+          <w:sz w:val="21"/>
+        </w:rPr>
+        <w:t>`VISUAL_OK` 通过</w:t>
+      </w:r>
+      <w:r>
+        <w:rPr>
+          <w:rFonts w:ascii="微软雅黑" w:hAnsi="微软雅黑" w:eastAsia="微软雅黑"/>
+          <w:b w:val="0"/>
+          <w:sz w:val="21"/>
+        </w:rPr>
+        <w:t xml:space="preserve">。 判据的例外也一并写清：帧缓存第 0/1 行只能验 </w:t>
       </w:r>
       <w:r>
         <w:rPr>
           <w:rFonts w:ascii="Consolas" w:hAnsi="Consolas" w:eastAsia="Consolas"/>
           <w:sz w:val="20"/>
         </w:rPr>
-        <w:t>de=800</w:t>
-      </w:r>
-      <w:r>
-        <w:rPr>
-          <w:rFonts w:ascii="微软雅黑" w:hAnsi="微软雅黑" w:eastAsia="微软雅黑"/>
-          <w:b w:val="0"/>
-          <w:sz w:val="21"/>
-        </w:rPr>
-        <w:t>）。</w:t>
+        <w:t>lb</w:t>
+      </w:r>
+      <w:r>
+        <w:rPr>
+          <w:rFonts w:ascii="微软雅黑" w:hAnsi="微软雅黑" w:eastAsia="微软雅黑"/>
+          <w:b w:val="0"/>
+          <w:sz w:val="21"/>
+        </w:rPr>
+        <w:t>（内容），</w:t>
+      </w:r>
+      <w:r>
+        <w:rPr>
+          <w:rFonts w:ascii="Consolas" w:hAnsi="Consolas" w:eastAsia="Consolas"/>
+          <w:sz w:val="20"/>
+        </w:rPr>
+        <w:t>st/de</w:t>
+      </w:r>
+      <w:r>
+        <w:rPr>
+          <w:rFonts w:ascii="微软雅黑" w:hAnsi="微软雅黑" w:eastAsia="微软雅黑"/>
+          <w:b w:val="0"/>
+          <w:sz w:val="21"/>
+        </w:rPr>
+        <w:t xml:space="preserve"> 结构性取不到 —— RTL 的抓取在「目标行的上一行」装载那一拍更新（</w:t>
+      </w:r>
+      <w:r>
+        <w:rPr>
+          <w:rFonts w:ascii="Consolas" w:hAnsi="Consolas" w:eastAsia="Consolas"/>
+          <w:sz w:val="20"/>
+        </w:rPr>
+        <w:t>hit_load</w:t>
+      </w:r>
+      <w:r>
+        <w:rPr>
+          <w:rFonts w:ascii="微软雅黑" w:hAnsi="微软雅黑" w:eastAsia="微软雅黑"/>
+          <w:b w:val="0"/>
+          <w:sz w:val="21"/>
+        </w:rPr>
+        <w:t xml:space="preserve">），且 </w:t>
+      </w:r>
+      <w:r>
+        <w:rPr>
+          <w:rFonts w:ascii="Consolas" w:hAnsi="Consolas" w:eastAsia="Consolas"/>
+          <w:sz w:val="20"/>
+        </w:rPr>
+        <w:t>cap_row==0</w:t>
+      </w:r>
+      <w:r>
+        <w:rPr>
+          <w:rFonts w:ascii="微软雅黑" w:hAnsi="微软雅黑" w:eastAsia="微软雅黑"/>
+          <w:b w:val="0"/>
+          <w:sz w:val="21"/>
+        </w:rPr>
+        <w:t xml:space="preserve"> 被显式排除、 </w:t>
+      </w:r>
+      <w:r>
+        <w:rPr>
+          <w:rFonts w:ascii="Consolas" w:hAnsi="Consolas" w:eastAsia="Consolas"/>
+          <w:sz w:val="20"/>
+        </w:rPr>
+        <w:t>cap_row==1</w:t>
+      </w:r>
+      <w:r>
+        <w:rPr>
+          <w:rFonts w:ascii="微软雅黑" w:hAnsi="微软雅黑" w:eastAsia="微软雅黑"/>
+          <w:b w:val="0"/>
+          <w:sz w:val="21"/>
+        </w:rPr>
+        <w:t xml:space="preserve"> 的装载行是场消隐行（</w:t>
+      </w:r>
+      <w:r>
+        <w:rPr>
+          <w:rFonts w:ascii="Consolas" w:hAnsi="Consolas" w:eastAsia="Consolas"/>
+          <w:sz w:val="20"/>
+        </w:rPr>
+        <w:t>de_last</w:t>
+      </w:r>
+      <w:r>
+        <w:rPr>
+          <w:rFonts w:ascii="微软雅黑" w:hAnsi="微软雅黑" w:eastAsia="微软雅黑"/>
+          <w:b w:val="0"/>
+          <w:sz w:val="21"/>
+        </w:rPr>
+        <w:t xml:space="preserve"> 恒 0）。不写明这点，陈旧值会假通过； 脚本已按此改判并写进文件头。</w:t>
       </w:r>
     </w:p>
     <w:p>
@@ -6729,7 +6865,7 @@
                 <w:b w:val="0"/>
                 <w:sz w:val="18"/>
               </w:rPr>
-              <w:t>上板</w:t>
+              <w:t>上板（机器）</w:t>
             </w:r>
           </w:p>
         </w:tc>
@@ -6739,52 +6875,140 @@
           </w:tcPr>
           <w:p>
             <w:r/>
-            <w:r>
-              <w:rPr>
-                <w:rFonts w:ascii="微软雅黑" w:hAnsi="微软雅黑" w:eastAsia="微软雅黑"/>
-                <w:b w:val="0"/>
-                <w:sz w:val="18"/>
-              </w:rPr>
-              <w:t>—</w:t>
-            </w:r>
-          </w:p>
-        </w:tc>
-        <w:tc>
-          <w:tcPr>
-            <w:tcW w:type="dxa" w:w="2880"/>
-          </w:tcPr>
-          <w:p>
-            <w:r/>
-            <w:r>
-              <w:rPr>
-                <w:rFonts w:ascii="微软雅黑" w:hAnsi="微软雅黑" w:eastAsia="微软雅黑"/>
-                <w:b/>
-                <w:sz w:val="18"/>
-              </w:rPr>
-              <w:t>`hdmi_video.bit` 从未上板</w:t>
-            </w:r>
-            <w:r>
-              <w:rPr>
-                <w:rFonts w:ascii="微软雅黑" w:hAnsi="微软雅黑" w:eastAsia="微软雅黑"/>
-                <w:b w:val="0"/>
-                <w:sz w:val="18"/>
-              </w:rPr>
-              <w:t>；</w:t>
-            </w:r>
             <w:r>
               <w:rPr>
                 <w:rFonts w:ascii="Consolas" w:hAnsi="Consolas" w:eastAsia="Consolas"/>
                 <w:sz w:val="17"/>
               </w:rPr>
-              <w:t>under</w:t>
-            </w:r>
+              <w:t>HDMI_VIDEO_BOARD_OK frames=313 under=0</w:t>
+            </w:r>
+          </w:p>
+        </w:tc>
+        <w:tc>
+          <w:tcPr>
+            <w:tcW w:type="dxa" w:w="2880"/>
+          </w:tcPr>
+          <w:p>
+            <w:r/>
             <w:r>
               <w:rPr>
                 <w:rFonts w:ascii="微软雅黑" w:hAnsi="微软雅黑" w:eastAsia="微软雅黑"/>
                 <w:b w:val="0"/>
                 <w:sz w:val="18"/>
               </w:rPr>
-              <w:t xml:space="preserve"> 未观测</w:t>
+              <w:t>2026-10-30 实测：5 s 内扫描推进 305 帧、</w:t>
+            </w:r>
+            <w:r>
+              <w:rPr>
+                <w:rFonts w:ascii="微软雅黑" w:hAnsi="微软雅黑" w:eastAsia="微软雅黑"/>
+                <w:b/>
+                <w:sz w:val="18"/>
+              </w:rPr>
+              <w:t>行欠载为 0</w:t>
+            </w:r>
+            <w:r>
+              <w:rPr>
+                <w:rFonts w:ascii="微软雅黑" w:hAnsi="微软雅黑" w:eastAsia="微软雅黑"/>
+                <w:b w:val="0"/>
+                <w:sz w:val="18"/>
+              </w:rPr>
+              <w:t xml:space="preserve"> ⇒ </w:t>
+            </w:r>
+            <w:r>
+              <w:rPr>
+                <w:rFonts w:ascii="Consolas" w:hAnsi="Consolas" w:eastAsia="Consolas"/>
+                <w:sz w:val="17"/>
+              </w:rPr>
+              <w:t>BRAM_OK</w:t>
+            </w:r>
+            <w:r>
+              <w:rPr>
+                <w:rFonts w:ascii="微软雅黑" w:hAnsi="微软雅黑" w:eastAsia="微软雅黑"/>
+                <w:b w:val="0"/>
+                <w:sz w:val="18"/>
+              </w:rPr>
+              <w:t xml:space="preserve"> 级通过</w:t>
+            </w:r>
+          </w:p>
+        </w:tc>
+      </w:tr>
+      <w:tr>
+        <w:tc>
+          <w:tcPr>
+            <w:tcW w:type="dxa" w:w="2880"/>
+          </w:tcPr>
+          <w:p>
+            <w:r/>
+            <w:r>
+              <w:rPr>
+                <w:rFonts w:ascii="微软雅黑" w:hAnsi="微软雅黑" w:eastAsia="微软雅黑"/>
+                <w:b w:val="0"/>
+                <w:sz w:val="18"/>
+              </w:rPr>
+              <w:t>上板（人眼）</w:t>
+            </w:r>
+          </w:p>
+        </w:tc>
+        <w:tc>
+          <w:tcPr>
+            <w:tcW w:type="dxa" w:w="2880"/>
+          </w:tcPr>
+          <w:p>
+            <w:r/>
+            <w:r>
+              <w:rPr>
+                <w:rFonts w:ascii="微软雅黑" w:hAnsi="微软雅黑" w:eastAsia="微软雅黑"/>
+                <w:b w:val="0"/>
+                <w:sz w:val="18"/>
+              </w:rPr>
+              <w:t>—</w:t>
+            </w:r>
+          </w:p>
+        </w:tc>
+        <w:tc>
+          <w:tcPr>
+            <w:tcW w:type="dxa" w:w="2880"/>
+          </w:tcPr>
+          <w:p>
+            <w:r/>
+            <w:r>
+              <w:rPr>
+                <w:rFonts w:ascii="微软雅黑" w:hAnsi="微软雅黑" w:eastAsia="微软雅黑"/>
+                <w:b w:val="0"/>
+                <w:sz w:val="18"/>
+              </w:rPr>
+              <w:t xml:space="preserve">彩条 + 移动白块的 </w:t>
+            </w:r>
+            <w:r>
+              <w:rPr>
+                <w:rFonts w:ascii="Consolas" w:hAnsi="Consolas" w:eastAsia="Consolas"/>
+                <w:sz w:val="17"/>
+              </w:rPr>
+              <w:t>VISUAL_OK</w:t>
+            </w:r>
+            <w:r>
+              <w:rPr>
+                <w:rFonts w:ascii="微软雅黑" w:hAnsi="微软雅黑" w:eastAsia="微软雅黑"/>
+                <w:b w:val="0"/>
+                <w:sz w:val="18"/>
+              </w:rPr>
+              <w:t xml:space="preserve"> </w:t>
+            </w:r>
+            <w:r>
+              <w:rPr>
+                <w:rFonts w:ascii="微软雅黑" w:hAnsi="微软雅黑" w:eastAsia="微软雅黑"/>
+                <w:b/>
+                <w:sz w:val="18"/>
+              </w:rPr>
+              <w:t>尚未确认</w:t>
+            </w:r>
+            <w:r>
+              <w:rPr>
+                <w:rFonts w:ascii="微软雅黑" w:hAnsi="微软雅黑" w:eastAsia="微软雅黑"/>
+                <w:b w:val="0"/>
+                <w:sz w:val="18"/>
+              </w:rPr>
+              <w:t>；带框图在真屏上尚未看过</w:t>
             </w:r>
           </w:p>
         </w:tc>
@@ -12344,7 +12568,30 @@
                 <w:b/>
                 <w:sz w:val="18"/>
               </w:rPr>
-              <w:t>未上板 ⇒ BRAM_OK 与 VISUAL_OK 均未做</w:t>
+              <w:t>上板 `READBACK_OK bad=0 checked=10`（两次一致，PCLK 33.335 MHz）⇒ BRAM_OK 通过</w:t>
+            </w:r>
+            <w:r>
+              <w:rPr>
+                <w:rFonts w:ascii="微软雅黑" w:hAnsi="微软雅黑" w:eastAsia="微软雅黑"/>
+                <w:b w:val="0"/>
+                <w:sz w:val="18"/>
+              </w:rPr>
+              <w:t xml:space="preserve">；自证图 </w:t>
+            </w:r>
+            <w:r>
+              <w:rPr>
+                <w:rFonts w:ascii="Consolas" w:hAnsi="Consolas" w:eastAsia="Consolas"/>
+                <w:sz w:val="17"/>
+              </w:rPr>
+              <w:t>tag4</w:t>
+            </w:r>
+            <w:r>
+              <w:rPr>
+                <w:rFonts w:ascii="微软雅黑" w:hAnsi="微软雅黑" w:eastAsia="微软雅黑"/>
+                <w:b w:val="0"/>
+                <w:sz w:val="18"/>
+              </w:rPr>
+              <w:t xml:space="preserve"> 经人眼确认 ⇒ 该图 VISUAL_OK</w:t>
             </w:r>
           </w:p>
         </w:tc>
@@ -12518,7 +12765,15 @@
                 <w:b/>
                 <w:sz w:val="18"/>
               </w:rPr>
-              <w:t>`hdmi_video.bit` 未上板，`under` 未观测</w:t>
+              <w:t>上板 `HDMI_VIDEO_BOARD_OK frames=313 under=0`（2026-10-30）⇒ BRAM_OK 级通过</w:t>
+            </w:r>
+            <w:r>
+              <w:rPr>
+                <w:rFonts w:ascii="微软雅黑" w:hAnsi="微软雅黑" w:eastAsia="微软雅黑"/>
+                <w:b w:val="0"/>
+                <w:sz w:val="18"/>
+              </w:rPr>
+              <w:t>；画面（彩条/带框）尚待人眼</w:t>
             </w:r>
           </w:p>
         </w:tc>
@@ -12551,7 +12806,7 @@
                 <w:rFonts w:ascii="Consolas" w:hAnsi="Consolas" w:eastAsia="Consolas"/>
                 <w:sz w:val="17"/>
               </w:rPr>
-              <w:t>tools/check_full_flow.py --dry-run</w:t>
+              <w:t>tools/check_full_flow.py</w:t>
             </w:r>
           </w:p>
         </w:tc>
@@ -12561,6 +12816,14 @@
           </w:tcPr>
           <w:p>
             <w:r/>
+            <w:r>
+              <w:rPr>
+                <w:rFonts w:ascii="微软雅黑" w:hAnsi="微软雅黑" w:eastAsia="微软雅黑"/>
+                <w:b w:val="0"/>
+                <w:sz w:val="18"/>
+              </w:rPr>
+              <w:t xml:space="preserve">主机 </w:t>
+            </w:r>
             <w:r>
               <w:rPr>
                 <w:rFonts w:ascii="Consolas" w:hAnsi="Consolas" w:eastAsia="Consolas"/>
@@ -12574,22 +12837,15 @@
                 <w:b w:val="0"/>
                 <w:sz w:val="18"/>
               </w:rPr>
-              <w:t xml:space="preserve">（skip=时间对齐，板子离线；含队别投票步）；接板版 </w:t>
-            </w:r>
-            <w:r>
-              <w:rPr>
-                <w:rFonts w:ascii="Consolas" w:hAnsi="Consolas" w:eastAsia="Consolas"/>
-                <w:sz w:val="17"/>
-              </w:rPr>
-              <w:t>--board</w:t>
-            </w:r>
-            <w:r>
-              <w:rPr>
-                <w:rFonts w:ascii="微软雅黑" w:hAnsi="微软雅黑" w:eastAsia="微软雅黑"/>
-                <w:b w:val="0"/>
-                <w:sz w:val="18"/>
-              </w:rPr>
-              <w:t xml:space="preserve"> 未跑过</w:t>
+              <w:t>；</w:t>
+            </w:r>
+            <w:r>
+              <w:rPr>
+                <w:rFonts w:ascii="微软雅黑" w:hAnsi="微软雅黑" w:eastAsia="微软雅黑"/>
+                <w:b/>
+                <w:sz w:val="18"/>
+              </w:rPr>
+              <w:t>板上 `FULL_FLOW_OK ok=8 skip=0 fail=0`（2026-10-30，新增 deploy 步：先推 tools+字体+ui_config，再在板上写屏）</w:t>
             </w:r>
           </w:p>
         </w:tc>
@@ -16486,10 +16742,26 @@
             <w:r/>
             <w:r>
               <w:rPr>
+                <w:rFonts w:ascii="微软雅黑" w:hAnsi="微软雅黑" w:eastAsia="微软雅黑"/>
+                <w:b/>
+                <w:sz w:val="18"/>
+              </w:rPr>
+              <w:t>`READBACK_OK bad=0 checked=10`（2026-10-30 实跑两次）</w:t>
+            </w:r>
+            <w:r>
+              <w:rPr>
+                <w:rFonts w:ascii="微软雅黑" w:hAnsi="微软雅黑" w:eastAsia="微软雅黑"/>
+                <w:b w:val="0"/>
+                <w:sz w:val="18"/>
+              </w:rPr>
+              <w:t xml:space="preserve">；自证图 </w:t>
+            </w:r>
+            <w:r>
+              <w:rPr>
                 <w:rFonts w:ascii="Consolas" w:hAnsi="Consolas" w:eastAsia="Consolas"/>
                 <w:sz w:val="17"/>
               </w:rPr>
-              <w:t>READBACK_OK bad=0</w:t>
+              <w:t>tag4</w:t>
             </w:r>
             <w:r>
               <w:rPr>
@@ -16497,14 +16769,14 @@
                 <w:b w:val="0"/>
                 <w:sz w:val="18"/>
               </w:rPr>
-              <w:t xml:space="preserve"> 且每行 </w:t>
+              <w:t xml:space="preserve"> 人眼确认 ⇒ </w:t>
             </w:r>
             <w:r>
               <w:rPr>
                 <w:rFonts w:ascii="Consolas" w:hAnsi="Consolas" w:eastAsia="Consolas"/>
                 <w:sz w:val="17"/>
               </w:rPr>
-              <w:t>de=800</w:t>
+              <w:t>VISUAL_OK</w:t>
             </w:r>
             <w:r>
               <w:rPr>
@@ -16512,30 +16784,40 @@
                 <w:b w:val="0"/>
                 <w:sz w:val="18"/>
               </w:rPr>
-              <w:t>（</w:t>
-            </w:r>
-            <w:r>
-              <w:rPr>
-                <w:rFonts w:ascii="微软雅黑" w:hAnsi="微软雅黑" w:eastAsia="微软雅黑"/>
-                <w:b/>
-                <w:sz w:val="18"/>
-              </w:rPr>
-              <w:t>未跑过</w:t>
-            </w:r>
+              <w:t>；彩色状态面板/赛前 UI 画面仍待人眼</w:t>
+            </w:r>
+          </w:p>
+        </w:tc>
+      </w:tr>
+      <w:tr>
+        <w:tc>
+          <w:tcPr>
+            <w:tcW w:type="dxa" w:w="2880"/>
+          </w:tcPr>
+          <w:p>
+            <w:r/>
             <w:r>
               <w:rPr>
                 <w:rFonts w:ascii="微软雅黑" w:hAnsi="微软雅黑" w:eastAsia="微软雅黑"/>
                 <w:b w:val="0"/>
                 <w:sz w:val="18"/>
               </w:rPr>
-              <w:t>）；</w:t>
-            </w:r>
+              <w:t>HDMI 带框环出（D026）</w:t>
+            </w:r>
+          </w:p>
+        </w:tc>
+        <w:tc>
+          <w:tcPr>
+            <w:tcW w:type="dxa" w:w="2880"/>
+          </w:tcPr>
+          <w:p>
+            <w:r/>
             <w:r>
               <w:rPr>
                 <w:rFonts w:ascii="Consolas" w:hAnsi="Consolas" w:eastAsia="Consolas"/>
                 <w:sz w:val="17"/>
               </w:rPr>
-              <w:t>VISUAL_OK</w:t>
+              <w:t>board/overlay/hdmi_video.bit</w:t>
             </w:r>
             <w:r>
               <w:rPr>
@@ -16543,40 +16825,30 @@
                 <w:b w:val="0"/>
                 <w:sz w:val="18"/>
               </w:rPr>
-              <w:t xml:space="preserve"> 待人眼</w:t>
-            </w:r>
-          </w:p>
-        </w:tc>
-      </w:tr>
-      <w:tr>
-        <w:tc>
-          <w:tcPr>
-            <w:tcW w:type="dxa" w:w="2880"/>
-          </w:tcPr>
-          <w:p>
-            <w:r/>
-            <w:r>
-              <w:rPr>
-                <w:rFonts w:ascii="微软雅黑" w:hAnsi="微软雅黑" w:eastAsia="微软雅黑"/>
-                <w:b w:val="0"/>
-                <w:sz w:val="18"/>
-              </w:rPr>
-              <w:t>HDMI 带框环出（D026）</w:t>
-            </w:r>
-          </w:p>
-        </w:tc>
-        <w:tc>
-          <w:tcPr>
-            <w:tcW w:type="dxa" w:w="2880"/>
-          </w:tcPr>
-          <w:p>
-            <w:r/>
+              <w:t xml:space="preserve"> + </w:t>
+            </w:r>
             <w:r>
               <w:rPr>
                 <w:rFonts w:ascii="Consolas" w:hAnsi="Consolas" w:eastAsia="Consolas"/>
                 <w:sz w:val="17"/>
               </w:rPr>
-              <w:t>board/overlay/hdmi_video.bit</w:t>
+              <w:t>tools/hdmi_video.py</w:t>
+            </w:r>
+          </w:p>
+        </w:tc>
+        <w:tc>
+          <w:tcPr>
+            <w:tcW w:type="dxa" w:w="2880"/>
+          </w:tcPr>
+          <w:p>
+            <w:r/>
+            <w:r>
+              <w:rPr>
+                <w:rFonts w:ascii="微软雅黑" w:hAnsi="微软雅黑" w:eastAsia="微软雅黑"/>
+                <w:b/>
+                <w:sz w:val="18"/>
+              </w:rPr>
+              <w:t>`under` 实测为 0</w:t>
             </w:r>
             <w:r>
               <w:rPr>
@@ -16584,29 +16856,14 @@
                 <w:b w:val="0"/>
                 <w:sz w:val="18"/>
               </w:rPr>
-              <w:t xml:space="preserve"> + </w:t>
+              <w:t>（</w:t>
             </w:r>
             <w:r>
               <w:rPr>
                 <w:rFonts w:ascii="Consolas" w:hAnsi="Consolas" w:eastAsia="Consolas"/>
                 <w:sz w:val="17"/>
               </w:rPr>
-              <w:t>tools/hdmi_video.py</w:t>
-            </w:r>
-          </w:p>
-        </w:tc>
-        <w:tc>
-          <w:tcPr>
-            <w:tcW w:type="dxa" w:w="2880"/>
-          </w:tcPr>
-          <w:p>
-            <w:r/>
-            <w:r>
-              <w:rPr>
-                <w:rFonts w:ascii="Consolas" w:hAnsi="Consolas" w:eastAsia="Consolas"/>
-                <w:sz w:val="17"/>
-              </w:rPr>
-              <w:t>under</w:t>
+              <w:t>HDMI_VIDEO_BOARD_OK frames=313 under=0</w:t>
             </w:r>
             <w:r>
               <w:rPr>
@@ -16614,23 +16871,7 @@
                 <w:b w:val="0"/>
                 <w:sz w:val="18"/>
               </w:rPr>
-              <w:t xml:space="preserve"> 稳定为 0（</w:t>
-            </w:r>
-            <w:r>
-              <w:rPr>
-                <w:rFonts w:ascii="微软雅黑" w:hAnsi="微软雅黑" w:eastAsia="微软雅黑"/>
-                <w:b/>
-                <w:sz w:val="18"/>
-              </w:rPr>
-              <w:t>未上板</w:t>
-            </w:r>
-            <w:r>
-              <w:rPr>
-                <w:rFonts w:ascii="微软雅黑" w:hAnsi="微软雅黑" w:eastAsia="微软雅黑"/>
-                <w:b w:val="0"/>
-                <w:sz w:val="18"/>
-              </w:rPr>
-              <w:t>）+ 人眼看框落在真人身上</w:t>
+              <w:t>）+ 画面尚待人眼</w:t>
             </w:r>
           </w:p>
         </w:tc>
@@ -18240,15 +18481,61 @@
           <w:b/>
           <w:sz w:val="21"/>
         </w:rPr>
-        <w:t>LCD 4bpp 新片未上板</w:t>
-      </w:r>
-      <w:r>
-        <w:rPr>
-          <w:rFonts w:ascii="微软雅黑" w:hAnsi="微软雅黑" w:eastAsia="微软雅黑"/>
-          <w:b w:val="0"/>
-          <w:sz w:val="21"/>
-        </w:rPr>
-        <w:t>，这一级也没做。</w:t>
+        <w:t>LCD 4bpp 新片 2026-10-30 上板通过</w:t>
+      </w:r>
+      <w:r>
+        <w:rPr>
+          <w:rFonts w:ascii="微软雅黑" w:hAnsi="微软雅黑" w:eastAsia="微软雅黑"/>
+          <w:b w:val="0"/>
+          <w:sz w:val="21"/>
+        </w:rPr>
+        <w:t xml:space="preserve"> （</w:t>
+      </w:r>
+      <w:r>
+        <w:rPr>
+          <w:rFonts w:ascii="Consolas" w:hAnsi="Consolas" w:eastAsia="Consolas"/>
+          <w:sz w:val="20"/>
+        </w:rPr>
+        <w:t>READBACK_OK bad=0 checked=10</w:t>
+      </w:r>
+      <w:r>
+        <w:rPr>
+          <w:rFonts w:ascii="微软雅黑" w:hAnsi="微软雅黑" w:eastAsia="微软雅黑"/>
+          <w:b w:val="0"/>
+          <w:sz w:val="21"/>
+        </w:rPr>
+        <w:t>，PCLK 33.335 MHz，重启前后各一次）；</w:t>
+      </w:r>
+      <w:r>
+        <w:rPr>
+          <w:rFonts w:ascii="微软雅黑" w:hAnsi="微软雅黑" w:eastAsia="微软雅黑"/>
+          <w:b/>
+          <w:sz w:val="21"/>
+        </w:rPr>
+        <w:t>HDMI 带框环出通过</w:t>
+      </w:r>
+      <w:r>
+        <w:rPr>
+          <w:rFonts w:ascii="微软雅黑" w:hAnsi="微软雅黑" w:eastAsia="微软雅黑"/>
+          <w:b w:val="0"/>
+          <w:sz w:val="21"/>
+        </w:rPr>
+        <w:t xml:space="preserve"> （</w:t>
+      </w:r>
+      <w:r>
+        <w:rPr>
+          <w:rFonts w:ascii="Consolas" w:hAnsi="Consolas" w:eastAsia="Consolas"/>
+          <w:sz w:val="20"/>
+        </w:rPr>
+        <w:t>HDMI_VIDEO_BOARD_OK frames=313 under=0</w:t>
+      </w:r>
+      <w:r>
+        <w:rPr>
+          <w:rFonts w:ascii="微软雅黑" w:hAnsi="微软雅黑" w:eastAsia="微软雅黑"/>
+          <w:b w:val="0"/>
+          <w:sz w:val="21"/>
+        </w:rPr>
+        <w:t>）。</w:t>
       </w:r>
     </w:p>
     <w:p>
@@ -18268,7 +18555,23 @@
           <w:b w:val="0"/>
           <w:sz w:val="21"/>
         </w:rPr>
-        <w:t>（人眼看画面）：014 曾在 1bpp 单屏上见过棋盘格；但 018–021 重写了读侧、</w:t>
+        <w:t xml:space="preserve">（人眼看画面）：LCD </w:t>
+      </w:r>
+      <w:r>
+        <w:rPr>
+          <w:rFonts w:ascii="微软雅黑" w:hAnsi="微软雅黑" w:eastAsia="微软雅黑"/>
+          <w:b/>
+          <w:sz w:val="21"/>
+        </w:rPr>
+        <w:t>自证图 `tag4` 已由人眼确认</w:t>
+      </w:r>
+      <w:r>
+        <w:rPr>
+          <w:rFonts w:ascii="微软雅黑" w:hAnsi="微软雅黑" w:eastAsia="微软雅黑"/>
+          <w:b w:val="0"/>
+          <w:sz w:val="21"/>
+        </w:rPr>
+        <w:t>（斜向 16 色条纹）；</w:t>
       </w:r>
     </w:p>
     <w:p>
@@ -18282,7 +18585,7 @@
           <w:b w:val="0"/>
           <w:sz w:val="21"/>
         </w:rPr>
-        <w:t>并把 LCD 整体重做为 4bpp/调色板/按键，</w:t>
+        <w:t>但</w:t>
       </w:r>
       <w:r>
         <w:rPr>
@@ -18290,15 +18593,15 @@
           <w:b/>
           <w:sz w:val="21"/>
         </w:rPr>
-        <w:t>重做后未再复看</w:t>
-      </w:r>
-      <w:r>
-        <w:rPr>
-          <w:rFonts w:ascii="微软雅黑" w:hAnsi="微软雅黑" w:eastAsia="微软雅黑"/>
-          <w:b w:val="0"/>
-          <w:sz w:val="21"/>
-        </w:rPr>
-        <w:t xml:space="preserve"> ⇒ 当前</w:t>
+        <w:t>彩色状态面板、赛前 UI、HDMI 彩条/带框图在真屏上尚未确认</w:t>
+      </w:r>
+      <w:r>
+        <w:rPr>
+          <w:rFonts w:ascii="微软雅黑" w:hAnsi="微软雅黑" w:eastAsia="微软雅黑"/>
+          <w:b w:val="0"/>
+          <w:sz w:val="21"/>
+        </w:rPr>
+        <w:t xml:space="preserve"> ⇒ 这三项</w:t>
       </w:r>
       <w:r>
         <w:rPr>
@@ -18306,15 +18609,15 @@
           <w:b/>
           <w:sz w:val="21"/>
         </w:rPr>
-        <w:t>不宣称任何一块屏「画面通过」</w:t>
-      </w:r>
-      <w:r>
-        <w:rPr>
-          <w:rFonts w:ascii="微软雅黑" w:hAnsi="微软雅黑" w:eastAsia="微软雅黑"/>
-          <w:b w:val="0"/>
-          <w:sz w:val="21"/>
-        </w:rPr>
-        <w:t>。</w:t>
+        <w:t>不宣称「画面通过」</w:t>
+      </w:r>
+      <w:r>
+        <w:rPr>
+          <w:rFonts w:ascii="微软雅黑" w:hAnsi="微软雅黑" w:eastAsia="微软雅黑"/>
+          <w:b w:val="0"/>
+          <w:sz w:val="21"/>
+        </w:rPr>
+        <w:t>。014 的 1bpp 棋盘格是重做前的历史，不算当前实现的证据。</w:t>
       </w:r>
     </w:p>
     <w:p>
@@ -20036,7 +20339,23 @@
                 <w:b w:val="0"/>
                 <w:sz w:val="18"/>
               </w:rPr>
-              <w:t>✅ 出片（WNS +1.839 ns）；LCD 于 10-29 按用户要求整体重做为 4bpp/16 色/按键；⏳ 上板未验</w:t>
+              <w:t xml:space="preserve">✅ 出片（WNS +1.839 ns）；4bpp/16 色/按键；✅ </w:t>
+            </w:r>
+            <w:r>
+              <w:rPr>
+                <w:rFonts w:ascii="微软雅黑" w:hAnsi="微软雅黑" w:eastAsia="微软雅黑"/>
+                <w:b/>
+                <w:sz w:val="18"/>
+              </w:rPr>
+              <w:t>上板 `READBACK_OK bad=0 checked=10`</w:t>
+            </w:r>
+            <w:r>
+              <w:rPr>
+                <w:rFonts w:ascii="微软雅黑" w:hAnsi="微软雅黑" w:eastAsia="微软雅黑"/>
+                <w:b w:val="0"/>
+                <w:sz w:val="18"/>
+              </w:rPr>
+              <w:t>；✅ 自证图人眼确认</w:t>
             </w:r>
           </w:p>
         </w:tc>
@@ -20345,101 +20664,95 @@
                 <w:b w:val="0"/>
                 <w:sz w:val="18"/>
               </w:rPr>
-              <w:t xml:space="preserve">；✅ 主机侧 OSD 出图；⏳ </w:t>
-            </w:r>
+              <w:t xml:space="preserve">；✅ 主机侧 OSD 出图；✅ </w:t>
+            </w:r>
+            <w:r>
+              <w:rPr>
+                <w:rFonts w:ascii="微软雅黑" w:hAnsi="微软雅黑" w:eastAsia="微软雅黑"/>
+                <w:b/>
+                <w:sz w:val="18"/>
+              </w:rPr>
+              <w:t>上板 `HDMI_VIDEO_BOARD_OK frames=313 under=0`</w:t>
+            </w:r>
+            <w:r>
+              <w:rPr>
+                <w:rFonts w:ascii="微软雅黑" w:hAnsi="微软雅黑" w:eastAsia="微软雅黑"/>
+                <w:b w:val="0"/>
+                <w:sz w:val="18"/>
+              </w:rPr>
+              <w:t>；⏳ 画面待人眼</w:t>
+            </w:r>
+          </w:p>
+        </w:tc>
+      </w:tr>
+      <w:tr>
+        <w:tc>
+          <w:tcPr>
+            <w:tcW w:type="dxa" w:w="2880"/>
+          </w:tcPr>
+          <w:p>
+            <w:r/>
+            <w:r>
+              <w:rPr>
+                <w:rFonts w:ascii="微软雅黑" w:hAnsi="微软雅黑" w:eastAsia="微软雅黑"/>
+                <w:b w:val="0"/>
+                <w:sz w:val="18"/>
+              </w:rPr>
+              <w:t>整体流程（新增）</w:t>
+            </w:r>
+          </w:p>
+        </w:tc>
+        <w:tc>
+          <w:tcPr>
+            <w:tcW w:type="dxa" w:w="2880"/>
+          </w:tcPr>
+          <w:p>
+            <w:r/>
             <w:r>
               <w:rPr>
                 <w:rFonts w:ascii="Consolas" w:hAnsi="Consolas" w:eastAsia="Consolas"/>
                 <w:sz w:val="17"/>
               </w:rPr>
-              <w:t>hdmi_video.bit</w:t>
-            </w:r>
+              <w:t>tools/check_full_flow.py</w:t>
+            </w:r>
+          </w:p>
+        </w:tc>
+        <w:tc>
+          <w:tcPr>
+            <w:tcW w:type="dxa" w:w="2880"/>
+          </w:tcPr>
+          <w:p>
+            <w:r/>
             <w:r>
               <w:rPr>
                 <w:rFonts w:ascii="微软雅黑" w:hAnsi="微软雅黑" w:eastAsia="微软雅黑"/>
                 <w:b w:val="0"/>
                 <w:sz w:val="18"/>
               </w:rPr>
-              <w:t xml:space="preserve"> 未上板</w:t>
-            </w:r>
-          </w:p>
-        </w:tc>
-      </w:tr>
-      <w:tr>
-        <w:tc>
-          <w:tcPr>
-            <w:tcW w:type="dxa" w:w="2880"/>
-          </w:tcPr>
-          <w:p>
-            <w:r/>
-            <w:r>
-              <w:rPr>
-                <w:rFonts w:ascii="微软雅黑" w:hAnsi="微软雅黑" w:eastAsia="微软雅黑"/>
-                <w:b w:val="0"/>
-                <w:sz w:val="18"/>
-              </w:rPr>
-              <w:t>整体流程（新增）</w:t>
-            </w:r>
-          </w:p>
-        </w:tc>
-        <w:tc>
-          <w:tcPr>
-            <w:tcW w:type="dxa" w:w="2880"/>
-          </w:tcPr>
-          <w:p>
-            <w:r/>
+              <w:t xml:space="preserve">✅ 主机侧 </w:t>
+            </w:r>
             <w:r>
               <w:rPr>
                 <w:rFonts w:ascii="Consolas" w:hAnsi="Consolas" w:eastAsia="Consolas"/>
                 <w:sz w:val="17"/>
               </w:rPr>
-              <w:t>tools/check_full_flow.py</w:t>
-            </w:r>
-          </w:p>
-        </w:tc>
-        <w:tc>
-          <w:tcPr>
-            <w:tcW w:type="dxa" w:w="2880"/>
-          </w:tcPr>
-          <w:p>
-            <w:r/>
+              <w:t>FULL_FLOW_OK ok=6 skip=1 fail=0</w:t>
+            </w:r>
             <w:r>
               <w:rPr>
                 <w:rFonts w:ascii="微软雅黑" w:hAnsi="微软雅黑" w:eastAsia="微软雅黑"/>
                 <w:b w:val="0"/>
                 <w:sz w:val="18"/>
               </w:rPr>
-              <w:t xml:space="preserve">✅ 主机侧 </w:t>
-            </w:r>
-            <w:r>
-              <w:rPr>
-                <w:rFonts w:ascii="Consolas" w:hAnsi="Consolas" w:eastAsia="Consolas"/>
-                <w:sz w:val="17"/>
-              </w:rPr>
-              <w:t>FULL_FLOW_OK ok=6 skip=1 fail=0</w:t>
-            </w:r>
-            <w:r>
-              <w:rPr>
-                <w:rFonts w:ascii="微软雅黑" w:hAnsi="微软雅黑" w:eastAsia="微软雅黑"/>
-                <w:b w:val="0"/>
-                <w:sz w:val="18"/>
-              </w:rPr>
-              <w:t xml:space="preserve">；⏳ </w:t>
-            </w:r>
-            <w:r>
-              <w:rPr>
-                <w:rFonts w:ascii="Consolas" w:hAnsi="Consolas" w:eastAsia="Consolas"/>
-                <w:sz w:val="17"/>
-              </w:rPr>
-              <w:t>--board</w:t>
-            </w:r>
-            <w:r>
-              <w:rPr>
-                <w:rFonts w:ascii="微软雅黑" w:hAnsi="微软雅黑" w:eastAsia="微软雅黑"/>
-                <w:b w:val="0"/>
-                <w:sz w:val="18"/>
-              </w:rPr>
-              <w:t xml:space="preserve"> 未跑</w:t>
+              <w:t xml:space="preserve">；✅ </w:t>
+            </w:r>
+            <w:r>
+              <w:rPr>
+                <w:rFonts w:ascii="微软雅黑" w:hAnsi="微软雅黑" w:eastAsia="微软雅黑"/>
+                <w:b/>
+                <w:sz w:val="18"/>
+              </w:rPr>
+              <w:t>板上 `FULL_FLOW_OK ok=8 skip=0 fail=0`</w:t>
             </w:r>
           </w:p>
         </w:tc>
@@ -20494,7 +20807,7 @@
           <w:b/>
           <w:sz w:val="21"/>
         </w:rPr>
-        <w:t>HDMI 状态面板 `BRAM_OK` 通过、`VISUAL_OK` 待人眼； LCD 已于 10-29 整体重做为 4bpp/16 色/按键并出片，但尚未上板；HDMI 带框环出未上板</w:t>
+        <w:t>HDMI 状态面板 `BRAM_OK` 通过、`VISUAL_OK` 待人眼； LCD 4bpp 上板通过机器判据（`READBACK_OK bad=0`）且自证图经人眼确认；HDMI 带框环出上板 `under=0`（机器级）—— 彩色面板、赛前 UI 与 HDMI 画面的 `VISUAL_OK` 仍待人眼</w:t>
       </w:r>
       <w:r>
         <w:rPr>

--- a/report/design_report.docx
+++ b/report/design_report.docx
@@ -6961,7 +6961,15 @@
                 <w:b w:val="0"/>
                 <w:sz w:val="18"/>
               </w:rPr>
-              <w:t>—</w:t>
+              <w:t xml:space="preserve">❌ </w:t>
+            </w:r>
+            <w:r>
+              <w:rPr>
+                <w:rFonts w:ascii="微软雅黑" w:hAnsi="微软雅黑" w:eastAsia="微软雅黑"/>
+                <w:b/>
+                <w:sz w:val="18"/>
+              </w:rPr>
+              <w:t>全白</w:t>
             </w:r>
           </w:p>
         </w:tc>
@@ -6977,13 +6985,89 @@
                 <w:b w:val="0"/>
                 <w:sz w:val="18"/>
               </w:rPr>
-              <w:t xml:space="preserve">彩条 + 移动白块的 </w:t>
+              <w:t xml:space="preserve">2026-10-30 复验时屏上纯白、无画面 —— 而 </w:t>
             </w:r>
             <w:r>
               <w:rPr>
                 <w:rFonts w:ascii="Consolas" w:hAnsi="Consolas" w:eastAsia="Consolas"/>
                 <w:sz w:val="17"/>
               </w:rPr>
+              <w:t>frames</w:t>
+            </w:r>
+            <w:r>
+              <w:rPr>
+                <w:rFonts w:ascii="微软雅黑" w:hAnsi="微软雅黑" w:eastAsia="微软雅黑"/>
+                <w:b w:val="0"/>
+                <w:sz w:val="18"/>
+              </w:rPr>
+              <w:t xml:space="preserve"> 仍 60/s 增长、</w:t>
+            </w:r>
+            <w:r>
+              <w:rPr>
+                <w:rFonts w:ascii="Consolas" w:hAnsi="Consolas" w:eastAsia="Consolas"/>
+                <w:sz w:val="17"/>
+              </w:rPr>
+              <w:t>under=0</w:t>
+            </w:r>
+            <w:r>
+              <w:rPr>
+                <w:rFonts w:ascii="微软雅黑" w:hAnsi="微软雅黑" w:eastAsia="微软雅黑"/>
+                <w:b w:val="0"/>
+                <w:sz w:val="18"/>
+              </w:rPr>
+              <w:t xml:space="preserve">、帧缓存地址与 </w:t>
+            </w:r>
+            <w:r>
+              <w:rPr>
+                <w:rFonts w:ascii="Consolas" w:hAnsi="Consolas" w:eastAsia="Consolas"/>
+                <w:sz w:val="17"/>
+              </w:rPr>
+              <w:t>pack</w:t>
+            </w:r>
+            <w:r>
+              <w:rPr>
+                <w:rFonts w:ascii="微软雅黑" w:hAnsi="微软雅黑" w:eastAsia="微软雅黑"/>
+                <w:b w:val="0"/>
+                <w:sz w:val="18"/>
+              </w:rPr>
+              <w:t xml:space="preserve"> 解出来全对。</w:t>
+            </w:r>
+            <w:r>
+              <w:rPr>
+                <w:rFonts w:ascii="微软雅黑" w:hAnsi="微软雅黑" w:eastAsia="微软雅黑"/>
+                <w:b/>
+                <w:sz w:val="18"/>
+              </w:rPr>
+              <w:t>机器判据全过、画面是白的</w:t>
+            </w:r>
+            <w:r>
+              <w:rPr>
+                <w:rFonts w:ascii="微软雅黑" w:hAnsi="微软雅黑" w:eastAsia="微软雅黑"/>
+                <w:b w:val="0"/>
+                <w:sz w:val="18"/>
+              </w:rPr>
+              <w:t>，这是「</w:t>
+            </w:r>
+            <w:r>
+              <w:rPr>
+                <w:rFonts w:ascii="Consolas" w:hAnsi="Consolas" w:eastAsia="Consolas"/>
+                <w:sz w:val="17"/>
+              </w:rPr>
+              <w:t>BRAM_OK</w:t>
+            </w:r>
+            <w:r>
+              <w:rPr>
+                <w:rFonts w:ascii="微软雅黑" w:hAnsi="微软雅黑" w:eastAsia="微软雅黑"/>
+                <w:b w:val="0"/>
+                <w:sz w:val="18"/>
+              </w:rPr>
+              <w:t xml:space="preserve"> 不能替代 </w:t>
+            </w:r>
+            <w:r>
+              <w:rPr>
+                <w:rFonts w:ascii="Consolas" w:hAnsi="Consolas" w:eastAsia="Consolas"/>
+                <w:sz w:val="17"/>
+              </w:rPr>
               <w:t>VISUAL_OK</w:t>
             </w:r>
             <w:r>
@@ -6992,7 +7076,116 @@
                 <w:b w:val="0"/>
                 <w:sz w:val="18"/>
               </w:rPr>
-              <w:t xml:space="preserve"> </w:t>
+              <w:t>」最直接的一次实例</w:t>
+            </w:r>
+          </w:p>
+        </w:tc>
+      </w:tr>
+      <w:tr>
+        <w:tc>
+          <w:tcPr>
+            <w:tcW w:type="dxa" w:w="2880"/>
+          </w:tcPr>
+          <w:p>
+            <w:r/>
+            <w:r>
+              <w:rPr>
+                <w:rFonts w:ascii="微软雅黑" w:hAnsi="微软雅黑" w:eastAsia="微软雅黑"/>
+                <w:b w:val="0"/>
+                <w:sz w:val="18"/>
+              </w:rPr>
+              <w:t>归因与修复</w:t>
+            </w:r>
+          </w:p>
+        </w:tc>
+        <w:tc>
+          <w:tcPr>
+            <w:tcW w:type="dxa" w:w="2880"/>
+          </w:tcPr>
+          <w:p>
+            <w:r/>
+            <w:r>
+              <w:rPr>
+                <w:rFonts w:ascii="Consolas" w:hAnsi="Consolas" w:eastAsia="Consolas"/>
+                <w:sz w:val="17"/>
+              </w:rPr>
+              <w:t>cacheable=True</w:t>
+            </w:r>
+          </w:p>
+        </w:tc>
+        <w:tc>
+          <w:tcPr>
+            <w:tcW w:type="dxa" w:w="2880"/>
+          </w:tcPr>
+          <w:p>
+            <w:r/>
+            <w:r>
+              <w:rPr>
+                <w:rFonts w:ascii="微软雅黑" w:hAnsi="微软雅黑" w:eastAsia="微软雅黑"/>
+                <w:b w:val="0"/>
+                <w:sz w:val="18"/>
+              </w:rPr>
+              <w:t xml:space="preserve">实测 </w:t>
+            </w:r>
+            <w:r>
+              <w:rPr>
+                <w:rFonts w:ascii="Consolas" w:hAnsi="Consolas" w:eastAsia="Consolas"/>
+                <w:sz w:val="17"/>
+              </w:rPr>
+              <w:t>allocate()</w:t>
+            </w:r>
+            <w:r>
+              <w:rPr>
+                <w:rFonts w:ascii="微软雅黑" w:hAnsi="微软雅黑" w:eastAsia="微软雅黑"/>
+                <w:b w:val="0"/>
+                <w:sz w:val="18"/>
+              </w:rPr>
+              <w:t xml:space="preserve"> 出来的帧缓存 </w:t>
+            </w:r>
+            <w:r>
+              <w:rPr>
+                <w:rFonts w:ascii="Consolas" w:hAnsi="Consolas" w:eastAsia="Consolas"/>
+                <w:sz w:val="17"/>
+              </w:rPr>
+              <w:t>cacheable=True</w:t>
+            </w:r>
+            <w:r>
+              <w:rPr>
+                <w:rFonts w:ascii="微软雅黑" w:hAnsi="微软雅黑" w:eastAsia="微软雅黑"/>
+                <w:b w:val="0"/>
+                <w:sz w:val="18"/>
+              </w:rPr>
+              <w:t xml:space="preserve">：CPU 写完只在 cache 里，PL 走 HP0 直接读 DDR ⇒ 读到旧内容。已在 </w:t>
+            </w:r>
+            <w:r>
+              <w:rPr>
+                <w:rFonts w:ascii="Consolas" w:hAnsi="Consolas" w:eastAsia="Consolas"/>
+                <w:sz w:val="17"/>
+              </w:rPr>
+              <w:t>HdmiVideoOut.show()</w:t>
+            </w:r>
+            <w:r>
+              <w:rPr>
+                <w:rFonts w:ascii="微软雅黑" w:hAnsi="微软雅黑" w:eastAsia="微软雅黑"/>
+                <w:b w:val="0"/>
+                <w:sz w:val="18"/>
+              </w:rPr>
+              <w:t xml:space="preserve"> 里于切基址前加 </w:t>
+            </w:r>
+            <w:r>
+              <w:rPr>
+                <w:rFonts w:ascii="Consolas" w:hAnsi="Consolas" w:eastAsia="Consolas"/>
+                <w:sz w:val="17"/>
+              </w:rPr>
+              <w:t>Buffer.flush()</w:t>
+            </w:r>
+            <w:r>
+              <w:rPr>
+                <w:rFonts w:ascii="微软雅黑" w:hAnsi="微软雅黑" w:eastAsia="微软雅黑"/>
+                <w:b w:val="0"/>
+                <w:sz w:val="18"/>
+              </w:rPr>
+              <w:t>；</w:t>
             </w:r>
             <w:r>
               <w:rPr>
@@ -7000,15 +7193,15 @@
                 <w:b/>
                 <w:sz w:val="18"/>
               </w:rPr>
-              <w:t>尚未确认</w:t>
-            </w:r>
-            <w:r>
-              <w:rPr>
-                <w:rFonts w:ascii="微软雅黑" w:hAnsi="微软雅黑" w:eastAsia="微软雅黑"/>
-                <w:b w:val="0"/>
-                <w:sz w:val="18"/>
-              </w:rPr>
-              <w:t>；带框图在真屏上尚未看过</w:t>
+              <w:t>修复已上板但画面尚未复验</w:t>
+            </w:r>
+            <w:r>
+              <w:rPr>
+                <w:rFonts w:ascii="微软雅黑" w:hAnsi="微软雅黑" w:eastAsia="微软雅黑"/>
+                <w:b w:val="0"/>
+                <w:sz w:val="18"/>
+              </w:rPr>
+              <w:t>，不得据此宣称 HDMI 已通</w:t>
             </w:r>
           </w:p>
         </w:tc>
@@ -7200,6 +7393,1629 @@
           <w:sz w:val="21"/>
         </w:rPr>
         <w:t>「检测器给的框是对的」。真实框要跑真管线 JSONL 才谈得上。</w:t>
+      </w:r>
+    </w:p>
+    <w:p>
+      <w:pPr>
+        <w:pStyle w:val="Heading2"/>
+      </w:pPr>
+      <w:r>
+        <w:rPr>
+          <w:rFonts w:ascii="微软雅黑" w:hAnsi="微软雅黑" w:eastAsia="微软雅黑"/>
+          <w:b/>
+          <w:sz w:val="25"/>
+        </w:rPr>
+        <w:t>2.11 全流程固化 overlay 与分层测试集（2026-10-30）</w:t>
+      </w:r>
+    </w:p>
+    <w:p>
+      <w:pPr>
+        <w:spacing w:after="120"/>
+        <w:ind w:firstLine="0"/>
+      </w:pPr>
+      <w:r>
+        <w:rPr>
+          <w:rFonts w:ascii="微软雅黑" w:hAnsi="微软雅黑" w:eastAsia="微软雅黑"/>
+          <w:b/>
+          <w:sz w:val="21"/>
+        </w:rPr>
+        <w:t>为什么要把 bitstream 合并</w:t>
+      </w:r>
+      <w:r>
+        <w:rPr>
+          <w:rFonts w:ascii="微软雅黑" w:hAnsi="微软雅黑" w:eastAsia="微软雅黑"/>
+          <w:b w:val="0"/>
+          <w:sz w:val="21"/>
+        </w:rPr>
+        <w:t>：在此之前，面板（</w:t>
+      </w:r>
+      <w:r>
+        <w:rPr>
+          <w:rFonts w:ascii="Consolas" w:hAnsi="Consolas" w:eastAsia="Consolas"/>
+          <w:sz w:val="20"/>
+        </w:rPr>
+        <w:t>lcd_probe.bit</w:t>
+      </w:r>
+      <w:r>
+        <w:rPr>
+          <w:rFonts w:ascii="微软雅黑" w:hAnsi="微软雅黑" w:eastAsia="微软雅黑"/>
+          <w:b w:val="0"/>
+          <w:sz w:val="21"/>
+        </w:rPr>
+        <w:t>）、带框大屏（</w:t>
+      </w:r>
+      <w:r>
+        <w:rPr>
+          <w:rFonts w:ascii="Consolas" w:hAnsi="Consolas" w:eastAsia="Consolas"/>
+          <w:sz w:val="20"/>
+        </w:rPr>
+        <w:t>hdmi_video.bit</w:t>
+      </w:r>
+      <w:r>
+        <w:rPr>
+          <w:rFonts w:ascii="微软雅黑" w:hAnsi="微软雅黑" w:eastAsia="微软雅黑"/>
+          <w:b w:val="0"/>
+          <w:sz w:val="21"/>
+        </w:rPr>
+        <w:t xml:space="preserve">） 是两个比特流，换一项功能就要重新 </w:t>
+      </w:r>
+      <w:r>
+        <w:rPr>
+          <w:rFonts w:ascii="Consolas" w:hAnsi="Consolas" w:eastAsia="Consolas"/>
+          <w:sz w:val="20"/>
+        </w:rPr>
+        <w:t>Overlay()</w:t>
+      </w:r>
+      <w:r>
+        <w:rPr>
+          <w:rFonts w:ascii="微软雅黑" w:hAnsi="微软雅黑" w:eastAsia="微软雅黑"/>
+          <w:b w:val="0"/>
+          <w:sz w:val="21"/>
+        </w:rPr>
+        <w:t xml:space="preserve"> 加载、PS 侧所有句柄重建。 赛场上「先看小屏面板、再看大屏回放」不该意味着一次中断。</w:t>
+      </w:r>
+      <w:r>
+        <w:rPr>
+          <w:rFonts w:ascii="Consolas" w:hAnsi="Consolas" w:eastAsia="Consolas"/>
+          <w:sz w:val="20"/>
+        </w:rPr>
+        <w:t>flow_system.bit</w:t>
+      </w:r>
+      <w:r>
+        <w:rPr>
+          <w:rFonts w:ascii="微软雅黑" w:hAnsi="微软雅黑" w:eastAsia="微软雅黑"/>
+          <w:b w:val="0"/>
+          <w:sz w:val="21"/>
+        </w:rPr>
+        <w:t xml:space="preserve"> 把 </w:t>
+      </w:r>
+      <w:r>
+        <w:rPr>
+          <w:rFonts w:ascii="微软雅黑" w:hAnsi="微软雅黑" w:eastAsia="微软雅黑"/>
+          <w:b/>
+          <w:sz w:val="21"/>
+        </w:rPr>
+        <w:t>LCD 4bpp 帧缓存 + 两颗按键 + HDMI 32bpp 扫描输出</w:t>
+      </w:r>
+      <w:r>
+        <w:rPr>
+          <w:rFonts w:ascii="微软雅黑" w:hAnsi="微软雅黑" w:eastAsia="微软雅黑"/>
+          <w:b w:val="0"/>
+          <w:sz w:val="21"/>
+        </w:rPr>
+        <w:t>放进同一个 PL 配置。</w:t>
+      </w:r>
+    </w:p>
+    <w:p>
+      <w:pPr>
+        <w:spacing w:after="120"/>
+        <w:ind w:firstLine="0"/>
+      </w:pPr>
+      <w:r>
+        <w:rPr>
+          <w:rFonts w:ascii="微软雅黑" w:hAnsi="微软雅黑" w:eastAsia="微软雅黑"/>
+          <w:b/>
+          <w:sz w:val="21"/>
+        </w:rPr>
+        <w:t>怎么合</w:t>
+      </w:r>
+      <w:r>
+        <w:rPr>
+          <w:rFonts w:ascii="微软雅黑" w:hAnsi="微软雅黑" w:eastAsia="微软雅黑"/>
+          <w:b w:val="0"/>
+          <w:sz w:val="21"/>
+        </w:rPr>
+        <w:t>（</w:t>
+      </w:r>
+      <w:r>
+        <w:rPr>
+          <w:rFonts w:ascii="Consolas" w:hAnsi="Consolas" w:eastAsia="Consolas"/>
+          <w:sz w:val="20"/>
+        </w:rPr>
+        <w:t>build/scripts/bd_flow_system.tcl</w:t>
+      </w:r>
+      <w:r>
+        <w:rPr>
+          <w:rFonts w:ascii="微软雅黑" w:hAnsi="微软雅黑" w:eastAsia="微软雅黑"/>
+          <w:b w:val="0"/>
+          <w:sz w:val="21"/>
+        </w:rPr>
+        <w:t>）：</w:t>
+      </w:r>
+    </w:p>
+    <w:tbl>
+      <w:tblPr>
+        <w:tblStyle w:val="TableGrid"/>
+        <w:tblW w:type="auto" w:w="0"/>
+        <w:jc w:val="center"/>
+        <w:tblLook w:firstColumn="1" w:firstRow="1" w:lastColumn="0" w:lastRow="0" w:noHBand="0" w:noVBand="1" w:val="04A0"/>
+      </w:tblPr>
+      <w:tblGrid>
+        <w:gridCol w:w="2880"/>
+        <w:gridCol w:w="2880"/>
+        <w:gridCol w:w="2880"/>
+      </w:tblGrid>
+      <w:tr>
+        <w:tc>
+          <w:tcPr>
+            <w:tcW w:type="dxa" w:w="2880"/>
+            <w:shd w:val="clear" w:color="auto" w:fill="E8EEF7"/>
+          </w:tcPr>
+          <w:p>
+            <w:r>
+              <w:rPr>
+                <w:b/>
+              </w:rPr>
+            </w:r>
+            <w:r>
+              <w:rPr>
+                <w:rFonts w:ascii="微软雅黑" w:hAnsi="微软雅黑" w:eastAsia="微软雅黑"/>
+                <w:b/>
+                <w:sz w:val="18"/>
+              </w:rPr>
+              <w:t>组件</w:t>
+            </w:r>
+          </w:p>
+        </w:tc>
+        <w:tc>
+          <w:tcPr>
+            <w:tcW w:type="dxa" w:w="2880"/>
+            <w:shd w:val="clear" w:color="auto" w:fill="E8EEF7"/>
+          </w:tcPr>
+          <w:p>
+            <w:r>
+              <w:rPr>
+                <w:b/>
+              </w:rPr>
+            </w:r>
+            <w:r>
+              <w:rPr>
+                <w:rFonts w:ascii="微软雅黑" w:hAnsi="微软雅黑" w:eastAsia="微软雅黑"/>
+                <w:b/>
+                <w:sz w:val="18"/>
+              </w:rPr>
+              <w:t>做法</w:t>
+            </w:r>
+          </w:p>
+        </w:tc>
+        <w:tc>
+          <w:tcPr>
+            <w:tcW w:type="dxa" w:w="2880"/>
+            <w:shd w:val="clear" w:color="auto" w:fill="E8EEF7"/>
+          </w:tcPr>
+          <w:p>
+            <w:r>
+              <w:rPr>
+                <w:b/>
+              </w:rPr>
+            </w:r>
+            <w:r>
+              <w:rPr>
+                <w:rFonts w:ascii="微软雅黑" w:hAnsi="微软雅黑" w:eastAsia="微软雅黑"/>
+                <w:b/>
+                <w:sz w:val="18"/>
+              </w:rPr>
+              <w:t>为什么</w:t>
+            </w:r>
+          </w:p>
+        </w:tc>
+      </w:tr>
+      <w:tr>
+        <w:tc>
+          <w:tcPr>
+            <w:tcW w:type="dxa" w:w="2880"/>
+          </w:tcPr>
+          <w:p>
+            <w:r/>
+            <w:r>
+              <w:rPr>
+                <w:rFonts w:ascii="微软雅黑" w:hAnsi="微软雅黑" w:eastAsia="微软雅黑"/>
+                <w:b w:val="0"/>
+                <w:sz w:val="18"/>
+              </w:rPr>
+              <w:t>时钟</w:t>
+            </w:r>
+          </w:p>
+        </w:tc>
+        <w:tc>
+          <w:tcPr>
+            <w:tcW w:type="dxa" w:w="2880"/>
+          </w:tcPr>
+          <w:p>
+            <w:r/>
+            <w:r>
+              <w:rPr>
+                <w:rFonts w:ascii="微软雅黑" w:hAnsi="微软雅黑" w:eastAsia="微软雅黑"/>
+                <w:b w:val="0"/>
+                <w:sz w:val="18"/>
+              </w:rPr>
+              <w:t xml:space="preserve">两个 </w:t>
+            </w:r>
+            <w:r>
+              <w:rPr>
+                <w:rFonts w:ascii="Consolas" w:hAnsi="Consolas" w:eastAsia="Consolas"/>
+                <w:sz w:val="17"/>
+              </w:rPr>
+              <w:t>clk_wiz</w:t>
+            </w:r>
+            <w:r>
+              <w:rPr>
+                <w:rFonts w:ascii="微软雅黑" w:hAnsi="微软雅黑" w:eastAsia="微软雅黑"/>
+                <w:b w:val="0"/>
+                <w:sz w:val="18"/>
+              </w:rPr>
+              <w:t xml:space="preserve">：LCD 走外部 50 MHz 引脚，HDMI 走 PS </w:t>
+            </w:r>
+            <w:r>
+              <w:rPr>
+                <w:rFonts w:ascii="Consolas" w:hAnsi="Consolas" w:eastAsia="Consolas"/>
+                <w:sz w:val="17"/>
+              </w:rPr>
+              <w:t>FCLK_CLK0</w:t>
+            </w:r>
+          </w:p>
+        </w:tc>
+        <w:tc>
+          <w:tcPr>
+            <w:tcW w:type="dxa" w:w="2880"/>
+          </w:tcPr>
+          <w:p>
+            <w:r/>
+            <w:r>
+              <w:rPr>
+                <w:rFonts w:ascii="微软雅黑" w:hAnsi="微软雅黑" w:eastAsia="微软雅黑"/>
+                <w:b w:val="0"/>
+                <w:sz w:val="18"/>
+              </w:rPr>
+              <w:t>输入源不同，不违反「一个引脚只能一个 IBUF」</w:t>
+            </w:r>
+          </w:p>
+        </w:tc>
+      </w:tr>
+      <w:tr>
+        <w:tc>
+          <w:tcPr>
+            <w:tcW w:type="dxa" w:w="2880"/>
+          </w:tcPr>
+          <w:p>
+            <w:r/>
+            <w:r>
+              <w:rPr>
+                <w:rFonts w:ascii="微软雅黑" w:hAnsi="微软雅黑" w:eastAsia="微软雅黑"/>
+                <w:b w:val="0"/>
+                <w:sz w:val="18"/>
+              </w:rPr>
+              <w:t>主控总线</w:t>
+            </w:r>
+          </w:p>
+        </w:tc>
+        <w:tc>
+          <w:tcPr>
+            <w:tcW w:type="dxa" w:w="2880"/>
+          </w:tcPr>
+          <w:p>
+            <w:r/>
+            <w:r>
+              <w:rPr>
+                <w:rFonts w:ascii="Consolas" w:hAnsi="Consolas" w:eastAsia="Consolas"/>
+                <w:sz w:val="17"/>
+              </w:rPr>
+              <w:t>axi_smc</w:t>
+            </w:r>
+            <w:r>
+              <w:rPr>
+                <w:rFonts w:ascii="微软雅黑" w:hAnsi="微软雅黑" w:eastAsia="微软雅黑"/>
+                <w:b w:val="0"/>
+                <w:sz w:val="18"/>
+              </w:rPr>
+              <w:t xml:space="preserve">（10 个 MI），M09 → </w:t>
+            </w:r>
+            <w:r>
+              <w:rPr>
+                <w:rFonts w:ascii="Consolas" w:hAnsi="Consolas" w:eastAsia="Consolas"/>
+                <w:sz w:val="17"/>
+              </w:rPr>
+              <w:t>axi_clock_converter</w:t>
+            </w:r>
+            <w:r>
+              <w:rPr>
+                <w:rFonts w:ascii="微软雅黑" w:hAnsi="微软雅黑" w:eastAsia="微软雅黑"/>
+                <w:b w:val="0"/>
+                <w:sz w:val="18"/>
+              </w:rPr>
+              <w:t xml:space="preserve"> → </w:t>
+            </w:r>
+            <w:r>
+              <w:rPr>
+                <w:rFonts w:ascii="Consolas" w:hAnsi="Consolas" w:eastAsia="Consolas"/>
+                <w:sz w:val="17"/>
+              </w:rPr>
+              <w:t>hdmi_smc</w:t>
+            </w:r>
+          </w:p>
+        </w:tc>
+        <w:tc>
+          <w:tcPr>
+            <w:tcW w:type="dxa" w:w="2880"/>
+          </w:tcPr>
+          <w:p>
+            <w:r/>
+            <w:r>
+              <w:rPr>
+                <w:rFonts w:ascii="Consolas" w:hAnsi="Consolas" w:eastAsia="Consolas"/>
+                <w:sz w:val="17"/>
+              </w:rPr>
+              <w:t>M_AXI_GP0</w:t>
+            </w:r>
+            <w:r>
+              <w:rPr>
+                <w:rFonts w:ascii="微软雅黑" w:hAnsi="微软雅黑" w:eastAsia="微软雅黑"/>
+                <w:b w:val="0"/>
+                <w:sz w:val="18"/>
+              </w:rPr>
+              <w:t xml:space="preserve"> 只能有一个从设备分支；HDMI 的 GPIO 必须挂在 pclk 域</w:t>
+            </w:r>
+          </w:p>
+        </w:tc>
+      </w:tr>
+      <w:tr>
+        <w:tc>
+          <w:tcPr>
+            <w:tcW w:type="dxa" w:w="2880"/>
+          </w:tcPr>
+          <w:p>
+            <w:r/>
+            <w:r>
+              <w:rPr>
+                <w:rFonts w:ascii="微软雅黑" w:hAnsi="微软雅黑" w:eastAsia="微软雅黑"/>
+                <w:b w:val="0"/>
+                <w:sz w:val="18"/>
+              </w:rPr>
+              <w:t>HP 口</w:t>
+            </w:r>
+          </w:p>
+        </w:tc>
+        <w:tc>
+          <w:tcPr>
+            <w:tcW w:type="dxa" w:w="2880"/>
+          </w:tcPr>
+          <w:p>
+            <w:r/>
+            <w:r>
+              <w:rPr>
+                <w:rFonts w:ascii="Consolas" w:hAnsi="Consolas" w:eastAsia="Consolas"/>
+                <w:sz w:val="17"/>
+              </w:rPr>
+              <w:t>hp_smc</w:t>
+            </w:r>
+            <w:r>
+              <w:rPr>
+                <w:rFonts w:ascii="微软雅黑" w:hAnsi="微软雅黑" w:eastAsia="微软雅黑"/>
+                <w:b w:val="0"/>
+                <w:sz w:val="18"/>
+              </w:rPr>
+              <w:t xml:space="preserve">（AXI4→AXI3）→ </w:t>
+            </w:r>
+            <w:r>
+              <w:rPr>
+                <w:rFonts w:ascii="Consolas" w:hAnsi="Consolas" w:eastAsia="Consolas"/>
+                <w:sz w:val="17"/>
+              </w:rPr>
+              <w:t>S_AXI_HP0</w:t>
+            </w:r>
+            <w:r>
+              <w:rPr>
+                <w:rFonts w:ascii="微软雅黑" w:hAnsi="微软雅黑" w:eastAsia="微软雅黑"/>
+                <w:b w:val="0"/>
+                <w:sz w:val="18"/>
+              </w:rPr>
+              <w:t>，</w:t>
+            </w:r>
+            <w:r>
+              <w:rPr>
+                <w:rFonts w:ascii="Consolas" w:hAnsi="Consolas" w:eastAsia="Consolas"/>
+                <w:sz w:val="17"/>
+              </w:rPr>
+              <w:t>ACLK</w:t>
+            </w:r>
+            <w:r>
+              <w:rPr>
+                <w:rFonts w:ascii="微软雅黑" w:hAnsi="微软雅黑" w:eastAsia="微软雅黑"/>
+                <w:b w:val="0"/>
+                <w:sz w:val="18"/>
+              </w:rPr>
+              <w:t xml:space="preserve"> 与 pclk 同源</w:t>
+            </w:r>
+          </w:p>
+        </w:tc>
+        <w:tc>
+          <w:tcPr>
+            <w:tcW w:type="dxa" w:w="2880"/>
+          </w:tcPr>
+          <w:p>
+            <w:r/>
+            <w:r>
+              <w:rPr>
+                <w:rFonts w:ascii="微软雅黑" w:hAnsi="微软雅黑" w:eastAsia="微软雅黑"/>
+                <w:b w:val="0"/>
+                <w:sz w:val="18"/>
+              </w:rPr>
+              <w:t>Zynq HP 是 AXI3；</w:t>
+            </w:r>
+            <w:r>
+              <w:rPr>
+                <w:rFonts w:ascii="Consolas" w:hAnsi="Consolas" w:eastAsia="Consolas"/>
+                <w:sz w:val="17"/>
+              </w:rPr>
+              <w:t>fb_scanout</w:t>
+            </w:r>
+            <w:r>
+              <w:rPr>
+                <w:rFonts w:ascii="微软雅黑" w:hAnsi="微软雅黑" w:eastAsia="微软雅黑"/>
+                <w:b w:val="0"/>
+                <w:sz w:val="18"/>
+              </w:rPr>
+              <w:t xml:space="preserve"> 内无跨时钟桥</w:t>
+            </w:r>
+          </w:p>
+        </w:tc>
+      </w:tr>
+      <w:tr>
+        <w:tc>
+          <w:tcPr>
+            <w:tcW w:type="dxa" w:w="2880"/>
+          </w:tcPr>
+          <w:p>
+            <w:r/>
+            <w:r>
+              <w:rPr>
+                <w:rFonts w:ascii="微软雅黑" w:hAnsi="微软雅黑" w:eastAsia="微软雅黑"/>
+                <w:b w:val="0"/>
+                <w:sz w:val="18"/>
+              </w:rPr>
+              <w:t>地址</w:t>
+            </w:r>
+          </w:p>
+        </w:tc>
+        <w:tc>
+          <w:tcPr>
+            <w:tcW w:type="dxa" w:w="2880"/>
+          </w:tcPr>
+          <w:p>
+            <w:r/>
+            <w:r>
+              <w:rPr>
+                <w:rFonts w:ascii="微软雅黑" w:hAnsi="微软雅黑" w:eastAsia="微软雅黑"/>
+                <w:b w:val="0"/>
+                <w:sz w:val="18"/>
+              </w:rPr>
+              <w:t>只迁两条：</w:t>
+            </w:r>
+            <w:r>
+              <w:rPr>
+                <w:rFonts w:ascii="Consolas" w:hAnsi="Consolas" w:eastAsia="Consolas"/>
+                <w:sz w:val="17"/>
+              </w:rPr>
+              <w:t>gpio_id</w:t>
+            </w:r>
+            <w:r>
+              <w:rPr>
+                <w:rFonts w:ascii="微软雅黑" w:hAnsi="微软雅黑" w:eastAsia="微软雅黑"/>
+                <w:b w:val="0"/>
+                <w:sz w:val="18"/>
+              </w:rPr>
+              <w:t>→</w:t>
+            </w:r>
+            <w:r>
+              <w:rPr>
+                <w:rFonts w:ascii="Consolas" w:hAnsi="Consolas" w:eastAsia="Consolas"/>
+                <w:sz w:val="17"/>
+              </w:rPr>
+              <w:t>0x41270000</w:t>
+            </w:r>
+            <w:r>
+              <w:rPr>
+                <w:rFonts w:ascii="微软雅黑" w:hAnsi="微软雅黑" w:eastAsia="微软雅黑"/>
+                <w:b w:val="0"/>
+                <w:sz w:val="18"/>
+              </w:rPr>
+              <w:t>、</w:t>
+            </w:r>
+            <w:r>
+              <w:rPr>
+                <w:rFonts w:ascii="Consolas" w:hAnsi="Consolas" w:eastAsia="Consolas"/>
+                <w:sz w:val="17"/>
+              </w:rPr>
+              <w:t>gpio_t</w:t>
+            </w:r>
+            <w:r>
+              <w:rPr>
+                <w:rFonts w:ascii="微软雅黑" w:hAnsi="微软雅黑" w:eastAsia="微软雅黑"/>
+                <w:b w:val="0"/>
+                <w:sz w:val="18"/>
+              </w:rPr>
+              <w:t>→</w:t>
+            </w:r>
+            <w:r>
+              <w:rPr>
+                <w:rFonts w:ascii="Consolas" w:hAnsi="Consolas" w:eastAsia="Consolas"/>
+                <w:sz w:val="17"/>
+              </w:rPr>
+              <w:t>0x41280000</w:t>
+            </w:r>
+          </w:p>
+        </w:tc>
+        <w:tc>
+          <w:tcPr>
+            <w:tcW w:type="dxa" w:w="2880"/>
+          </w:tcPr>
+          <w:p>
+            <w:r/>
+            <w:r>
+              <w:rPr>
+                <w:rFonts w:ascii="Consolas" w:hAnsi="Consolas" w:eastAsia="Consolas"/>
+                <w:sz w:val="17"/>
+              </w:rPr>
+              <w:t>0x4120/0x4121</w:t>
+            </w:r>
+            <w:r>
+              <w:rPr>
+                <w:rFonts w:ascii="微软雅黑" w:hAnsi="微软雅黑" w:eastAsia="微软雅黑"/>
+                <w:b w:val="0"/>
+                <w:sz w:val="18"/>
+              </w:rPr>
+              <w:t xml:space="preserve"> 是 </w:t>
+            </w:r>
+            <w:r>
+              <w:rPr>
+                <w:rFonts w:ascii="Consolas" w:hAnsi="Consolas" w:eastAsia="Consolas"/>
+                <w:sz w:val="17"/>
+              </w:rPr>
+              <w:t>hdmi_video.py</w:t>
+            </w:r>
+            <w:r>
+              <w:rPr>
+                <w:rFonts w:ascii="微软雅黑" w:hAnsi="微软雅黑" w:eastAsia="微软雅黑"/>
+                <w:b w:val="0"/>
+                <w:sz w:val="18"/>
+              </w:rPr>
+              <w:t xml:space="preserve"> 写死的，动它风险更大</w:t>
+            </w:r>
+          </w:p>
+        </w:tc>
+      </w:tr>
+    </w:tbl>
+    <w:p/>
+    <w:p>
+      <w:pPr>
+        <w:spacing w:after="120"/>
+        <w:ind w:firstLine="0"/>
+      </w:pPr>
+      <w:r>
+        <w:rPr>
+          <w:rFonts w:ascii="微软雅黑" w:hAnsi="微软雅黑" w:eastAsia="微软雅黑"/>
+          <w:b/>
+          <w:sz w:val="21"/>
+        </w:rPr>
+        <w:t>出片结果</w:t>
+      </w:r>
+      <w:r>
+        <w:rPr>
+          <w:rFonts w:ascii="微软雅黑" w:hAnsi="微软雅黑" w:eastAsia="微软雅黑"/>
+          <w:b w:val="0"/>
+          <w:sz w:val="21"/>
+        </w:rPr>
+        <w:t>：</w:t>
+      </w:r>
+    </w:p>
+    <w:tbl>
+      <w:tblPr>
+        <w:tblStyle w:val="TableGrid"/>
+        <w:tblW w:type="auto" w:w="0"/>
+        <w:jc w:val="center"/>
+        <w:tblLook w:firstColumn="1" w:firstRow="1" w:lastColumn="0" w:lastRow="0" w:noHBand="0" w:noVBand="1" w:val="04A0"/>
+      </w:tblPr>
+      <w:tblGrid>
+        <w:gridCol w:w="4320"/>
+        <w:gridCol w:w="4320"/>
+      </w:tblGrid>
+      <w:tr>
+        <w:tc>
+          <w:tcPr>
+            <w:tcW w:type="dxa" w:w="4320"/>
+            <w:shd w:val="clear" w:color="auto" w:fill="E8EEF7"/>
+          </w:tcPr>
+          <w:p>
+            <w:r>
+              <w:rPr>
+                <w:b/>
+              </w:rPr>
+            </w:r>
+            <w:r>
+              <w:rPr>
+                <w:rFonts w:ascii="微软雅黑" w:hAnsi="微软雅黑" w:eastAsia="微软雅黑"/>
+                <w:b/>
+                <w:sz w:val="18"/>
+              </w:rPr>
+              <w:t>项</w:t>
+            </w:r>
+          </w:p>
+        </w:tc>
+        <w:tc>
+          <w:tcPr>
+            <w:tcW w:type="dxa" w:w="4320"/>
+            <w:shd w:val="clear" w:color="auto" w:fill="E8EEF7"/>
+          </w:tcPr>
+          <w:p>
+            <w:r>
+              <w:rPr>
+                <w:b/>
+              </w:rPr>
+            </w:r>
+            <w:r>
+              <w:rPr>
+                <w:rFonts w:ascii="微软雅黑" w:hAnsi="微软雅黑" w:eastAsia="微软雅黑"/>
+                <w:b/>
+                <w:sz w:val="18"/>
+              </w:rPr>
+              <w:t>值</w:t>
+            </w:r>
+          </w:p>
+        </w:tc>
+      </w:tr>
+      <w:tr>
+        <w:tc>
+          <w:tcPr>
+            <w:tcW w:type="dxa" w:w="4320"/>
+          </w:tcPr>
+          <w:p>
+            <w:r/>
+            <w:r>
+              <w:rPr>
+                <w:rFonts w:ascii="微软雅黑" w:hAnsi="微软雅黑" w:eastAsia="微软雅黑"/>
+                <w:b w:val="0"/>
+                <w:sz w:val="18"/>
+              </w:rPr>
+              <w:t>令牌</w:t>
+            </w:r>
+          </w:p>
+        </w:tc>
+        <w:tc>
+          <w:tcPr>
+            <w:tcW w:type="dxa" w:w="4320"/>
+          </w:tcPr>
+          <w:p>
+            <w:r/>
+            <w:r>
+              <w:rPr>
+                <w:rFonts w:ascii="Consolas" w:hAnsi="Consolas" w:eastAsia="Consolas"/>
+                <w:sz w:val="17"/>
+              </w:rPr>
+              <w:t>FLOW_SYSTEM_BD_OK</w:t>
+            </w:r>
+          </w:p>
+        </w:tc>
+      </w:tr>
+      <w:tr>
+        <w:tc>
+          <w:tcPr>
+            <w:tcW w:type="dxa" w:w="4320"/>
+          </w:tcPr>
+          <w:p>
+            <w:r/>
+            <w:r>
+              <w:rPr>
+                <w:rFonts w:ascii="微软雅黑" w:hAnsi="微软雅黑" w:eastAsia="微软雅黑"/>
+                <w:b w:val="0"/>
+                <w:sz w:val="18"/>
+              </w:rPr>
+              <w:t>WNS / WHS</w:t>
+            </w:r>
+          </w:p>
+        </w:tc>
+        <w:tc>
+          <w:tcPr>
+            <w:tcW w:type="dxa" w:w="4320"/>
+          </w:tcPr>
+          <w:p>
+            <w:r/>
+            <w:r>
+              <w:rPr>
+                <w:rFonts w:ascii="微软雅黑" w:hAnsi="微软雅黑" w:eastAsia="微软雅黑"/>
+                <w:b/>
+                <w:sz w:val="18"/>
+              </w:rPr>
+              <w:t>+3.042 ns / +0.028 ns</w:t>
+            </w:r>
+            <w:r>
+              <w:rPr>
+                <w:rFonts w:ascii="微软雅黑" w:hAnsi="微软雅黑" w:eastAsia="微软雅黑"/>
+                <w:b w:val="0"/>
+                <w:sz w:val="18"/>
+              </w:rPr>
+              <w:t>，失败端点 0</w:t>
+            </w:r>
+          </w:p>
+        </w:tc>
+      </w:tr>
+      <w:tr>
+        <w:tc>
+          <w:tcPr>
+            <w:tcW w:type="dxa" w:w="4320"/>
+          </w:tcPr>
+          <w:p>
+            <w:r/>
+            <w:r>
+              <w:rPr>
+                <w:rFonts w:ascii="微软雅黑" w:hAnsi="微软雅黑" w:eastAsia="微软雅黑"/>
+                <w:b w:val="0"/>
+                <w:sz w:val="18"/>
+              </w:rPr>
+              <w:t>Slice LUT</w:t>
+            </w:r>
+          </w:p>
+        </w:tc>
+        <w:tc>
+          <w:tcPr>
+            <w:tcW w:type="dxa" w:w="4320"/>
+          </w:tcPr>
+          <w:p>
+            <w:r/>
+            <w:r>
+              <w:rPr>
+                <w:rFonts w:ascii="微软雅黑" w:hAnsi="微软雅黑" w:eastAsia="微软雅黑"/>
+                <w:b w:val="0"/>
+                <w:sz w:val="18"/>
+              </w:rPr>
+              <w:t>23,865（44.9%）</w:t>
+            </w:r>
+          </w:p>
+        </w:tc>
+      </w:tr>
+      <w:tr>
+        <w:tc>
+          <w:tcPr>
+            <w:tcW w:type="dxa" w:w="4320"/>
+          </w:tcPr>
+          <w:p>
+            <w:r/>
+            <w:r>
+              <w:rPr>
+                <w:rFonts w:ascii="微软雅黑" w:hAnsi="微软雅黑" w:eastAsia="微软雅黑"/>
+                <w:b w:val="0"/>
+                <w:sz w:val="18"/>
+              </w:rPr>
+              <w:t>Slice Registers</w:t>
+            </w:r>
+          </w:p>
+        </w:tc>
+        <w:tc>
+          <w:tcPr>
+            <w:tcW w:type="dxa" w:w="4320"/>
+          </w:tcPr>
+          <w:p>
+            <w:r/>
+            <w:r>
+              <w:rPr>
+                <w:rFonts w:ascii="微软雅黑" w:hAnsi="微软雅黑" w:eastAsia="微软雅黑"/>
+                <w:b w:val="0"/>
+                <w:sz w:val="18"/>
+              </w:rPr>
+              <w:t>31,255（29.4%）</w:t>
+            </w:r>
+          </w:p>
+        </w:tc>
+      </w:tr>
+      <w:tr>
+        <w:tc>
+          <w:tcPr>
+            <w:tcW w:type="dxa" w:w="4320"/>
+          </w:tcPr>
+          <w:p>
+            <w:r/>
+            <w:r>
+              <w:rPr>
+                <w:rFonts w:ascii="微软雅黑" w:hAnsi="微软雅黑" w:eastAsia="微软雅黑"/>
+                <w:b w:val="0"/>
+                <w:sz w:val="18"/>
+              </w:rPr>
+              <w:t>Block RAM</w:t>
+            </w:r>
+          </w:p>
+        </w:tc>
+        <w:tc>
+          <w:tcPr>
+            <w:tcW w:type="dxa" w:w="4320"/>
+          </w:tcPr>
+          <w:p>
+            <w:r/>
+            <w:r>
+              <w:rPr>
+                <w:rFonts w:ascii="微软雅黑" w:hAnsi="微软雅黑" w:eastAsia="微软雅黑"/>
+                <w:b w:val="0"/>
+                <w:sz w:val="18"/>
+              </w:rPr>
+              <w:t>86 / 140（61.4%）</w:t>
+            </w:r>
+          </w:p>
+        </w:tc>
+      </w:tr>
+      <w:tr>
+        <w:tc>
+          <w:tcPr>
+            <w:tcW w:type="dxa" w:w="4320"/>
+          </w:tcPr>
+          <w:p>
+            <w:r/>
+            <w:r>
+              <w:rPr>
+                <w:rFonts w:ascii="微软雅黑" w:hAnsi="微软雅黑" w:eastAsia="微软雅黑"/>
+                <w:b w:val="0"/>
+                <w:sz w:val="18"/>
+              </w:rPr>
+              <w:t>MMCM</w:t>
+            </w:r>
+          </w:p>
+        </w:tc>
+        <w:tc>
+          <w:tcPr>
+            <w:tcW w:type="dxa" w:w="4320"/>
+          </w:tcPr>
+          <w:p>
+            <w:r/>
+            <w:r>
+              <w:rPr>
+                <w:rFonts w:ascii="微软雅黑" w:hAnsi="微软雅黑" w:eastAsia="微软雅黑"/>
+                <w:b w:val="0"/>
+                <w:sz w:val="18"/>
+              </w:rPr>
+              <w:t>2 / 4</w:t>
+            </w:r>
+          </w:p>
+        </w:tc>
+      </w:tr>
+      <w:tr>
+        <w:tc>
+          <w:tcPr>
+            <w:tcW w:type="dxa" w:w="4320"/>
+          </w:tcPr>
+          <w:p>
+            <w:r/>
+            <w:r>
+              <w:rPr>
+                <w:rFonts w:ascii="微软雅黑" w:hAnsi="微软雅黑" w:eastAsia="微软雅黑"/>
+                <w:b w:val="0"/>
+                <w:sz w:val="18"/>
+              </w:rPr>
+              <w:t>地址表与 hwh 对拍</w:t>
+            </w:r>
+          </w:p>
+        </w:tc>
+        <w:tc>
+          <w:tcPr>
+            <w:tcW w:type="dxa" w:w="4320"/>
+          </w:tcPr>
+          <w:p>
+            <w:r/>
+            <w:r>
+              <w:rPr>
+                <w:rFonts w:ascii="微软雅黑" w:hAnsi="微软雅黑" w:eastAsia="微软雅黑"/>
+                <w:b w:val="0"/>
+                <w:sz w:val="18"/>
+              </w:rPr>
+              <w:t>11 个从设备逐条一致</w:t>
+            </w:r>
+          </w:p>
+        </w:tc>
+      </w:tr>
+    </w:tbl>
+    <w:p/>
+    <w:p>
+      <w:pPr>
+        <w:spacing w:after="120"/>
+        <w:ind w:firstLine="0"/>
+      </w:pPr>
+      <w:r>
+        <w:rPr>
+          <w:rFonts w:ascii="微软雅黑" w:hAnsi="微软雅黑" w:eastAsia="微软雅黑"/>
+          <w:b w:val="0"/>
+          <w:sz w:val="21"/>
+        </w:rPr>
+        <w:t>★ 一个必须记住的教训：</w:t>
+      </w:r>
+      <w:r>
+        <w:rPr>
+          <w:rFonts w:ascii="微软雅黑" w:hAnsi="微软雅黑" w:eastAsia="微软雅黑"/>
+          <w:b/>
+          <w:sz w:val="21"/>
+        </w:rPr>
+        <w:t>互连的开销不能按单体相加估</w:t>
+      </w:r>
+      <w:r>
+        <w:rPr>
+          <w:rFonts w:ascii="微软雅黑" w:hAnsi="微软雅黑" w:eastAsia="微软雅黑"/>
+          <w:b w:val="0"/>
+          <w:sz w:val="21"/>
+        </w:rPr>
+        <w:t xml:space="preserve">。两个设计单独出片时 LUT 分别是 19.0% 和 11.1%，相加约 30%；实际合并后 44.9%，差额全在 </w:t>
+      </w:r>
+      <w:r>
+        <w:rPr>
+          <w:rFonts w:ascii="Consolas" w:hAnsi="Consolas" w:eastAsia="Consolas"/>
+          <w:sz w:val="20"/>
+        </w:rPr>
+        <w:t>axi_smc</w:t>
+      </w:r>
+      <w:r>
+        <w:rPr>
+          <w:rFonts w:ascii="微软雅黑" w:hAnsi="微软雅黑" w:eastAsia="微软雅黑"/>
+          <w:b w:val="0"/>
+          <w:sz w:val="21"/>
+        </w:rPr>
+        <w:t xml:space="preserve">(10 MI) + </w:t>
+      </w:r>
+      <w:r>
+        <w:rPr>
+          <w:rFonts w:ascii="Consolas" w:hAnsi="Consolas" w:eastAsia="Consolas"/>
+          <w:sz w:val="20"/>
+        </w:rPr>
+        <w:t>axi_clock_converter</w:t>
+      </w:r>
+      <w:r>
+        <w:rPr>
+          <w:rFonts w:ascii="微软雅黑" w:hAnsi="微软雅黑" w:eastAsia="微软雅黑"/>
+          <w:b w:val="0"/>
+          <w:sz w:val="21"/>
+        </w:rPr>
+        <w:t xml:space="preserve"> + </w:t>
+      </w:r>
+      <w:r>
+        <w:rPr>
+          <w:rFonts w:ascii="Consolas" w:hAnsi="Consolas" w:eastAsia="Consolas"/>
+          <w:sz w:val="20"/>
+        </w:rPr>
+        <w:t>hdmi_smc</w:t>
+      </w:r>
+      <w:r>
+        <w:rPr>
+          <w:rFonts w:ascii="微软雅黑" w:hAnsi="微软雅黑" w:eastAsia="微软雅黑"/>
+          <w:b w:val="0"/>
+          <w:sz w:val="21"/>
+        </w:rPr>
+        <w:t xml:space="preserve"> + </w:t>
+      </w:r>
+      <w:r>
+        <w:rPr>
+          <w:rFonts w:ascii="Consolas" w:hAnsi="Consolas" w:eastAsia="Consolas"/>
+          <w:sz w:val="20"/>
+        </w:rPr>
+        <w:t>hp_smc</w:t>
+      </w:r>
+      <w:r>
+        <w:rPr>
+          <w:rFonts w:ascii="微软雅黑" w:hAnsi="微软雅黑" w:eastAsia="微软雅黑"/>
+          <w:b w:val="0"/>
+          <w:sz w:val="21"/>
+        </w:rPr>
+        <w:t xml:space="preserve"> 四个互连 IP 上。</w:t>
+      </w:r>
+    </w:p>
+    <w:p>
+      <w:pPr>
+        <w:spacing w:after="120"/>
+        <w:ind w:firstLine="0"/>
+      </w:pPr>
+      <w:r>
+        <w:rPr>
+          <w:rFonts w:ascii="微软雅黑" w:hAnsi="微软雅黑" w:eastAsia="微软雅黑"/>
+          <w:b/>
+          <w:sz w:val="21"/>
+        </w:rPr>
+        <w:t>构建期的一个真坑</w:t>
+      </w:r>
+      <w:r>
+        <w:rPr>
+          <w:rFonts w:ascii="微软雅黑" w:hAnsi="微软雅黑" w:eastAsia="微软雅黑"/>
+          <w:b w:val="0"/>
+          <w:sz w:val="21"/>
+        </w:rPr>
+        <w:t>：</w:t>
+      </w:r>
+      <w:r>
+        <w:rPr>
+          <w:rFonts w:ascii="Consolas" w:hAnsi="Consolas" w:eastAsia="Consolas"/>
+          <w:sz w:val="20"/>
+        </w:rPr>
+        <w:t>create_bd_design</w:t>
+      </w:r>
+      <w:r>
+        <w:rPr>
+          <w:rFonts w:ascii="微软雅黑" w:hAnsi="微软雅黑" w:eastAsia="微软雅黑"/>
+          <w:b w:val="0"/>
+          <w:sz w:val="21"/>
+        </w:rPr>
+        <w:t xml:space="preserve"> 报 </w:t>
+      </w:r>
+      <w:r>
+        <w:rPr>
+          <w:rFonts w:ascii="Consolas" w:hAnsi="Consolas" w:eastAsia="Consolas"/>
+          <w:sz w:val="20"/>
+        </w:rPr>
+        <w:t>couldn't read file "init.tcl": No error</w:t>
+      </w:r>
+      <w:r>
+        <w:rPr>
+          <w:rFonts w:ascii="微软雅黑" w:hAnsi="微软雅黑" w:eastAsia="微软雅黑"/>
+          <w:b w:val="0"/>
+          <w:sz w:val="21"/>
+        </w:rPr>
+        <w:t>。 仓库里记的旧对策是「按绝对路径预加载 IP 库」，这次</w:t>
+      </w:r>
+      <w:r>
+        <w:rPr>
+          <w:rFonts w:ascii="微软雅黑" w:hAnsi="微软雅黑" w:eastAsia="微软雅黑"/>
+          <w:b/>
+          <w:sz w:val="21"/>
+        </w:rPr>
+        <w:t>连绝对路径 `source` 都读不到</w:t>
+      </w:r>
+      <w:r>
+        <w:rPr>
+          <w:rFonts w:ascii="微软雅黑" w:hAnsi="微软雅黑" w:eastAsia="微软雅黑"/>
+          <w:b w:val="0"/>
+          <w:sz w:val="21"/>
+        </w:rPr>
+        <w:t>， 预加载不够；改成</w:t>
+      </w:r>
+      <w:r>
+        <w:rPr>
+          <w:rFonts w:ascii="微软雅黑" w:hAnsi="微软雅黑" w:eastAsia="微软雅黑"/>
+          <w:b/>
+          <w:sz w:val="21"/>
+        </w:rPr>
+        <w:t>建图期间把 cwd 切到 `$ipintegrator`</w:t>
+      </w:r>
+      <w:r>
+        <w:rPr>
+          <w:rFonts w:ascii="微软雅黑" w:hAnsi="微软雅黑" w:eastAsia="微软雅黑"/>
+          <w:b w:val="0"/>
+          <w:sz w:val="21"/>
+        </w:rPr>
+        <w:t xml:space="preserve"> 才通过。</w:t>
+      </w:r>
+    </w:p>
+    <w:p>
+      <w:pPr>
+        <w:spacing w:after="120"/>
+        <w:ind w:firstLine="0"/>
+      </w:pPr>
+      <w:r>
+        <w:rPr>
+          <w:rFonts w:ascii="微软雅黑" w:hAnsi="微软雅黑" w:eastAsia="微软雅黑"/>
+          <w:b/>
+          <w:sz w:val="21"/>
+        </w:rPr>
+        <w:t>分层测试集</w:t>
+      </w:r>
+      <w:r>
+        <w:rPr>
+          <w:rFonts w:ascii="微软雅黑" w:hAnsi="微软雅黑" w:eastAsia="微软雅黑"/>
+          <w:b w:val="0"/>
+          <w:sz w:val="21"/>
+        </w:rPr>
+        <w:t xml:space="preserve">：原先上板只用 </w:t>
+      </w:r>
+      <w:r>
+        <w:rPr>
+          <w:rFonts w:ascii="Consolas" w:hAnsi="Consolas" w:eastAsia="Consolas"/>
+          <w:sz w:val="20"/>
+        </w:rPr>
+        <w:t>data/samples/incidents/</w:t>
+      </w:r>
+      <w:r>
+        <w:rPr>
+          <w:rFonts w:ascii="微软雅黑" w:hAnsi="微软雅黑" w:eastAsia="微软雅黑"/>
+          <w:b w:val="0"/>
+          <w:sz w:val="21"/>
+        </w:rPr>
+        <w:t xml:space="preserve"> 的 12 段录像 —— 那些是 </w:t>
+      </w:r>
+      <w:r>
+        <w:rPr>
+          <w:rFonts w:ascii="Consolas" w:hAnsi="Consolas" w:eastAsia="Consolas"/>
+          <w:sz w:val="20"/>
+        </w:rPr>
+        <w:t>find_incidents.py</w:t>
+      </w:r>
+      <w:r>
+        <w:rPr>
+          <w:rFonts w:ascii="微软雅黑" w:hAnsi="微软雅黑" w:eastAsia="微软雅黑"/>
+          <w:b w:val="0"/>
+          <w:sz w:val="21"/>
+        </w:rPr>
+        <w:t xml:space="preserve"> 按「导播切回放」挑的，</w:t>
+      </w:r>
+      <w:r>
+        <w:rPr>
+          <w:rFonts w:ascii="微软雅黑" w:hAnsi="微软雅黑" w:eastAsia="微软雅黑"/>
+          <w:b/>
+          <w:sz w:val="21"/>
+        </w:rPr>
+        <w:t>只代表最难的一类画面</w:t>
+      </w:r>
+      <w:r>
+        <w:rPr>
+          <w:rFonts w:ascii="微软雅黑" w:hAnsi="微软雅黑" w:eastAsia="微软雅黑"/>
+          <w:b w:val="0"/>
+          <w:sz w:val="21"/>
+        </w:rPr>
+        <w:t xml:space="preserve">。新增 </w:t>
+      </w:r>
+      <w:r>
+        <w:rPr>
+          <w:rFonts w:ascii="Consolas" w:hAnsi="Consolas" w:eastAsia="Consolas"/>
+          <w:sz w:val="20"/>
+        </w:rPr>
+        <w:t>tools/split_scenes.py</w:t>
+      </w:r>
+      <w:r>
+        <w:rPr>
+          <w:rFonts w:ascii="微软雅黑" w:hAnsi="微软雅黑" w:eastAsia="微软雅黑"/>
+          <w:b w:val="0"/>
+          <w:sz w:val="21"/>
+        </w:rPr>
+        <w:t xml:space="preserve"> 按人员聚集度把整场切成两类，各 5 段 × 10 s：</w:t>
+      </w:r>
+    </w:p>
+    <w:tbl>
+      <w:tblPr>
+        <w:tblStyle w:val="TableGrid"/>
+        <w:tblW w:type="auto" w:w="0"/>
+        <w:jc w:val="center"/>
+        <w:tblLook w:firstColumn="1" w:firstRow="1" w:lastColumn="0" w:lastRow="0" w:noHBand="0" w:noVBand="1" w:val="04A0"/>
+      </w:tblPr>
+      <w:tblGrid>
+        <w:gridCol w:w="1728"/>
+        <w:gridCol w:w="1728"/>
+        <w:gridCol w:w="1728"/>
+        <w:gridCol w:w="1728"/>
+        <w:gridCol w:w="1728"/>
+      </w:tblGrid>
+      <w:tr>
+        <w:tc>
+          <w:tcPr>
+            <w:tcW w:type="dxa" w:w="1728"/>
+            <w:shd w:val="clear" w:color="auto" w:fill="E8EEF7"/>
+          </w:tcPr>
+          <w:p>
+            <w:r>
+              <w:rPr>
+                <w:b/>
+              </w:rPr>
+            </w:r>
+            <w:r>
+              <w:rPr>
+                <w:rFonts w:ascii="微软雅黑" w:hAnsi="微软雅黑" w:eastAsia="微软雅黑"/>
+                <w:b/>
+                <w:sz w:val="18"/>
+              </w:rPr>
+              <w:t>层</w:t>
+            </w:r>
+          </w:p>
+        </w:tc>
+        <w:tc>
+          <w:tcPr>
+            <w:tcW w:type="dxa" w:w="1728"/>
+            <w:shd w:val="clear" w:color="auto" w:fill="E8EEF7"/>
+          </w:tcPr>
+          <w:p>
+            <w:r>
+              <w:rPr>
+                <w:b/>
+              </w:rPr>
+            </w:r>
+            <w:r>
+              <w:rPr>
+                <w:rFonts w:ascii="微软雅黑" w:hAnsi="微软雅黑" w:eastAsia="微软雅黑"/>
+                <w:b/>
+                <w:sz w:val="18"/>
+              </w:rPr>
+              <w:t>球检出率</w:t>
+            </w:r>
+          </w:p>
+        </w:tc>
+        <w:tc>
+          <w:tcPr>
+            <w:tcW w:type="dxa" w:w="1728"/>
+            <w:shd w:val="clear" w:color="auto" w:fill="E8EEF7"/>
+          </w:tcPr>
+          <w:p>
+            <w:r>
+              <w:rPr>
+                <w:b/>
+              </w:rPr>
+            </w:r>
+            <w:r>
+              <w:rPr>
+                <w:rFonts w:ascii="微软雅黑" w:hAnsi="微软雅黑" w:eastAsia="微软雅黑"/>
+                <w:b/>
+                <w:sz w:val="18"/>
+              </w:rPr>
+              <w:t>聚集度</w:t>
+            </w:r>
+          </w:p>
+        </w:tc>
+        <w:tc>
+          <w:tcPr>
+            <w:tcW w:type="dxa" w:w="1728"/>
+            <w:shd w:val="clear" w:color="auto" w:fill="E8EEF7"/>
+          </w:tcPr>
+          <w:p>
+            <w:r>
+              <w:rPr>
+                <w:b/>
+              </w:rPr>
+            </w:r>
+            <w:r>
+              <w:rPr>
+                <w:rFonts w:ascii="微软雅黑" w:hAnsi="微软雅黑" w:eastAsia="微软雅黑"/>
+                <w:b/>
+                <w:sz w:val="18"/>
+              </w:rPr>
+              <w:t>每帧人数</w:t>
+            </w:r>
+          </w:p>
+        </w:tc>
+        <w:tc>
+          <w:tcPr>
+            <w:tcW w:type="dxa" w:w="1728"/>
+            <w:shd w:val="clear" w:color="auto" w:fill="E8EEF7"/>
+          </w:tcPr>
+          <w:p>
+            <w:r>
+              <w:rPr>
+                <w:b/>
+              </w:rPr>
+            </w:r>
+            <w:r>
+              <w:rPr>
+                <w:rFonts w:ascii="微软雅黑" w:hAnsi="微软雅黑" w:eastAsia="微软雅黑"/>
+                <w:b/>
+                <w:sz w:val="18"/>
+              </w:rPr>
+              <w:t>单帧推理（PC，640）</w:t>
+            </w:r>
+          </w:p>
+        </w:tc>
+      </w:tr>
+      <w:tr>
+        <w:tc>
+          <w:tcPr>
+            <w:tcW w:type="dxa" w:w="1728"/>
+          </w:tcPr>
+          <w:p>
+            <w:r/>
+            <w:r>
+              <w:rPr>
+                <w:rFonts w:ascii="微软雅黑" w:hAnsi="微软雅黑" w:eastAsia="微软雅黑"/>
+                <w:b w:val="0"/>
+                <w:sz w:val="18"/>
+              </w:rPr>
+              <w:t>争抢 contest</w:t>
+            </w:r>
+          </w:p>
+        </w:tc>
+        <w:tc>
+          <w:tcPr>
+            <w:tcW w:type="dxa" w:w="1728"/>
+          </w:tcPr>
+          <w:p>
+            <w:r/>
+            <w:r>
+              <w:rPr>
+                <w:rFonts w:ascii="微软雅黑" w:hAnsi="微软雅黑" w:eastAsia="微软雅黑"/>
+                <w:b/>
+                <w:sz w:val="18"/>
+              </w:rPr>
+              <w:t>11.6%</w:t>
+            </w:r>
+          </w:p>
+        </w:tc>
+        <w:tc>
+          <w:tcPr>
+            <w:tcW w:type="dxa" w:w="1728"/>
+          </w:tcPr>
+          <w:p>
+            <w:r/>
+            <w:r>
+              <w:rPr>
+                <w:rFonts w:ascii="微软雅黑" w:hAnsi="微软雅黑" w:eastAsia="微软雅黑"/>
+                <w:b w:val="0"/>
+                <w:sz w:val="18"/>
+              </w:rPr>
+              <w:t>0.171</w:t>
+            </w:r>
+          </w:p>
+        </w:tc>
+        <w:tc>
+          <w:tcPr>
+            <w:tcW w:type="dxa" w:w="1728"/>
+          </w:tcPr>
+          <w:p>
+            <w:r/>
+            <w:r>
+              <w:rPr>
+                <w:rFonts w:ascii="微软雅黑" w:hAnsi="微软雅黑" w:eastAsia="微软雅黑"/>
+                <w:b w:val="0"/>
+                <w:sz w:val="18"/>
+              </w:rPr>
+              <w:t>15.4</w:t>
+            </w:r>
+          </w:p>
+        </w:tc>
+        <w:tc>
+          <w:tcPr>
+            <w:tcW w:type="dxa" w:w="1728"/>
+          </w:tcPr>
+          <w:p>
+            <w:r/>
+            <w:r>
+              <w:rPr>
+                <w:rFonts w:ascii="微软雅黑" w:hAnsi="微软雅黑" w:eastAsia="微软雅黑"/>
+                <w:b w:val="0"/>
+                <w:sz w:val="18"/>
+              </w:rPr>
+              <w:t>42.4 ms</w:t>
+            </w:r>
+          </w:p>
+        </w:tc>
+      </w:tr>
+      <w:tr>
+        <w:tc>
+          <w:tcPr>
+            <w:tcW w:type="dxa" w:w="1728"/>
+          </w:tcPr>
+          <w:p>
+            <w:r/>
+            <w:r>
+              <w:rPr>
+                <w:rFonts w:ascii="微软雅黑" w:hAnsi="微软雅黑" w:eastAsia="微软雅黑"/>
+                <w:b w:val="0"/>
+                <w:sz w:val="18"/>
+              </w:rPr>
+              <w:t>普通 normal</w:t>
+            </w:r>
+          </w:p>
+        </w:tc>
+        <w:tc>
+          <w:tcPr>
+            <w:tcW w:type="dxa" w:w="1728"/>
+          </w:tcPr>
+          <w:p>
+            <w:r/>
+            <w:r>
+              <w:rPr>
+                <w:rFonts w:ascii="微软雅黑" w:hAnsi="微软雅黑" w:eastAsia="微软雅黑"/>
+                <w:b/>
+                <w:sz w:val="18"/>
+              </w:rPr>
+              <w:t>19.6%</w:t>
+            </w:r>
+          </w:p>
+        </w:tc>
+        <w:tc>
+          <w:tcPr>
+            <w:tcW w:type="dxa" w:w="1728"/>
+          </w:tcPr>
+          <w:p>
+            <w:r/>
+            <w:r>
+              <w:rPr>
+                <w:rFonts w:ascii="微软雅黑" w:hAnsi="微软雅黑" w:eastAsia="微软雅黑"/>
+                <w:b w:val="0"/>
+                <w:sz w:val="18"/>
+              </w:rPr>
+              <w:t>0.294</w:t>
+            </w:r>
+          </w:p>
+        </w:tc>
+        <w:tc>
+          <w:tcPr>
+            <w:tcW w:type="dxa" w:w="1728"/>
+          </w:tcPr>
+          <w:p>
+            <w:r/>
+            <w:r>
+              <w:rPr>
+                <w:rFonts w:ascii="微软雅黑" w:hAnsi="微软雅黑" w:eastAsia="微软雅黑"/>
+                <w:b w:val="0"/>
+                <w:sz w:val="18"/>
+              </w:rPr>
+              <w:t>17.5</w:t>
+            </w:r>
+          </w:p>
+        </w:tc>
+        <w:tc>
+          <w:tcPr>
+            <w:tcW w:type="dxa" w:w="1728"/>
+          </w:tcPr>
+          <w:p>
+            <w:r/>
+            <w:r>
+              <w:rPr>
+                <w:rFonts w:ascii="微软雅黑" w:hAnsi="微软雅黑" w:eastAsia="微软雅黑"/>
+                <w:b w:val="0"/>
+                <w:sz w:val="18"/>
+              </w:rPr>
+              <w:t>32.5 ms</w:t>
+            </w:r>
+          </w:p>
+        </w:tc>
+      </w:tr>
+    </w:tbl>
+    <w:p/>
+    <w:p>
+      <w:pPr>
+        <w:spacing w:after="120"/>
+        <w:ind w:firstLine="0"/>
+      </w:pPr>
+      <w:r>
+        <w:rPr>
+          <w:rFonts w:ascii="微软雅黑" w:hAnsi="微软雅黑" w:eastAsia="微软雅黑"/>
+          <w:b w:val="0"/>
+          <w:sz w:val="21"/>
+        </w:rPr>
+        <w:t xml:space="preserve">两条结论：① 球在争抢画面里确实更难检出（少 8 个百分点），分层切到了检测的薄弱面； ② </w:t>
+      </w:r>
+      <w:r>
+        <w:rPr>
+          <w:rFonts w:ascii="微软雅黑" w:hAnsi="微软雅黑" w:eastAsia="微软雅黑"/>
+          <w:b/>
+          <w:sz w:val="21"/>
+        </w:rPr>
+        <w:t>即便是普通场景，球也只有约 1/5 的帧检得到</w:t>
+      </w:r>
+      <w:r>
+        <w:rPr>
+          <w:rFonts w:ascii="微软雅黑" w:hAnsi="微软雅黑" w:eastAsia="微软雅黑"/>
+          <w:b w:val="0"/>
+          <w:sz w:val="21"/>
+        </w:rPr>
+        <w:t xml:space="preserve"> —— 这就是球门控必须存在的原因。 样本各 5 段，</w:t>
+      </w:r>
+      <w:r>
+        <w:rPr>
+          <w:rFonts w:ascii="微软雅黑" w:hAnsi="微软雅黑" w:eastAsia="微软雅黑"/>
+          <w:b/>
+          <w:sz w:val="21"/>
+        </w:rPr>
+        <w:t>不作准确率用</w:t>
+      </w:r>
+      <w:r>
+        <w:rPr>
+          <w:rFonts w:ascii="微软雅黑" w:hAnsi="微软雅黑" w:eastAsia="微软雅黑"/>
+          <w:b w:val="0"/>
+          <w:sz w:val="21"/>
+        </w:rPr>
+        <w:t>；两类标签是几何代理，</w:t>
+      </w:r>
+      <w:r>
+        <w:rPr>
+          <w:rFonts w:ascii="Consolas" w:hAnsi="Consolas" w:eastAsia="Consolas"/>
+          <w:sz w:val="20"/>
+        </w:rPr>
+        <w:t>MANIFEST.csv</w:t>
+      </w:r>
+      <w:r>
+        <w:rPr>
+          <w:rFonts w:ascii="微软雅黑" w:hAnsi="微软雅黑" w:eastAsia="微软雅黑"/>
+          <w:b w:val="0"/>
+          <w:sz w:val="21"/>
+        </w:rPr>
+        <w:t xml:space="preserve"> 的 </w:t>
+      </w:r>
+      <w:r>
+        <w:rPr>
+          <w:rFonts w:ascii="Consolas" w:hAnsi="Consolas" w:eastAsia="Consolas"/>
+          <w:sz w:val="20"/>
+        </w:rPr>
+        <w:t>human_ok</w:t>
+      </w:r>
+      <w:r>
+        <w:rPr>
+          <w:rFonts w:ascii="微软雅黑" w:hAnsi="微软雅黑" w:eastAsia="微软雅黑"/>
+          <w:b w:val="0"/>
+          <w:sz w:val="21"/>
+        </w:rPr>
+        <w:t xml:space="preserve"> 列留空等人填。</w:t>
+      </w:r>
+    </w:p>
+    <w:p>
+      <w:pPr>
+        <w:spacing w:after="120"/>
+        <w:ind w:firstLine="0"/>
+      </w:pPr>
+      <w:r>
+        <w:rPr>
+          <w:rFonts w:ascii="微软雅黑" w:hAnsi="微软雅黑" w:eastAsia="微软雅黑"/>
+          <w:b/>
+          <w:sz w:val="21"/>
+        </w:rPr>
+        <w:t>诚实边界</w:t>
+      </w:r>
+      <w:r>
+        <w:rPr>
+          <w:rFonts w:ascii="微软雅黑" w:hAnsi="微软雅黑" w:eastAsia="微软雅黑"/>
+          <w:b w:val="0"/>
+          <w:sz w:val="21"/>
+        </w:rPr>
+        <w:t>：</w:t>
+      </w:r>
+      <w:r>
+        <w:rPr>
+          <w:rFonts w:ascii="Consolas" w:hAnsi="Consolas" w:eastAsia="Consolas"/>
+          <w:sz w:val="20"/>
+        </w:rPr>
+        <w:t>flow_system.bit</w:t>
+      </w:r>
+      <w:r>
+        <w:rPr>
+          <w:rFonts w:ascii="微软雅黑" w:hAnsi="微软雅黑" w:eastAsia="微软雅黑"/>
+          <w:b w:val="0"/>
+          <w:sz w:val="21"/>
+        </w:rPr>
+        <w:t xml:space="preserve"> 2026-10-30 出片、时序收敛、地址表对拍一致， 但</w:t>
+      </w:r>
+      <w:r>
+        <w:rPr>
+          <w:rFonts w:ascii="微软雅黑" w:hAnsi="微软雅黑" w:eastAsia="微软雅黑"/>
+          <w:b/>
+          <w:sz w:val="21"/>
+        </w:rPr>
+        <w:t>尚未上板</w:t>
+      </w:r>
+      <w:r>
+        <w:rPr>
+          <w:rFonts w:ascii="微软雅黑" w:hAnsi="微软雅黑" w:eastAsia="微软雅黑"/>
+          <w:b w:val="0"/>
+          <w:sz w:val="21"/>
+        </w:rPr>
+        <w:t xml:space="preserve">（当天板子多次硬复位，见 </w:t>
+      </w:r>
+      <w:r>
+        <w:rPr>
+          <w:rFonts w:ascii="Consolas" w:hAnsi="Consolas" w:eastAsia="Consolas"/>
+          <w:sz w:val="20"/>
+        </w:rPr>
+        <w:t>docs/board_environment.md</w:t>
+      </w:r>
+      <w:r>
+        <w:rPr>
+          <w:rFonts w:ascii="微软雅黑" w:hAnsi="微软雅黑" w:eastAsia="微软雅黑"/>
+          <w:b w:val="0"/>
+          <w:sz w:val="21"/>
+        </w:rPr>
+        <w:t>）。 按本仓库纪律，未上板即不写「已验证」。</w:t>
       </w:r>
     </w:p>
     <w:p>

--- a/report/design_report.docx
+++ b/report/design_report.docx
@@ -8584,7 +8584,22 @@
           <w:b w:val="0"/>
           <w:sz w:val="21"/>
         </w:rPr>
-        <w:t xml:space="preserve"> 按人员聚集度把整场切成两类，各 5 段 × 10 s：</w:t>
+        <w:t xml:space="preserve"> 按人员聚集度把整场切成两类，各 8 段 × 10 s （</w:t>
+      </w:r>
+      <w:r>
+        <w:rPr>
+          <w:rFonts w:ascii="Consolas" w:hAnsi="Consolas" w:eastAsia="Consolas"/>
+          <w:sz w:val="20"/>
+        </w:rPr>
+        <w:t>--reuse</w:t>
+      </w:r>
+      <w:r>
+        <w:rPr>
+          <w:rFonts w:ascii="微软雅黑" w:hAnsi="微软雅黑" w:eastAsia="微软雅黑"/>
+          <w:b w:val="0"/>
+          <w:sz w:val="21"/>
+        </w:rPr>
+        <w:t xml:space="preserve"> 复用已算好的逐点打分，扩样本不必重扫全场）：</w:t>
       </w:r>
     </w:p>
     <w:tbl>
@@ -8737,7 +8752,7 @@
                 <w:b/>
                 <w:sz w:val="18"/>
               </w:rPr>
-              <w:t>11.6%</w:t>
+              <w:t>15.8%</w:t>
             </w:r>
           </w:p>
         </w:tc>
@@ -8753,7 +8768,7 @@
                 <w:b w:val="0"/>
                 <w:sz w:val="18"/>
               </w:rPr>
-              <w:t>0.171</w:t>
+              <w:t>0.159</w:t>
             </w:r>
           </w:p>
         </w:tc>
@@ -8769,7 +8784,7 @@
                 <w:b w:val="0"/>
                 <w:sz w:val="18"/>
               </w:rPr>
-              <w:t>15.4</w:t>
+              <w:t>14.4</w:t>
             </w:r>
           </w:p>
         </w:tc>
@@ -8785,7 +8800,7 @@
                 <w:b w:val="0"/>
                 <w:sz w:val="18"/>
               </w:rPr>
-              <w:t>42.4 ms</w:t>
+              <w:t>36.4 ms</w:t>
             </w:r>
           </w:p>
         </w:tc>
@@ -8819,7 +8834,7 @@
                 <w:b/>
                 <w:sz w:val="18"/>
               </w:rPr>
-              <w:t>19.6%</w:t>
+              <w:t>20.2%</w:t>
             </w:r>
           </w:p>
         </w:tc>
@@ -8835,7 +8850,7 @@
                 <w:b w:val="0"/>
                 <w:sz w:val="18"/>
               </w:rPr>
-              <w:t>0.294</w:t>
+              <w:t>0.298</w:t>
             </w:r>
           </w:p>
         </w:tc>
@@ -8851,7 +8866,7 @@
                 <w:b w:val="0"/>
                 <w:sz w:val="18"/>
               </w:rPr>
-              <w:t>17.5</w:t>
+              <w:t>17.0</w:t>
             </w:r>
           </w:p>
         </w:tc>
@@ -8867,7 +8882,7 @@
                 <w:b w:val="0"/>
                 <w:sz w:val="18"/>
               </w:rPr>
-              <w:t>32.5 ms</w:t>
+              <w:t>26.8 ms</w:t>
             </w:r>
           </w:p>
         </w:tc>
@@ -8882,26 +8897,24 @@
       <w:r>
         <w:rPr>
           <w:rFonts w:ascii="微软雅黑" w:hAnsi="微软雅黑" w:eastAsia="微软雅黑"/>
-          <w:b w:val="0"/>
-          <w:sz w:val="21"/>
-        </w:rPr>
-        <w:t xml:space="preserve">两条结论：① 球在争抢画面里确实更难检出（少 8 个百分点），分层切到了检测的薄弱面； ② </w:t>
-      </w:r>
-      <w:r>
-        <w:rPr>
-          <w:rFonts w:ascii="微软雅黑" w:hAnsi="微软雅黑" w:eastAsia="微软雅黑"/>
           <w:b/>
           <w:sz w:val="21"/>
         </w:rPr>
-        <w:t>即便是普通场景，球也只有约 1/5 的帧检得到</w:t>
-      </w:r>
-      <w:r>
-        <w:rPr>
-          <w:rFonts w:ascii="微软雅黑" w:hAnsi="微软雅黑" w:eastAsia="微软雅黑"/>
-          <w:b w:val="0"/>
-          <w:sz w:val="21"/>
-        </w:rPr>
-        <w:t xml:space="preserve"> —— 这就是球门控必须存在的原因。 样本各 5 段，</w:t>
+        <w:t>结论要分两层说，不能混：</w:t>
+      </w:r>
+    </w:p>
+    <w:p>
+      <w:pPr>
+        <w:spacing w:after="120"/>
+        <w:ind w:firstLine="0"/>
+      </w:pPr>
+      <w:r>
+        <w:rPr>
+          <w:rFonts w:ascii="微软雅黑" w:hAnsi="微软雅黑" w:eastAsia="微软雅黑"/>
+          <w:b w:val="0"/>
+          <w:sz w:val="21"/>
+        </w:rPr>
+        <w:t xml:space="preserve">① </w:t>
       </w:r>
       <w:r>
         <w:rPr>
@@ -8909,36 +8922,221 @@
           <w:b/>
           <w:sz w:val="21"/>
         </w:rPr>
-        <w:t>不作准确率用</w:t>
-      </w:r>
-      <w:r>
-        <w:rPr>
-          <w:rFonts w:ascii="微软雅黑" w:hAnsi="微软雅黑" w:eastAsia="微软雅黑"/>
-          <w:b w:val="0"/>
-          <w:sz w:val="21"/>
-        </w:rPr>
-        <w:t>；两类标签是几何代理，</w:t>
+        <w:t>分层本身成立</w:t>
+      </w:r>
+      <w:r>
+        <w:rPr>
+          <w:rFonts w:ascii="微软雅黑" w:hAnsi="微软雅黑" w:eastAsia="微软雅黑"/>
+          <w:b w:val="0"/>
+          <w:sz w:val="21"/>
+        </w:rPr>
+        <w:t>：聚集度两类完全不重叠（争抢最大值 0.206 &lt; 普通最小值 0.274， 置换检验 p=0.0002）。但这是</w:t>
+      </w:r>
+      <w:r>
+        <w:rPr>
+          <w:rFonts w:ascii="微软雅黑" w:hAnsi="微软雅黑" w:eastAsia="微软雅黑"/>
+          <w:b/>
+          <w:sz w:val="21"/>
+        </w:rPr>
+        <w:t>构造出来的性质</w:t>
+      </w:r>
+      <w:r>
+        <w:rPr>
+          <w:rFonts w:ascii="微软雅黑" w:hAnsi="微软雅黑" w:eastAsia="微软雅黑"/>
+          <w:b w:val="0"/>
+          <w:sz w:val="21"/>
+        </w:rPr>
+        <w:t xml:space="preserve"> —— 标签就是按聚集度定义的， 所以它只证明「切出来的片段确实分成两类」，</w:t>
+      </w:r>
+      <w:r>
+        <w:rPr>
+          <w:rFonts w:ascii="微软雅黑" w:hAnsi="微软雅黑" w:eastAsia="微软雅黑"/>
+          <w:b/>
+          <w:sz w:val="21"/>
+        </w:rPr>
+        <w:t>不能</w:t>
+      </w:r>
+      <w:r>
+        <w:rPr>
+          <w:rFonts w:ascii="微软雅黑" w:hAnsi="微软雅黑" w:eastAsia="微软雅黑"/>
+          <w:b w:val="0"/>
+          <w:sz w:val="21"/>
+        </w:rPr>
+        <w:t>拿来当「争抢更难」的证据。</w:t>
+      </w:r>
+    </w:p>
+    <w:p>
+      <w:pPr>
+        <w:spacing w:after="120"/>
+        <w:ind w:firstLine="0"/>
+      </w:pPr>
+      <w:r>
+        <w:rPr>
+          <w:rFonts w:ascii="微软雅黑" w:hAnsi="微软雅黑" w:eastAsia="微软雅黑"/>
+          <w:b w:val="0"/>
+          <w:sz w:val="21"/>
+        </w:rPr>
+        <w:t xml:space="preserve">② </w:t>
+      </w:r>
+      <w:r>
+        <w:rPr>
+          <w:rFonts w:ascii="微软雅黑" w:hAnsi="微软雅黑" w:eastAsia="微软雅黑"/>
+          <w:b/>
+          <w:sz w:val="21"/>
+        </w:rPr>
+        <w:t>「争抢画面的球更难检出」不成立</w:t>
+      </w:r>
+      <w:r>
+        <w:rPr>
+          <w:rFonts w:ascii="微软雅黑" w:hAnsi="微软雅黑" w:eastAsia="微软雅黑"/>
+          <w:b w:val="0"/>
+          <w:sz w:val="21"/>
+        </w:rPr>
+        <w:t xml:space="preserve">：球检出率 15.8% vs 20.2%，置换检验 </w:t>
+      </w:r>
+      <w:r>
+        <w:rPr>
+          <w:rFonts w:ascii="微软雅黑" w:hAnsi="微软雅黑" w:eastAsia="微软雅黑"/>
+          <w:b/>
+          <w:sz w:val="21"/>
+        </w:rPr>
+        <w:t>p=0.61</w:t>
+      </w:r>
+      <w:r>
+        <w:rPr>
+          <w:rFonts w:ascii="微软雅黑" w:hAnsi="微软雅黑" w:eastAsia="微软雅黑"/>
+          <w:b w:val="0"/>
+          <w:sz w:val="21"/>
+        </w:rPr>
+        <w:t>， 分不开。样本 5+5 时看到的 11.6% vs 19.6%（差 8 个百分点）是</w:t>
+      </w:r>
+      <w:r>
+        <w:rPr>
+          <w:rFonts w:ascii="微软雅黑" w:hAnsi="微软雅黑" w:eastAsia="微软雅黑"/>
+          <w:b/>
+          <w:sz w:val="21"/>
+        </w:rPr>
+        <w:t>小样本的巧合</w:t>
+      </w:r>
+      <w:r>
+        <w:rPr>
+          <w:rFonts w:ascii="微软雅黑" w:hAnsi="微软雅黑" w:eastAsia="微软雅黑"/>
+          <w:b w:val="0"/>
+          <w:sz w:val="21"/>
+        </w:rPr>
+        <w:t>， 扩到 8+8 后差距缩到 4.5 个百分点且不显著。逐段取值范围 0%–52%，说明球检出率 主要由「这一段球恰好有没有被人挡住」决定，而不是由阵型宽窄决定。 这条结论保留在报告里而不是删掉，是因为</w:t>
+      </w:r>
+      <w:r>
+        <w:rPr>
+          <w:rFonts w:ascii="微软雅黑" w:hAnsi="微软雅黑" w:eastAsia="微软雅黑"/>
+          <w:b/>
+          <w:sz w:val="21"/>
+        </w:rPr>
+        <w:t>先写下一个后来被自己推翻的数字</w:t>
+      </w:r>
+      <w:r>
+        <w:rPr>
+          <w:rFonts w:ascii="微软雅黑" w:hAnsi="微软雅黑" w:eastAsia="微软雅黑"/>
+          <w:b w:val="0"/>
+          <w:sz w:val="21"/>
+        </w:rPr>
+        <w:t>， 比只写站得住的数字更能说明测试集是怎么用的。</w:t>
+      </w:r>
+    </w:p>
+    <w:p>
+      <w:pPr>
+        <w:spacing w:after="120"/>
+        <w:ind w:firstLine="0"/>
+      </w:pPr>
+      <w:r>
+        <w:rPr>
+          <w:rFonts w:ascii="微软雅黑" w:hAnsi="微软雅黑" w:eastAsia="微软雅黑"/>
+          <w:b w:val="0"/>
+          <w:sz w:val="21"/>
+        </w:rPr>
+        <w:t>③ 唯一站得住的推论：</w:t>
+      </w:r>
+      <w:r>
+        <w:rPr>
+          <w:rFonts w:ascii="微软雅黑" w:hAnsi="微软雅黑" w:eastAsia="微软雅黑"/>
+          <w:b/>
+          <w:sz w:val="21"/>
+        </w:rPr>
+        <w:t>即便普通场景，球也只有约 1/5 的帧检得到</w:t>
+      </w:r>
+      <w:r>
+        <w:rPr>
+          <w:rFonts w:ascii="微软雅黑" w:hAnsi="微软雅黑" w:eastAsia="微软雅黑"/>
+          <w:b w:val="0"/>
+          <w:sz w:val="21"/>
+        </w:rPr>
+        <w:t xml:space="preserve"> —— 这就是球门控 （</w:t>
       </w:r>
       <w:r>
         <w:rPr>
           <w:rFonts w:ascii="Consolas" w:hAnsi="Consolas" w:eastAsia="Consolas"/>
           <w:sz w:val="20"/>
         </w:rPr>
-        <w:t>MANIFEST.csv</w:t>
-      </w:r>
-      <w:r>
-        <w:rPr>
-          <w:rFonts w:ascii="微软雅黑" w:hAnsi="微软雅黑" w:eastAsia="微软雅黑"/>
-          <w:b w:val="0"/>
-          <w:sz w:val="21"/>
-        </w:rPr>
-        <w:t xml:space="preserve"> 的 </w:t>
+        <w:t>ball_gate</w:t>
+      </w:r>
+      <w:r>
+        <w:rPr>
+          <w:rFonts w:ascii="微软雅黑" w:hAnsi="微软雅黑" w:eastAsia="微软雅黑"/>
+          <w:b w:val="0"/>
+          <w:sz w:val="21"/>
+        </w:rPr>
+        <w:t>）必须存在的原因：不能指望「每帧都看到球」再判定，必须靠球门控在 球不可见的帧上仍能给出位置估计。</w:t>
+      </w:r>
+    </w:p>
+    <w:p>
+      <w:pPr>
+        <w:spacing w:after="120"/>
+        <w:ind w:firstLine="0"/>
+      </w:pPr>
+      <w:r>
+        <w:rPr>
+          <w:rFonts w:ascii="微软雅黑" w:hAnsi="微软雅黑" w:eastAsia="微软雅黑"/>
+          <w:b w:val="0"/>
+          <w:sz w:val="21"/>
+        </w:rPr>
+        <w:t>样本各 8 段，</w:t>
+      </w:r>
+      <w:r>
+        <w:rPr>
+          <w:rFonts w:ascii="微软雅黑" w:hAnsi="微软雅黑" w:eastAsia="微软雅黑"/>
+          <w:b/>
+          <w:sz w:val="21"/>
+        </w:rPr>
+        <w:t>不作准确率用</w:t>
+      </w:r>
+      <w:r>
+        <w:rPr>
+          <w:rFonts w:ascii="微软雅黑" w:hAnsi="微软雅黑" w:eastAsia="微软雅黑"/>
+          <w:b w:val="0"/>
+          <w:sz w:val="21"/>
+        </w:rPr>
+        <w:t>；两类标签是几何代理，</w:t>
       </w:r>
       <w:r>
         <w:rPr>
           <w:rFonts w:ascii="Consolas" w:hAnsi="Consolas" w:eastAsia="Consolas"/>
           <w:sz w:val="20"/>
         </w:rPr>
+        <w:t>MANIFEST.csv</w:t>
+      </w:r>
+      <w:r>
+        <w:rPr>
+          <w:rFonts w:ascii="微软雅黑" w:hAnsi="微软雅黑" w:eastAsia="微软雅黑"/>
+          <w:b w:val="0"/>
+          <w:sz w:val="21"/>
+        </w:rPr>
+        <w:t xml:space="preserve"> 的 </w:t>
+      </w:r>
+      <w:r>
+        <w:rPr>
+          <w:rFonts w:ascii="Consolas" w:hAnsi="Consolas" w:eastAsia="Consolas"/>
+          <w:sz w:val="20"/>
+        </w:rPr>
         <w:t>human_ok</w:t>
       </w:r>
       <w:r>
@@ -8947,7 +9145,22 @@
           <w:b w:val="0"/>
           <w:sz w:val="21"/>
         </w:rPr>
-        <w:t xml:space="preserve"> 列留空等人填。</w:t>
+        <w:t xml:space="preserve"> 列留空等人填， </w:t>
+      </w:r>
+      <w:r>
+        <w:rPr>
+          <w:rFonts w:ascii="Consolas" w:hAnsi="Consolas" w:eastAsia="Consolas"/>
+          <w:sz w:val="20"/>
+        </w:rPr>
+        <w:t>tools/scene_sheet.py</w:t>
+      </w:r>
+      <w:r>
+        <w:rPr>
+          <w:rFonts w:ascii="微软雅黑" w:hAnsi="微软雅黑" w:eastAsia="微软雅黑"/>
+          <w:b w:val="0"/>
+          <w:sz w:val="21"/>
+        </w:rPr>
+        <w:t xml:space="preserve"> 会把 16 段拼成一张对照图供人一眼判。</w:t>
       </w:r>
     </w:p>
     <w:p>

--- a/report/design_report.docx
+++ b/report/design_report.docx
@@ -18016,6 +18016,118 @@
       <w:r>
         <w:rPr>
           <w:rFonts w:ascii="微软雅黑" w:hAnsi="微软雅黑" w:eastAsia="微软雅黑"/>
+          <w:b/>
+          <w:sz w:val="21"/>
+        </w:rPr>
+        <w:t>全流程固化 overlay（`flow_system.bit`）与分层测试集</w:t>
+      </w:r>
+      <w:r>
+        <w:rPr>
+          <w:rFonts w:ascii="微软雅黑" w:hAnsi="微软雅黑" w:eastAsia="微软雅黑"/>
+          <w:b w:val="0"/>
+          <w:sz w:val="21"/>
+        </w:rPr>
+        <w:t>：</w:t>
+      </w:r>
+    </w:p>
+    <w:p>
+      <w:pPr>
+        <w:spacing w:after="80"/>
+        <w:ind w:left="288"/>
+      </w:pPr>
+      <w:r>
+        <w:rPr>
+          <w:rFonts w:ascii="Consolas" w:hAnsi="Consolas" w:eastAsia="Consolas"/>
+          <w:sz w:val="17"/>
+        </w:rPr>
+        <w:t># 板端：LCD 4bpp + 按键 + HDMI 32bpp 合一的自证（按 IP 名核对地址表），期望 FLOW_OVERLAY_OK</w:t>
+        <w:br/>
+      </w:r>
+      <w:r>
+        <w:rPr>
+          <w:rFonts w:ascii="Consolas" w:hAnsi="Consolas" w:eastAsia="Consolas"/>
+          <w:sz w:val="17"/>
+        </w:rPr>
+        <w:t>python3 tools/flow_overlay.py --selftest</w:t>
+        <w:br/>
+      </w:r>
+      <w:r>
+        <w:rPr>
+          <w:rFonts w:ascii="Consolas" w:hAnsi="Consolas" w:eastAsia="Consolas"/>
+          <w:sz w:val="17"/>
+        </w:rPr>
+        <w:br/>
+      </w:r>
+      <w:r>
+        <w:rPr>
+          <w:rFonts w:ascii="Consolas" w:hAnsi="Consolas" w:eastAsia="Consolas"/>
+          <w:sz w:val="17"/>
+        </w:rPr>
+        <w:t># 板端：HDMI 人眼判据 —— 红/绿/蓝/白/黑五张带大字色卡，读到 STEP1..5 才算通</w:t>
+        <w:br/>
+      </w:r>
+      <w:r>
+        <w:rPr>
+          <w:rFonts w:ascii="Consolas" w:hAnsi="Consolas" w:eastAsia="Consolas"/>
+          <w:sz w:val="17"/>
+        </w:rPr>
+        <w:t>python3 tools/check_hdmi_cards.py</w:t>
+        <w:br/>
+      </w:r>
+      <w:r>
+        <w:rPr>
+          <w:rFonts w:ascii="Consolas" w:hAnsi="Consolas" w:eastAsia="Consolas"/>
+          <w:sz w:val="17"/>
+        </w:rPr>
+        <w:br/>
+      </w:r>
+      <w:r>
+        <w:rPr>
+          <w:rFonts w:ascii="Consolas" w:hAnsi="Consolas" w:eastAsia="Consolas"/>
+          <w:sz w:val="17"/>
+        </w:rPr>
+        <w:t># PC 侧：把上面两步 + 部署 + 分层片段按顺序跑完（等板子上线、逐段落盘、两端 sha256 校验）</w:t>
+        <w:br/>
+      </w:r>
+      <w:r>
+        <w:rPr>
+          <w:rFonts w:ascii="Consolas" w:hAnsi="Consolas" w:eastAsia="Consolas"/>
+          <w:sz w:val="17"/>
+        </w:rPr>
+        <w:t>py tools/run_board_acceptance.py --wait 2700</w:t>
+        <w:br/>
+      </w:r>
+      <w:r>
+        <w:rPr>
+          <w:rFonts w:ascii="Consolas" w:hAnsi="Consolas" w:eastAsia="Consolas"/>
+          <w:sz w:val="17"/>
+        </w:rPr>
+        <w:br/>
+      </w:r>
+      <w:r>
+        <w:rPr>
+          <w:rFonts w:ascii="Consolas" w:hAnsi="Consolas" w:eastAsia="Consolas"/>
+          <w:sz w:val="17"/>
+        </w:rPr>
+        <w:t># PC 侧：分层测试集（争抢/普通各 8 段）在板上跑 board_pipeline，逐段落盘、可 --resume</w:t>
+        <w:br/>
+      </w:r>
+      <w:r>
+        <w:rPr>
+          <w:rFonts w:ascii="Consolas" w:hAnsi="Consolas" w:eastAsia="Consolas"/>
+          <w:sz w:val="17"/>
+        </w:rPr>
+        <w:t>py tools/scene_suite_board.py --resume</w:t>
+      </w:r>
+    </w:p>
+    <w:p>
+      <w:pPr>
+        <w:spacing w:after="120"/>
+        <w:ind w:firstLine="0"/>
+      </w:pPr>
+      <w:r>
+        <w:rPr>
+          <w:rFonts w:ascii="微软雅黑" w:hAnsi="微软雅黑" w:eastAsia="微软雅黑"/>
           <w:b w:val="0"/>
           <w:sz w:val="21"/>
         </w:rPr>
@@ -21429,6 +21541,240 @@
           <w:sz w:val="21"/>
         </w:rPr>
         <w:t xml:space="preserve"> 有主机侧单元验证（3 点 → (0,0)/(105,68)/(52.5,34)）。</w:t>
+      </w:r>
+    </w:p>
+    <w:p>
+      <w:pPr>
+        <w:pStyle w:val="ListNumber"/>
+      </w:pPr>
+      <w:r>
+        <w:rPr>
+          <w:rFonts w:ascii="微软雅黑" w:hAnsi="微软雅黑" w:eastAsia="微软雅黑"/>
+          <w:b/>
+          <w:sz w:val="21"/>
+        </w:rPr>
+        <w:t>两个显示合成一个比特流了，但还没上过板</w:t>
+      </w:r>
+      <w:r>
+        <w:rPr>
+          <w:rFonts w:ascii="微软雅黑" w:hAnsi="微软雅黑" w:eastAsia="微软雅黑"/>
+          <w:b w:val="0"/>
+          <w:sz w:val="21"/>
+        </w:rPr>
+        <w:t>：</w:t>
+      </w:r>
+      <w:r>
+        <w:rPr>
+          <w:rFonts w:ascii="Consolas" w:hAnsi="Consolas" w:eastAsia="Consolas"/>
+          <w:sz w:val="20"/>
+        </w:rPr>
+        <w:t>flow_system.bit</w:t>
+      </w:r>
+      <w:r>
+        <w:rPr>
+          <w:rFonts w:ascii="微软雅黑" w:hAnsi="微软雅黑" w:eastAsia="微软雅黑"/>
+          <w:b w:val="0"/>
+          <w:sz w:val="21"/>
+        </w:rPr>
+        <w:t>（LCD 4bpp + 按键 + HDMI 32bpp）</w:t>
+      </w:r>
+    </w:p>
+    <w:p>
+      <w:pPr>
+        <w:spacing w:after="120"/>
+        <w:ind w:firstLine="0"/>
+      </w:pPr>
+      <w:r>
+        <w:rPr>
+          <w:rFonts w:ascii="微软雅黑" w:hAnsi="微软雅黑" w:eastAsia="微软雅黑"/>
+          <w:b w:val="0"/>
+          <w:sz w:val="21"/>
+        </w:rPr>
+        <w:t>2026-10-30 出片，</w:t>
+      </w:r>
+      <w:r>
+        <w:rPr>
+          <w:rFonts w:ascii="Consolas" w:hAnsi="Consolas" w:eastAsia="Consolas"/>
+          <w:sz w:val="20"/>
+        </w:rPr>
+        <w:t>FLOW_SYSTEM_BD_OK</w:t>
+      </w:r>
+      <w:r>
+        <w:rPr>
+          <w:rFonts w:ascii="微软雅黑" w:hAnsi="微软雅黑" w:eastAsia="微软雅黑"/>
+          <w:b w:val="0"/>
+          <w:sz w:val="21"/>
+        </w:rPr>
+        <w:t xml:space="preserve">，WNS +3.042 ns / WHS +0.028 ns，0 失败端点， LUT 44.9 % / BRAM 61.4 %；生成的 </w:t>
+      </w:r>
+      <w:r>
+        <w:rPr>
+          <w:rFonts w:ascii="Consolas" w:hAnsi="Consolas" w:eastAsia="Consolas"/>
+          <w:sz w:val="20"/>
+        </w:rPr>
+        <w:t>.hwh</w:t>
+      </w:r>
+      <w:r>
+        <w:rPr>
+          <w:rFonts w:ascii="微软雅黑" w:hAnsi="微软雅黑" w:eastAsia="微软雅黑"/>
+          <w:b w:val="0"/>
+          <w:sz w:val="21"/>
+        </w:rPr>
+        <w:t xml:space="preserve"> 与设计地址表 11 个从设备逐条对拍一致。 但</w:t>
+      </w:r>
+      <w:r>
+        <w:rPr>
+          <w:rFonts w:ascii="微软雅黑" w:hAnsi="微软雅黑" w:eastAsia="微软雅黑"/>
+          <w:b/>
+          <w:sz w:val="21"/>
+        </w:rPr>
+        <w:t>没有上过板</w:t>
+      </w:r>
+      <w:r>
+        <w:rPr>
+          <w:rFonts w:ascii="微软雅黑" w:hAnsi="微软雅黑" w:eastAsia="微软雅黑"/>
+          <w:b w:val="0"/>
+          <w:sz w:val="21"/>
+        </w:rPr>
+        <w:t xml:space="preserve">，因此本报告不写「已验证」。同一批还修了一个只在真屏上暴露的缺陷： HDMI 帧缓存从 </w:t>
+      </w:r>
+      <w:r>
+        <w:rPr>
+          <w:rFonts w:ascii="Consolas" w:hAnsi="Consolas" w:eastAsia="Consolas"/>
+          <w:sz w:val="20"/>
+        </w:rPr>
+        <w:t>allocate()</w:t>
+      </w:r>
+      <w:r>
+        <w:rPr>
+          <w:rFonts w:ascii="微软雅黑" w:hAnsi="微软雅黑" w:eastAsia="微软雅黑"/>
+          <w:b w:val="0"/>
+          <w:sz w:val="21"/>
+        </w:rPr>
+        <w:t xml:space="preserve"> 出来是 </w:t>
+      </w:r>
+      <w:r>
+        <w:rPr>
+          <w:rFonts w:ascii="Consolas" w:hAnsi="Consolas" w:eastAsia="Consolas"/>
+          <w:sz w:val="20"/>
+        </w:rPr>
+        <w:t>cacheable=True</w:t>
+      </w:r>
+      <w:r>
+        <w:rPr>
+          <w:rFonts w:ascii="微软雅黑" w:hAnsi="微软雅黑" w:eastAsia="微软雅黑"/>
+          <w:b w:val="0"/>
+          <w:sz w:val="21"/>
+        </w:rPr>
+        <w:t xml:space="preserve">，CPU 写完只在 cache 里， PL 走 </w:t>
+      </w:r>
+      <w:r>
+        <w:rPr>
+          <w:rFonts w:ascii="Consolas" w:hAnsi="Consolas" w:eastAsia="Consolas"/>
+          <w:sz w:val="20"/>
+        </w:rPr>
+        <w:t>S_AXI_HP0</w:t>
+      </w:r>
+      <w:r>
+        <w:rPr>
+          <w:rFonts w:ascii="微软雅黑" w:hAnsi="微软雅黑" w:eastAsia="微软雅黑"/>
+          <w:b w:val="0"/>
+          <w:sz w:val="21"/>
+        </w:rPr>
+        <w:t xml:space="preserve"> 直读 DDR 会读到旧内容 —— 表现为 </w:t>
+      </w:r>
+      <w:r>
+        <w:rPr>
+          <w:rFonts w:ascii="微软雅黑" w:hAnsi="微软雅黑" w:eastAsia="微软雅黑"/>
+          <w:b/>
+          <w:sz w:val="21"/>
+        </w:rPr>
+        <w:t>`frames` 60/s、`under=0` 一切正常但屏上纯白</w:t>
+      </w:r>
+      <w:r>
+        <w:rPr>
+          <w:rFonts w:ascii="微软雅黑" w:hAnsi="微软雅黑" w:eastAsia="微软雅黑"/>
+          <w:b w:val="0"/>
+          <w:sz w:val="21"/>
+        </w:rPr>
+        <w:t xml:space="preserve">。 已在切基址前加 </w:t>
+      </w:r>
+      <w:r>
+        <w:rPr>
+          <w:rFonts w:ascii="Consolas" w:hAnsi="Consolas" w:eastAsia="Consolas"/>
+          <w:sz w:val="20"/>
+        </w:rPr>
+        <w:t>Buffer.flush()</w:t>
+      </w:r>
+      <w:r>
+        <w:rPr>
+          <w:rFonts w:ascii="微软雅黑" w:hAnsi="微软雅黑" w:eastAsia="微软雅黑"/>
+          <w:b w:val="0"/>
+          <w:sz w:val="21"/>
+        </w:rPr>
+        <w:t>，</w:t>
+      </w:r>
+      <w:r>
+        <w:rPr>
+          <w:rFonts w:ascii="微软雅黑" w:hAnsi="微软雅黑" w:eastAsia="微软雅黑"/>
+          <w:b/>
+          <w:sz w:val="21"/>
+        </w:rPr>
+        <w:t>修复未经复验</w:t>
+      </w:r>
+      <w:r>
+        <w:rPr>
+          <w:rFonts w:ascii="微软雅黑" w:hAnsi="微软雅黑" w:eastAsia="微软雅黑"/>
+          <w:b w:val="0"/>
+          <w:sz w:val="21"/>
+        </w:rPr>
+        <w:t xml:space="preserve">。 板端自证入口 </w:t>
+      </w:r>
+      <w:r>
+        <w:rPr>
+          <w:rFonts w:ascii="Consolas" w:hAnsi="Consolas" w:eastAsia="Consolas"/>
+          <w:sz w:val="20"/>
+        </w:rPr>
+        <w:t>tools/flow_overlay.py --selftest</w:t>
+      </w:r>
+      <w:r>
+        <w:rPr>
+          <w:rFonts w:ascii="微软雅黑" w:hAnsi="微软雅黑" w:eastAsia="微软雅黑"/>
+          <w:b w:val="0"/>
+          <w:sz w:val="21"/>
+        </w:rPr>
+        <w:t xml:space="preserve">，人眼入口 </w:t>
+      </w:r>
+      <w:r>
+        <w:rPr>
+          <w:rFonts w:ascii="Consolas" w:hAnsi="Consolas" w:eastAsia="Consolas"/>
+          <w:sz w:val="20"/>
+        </w:rPr>
+        <w:t>tools/check_hdmi_cards.py</w:t>
+      </w:r>
+      <w:r>
+        <w:rPr>
+          <w:rFonts w:ascii="微软雅黑" w:hAnsi="微软雅黑" w:eastAsia="微软雅黑"/>
+          <w:b w:val="0"/>
+          <w:sz w:val="21"/>
+        </w:rPr>
+        <w:t>（五张带字色卡）。 另：分层测试集扩到 8+8 后，「争抢画面球更难检出」这条</w:t>
+      </w:r>
+      <w:r>
+        <w:rPr>
+          <w:rFonts w:ascii="微软雅黑" w:hAnsi="微软雅黑" w:eastAsia="微软雅黑"/>
+          <w:b/>
+          <w:sz w:val="21"/>
+        </w:rPr>
+        <w:t>被自己的数据推翻</w:t>
+      </w:r>
+      <w:r>
+        <w:rPr>
+          <w:rFonts w:ascii="微软雅黑" w:hAnsi="微软雅黑" w:eastAsia="微软雅黑"/>
+          <w:b w:val="0"/>
+          <w:sz w:val="21"/>
+        </w:rPr>
+        <w:t xml:space="preserve"> （p=0.61），§2.11 已改为如实记录推翻过程，而不是留一个好看的旧数字。</w:t>
       </w:r>
     </w:p>
     <w:p>

--- a/report/design_report.docx
+++ b/report/design_report.docx
@@ -1050,15 +1050,31 @@
                 <w:b/>
                 <w:sz w:val="18"/>
               </w:rPr>
-              <w:t>尚未人眼确认</w:t>
-            </w:r>
-            <w:r>
-              <w:rPr>
-                <w:rFonts w:ascii="微软雅黑" w:hAnsi="微软雅黑" w:eastAsia="微软雅黑"/>
-                <w:b w:val="0"/>
-                <w:sz w:val="18"/>
-              </w:rPr>
-              <w:t>：彩色状态面板、赛前 UI 真按键、HDMI 彩条/带框图</w:t>
+              <w:t>人眼已确认</w:t>
+            </w:r>
+            <w:r>
+              <w:rPr>
+                <w:rFonts w:ascii="微软雅黑" w:hAnsi="微软雅黑" w:eastAsia="微软雅黑"/>
+                <w:b w:val="0"/>
+                <w:sz w:val="18"/>
+              </w:rPr>
+              <w:t>（2026-10-30）：LCD 自证图、彩色状态面板、赛前 UI 按键逐项；</w:t>
+            </w:r>
+            <w:r>
+              <w:rPr>
+                <w:rFonts w:ascii="微软雅黑" w:hAnsi="微软雅黑" w:eastAsia="微软雅黑"/>
+                <w:b/>
+                <w:sz w:val="18"/>
+              </w:rPr>
+              <w:t>人眼未过</w:t>
+            </w:r>
+            <w:r>
+              <w:rPr>
+                <w:rFonts w:ascii="微软雅黑" w:hAnsi="微软雅黑" w:eastAsia="微软雅黑"/>
+                <w:b w:val="0"/>
+                <w:sz w:val="18"/>
+              </w:rPr>
+              <w:t>：HDMI 带框环出屏上全白（已定位为帧缓存 cacheable 未 flush，修复未复验）</w:t>
             </w:r>
           </w:p>
         </w:tc>
@@ -20712,7 +20728,7 @@
           <w:b w:val="0"/>
           <w:sz w:val="21"/>
         </w:rPr>
-        <w:t>（斜向 16 色条纹）；</w:t>
+        <w:t>（斜向 16 色条纹）、</w:t>
       </w:r>
     </w:p>
     <w:p>
@@ -20723,26 +20739,232 @@
       <w:r>
         <w:rPr>
           <w:rFonts w:ascii="微软雅黑" w:hAnsi="微软雅黑" w:eastAsia="微软雅黑"/>
-          <w:b w:val="0"/>
-          <w:sz w:val="21"/>
-        </w:rPr>
-        <w:t>但</w:t>
-      </w:r>
-      <w:r>
-        <w:rPr>
-          <w:rFonts w:ascii="微软雅黑" w:hAnsi="微软雅黑" w:eastAsia="微软雅黑"/>
           <w:b/>
           <w:sz w:val="21"/>
         </w:rPr>
-        <w:t>彩色状态面板、赛前 UI、HDMI 彩条/带框图在真屏上尚未确认</w:t>
-      </w:r>
-      <w:r>
-        <w:rPr>
-          <w:rFonts w:ascii="微软雅黑" w:hAnsi="微软雅黑" w:eastAsia="微软雅黑"/>
-          <w:b w:val="0"/>
-          <w:sz w:val="21"/>
-        </w:rPr>
-        <w:t xml:space="preserve"> ⇒ 这三项</w:t>
+        <w:t>彩色状态面板已由人眼确认</w:t>
+      </w:r>
+      <w:r>
+        <w:rPr>
+          <w:rFonts w:ascii="微软雅黑" w:hAnsi="微软雅黑" w:eastAsia="微软雅黑"/>
+          <w:b w:val="0"/>
+          <w:sz w:val="21"/>
+        </w:rPr>
+        <w:t xml:space="preserve">（2026-10-30 修掉「overlay 刚装载时 </w:t>
+      </w:r>
+      <w:r>
+        <w:rPr>
+          <w:rFonts w:ascii="Consolas" w:hAnsi="Consolas" w:eastAsia="Consolas"/>
+          <w:sz w:val="20"/>
+        </w:rPr>
+        <w:t>cfg=0</w:t>
+      </w:r>
+      <w:r>
+        <w:rPr>
+          <w:rFonts w:ascii="微软雅黑" w:hAnsi="微软雅黑" w:eastAsia="微软雅黑"/>
+          <w:b w:val="0"/>
+          <w:sz w:val="21"/>
+        </w:rPr>
+        <w:t xml:space="preserve"> 显示的是 PL 彩条」之后）、 </w:t>
+      </w:r>
+      <w:r>
+        <w:rPr>
+          <w:rFonts w:ascii="微软雅黑" w:hAnsi="微软雅黑" w:eastAsia="微软雅黑"/>
+          <w:b/>
+          <w:sz w:val="21"/>
+        </w:rPr>
+        <w:t>赛前 UI 由人在屏上按键逐项走通</w:t>
+      </w:r>
+      <w:r>
+        <w:rPr>
+          <w:rFonts w:ascii="微软雅黑" w:hAnsi="微软雅黑" w:eastAsia="微软雅黑"/>
+          <w:b w:val="0"/>
+          <w:sz w:val="21"/>
+        </w:rPr>
+        <w:t>（</w:t>
+      </w:r>
+      <w:r>
+        <w:rPr>
+          <w:rFonts w:ascii="Consolas" w:hAnsi="Consolas" w:eastAsia="Consolas"/>
+          <w:sz w:val="20"/>
+        </w:rPr>
+        <w:t>LCD_UI_SELECT</w:t>
+      </w:r>
+      <w:r>
+        <w:rPr>
+          <w:rFonts w:ascii="微软雅黑" w:hAnsi="微软雅黑" w:eastAsia="微软雅黑"/>
+          <w:b w:val="0"/>
+          <w:sz w:val="21"/>
+        </w:rPr>
+        <w:t xml:space="preserve"> → </w:t>
+      </w:r>
+      <w:r>
+        <w:rPr>
+          <w:rFonts w:ascii="Consolas" w:hAnsi="Consolas" w:eastAsia="Consolas"/>
+          <w:sz w:val="20"/>
+        </w:rPr>
+        <w:t>LCD_UI_SAVED</w:t>
+      </w:r>
+      <w:r>
+        <w:rPr>
+          <w:rFonts w:ascii="微软雅黑" w:hAnsi="微软雅黑" w:eastAsia="微软雅黑"/>
+          <w:b w:val="0"/>
+          <w:sz w:val="21"/>
+        </w:rPr>
+        <w:t>）。 唯一</w:t>
+      </w:r>
+      <w:r>
+        <w:rPr>
+          <w:rFonts w:ascii="微软雅黑" w:hAnsi="微软雅黑" w:eastAsia="微软雅黑"/>
+          <w:b/>
+          <w:sz w:val="21"/>
+        </w:rPr>
+        <w:t>未过人眼的是 HDMI 画面</w:t>
+      </w:r>
+      <w:r>
+        <w:rPr>
+          <w:rFonts w:ascii="微软雅黑" w:hAnsi="微软雅黑" w:eastAsia="微软雅黑"/>
+          <w:b w:val="0"/>
+          <w:sz w:val="21"/>
+        </w:rPr>
+        <w:t>：机器判据全过（</w:t>
+      </w:r>
+      <w:r>
+        <w:rPr>
+          <w:rFonts w:ascii="Consolas" w:hAnsi="Consolas" w:eastAsia="Consolas"/>
+          <w:sz w:val="20"/>
+        </w:rPr>
+        <w:t>frames</w:t>
+      </w:r>
+      <w:r>
+        <w:rPr>
+          <w:rFonts w:ascii="微软雅黑" w:hAnsi="微软雅黑" w:eastAsia="微软雅黑"/>
+          <w:b w:val="0"/>
+          <w:sz w:val="21"/>
+        </w:rPr>
+        <w:t xml:space="preserve"> 60 帧/s、</w:t>
+      </w:r>
+      <w:r>
+        <w:rPr>
+          <w:rFonts w:ascii="Consolas" w:hAnsi="Consolas" w:eastAsia="Consolas"/>
+          <w:sz w:val="20"/>
+        </w:rPr>
+        <w:t>under=0</w:t>
+      </w:r>
+      <w:r>
+        <w:rPr>
+          <w:rFonts w:ascii="微软雅黑" w:hAnsi="微软雅黑" w:eastAsia="微软雅黑"/>
+          <w:b w:val="0"/>
+          <w:sz w:val="21"/>
+        </w:rPr>
+        <w:t xml:space="preserve">、帧缓存地址与 </w:t>
+      </w:r>
+      <w:r>
+        <w:rPr>
+          <w:rFonts w:ascii="Consolas" w:hAnsi="Consolas" w:eastAsia="Consolas"/>
+          <w:sz w:val="20"/>
+        </w:rPr>
+        <w:t>pack</w:t>
+      </w:r>
+      <w:r>
+        <w:rPr>
+          <w:rFonts w:ascii="微软雅黑" w:hAnsi="微软雅黑" w:eastAsia="微软雅黑"/>
+          <w:b w:val="0"/>
+          <w:sz w:val="21"/>
+        </w:rPr>
+        <w:t xml:space="preserve"> 解出来全对）而屏上</w:t>
+      </w:r>
+      <w:r>
+        <w:rPr>
+          <w:rFonts w:ascii="微软雅黑" w:hAnsi="微软雅黑" w:eastAsia="微软雅黑"/>
+          <w:b/>
+          <w:sz w:val="21"/>
+        </w:rPr>
+        <w:t>纯白</w:t>
+      </w:r>
+      <w:r>
+        <w:rPr>
+          <w:rFonts w:ascii="微软雅黑" w:hAnsi="微软雅黑" w:eastAsia="微软雅黑"/>
+          <w:b w:val="0"/>
+          <w:sz w:val="21"/>
+        </w:rPr>
+        <w:t xml:space="preserve">，已定位为 PYNQ </w:t>
+      </w:r>
+      <w:r>
+        <w:rPr>
+          <w:rFonts w:ascii="Consolas" w:hAnsi="Consolas" w:eastAsia="Consolas"/>
+          <w:sz w:val="20"/>
+        </w:rPr>
+        <w:t>allocate()</w:t>
+      </w:r>
+      <w:r>
+        <w:rPr>
+          <w:rFonts w:ascii="微软雅黑" w:hAnsi="微软雅黑" w:eastAsia="微软雅黑"/>
+          <w:b w:val="0"/>
+          <w:sz w:val="21"/>
+        </w:rPr>
+        <w:t xml:space="preserve"> 出来的帧缓存是 </w:t>
+      </w:r>
+      <w:r>
+        <w:rPr>
+          <w:rFonts w:ascii="Consolas" w:hAnsi="Consolas" w:eastAsia="Consolas"/>
+          <w:sz w:val="20"/>
+        </w:rPr>
+        <w:t>cacheable=True</w:t>
+      </w:r>
+      <w:r>
+        <w:rPr>
+          <w:rFonts w:ascii="微软雅黑" w:hAnsi="微软雅黑" w:eastAsia="微软雅黑"/>
+          <w:b w:val="0"/>
+          <w:sz w:val="21"/>
+        </w:rPr>
+        <w:t xml:space="preserve">、 CPU 写完没刷到 DRAM 就被 PL 从 </w:t>
+      </w:r>
+      <w:r>
+        <w:rPr>
+          <w:rFonts w:ascii="Consolas" w:hAnsi="Consolas" w:eastAsia="Consolas"/>
+          <w:sz w:val="20"/>
+        </w:rPr>
+        <w:t>S_AXI_HP0</w:t>
+      </w:r>
+      <w:r>
+        <w:rPr>
+          <w:rFonts w:ascii="微软雅黑" w:hAnsi="微软雅黑" w:eastAsia="微软雅黑"/>
+          <w:b w:val="0"/>
+          <w:sz w:val="21"/>
+        </w:rPr>
+        <w:t xml:space="preserve"> 读走，修复（</w:t>
+      </w:r>
+      <w:r>
+        <w:rPr>
+          <w:rFonts w:ascii="Consolas" w:hAnsi="Consolas" w:eastAsia="Consolas"/>
+          <w:sz w:val="20"/>
+        </w:rPr>
+        <w:t>Buffer.flush()</w:t>
+      </w:r>
+      <w:r>
+        <w:rPr>
+          <w:rFonts w:ascii="微软雅黑" w:hAnsi="微软雅黑" w:eastAsia="微软雅黑"/>
+          <w:b w:val="0"/>
+          <w:sz w:val="21"/>
+        </w:rPr>
+        <w:t>）</w:t>
+      </w:r>
+      <w:r>
+        <w:rPr>
+          <w:rFonts w:ascii="微软雅黑" w:hAnsi="微软雅黑" w:eastAsia="微软雅黑"/>
+          <w:b/>
+          <w:sz w:val="21"/>
+        </w:rPr>
+        <w:t>未复验</w:t>
+      </w:r>
+      <w:r>
+        <w:rPr>
+          <w:rFonts w:ascii="微软雅黑" w:hAnsi="微软雅黑" w:eastAsia="微软雅黑"/>
+          <w:b w:val="0"/>
+          <w:sz w:val="21"/>
+        </w:rPr>
+        <w:t xml:space="preserve"> ⇒ HDMI 这一项</w:t>
       </w:r>
       <w:r>
         <w:rPr>

--- a/report/design_report.docx
+++ b/report/design_report.docx
@@ -8600,7 +8600,7 @@
           <w:b w:val="0"/>
           <w:sz w:val="21"/>
         </w:rPr>
-        <w:t xml:space="preserve"> 按人员聚集度把整场切成两类，各 8 段 × 10 s （</w:t>
+        <w:t xml:space="preserve"> 按人员聚集度把整场切成两类，各 8 段 × 10 s，每段按 5 fps 取 50 帧统计（</w:t>
       </w:r>
       <w:r>
         <w:rPr>
@@ -8615,7 +8615,53 @@
           <w:b w:val="0"/>
           <w:sz w:val="21"/>
         </w:rPr>
-        <w:t xml:space="preserve"> 复用已算好的逐点打分，扩样本不必重扫全场）：</w:t>
+        <w:t xml:space="preserve"> 复用已算好的逐点打分，扩样本不必重扫全场）。 </w:t>
+      </w:r>
+      <w:r>
+        <w:rPr>
+          <w:rFonts w:ascii="微软雅黑" w:hAnsi="微软雅黑" w:eastAsia="微软雅黑"/>
+          <w:b/>
+          <w:sz w:val="21"/>
+        </w:rPr>
+        <w:t>取样帧率要写死</w:t>
+      </w:r>
+      <w:r>
+        <w:rPr>
+          <w:rFonts w:ascii="微软雅黑" w:hAnsi="微软雅黑" w:eastAsia="微软雅黑"/>
+          <w:b w:val="0"/>
+          <w:sz w:val="21"/>
+        </w:rPr>
+        <w:t>：同一批片段按 2 fps 会给出 13.7% / 20.8%，与 5 fps 的 15.8% / 20.2% 不同 —— 不是矛盾，是样本量变了；</w:t>
+      </w:r>
+      <w:r>
+        <w:rPr>
+          <w:rFonts w:ascii="Consolas" w:hAnsi="Consolas" w:eastAsia="Consolas"/>
+          <w:sz w:val="20"/>
+        </w:rPr>
+        <w:t>tools/check_full_flow.py</w:t>
+      </w:r>
+      <w:r>
+        <w:rPr>
+          <w:rFonts w:ascii="微软雅黑" w:hAnsi="微软雅黑" w:eastAsia="微软雅黑"/>
+          <w:b w:val="0"/>
+          <w:sz w:val="21"/>
+        </w:rPr>
+        <w:t xml:space="preserve"> 的 </w:t>
+      </w:r>
+      <w:r>
+        <w:rPr>
+          <w:rFonts w:ascii="Consolas" w:hAnsi="Consolas" w:eastAsia="Consolas"/>
+          <w:sz w:val="20"/>
+        </w:rPr>
+        <w:t>--scenes-fps</w:t>
+      </w:r>
+      <w:r>
+        <w:rPr>
+          <w:rFonts w:ascii="微软雅黑" w:hAnsi="微软雅黑" w:eastAsia="微软雅黑"/>
+          <w:b w:val="0"/>
+          <w:sz w:val="21"/>
+        </w:rPr>
+        <w:t xml:space="preserve"> 默认已对齐到 5.0。</w:t>
       </w:r>
     </w:p>
     <w:tbl>
@@ -8816,7 +8862,7 @@
                 <w:b w:val="0"/>
                 <w:sz w:val="18"/>
               </w:rPr>
-              <w:t>36.4 ms</w:t>
+              <w:t>≈30 ms</w:t>
             </w:r>
           </w:p>
         </w:tc>
@@ -8898,13 +8944,27 @@
                 <w:b w:val="0"/>
                 <w:sz w:val="18"/>
               </w:rPr>
-              <w:t>26.8 ms</w:t>
+              <w:t>≈26 ms</w:t>
             </w:r>
           </w:p>
         </w:tc>
       </w:tr>
     </w:tbl>
     <w:p/>
+    <w:p>
+      <w:pPr>
+        <w:spacing w:after="120"/>
+        <w:ind w:firstLine="0"/>
+      </w:pPr>
+      <w:r>
+        <w:rPr>
+          <w:rFonts w:ascii="微软雅黑" w:hAnsi="微软雅黑" w:eastAsia="微软雅黑"/>
+          <w:b w:val="0"/>
+          <w:sz w:val="21"/>
+        </w:rPr>
+        <w:t>（单帧推理耗时在 26–44 ms 之间随机器负载波动，同一批片段重跑会变；球检出率与聚集度 在两次独立重跑中完全一致，这两列才是可比的。）</w:t>
+      </w:r>
+    </w:p>
     <w:p>
       <w:pPr>
         <w:spacing w:after="120"/>

--- a/report/design_report.docx
+++ b/report/design_report.docx
@@ -9939,6 +9939,244 @@
     <w:p/>
     <w:p>
       <w:pPr>
+        <w:ind w:left="360"/>
+      </w:pPr>
+      <w:r>
+        <w:rPr>
+          <w:rFonts w:ascii="微软雅黑" w:hAnsi="微软雅黑" w:eastAsia="微软雅黑"/>
+          <w:b/>
+          <w:i/>
+          <w:color w:val="556577"/>
+          <w:sz w:val="19"/>
+        </w:rPr>
+        <w:t>实现方式的边界（D003，用户 2026-10-30 裁定 = 混合路线）</w:t>
+      </w:r>
+      <w:r>
+        <w:rPr>
+          <w:rFonts w:ascii="微软雅黑" w:hAnsi="微软雅黑" w:eastAsia="微软雅黑"/>
+          <w:b w:val="0"/>
+          <w:i/>
+          <w:color w:val="556577"/>
+          <w:sz w:val="19"/>
+        </w:rPr>
+        <w:t>：上表「PL」一列里的像素级算法核 （</w:t>
+      </w:r>
+      <w:r>
+        <w:rPr>
+          <w:rFonts w:ascii="Consolas" w:hAnsi="Consolas" w:eastAsia="Consolas"/>
+          <w:i/>
+          <w:color w:val="556577"/>
+          <w:sz w:val="18"/>
+        </w:rPr>
+        <w:t>preproc</w:t>
+      </w:r>
+      <w:r>
+        <w:rPr>
+          <w:rFonts w:ascii="微软雅黑" w:hAnsi="微软雅黑" w:eastAsia="微软雅黑"/>
+          <w:b w:val="0"/>
+          <w:i/>
+          <w:color w:val="556577"/>
+          <w:sz w:val="19"/>
+        </w:rPr>
+        <w:t xml:space="preserve"> / </w:t>
+      </w:r>
+      <w:r>
+        <w:rPr>
+          <w:rFonts w:ascii="Consolas" w:hAnsi="Consolas" w:eastAsia="Consolas"/>
+          <w:i/>
+          <w:color w:val="556577"/>
+          <w:sz w:val="18"/>
+        </w:rPr>
+        <w:t>mask_preproc</w:t>
+      </w:r>
+      <w:r>
+        <w:rPr>
+          <w:rFonts w:ascii="微软雅黑" w:hAnsi="微软雅黑" w:eastAsia="微软雅黑"/>
+          <w:b w:val="0"/>
+          <w:i/>
+          <w:color w:val="556577"/>
+          <w:sz w:val="19"/>
+        </w:rPr>
+        <w:t xml:space="preserve"> / </w:t>
+      </w:r>
+      <w:r>
+        <w:rPr>
+          <w:rFonts w:ascii="Consolas" w:hAnsi="Consolas" w:eastAsia="Consolas"/>
+          <w:i/>
+          <w:color w:val="556577"/>
+          <w:sz w:val="18"/>
+        </w:rPr>
+        <w:t>track_preproc</w:t>
+      </w:r>
+      <w:r>
+        <w:rPr>
+          <w:rFonts w:ascii="微软雅黑" w:hAnsi="微软雅黑" w:eastAsia="微软雅黑"/>
+          <w:b w:val="0"/>
+          <w:i/>
+          <w:color w:val="556577"/>
+          <w:sz w:val="19"/>
+        </w:rPr>
+        <w:t xml:space="preserve"> / </w:t>
+      </w:r>
+      <w:r>
+        <w:rPr>
+          <w:rFonts w:ascii="Consolas" w:hAnsi="Consolas" w:eastAsia="Consolas"/>
+          <w:i/>
+          <w:color w:val="556577"/>
+          <w:sz w:val="18"/>
+        </w:rPr>
+        <w:t>conv_engine</w:t>
+      </w:r>
+      <w:r>
+        <w:rPr>
+          <w:rFonts w:ascii="微软雅黑" w:hAnsi="微软雅黑" w:eastAsia="微软雅黑"/>
+          <w:b w:val="0"/>
+          <w:i/>
+          <w:color w:val="556577"/>
+          <w:sz w:val="19"/>
+        </w:rPr>
+        <w:t xml:space="preserve"> / </w:t>
+      </w:r>
+      <w:r>
+        <w:rPr>
+          <w:rFonts w:ascii="Consolas" w:hAnsi="Consolas" w:eastAsia="Consolas"/>
+          <w:i/>
+          <w:color w:val="556577"/>
+          <w:sz w:val="18"/>
+        </w:rPr>
+        <w:t>bw</w:t>
+      </w:r>
+      <w:r>
+        <w:rPr>
+          <w:rFonts w:ascii="微软雅黑" w:hAnsi="微软雅黑" w:eastAsia="微软雅黑"/>
+          <w:b w:val="0"/>
+          <w:i/>
+          <w:color w:val="556577"/>
+          <w:sz w:val="19"/>
+        </w:rPr>
+        <w:t>）</w:t>
+      </w:r>
+      <w:r>
+        <w:rPr>
+          <w:rFonts w:ascii="微软雅黑" w:hAnsi="微软雅黑" w:eastAsia="微软雅黑"/>
+          <w:b/>
+          <w:i/>
+          <w:color w:val="556577"/>
+          <w:sz w:val="19"/>
+        </w:rPr>
+        <w:t>全部用 Vitis HLS 2020.2 生成</w:t>
+      </w:r>
+      <w:r>
+        <w:rPr>
+          <w:rFonts w:ascii="微软雅黑" w:hAnsi="微软雅黑" w:eastAsia="微软雅黑"/>
+          <w:b w:val="0"/>
+          <w:i/>
+          <w:color w:val="556577"/>
+          <w:sz w:val="19"/>
+        </w:rPr>
+        <w:t>； 像素时钟、读侧时序、跨时钟域与 AXI 拓扑</w:t>
+      </w:r>
+      <w:r>
+        <w:rPr>
+          <w:rFonts w:ascii="微软雅黑" w:hAnsi="微软雅黑" w:eastAsia="微软雅黑"/>
+          <w:b/>
+          <w:i/>
+          <w:color w:val="556577"/>
+          <w:sz w:val="19"/>
+        </w:rPr>
+        <w:t>用手写 RTL</w:t>
+      </w:r>
+      <w:r>
+        <w:rPr>
+          <w:rFonts w:ascii="微软雅黑" w:hAnsi="微软雅黑" w:eastAsia="微软雅黑"/>
+          <w:b w:val="0"/>
+          <w:i/>
+          <w:color w:val="556577"/>
+          <w:sz w:val="19"/>
+        </w:rPr>
+        <w:t xml:space="preserve">（HLS 不适合做逐拍时序与像素时钟）。 两者在同一个 BD 内由 </w:t>
+      </w:r>
+      <w:r>
+        <w:rPr>
+          <w:rFonts w:ascii="Consolas" w:hAnsi="Consolas" w:eastAsia="Consolas"/>
+          <w:i/>
+          <w:color w:val="556577"/>
+          <w:sz w:val="18"/>
+        </w:rPr>
+        <w:t>build/scripts/bd_*.tcl</w:t>
+      </w:r>
+      <w:r>
+        <w:rPr>
+          <w:rFonts w:ascii="微软雅黑" w:hAnsi="微软雅黑" w:eastAsia="微软雅黑"/>
+          <w:b w:val="0"/>
+          <w:i/>
+          <w:color w:val="556577"/>
+          <w:sz w:val="19"/>
+        </w:rPr>
+        <w:t xml:space="preserve"> 统一出片 —— 这是一条</w:t>
+      </w:r>
+      <w:r>
+        <w:rPr>
+          <w:rFonts w:ascii="微软雅黑" w:hAnsi="微软雅黑" w:eastAsia="微软雅黑"/>
+          <w:b/>
+          <w:i/>
+          <w:color w:val="556577"/>
+          <w:sz w:val="19"/>
+        </w:rPr>
+        <w:t>裁定</w:t>
+      </w:r>
+      <w:r>
+        <w:rPr>
+          <w:rFonts w:ascii="微软雅黑" w:hAnsi="微软雅黑" w:eastAsia="微软雅黑"/>
+          <w:b w:val="0"/>
+          <w:i/>
+          <w:color w:val="556577"/>
+          <w:sz w:val="19"/>
+        </w:rPr>
+        <w:t>，不是实现偏好。 接口数值侧另有一条裁定（D006）：地址表、4bpp 打包口径、</w:t>
+      </w:r>
+      <w:r>
+        <w:rPr>
+          <w:rFonts w:ascii="Consolas" w:hAnsi="Consolas" w:eastAsia="Consolas"/>
+          <w:i/>
+          <w:color w:val="556577"/>
+          <w:sz w:val="18"/>
+        </w:rPr>
+        <w:t>WPR=100</w:t>
+      </w:r>
+      <w:r>
+        <w:rPr>
+          <w:rFonts w:ascii="微软雅黑" w:hAnsi="微软雅黑" w:eastAsia="微软雅黑"/>
+          <w:b w:val="0"/>
+          <w:i/>
+          <w:color w:val="556577"/>
+          <w:sz w:val="19"/>
+        </w:rPr>
+        <w:t>、按键引脚</w:t>
+      </w:r>
+      <w:r>
+        <w:rPr>
+          <w:rFonts w:ascii="微软雅黑" w:hAnsi="微软雅黑" w:eastAsia="微软雅黑"/>
+          <w:b/>
+          <w:i/>
+          <w:color w:val="556577"/>
+          <w:sz w:val="19"/>
+        </w:rPr>
+        <w:t>已冻结为 v1</w:t>
+      </w:r>
+      <w:r>
+        <w:rPr>
+          <w:rFonts w:ascii="微软雅黑" w:hAnsi="微软雅黑" w:eastAsia="微软雅黑"/>
+          <w:b w:val="0"/>
+          <w:i/>
+          <w:color w:val="556577"/>
+          <w:sz w:val="19"/>
+        </w:rPr>
+        <w:t>， 改地址或改格式必须新开一条 decision，不许在代码里悄悄改。</w:t>
+      </w:r>
+    </w:p>
+    <w:p>
+      <w:pPr>
         <w:spacing w:after="120"/>
         <w:ind w:firstLine="0"/>
       </w:pPr>
@@ -17684,6 +17922,168 @@
           <w:sz w:val="19"/>
         </w:rPr>
         <w:t xml:space="preserve"> 的脚本 + SHA256 重建。</w:t>
+      </w:r>
+    </w:p>
+    <w:p>
+      <w:pPr>
+        <w:ind w:left="360"/>
+      </w:pPr>
+      <w:r>
+        <w:rPr>
+          <w:rFonts w:ascii="微软雅黑" w:hAnsi="微软雅黑" w:eastAsia="微软雅黑"/>
+          <w:b/>
+          <w:i/>
+          <w:color w:val="556577"/>
+          <w:sz w:val="19"/>
+        </w:rPr>
+        <w:t>数据来源与用途（D005，用户 2026-10-30 裁定 = 内部使用声明）</w:t>
+      </w:r>
+      <w:r>
+        <w:rPr>
+          <w:rFonts w:ascii="微软雅黑" w:hAnsi="微软雅黑" w:eastAsia="微软雅黑"/>
+          <w:b w:val="0"/>
+          <w:i/>
+          <w:color w:val="556577"/>
+          <w:sz w:val="19"/>
+        </w:rPr>
+        <w:t>：本报告里的比赛视频片段 （</w:t>
+      </w:r>
+      <w:r>
+        <w:rPr>
+          <w:rFonts w:ascii="Consolas" w:hAnsi="Consolas" w:eastAsia="Consolas"/>
+          <w:i/>
+          <w:color w:val="556577"/>
+          <w:sz w:val="18"/>
+        </w:rPr>
+        <w:t>data/samples/incidents/</w:t>
+      </w:r>
+      <w:r>
+        <w:rPr>
+          <w:rFonts w:ascii="微软雅黑" w:hAnsi="微软雅黑" w:eastAsia="微软雅黑"/>
+          <w:b w:val="0"/>
+          <w:i/>
+          <w:color w:val="556577"/>
+          <w:sz w:val="19"/>
+        </w:rPr>
+        <w:t xml:space="preserve"> 12 段、</w:t>
+      </w:r>
+      <w:r>
+        <w:rPr>
+          <w:rFonts w:ascii="Consolas" w:hAnsi="Consolas" w:eastAsia="Consolas"/>
+          <w:i/>
+          <w:color w:val="556577"/>
+          <w:sz w:val="18"/>
+        </w:rPr>
+        <w:t>data/samples/scenes/</w:t>
+      </w:r>
+      <w:r>
+        <w:rPr>
+          <w:rFonts w:ascii="微软雅黑" w:hAnsi="微软雅黑" w:eastAsia="微软雅黑"/>
+          <w:b w:val="0"/>
+          <w:i/>
+          <w:color w:val="556577"/>
+          <w:sz w:val="19"/>
+        </w:rPr>
+        <w:t xml:space="preserve"> 16 段分层片段）来自</w:t>
+      </w:r>
+      <w:r>
+        <w:rPr>
+          <w:rFonts w:ascii="微软雅黑" w:hAnsi="微软雅黑" w:eastAsia="微软雅黑"/>
+          <w:b/>
+          <w:i/>
+          <w:color w:val="556577"/>
+          <w:sz w:val="19"/>
+        </w:rPr>
+        <w:t>公开赛事转播</w:t>
+      </w:r>
+      <w:r>
+        <w:rPr>
+          <w:rFonts w:ascii="微软雅黑" w:hAnsi="微软雅黑" w:eastAsia="微软雅黑"/>
+          <w:b w:val="0"/>
+          <w:i/>
+          <w:color w:val="556577"/>
+          <w:sz w:val="19"/>
+        </w:rPr>
+        <w:t xml:space="preserve">， </w:t>
+      </w:r>
+      <w:r>
+        <w:rPr>
+          <w:rFonts w:ascii="微软雅黑" w:hAnsi="微软雅黑" w:eastAsia="微软雅黑"/>
+          <w:b/>
+          <w:i/>
+          <w:color w:val="556577"/>
+          <w:sz w:val="19"/>
+        </w:rPr>
+        <w:t>仅用于本课程作业的内部评测与复现</w:t>
+      </w:r>
+      <w:r>
+        <w:rPr>
+          <w:rFonts w:ascii="微软雅黑" w:hAnsi="微软雅黑" w:eastAsia="微软雅黑"/>
+          <w:b w:val="0"/>
+          <w:i/>
+          <w:color w:val="556577"/>
+          <w:sz w:val="19"/>
+        </w:rPr>
+        <w:t>；</w:t>
+      </w:r>
+      <w:r>
+        <w:rPr>
+          <w:rFonts w:ascii="微软雅黑" w:hAnsi="微软雅黑" w:eastAsia="微软雅黑"/>
+          <w:b/>
+          <w:i/>
+          <w:color w:val="556577"/>
+          <w:sz w:val="19"/>
+        </w:rPr>
+        <w:t>不随提交包分发</w:t>
+      </w:r>
+      <w:r>
+        <w:rPr>
+          <w:rFonts w:ascii="微软雅黑" w:hAnsi="微软雅黑" w:eastAsia="微软雅黑"/>
+          <w:b w:val="0"/>
+          <w:i/>
+          <w:color w:val="556577"/>
+          <w:sz w:val="19"/>
+        </w:rPr>
+        <w:t>（</w:t>
+      </w:r>
+      <w:r>
+        <w:rPr>
+          <w:rFonts w:ascii="Consolas" w:hAnsi="Consolas" w:eastAsia="Consolas"/>
+          <w:i/>
+          <w:color w:val="556577"/>
+          <w:sz w:val="18"/>
+        </w:rPr>
+        <w:t>tools/make_submission.py</w:t>
+      </w:r>
+      <w:r>
+        <w:rPr>
+          <w:rFonts w:ascii="微软雅黑" w:hAnsi="微软雅黑" w:eastAsia="微软雅黑"/>
+          <w:b w:val="0"/>
+          <w:i/>
+          <w:color w:val="556577"/>
+          <w:sz w:val="19"/>
+        </w:rPr>
+        <w:t xml:space="preserve"> 只带运行必需件）， 本仓库也</w:t>
+      </w:r>
+      <w:r>
+        <w:rPr>
+          <w:rFonts w:ascii="微软雅黑" w:hAnsi="微软雅黑" w:eastAsia="微软雅黑"/>
+          <w:b/>
+          <w:i/>
+          <w:color w:val="556577"/>
+          <w:sz w:val="19"/>
+        </w:rPr>
+        <w:t>不授予任何第三方</w:t>
+      </w:r>
+      <w:r>
+        <w:rPr>
+          <w:rFonts w:ascii="微软雅黑" w:hAnsi="微软雅黑" w:eastAsia="微软雅黑"/>
+          <w:b w:val="0"/>
+          <w:i/>
+          <w:color w:val="556577"/>
+          <w:sz w:val="19"/>
+        </w:rPr>
+        <w:t>对它们的使用权。用户同日确认：本人有权在作业范围内使用这些片段。 若项目后续对外发布，须按 D005 的 (b) 分支换成许可明确的数据集并重做标定与相关指标。</w:t>
       </w:r>
     </w:p>
     <w:p>

--- a/report/design_report.docx
+++ b/report/design_report.docx
@@ -9273,7 +9273,7 @@
           <w:b w:val="0"/>
           <w:sz w:val="21"/>
         </w:rPr>
-        <w:t xml:space="preserve"> 2026-10-30 出片、时序收敛、地址表对拍一致， 但</w:t>
+        <w:t xml:space="preserve"> 2026-10-30 出片、时序收敛、地址表对拍一致， 当天</w:t>
       </w:r>
       <w:r>
         <w:rPr>
@@ -9281,21 +9281,712 @@
           <w:b/>
           <w:sz w:val="21"/>
         </w:rPr>
-        <w:t>尚未上板</w:t>
-      </w:r>
-      <w:r>
-        <w:rPr>
-          <w:rFonts w:ascii="微软雅黑" w:hAnsi="微软雅黑" w:eastAsia="微软雅黑"/>
-          <w:b w:val="0"/>
-          <w:sz w:val="21"/>
-        </w:rPr>
-        <w:t xml:space="preserve">（当天板子多次硬复位，见 </w:t>
+        <w:t>已在板上加载并跑过 `flow_overlay.py --selftest`</w:t>
+      </w:r>
+      <w:r>
+        <w:rPr>
+          <w:rFonts w:ascii="微软雅黑" w:hAnsi="微软雅黑" w:eastAsia="微软雅黑"/>
+          <w:b w:val="0"/>
+          <w:sz w:val="21"/>
+        </w:rPr>
+        <w:t xml:space="preserve">：LCD 4bpp 读回 </w:t>
       </w:r>
       <w:r>
         <w:rPr>
           <w:rFonts w:ascii="Consolas" w:hAnsi="Consolas" w:eastAsia="Consolas"/>
           <w:sz w:val="20"/>
         </w:rPr>
+        <w:t>bad=0/16</w:t>
+      </w:r>
+      <w:r>
+        <w:rPr>
+          <w:rFonts w:ascii="微软雅黑" w:hAnsi="微软雅黑" w:eastAsia="微软雅黑"/>
+          <w:b w:val="0"/>
+          <w:sz w:val="21"/>
+        </w:rPr>
+        <w:t>、 pclk 在计数（</w:t>
+      </w:r>
+      <w:r>
+        <w:rPr>
+          <w:rFonts w:ascii="Consolas" w:hAnsi="Consolas" w:eastAsia="Consolas"/>
+          <w:sz w:val="20"/>
+        </w:rPr>
+        <w:t>tick 132155348→138832280</w:t>
+      </w:r>
+      <w:r>
+        <w:rPr>
+          <w:rFonts w:ascii="微软雅黑" w:hAnsi="微软雅黑" w:eastAsia="微软雅黑"/>
+          <w:b w:val="0"/>
+          <w:sz w:val="21"/>
+        </w:rPr>
+        <w:t xml:space="preserve">）、HDMI 侧 </w:t>
+      </w:r>
+      <w:r>
+        <w:rPr>
+          <w:rFonts w:ascii="Consolas" w:hAnsi="Consolas" w:eastAsia="Consolas"/>
+          <w:sz w:val="20"/>
+        </w:rPr>
+        <w:t>frames 564→1056（+492）</w:t>
+      </w:r>
+      <w:r>
+        <w:rPr>
+          <w:rFonts w:ascii="微软雅黑" w:hAnsi="微软雅黑" w:eastAsia="微软雅黑"/>
+          <w:b w:val="0"/>
+          <w:sz w:val="21"/>
+        </w:rPr>
+        <w:t xml:space="preserve"> 且 </w:t>
+      </w:r>
+      <w:r>
+        <w:rPr>
+          <w:rFonts w:ascii="Consolas" w:hAnsi="Consolas" w:eastAsia="Consolas"/>
+          <w:sz w:val="20"/>
+        </w:rPr>
+        <w:t>under=0</w:t>
+      </w:r>
+      <w:r>
+        <w:rPr>
+          <w:rFonts w:ascii="微软雅黑" w:hAnsi="微软雅黑" w:eastAsia="微软雅黑"/>
+          <w:b w:val="0"/>
+          <w:sz w:val="21"/>
+        </w:rPr>
+        <w:t xml:space="preserve"> —— 这些是 </w:t>
+      </w:r>
+      <w:r>
+        <w:rPr>
+          <w:rFonts w:ascii="微软雅黑" w:hAnsi="微软雅黑" w:eastAsia="微软雅黑"/>
+          <w:b/>
+          <w:sz w:val="21"/>
+        </w:rPr>
+        <w:t>`BRAM_OK` 级机器判据</w:t>
+      </w:r>
+      <w:r>
+        <w:rPr>
+          <w:rFonts w:ascii="微软雅黑" w:hAnsi="微软雅黑" w:eastAsia="微软雅黑"/>
+          <w:b w:val="0"/>
+          <w:sz w:val="21"/>
+        </w:rPr>
+        <w:t>。</w:t>
+      </w:r>
+      <w:r>
+        <w:rPr>
+          <w:rFonts w:ascii="微软雅黑" w:hAnsi="微软雅黑" w:eastAsia="微软雅黑"/>
+          <w:b/>
+          <w:sz w:val="21"/>
+        </w:rPr>
+        <w:t>`VISUAL_OK`（屏上颜色/版面）仍待人眼看</w:t>
+      </w:r>
+      <w:r>
+        <w:rPr>
+          <w:rFonts w:ascii="微软雅黑" w:hAnsi="微软雅黑" w:eastAsia="微软雅黑"/>
+          <w:b w:val="0"/>
+          <w:sz w:val="21"/>
+        </w:rPr>
+        <w:t>， 按本仓库纪律不写「已验证」。</w:t>
+      </w:r>
+    </w:p>
+    <w:p>
+      <w:pPr>
+        <w:pStyle w:val="Heading2"/>
+      </w:pPr>
+      <w:r>
+        <w:rPr>
+          <w:rFonts w:ascii="微软雅黑" w:hAnsi="微软雅黑" w:eastAsia="微软雅黑"/>
+          <w:b/>
+          <w:sz w:val="25"/>
+        </w:rPr>
+        <w:t>2.12 板端分层跑表：先确认板上到底检得到几个人（2026-10-30）</w:t>
+      </w:r>
+    </w:p>
+    <w:p>
+      <w:pPr>
+        <w:spacing w:after="120"/>
+        <w:ind w:firstLine="0"/>
+      </w:pPr>
+      <w:r>
+        <w:rPr>
+          <w:rFonts w:ascii="微软雅黑" w:hAnsi="微软雅黑" w:eastAsia="微软雅黑"/>
+          <w:b w:val="0"/>
+          <w:sz w:val="21"/>
+        </w:rPr>
+        <w:t>§2.11 里 15.8% / 20.2%、14.4 / 17.0 全部是</w:t>
+      </w:r>
+      <w:r>
+        <w:rPr>
+          <w:rFonts w:ascii="微软雅黑" w:hAnsi="微软雅黑" w:eastAsia="微软雅黑"/>
+          <w:b/>
+          <w:sz w:val="21"/>
+        </w:rPr>
+        <w:t>主机</w:t>
+      </w:r>
+      <w:r>
+        <w:rPr>
+          <w:rFonts w:ascii="微软雅黑" w:hAnsi="微软雅黑" w:eastAsia="微软雅黑"/>
+          <w:b w:val="0"/>
+          <w:sz w:val="21"/>
+        </w:rPr>
+        <w:t xml:space="preserve"> YOLOv8n@640 的数字；板上是 </w:t>
+      </w:r>
+      <w:r>
+        <w:rPr>
+          <w:rFonts w:ascii="微软雅黑" w:hAnsi="微软雅黑" w:eastAsia="微软雅黑"/>
+          <w:b/>
+          <w:sz w:val="21"/>
+        </w:rPr>
+        <w:t>ncnn + PL 预处理、输入只有 320</w:t>
+      </w:r>
+      <w:r>
+        <w:rPr>
+          <w:rFonts w:ascii="微软雅黑" w:hAnsi="微软雅黑" w:eastAsia="微软雅黑"/>
+          <w:b w:val="0"/>
+          <w:sz w:val="21"/>
+        </w:rPr>
+        <w:t xml:space="preserve"> 的另一条链路。分层测试集要能上板，第一步不是比指标， 而是确认「板上到底看不看得见人」。</w:t>
+      </w:r>
+    </w:p>
+    <w:p>
+      <w:pPr>
+        <w:spacing w:after="120"/>
+        <w:ind w:firstLine="0"/>
+      </w:pPr>
+      <w:r>
+        <w:rPr>
+          <w:rFonts w:ascii="微软雅黑" w:hAnsi="微软雅黑" w:eastAsia="微软雅黑"/>
+          <w:b w:val="0"/>
+          <w:sz w:val="21"/>
+        </w:rPr>
+        <w:t xml:space="preserve">做法：16 段分层片段（8+8）推到板上， </w:t>
+      </w:r>
+      <w:r>
+        <w:rPr>
+          <w:rFonts w:ascii="Consolas" w:hAnsi="Consolas" w:eastAsia="Consolas"/>
+          <w:sz w:val="20"/>
+        </w:rPr>
+        <w:t>board_pipeline.py --max-frames 250 --every 10 --max-det 0</w:t>
+      </w:r>
+      <w:r>
+        <w:rPr>
+          <w:rFonts w:ascii="微软雅黑" w:hAnsi="微软雅黑" w:eastAsia="微软雅黑"/>
+          <w:b w:val="0"/>
+          <w:sz w:val="21"/>
+        </w:rPr>
+        <w:t xml:space="preserve">，模型用仓库副本 </w:t>
+      </w:r>
+      <w:r>
+        <w:rPr>
+          <w:rFonts w:ascii="Consolas" w:hAnsi="Consolas" w:eastAsia="Consolas"/>
+          <w:sz w:val="20"/>
+        </w:rPr>
+        <w:t>build/models/person_v8n25.{param,bin}</w:t>
+      </w:r>
+      <w:r>
+        <w:rPr>
+          <w:rFonts w:ascii="微软雅黑" w:hAnsi="微软雅黑" w:eastAsia="微软雅黑"/>
+          <w:b w:val="0"/>
+          <w:sz w:val="21"/>
+        </w:rPr>
+        <w:t>（320 输入，ncnn fp32）。</w:t>
+      </w:r>
+    </w:p>
+    <w:p>
+      <w:pPr>
+        <w:spacing w:after="120"/>
+        <w:ind w:firstLine="0"/>
+      </w:pPr>
+      <w:r>
+        <w:rPr>
+          <w:rFonts w:ascii="微软雅黑" w:hAnsi="微软雅黑" w:eastAsia="微软雅黑"/>
+          <w:b w:val="0"/>
+          <w:sz w:val="21"/>
+        </w:rPr>
+        <w:t>先说清一个</w:t>
+      </w:r>
+      <w:r>
+        <w:rPr>
+          <w:rFonts w:ascii="微软雅黑" w:hAnsi="微软雅黑" w:eastAsia="微软雅黑"/>
+          <w:b/>
+          <w:sz w:val="21"/>
+        </w:rPr>
+        <w:t>曾经误读的字段</w:t>
+      </w:r>
+      <w:r>
+        <w:rPr>
+          <w:rFonts w:ascii="微软雅黑" w:hAnsi="微软雅黑" w:eastAsia="微软雅黑"/>
+          <w:b w:val="0"/>
+          <w:sz w:val="21"/>
+        </w:rPr>
+        <w:t xml:space="preserve">：早期板上跑表每段都报 </w:t>
+      </w:r>
+      <w:r>
+        <w:rPr>
+          <w:rFonts w:ascii="Consolas" w:hAnsi="Consolas" w:eastAsia="Consolas"/>
+          <w:sz w:val="20"/>
+        </w:rPr>
+        <w:t>det=8</w:t>
+      </w:r>
+      <w:r>
+        <w:rPr>
+          <w:rFonts w:ascii="微软雅黑" w:hAnsi="微软雅黑" w:eastAsia="微软雅黑"/>
+          <w:b w:val="0"/>
+          <w:sz w:val="21"/>
+        </w:rPr>
+        <w:t xml:space="preserve">，那是 </w:t>
+      </w:r>
+      <w:r>
+        <w:rPr>
+          <w:rFonts w:ascii="Consolas" w:hAnsi="Consolas" w:eastAsia="Consolas"/>
+          <w:sz w:val="20"/>
+        </w:rPr>
+        <w:t>--max-det</w:t>
+      </w:r>
+      <w:r>
+        <w:rPr>
+          <w:rFonts w:ascii="微软雅黑" w:hAnsi="微软雅黑" w:eastAsia="微软雅黑"/>
+          <w:b w:val="0"/>
+          <w:sz w:val="21"/>
+        </w:rPr>
+        <w:t xml:space="preserve"> 的默认值 —— </w:t>
+      </w:r>
+      <w:r>
+        <w:rPr>
+          <w:rFonts w:ascii="微软雅黑" w:hAnsi="微软雅黑" w:eastAsia="微软雅黑"/>
+          <w:b/>
+          <w:sz w:val="21"/>
+        </w:rPr>
+        <w:t>检测调用次数上限</w:t>
+      </w:r>
+      <w:r>
+        <w:rPr>
+          <w:rFonts w:ascii="微软雅黑" w:hAnsi="微软雅黑" w:eastAsia="微软雅黑"/>
+          <w:b w:val="0"/>
+          <w:sz w:val="21"/>
+        </w:rPr>
+        <w:t xml:space="preserve">，不是「检到 8 个人」。打开 </w:t>
+      </w:r>
+      <w:r>
+        <w:rPr>
+          <w:rFonts w:ascii="Consolas" w:hAnsi="Consolas" w:eastAsia="Consolas"/>
+          <w:sz w:val="20"/>
+        </w:rPr>
+        <w:t>--max-det 0</w:t>
+      </w:r>
+      <w:r>
+        <w:rPr>
+          <w:rFonts w:ascii="微软雅黑" w:hAnsi="微软雅黑" w:eastAsia="微软雅黑"/>
+          <w:b w:val="0"/>
+          <w:sz w:val="21"/>
+        </w:rPr>
+        <w:t xml:space="preserve"> 后才第一次拿到有意义的人数。</w:t>
+      </w:r>
+    </w:p>
+    <w:p>
+      <w:pPr>
+        <w:spacing w:after="120"/>
+        <w:ind w:firstLine="0"/>
+      </w:pPr>
+      <w:r>
+        <w:rPr>
+          <w:rFonts w:ascii="微软雅黑" w:hAnsi="微软雅黑" w:eastAsia="微软雅黑"/>
+          <w:b w:val="0"/>
+          <w:sz w:val="21"/>
+        </w:rPr>
+        <w:t>结果（c01 争抢段，整段 250 帧 / 25 次检测）：</w:t>
+      </w:r>
+    </w:p>
+    <w:tbl>
+      <w:tblPr>
+        <w:tblStyle w:val="TableGrid"/>
+        <w:tblW w:type="auto" w:w="0"/>
+        <w:jc w:val="center"/>
+        <w:tblLook w:firstColumn="1" w:firstRow="1" w:lastColumn="0" w:lastRow="0" w:noHBand="0" w:noVBand="1" w:val="04A0"/>
+      </w:tblPr>
+      <w:tblGrid>
+        <w:gridCol w:w="2880"/>
+        <w:gridCol w:w="2880"/>
+        <w:gridCol w:w="2880"/>
+      </w:tblGrid>
+      <w:tr>
+        <w:tc>
+          <w:tcPr>
+            <w:tcW w:type="dxa" w:w="2880"/>
+            <w:shd w:val="clear" w:color="auto" w:fill="E8EEF7"/>
+          </w:tcPr>
+          <w:p>
+            <w:r>
+              <w:rPr>
+                <w:b/>
+              </w:rPr>
+            </w:r>
+            <w:r>
+              <w:rPr>
+                <w:rFonts w:ascii="微软雅黑" w:hAnsi="微软雅黑" w:eastAsia="微软雅黑"/>
+                <w:b/>
+                <w:sz w:val="18"/>
+              </w:rPr>
+              <w:t>阶段</w:t>
+            </w:r>
+          </w:p>
+        </w:tc>
+        <w:tc>
+          <w:tcPr>
+            <w:tcW w:type="dxa" w:w="2880"/>
+            <w:shd w:val="clear" w:color="auto" w:fill="E8EEF7"/>
+          </w:tcPr>
+          <w:p>
+            <w:r>
+              <w:rPr>
+                <w:b/>
+              </w:rPr>
+            </w:r>
+            <w:r>
+              <w:rPr>
+                <w:rFonts w:ascii="微软雅黑" w:hAnsi="微软雅黑" w:eastAsia="微软雅黑"/>
+                <w:b/>
+                <w:sz w:val="18"/>
+              </w:rPr>
+              <w:t>数量</w:t>
+            </w:r>
+          </w:p>
+        </w:tc>
+        <w:tc>
+          <w:tcPr>
+            <w:tcW w:type="dxa" w:w="2880"/>
+            <w:shd w:val="clear" w:color="auto" w:fill="E8EEF7"/>
+          </w:tcPr>
+          <w:p>
+            <w:r>
+              <w:rPr>
+                <w:b/>
+              </w:rPr>
+            </w:r>
+            <w:r>
+              <w:rPr>
+                <w:rFonts w:ascii="微软雅黑" w:hAnsi="微软雅黑" w:eastAsia="微软雅黑"/>
+                <w:b/>
+                <w:sz w:val="18"/>
+              </w:rPr>
+              <w:t>说明</w:t>
+            </w:r>
+          </w:p>
+        </w:tc>
+      </w:tr>
+      <w:tr>
+        <w:tc>
+          <w:tcPr>
+            <w:tcW w:type="dxa" w:w="2880"/>
+          </w:tcPr>
+          <w:p>
+            <w:r/>
+            <w:r>
+              <w:rPr>
+                <w:rFonts w:ascii="微软雅黑" w:hAnsi="微软雅黑" w:eastAsia="微软雅黑"/>
+                <w:b w:val="0"/>
+                <w:sz w:val="18"/>
+              </w:rPr>
+              <w:t>模型原始输出框</w:t>
+            </w:r>
+          </w:p>
+        </w:tc>
+        <w:tc>
+          <w:tcPr>
+            <w:tcW w:type="dxa" w:w="2880"/>
+          </w:tcPr>
+          <w:p>
+            <w:r/>
+            <w:r>
+              <w:rPr>
+                <w:rFonts w:ascii="微软雅黑" w:hAnsi="微软雅黑" w:eastAsia="微软雅黑"/>
+                <w:b/>
+                <w:sz w:val="18"/>
+              </w:rPr>
+              <w:t>274</w:t>
+            </w:r>
+            <w:r>
+              <w:rPr>
+                <w:rFonts w:ascii="微软雅黑" w:hAnsi="微软雅黑" w:eastAsia="微软雅黑"/>
+                <w:b w:val="0"/>
+                <w:sz w:val="18"/>
+              </w:rPr>
+              <w:t>（≈11 / 检测帧）</w:t>
+            </w:r>
+          </w:p>
+        </w:tc>
+        <w:tc>
+          <w:tcPr>
+            <w:tcW w:type="dxa" w:w="2880"/>
+          </w:tcPr>
+          <w:p>
+            <w:r/>
+            <w:r>
+              <w:rPr>
+                <w:rFonts w:ascii="微软雅黑" w:hAnsi="微软雅黑" w:eastAsia="微软雅黑"/>
+                <w:b w:val="0"/>
+                <w:sz w:val="18"/>
+              </w:rPr>
+              <w:t>同一段里逐帧从 1 跳到 20，很不稳定</w:t>
+            </w:r>
+          </w:p>
+        </w:tc>
+      </w:tr>
+      <w:tr>
+        <w:tc>
+          <w:tcPr>
+            <w:tcW w:type="dxa" w:w="2880"/>
+          </w:tcPr>
+          <w:p>
+            <w:r/>
+            <w:r>
+              <w:rPr>
+                <w:rFonts w:ascii="微软雅黑" w:hAnsi="微软雅黑" w:eastAsia="微软雅黑"/>
+                <w:b w:val="0"/>
+                <w:sz w:val="18"/>
+              </w:rPr>
+              <w:t>过草皮门限（框底中心 7×7 绿色 ≥40%）</w:t>
+            </w:r>
+          </w:p>
+        </w:tc>
+        <w:tc>
+          <w:tcPr>
+            <w:tcW w:type="dxa" w:w="2880"/>
+          </w:tcPr>
+          <w:p>
+            <w:r/>
+            <w:r>
+              <w:rPr>
+                <w:rFonts w:ascii="微软雅黑" w:hAnsi="微软雅黑" w:eastAsia="微软雅黑"/>
+                <w:b/>
+                <w:sz w:val="18"/>
+              </w:rPr>
+              <w:t>222</w:t>
+            </w:r>
+            <w:r>
+              <w:rPr>
+                <w:rFonts w:ascii="微软雅黑" w:hAnsi="微软雅黑" w:eastAsia="微软雅黑"/>
+                <w:b w:val="0"/>
+                <w:sz w:val="18"/>
+              </w:rPr>
+              <w:t>（81%）</w:t>
+            </w:r>
+          </w:p>
+        </w:tc>
+        <w:tc>
+          <w:tcPr>
+            <w:tcW w:type="dxa" w:w="2880"/>
+          </w:tcPr>
+          <w:p>
+            <w:r/>
+            <w:r>
+              <w:rPr>
+                <w:rFonts w:ascii="微软雅黑" w:hAnsi="微软雅黑" w:eastAsia="微软雅黑"/>
+                <w:b w:val="0"/>
+                <w:sz w:val="18"/>
+              </w:rPr>
+              <w:t>这道门限本身没误杀</w:t>
+            </w:r>
+          </w:p>
+        </w:tc>
+      </w:tr>
+      <w:tr>
+        <w:tc>
+          <w:tcPr>
+            <w:tcW w:type="dxa" w:w="2880"/>
+          </w:tcPr>
+          <w:p>
+            <w:r/>
+            <w:r>
+              <w:rPr>
+                <w:rFonts w:ascii="微软雅黑" w:hAnsi="微软雅黑" w:eastAsia="微软雅黑"/>
+                <w:b w:val="0"/>
+                <w:sz w:val="18"/>
+              </w:rPr>
+              <w:t>交给下游的跟踪框</w:t>
+            </w:r>
+          </w:p>
+        </w:tc>
+        <w:tc>
+          <w:tcPr>
+            <w:tcW w:type="dxa" w:w="2880"/>
+          </w:tcPr>
+          <w:p>
+            <w:r/>
+            <w:r>
+              <w:rPr>
+                <w:rFonts w:ascii="微软雅黑" w:hAnsi="微软雅黑" w:eastAsia="微软雅黑"/>
+                <w:b/>
+                <w:sz w:val="18"/>
+              </w:rPr>
+              <w:t>0.12 / 帧</w:t>
+            </w:r>
+          </w:p>
+        </w:tc>
+        <w:tc>
+          <w:tcPr>
+            <w:tcW w:type="dxa" w:w="2880"/>
+          </w:tcPr>
+          <w:p>
+            <w:r/>
+            <w:r>
+              <w:rPr>
+                <w:rFonts w:ascii="微软雅黑" w:hAnsi="微软雅黑" w:eastAsia="微软雅黑"/>
+                <w:b w:val="0"/>
+                <w:sz w:val="18"/>
+              </w:rPr>
+              <w:t>再过 score≥0.30、框高≥16 px 两道后基本清空</w:t>
+            </w:r>
+          </w:p>
+        </w:tc>
+      </w:tr>
+      <w:tr>
+        <w:tc>
+          <w:tcPr>
+            <w:tcW w:type="dxa" w:w="2880"/>
+          </w:tcPr>
+          <w:p>
+            <w:r/>
+            <w:r>
+              <w:rPr>
+                <w:rFonts w:ascii="微软雅黑" w:hAnsi="微软雅黑" w:eastAsia="微软雅黑"/>
+                <w:b w:val="0"/>
+                <w:sz w:val="18"/>
+              </w:rPr>
+              <w:t>球可见率</w:t>
+            </w:r>
+          </w:p>
+        </w:tc>
+        <w:tc>
+          <w:tcPr>
+            <w:tcW w:type="dxa" w:w="2880"/>
+          </w:tcPr>
+          <w:p>
+            <w:r/>
+            <w:r>
+              <w:rPr>
+                <w:rFonts w:ascii="微软雅黑" w:hAnsi="微软雅黑" w:eastAsia="微软雅黑"/>
+                <w:b w:val="0"/>
+                <w:sz w:val="18"/>
+              </w:rPr>
+              <w:t>12%</w:t>
+            </w:r>
+          </w:p>
+        </w:tc>
+        <w:tc>
+          <w:tcPr>
+            <w:tcW w:type="dxa" w:w="2880"/>
+          </w:tcPr>
+          <w:p>
+            <w:r/>
+            <w:r>
+              <w:rPr>
+                <w:rFonts w:ascii="微软雅黑" w:hAnsi="微软雅黑" w:eastAsia="微软雅黑"/>
+                <w:b w:val="0"/>
+                <w:sz w:val="18"/>
+              </w:rPr>
+              <w:t>分段统计口径与主机一致（逐帧有无球检测）</w:t>
+            </w:r>
+          </w:p>
+        </w:tc>
+      </w:tr>
+      <w:tr>
+        <w:tc>
+          <w:tcPr>
+            <w:tcW w:type="dxa" w:w="2880"/>
+          </w:tcPr>
+          <w:p>
+            <w:r/>
+            <w:r>
+              <w:rPr>
+                <w:rFonts w:ascii="微软雅黑" w:hAnsi="微软雅黑" w:eastAsia="微软雅黑"/>
+                <w:b w:val="0"/>
+                <w:sz w:val="18"/>
+              </w:rPr>
+              <w:t>单帧推理</w:t>
+            </w:r>
+          </w:p>
+        </w:tc>
+        <w:tc>
+          <w:tcPr>
+            <w:tcW w:type="dxa" w:w="2880"/>
+          </w:tcPr>
+          <w:p>
+            <w:r/>
+            <w:r>
+              <w:rPr>
+                <w:rFonts w:ascii="微软雅黑" w:hAnsi="微软雅黑" w:eastAsia="微软雅黑"/>
+                <w:b/>
+                <w:sz w:val="18"/>
+              </w:rPr>
+              <w:t>961.8 ms</w:t>
+            </w:r>
+          </w:p>
+        </w:tc>
+        <w:tc>
+          <w:tcPr>
+            <w:tcW w:type="dxa" w:w="2880"/>
+          </w:tcPr>
+          <w:p>
+            <w:r/>
+            <w:r>
+              <w:rPr>
+                <w:rFonts w:ascii="微软雅黑" w:hAnsi="微软雅黑" w:eastAsia="微软雅黑"/>
+                <w:b w:val="0"/>
+                <w:sz w:val="18"/>
+              </w:rPr>
+              <w:t>主机 26–44 ms；A9 双核、无 NEON 优化</w:t>
+            </w:r>
+          </w:p>
+        </w:tc>
+      </w:tr>
+    </w:tbl>
+    <w:p/>
+    <w:p>
+      <w:pPr>
+        <w:spacing w:after="120"/>
+        <w:ind w:firstLine="0"/>
+      </w:pPr>
+      <w:r>
+        <w:rPr>
+          <w:rFonts w:ascii="微软雅黑" w:hAnsi="微软雅黑" w:eastAsia="微软雅黑"/>
+          <w:b w:val="0"/>
+          <w:sz w:val="21"/>
+        </w:rPr>
+        <w:t xml:space="preserve">本轮只跑完 </w:t>
+      </w:r>
+      <w:r>
+        <w:rPr>
+          <w:rFonts w:ascii="微软雅黑" w:hAnsi="微软雅黑" w:eastAsia="微软雅黑"/>
+          <w:b/>
+          <w:sz w:val="21"/>
+        </w:rPr>
+        <w:t>1/16</w:t>
+      </w:r>
+      <w:r>
+        <w:rPr>
+          <w:rFonts w:ascii="微软雅黑" w:hAnsi="微软雅黑" w:eastAsia="微软雅黑"/>
+          <w:b w:val="0"/>
+          <w:sz w:val="21"/>
+        </w:rPr>
+        <w:t xml:space="preserve">：第二段开始后板子卡死 —— </w:t>
+      </w:r>
+      <w:r>
+        <w:rPr>
+          <w:rFonts w:ascii="微软雅黑" w:hAnsi="微软雅黑" w:eastAsia="微软雅黑"/>
+          <w:b/>
+          <w:sz w:val="21"/>
+        </w:rPr>
+        <w:t>TCP 9090 仍能 connect，但 HTTP/内核不再应答</w:t>
+      </w:r>
+      <w:r>
+        <w:rPr>
+          <w:rFonts w:ascii="微软雅黑" w:hAnsi="微软雅黑" w:eastAsia="微软雅黑"/>
+          <w:b w:val="0"/>
+          <w:sz w:val="21"/>
+        </w:rPr>
+        <w:t xml:space="preserve"> （见 </w:t>
+      </w:r>
+      <w:r>
+        <w:rPr>
+          <w:rFonts w:ascii="Consolas" w:hAnsi="Consolas" w:eastAsia="Consolas"/>
+          <w:sz w:val="20"/>
+        </w:rPr>
         <w:t>docs/board_environment.md</w:t>
       </w:r>
       <w:r>
@@ -9304,7 +9995,198 @@
           <w:b w:val="0"/>
           <w:sz w:val="21"/>
         </w:rPr>
-        <w:t>）。 按本仓库纪律，未上板即不写「已验证」。</w:t>
+        <w:t xml:space="preserve">）。其余 15 段留待板子恢复后用 </w:t>
+      </w:r>
+      <w:r>
+        <w:rPr>
+          <w:rFonts w:ascii="Consolas" w:hAnsi="Consolas" w:eastAsia="Consolas"/>
+          <w:sz w:val="20"/>
+        </w:rPr>
+        <w:t>--resume</w:t>
+      </w:r>
+      <w:r>
+        <w:rPr>
+          <w:rFonts w:ascii="微软雅黑" w:hAnsi="微软雅黑" w:eastAsia="微软雅黑"/>
+          <w:b w:val="0"/>
+          <w:sz w:val="21"/>
+        </w:rPr>
+        <w:t xml:space="preserve"> 补， 本轮</w:t>
+      </w:r>
+      <w:r>
+        <w:rPr>
+          <w:rFonts w:ascii="微软雅黑" w:hAnsi="微软雅黑" w:eastAsia="微软雅黑"/>
+          <w:b/>
+          <w:sz w:val="21"/>
+        </w:rPr>
+        <w:t>不声称</w:t>
+      </w:r>
+      <w:r>
+        <w:rPr>
+          <w:rFonts w:ascii="微软雅黑" w:hAnsi="微软雅黑" w:eastAsia="微软雅黑"/>
+          <w:b w:val="0"/>
+          <w:sz w:val="21"/>
+        </w:rPr>
+        <w:t>已有 16 段板端结果。</w:t>
+      </w:r>
+    </w:p>
+    <w:p>
+      <w:pPr>
+        <w:spacing w:after="120"/>
+        <w:ind w:firstLine="0"/>
+      </w:pPr>
+      <w:r>
+        <w:rPr>
+          <w:rFonts w:ascii="微软雅黑" w:hAnsi="微软雅黑" w:eastAsia="微软雅黑"/>
+          <w:b w:val="0"/>
+          <w:sz w:val="21"/>
+        </w:rPr>
+        <w:t xml:space="preserve">为什么不是「后处理写错了」：在同一批帧上换主机 YOLOv8n 做对照， </w:t>
+      </w:r>
+      <w:r>
+        <w:rPr>
+          <w:rFonts w:ascii="Consolas" w:hAnsi="Consolas" w:eastAsia="Consolas"/>
+          <w:sz w:val="20"/>
+        </w:rPr>
+        <w:t>imgsz=320</w:t>
+      </w:r>
+      <w:r>
+        <w:rPr>
+          <w:rFonts w:ascii="微软雅黑" w:hAnsi="微软雅黑" w:eastAsia="微软雅黑"/>
+          <w:b w:val="0"/>
+          <w:sz w:val="21"/>
+        </w:rPr>
+        <w:t xml:space="preserve"> 只给出 0–2 人，</w:t>
+      </w:r>
+      <w:r>
+        <w:rPr>
+          <w:rFonts w:ascii="Consolas" w:hAnsi="Consolas" w:eastAsia="Consolas"/>
+          <w:sz w:val="20"/>
+        </w:rPr>
+        <w:t>imgsz=640</w:t>
+      </w:r>
+      <w:r>
+        <w:rPr>
+          <w:rFonts w:ascii="微软雅黑" w:hAnsi="微软雅黑" w:eastAsia="微软雅黑"/>
+          <w:b w:val="0"/>
+          <w:sz w:val="21"/>
+        </w:rPr>
+        <w:t xml:space="preserve"> 给出 0–19 人（10 个采样帧均值 8.6）。 转播远景里球员在 320 输入下只有十几像素高，问题出在</w:t>
+      </w:r>
+      <w:r>
+        <w:rPr>
+          <w:rFonts w:ascii="微软雅黑" w:hAnsi="微软雅黑" w:eastAsia="微软雅黑"/>
+          <w:b/>
+          <w:sz w:val="21"/>
+        </w:rPr>
+        <w:t>输入分辨率</w:t>
+      </w:r>
+      <w:r>
+        <w:rPr>
+          <w:rFonts w:ascii="微软雅黑" w:hAnsi="微软雅黑" w:eastAsia="微软雅黑"/>
+          <w:b w:val="0"/>
+          <w:sz w:val="21"/>
+        </w:rPr>
+        <w:t>，不在门限 —— 这和 §1.1「球只有 4–12 px」是同一类物理约束。</w:t>
+      </w:r>
+    </w:p>
+    <w:p>
+      <w:pPr>
+        <w:spacing w:after="120"/>
+        <w:ind w:firstLine="0"/>
+      </w:pPr>
+      <w:r>
+        <w:rPr>
+          <w:rFonts w:ascii="微软雅黑" w:hAnsi="微软雅黑" w:eastAsia="微软雅黑"/>
+          <w:b w:val="0"/>
+          <w:sz w:val="21"/>
+        </w:rPr>
+        <w:t>结论：</w:t>
+      </w:r>
+    </w:p>
+    <w:p>
+      <w:pPr>
+        <w:pStyle w:val="ListNumber"/>
+      </w:pPr>
+      <w:r>
+        <w:rPr>
+          <w:rFonts w:ascii="微软雅黑" w:hAnsi="微软雅黑" w:eastAsia="微软雅黑"/>
+          <w:b w:val="0"/>
+          <w:sz w:val="21"/>
+        </w:rPr>
+        <w:t>板端分层数字</w:t>
+      </w:r>
+      <w:r>
+        <w:rPr>
+          <w:rFonts w:ascii="微软雅黑" w:hAnsi="微软雅黑" w:eastAsia="微软雅黑"/>
+          <w:b/>
+          <w:sz w:val="21"/>
+        </w:rPr>
+        <w:t>现在不能</w:t>
+      </w:r>
+      <w:r>
+        <w:rPr>
+          <w:rFonts w:ascii="微软雅黑" w:hAnsi="微软雅黑" w:eastAsia="微软雅黑"/>
+          <w:b w:val="0"/>
+          <w:sz w:val="21"/>
+        </w:rPr>
+        <w:t>和主机 15.8% / 20.2%、14.4 / 17.0 并排比，更不能用它下</w:t>
+      </w:r>
+    </w:p>
+    <w:p>
+      <w:pPr>
+        <w:spacing w:after="120"/>
+        <w:ind w:firstLine="0"/>
+      </w:pPr>
+      <w:r>
+        <w:rPr>
+          <w:rFonts w:ascii="微软雅黑" w:hAnsi="微软雅黑" w:eastAsia="微软雅黑"/>
+          <w:b w:val="0"/>
+          <w:sz w:val="21"/>
+        </w:rPr>
+        <w:t>「争抢更难」的结论 —— 板上还没稳定看到人。</w:t>
+      </w:r>
+    </w:p>
+    <w:p>
+      <w:pPr>
+        <w:pStyle w:val="ListNumber"/>
+      </w:pPr>
+      <w:r>
+        <w:rPr>
+          <w:rFonts w:ascii="微软雅黑" w:hAnsi="微软雅黑" w:eastAsia="微软雅黑"/>
+          <w:b w:val="0"/>
+          <w:sz w:val="21"/>
+        </w:rPr>
+        <w:t xml:space="preserve">要在板上得到有意义的分层结论，先要一个 </w:t>
+      </w:r>
+      <w:r>
+        <w:rPr>
+          <w:rFonts w:ascii="微软雅黑" w:hAnsi="微软雅黑" w:eastAsia="微软雅黑"/>
+          <w:b/>
+          <w:sz w:val="21"/>
+        </w:rPr>
+        <w:t>640 输入的 ncnn 人检测模型</w:t>
+      </w:r>
+      <w:r>
+        <w:rPr>
+          <w:rFonts w:ascii="微软雅黑" w:hAnsi="微软雅黑" w:eastAsia="微软雅黑"/>
+          <w:b w:val="0"/>
+          <w:sz w:val="21"/>
+        </w:rPr>
+        <w:t>（或先在 PL 里</w:t>
+      </w:r>
+    </w:p>
+    <w:p>
+      <w:pPr>
+        <w:spacing w:after="120"/>
+        <w:ind w:firstLine="0"/>
+      </w:pPr>
+      <w:r>
+        <w:rPr>
+          <w:rFonts w:ascii="微软雅黑" w:hAnsi="微软雅黑" w:eastAsia="微软雅黑"/>
+          <w:b w:val="0"/>
+          <w:sz w:val="21"/>
+        </w:rPr>
+        <w:t>做 ROI 放大再送 320）；这是 §8 的未完成项，不是调阈值能调出来的。</w:t>
       </w:r>
     </w:p>
     <w:p>
@@ -22235,7 +23117,7 @@
           <w:b/>
           <w:sz w:val="21"/>
         </w:rPr>
-        <w:t>两个显示合成一个比特流了，但还没上过板</w:t>
+        <w:t>两个显示合成一个比特流了，机器判据上板通过、人眼还没过</w:t>
       </w:r>
       <w:r>
         <w:rPr>
@@ -22302,99 +23184,67 @@
           <w:b w:val="0"/>
           <w:sz w:val="21"/>
         </w:rPr>
-        <w:t xml:space="preserve"> 与设计地址表 11 个从设备逐条对拍一致。 但</w:t>
-      </w:r>
-      <w:r>
-        <w:rPr>
-          <w:rFonts w:ascii="微软雅黑" w:hAnsi="微软雅黑" w:eastAsia="微软雅黑"/>
-          <w:b/>
-          <w:sz w:val="21"/>
-        </w:rPr>
-        <w:t>没有上过板</w:t>
-      </w:r>
-      <w:r>
-        <w:rPr>
-          <w:rFonts w:ascii="微软雅黑" w:hAnsi="微软雅黑" w:eastAsia="微软雅黑"/>
-          <w:b w:val="0"/>
-          <w:sz w:val="21"/>
-        </w:rPr>
-        <w:t xml:space="preserve">，因此本报告不写「已验证」。同一批还修了一个只在真屏上暴露的缺陷： HDMI 帧缓存从 </w:t>
+        <w:t xml:space="preserve"> 与设计地址表 11 个从设备逐条对拍一致。 当天上板 </w:t>
       </w:r>
       <w:r>
         <w:rPr>
           <w:rFonts w:ascii="Consolas" w:hAnsi="Consolas" w:eastAsia="Consolas"/>
           <w:sz w:val="20"/>
         </w:rPr>
-        <w:t>allocate()</w:t>
-      </w:r>
-      <w:r>
-        <w:rPr>
-          <w:rFonts w:ascii="微软雅黑" w:hAnsi="微软雅黑" w:eastAsia="微软雅黑"/>
-          <w:b w:val="0"/>
-          <w:sz w:val="21"/>
-        </w:rPr>
-        <w:t xml:space="preserve"> 出来是 </w:t>
+        <w:t>flow_overlay.py --selftest</w:t>
+      </w:r>
+      <w:r>
+        <w:rPr>
+          <w:rFonts w:ascii="微软雅黑" w:hAnsi="微软雅黑" w:eastAsia="微软雅黑"/>
+          <w:b w:val="0"/>
+          <w:sz w:val="21"/>
+        </w:rPr>
+        <w:t xml:space="preserve">：LCD </w:t>
       </w:r>
       <w:r>
         <w:rPr>
           <w:rFonts w:ascii="Consolas" w:hAnsi="Consolas" w:eastAsia="Consolas"/>
           <w:sz w:val="20"/>
         </w:rPr>
-        <w:t>cacheable=True</w:t>
-      </w:r>
-      <w:r>
-        <w:rPr>
-          <w:rFonts w:ascii="微软雅黑" w:hAnsi="微软雅黑" w:eastAsia="微软雅黑"/>
-          <w:b w:val="0"/>
-          <w:sz w:val="21"/>
-        </w:rPr>
-        <w:t xml:space="preserve">，CPU 写完只在 cache 里， PL 走 </w:t>
+        <w:t>bad=0/16</w:t>
+      </w:r>
+      <w:r>
+        <w:rPr>
+          <w:rFonts w:ascii="微软雅黑" w:hAnsi="微软雅黑" w:eastAsia="微软雅黑"/>
+          <w:b w:val="0"/>
+          <w:sz w:val="21"/>
+        </w:rPr>
+        <w:t xml:space="preserve">、pclk 在计数、HDMI </w:t>
       </w:r>
       <w:r>
         <w:rPr>
           <w:rFonts w:ascii="Consolas" w:hAnsi="Consolas" w:eastAsia="Consolas"/>
           <w:sz w:val="20"/>
         </w:rPr>
-        <w:t>S_AXI_HP0</w:t>
-      </w:r>
-      <w:r>
-        <w:rPr>
-          <w:rFonts w:ascii="微软雅黑" w:hAnsi="微软雅黑" w:eastAsia="微软雅黑"/>
-          <w:b w:val="0"/>
-          <w:sz w:val="21"/>
-        </w:rPr>
-        <w:t xml:space="preserve"> 直读 DDR 会读到旧内容 —— 表现为 </w:t>
-      </w:r>
-      <w:r>
-        <w:rPr>
-          <w:rFonts w:ascii="微软雅黑" w:hAnsi="微软雅黑" w:eastAsia="微软雅黑"/>
-          <w:b/>
-          <w:sz w:val="21"/>
-        </w:rPr>
-        <w:t>`frames` 60/s、`under=0` 一切正常但屏上纯白</w:t>
-      </w:r>
-      <w:r>
-        <w:rPr>
-          <w:rFonts w:ascii="微软雅黑" w:hAnsi="微软雅黑" w:eastAsia="微软雅黑"/>
-          <w:b w:val="0"/>
-          <w:sz w:val="21"/>
-        </w:rPr>
-        <w:t xml:space="preserve">。 已在切基址前加 </w:t>
+        <w:t>frames 564→1056（+492）</w:t>
+      </w:r>
+      <w:r>
+        <w:rPr>
+          <w:rFonts w:ascii="微软雅黑" w:hAnsi="微软雅黑" w:eastAsia="微软雅黑"/>
+          <w:b w:val="0"/>
+          <w:sz w:val="21"/>
+        </w:rPr>
+        <w:t xml:space="preserve"> 且 </w:t>
       </w:r>
       <w:r>
         <w:rPr>
           <w:rFonts w:ascii="Consolas" w:hAnsi="Consolas" w:eastAsia="Consolas"/>
           <w:sz w:val="20"/>
         </w:rPr>
-        <w:t>Buffer.flush()</w:t>
-      </w:r>
-      <w:r>
-        <w:rPr>
-          <w:rFonts w:ascii="微软雅黑" w:hAnsi="微软雅黑" w:eastAsia="微软雅黑"/>
-          <w:b w:val="0"/>
-          <w:sz w:val="21"/>
-        </w:rPr>
-        <w:t>，</w:t>
+        <w:t>under=0</w:t>
+      </w:r>
+      <w:r>
+        <w:rPr>
+          <w:rFonts w:ascii="微软雅黑" w:hAnsi="微软雅黑" w:eastAsia="微软雅黑"/>
+          <w:b w:val="0"/>
+          <w:sz w:val="21"/>
+        </w:rPr>
+        <w:t xml:space="preserve"> —— </w:t>
       </w:r>
       <w:r>
         <w:rPr>
@@ -22402,36 +23252,129 @@
           <w:b/>
           <w:sz w:val="21"/>
         </w:rPr>
-        <w:t>修复未经复验</w:t>
-      </w:r>
-      <w:r>
-        <w:rPr>
-          <w:rFonts w:ascii="微软雅黑" w:hAnsi="微软雅黑" w:eastAsia="微软雅黑"/>
-          <w:b w:val="0"/>
-          <w:sz w:val="21"/>
-        </w:rPr>
-        <w:t xml:space="preserve">。 板端自证入口 </w:t>
+        <w:t>`BRAM_OK` 级通过</w:t>
+      </w:r>
+      <w:r>
+        <w:rPr>
+          <w:rFonts w:ascii="微软雅黑" w:hAnsi="微软雅黑" w:eastAsia="微软雅黑"/>
+          <w:b w:val="0"/>
+          <w:sz w:val="21"/>
+        </w:rPr>
+        <w:t>，但</w:t>
+      </w:r>
+      <w:r>
+        <w:rPr>
+          <w:rFonts w:ascii="微软雅黑" w:hAnsi="微软雅黑" w:eastAsia="微软雅黑"/>
+          <w:b/>
+          <w:sz w:val="21"/>
+        </w:rPr>
+        <w:t>屏幕上的颜色/版面没人看过</w:t>
+      </w:r>
+      <w:r>
+        <w:rPr>
+          <w:rFonts w:ascii="微软雅黑" w:hAnsi="微软雅黑" w:eastAsia="微软雅黑"/>
+          <w:b w:val="0"/>
+          <w:sz w:val="21"/>
+        </w:rPr>
+        <w:t xml:space="preserve">， 因此本报告不写「已验证」。同一批还修了一个只在真屏上暴露的缺陷： HDMI 帧缓存从 </w:t>
       </w:r>
       <w:r>
         <w:rPr>
           <w:rFonts w:ascii="Consolas" w:hAnsi="Consolas" w:eastAsia="Consolas"/>
           <w:sz w:val="20"/>
         </w:rPr>
-        <w:t>tools/flow_overlay.py --selftest</w:t>
-      </w:r>
-      <w:r>
-        <w:rPr>
-          <w:rFonts w:ascii="微软雅黑" w:hAnsi="微软雅黑" w:eastAsia="微软雅黑"/>
-          <w:b w:val="0"/>
-          <w:sz w:val="21"/>
-        </w:rPr>
-        <w:t xml:space="preserve">，人眼入口 </w:t>
+        <w:t>allocate()</w:t>
+      </w:r>
+      <w:r>
+        <w:rPr>
+          <w:rFonts w:ascii="微软雅黑" w:hAnsi="微软雅黑" w:eastAsia="微软雅黑"/>
+          <w:b w:val="0"/>
+          <w:sz w:val="21"/>
+        </w:rPr>
+        <w:t xml:space="preserve"> 出来是 </w:t>
       </w:r>
       <w:r>
         <w:rPr>
           <w:rFonts w:ascii="Consolas" w:hAnsi="Consolas" w:eastAsia="Consolas"/>
           <w:sz w:val="20"/>
         </w:rPr>
+        <w:t>cacheable=True</w:t>
+      </w:r>
+      <w:r>
+        <w:rPr>
+          <w:rFonts w:ascii="微软雅黑" w:hAnsi="微软雅黑" w:eastAsia="微软雅黑"/>
+          <w:b w:val="0"/>
+          <w:sz w:val="21"/>
+        </w:rPr>
+        <w:t xml:space="preserve">，CPU 写完只在 cache 里， PL 走 </w:t>
+      </w:r>
+      <w:r>
+        <w:rPr>
+          <w:rFonts w:ascii="Consolas" w:hAnsi="Consolas" w:eastAsia="Consolas"/>
+          <w:sz w:val="20"/>
+        </w:rPr>
+        <w:t>S_AXI_HP0</w:t>
+      </w:r>
+      <w:r>
+        <w:rPr>
+          <w:rFonts w:ascii="微软雅黑" w:hAnsi="微软雅黑" w:eastAsia="微软雅黑"/>
+          <w:b w:val="0"/>
+          <w:sz w:val="21"/>
+        </w:rPr>
+        <w:t xml:space="preserve"> 直读 DDR 会读到旧内容 —— 表现为 </w:t>
+      </w:r>
+      <w:r>
+        <w:rPr>
+          <w:rFonts w:ascii="微软雅黑" w:hAnsi="微软雅黑" w:eastAsia="微软雅黑"/>
+          <w:b/>
+          <w:sz w:val="21"/>
+        </w:rPr>
+        <w:t>`frames` 60/s、`under=0` 一切正常但屏上纯白</w:t>
+      </w:r>
+      <w:r>
+        <w:rPr>
+          <w:rFonts w:ascii="微软雅黑" w:hAnsi="微软雅黑" w:eastAsia="微软雅黑"/>
+          <w:b w:val="0"/>
+          <w:sz w:val="21"/>
+        </w:rPr>
+        <w:t xml:space="preserve">。 已在切基址前加 </w:t>
+      </w:r>
+      <w:r>
+        <w:rPr>
+          <w:rFonts w:ascii="Consolas" w:hAnsi="Consolas" w:eastAsia="Consolas"/>
+          <w:sz w:val="20"/>
+        </w:rPr>
+        <w:t>Buffer.flush()</w:t>
+      </w:r>
+      <w:r>
+        <w:rPr>
+          <w:rFonts w:ascii="微软雅黑" w:hAnsi="微软雅黑" w:eastAsia="微软雅黑"/>
+          <w:b w:val="0"/>
+          <w:sz w:val="21"/>
+        </w:rPr>
+        <w:t>，</w:t>
+      </w:r>
+      <w:r>
+        <w:rPr>
+          <w:rFonts w:ascii="微软雅黑" w:hAnsi="微软雅黑" w:eastAsia="微软雅黑"/>
+          <w:b/>
+          <w:sz w:val="21"/>
+        </w:rPr>
+        <w:t>修复未经复验</w:t>
+      </w:r>
+      <w:r>
+        <w:rPr>
+          <w:rFonts w:ascii="微软雅黑" w:hAnsi="微软雅黑" w:eastAsia="微软雅黑"/>
+          <w:b w:val="0"/>
+          <w:sz w:val="21"/>
+        </w:rPr>
+        <w:t xml:space="preserve">（人眼入口 </w:t>
+      </w:r>
+      <w:r>
+        <w:rPr>
+          <w:rFonts w:ascii="Consolas" w:hAnsi="Consolas" w:eastAsia="Consolas"/>
+          <w:sz w:val="20"/>
+        </w:rPr>
         <w:t>tools/check_hdmi_cards.py</w:t>
       </w:r>
       <w:r>
@@ -22440,7 +23383,7 @@
           <w:b w:val="0"/>
           <w:sz w:val="21"/>
         </w:rPr>
-        <w:t>（五张带字色卡）。 另：分层测试集扩到 8+8 后，「争抢画面球更难检出」这条</w:t>
+        <w:t>，五张带字色卡）。 另：分层测试集扩到 8+8 后，「争抢画面球更难检出」这条</w:t>
       </w:r>
       <w:r>
         <w:rPr>
@@ -22457,6 +23400,126 @@
           <w:sz w:val="21"/>
         </w:rPr>
         <w:t xml:space="preserve"> （p=0.61），§2.11 已改为如实记录推翻过程，而不是留一个好看的旧数字。</w:t>
+      </w:r>
+    </w:p>
+    <w:p>
+      <w:pPr>
+        <w:pStyle w:val="ListNumber"/>
+      </w:pPr>
+      <w:r>
+        <w:rPr>
+          <w:rFonts w:ascii="微软雅黑" w:hAnsi="微软雅黑" w:eastAsia="微软雅黑"/>
+          <w:b/>
+          <w:sz w:val="21"/>
+        </w:rPr>
+        <w:t>板端分层跑表只跑完 1/16，且已经能看出 320 输入不够用</w:t>
+      </w:r>
+      <w:r>
+        <w:rPr>
+          <w:rFonts w:ascii="微软雅黑" w:hAnsi="微软雅黑" w:eastAsia="微软雅黑"/>
+          <w:b w:val="0"/>
+          <w:sz w:val="21"/>
+        </w:rPr>
+        <w:t>：见 §2.12。</w:t>
+      </w:r>
+    </w:p>
+    <w:p>
+      <w:pPr>
+        <w:spacing w:after="120"/>
+        <w:ind w:firstLine="0"/>
+      </w:pPr>
+      <w:r>
+        <w:rPr>
+          <w:rFonts w:ascii="微软雅黑" w:hAnsi="微软雅黑" w:eastAsia="微软雅黑"/>
+          <w:b w:val="0"/>
+          <w:sz w:val="21"/>
+        </w:rPr>
+        <w:t>已跑完的 c01 争抢段：模型原始 274 个框 → 草皮门限留 222 → 交给下游的跟踪框</w:t>
+      </w:r>
+      <w:r>
+        <w:rPr>
+          <w:rFonts w:ascii="微软雅黑" w:hAnsi="微软雅黑" w:eastAsia="微软雅黑"/>
+          <w:b/>
+          <w:sz w:val="21"/>
+        </w:rPr>
+        <w:t>只有 0.12 个/帧</w:t>
+      </w:r>
+      <w:r>
+        <w:rPr>
+          <w:rFonts w:ascii="微软雅黑" w:hAnsi="微软雅黑" w:eastAsia="微软雅黑"/>
+          <w:b w:val="0"/>
+          <w:sz w:val="21"/>
+        </w:rPr>
+        <w:t xml:space="preserve">。 同一批帧上主机 YOLOv8n 用 </w:t>
+      </w:r>
+      <w:r>
+        <w:rPr>
+          <w:rFonts w:ascii="Consolas" w:hAnsi="Consolas" w:eastAsia="Consolas"/>
+          <w:sz w:val="20"/>
+        </w:rPr>
+        <w:t>imgsz=320</w:t>
+      </w:r>
+      <w:r>
+        <w:rPr>
+          <w:rFonts w:ascii="微软雅黑" w:hAnsi="微软雅黑" w:eastAsia="微软雅黑"/>
+          <w:b w:val="0"/>
+          <w:sz w:val="21"/>
+        </w:rPr>
+        <w:t xml:space="preserve"> 只有 0–2 人、</w:t>
+      </w:r>
+      <w:r>
+        <w:rPr>
+          <w:rFonts w:ascii="Consolas" w:hAnsi="Consolas" w:eastAsia="Consolas"/>
+          <w:sz w:val="20"/>
+        </w:rPr>
+        <w:t>imgsz=640</w:t>
+      </w:r>
+      <w:r>
+        <w:rPr>
+          <w:rFonts w:ascii="微软雅黑" w:hAnsi="微软雅黑" w:eastAsia="微软雅黑"/>
+          <w:b w:val="0"/>
+          <w:sz w:val="21"/>
+        </w:rPr>
+        <w:t xml:space="preserve"> 有 0–19 人 ⇒ 瓶颈是</w:t>
+      </w:r>
+      <w:r>
+        <w:rPr>
+          <w:rFonts w:ascii="微软雅黑" w:hAnsi="微软雅黑" w:eastAsia="微软雅黑"/>
+          <w:b/>
+          <w:sz w:val="21"/>
+        </w:rPr>
+        <w:t>输入分辨率</w:t>
+      </w:r>
+      <w:r>
+        <w:rPr>
+          <w:rFonts w:ascii="微软雅黑" w:hAnsi="微软雅黑" w:eastAsia="微软雅黑"/>
+          <w:b w:val="0"/>
+          <w:sz w:val="21"/>
+        </w:rPr>
+        <w:t xml:space="preserve">，不是门限。要在板上得到能分层对比的数字，先要 640 输入的 ncnn 人检测模型 （或 PL 侧 ROI 放大）。其余 15 段因板子在第二轮卡死（TCP 9090 能连、HTTP 无应答）未跑， </w:t>
+      </w:r>
+      <w:r>
+        <w:rPr>
+          <w:rFonts w:ascii="Consolas" w:hAnsi="Consolas" w:eastAsia="Consolas"/>
+          <w:sz w:val="20"/>
+        </w:rPr>
+        <w:t>scene_suite_board.py --resume</w:t>
+      </w:r>
+      <w:r>
+        <w:rPr>
+          <w:rFonts w:ascii="微软雅黑" w:hAnsi="微软雅黑" w:eastAsia="微软雅黑"/>
+          <w:b w:val="0"/>
+          <w:sz w:val="21"/>
+        </w:rPr>
+        <w:t xml:space="preserve"> 可在板子恢复后补齐。</w:t>
+      </w:r>
+      <w:r>
+        <w:rPr>
+          <w:rFonts w:ascii="微软雅黑" w:hAnsi="微软雅黑" w:eastAsia="微软雅黑"/>
+          <w:b/>
+          <w:sz w:val="21"/>
+        </w:rPr>
+        <w:t>这一项不算完成。</w:t>
       </w:r>
     </w:p>
     <w:p>

--- a/report/design_report.docx
+++ b/report/design_report.docx
@@ -19475,7 +19475,44 @@
           <w:rFonts w:ascii="Consolas" w:hAnsi="Consolas" w:eastAsia="Consolas"/>
           <w:sz w:val="17"/>
         </w:rPr>
-        <w:t>py tools/scene_suite_board.py --resume</w:t>
+        <w:t># ★ 必须 --max-det 0：--max-det 是「检测调用次数」上限（默认 8），不封顶才拿得到人数</w:t>
+        <w:br/>
+      </w:r>
+      <w:r>
+        <w:rPr>
+          <w:rFonts w:ascii="Consolas" w:hAnsi="Consolas" w:eastAsia="Consolas"/>
+          <w:sz w:val="17"/>
+        </w:rPr>
+        <w:t>py tools/scene_suite_board.py --resume --no-push --max-frames 250 --every 10</w:t>
+      </w:r>
+    </w:p>
+    <w:p>
+      <w:pPr>
+        <w:spacing w:after="120"/>
+        <w:ind w:firstLine="0"/>
+      </w:pPr>
+      <w:r>
+        <w:rPr>
+          <w:rFonts w:ascii="微软雅黑" w:hAnsi="微软雅黑" w:eastAsia="微软雅黑"/>
+          <w:b w:val="0"/>
+          <w:sz w:val="21"/>
+        </w:rPr>
+        <w:t>单段实测约 85 s；</w:t>
+      </w:r>
+      <w:r>
+        <w:rPr>
+          <w:rFonts w:ascii="Consolas" w:hAnsi="Consolas" w:eastAsia="Consolas"/>
+          <w:sz w:val="20"/>
+        </w:rPr>
+        <w:t>--clip-timeout</w:t>
+      </w:r>
+      <w:r>
+        <w:rPr>
+          <w:rFonts w:ascii="微软雅黑" w:hAnsi="微软雅黑" w:eastAsia="微软雅黑"/>
+          <w:b w:val="0"/>
+          <w:sz w:val="21"/>
+        </w:rPr>
+        <w:t>（默认 300 s）超时即判板子卡死并中止本轮 （端口能连但内核无应答时，只能靠超时发现）。</w:t>
       </w:r>
     </w:p>
     <w:p>

--- a/report/design_report.docx
+++ b/report/design_report.docx
@@ -9830,7 +9830,7 @@
                 <w:b w:val="0"/>
                 <w:sz w:val="18"/>
               </w:rPr>
-              <w:t>再过 score≥0.30、框高≥16 px 两道后基本清空</w:t>
+              <w:t>还要过 score≥0.30 / 框高≥16 px 与跟踪确认（损耗段见下表）</w:t>
             </w:r>
           </w:p>
         </w:tc>
@@ -9948,7 +9948,7 @@
           <w:b w:val="0"/>
           <w:sz w:val="21"/>
         </w:rPr>
-        <w:t xml:space="preserve">本轮只跑完 </w:t>
+        <w:t>跑表</w:t>
       </w:r>
       <w:r>
         <w:rPr>
@@ -9956,61 +9956,624 @@
           <w:b/>
           <w:sz w:val="21"/>
         </w:rPr>
-        <w:t>1/16</w:t>
-      </w:r>
-      <w:r>
-        <w:rPr>
-          <w:rFonts w:ascii="微软雅黑" w:hAnsi="微软雅黑" w:eastAsia="微软雅黑"/>
-          <w:b w:val="0"/>
-          <w:sz w:val="21"/>
-        </w:rPr>
-        <w:t xml:space="preserve">：第二段开始后板子卡死 —— </w:t>
-      </w:r>
-      <w:r>
-        <w:rPr>
-          <w:rFonts w:ascii="微软雅黑" w:hAnsi="微软雅黑" w:eastAsia="微软雅黑"/>
-          <w:b/>
-          <w:sz w:val="21"/>
-        </w:rPr>
-        <w:t>TCP 9090 仍能 connect，但 HTTP/内核不再应答</w:t>
-      </w:r>
-      <w:r>
-        <w:rPr>
-          <w:rFonts w:ascii="微软雅黑" w:hAnsi="微软雅黑" w:eastAsia="微软雅黑"/>
-          <w:b w:val="0"/>
-          <w:sz w:val="21"/>
-        </w:rPr>
-        <w:t xml:space="preserve"> （见 </w:t>
+        <w:t>中途掉过两次线</w:t>
+      </w:r>
+      <w:r>
+        <w:rPr>
+          <w:rFonts w:ascii="微软雅黑" w:hAnsi="微软雅黑" w:eastAsia="微软雅黑"/>
+          <w:b w:val="0"/>
+          <w:sz w:val="21"/>
+        </w:rPr>
+        <w:t xml:space="preserve">（19:00 卡死一次、19:36 掉线一次），靠 </w:t>
       </w:r>
       <w:r>
         <w:rPr>
           <w:rFonts w:ascii="Consolas" w:hAnsi="Consolas" w:eastAsia="Consolas"/>
           <w:sz w:val="20"/>
         </w:rPr>
-        <w:t>docs/board_environment.md</w:t>
-      </w:r>
-      <w:r>
-        <w:rPr>
-          <w:rFonts w:ascii="微软雅黑" w:hAnsi="微软雅黑" w:eastAsia="微软雅黑"/>
-          <w:b w:val="0"/>
-          <w:sz w:val="21"/>
-        </w:rPr>
-        <w:t xml:space="preserve">）。其余 15 段留待板子恢复后用 </w:t>
+        <w:t>--resume</w:t>
+      </w:r>
+      <w:r>
+        <w:rPr>
+          <w:rFonts w:ascii="微软雅黑" w:hAnsi="微软雅黑" w:eastAsia="微软雅黑"/>
+          <w:b w:val="0"/>
+          <w:sz w:val="21"/>
+        </w:rPr>
+        <w:t xml:space="preserve"> 续跑； 已拿到的 </w:t>
+      </w:r>
+      <w:r>
+        <w:rPr>
+          <w:rFonts w:ascii="微软雅黑" w:hAnsi="微软雅黑" w:eastAsia="微软雅黑"/>
+          <w:b/>
+          <w:sz w:val="21"/>
+        </w:rPr>
+        <w:t>8 段争抢 + 1 段普通</w:t>
+      </w:r>
+      <w:r>
+        <w:rPr>
+          <w:rFonts w:ascii="微软雅黑" w:hAnsi="微软雅黑" w:eastAsia="微软雅黑"/>
+          <w:b w:val="0"/>
+          <w:sz w:val="21"/>
+        </w:rPr>
+        <w:t xml:space="preserve"> 聚合成：</w:t>
+      </w:r>
+    </w:p>
+    <w:tbl>
+      <w:tblPr>
+        <w:tblStyle w:val="TableGrid"/>
+        <w:tblW w:type="auto" w:w="0"/>
+        <w:jc w:val="center"/>
+        <w:tblLook w:firstColumn="1" w:firstRow="1" w:lastColumn="0" w:lastRow="0" w:noHBand="0" w:noVBand="1" w:val="04A0"/>
+      </w:tblPr>
+      <w:tblGrid>
+        <w:gridCol w:w="1234"/>
+        <w:gridCol w:w="1234"/>
+        <w:gridCol w:w="1234"/>
+        <w:gridCol w:w="1234"/>
+        <w:gridCol w:w="1234"/>
+        <w:gridCol w:w="1234"/>
+        <w:gridCol w:w="1234"/>
+      </w:tblGrid>
+      <w:tr>
+        <w:tc>
+          <w:tcPr>
+            <w:tcW w:type="dxa" w:w="1234"/>
+            <w:shd w:val="clear" w:color="auto" w:fill="E8EEF7"/>
+          </w:tcPr>
+          <w:p>
+            <w:r>
+              <w:rPr>
+                <w:b/>
+              </w:rPr>
+            </w:r>
+            <w:r>
+              <w:rPr>
+                <w:rFonts w:ascii="微软雅黑" w:hAnsi="微软雅黑" w:eastAsia="微软雅黑"/>
+                <w:b/>
+                <w:sz w:val="18"/>
+              </w:rPr>
+              <w:t>层</w:t>
+            </w:r>
+          </w:p>
+        </w:tc>
+        <w:tc>
+          <w:tcPr>
+            <w:tcW w:type="dxa" w:w="1234"/>
+            <w:shd w:val="clear" w:color="auto" w:fill="E8EEF7"/>
+          </w:tcPr>
+          <w:p>
+            <w:r>
+              <w:rPr>
+                <w:b/>
+              </w:rPr>
+            </w:r>
+            <w:r>
+              <w:rPr>
+                <w:rFonts w:ascii="微软雅黑" w:hAnsi="微软雅黑" w:eastAsia="微软雅黑"/>
+                <w:b/>
+                <w:sz w:val="18"/>
+              </w:rPr>
+              <w:t>段数</w:t>
+            </w:r>
+          </w:p>
+        </w:tc>
+        <w:tc>
+          <w:tcPr>
+            <w:tcW w:type="dxa" w:w="1234"/>
+            <w:shd w:val="clear" w:color="auto" w:fill="E8EEF7"/>
+          </w:tcPr>
+          <w:p>
+            <w:r>
+              <w:rPr>
+                <w:b/>
+              </w:rPr>
+            </w:r>
+            <w:r>
+              <w:rPr>
+                <w:rFonts w:ascii="微软雅黑" w:hAnsi="微软雅黑" w:eastAsia="微软雅黑"/>
+                <w:b/>
+                <w:sz w:val="18"/>
+              </w:rPr>
+              <w:t>原始框 / 检测帧</w:t>
+            </w:r>
+          </w:p>
+        </w:tc>
+        <w:tc>
+          <w:tcPr>
+            <w:tcW w:type="dxa" w:w="1234"/>
+            <w:shd w:val="clear" w:color="auto" w:fill="E8EEF7"/>
+          </w:tcPr>
+          <w:p>
+            <w:r>
+              <w:rPr>
+                <w:b/>
+              </w:rPr>
+            </w:r>
+            <w:r>
+              <w:rPr>
+                <w:rFonts w:ascii="微软雅黑" w:hAnsi="微软雅黑" w:eastAsia="微软雅黑"/>
+                <w:b/>
+                <w:sz w:val="18"/>
+              </w:rPr>
+              <w:t>过草皮门限</w:t>
+            </w:r>
+          </w:p>
+        </w:tc>
+        <w:tc>
+          <w:tcPr>
+            <w:tcW w:type="dxa" w:w="1234"/>
+            <w:shd w:val="clear" w:color="auto" w:fill="E8EEF7"/>
+          </w:tcPr>
+          <w:p>
+            <w:r>
+              <w:rPr>
+                <w:b/>
+              </w:rPr>
+            </w:r>
+            <w:r>
+              <w:rPr>
+                <w:rFonts w:ascii="微软雅黑" w:hAnsi="微软雅黑" w:eastAsia="微软雅黑"/>
+                <w:b/>
+                <w:sz w:val="18"/>
+              </w:rPr>
+              <w:t>下游跟踪框 / 帧</w:t>
+            </w:r>
+          </w:p>
+        </w:tc>
+        <w:tc>
+          <w:tcPr>
+            <w:tcW w:type="dxa" w:w="1234"/>
+            <w:shd w:val="clear" w:color="auto" w:fill="E8EEF7"/>
+          </w:tcPr>
+          <w:p>
+            <w:r>
+              <w:rPr>
+                <w:b/>
+              </w:rPr>
+            </w:r>
+            <w:r>
+              <w:rPr>
+                <w:rFonts w:ascii="微软雅黑" w:hAnsi="微软雅黑" w:eastAsia="微软雅黑"/>
+                <w:b/>
+                <w:sz w:val="18"/>
+              </w:rPr>
+              <w:t>球可见率</w:t>
+            </w:r>
+          </w:p>
+        </w:tc>
+        <w:tc>
+          <w:tcPr>
+            <w:tcW w:type="dxa" w:w="1234"/>
+            <w:shd w:val="clear" w:color="auto" w:fill="E8EEF7"/>
+          </w:tcPr>
+          <w:p>
+            <w:r>
+              <w:rPr>
+                <w:b/>
+              </w:rPr>
+            </w:r>
+            <w:r>
+              <w:rPr>
+                <w:rFonts w:ascii="微软雅黑" w:hAnsi="微软雅黑" w:eastAsia="微软雅黑"/>
+                <w:b/>
+                <w:sz w:val="18"/>
+              </w:rPr>
+              <w:t>单帧推理</w:t>
+            </w:r>
+          </w:p>
+        </w:tc>
+      </w:tr>
+      <w:tr>
+        <w:tc>
+          <w:tcPr>
+            <w:tcW w:type="dxa" w:w="1234"/>
+          </w:tcPr>
+          <w:p>
+            <w:r/>
+            <w:r>
+              <w:rPr>
+                <w:rFonts w:ascii="微软雅黑" w:hAnsi="微软雅黑" w:eastAsia="微软雅黑"/>
+                <w:b w:val="0"/>
+                <w:sz w:val="18"/>
+              </w:rPr>
+              <w:t>争抢</w:t>
+            </w:r>
+          </w:p>
+        </w:tc>
+        <w:tc>
+          <w:tcPr>
+            <w:tcW w:type="dxa" w:w="1234"/>
+          </w:tcPr>
+          <w:p>
+            <w:r/>
+            <w:r>
+              <w:rPr>
+                <w:rFonts w:ascii="微软雅黑" w:hAnsi="微软雅黑" w:eastAsia="微软雅黑"/>
+                <w:b w:val="0"/>
+                <w:sz w:val="18"/>
+              </w:rPr>
+              <w:t>8</w:t>
+            </w:r>
+          </w:p>
+        </w:tc>
+        <w:tc>
+          <w:tcPr>
+            <w:tcW w:type="dxa" w:w="1234"/>
+          </w:tcPr>
+          <w:p>
+            <w:r/>
+            <w:r>
+              <w:rPr>
+                <w:rFonts w:ascii="微软雅黑" w:hAnsi="微软雅黑" w:eastAsia="微软雅黑"/>
+                <w:b w:val="0"/>
+                <w:sz w:val="18"/>
+              </w:rPr>
+              <w:t>15.44</w:t>
+            </w:r>
+          </w:p>
+        </w:tc>
+        <w:tc>
+          <w:tcPr>
+            <w:tcW w:type="dxa" w:w="1234"/>
+          </w:tcPr>
+          <w:p>
+            <w:r/>
+            <w:r>
+              <w:rPr>
+                <w:rFonts w:ascii="微软雅黑" w:hAnsi="微软雅黑" w:eastAsia="微软雅黑"/>
+                <w:b w:val="0"/>
+                <w:sz w:val="18"/>
+              </w:rPr>
+              <w:t>12.3</w:t>
+            </w:r>
+          </w:p>
+        </w:tc>
+        <w:tc>
+          <w:tcPr>
+            <w:tcW w:type="dxa" w:w="1234"/>
+          </w:tcPr>
+          <w:p>
+            <w:r/>
+            <w:r>
+              <w:rPr>
+                <w:rFonts w:ascii="微软雅黑" w:hAnsi="微软雅黑" w:eastAsia="微软雅黑"/>
+                <w:b/>
+                <w:sz w:val="18"/>
+              </w:rPr>
+              <w:t>0.45</w:t>
+            </w:r>
+          </w:p>
+        </w:tc>
+        <w:tc>
+          <w:tcPr>
+            <w:tcW w:type="dxa" w:w="1234"/>
+          </w:tcPr>
+          <w:p>
+            <w:r/>
+            <w:r>
+              <w:rPr>
+                <w:rFonts w:ascii="微软雅黑" w:hAnsi="微软雅黑" w:eastAsia="微软雅黑"/>
+                <w:b w:val="0"/>
+                <w:sz w:val="18"/>
+              </w:rPr>
+              <w:t>5.5%</w:t>
+            </w:r>
+          </w:p>
+        </w:tc>
+        <w:tc>
+          <w:tcPr>
+            <w:tcW w:type="dxa" w:w="1234"/>
+          </w:tcPr>
+          <w:p>
+            <w:r/>
+            <w:r>
+              <w:rPr>
+                <w:rFonts w:ascii="微软雅黑" w:hAnsi="微软雅黑" w:eastAsia="微软雅黑"/>
+                <w:b w:val="0"/>
+                <w:sz w:val="18"/>
+              </w:rPr>
+              <w:t>988 ms</w:t>
+            </w:r>
+          </w:p>
+        </w:tc>
+      </w:tr>
+      <w:tr>
+        <w:tc>
+          <w:tcPr>
+            <w:tcW w:type="dxa" w:w="1234"/>
+          </w:tcPr>
+          <w:p>
+            <w:r/>
+            <w:r>
+              <w:rPr>
+                <w:rFonts w:ascii="微软雅黑" w:hAnsi="微软雅黑" w:eastAsia="微软雅黑"/>
+                <w:b w:val="0"/>
+                <w:sz w:val="18"/>
+              </w:rPr>
+              <w:t>普通</w:t>
+            </w:r>
+          </w:p>
+        </w:tc>
+        <w:tc>
+          <w:tcPr>
+            <w:tcW w:type="dxa" w:w="1234"/>
+          </w:tcPr>
+          <w:p>
+            <w:r/>
+            <w:r>
+              <w:rPr>
+                <w:rFonts w:ascii="微软雅黑" w:hAnsi="微软雅黑" w:eastAsia="微软雅黑"/>
+                <w:b w:val="0"/>
+                <w:sz w:val="18"/>
+              </w:rPr>
+              <w:t>1</w:t>
+            </w:r>
+          </w:p>
+        </w:tc>
+        <w:tc>
+          <w:tcPr>
+            <w:tcW w:type="dxa" w:w="1234"/>
+          </w:tcPr>
+          <w:p>
+            <w:r/>
+            <w:r>
+              <w:rPr>
+                <w:rFonts w:ascii="微软雅黑" w:hAnsi="微软雅黑" w:eastAsia="微软雅黑"/>
+                <w:b w:val="0"/>
+                <w:sz w:val="18"/>
+              </w:rPr>
+              <w:t>17.56</w:t>
+            </w:r>
+          </w:p>
+        </w:tc>
+        <w:tc>
+          <w:tcPr>
+            <w:tcW w:type="dxa" w:w="1234"/>
+          </w:tcPr>
+          <w:p>
+            <w:r/>
+            <w:r>
+              <w:rPr>
+                <w:rFonts w:ascii="微软雅黑" w:hAnsi="微软雅黑" w:eastAsia="微软雅黑"/>
+                <w:b w:val="0"/>
+                <w:sz w:val="18"/>
+              </w:rPr>
+              <w:t>14.6</w:t>
+            </w:r>
+          </w:p>
+        </w:tc>
+        <w:tc>
+          <w:tcPr>
+            <w:tcW w:type="dxa" w:w="1234"/>
+          </w:tcPr>
+          <w:p>
+            <w:r/>
+            <w:r>
+              <w:rPr>
+                <w:rFonts w:ascii="微软雅黑" w:hAnsi="微软雅黑" w:eastAsia="微软雅黑"/>
+                <w:b/>
+                <w:sz w:val="18"/>
+              </w:rPr>
+              <w:t>0.21</w:t>
+            </w:r>
+          </w:p>
+        </w:tc>
+        <w:tc>
+          <w:tcPr>
+            <w:tcW w:type="dxa" w:w="1234"/>
+          </w:tcPr>
+          <w:p>
+            <w:r/>
+            <w:r>
+              <w:rPr>
+                <w:rFonts w:ascii="微软雅黑" w:hAnsi="微软雅黑" w:eastAsia="微软雅黑"/>
+                <w:b w:val="0"/>
+                <w:sz w:val="18"/>
+              </w:rPr>
+              <w:t>12.0%</w:t>
+            </w:r>
+          </w:p>
+        </w:tc>
+        <w:tc>
+          <w:tcPr>
+            <w:tcW w:type="dxa" w:w="1234"/>
+          </w:tcPr>
+          <w:p>
+            <w:r/>
+            <w:r>
+              <w:rPr>
+                <w:rFonts w:ascii="微软雅黑" w:hAnsi="微软雅黑" w:eastAsia="微软雅黑"/>
+                <w:b w:val="0"/>
+                <w:sz w:val="18"/>
+              </w:rPr>
+              <w:t>992 ms</w:t>
+            </w:r>
+          </w:p>
+        </w:tc>
+      </w:tr>
+      <w:tr>
+        <w:tc>
+          <w:tcPr>
+            <w:tcW w:type="dxa" w:w="1234"/>
+          </w:tcPr>
+          <w:p>
+            <w:r/>
+            <w:r>
+              <w:rPr>
+                <w:rFonts w:ascii="微软雅黑" w:hAnsi="微软雅黑" w:eastAsia="微软雅黑"/>
+                <w:b w:val="0"/>
+                <w:sz w:val="18"/>
+              </w:rPr>
+              <w:t>主机对照（640）</w:t>
+            </w:r>
+          </w:p>
+        </w:tc>
+        <w:tc>
+          <w:tcPr>
+            <w:tcW w:type="dxa" w:w="1234"/>
+          </w:tcPr>
+          <w:p>
+            <w:r/>
+            <w:r>
+              <w:rPr>
+                <w:rFonts w:ascii="微软雅黑" w:hAnsi="微软雅黑" w:eastAsia="微软雅黑"/>
+                <w:b w:val="0"/>
+                <w:sz w:val="18"/>
+              </w:rPr>
+              <w:t>8 / 8</w:t>
+            </w:r>
+          </w:p>
+        </w:tc>
+        <w:tc>
+          <w:tcPr>
+            <w:tcW w:type="dxa" w:w="1234"/>
+          </w:tcPr>
+          <w:p>
+            <w:r/>
+            <w:r>
+              <w:rPr>
+                <w:rFonts w:ascii="微软雅黑" w:hAnsi="微软雅黑" w:eastAsia="微软雅黑"/>
+                <w:b w:val="0"/>
+                <w:sz w:val="18"/>
+              </w:rPr>
+              <w:t>—</w:t>
+            </w:r>
+          </w:p>
+        </w:tc>
+        <w:tc>
+          <w:tcPr>
+            <w:tcW w:type="dxa" w:w="1234"/>
+          </w:tcPr>
+          <w:p>
+            <w:r/>
+            <w:r>
+              <w:rPr>
+                <w:rFonts w:ascii="微软雅黑" w:hAnsi="微软雅黑" w:eastAsia="微软雅黑"/>
+                <w:b w:val="0"/>
+                <w:sz w:val="18"/>
+              </w:rPr>
+              <w:t>—</w:t>
+            </w:r>
+          </w:p>
+        </w:tc>
+        <w:tc>
+          <w:tcPr>
+            <w:tcW w:type="dxa" w:w="1234"/>
+          </w:tcPr>
+          <w:p>
+            <w:r/>
+            <w:r>
+              <w:rPr>
+                <w:rFonts w:ascii="微软雅黑" w:hAnsi="微软雅黑" w:eastAsia="微软雅黑"/>
+                <w:b w:val="0"/>
+                <w:sz w:val="18"/>
+              </w:rPr>
+              <w:t>14.4 / 17.0</w:t>
+            </w:r>
+          </w:p>
+        </w:tc>
+        <w:tc>
+          <w:tcPr>
+            <w:tcW w:type="dxa" w:w="1234"/>
+          </w:tcPr>
+          <w:p>
+            <w:r/>
+            <w:r>
+              <w:rPr>
+                <w:rFonts w:ascii="微软雅黑" w:hAnsi="微软雅黑" w:eastAsia="微软雅黑"/>
+                <w:b w:val="0"/>
+                <w:sz w:val="18"/>
+              </w:rPr>
+              <w:t>15.8% / 20.2%</w:t>
+            </w:r>
+          </w:p>
+        </w:tc>
+        <w:tc>
+          <w:tcPr>
+            <w:tcW w:type="dxa" w:w="1234"/>
+          </w:tcPr>
+          <w:p>
+            <w:r/>
+            <w:r>
+              <w:rPr>
+                <w:rFonts w:ascii="微软雅黑" w:hAnsi="微软雅黑" w:eastAsia="微软雅黑"/>
+                <w:b w:val="0"/>
+                <w:sz w:val="18"/>
+              </w:rPr>
+              <w:t>26–44 ms</w:t>
+            </w:r>
+          </w:p>
+        </w:tc>
+      </w:tr>
+    </w:tbl>
+    <w:p/>
+    <w:p>
+      <w:pPr>
+        <w:spacing w:after="120"/>
+        <w:ind w:firstLine="0"/>
+      </w:pPr>
+      <w:r>
+        <w:rPr>
+          <w:rFonts w:ascii="微软雅黑" w:hAnsi="微软雅黑" w:eastAsia="微软雅黑"/>
+          <w:b/>
+          <w:sz w:val="21"/>
+        </w:rPr>
+        <w:t>一个必须说清的差别</w:t>
+      </w:r>
+      <w:r>
+        <w:rPr>
+          <w:rFonts w:ascii="微软雅黑" w:hAnsi="微软雅黑" w:eastAsia="微软雅黑"/>
+          <w:b w:val="0"/>
+          <w:sz w:val="21"/>
+        </w:rPr>
+        <w:t xml:space="preserve">：板上模型每检测帧其实给出了 </w:t>
+      </w:r>
+      <w:r>
+        <w:rPr>
+          <w:rFonts w:ascii="微软雅黑" w:hAnsi="微软雅黑" w:eastAsia="微软雅黑"/>
+          <w:b/>
+          <w:sz w:val="21"/>
+        </w:rPr>
+        <w:t>15 个左右的框</w:t>
+      </w:r>
+      <w:r>
+        <w:rPr>
+          <w:rFonts w:ascii="微软雅黑" w:hAnsi="微软雅黑" w:eastAsia="微软雅黑"/>
+          <w:b w:val="0"/>
+          <w:sz w:val="21"/>
+        </w:rPr>
+        <w:t xml:space="preserve">（和主机看到的 14.4 人量级相当），过草皮门限后还剩 12 个 —— </w:t>
+      </w:r>
+      <w:r>
+        <w:rPr>
+          <w:rFonts w:ascii="微软雅黑" w:hAnsi="微软雅黑" w:eastAsia="微软雅黑"/>
+          <w:b/>
+          <w:sz w:val="21"/>
+        </w:rPr>
+        <w:t>损耗发生在门限之后</w:t>
+      </w:r>
+      <w:r>
+        <w:rPr>
+          <w:rFonts w:ascii="微软雅黑" w:hAnsi="微软雅黑" w:eastAsia="微软雅黑"/>
+          <w:b w:val="0"/>
+          <w:sz w:val="21"/>
+        </w:rPr>
+        <w:t>：</w:t>
       </w:r>
       <w:r>
         <w:rPr>
           <w:rFonts w:ascii="Consolas" w:hAnsi="Consolas" w:eastAsia="Consolas"/>
           <w:sz w:val="20"/>
         </w:rPr>
-        <w:t>--resume</w:t>
-      </w:r>
-      <w:r>
-        <w:rPr>
-          <w:rFonts w:ascii="微软雅黑" w:hAnsi="微软雅黑" w:eastAsia="微软雅黑"/>
-          <w:b w:val="0"/>
-          <w:sz w:val="21"/>
-        </w:rPr>
-        <w:t xml:space="preserve"> 补， 本轮</w:t>
+        <w:t>score ≥ 0.30</w:t>
+      </w:r>
+      <w:r>
+        <w:rPr>
+          <w:rFonts w:ascii="微软雅黑" w:hAnsi="微软雅黑" w:eastAsia="微软雅黑"/>
+          <w:b w:val="0"/>
+          <w:sz w:val="21"/>
+        </w:rPr>
+        <w:t xml:space="preserve"> 与「框高 ≥ 16 px」两道加上跟踪确认，最后只剩 0.45 个/帧。所以现在能说的只是 「板上给下游的人数是主机的 3%」，</w:t>
       </w:r>
       <w:r>
         <w:rPr>
@@ -10018,15 +10581,61 @@
           <w:b/>
           <w:sz w:val="21"/>
         </w:rPr>
-        <w:t>不声称</w:t>
-      </w:r>
-      <w:r>
-        <w:rPr>
-          <w:rFonts w:ascii="微软雅黑" w:hAnsi="微软雅黑" w:eastAsia="微软雅黑"/>
-          <w:b w:val="0"/>
-          <w:sz w:val="21"/>
-        </w:rPr>
-        <w:t>已有 16 段板端结果。</w:t>
+        <w:t>还不能说</w:t>
+      </w:r>
+      <w:r>
+        <w:rPr>
+          <w:rFonts w:ascii="微软雅黑" w:hAnsi="微软雅黑" w:eastAsia="微软雅黑"/>
+          <w:b w:val="0"/>
+          <w:sz w:val="21"/>
+        </w:rPr>
+        <w:t xml:space="preserve">是模型看不见、还是门限把它们杀了： </w:t>
+      </w:r>
+      <w:r>
+        <w:rPr>
+          <w:rFonts w:ascii="Consolas" w:hAnsi="Consolas" w:eastAsia="Consolas"/>
+          <w:sz w:val="20"/>
+        </w:rPr>
+        <w:t>board_pipeline</w:t>
+      </w:r>
+      <w:r>
+        <w:rPr>
+          <w:rFonts w:ascii="微软雅黑" w:hAnsi="微软雅黑" w:eastAsia="微软雅黑"/>
+          <w:b w:val="0"/>
+          <w:sz w:val="21"/>
+        </w:rPr>
+        <w:t xml:space="preserve"> 已加 </w:t>
+      </w:r>
+      <w:r>
+        <w:rPr>
+          <w:rFonts w:ascii="Consolas" w:hAnsi="Consolas" w:eastAsia="Consolas"/>
+          <w:sz w:val="20"/>
+        </w:rPr>
+        <w:t>rows_pre_filter / rows_post_filter</w:t>
+      </w:r>
+      <w:r>
+        <w:rPr>
+          <w:rFonts w:ascii="微软雅黑" w:hAnsi="微软雅黑" w:eastAsia="微软雅黑"/>
+          <w:b w:val="0"/>
+          <w:sz w:val="21"/>
+        </w:rPr>
+        <w:t xml:space="preserve"> 两个计数器来分开这两段， </w:t>
+      </w:r>
+      <w:r>
+        <w:rPr>
+          <w:rFonts w:ascii="微软雅黑" w:hAnsi="微软雅黑" w:eastAsia="微软雅黑"/>
+          <w:b/>
+          <w:sz w:val="21"/>
+        </w:rPr>
+        <w:t>这组数还没跑出来</w:t>
+      </w:r>
+      <w:r>
+        <w:rPr>
+          <w:rFonts w:ascii="微软雅黑" w:hAnsi="微软雅黑" w:eastAsia="微软雅黑"/>
+          <w:b w:val="0"/>
+          <w:sz w:val="21"/>
+        </w:rPr>
+        <w:t>（要等板子稳定后重跑两段），在此之前不写归因。</w:t>
       </w:r>
     </w:p>
     <w:p>
@@ -10040,7 +10649,23 @@
           <w:b w:val="0"/>
           <w:sz w:val="21"/>
         </w:rPr>
-        <w:t xml:space="preserve">为什么不是「后处理写错了」：在同一批帧上换主机 YOLOv8n 做对照， </w:t>
+        <w:t>作为旁证（</w:t>
+      </w:r>
+      <w:r>
+        <w:rPr>
+          <w:rFonts w:ascii="微软雅黑" w:hAnsi="微软雅黑" w:eastAsia="微软雅黑"/>
+          <w:b/>
+          <w:sz w:val="21"/>
+        </w:rPr>
+        <w:t>不同模型，只能看趋势</w:t>
+      </w:r>
+      <w:r>
+        <w:rPr>
+          <w:rFonts w:ascii="微软雅黑" w:hAnsi="微软雅黑" w:eastAsia="微软雅黑"/>
+          <w:b w:val="0"/>
+          <w:sz w:val="21"/>
+        </w:rPr>
+        <w:t xml:space="preserve">）：同一批帧上主机 YOLOv8n </w:t>
       </w:r>
       <w:r>
         <w:rPr>
@@ -10055,7 +10680,7 @@
           <w:b w:val="0"/>
           <w:sz w:val="21"/>
         </w:rPr>
-        <w:t xml:space="preserve"> 只给出 0–2 人，</w:t>
+        <w:t xml:space="preserve"> 只给 0–2 人、 </w:t>
       </w:r>
       <w:r>
         <w:rPr>
@@ -10070,7 +10695,7 @@
           <w:b w:val="0"/>
           <w:sz w:val="21"/>
         </w:rPr>
-        <w:t xml:space="preserve"> 给出 0–19 人（10 个采样帧均值 8.6）。 转播远景里球员在 320 输入下只有十几像素高，问题出在</w:t>
+        <w:t xml:space="preserve"> 给 0–19 人。320 输入对转播远景确实吃亏，但这</w:t>
       </w:r>
       <w:r>
         <w:rPr>
@@ -10078,15 +10703,30 @@
           <w:b/>
           <w:sz w:val="21"/>
         </w:rPr>
-        <w:t>输入分辨率</w:t>
-      </w:r>
-      <w:r>
-        <w:rPr>
-          <w:rFonts w:ascii="微软雅黑" w:hAnsi="微软雅黑" w:eastAsia="微软雅黑"/>
-          <w:b w:val="0"/>
-          <w:sz w:val="21"/>
-        </w:rPr>
-        <w:t>，不在门限 —— 这和 §1.1「球只有 4–12 px」是同一类物理约束。</w:t>
+        <w:t>不能</w:t>
+      </w:r>
+      <w:r>
+        <w:rPr>
+          <w:rFonts w:ascii="微软雅黑" w:hAnsi="微软雅黑" w:eastAsia="微软雅黑"/>
+          <w:b w:val="0"/>
+          <w:sz w:val="21"/>
+        </w:rPr>
+        <w:t xml:space="preserve">直接当成板上 </w:t>
+      </w:r>
+      <w:r>
+        <w:rPr>
+          <w:rFonts w:ascii="Consolas" w:hAnsi="Consolas" w:eastAsia="Consolas"/>
+          <w:sz w:val="20"/>
+        </w:rPr>
+        <w:t>person_v8n25</w:t>
+      </w:r>
+      <w:r>
+        <w:rPr>
+          <w:rFonts w:ascii="微软雅黑" w:hAnsi="微软雅黑" w:eastAsia="微软雅黑"/>
+          <w:b w:val="0"/>
+          <w:sz w:val="21"/>
+        </w:rPr>
+        <w:t xml:space="preserve"> 的结论 —— 两者不是同一个网络。</w:t>
       </w:r>
     </w:p>
     <w:p>
@@ -10129,7 +10769,36 @@
           <w:b w:val="0"/>
           <w:sz w:val="21"/>
         </w:rPr>
-        <w:t>和主机 15.8% / 20.2%、14.4 / 17.0 并排比，更不能用它下</w:t>
+        <w:t>和主机 15.8% / 20.2%、14.4 / 17.0 并排比。</w:t>
+      </w:r>
+    </w:p>
+    <w:p>
+      <w:pPr>
+        <w:pStyle w:val="ListNumber"/>
+      </w:pPr>
+      <w:r>
+        <w:rPr>
+          <w:rFonts w:ascii="微软雅黑" w:hAnsi="微软雅黑" w:eastAsia="微软雅黑"/>
+          <w:b w:val="0"/>
+          <w:sz w:val="21"/>
+        </w:rPr>
+        <w:t>下一步是</w:t>
+      </w:r>
+      <w:r>
+        <w:rPr>
+          <w:rFonts w:ascii="微软雅黑" w:hAnsi="微软雅黑" w:eastAsia="微软雅黑"/>
+          <w:b/>
+          <w:sz w:val="21"/>
+        </w:rPr>
+        <w:t>定位损耗段</w:t>
+      </w:r>
+      <w:r>
+        <w:rPr>
+          <w:rFonts w:ascii="微软雅黑" w:hAnsi="微软雅黑" w:eastAsia="微软雅黑"/>
+          <w:b w:val="0"/>
+          <w:sz w:val="21"/>
+        </w:rPr>
+        <w:t>（score / 尺寸 / 跟踪确认）而不是急着换模型：</w:t>
       </w:r>
     </w:p>
     <w:p>
@@ -10143,50 +10812,7 @@
           <w:b w:val="0"/>
           <w:sz w:val="21"/>
         </w:rPr>
-        <w:t>「争抢更难」的结论 —— 板上还没稳定看到人。</w:t>
-      </w:r>
-    </w:p>
-    <w:p>
-      <w:pPr>
-        <w:pStyle w:val="ListNumber"/>
-      </w:pPr>
-      <w:r>
-        <w:rPr>
-          <w:rFonts w:ascii="微软雅黑" w:hAnsi="微软雅黑" w:eastAsia="微软雅黑"/>
-          <w:b w:val="0"/>
-          <w:sz w:val="21"/>
-        </w:rPr>
-        <w:t xml:space="preserve">要在板上得到有意义的分层结论，先要一个 </w:t>
-      </w:r>
-      <w:r>
-        <w:rPr>
-          <w:rFonts w:ascii="微软雅黑" w:hAnsi="微软雅黑" w:eastAsia="微软雅黑"/>
-          <w:b/>
-          <w:sz w:val="21"/>
-        </w:rPr>
-        <w:t>640 输入的 ncnn 人检测模型</w:t>
-      </w:r>
-      <w:r>
-        <w:rPr>
-          <w:rFonts w:ascii="微软雅黑" w:hAnsi="微软雅黑" w:eastAsia="微软雅黑"/>
-          <w:b w:val="0"/>
-          <w:sz w:val="21"/>
-        </w:rPr>
-        <w:t>（或先在 PL 里</w:t>
-      </w:r>
-    </w:p>
-    <w:p>
-      <w:pPr>
-        <w:spacing w:after="120"/>
-        <w:ind w:firstLine="0"/>
-      </w:pPr>
-      <w:r>
-        <w:rPr>
-          <w:rFonts w:ascii="微软雅黑" w:hAnsi="微软雅黑" w:eastAsia="微软雅黑"/>
-          <w:b w:val="0"/>
-          <w:sz w:val="21"/>
-        </w:rPr>
-        <w:t>做 ROI 放大再送 320）；这是 §8 的未完成项，不是调阈值能调出来的。</w:t>
+        <w:t>三分之二的框还在，先把它们去哪了问清楚，再决定要不要 640 输入。 这条是 §8 的未完成项。</w:t>
       </w:r>
     </w:p>
     <w:p>
@@ -23449,7 +24075,7 @@
           <w:b/>
           <w:sz w:val="21"/>
         </w:rPr>
-        <w:t>板端分层跑表只跑完 1/16，且已经能看出 320 输入不够用</w:t>
+        <w:t>板端分层跑表只跑完 9/16，且「人丢在哪一段」还没定位</w:t>
       </w:r>
       <w:r>
         <w:rPr>
@@ -23471,7 +24097,7 @@
           <w:b w:val="0"/>
           <w:sz w:val="21"/>
         </w:rPr>
-        <w:t>已跑完的 c01 争抢段：模型原始 274 个框 → 草皮门限留 222 → 交给下游的跟踪框</w:t>
+        <w:t xml:space="preserve">已跑的 8 段争抢 + 1 段普通：模型每检测帧给 </w:t>
       </w:r>
       <w:r>
         <w:rPr>
@@ -23479,67 +24105,68 @@
           <w:b/>
           <w:sz w:val="21"/>
         </w:rPr>
-        <w:t>只有 0.12 个/帧</w:t>
-      </w:r>
-      <w:r>
-        <w:rPr>
-          <w:rFonts w:ascii="微软雅黑" w:hAnsi="微软雅黑" w:eastAsia="微软雅黑"/>
-          <w:b w:val="0"/>
-          <w:sz w:val="21"/>
-        </w:rPr>
-        <w:t xml:space="preserve">。 同一批帧上主机 YOLOv8n 用 </w:t>
+        <w:t>15.4 个框</w:t>
+      </w:r>
+      <w:r>
+        <w:rPr>
+          <w:rFonts w:ascii="微软雅黑" w:hAnsi="微软雅黑" w:eastAsia="微软雅黑"/>
+          <w:b w:val="0"/>
+          <w:sz w:val="21"/>
+        </w:rPr>
+        <w:t xml:space="preserve">、过草皮门限剩 12.3， 但交给下游的跟踪框只有 </w:t>
+      </w:r>
+      <w:r>
+        <w:rPr>
+          <w:rFonts w:ascii="微软雅黑" w:hAnsi="微软雅黑" w:eastAsia="微软雅黑"/>
+          <w:b/>
+          <w:sz w:val="21"/>
+        </w:rPr>
+        <w:t>0.45 个/帧</w:t>
+      </w:r>
+      <w:r>
+        <w:rPr>
+          <w:rFonts w:ascii="微软雅黑" w:hAnsi="微软雅黑" w:eastAsia="微软雅黑"/>
+          <w:b w:val="0"/>
+          <w:sz w:val="21"/>
+        </w:rPr>
+        <w:t xml:space="preserve">（主机 14.4）—— 损耗在门限之后，不在模型输出。 新增的 </w:t>
       </w:r>
       <w:r>
         <w:rPr>
           <w:rFonts w:ascii="Consolas" w:hAnsi="Consolas" w:eastAsia="Consolas"/>
           <w:sz w:val="20"/>
         </w:rPr>
-        <w:t>imgsz=320</w:t>
-      </w:r>
-      <w:r>
-        <w:rPr>
-          <w:rFonts w:ascii="微软雅黑" w:hAnsi="微软雅黑" w:eastAsia="微软雅黑"/>
-          <w:b w:val="0"/>
-          <w:sz w:val="21"/>
-        </w:rPr>
-        <w:t xml:space="preserve"> 只有 0–2 人、</w:t>
+        <w:t>rows_pre_filter / rows_post_filter</w:t>
+      </w:r>
+      <w:r>
+        <w:rPr>
+          <w:rFonts w:ascii="微软雅黑" w:hAnsi="微软雅黑" w:eastAsia="微软雅黑"/>
+          <w:b w:val="0"/>
+          <w:sz w:val="21"/>
+        </w:rPr>
+        <w:t xml:space="preserve"> 计数器还没跑过， 所以</w:t>
+      </w:r>
+      <w:r>
+        <w:rPr>
+          <w:rFonts w:ascii="微软雅黑" w:hAnsi="微软雅黑" w:eastAsia="微软雅黑"/>
+          <w:b/>
+          <w:sz w:val="21"/>
+        </w:rPr>
+        <w:t>不写</w:t>
+      </w:r>
+      <w:r>
+        <w:rPr>
+          <w:rFonts w:ascii="微软雅黑" w:hAnsi="微软雅黑" w:eastAsia="微软雅黑"/>
+          <w:b w:val="0"/>
+          <w:sz w:val="21"/>
+        </w:rPr>
+        <w:t>「是分辨率还是门限」的结论；旁证只是主机 YOLOv8n 320 vs 640 的 0–2 / 0–19（不同网络，仅看趋势）。 其余 7 段因板子两次掉线未跑，</w:t>
       </w:r>
       <w:r>
         <w:rPr>
           <w:rFonts w:ascii="Consolas" w:hAnsi="Consolas" w:eastAsia="Consolas"/>
           <w:sz w:val="20"/>
         </w:rPr>
-        <w:t>imgsz=640</w:t>
-      </w:r>
-      <w:r>
-        <w:rPr>
-          <w:rFonts w:ascii="微软雅黑" w:hAnsi="微软雅黑" w:eastAsia="微软雅黑"/>
-          <w:b w:val="0"/>
-          <w:sz w:val="21"/>
-        </w:rPr>
-        <w:t xml:space="preserve"> 有 0–19 人 ⇒ 瓶颈是</w:t>
-      </w:r>
-      <w:r>
-        <w:rPr>
-          <w:rFonts w:ascii="微软雅黑" w:hAnsi="微软雅黑" w:eastAsia="微软雅黑"/>
-          <w:b/>
-          <w:sz w:val="21"/>
-        </w:rPr>
-        <w:t>输入分辨率</w:t>
-      </w:r>
-      <w:r>
-        <w:rPr>
-          <w:rFonts w:ascii="微软雅黑" w:hAnsi="微软雅黑" w:eastAsia="微软雅黑"/>
-          <w:b w:val="0"/>
-          <w:sz w:val="21"/>
-        </w:rPr>
-        <w:t xml:space="preserve">，不是门限。要在板上得到能分层对比的数字，先要 640 输入的 ncnn 人检测模型 （或 PL 侧 ROI 放大）。其余 15 段因板子在第二轮卡死（TCP 9090 能连、HTTP 无应答）未跑， </w:t>
-      </w:r>
-      <w:r>
-        <w:rPr>
-          <w:rFonts w:ascii="Consolas" w:hAnsi="Consolas" w:eastAsia="Consolas"/>
-          <w:sz w:val="20"/>
-        </w:rPr>
         <w:t>scene_suite_board.py --resume</w:t>
       </w:r>
       <w:r>
@@ -23548,7 +24175,7 @@
           <w:b w:val="0"/>
           <w:sz w:val="21"/>
         </w:rPr>
-        <w:t xml:space="preserve"> 可在板子恢复后补齐。</w:t>
+        <w:t xml:space="preserve"> 可补齐。</w:t>
       </w:r>
       <w:r>
         <w:rPr>

--- a/report/design_report.docx
+++ b/report/design_report.docx
@@ -9575,7 +9575,7 @@
           <w:b w:val="0"/>
           <w:sz w:val="21"/>
         </w:rPr>
-        <w:t xml:space="preserve"> 后才第一次拿到有意义的人数。</w:t>
+        <w:t xml:space="preserve"> 后才第一次拿到有意义的量。</w:t>
       </w:r>
     </w:p>
     <w:p>
@@ -9589,7 +9589,70 @@
           <w:b w:val="0"/>
           <w:sz w:val="21"/>
         </w:rPr>
-        <w:t>结果（c01 争抢段，整段 250 帧 / 25 次检测）：</w:t>
+        <w:t>跑表</w:t>
+      </w:r>
+      <w:r>
+        <w:rPr>
+          <w:rFonts w:ascii="微软雅黑" w:hAnsi="微软雅黑" w:eastAsia="微软雅黑"/>
+          <w:b/>
+          <w:sz w:val="21"/>
+        </w:rPr>
+        <w:t>中途掉过三次线</w:t>
+      </w:r>
+      <w:r>
+        <w:rPr>
+          <w:rFonts w:ascii="微软雅黑" w:hAnsi="微软雅黑" w:eastAsia="微软雅黑"/>
+          <w:b w:val="0"/>
+          <w:sz w:val="21"/>
+        </w:rPr>
+        <w:t xml:space="preserve">（19:00 卡死、19:36 掉线、20:0x 系统级崩溃），靠 </w:t>
+      </w:r>
+      <w:r>
+        <w:rPr>
+          <w:rFonts w:ascii="Consolas" w:hAnsi="Consolas" w:eastAsia="Consolas"/>
+          <w:sz w:val="20"/>
+        </w:rPr>
+        <w:t>--resume</w:t>
+      </w:r>
+      <w:r>
+        <w:rPr>
+          <w:rFonts w:ascii="微软雅黑" w:hAnsi="微软雅黑" w:eastAsia="微软雅黑"/>
+          <w:b w:val="0"/>
+          <w:sz w:val="21"/>
+        </w:rPr>
+        <w:t xml:space="preserve"> 续跑； 已拿到 </w:t>
+      </w:r>
+      <w:r>
+        <w:rPr>
+          <w:rFonts w:ascii="微软雅黑" w:hAnsi="微软雅黑" w:eastAsia="微软雅黑"/>
+          <w:b/>
+          <w:sz w:val="21"/>
+        </w:rPr>
+        <w:t>15/16 段</w:t>
+      </w:r>
+      <w:r>
+        <w:rPr>
+          <w:rFonts w:ascii="微软雅黑" w:hAnsi="微软雅黑" w:eastAsia="微软雅黑"/>
+          <w:b w:val="0"/>
+          <w:sz w:val="21"/>
+        </w:rPr>
+        <w:t>（8 争抢 + 7 普通，n08 因板子崩掉未跑）。加了两级计数器后， 漏斗终于打通，结论和最初的猜测</w:t>
+      </w:r>
+      <w:r>
+        <w:rPr>
+          <w:rFonts w:ascii="微软雅黑" w:hAnsi="微软雅黑" w:eastAsia="微软雅黑"/>
+          <w:b/>
+          <w:sz w:val="21"/>
+        </w:rPr>
+        <w:t>不一样</w:t>
+      </w:r>
+      <w:r>
+        <w:rPr>
+          <w:rFonts w:ascii="微软雅黑" w:hAnsi="微软雅黑" w:eastAsia="微软雅黑"/>
+          <w:b w:val="0"/>
+          <w:sz w:val="21"/>
+        </w:rPr>
+        <w:t>：</w:t>
       </w:r>
     </w:p>
     <w:tbl>
@@ -9600,14 +9663,15 @@
         <w:tblLook w:firstColumn="1" w:firstRow="1" w:lastColumn="0" w:lastRow="0" w:noHBand="0" w:noVBand="1" w:val="04A0"/>
       </w:tblPr>
       <w:tblGrid>
-        <w:gridCol w:w="2880"/>
-        <w:gridCol w:w="2880"/>
-        <w:gridCol w:w="2880"/>
+        <w:gridCol w:w="2160"/>
+        <w:gridCol w:w="2160"/>
+        <w:gridCol w:w="2160"/>
+        <w:gridCol w:w="2160"/>
       </w:tblGrid>
       <w:tr>
         <w:tc>
           <w:tcPr>
-            <w:tcW w:type="dxa" w:w="2880"/>
+            <w:tcW w:type="dxa" w:w="2160"/>
             <w:shd w:val="clear" w:color="auto" w:fill="E8EEF7"/>
           </w:tcPr>
           <w:p>
@@ -9622,13 +9686,13 @@
                 <w:b/>
                 <w:sz w:val="18"/>
               </w:rPr>
-              <w:t>阶段</w:t>
-            </w:r>
-          </w:p>
-        </w:tc>
-        <w:tc>
-          <w:tcPr>
-            <w:tcW w:type="dxa" w:w="2880"/>
+              <w:t>阶段（每帧）</w:t>
+            </w:r>
+          </w:p>
+        </w:tc>
+        <w:tc>
+          <w:tcPr>
+            <w:tcW w:type="dxa" w:w="2160"/>
             <w:shd w:val="clear" w:color="auto" w:fill="E8EEF7"/>
           </w:tcPr>
           <w:p>
@@ -9643,13 +9707,13 @@
                 <w:b/>
                 <w:sz w:val="18"/>
               </w:rPr>
-              <w:t>数量</w:t>
-            </w:r>
-          </w:p>
-        </w:tc>
-        <w:tc>
-          <w:tcPr>
-            <w:tcW w:type="dxa" w:w="2880"/>
+              <w:t>8 段争抢</w:t>
+            </w:r>
+          </w:p>
+        </w:tc>
+        <w:tc>
+          <w:tcPr>
+            <w:tcW w:type="dxa" w:w="2160"/>
             <w:shd w:val="clear" w:color="auto" w:fill="E8EEF7"/>
           </w:tcPr>
           <w:p>
@@ -9664,7 +9728,28 @@
                 <w:b/>
                 <w:sz w:val="18"/>
               </w:rPr>
-              <w:t>说明</w:t>
+              <w:t>7 段普通</w:t>
+            </w:r>
+          </w:p>
+        </w:tc>
+        <w:tc>
+          <w:tcPr>
+            <w:tcW w:type="dxa" w:w="2160"/>
+            <w:shd w:val="clear" w:color="auto" w:fill="E8EEF7"/>
+          </w:tcPr>
+          <w:p>
+            <w:r>
+              <w:rPr>
+                <w:b/>
+              </w:rPr>
+            </w:r>
+            <w:r>
+              <w:rPr>
+                <w:rFonts w:ascii="微软雅黑" w:hAnsi="微软雅黑" w:eastAsia="微软雅黑"/>
+                <w:b/>
+                <w:sz w:val="18"/>
+              </w:rPr>
+              <w:t>主机 YOLOv8n@640</w:t>
             </w:r>
           </w:p>
         </w:tc>
@@ -9672,7 +9757,7 @@
       <w:tr>
         <w:tc>
           <w:tcPr>
-            <w:tcW w:type="dxa" w:w="2880"/>
+            <w:tcW w:type="dxa" w:w="2160"/>
           </w:tcPr>
           <w:p>
             <w:r/>
@@ -9682,37 +9767,29 @@
                 <w:b w:val="0"/>
                 <w:sz w:val="18"/>
               </w:rPr>
-              <w:t>模型原始输出框</w:t>
-            </w:r>
-          </w:p>
-        </w:tc>
-        <w:tc>
-          <w:tcPr>
-            <w:tcW w:type="dxa" w:w="2880"/>
+              <w:t>模型原始框 / 检测帧</w:t>
+            </w:r>
+          </w:p>
+        </w:tc>
+        <w:tc>
+          <w:tcPr>
+            <w:tcW w:type="dxa" w:w="2160"/>
           </w:tcPr>
           <w:p>
             <w:r/>
             <w:r>
               <w:rPr>
                 <w:rFonts w:ascii="微软雅黑" w:hAnsi="微软雅黑" w:eastAsia="微软雅黑"/>
-                <w:b/>
-                <w:sz w:val="18"/>
-              </w:rPr>
-              <w:t>274</w:t>
-            </w:r>
-            <w:r>
-              <w:rPr>
-                <w:rFonts w:ascii="微软雅黑" w:hAnsi="微软雅黑" w:eastAsia="微软雅黑"/>
-                <w:b w:val="0"/>
-                <w:sz w:val="18"/>
-              </w:rPr>
-              <w:t>（≈11 / 检测帧）</w:t>
-            </w:r>
-          </w:p>
-        </w:tc>
-        <w:tc>
-          <w:tcPr>
-            <w:tcW w:type="dxa" w:w="2880"/>
+                <w:b w:val="0"/>
+                <w:sz w:val="18"/>
+              </w:rPr>
+              <w:t>15.44</w:t>
+            </w:r>
+          </w:p>
+        </w:tc>
+        <w:tc>
+          <w:tcPr>
+            <w:tcW w:type="dxa" w:w="2160"/>
           </w:tcPr>
           <w:p>
             <w:r/>
@@ -9722,7 +9799,23 @@
                 <w:b w:val="0"/>
                 <w:sz w:val="18"/>
               </w:rPr>
-              <w:t>同一段里逐帧从 1 跳到 20，很不稳定</w:t>
+              <w:t>20.39</w:t>
+            </w:r>
+          </w:p>
+        </w:tc>
+        <w:tc>
+          <w:tcPr>
+            <w:tcW w:type="dxa" w:w="2160"/>
+          </w:tcPr>
+          <w:p>
+            <w:r/>
+            <w:r>
+              <w:rPr>
+                <w:rFonts w:ascii="微软雅黑" w:hAnsi="微软雅黑" w:eastAsia="微软雅黑"/>
+                <w:b w:val="0"/>
+                <w:sz w:val="18"/>
+              </w:rPr>
+              <w:t>—</w:t>
             </w:r>
           </w:p>
         </w:tc>
@@ -9730,7 +9823,7 @@
       <w:tr>
         <w:tc>
           <w:tcPr>
-            <w:tcW w:type="dxa" w:w="2880"/>
+            <w:tcW w:type="dxa" w:w="2160"/>
           </w:tcPr>
           <w:p>
             <w:r/>
@@ -9740,37 +9833,29 @@
                 <w:b w:val="0"/>
                 <w:sz w:val="18"/>
               </w:rPr>
-              <w:t>过草皮门限（框底中心 7×7 绿色 ≥40%）</w:t>
-            </w:r>
-          </w:p>
-        </w:tc>
-        <w:tc>
-          <w:tcPr>
-            <w:tcW w:type="dxa" w:w="2880"/>
+              <w:t>过草皮门限</w:t>
+            </w:r>
+          </w:p>
+        </w:tc>
+        <w:tc>
+          <w:tcPr>
+            <w:tcW w:type="dxa" w:w="2160"/>
           </w:tcPr>
           <w:p>
             <w:r/>
             <w:r>
               <w:rPr>
                 <w:rFonts w:ascii="微软雅黑" w:hAnsi="微软雅黑" w:eastAsia="微软雅黑"/>
-                <w:b/>
-                <w:sz w:val="18"/>
-              </w:rPr>
-              <w:t>222</w:t>
-            </w:r>
-            <w:r>
-              <w:rPr>
-                <w:rFonts w:ascii="微软雅黑" w:hAnsi="微软雅黑" w:eastAsia="微软雅黑"/>
-                <w:b w:val="0"/>
-                <w:sz w:val="18"/>
-              </w:rPr>
-              <w:t>（81%）</w:t>
-            </w:r>
-          </w:p>
-        </w:tc>
-        <w:tc>
-          <w:tcPr>
-            <w:tcW w:type="dxa" w:w="2880"/>
+                <w:b w:val="0"/>
+                <w:sz w:val="18"/>
+              </w:rPr>
+              <w:t>12.30</w:t>
+            </w:r>
+          </w:p>
+        </w:tc>
+        <w:tc>
+          <w:tcPr>
+            <w:tcW w:type="dxa" w:w="2160"/>
           </w:tcPr>
           <w:p>
             <w:r/>
@@ -9780,7 +9865,23 @@
                 <w:b w:val="0"/>
                 <w:sz w:val="18"/>
               </w:rPr>
-              <w:t>这道门限本身没误杀</w:t>
+              <w:t>16.51</w:t>
+            </w:r>
+          </w:p>
+        </w:tc>
+        <w:tc>
+          <w:tcPr>
+            <w:tcW w:type="dxa" w:w="2160"/>
+          </w:tcPr>
+          <w:p>
+            <w:r/>
+            <w:r>
+              <w:rPr>
+                <w:rFonts w:ascii="微软雅黑" w:hAnsi="微软雅黑" w:eastAsia="微软雅黑"/>
+                <w:b w:val="0"/>
+                <w:sz w:val="18"/>
+              </w:rPr>
+              <w:t>—</w:t>
             </w:r>
           </w:p>
         </w:tc>
@@ -9788,39 +9889,39 @@
       <w:tr>
         <w:tc>
           <w:tcPr>
-            <w:tcW w:type="dxa" w:w="2880"/>
+            <w:tcW w:type="dxa" w:w="2160"/>
           </w:tcPr>
           <w:p>
             <w:r/>
             <w:r>
               <w:rPr>
                 <w:rFonts w:ascii="微软雅黑" w:hAnsi="微软雅黑" w:eastAsia="微软雅黑"/>
-                <w:b w:val="0"/>
-                <w:sz w:val="18"/>
-              </w:rPr>
-              <w:t>交给下游的跟踪框</w:t>
-            </w:r>
-          </w:p>
-        </w:tc>
-        <w:tc>
-          <w:tcPr>
-            <w:tcW w:type="dxa" w:w="2880"/>
+                <w:b/>
+                <w:sz w:val="18"/>
+              </w:rPr>
+              <w:t>过 score/尺寸门限后</w:t>
+            </w:r>
+          </w:p>
+        </w:tc>
+        <w:tc>
+          <w:tcPr>
+            <w:tcW w:type="dxa" w:w="2160"/>
           </w:tcPr>
           <w:p>
             <w:r/>
             <w:r>
               <w:rPr>
                 <w:rFonts w:ascii="微软雅黑" w:hAnsi="微软雅黑" w:eastAsia="微软雅黑"/>
-                <w:b/>
-                <w:sz w:val="18"/>
-              </w:rPr>
-              <w:t>0.12 / 帧</w:t>
-            </w:r>
-          </w:p>
-        </w:tc>
-        <w:tc>
-          <w:tcPr>
-            <w:tcW w:type="dxa" w:w="2880"/>
+                <w:b w:val="0"/>
+                <w:sz w:val="18"/>
+              </w:rPr>
+              <w:t>—（计数器未赶上这批）</w:t>
+            </w:r>
+          </w:p>
+        </w:tc>
+        <w:tc>
+          <w:tcPr>
+            <w:tcW w:type="dxa" w:w="2160"/>
           </w:tcPr>
           <w:p>
             <w:r/>
@@ -9830,7 +9931,23 @@
                 <w:b w:val="0"/>
                 <w:sz w:val="18"/>
               </w:rPr>
-              <w:t>还要过 score≥0.30 / 框高≥16 px 与跟踪确认（损耗段见下表）</w:t>
+              <w:t>14.9</w:t>
+            </w:r>
+          </w:p>
+        </w:tc>
+        <w:tc>
+          <w:tcPr>
+            <w:tcW w:type="dxa" w:w="2160"/>
+          </w:tcPr>
+          <w:p>
+            <w:r/>
+            <w:r>
+              <w:rPr>
+                <w:rFonts w:ascii="微软雅黑" w:hAnsi="微软雅黑" w:eastAsia="微软雅黑"/>
+                <w:b w:val="0"/>
+                <w:sz w:val="18"/>
+              </w:rPr>
+              <w:t>14.4 / 17.4</w:t>
             </w:r>
           </w:p>
         </w:tc>
@@ -9838,49 +9955,65 @@
       <w:tr>
         <w:tc>
           <w:tcPr>
-            <w:tcW w:type="dxa" w:w="2880"/>
+            <w:tcW w:type="dxa" w:w="2160"/>
           </w:tcPr>
           <w:p>
             <w:r/>
             <w:r>
               <w:rPr>
                 <w:rFonts w:ascii="微软雅黑" w:hAnsi="微软雅黑" w:eastAsia="微软雅黑"/>
-                <w:b w:val="0"/>
-                <w:sz w:val="18"/>
-              </w:rPr>
-              <w:t>球可见率</w:t>
-            </w:r>
-          </w:p>
-        </w:tc>
-        <w:tc>
-          <w:tcPr>
-            <w:tcW w:type="dxa" w:w="2880"/>
+                <w:b/>
+                <w:sz w:val="18"/>
+              </w:rPr>
+              <w:t>送进输出（过机位门限后）</w:t>
+            </w:r>
+          </w:p>
+        </w:tc>
+        <w:tc>
+          <w:tcPr>
+            <w:tcW w:type="dxa" w:w="2160"/>
           </w:tcPr>
           <w:p>
             <w:r/>
             <w:r>
               <w:rPr>
                 <w:rFonts w:ascii="微软雅黑" w:hAnsi="微软雅黑" w:eastAsia="微软雅黑"/>
-                <w:b w:val="0"/>
-                <w:sz w:val="18"/>
-              </w:rPr>
-              <w:t>12%</w:t>
-            </w:r>
-          </w:p>
-        </w:tc>
-        <w:tc>
-          <w:tcPr>
-            <w:tcW w:type="dxa" w:w="2880"/>
+                <w:b/>
+                <w:sz w:val="18"/>
+              </w:rPr>
+              <w:t>0.45</w:t>
+            </w:r>
+          </w:p>
+        </w:tc>
+        <w:tc>
+          <w:tcPr>
+            <w:tcW w:type="dxa" w:w="2160"/>
           </w:tcPr>
           <w:p>
             <w:r/>
             <w:r>
               <w:rPr>
                 <w:rFonts w:ascii="微软雅黑" w:hAnsi="微软雅黑" w:eastAsia="微软雅黑"/>
-                <w:b w:val="0"/>
-                <w:sz w:val="18"/>
-              </w:rPr>
-              <w:t>分段统计口径与主机一致（逐帧有无球检测）</w:t>
+                <w:b/>
+                <w:sz w:val="18"/>
+              </w:rPr>
+              <w:t>0.28</w:t>
+            </w:r>
+          </w:p>
+        </w:tc>
+        <w:tc>
+          <w:tcPr>
+            <w:tcW w:type="dxa" w:w="2160"/>
+          </w:tcPr>
+          <w:p>
+            <w:r/>
+            <w:r>
+              <w:rPr>
+                <w:rFonts w:ascii="微软雅黑" w:hAnsi="微软雅黑" w:eastAsia="微软雅黑"/>
+                <w:b w:val="0"/>
+                <w:sz w:val="18"/>
+              </w:rPr>
+              <w:t>—</w:t>
             </w:r>
           </w:p>
         </w:tc>
@@ -9888,7 +10021,7 @@
       <w:tr>
         <w:tc>
           <w:tcPr>
-            <w:tcW w:type="dxa" w:w="2880"/>
+            <w:tcW w:type="dxa" w:w="2160"/>
           </w:tcPr>
           <w:p>
             <w:r/>
@@ -9898,29 +10031,95 @@
                 <w:b w:val="0"/>
                 <w:sz w:val="18"/>
               </w:rPr>
+              <w:t>球可见率</w:t>
+            </w:r>
+          </w:p>
+        </w:tc>
+        <w:tc>
+          <w:tcPr>
+            <w:tcW w:type="dxa" w:w="2160"/>
+          </w:tcPr>
+          <w:p>
+            <w:r/>
+            <w:r>
+              <w:rPr>
+                <w:rFonts w:ascii="微软雅黑" w:hAnsi="微软雅黑" w:eastAsia="微软雅黑"/>
+                <w:b w:val="0"/>
+                <w:sz w:val="18"/>
+              </w:rPr>
+              <w:t>5.5%</w:t>
+            </w:r>
+          </w:p>
+        </w:tc>
+        <w:tc>
+          <w:tcPr>
+            <w:tcW w:type="dxa" w:w="2160"/>
+          </w:tcPr>
+          <w:p>
+            <w:r/>
+            <w:r>
+              <w:rPr>
+                <w:rFonts w:ascii="微软雅黑" w:hAnsi="微软雅黑" w:eastAsia="微软雅黑"/>
+                <w:b w:val="0"/>
+                <w:sz w:val="18"/>
+              </w:rPr>
+              <w:t>23.4%</w:t>
+            </w:r>
+          </w:p>
+        </w:tc>
+        <w:tc>
+          <w:tcPr>
+            <w:tcW w:type="dxa" w:w="2160"/>
+          </w:tcPr>
+          <w:p>
+            <w:r/>
+            <w:r>
+              <w:rPr>
+                <w:rFonts w:ascii="微软雅黑" w:hAnsi="微软雅黑" w:eastAsia="微软雅黑"/>
+                <w:b w:val="0"/>
+                <w:sz w:val="18"/>
+              </w:rPr>
+              <w:t>15.8% / 20.2%</w:t>
+            </w:r>
+          </w:p>
+        </w:tc>
+      </w:tr>
+      <w:tr>
+        <w:tc>
+          <w:tcPr>
+            <w:tcW w:type="dxa" w:w="2160"/>
+          </w:tcPr>
+          <w:p>
+            <w:r/>
+            <w:r>
+              <w:rPr>
+                <w:rFonts w:ascii="微软雅黑" w:hAnsi="微软雅黑" w:eastAsia="微软雅黑"/>
+                <w:b w:val="0"/>
+                <w:sz w:val="18"/>
+              </w:rPr>
               <w:t>单帧推理</w:t>
             </w:r>
           </w:p>
         </w:tc>
         <w:tc>
           <w:tcPr>
-            <w:tcW w:type="dxa" w:w="2880"/>
+            <w:tcW w:type="dxa" w:w="2160"/>
           </w:tcPr>
           <w:p>
             <w:r/>
             <w:r>
               <w:rPr>
                 <w:rFonts w:ascii="微软雅黑" w:hAnsi="微软雅黑" w:eastAsia="微软雅黑"/>
-                <w:b/>
-                <w:sz w:val="18"/>
-              </w:rPr>
-              <w:t>961.8 ms</w:t>
-            </w:r>
-          </w:p>
-        </w:tc>
-        <w:tc>
-          <w:tcPr>
-            <w:tcW w:type="dxa" w:w="2880"/>
+                <w:b w:val="0"/>
+                <w:sz w:val="18"/>
+              </w:rPr>
+              <w:t>988 ms</w:t>
+            </w:r>
+          </w:p>
+        </w:tc>
+        <w:tc>
+          <w:tcPr>
+            <w:tcW w:type="dxa" w:w="2160"/>
           </w:tcPr>
           <w:p>
             <w:r/>
@@ -9930,7 +10129,23 @@
                 <w:b w:val="0"/>
                 <w:sz w:val="18"/>
               </w:rPr>
-              <w:t>主机 26–44 ms；A9 双核、无 NEON 优化</w:t>
+              <w:t>961 ms</w:t>
+            </w:r>
+          </w:p>
+        </w:tc>
+        <w:tc>
+          <w:tcPr>
+            <w:tcW w:type="dxa" w:w="2160"/>
+          </w:tcPr>
+          <w:p>
+            <w:r/>
+            <w:r>
+              <w:rPr>
+                <w:rFonts w:ascii="微软雅黑" w:hAnsi="微软雅黑" w:eastAsia="微软雅黑"/>
+                <w:b w:val="0"/>
+                <w:sz w:val="18"/>
+              </w:rPr>
+              <w:t>26–44 ms</w:t>
             </w:r>
           </w:p>
         </w:tc>
@@ -9945,697 +10160,78 @@
       <w:r>
         <w:rPr>
           <w:rFonts w:ascii="微软雅黑" w:hAnsi="微软雅黑" w:eastAsia="微软雅黑"/>
-          <w:b w:val="0"/>
-          <w:sz w:val="21"/>
-        </w:rPr>
-        <w:t>跑表</w:t>
-      </w:r>
-      <w:r>
-        <w:rPr>
-          <w:rFonts w:ascii="微软雅黑" w:hAnsi="微软雅黑" w:eastAsia="微软雅黑"/>
           <w:b/>
           <w:sz w:val="21"/>
         </w:rPr>
-        <w:t>中途掉过两次线</w:t>
-      </w:r>
-      <w:r>
-        <w:rPr>
-          <w:rFonts w:ascii="微软雅黑" w:hAnsi="微软雅黑" w:eastAsia="微软雅黑"/>
-          <w:b w:val="0"/>
-          <w:sz w:val="21"/>
-        </w:rPr>
-        <w:t xml:space="preserve">（19:00 卡死一次、19:36 掉线一次），靠 </w:t>
+        <w:t>「板上只有 0.45 个人」不是检测的问题，是机位有效性判定把坐标掐了。</w:t>
+      </w:r>
+      <w:r>
+        <w:rPr>
+          <w:rFonts w:ascii="微软雅黑" w:hAnsi="微软雅黑" w:eastAsia="微软雅黑"/>
+          <w:b w:val="0"/>
+          <w:sz w:val="21"/>
+        </w:rPr>
+        <w:t xml:space="preserve"> </w:t>
       </w:r>
       <w:r>
         <w:rPr>
           <w:rFonts w:ascii="Consolas" w:hAnsi="Consolas" w:eastAsia="Consolas"/>
           <w:sz w:val="20"/>
         </w:rPr>
-        <w:t>--resume</w:t>
-      </w:r>
-      <w:r>
-        <w:rPr>
-          <w:rFonts w:ascii="微软雅黑" w:hAnsi="微软雅黑" w:eastAsia="微软雅黑"/>
-          <w:b w:val="0"/>
-          <w:sz w:val="21"/>
-        </w:rPr>
-        <w:t xml:space="preserve"> 续跑； 已拿到的 </w:t>
-      </w:r>
-      <w:r>
-        <w:rPr>
-          <w:rFonts w:ascii="微软雅黑" w:hAnsi="微软雅黑" w:eastAsia="微软雅黑"/>
-          <w:b/>
-          <w:sz w:val="21"/>
-        </w:rPr>
-        <w:t>8 段争抢 + 1 段普通</w:t>
-      </w:r>
-      <w:r>
-        <w:rPr>
-          <w:rFonts w:ascii="微软雅黑" w:hAnsi="微软雅黑" w:eastAsia="微软雅黑"/>
-          <w:b w:val="0"/>
-          <w:sz w:val="21"/>
-        </w:rPr>
-        <w:t xml:space="preserve"> 聚合成：</w:t>
-      </w:r>
-    </w:p>
-    <w:tbl>
-      <w:tblPr>
-        <w:tblStyle w:val="TableGrid"/>
-        <w:tblW w:type="auto" w:w="0"/>
-        <w:jc w:val="center"/>
-        <w:tblLook w:firstColumn="1" w:firstRow="1" w:lastColumn="0" w:lastRow="0" w:noHBand="0" w:noVBand="1" w:val="04A0"/>
-      </w:tblPr>
-      <w:tblGrid>
-        <w:gridCol w:w="1234"/>
-        <w:gridCol w:w="1234"/>
-        <w:gridCol w:w="1234"/>
-        <w:gridCol w:w="1234"/>
-        <w:gridCol w:w="1234"/>
-        <w:gridCol w:w="1234"/>
-        <w:gridCol w:w="1234"/>
-      </w:tblGrid>
-      <w:tr>
-        <w:tc>
-          <w:tcPr>
-            <w:tcW w:type="dxa" w:w="1234"/>
-            <w:shd w:val="clear" w:color="auto" w:fill="E8EEF7"/>
-          </w:tcPr>
-          <w:p>
-            <w:r>
-              <w:rPr>
-                <w:b/>
-              </w:rPr>
-            </w:r>
-            <w:r>
-              <w:rPr>
-                <w:rFonts w:ascii="微软雅黑" w:hAnsi="微软雅黑" w:eastAsia="微软雅黑"/>
-                <w:b/>
-                <w:sz w:val="18"/>
-              </w:rPr>
-              <w:t>层</w:t>
-            </w:r>
-          </w:p>
-        </w:tc>
-        <w:tc>
-          <w:tcPr>
-            <w:tcW w:type="dxa" w:w="1234"/>
-            <w:shd w:val="clear" w:color="auto" w:fill="E8EEF7"/>
-          </w:tcPr>
-          <w:p>
-            <w:r>
-              <w:rPr>
-                <w:b/>
-              </w:rPr>
-            </w:r>
-            <w:r>
-              <w:rPr>
-                <w:rFonts w:ascii="微软雅黑" w:hAnsi="微软雅黑" w:eastAsia="微软雅黑"/>
-                <w:b/>
-                <w:sz w:val="18"/>
-              </w:rPr>
-              <w:t>段数</w:t>
-            </w:r>
-          </w:p>
-        </w:tc>
-        <w:tc>
-          <w:tcPr>
-            <w:tcW w:type="dxa" w:w="1234"/>
-            <w:shd w:val="clear" w:color="auto" w:fill="E8EEF7"/>
-          </w:tcPr>
-          <w:p>
-            <w:r>
-              <w:rPr>
-                <w:b/>
-              </w:rPr>
-            </w:r>
-            <w:r>
-              <w:rPr>
-                <w:rFonts w:ascii="微软雅黑" w:hAnsi="微软雅黑" w:eastAsia="微软雅黑"/>
-                <w:b/>
-                <w:sz w:val="18"/>
-              </w:rPr>
-              <w:t>原始框 / 检测帧</w:t>
-            </w:r>
-          </w:p>
-        </w:tc>
-        <w:tc>
-          <w:tcPr>
-            <w:tcW w:type="dxa" w:w="1234"/>
-            <w:shd w:val="clear" w:color="auto" w:fill="E8EEF7"/>
-          </w:tcPr>
-          <w:p>
-            <w:r>
-              <w:rPr>
-                <w:b/>
-              </w:rPr>
-            </w:r>
-            <w:r>
-              <w:rPr>
-                <w:rFonts w:ascii="微软雅黑" w:hAnsi="微软雅黑" w:eastAsia="微软雅黑"/>
-                <w:b/>
-                <w:sz w:val="18"/>
-              </w:rPr>
-              <w:t>过草皮门限</w:t>
-            </w:r>
-          </w:p>
-        </w:tc>
-        <w:tc>
-          <w:tcPr>
-            <w:tcW w:type="dxa" w:w="1234"/>
-            <w:shd w:val="clear" w:color="auto" w:fill="E8EEF7"/>
-          </w:tcPr>
-          <w:p>
-            <w:r>
-              <w:rPr>
-                <w:b/>
-              </w:rPr>
-            </w:r>
-            <w:r>
-              <w:rPr>
-                <w:rFonts w:ascii="微软雅黑" w:hAnsi="微软雅黑" w:eastAsia="微软雅黑"/>
-                <w:b/>
-                <w:sz w:val="18"/>
-              </w:rPr>
-              <w:t>下游跟踪框 / 帧</w:t>
-            </w:r>
-          </w:p>
-        </w:tc>
-        <w:tc>
-          <w:tcPr>
-            <w:tcW w:type="dxa" w:w="1234"/>
-            <w:shd w:val="clear" w:color="auto" w:fill="E8EEF7"/>
-          </w:tcPr>
-          <w:p>
-            <w:r>
-              <w:rPr>
-                <w:b/>
-              </w:rPr>
-            </w:r>
-            <w:r>
-              <w:rPr>
-                <w:rFonts w:ascii="微软雅黑" w:hAnsi="微软雅黑" w:eastAsia="微软雅黑"/>
-                <w:b/>
-                <w:sz w:val="18"/>
-              </w:rPr>
-              <w:t>球可见率</w:t>
-            </w:r>
-          </w:p>
-        </w:tc>
-        <w:tc>
-          <w:tcPr>
-            <w:tcW w:type="dxa" w:w="1234"/>
-            <w:shd w:val="clear" w:color="auto" w:fill="E8EEF7"/>
-          </w:tcPr>
-          <w:p>
-            <w:r>
-              <w:rPr>
-                <w:b/>
-              </w:rPr>
-            </w:r>
-            <w:r>
-              <w:rPr>
-                <w:rFonts w:ascii="微软雅黑" w:hAnsi="微软雅黑" w:eastAsia="微软雅黑"/>
-                <w:b/>
-                <w:sz w:val="18"/>
-              </w:rPr>
-              <w:t>单帧推理</w:t>
-            </w:r>
-          </w:p>
-        </w:tc>
-      </w:tr>
-      <w:tr>
-        <w:tc>
-          <w:tcPr>
-            <w:tcW w:type="dxa" w:w="1234"/>
-          </w:tcPr>
-          <w:p>
-            <w:r/>
-            <w:r>
-              <w:rPr>
-                <w:rFonts w:ascii="微软雅黑" w:hAnsi="微软雅黑" w:eastAsia="微软雅黑"/>
-                <w:b w:val="0"/>
-                <w:sz w:val="18"/>
-              </w:rPr>
-              <w:t>争抢</w:t>
-            </w:r>
-          </w:p>
-        </w:tc>
-        <w:tc>
-          <w:tcPr>
-            <w:tcW w:type="dxa" w:w="1234"/>
-          </w:tcPr>
-          <w:p>
-            <w:r/>
-            <w:r>
-              <w:rPr>
-                <w:rFonts w:ascii="微软雅黑" w:hAnsi="微软雅黑" w:eastAsia="微软雅黑"/>
-                <w:b w:val="0"/>
-                <w:sz w:val="18"/>
-              </w:rPr>
-              <w:t>8</w:t>
-            </w:r>
-          </w:p>
-        </w:tc>
-        <w:tc>
-          <w:tcPr>
-            <w:tcW w:type="dxa" w:w="1234"/>
-          </w:tcPr>
-          <w:p>
-            <w:r/>
-            <w:r>
-              <w:rPr>
-                <w:rFonts w:ascii="微软雅黑" w:hAnsi="微软雅黑" w:eastAsia="微软雅黑"/>
-                <w:b w:val="0"/>
-                <w:sz w:val="18"/>
-              </w:rPr>
-              <w:t>15.44</w:t>
-            </w:r>
-          </w:p>
-        </w:tc>
-        <w:tc>
-          <w:tcPr>
-            <w:tcW w:type="dxa" w:w="1234"/>
-          </w:tcPr>
-          <w:p>
-            <w:r/>
-            <w:r>
-              <w:rPr>
-                <w:rFonts w:ascii="微软雅黑" w:hAnsi="微软雅黑" w:eastAsia="微软雅黑"/>
-                <w:b w:val="0"/>
-                <w:sz w:val="18"/>
-              </w:rPr>
-              <w:t>12.3</w:t>
-            </w:r>
-          </w:p>
-        </w:tc>
-        <w:tc>
-          <w:tcPr>
-            <w:tcW w:type="dxa" w:w="1234"/>
-          </w:tcPr>
-          <w:p>
-            <w:r/>
-            <w:r>
-              <w:rPr>
-                <w:rFonts w:ascii="微软雅黑" w:hAnsi="微软雅黑" w:eastAsia="微软雅黑"/>
-                <w:b/>
-                <w:sz w:val="18"/>
-              </w:rPr>
-              <w:t>0.45</w:t>
-            </w:r>
-          </w:p>
-        </w:tc>
-        <w:tc>
-          <w:tcPr>
-            <w:tcW w:type="dxa" w:w="1234"/>
-          </w:tcPr>
-          <w:p>
-            <w:r/>
-            <w:r>
-              <w:rPr>
-                <w:rFonts w:ascii="微软雅黑" w:hAnsi="微软雅黑" w:eastAsia="微软雅黑"/>
-                <w:b w:val="0"/>
-                <w:sz w:val="18"/>
-              </w:rPr>
-              <w:t>5.5%</w:t>
-            </w:r>
-          </w:p>
-        </w:tc>
-        <w:tc>
-          <w:tcPr>
-            <w:tcW w:type="dxa" w:w="1234"/>
-          </w:tcPr>
-          <w:p>
-            <w:r/>
-            <w:r>
-              <w:rPr>
-                <w:rFonts w:ascii="微软雅黑" w:hAnsi="微软雅黑" w:eastAsia="微软雅黑"/>
-                <w:b w:val="0"/>
-                <w:sz w:val="18"/>
-              </w:rPr>
-              <w:t>988 ms</w:t>
-            </w:r>
-          </w:p>
-        </w:tc>
-      </w:tr>
-      <w:tr>
-        <w:tc>
-          <w:tcPr>
-            <w:tcW w:type="dxa" w:w="1234"/>
-          </w:tcPr>
-          <w:p>
-            <w:r/>
-            <w:r>
-              <w:rPr>
-                <w:rFonts w:ascii="微软雅黑" w:hAnsi="微软雅黑" w:eastAsia="微软雅黑"/>
-                <w:b w:val="0"/>
-                <w:sz w:val="18"/>
-              </w:rPr>
-              <w:t>普通</w:t>
-            </w:r>
-          </w:p>
-        </w:tc>
-        <w:tc>
-          <w:tcPr>
-            <w:tcW w:type="dxa" w:w="1234"/>
-          </w:tcPr>
-          <w:p>
-            <w:r/>
-            <w:r>
-              <w:rPr>
-                <w:rFonts w:ascii="微软雅黑" w:hAnsi="微软雅黑" w:eastAsia="微软雅黑"/>
-                <w:b w:val="0"/>
-                <w:sz w:val="18"/>
-              </w:rPr>
-              <w:t>1</w:t>
-            </w:r>
-          </w:p>
-        </w:tc>
-        <w:tc>
-          <w:tcPr>
-            <w:tcW w:type="dxa" w:w="1234"/>
-          </w:tcPr>
-          <w:p>
-            <w:r/>
-            <w:r>
-              <w:rPr>
-                <w:rFonts w:ascii="微软雅黑" w:hAnsi="微软雅黑" w:eastAsia="微软雅黑"/>
-                <w:b w:val="0"/>
-                <w:sz w:val="18"/>
-              </w:rPr>
-              <w:t>17.56</w:t>
-            </w:r>
-          </w:p>
-        </w:tc>
-        <w:tc>
-          <w:tcPr>
-            <w:tcW w:type="dxa" w:w="1234"/>
-          </w:tcPr>
-          <w:p>
-            <w:r/>
-            <w:r>
-              <w:rPr>
-                <w:rFonts w:ascii="微软雅黑" w:hAnsi="微软雅黑" w:eastAsia="微软雅黑"/>
-                <w:b w:val="0"/>
-                <w:sz w:val="18"/>
-              </w:rPr>
-              <w:t>14.6</w:t>
-            </w:r>
-          </w:p>
-        </w:tc>
-        <w:tc>
-          <w:tcPr>
-            <w:tcW w:type="dxa" w:w="1234"/>
-          </w:tcPr>
-          <w:p>
-            <w:r/>
-            <w:r>
-              <w:rPr>
-                <w:rFonts w:ascii="微软雅黑" w:hAnsi="微软雅黑" w:eastAsia="微软雅黑"/>
-                <w:b/>
-                <w:sz w:val="18"/>
-              </w:rPr>
-              <w:t>0.21</w:t>
-            </w:r>
-          </w:p>
-        </w:tc>
-        <w:tc>
-          <w:tcPr>
-            <w:tcW w:type="dxa" w:w="1234"/>
-          </w:tcPr>
-          <w:p>
-            <w:r/>
-            <w:r>
-              <w:rPr>
-                <w:rFonts w:ascii="微软雅黑" w:hAnsi="微软雅黑" w:eastAsia="微软雅黑"/>
-                <w:b w:val="0"/>
-                <w:sz w:val="18"/>
-              </w:rPr>
-              <w:t>12.0%</w:t>
-            </w:r>
-          </w:p>
-        </w:tc>
-        <w:tc>
-          <w:tcPr>
-            <w:tcW w:type="dxa" w:w="1234"/>
-          </w:tcPr>
-          <w:p>
-            <w:r/>
-            <w:r>
-              <w:rPr>
-                <w:rFonts w:ascii="微软雅黑" w:hAnsi="微软雅黑" w:eastAsia="微软雅黑"/>
-                <w:b w:val="0"/>
-                <w:sz w:val="18"/>
-              </w:rPr>
-              <w:t>992 ms</w:t>
-            </w:r>
-          </w:p>
-        </w:tc>
-      </w:tr>
-      <w:tr>
-        <w:tc>
-          <w:tcPr>
-            <w:tcW w:type="dxa" w:w="1234"/>
-          </w:tcPr>
-          <w:p>
-            <w:r/>
-            <w:r>
-              <w:rPr>
-                <w:rFonts w:ascii="微软雅黑" w:hAnsi="微软雅黑" w:eastAsia="微软雅黑"/>
-                <w:b w:val="0"/>
-                <w:sz w:val="18"/>
-              </w:rPr>
-              <w:t>主机对照（640）</w:t>
-            </w:r>
-          </w:p>
-        </w:tc>
-        <w:tc>
-          <w:tcPr>
-            <w:tcW w:type="dxa" w:w="1234"/>
-          </w:tcPr>
-          <w:p>
-            <w:r/>
-            <w:r>
-              <w:rPr>
-                <w:rFonts w:ascii="微软雅黑" w:hAnsi="微软雅黑" w:eastAsia="微软雅黑"/>
-                <w:b w:val="0"/>
-                <w:sz w:val="18"/>
-              </w:rPr>
-              <w:t>8 / 8</w:t>
-            </w:r>
-          </w:p>
-        </w:tc>
-        <w:tc>
-          <w:tcPr>
-            <w:tcW w:type="dxa" w:w="1234"/>
-          </w:tcPr>
-          <w:p>
-            <w:r/>
-            <w:r>
-              <w:rPr>
-                <w:rFonts w:ascii="微软雅黑" w:hAnsi="微软雅黑" w:eastAsia="微软雅黑"/>
-                <w:b w:val="0"/>
-                <w:sz w:val="18"/>
-              </w:rPr>
-              <w:t>—</w:t>
-            </w:r>
-          </w:p>
-        </w:tc>
-        <w:tc>
-          <w:tcPr>
-            <w:tcW w:type="dxa" w:w="1234"/>
-          </w:tcPr>
-          <w:p>
-            <w:r/>
-            <w:r>
-              <w:rPr>
-                <w:rFonts w:ascii="微软雅黑" w:hAnsi="微软雅黑" w:eastAsia="微软雅黑"/>
-                <w:b w:val="0"/>
-                <w:sz w:val="18"/>
-              </w:rPr>
-              <w:t>—</w:t>
-            </w:r>
-          </w:p>
-        </w:tc>
-        <w:tc>
-          <w:tcPr>
-            <w:tcW w:type="dxa" w:w="1234"/>
-          </w:tcPr>
-          <w:p>
-            <w:r/>
-            <w:r>
-              <w:rPr>
-                <w:rFonts w:ascii="微软雅黑" w:hAnsi="微软雅黑" w:eastAsia="微软雅黑"/>
-                <w:b w:val="0"/>
-                <w:sz w:val="18"/>
-              </w:rPr>
-              <w:t>14.4 / 17.0</w:t>
-            </w:r>
-          </w:p>
-        </w:tc>
-        <w:tc>
-          <w:tcPr>
-            <w:tcW w:type="dxa" w:w="1234"/>
-          </w:tcPr>
-          <w:p>
-            <w:r/>
-            <w:r>
-              <w:rPr>
-                <w:rFonts w:ascii="微软雅黑" w:hAnsi="微软雅黑" w:eastAsia="微软雅黑"/>
-                <w:b w:val="0"/>
-                <w:sz w:val="18"/>
-              </w:rPr>
-              <w:t>15.8% / 20.2%</w:t>
-            </w:r>
-          </w:p>
-        </w:tc>
-        <w:tc>
-          <w:tcPr>
-            <w:tcW w:type="dxa" w:w="1234"/>
-          </w:tcPr>
-          <w:p>
-            <w:r/>
-            <w:r>
-              <w:rPr>
-                <w:rFonts w:ascii="微软雅黑" w:hAnsi="微软雅黑" w:eastAsia="微软雅黑"/>
-                <w:b w:val="0"/>
-                <w:sz w:val="18"/>
-              </w:rPr>
-              <w:t>26–44 ms</w:t>
-            </w:r>
-          </w:p>
-        </w:tc>
-      </w:tr>
-    </w:tbl>
-    <w:p/>
-    <w:p>
-      <w:pPr>
-        <w:spacing w:after="120"/>
-        <w:ind w:firstLine="0"/>
-      </w:pPr>
-      <w:r>
-        <w:rPr>
-          <w:rFonts w:ascii="微软雅黑" w:hAnsi="微软雅黑" w:eastAsia="微软雅黑"/>
-          <w:b/>
-          <w:sz w:val="21"/>
-        </w:rPr>
-        <w:t>一个必须说清的差别</w:t>
-      </w:r>
-      <w:r>
-        <w:rPr>
-          <w:rFonts w:ascii="微软雅黑" w:hAnsi="微软雅黑" w:eastAsia="微软雅黑"/>
-          <w:b w:val="0"/>
-          <w:sz w:val="21"/>
-        </w:rPr>
-        <w:t xml:space="preserve">：板上模型每检测帧其实给出了 </w:t>
-      </w:r>
-      <w:r>
-        <w:rPr>
-          <w:rFonts w:ascii="微软雅黑" w:hAnsi="微软雅黑" w:eastAsia="微软雅黑"/>
-          <w:b/>
-          <w:sz w:val="21"/>
-        </w:rPr>
-        <w:t>15 个左右的框</w:t>
-      </w:r>
-      <w:r>
-        <w:rPr>
-          <w:rFonts w:ascii="微软雅黑" w:hAnsi="微软雅黑" w:eastAsia="微软雅黑"/>
-          <w:b w:val="0"/>
-          <w:sz w:val="21"/>
-        </w:rPr>
-        <w:t xml:space="preserve">（和主机看到的 14.4 人量级相当），过草皮门限后还剩 12 个 —— </w:t>
-      </w:r>
-      <w:r>
-        <w:rPr>
-          <w:rFonts w:ascii="微软雅黑" w:hAnsi="微软雅黑" w:eastAsia="微软雅黑"/>
-          <w:b/>
-          <w:sz w:val="21"/>
-        </w:rPr>
-        <w:t>损耗发生在门限之后</w:t>
-      </w:r>
-      <w:r>
-        <w:rPr>
-          <w:rFonts w:ascii="微软雅黑" w:hAnsi="微软雅黑" w:eastAsia="微软雅黑"/>
-          <w:b w:val="0"/>
-          <w:sz w:val="21"/>
-        </w:rPr>
-        <w:t>：</w:t>
+        <w:t>board_pipeline</w:t>
+      </w:r>
+      <w:r>
+        <w:rPr>
+          <w:rFonts w:ascii="微软雅黑" w:hAnsi="微软雅黑" w:eastAsia="微软雅黑"/>
+          <w:b w:val="0"/>
+          <w:sz w:val="21"/>
+        </w:rPr>
+        <w:t xml:space="preserve"> 在 </w:t>
       </w:r>
       <w:r>
         <w:rPr>
           <w:rFonts w:ascii="Consolas" w:hAnsi="Consolas" w:eastAsia="Consolas"/>
           <w:sz w:val="20"/>
         </w:rPr>
-        <w:t>score ≥ 0.30</w:t>
-      </w:r>
-      <w:r>
-        <w:rPr>
-          <w:rFonts w:ascii="微软雅黑" w:hAnsi="微软雅黑" w:eastAsia="微软雅黑"/>
-          <w:b w:val="0"/>
-          <w:sz w:val="21"/>
-        </w:rPr>
-        <w:t xml:space="preserve"> 与「框高 ≥ 16 px」两道加上跟踪确认，最后只剩 0.45 个/帧。所以现在能说的只是 「板上给下游的人数是主机的 3%」，</w:t>
-      </w:r>
-      <w:r>
-        <w:rPr>
-          <w:rFonts w:ascii="微软雅黑" w:hAnsi="微软雅黑" w:eastAsia="微软雅黑"/>
-          <w:b/>
-          <w:sz w:val="21"/>
-        </w:rPr>
-        <w:t>还不能说</w:t>
-      </w:r>
-      <w:r>
-        <w:rPr>
-          <w:rFonts w:ascii="微软雅黑" w:hAnsi="微软雅黑" w:eastAsia="微软雅黑"/>
-          <w:b w:val="0"/>
-          <w:sz w:val="21"/>
-        </w:rPr>
-        <w:t xml:space="preserve">是模型看不见、还是门限把它们杀了： </w:t>
+        <w:t>--calib</w:t>
+      </w:r>
+      <w:r>
+        <w:rPr>
+          <w:rFonts w:ascii="微软雅黑" w:hAnsi="微软雅黑" w:eastAsia="微软雅黑"/>
+          <w:b w:val="0"/>
+          <w:sz w:val="21"/>
+        </w:rPr>
+        <w:t xml:space="preserve"> 未给时没有单应矩阵，</w:t>
       </w:r>
       <w:r>
         <w:rPr>
           <w:rFonts w:ascii="Consolas" w:hAnsi="Consolas" w:eastAsia="Consolas"/>
           <w:sz w:val="20"/>
         </w:rPr>
-        <w:t>board_pipeline</w:t>
-      </w:r>
-      <w:r>
-        <w:rPr>
-          <w:rFonts w:ascii="微软雅黑" w:hAnsi="微软雅黑" w:eastAsia="微软雅黑"/>
-          <w:b w:val="0"/>
-          <w:sz w:val="21"/>
-        </w:rPr>
-        <w:t xml:space="preserve"> 已加 </w:t>
+        <w:t>n_field</w:t>
+      </w:r>
+      <w:r>
+        <w:rPr>
+          <w:rFonts w:ascii="微软雅黑" w:hAnsi="微软雅黑" w:eastAsia="微软雅黑"/>
+          <w:b w:val="0"/>
+          <w:sz w:val="21"/>
+        </w:rPr>
+        <w:t xml:space="preserve"> 恒为 0； </w:t>
       </w:r>
       <w:r>
         <w:rPr>
           <w:rFonts w:ascii="Consolas" w:hAnsi="Consolas" w:eastAsia="Consolas"/>
           <w:sz w:val="20"/>
         </w:rPr>
-        <w:t>rows_pre_filter / rows_post_filter</w:t>
-      </w:r>
-      <w:r>
-        <w:rPr>
-          <w:rFonts w:ascii="微软雅黑" w:hAnsi="微软雅黑" w:eastAsia="微软雅黑"/>
-          <w:b w:val="0"/>
-          <w:sz w:val="21"/>
-        </w:rPr>
-        <w:t xml:space="preserve"> 两个计数器来分开这两段， </w:t>
-      </w:r>
-      <w:r>
-        <w:rPr>
-          <w:rFonts w:ascii="微软雅黑" w:hAnsi="微软雅黑" w:eastAsia="微软雅黑"/>
-          <w:b/>
-          <w:sz w:val="21"/>
-        </w:rPr>
-        <w:t>这组数还没跑出来</w:t>
-      </w:r>
-      <w:r>
-        <w:rPr>
-          <w:rFonts w:ascii="微软雅黑" w:hAnsi="微软雅黑" w:eastAsia="微软雅黑"/>
-          <w:b w:val="0"/>
-          <w:sz w:val="21"/>
-        </w:rPr>
-        <w:t>（要等板子稳定后重跑两段），在此之前不写归因。</w:t>
+        <w:t>camera_state.assess()</w:t>
+      </w:r>
+      <w:r>
+        <w:rPr>
+          <w:rFonts w:ascii="微软雅黑" w:hAnsi="微软雅黑" w:eastAsia="微软雅黑"/>
+          <w:b w:val="0"/>
+          <w:sz w:val="21"/>
+        </w:rPr>
+        <w:t xml:space="preserve"> 的规则里有这一条：</w:t>
       </w:r>
     </w:p>
     <w:p>
@@ -10649,84 +10245,7 @@
           <w:b w:val="0"/>
           <w:sz w:val="21"/>
         </w:rPr>
-        <w:t>作为旁证（</w:t>
-      </w:r>
-      <w:r>
-        <w:rPr>
-          <w:rFonts w:ascii="微软雅黑" w:hAnsi="微软雅黑" w:eastAsia="微软雅黑"/>
-          <w:b/>
-          <w:sz w:val="21"/>
-        </w:rPr>
-        <w:t>不同模型，只能看趋势</w:t>
-      </w:r>
-      <w:r>
-        <w:rPr>
-          <w:rFonts w:ascii="微软雅黑" w:hAnsi="微软雅黑" w:eastAsia="微软雅黑"/>
-          <w:b w:val="0"/>
-          <w:sz w:val="21"/>
-        </w:rPr>
-        <w:t xml:space="preserve">）：同一批帧上主机 YOLOv8n </w:t>
-      </w:r>
-      <w:r>
-        <w:rPr>
-          <w:rFonts w:ascii="Consolas" w:hAnsi="Consolas" w:eastAsia="Consolas"/>
-          <w:sz w:val="20"/>
-        </w:rPr>
-        <w:t>imgsz=320</w:t>
-      </w:r>
-      <w:r>
-        <w:rPr>
-          <w:rFonts w:ascii="微软雅黑" w:hAnsi="微软雅黑" w:eastAsia="微软雅黑"/>
-          <w:b w:val="0"/>
-          <w:sz w:val="21"/>
-        </w:rPr>
-        <w:t xml:space="preserve"> 只给 0–2 人、 </w:t>
-      </w:r>
-      <w:r>
-        <w:rPr>
-          <w:rFonts w:ascii="Consolas" w:hAnsi="Consolas" w:eastAsia="Consolas"/>
-          <w:sz w:val="20"/>
-        </w:rPr>
-        <w:t>imgsz=640</w:t>
-      </w:r>
-      <w:r>
-        <w:rPr>
-          <w:rFonts w:ascii="微软雅黑" w:hAnsi="微软雅黑" w:eastAsia="微软雅黑"/>
-          <w:b w:val="0"/>
-          <w:sz w:val="21"/>
-        </w:rPr>
-        <w:t xml:space="preserve"> 给 0–19 人。320 输入对转播远景确实吃亏，但这</w:t>
-      </w:r>
-      <w:r>
-        <w:rPr>
-          <w:rFonts w:ascii="微软雅黑" w:hAnsi="微软雅黑" w:eastAsia="微软雅黑"/>
-          <w:b/>
-          <w:sz w:val="21"/>
-        </w:rPr>
-        <w:t>不能</w:t>
-      </w:r>
-      <w:r>
-        <w:rPr>
-          <w:rFonts w:ascii="微软雅黑" w:hAnsi="微软雅黑" w:eastAsia="微软雅黑"/>
-          <w:b w:val="0"/>
-          <w:sz w:val="21"/>
-        </w:rPr>
-        <w:t xml:space="preserve">直接当成板上 </w:t>
-      </w:r>
-      <w:r>
-        <w:rPr>
-          <w:rFonts w:ascii="Consolas" w:hAnsi="Consolas" w:eastAsia="Consolas"/>
-          <w:sz w:val="20"/>
-        </w:rPr>
-        <w:t>person_v8n25</w:t>
-      </w:r>
-      <w:r>
-        <w:rPr>
-          <w:rFonts w:ascii="微软雅黑" w:hAnsi="微软雅黑" w:eastAsia="微软雅黑"/>
-          <w:b w:val="0"/>
-          <w:sz w:val="21"/>
-        </w:rPr>
-        <w:t xml:space="preserve"> 的结论 —— 两者不是同一个网络。</w:t>
+        <w:t>n_det &gt;= 8 且 valid_frac &lt; 0.10  -&gt;  INVALID_VIEW（calibration_mismatch）</w:t>
       </w:r>
     </w:p>
     <w:p>
@@ -10740,65 +10259,7 @@
           <w:b w:val="0"/>
           <w:sz w:val="21"/>
         </w:rPr>
-        <w:t>结论：</w:t>
-      </w:r>
-    </w:p>
-    <w:p>
-      <w:pPr>
-        <w:pStyle w:val="ListNumber"/>
-      </w:pPr>
-      <w:r>
-        <w:rPr>
-          <w:rFonts w:ascii="微软雅黑" w:hAnsi="微软雅黑" w:eastAsia="微软雅黑"/>
-          <w:b w:val="0"/>
-          <w:sz w:val="21"/>
-        </w:rPr>
-        <w:t>板端分层数字</w:t>
-      </w:r>
-      <w:r>
-        <w:rPr>
-          <w:rFonts w:ascii="微软雅黑" w:hAnsi="微软雅黑" w:eastAsia="微软雅黑"/>
-          <w:b/>
-          <w:sz w:val="21"/>
-        </w:rPr>
-        <w:t>现在不能</w:t>
-      </w:r>
-      <w:r>
-        <w:rPr>
-          <w:rFonts w:ascii="微软雅黑" w:hAnsi="微软雅黑" w:eastAsia="微软雅黑"/>
-          <w:b w:val="0"/>
-          <w:sz w:val="21"/>
-        </w:rPr>
-        <w:t>和主机 15.8% / 20.2%、14.4 / 17.0 并排比。</w:t>
-      </w:r>
-    </w:p>
-    <w:p>
-      <w:pPr>
-        <w:pStyle w:val="ListNumber"/>
-      </w:pPr>
-      <w:r>
-        <w:rPr>
-          <w:rFonts w:ascii="微软雅黑" w:hAnsi="微软雅黑" w:eastAsia="微软雅黑"/>
-          <w:b w:val="0"/>
-          <w:sz w:val="21"/>
-        </w:rPr>
-        <w:t>下一步是</w:t>
-      </w:r>
-      <w:r>
-        <w:rPr>
-          <w:rFonts w:ascii="微软雅黑" w:hAnsi="微软雅黑" w:eastAsia="微软雅黑"/>
-          <w:b/>
-          <w:sz w:val="21"/>
-        </w:rPr>
-        <w:t>定位损耗段</w:t>
-      </w:r>
-      <w:r>
-        <w:rPr>
-          <w:rFonts w:ascii="微软雅黑" w:hAnsi="微软雅黑" w:eastAsia="微软雅黑"/>
-          <w:b w:val="0"/>
-          <w:sz w:val="21"/>
-        </w:rPr>
-        <w:t>（score / 尺寸 / 跟踪确认）而不是急着换模型：</w:t>
+        <w:t># INVALID_VIEW 时 rows = []，不输出坐标（避免给出错误数据）</w:t>
       </w:r>
     </w:p>
     <w:p>
@@ -10812,7 +10273,274 @@
           <w:b w:val="0"/>
           <w:sz w:val="21"/>
         </w:rPr>
-        <w:t>三分之二的框还在，先把它们去哪了问清楚，再决定要不要 640 输入。 这条是 §8 的未完成项。</w:t>
+        <w:t>板上一帧有 8 个以上目标、又没有标定 ⇒ 判成「标定对不上」⇒ 坐标全清空。 这是</w:t>
+      </w:r>
+      <w:r>
+        <w:rPr>
+          <w:rFonts w:ascii="微软雅黑" w:hAnsi="微软雅黑" w:eastAsia="微软雅黑"/>
+          <w:b/>
+          <w:sz w:val="21"/>
+        </w:rPr>
+        <w:t>设计里的保守规则</w:t>
+      </w:r>
+      <w:r>
+        <w:rPr>
+          <w:rFonts w:ascii="微软雅黑" w:hAnsi="微软雅黑" w:eastAsia="微软雅黑"/>
+          <w:b w:val="0"/>
+          <w:sz w:val="21"/>
+        </w:rPr>
+        <w:t>，不是模型看不见人：有计数器的 6 段普通片段里， 门限后 12.2–17.6 框/帧（均值 14.9），主机同 6 段是 14.3–20.4（均值 17.4）—— 同一量级（86%）； 球检出率也是同量级（板端 4%–48%，主机 0%–52%，逐段互有高低）。 争抢那 8 段跑得早，计数器还没上板，所以那一行的「门限后」是空的，不补猜数。</w:t>
+      </w:r>
+    </w:p>
+    <w:p>
+      <w:pPr>
+        <w:spacing w:after="120"/>
+        <w:ind w:firstLine="0"/>
+      </w:pPr>
+      <w:r>
+        <w:rPr>
+          <w:rFonts w:ascii="微软雅黑" w:hAnsi="微软雅黑" w:eastAsia="微软雅黑"/>
+          <w:b w:val="0"/>
+          <w:sz w:val="21"/>
+        </w:rPr>
+        <w:t>所以这条要分两层写：</w:t>
+      </w:r>
+    </w:p>
+    <w:p>
+      <w:pPr>
+        <w:pStyle w:val="ListNumber"/>
+      </w:pPr>
+      <w:r>
+        <w:rPr>
+          <w:rFonts w:ascii="微软雅黑" w:hAnsi="微软雅黑" w:eastAsia="微软雅黑"/>
+          <w:b/>
+          <w:sz w:val="21"/>
+        </w:rPr>
+        <w:t>板端检测链路本身是和主机对得上的</w:t>
+      </w:r>
+      <w:r>
+        <w:rPr>
+          <w:rFonts w:ascii="微软雅黑" w:hAnsi="微软雅黑" w:eastAsia="微软雅黑"/>
+          <w:b w:val="0"/>
+          <w:sz w:val="21"/>
+        </w:rPr>
+        <w:t>（每帧 14.9 vs 17.4 个跟踪目标），</w:t>
+      </w:r>
+    </w:p>
+    <w:p>
+      <w:pPr>
+        <w:spacing w:after="120"/>
+        <w:ind w:firstLine="0"/>
+      </w:pPr>
+      <w:r>
+        <w:rPr>
+          <w:rFonts w:ascii="微软雅黑" w:hAnsi="微软雅黑" w:eastAsia="微软雅黑"/>
+          <w:b w:val="0"/>
+          <w:sz w:val="21"/>
+        </w:rPr>
+        <w:t>差的 1–2 个在这儿量不出来是模型还是门限，但不是「差 30 倍」。</w:t>
+      </w:r>
+    </w:p>
+    <w:p>
+      <w:pPr>
+        <w:pStyle w:val="ListNumber"/>
+      </w:pPr>
+      <w:r>
+        <w:rPr>
+          <w:rFonts w:ascii="微软雅黑" w:hAnsi="微软雅黑" w:eastAsia="微软雅黑"/>
+          <w:b/>
+          <w:sz w:val="21"/>
+        </w:rPr>
+        <w:t>板端默认不给坐标</w:t>
+      </w:r>
+      <w:r>
+        <w:rPr>
+          <w:rFonts w:ascii="微软雅黑" w:hAnsi="微软雅黑" w:eastAsia="微软雅黑"/>
+          <w:b w:val="0"/>
+          <w:sz w:val="21"/>
+        </w:rPr>
+        <w:t xml:space="preserve">：没标定就一律 </w:t>
+      </w:r>
+      <w:r>
+        <w:rPr>
+          <w:rFonts w:ascii="Consolas" w:hAnsi="Consolas" w:eastAsia="Consolas"/>
+          <w:sz w:val="20"/>
+        </w:rPr>
+        <w:t>INVALID_VIEW</w:t>
+      </w:r>
+      <w:r>
+        <w:rPr>
+          <w:rFonts w:ascii="微软雅黑" w:hAnsi="微软雅黑" w:eastAsia="微软雅黑"/>
+          <w:b w:val="0"/>
+          <w:sz w:val="21"/>
+        </w:rPr>
+        <w:t>。要在板上拿到真正的分层结论，</w:t>
+      </w:r>
+    </w:p>
+    <w:p>
+      <w:pPr>
+        <w:spacing w:after="120"/>
+        <w:ind w:firstLine="0"/>
+      </w:pPr>
+      <w:r>
+        <w:rPr>
+          <w:rFonts w:ascii="微软雅黑" w:hAnsi="微软雅黑" w:eastAsia="微软雅黑"/>
+          <w:b w:val="0"/>
+          <w:sz w:val="21"/>
+        </w:rPr>
+        <w:t xml:space="preserve">必须带 </w:t>
+      </w:r>
+      <w:r>
+        <w:rPr>
+          <w:rFonts w:ascii="Consolas" w:hAnsi="Consolas" w:eastAsia="Consolas"/>
+          <w:sz w:val="20"/>
+        </w:rPr>
+        <w:t>--calib</w:t>
+      </w:r>
+      <w:r>
+        <w:rPr>
+          <w:rFonts w:ascii="微软雅黑" w:hAnsi="微软雅黑" w:eastAsia="微软雅黑"/>
+          <w:b w:val="0"/>
+          <w:sz w:val="21"/>
+        </w:rPr>
+        <w:t>，而且这份标定得</w:t>
+      </w:r>
+      <w:r>
+        <w:rPr>
+          <w:rFonts w:ascii="微软雅黑" w:hAnsi="微软雅黑" w:eastAsia="微软雅黑"/>
+          <w:b/>
+          <w:sz w:val="21"/>
+        </w:rPr>
+        <w:t>对得上这批片段所用的机位</w:t>
+      </w:r>
+      <w:r>
+        <w:rPr>
+          <w:rFonts w:ascii="微软雅黑" w:hAnsi="微软雅黑" w:eastAsia="微软雅黑"/>
+          <w:b w:val="0"/>
+          <w:sz w:val="21"/>
+        </w:rPr>
+        <w:t xml:space="preserve"> —— 对不上时判 </w:t>
+      </w:r>
+      <w:r>
+        <w:rPr>
+          <w:rFonts w:ascii="Consolas" w:hAnsi="Consolas" w:eastAsia="Consolas"/>
+          <w:sz w:val="20"/>
+        </w:rPr>
+        <w:t>calibration_mismatch</w:t>
+      </w:r>
+      <w:r>
+        <w:rPr>
+          <w:rFonts w:ascii="微软雅黑" w:hAnsi="微软雅黑" w:eastAsia="微软雅黑"/>
+          <w:b w:val="0"/>
+          <w:sz w:val="21"/>
+        </w:rPr>
+        <w:t xml:space="preserve"> 恰恰是它该做的事。 这一步（带标定重跑 + 核对 </w:t>
+      </w:r>
+      <w:r>
+        <w:rPr>
+          <w:rFonts w:ascii="Consolas" w:hAnsi="Consolas" w:eastAsia="Consolas"/>
+          <w:sz w:val="20"/>
+        </w:rPr>
+        <w:t>camera_state</w:t>
+      </w:r>
+      <w:r>
+        <w:rPr>
+          <w:rFonts w:ascii="微软雅黑" w:hAnsi="微软雅黑" w:eastAsia="微软雅黑"/>
+          <w:b w:val="0"/>
+          <w:sz w:val="21"/>
+        </w:rPr>
+        <w:t xml:space="preserve"> 分布）被板子的第三次崩溃打断，</w:t>
+      </w:r>
+      <w:r>
+        <w:rPr>
+          <w:rFonts w:ascii="微软雅黑" w:hAnsi="微软雅黑" w:eastAsia="微软雅黑"/>
+          <w:b/>
+          <w:sz w:val="21"/>
+        </w:rPr>
+        <w:t>尚未完成</w:t>
+      </w:r>
+      <w:r>
+        <w:rPr>
+          <w:rFonts w:ascii="微软雅黑" w:hAnsi="微软雅黑" w:eastAsia="微软雅黑"/>
+          <w:b w:val="0"/>
+          <w:sz w:val="21"/>
+        </w:rPr>
+        <w:t>。</w:t>
+      </w:r>
+    </w:p>
+    <w:p>
+      <w:pPr>
+        <w:spacing w:after="120"/>
+        <w:ind w:firstLine="0"/>
+      </w:pPr>
+      <w:r>
+        <w:rPr>
+          <w:rFonts w:ascii="微软雅黑" w:hAnsi="微软雅黑" w:eastAsia="微软雅黑"/>
+          <w:b w:val="0"/>
+          <w:sz w:val="21"/>
+        </w:rPr>
+        <w:t>另：</w:t>
+      </w:r>
+      <w:r>
+        <w:rPr>
+          <w:rFonts w:ascii="Consolas" w:hAnsi="Consolas" w:eastAsia="Consolas"/>
+          <w:sz w:val="20"/>
+        </w:rPr>
+        <w:t>det=8</w:t>
+      </w:r>
+      <w:r>
+        <w:rPr>
+          <w:rFonts w:ascii="微软雅黑" w:hAnsi="微软雅黑" w:eastAsia="微软雅黑"/>
+          <w:b w:val="0"/>
+          <w:sz w:val="21"/>
+        </w:rPr>
+        <w:t xml:space="preserve"> 这个字段早期误导过我们 —— 它是 </w:t>
+      </w:r>
+      <w:r>
+        <w:rPr>
+          <w:rFonts w:ascii="Consolas" w:hAnsi="Consolas" w:eastAsia="Consolas"/>
+          <w:sz w:val="20"/>
+        </w:rPr>
+        <w:t>--max-det</w:t>
+      </w:r>
+      <w:r>
+        <w:rPr>
+          <w:rFonts w:ascii="微软雅黑" w:hAnsi="微软雅黑" w:eastAsia="微软雅黑"/>
+          <w:b w:val="0"/>
+          <w:sz w:val="21"/>
+        </w:rPr>
+        <w:t>（</w:t>
+      </w:r>
+      <w:r>
+        <w:rPr>
+          <w:rFonts w:ascii="微软雅黑" w:hAnsi="微软雅黑" w:eastAsia="微软雅黑"/>
+          <w:b/>
+          <w:sz w:val="21"/>
+        </w:rPr>
+        <w:t>检测调用次数</w:t>
+      </w:r>
+      <w:r>
+        <w:rPr>
+          <w:rFonts w:ascii="微软雅黑" w:hAnsi="微软雅黑" w:eastAsia="微软雅黑"/>
+          <w:b w:val="0"/>
+          <w:sz w:val="21"/>
+        </w:rPr>
+        <w:t xml:space="preserve">上限，默认 8）， 不是人数；板上跑表必须 </w:t>
+      </w:r>
+      <w:r>
+        <w:rPr>
+          <w:rFonts w:ascii="Consolas" w:hAnsi="Consolas" w:eastAsia="Consolas"/>
+          <w:sz w:val="20"/>
+        </w:rPr>
+        <w:t>--max-det 0</w:t>
+      </w:r>
+      <w:r>
+        <w:rPr>
+          <w:rFonts w:ascii="微软雅黑" w:hAnsi="微软雅黑" w:eastAsia="微软雅黑"/>
+          <w:b w:val="0"/>
+          <w:sz w:val="21"/>
+        </w:rPr>
+        <w:t>。</w:t>
       </w:r>
     </w:p>
     <w:p>
@@ -24075,7 +23803,7 @@
           <w:b/>
           <w:sz w:val="21"/>
         </w:rPr>
-        <w:t>板端分层跑表只跑完 9/16，且「人丢在哪一段」还没定位</w:t>
+        <w:t>板端分层跑表 15/16（n08 未跑），且「0.45 人/帧」已查明不是检测问题</w:t>
       </w:r>
       <w:r>
         <w:rPr>
@@ -24097,7 +23825,7 @@
           <w:b w:val="0"/>
           <w:sz w:val="21"/>
         </w:rPr>
-        <w:t xml:space="preserve">已跑的 8 段争抢 + 1 段普通：模型每检测帧给 </w:t>
+        <w:t>模型每检测帧给 15.4（争抢）/ 20.4（普通）个框，过门限后 14.9 个跟踪目标/帧， 与主机 17.4 同量级；</w:t>
       </w:r>
       <w:r>
         <w:rPr>
@@ -24105,77 +23833,45 @@
           <w:b/>
           <w:sz w:val="21"/>
         </w:rPr>
-        <w:t>15.4 个框</w:t>
-      </w:r>
-      <w:r>
-        <w:rPr>
-          <w:rFonts w:ascii="微软雅黑" w:hAnsi="微软雅黑" w:eastAsia="微软雅黑"/>
-          <w:b w:val="0"/>
-          <w:sz w:val="21"/>
-        </w:rPr>
-        <w:t xml:space="preserve">、过草皮门限剩 12.3， 但交给下游的跟踪框只有 </w:t>
-      </w:r>
-      <w:r>
-        <w:rPr>
-          <w:rFonts w:ascii="微软雅黑" w:hAnsi="微软雅黑" w:eastAsia="微软雅黑"/>
-          <w:b/>
-          <w:sz w:val="21"/>
-        </w:rPr>
-        <w:t>0.45 个/帧</w:t>
-      </w:r>
-      <w:r>
-        <w:rPr>
-          <w:rFonts w:ascii="微软雅黑" w:hAnsi="微软雅黑" w:eastAsia="微软雅黑"/>
-          <w:b w:val="0"/>
-          <w:sz w:val="21"/>
-        </w:rPr>
-        <w:t xml:space="preserve">（主机 14.4）—— 损耗在门限之后，不在模型输出。 新增的 </w:t>
+        <w:t>「0.45 人」是机位有效性判定在没给 `--calib` 时按设计清空坐标</w:t>
+      </w:r>
+      <w:r>
+        <w:rPr>
+          <w:rFonts w:ascii="微软雅黑" w:hAnsi="微软雅黑" w:eastAsia="微软雅黑"/>
+          <w:b w:val="0"/>
+          <w:sz w:val="21"/>
+        </w:rPr>
+        <w:t xml:space="preserve"> （</w:t>
       </w:r>
       <w:r>
         <w:rPr>
           <w:rFonts w:ascii="Consolas" w:hAnsi="Consolas" w:eastAsia="Consolas"/>
           <w:sz w:val="20"/>
         </w:rPr>
-        <w:t>rows_pre_filter / rows_post_filter</w:t>
-      </w:r>
-      <w:r>
-        <w:rPr>
-          <w:rFonts w:ascii="微软雅黑" w:hAnsi="微软雅黑" w:eastAsia="微软雅黑"/>
-          <w:b w:val="0"/>
-          <w:sz w:val="21"/>
-        </w:rPr>
-        <w:t xml:space="preserve"> 计数器还没跑过， 所以</w:t>
-      </w:r>
-      <w:r>
-        <w:rPr>
-          <w:rFonts w:ascii="微软雅黑" w:hAnsi="微软雅黑" w:eastAsia="微软雅黑"/>
-          <w:b/>
-          <w:sz w:val="21"/>
-        </w:rPr>
-        <w:t>不写</w:t>
-      </w:r>
-      <w:r>
-        <w:rPr>
-          <w:rFonts w:ascii="微软雅黑" w:hAnsi="微软雅黑" w:eastAsia="微软雅黑"/>
-          <w:b w:val="0"/>
-          <w:sz w:val="21"/>
-        </w:rPr>
-        <w:t>「是分辨率还是门限」的结论；旁证只是主机 YOLOv8n 320 vs 640 的 0–2 / 0–19（不同网络，仅看趋势）。 其余 7 段因板子两次掉线未跑，</w:t>
+        <w:t>n_det≥8 且 valid_frac&lt;0.10 -&gt; INVALID_VIEW/calibration_mismatch</w:t>
+      </w:r>
+      <w:r>
+        <w:rPr>
+          <w:rFonts w:ascii="微软雅黑" w:hAnsi="微软雅黑" w:eastAsia="微软雅黑"/>
+          <w:b w:val="0"/>
+          <w:sz w:val="21"/>
+        </w:rPr>
+        <w:t xml:space="preserve">）。 带标定重跑、并核对 </w:t>
       </w:r>
       <w:r>
         <w:rPr>
           <w:rFonts w:ascii="Consolas" w:hAnsi="Consolas" w:eastAsia="Consolas"/>
           <w:sz w:val="20"/>
         </w:rPr>
-        <w:t>scene_suite_board.py --resume</w:t>
-      </w:r>
-      <w:r>
-        <w:rPr>
-          <w:rFonts w:ascii="微软雅黑" w:hAnsi="微软雅黑" w:eastAsia="微软雅黑"/>
-          <w:b w:val="0"/>
-          <w:sz w:val="21"/>
-        </w:rPr>
-        <w:t xml:space="preserve"> 可补齐。</w:t>
+        <w:t>camera_state</w:t>
+      </w:r>
+      <w:r>
+        <w:rPr>
+          <w:rFonts w:ascii="微软雅黑" w:hAnsi="微软雅黑" w:eastAsia="微软雅黑"/>
+          <w:b w:val="0"/>
+          <w:sz w:val="21"/>
+        </w:rPr>
+        <w:t xml:space="preserve"> 分布的这一步被板子第三次系统级崩溃打断，</w:t>
       </w:r>
       <w:r>
         <w:rPr>
@@ -24183,7 +23879,15 @@
           <w:b/>
           <w:sz w:val="21"/>
         </w:rPr>
-        <w:t>这一项不算完成。</w:t>
+        <w:t>尚未完成</w:t>
+      </w:r>
+      <w:r>
+        <w:rPr>
+          <w:rFonts w:ascii="微软雅黑" w:hAnsi="微软雅黑" w:eastAsia="微软雅黑"/>
+          <w:b w:val="0"/>
+          <w:sz w:val="21"/>
+        </w:rPr>
+        <w:t>。</w:t>
       </w:r>
     </w:p>
     <w:p>

--- a/report/design_report.docx
+++ b/report/design_report.docx
@@ -27,7 +27,7 @@
           <w:b/>
           <w:sz w:val="21"/>
         </w:rPr>
-        <w:t>设计报告（提交稿 v1.1）</w:t>
+        <w:t>设计报告（提交稿 v1.2）</w:t>
       </w:r>
     </w:p>
     <w:p>
@@ -40,7 +40,7 @@
           <w:b w:val="0"/>
           <w:sz w:val="21"/>
         </w:rPr>
-        <w:t>日期：2026-10-30（v1.0 为 2026-10-25；v1.1 补 D026 HDMI 带框环出、统一显示判据的两级口径、</w:t>
+        <w:t>日期：2026-10-31（v1.0 为 2026-10-25；v1.1 补 D026 HDMI 带框环出、统一显示判据的两级口径、</w:t>
       </w:r>
     </w:p>
     <w:p>
@@ -54,7 +54,7 @@
           <w:b w:val="0"/>
           <w:sz w:val="21"/>
         </w:rPr>
-        <w:t>同步 D023–D026 与 2026-10-28–30 的 LCD 重做记录）</w:t>
+        <w:t>同步 D023–D026 与 2026-10-28–30 的 LCD 重做记录；v1.2 补 10-31 的 HDMI 三处 RTL 缺陷、 系统级仿真回归与单行/单列几何探针，上板人眼结论仍待补）</w:t>
       </w:r>
     </w:p>
     <w:p>
@@ -1058,7 +1058,7 @@
                 <w:b w:val="0"/>
                 <w:sz w:val="18"/>
               </w:rPr>
-              <w:t>（2026-10-30）：LCD 自证图、彩色状态面板、赛前 UI 按键逐项；</w:t>
+              <w:t>（2026-10-30/31）：LCD 自证图、彩色状态面板、赛前 UI 按键逐项，HDMI 纯 RTL 彩条；</w:t>
             </w:r>
             <w:r>
               <w:rPr>
@@ -1074,7 +1074,15 @@
                 <w:b w:val="0"/>
                 <w:sz w:val="18"/>
               </w:rPr>
-              <w:t>：HDMI 带框环出屏上全白（已定位为帧缓存 cacheable 未 flush，修复未复验）</w:t>
+              <w:t>：HDMI 帧缓存图（10-31 屏上是「左边白、其余黑、白上有黑横条」）——已在仿真中定位并修复三处 RTL 缺陷（末列恒黑、取数回绕冻结、累加口径错拍），</w:t>
+            </w:r>
+            <w:r>
+              <w:rPr>
+                <w:rFonts w:ascii="微软雅黑" w:hAnsi="微软雅黑" w:eastAsia="微软雅黑"/>
+                <w:b/>
+                <w:sz w:val="18"/>
+              </w:rPr>
+              <w:t>修正后的比特流尚未上板</w:t>
             </w:r>
           </w:p>
         </w:tc>
@@ -6961,7 +6969,7 @@
                 <w:b w:val="0"/>
                 <w:sz w:val="18"/>
               </w:rPr>
-              <w:t>上板（人眼）</w:t>
+              <w:t>上板（人眼，10-30）</w:t>
             </w:r>
           </w:p>
         </w:tc>
@@ -6985,7 +6993,7 @@
                 <w:b/>
                 <w:sz w:val="18"/>
               </w:rPr>
-              <w:t>全白</w:t>
+              <w:t>仍无画面</w:t>
             </w:r>
           </w:p>
         </w:tc>
@@ -7001,52 +7009,52 @@
                 <w:b w:val="0"/>
                 <w:sz w:val="18"/>
               </w:rPr>
-              <w:t xml:space="preserve">2026-10-30 复验时屏上纯白、无画面 —— 而 </w:t>
+              <w:t xml:space="preserve">2026-10-30 20:2x 复验：加 </w:t>
             </w:r>
             <w:r>
               <w:rPr>
                 <w:rFonts w:ascii="Consolas" w:hAnsi="Consolas" w:eastAsia="Consolas"/>
                 <w:sz w:val="17"/>
               </w:rPr>
-              <w:t>frames</w:t>
-            </w:r>
-            <w:r>
-              <w:rPr>
-                <w:rFonts w:ascii="微软雅黑" w:hAnsi="微软雅黑" w:eastAsia="微软雅黑"/>
-                <w:b w:val="0"/>
-                <w:sz w:val="18"/>
-              </w:rPr>
-              <w:t xml:space="preserve"> 仍 60/s 增长、</w:t>
+              <w:t>flush()</w:t>
+            </w:r>
+            <w:r>
+              <w:rPr>
+                <w:rFonts w:ascii="微软雅黑" w:hAnsi="微软雅黑" w:eastAsia="微软雅黑"/>
+                <w:b w:val="0"/>
+                <w:sz w:val="18"/>
+              </w:rPr>
+              <w:t xml:space="preserve"> 之后屏上依然没有内容，而 </w:t>
             </w:r>
             <w:r>
               <w:rPr>
                 <w:rFonts w:ascii="Consolas" w:hAnsi="Consolas" w:eastAsia="Consolas"/>
                 <w:sz w:val="17"/>
               </w:rPr>
-              <w:t>under=0</w:t>
-            </w:r>
-            <w:r>
-              <w:rPr>
-                <w:rFonts w:ascii="微软雅黑" w:hAnsi="微软雅黑" w:eastAsia="微软雅黑"/>
-                <w:b w:val="0"/>
-                <w:sz w:val="18"/>
-              </w:rPr>
-              <w:t xml:space="preserve">、帧缓存地址与 </w:t>
+              <w:t>frames</w:t>
+            </w:r>
+            <w:r>
+              <w:rPr>
+                <w:rFonts w:ascii="微软雅黑" w:hAnsi="微软雅黑" w:eastAsia="微软雅黑"/>
+                <w:b w:val="0"/>
+                <w:sz w:val="18"/>
+              </w:rPr>
+              <w:t xml:space="preserve"> 仍 60/s 增长、</w:t>
             </w:r>
             <w:r>
               <w:rPr>
                 <w:rFonts w:ascii="Consolas" w:hAnsi="Consolas" w:eastAsia="Consolas"/>
                 <w:sz w:val="17"/>
               </w:rPr>
-              <w:t>pack</w:t>
-            </w:r>
-            <w:r>
-              <w:rPr>
-                <w:rFonts w:ascii="微软雅黑" w:hAnsi="微软雅黑" w:eastAsia="微软雅黑"/>
-                <w:b w:val="0"/>
-                <w:sz w:val="18"/>
-              </w:rPr>
-              <w:t xml:space="preserve"> 解出来全对。</w:t>
+              <w:t>under=0</w:t>
+            </w:r>
+            <w:r>
+              <w:rPr>
+                <w:rFonts w:ascii="微软雅黑" w:hAnsi="微软雅黑" w:eastAsia="微软雅黑"/>
+                <w:b w:val="0"/>
+                <w:sz w:val="18"/>
+              </w:rPr>
+              <w:t>。</w:t>
             </w:r>
             <w:r>
               <w:rPr>
@@ -7054,15 +7062,15 @@
                 <w:b/>
                 <w:sz w:val="18"/>
               </w:rPr>
-              <w:t>机器判据全过、画面是白的</w:t>
-            </w:r>
-            <w:r>
-              <w:rPr>
-                <w:rFonts w:ascii="微软雅黑" w:hAnsi="微软雅黑" w:eastAsia="微软雅黑"/>
-                <w:b w:val="0"/>
-                <w:sz w:val="18"/>
-              </w:rPr>
-              <w:t>，这是「</w:t>
+              <w:t>机器判据全过、画面不对</w:t>
+            </w:r>
+            <w:r>
+              <w:rPr>
+                <w:rFonts w:ascii="微软雅黑" w:hAnsi="微软雅黑" w:eastAsia="微软雅黑"/>
+                <w:b w:val="0"/>
+                <w:sz w:val="18"/>
+              </w:rPr>
+              <w:t>，仍是「</w:t>
             </w:r>
             <w:r>
               <w:rPr>
@@ -7092,7 +7100,7 @@
                 <w:b w:val="0"/>
                 <w:sz w:val="18"/>
               </w:rPr>
-              <w:t>」最直接的一次实例</w:t>
+              <w:t>」最直接的实例</w:t>
             </w:r>
           </w:p>
         </w:tc>
@@ -7110,7 +7118,7 @@
                 <w:b w:val="0"/>
                 <w:sz w:val="18"/>
               </w:rPr>
-              <w:t>归因与修复</w:t>
+              <w:t>切链（20:4x 新增）</w:t>
             </w:r>
           </w:p>
         </w:tc>
@@ -7120,88 +7128,169 @@
           </w:tcPr>
           <w:p>
             <w:r/>
+            <w:r>
+              <w:rPr>
+                <w:rFonts w:ascii="微软雅黑" w:hAnsi="微软雅黑" w:eastAsia="微软雅黑"/>
+                <w:b w:val="0"/>
+                <w:sz w:val="18"/>
+              </w:rPr>
+              <w:t>✅ 显示链路本身人眼已过</w:t>
+            </w:r>
+          </w:p>
+        </w:tc>
+        <w:tc>
+          <w:tcPr>
+            <w:tcW w:type="dxa" w:w="2880"/>
+          </w:tcPr>
+          <w:p>
+            <w:r/>
+            <w:r>
+              <w:rPr>
+                <w:rFonts w:ascii="微软雅黑" w:hAnsi="微软雅黑" w:eastAsia="微软雅黑"/>
+                <w:b w:val="0"/>
+                <w:sz w:val="18"/>
+              </w:rPr>
+              <w:t xml:space="preserve">改载纯 RTL 的 </w:t>
+            </w:r>
             <w:r>
               <w:rPr>
                 <w:rFonts w:ascii="Consolas" w:hAnsi="Consolas" w:eastAsia="Consolas"/>
                 <w:sz w:val="17"/>
               </w:rPr>
-              <w:t>cacheable=True</w:t>
-            </w:r>
-          </w:p>
-        </w:tc>
-        <w:tc>
-          <w:tcPr>
-            <w:tcW w:type="dxa" w:w="2880"/>
-          </w:tcPr>
-          <w:p>
-            <w:r/>
-            <w:r>
-              <w:rPr>
-                <w:rFonts w:ascii="微软雅黑" w:hAnsi="微软雅黑" w:eastAsia="微软雅黑"/>
-                <w:b w:val="0"/>
-                <w:sz w:val="18"/>
-              </w:rPr>
-              <w:t xml:space="preserve">实测 </w:t>
+              <w:t>hdmi_testpattern.bit</w:t>
+            </w:r>
+            <w:r>
+              <w:rPr>
+                <w:rFonts w:ascii="微软雅黑" w:hAnsi="微软雅黑" w:eastAsia="微软雅黑"/>
+                <w:b w:val="0"/>
+                <w:sz w:val="18"/>
+              </w:rPr>
+              <w:t>（不碰 DDR，</w:t>
             </w:r>
             <w:r>
               <w:rPr>
                 <w:rFonts w:ascii="Consolas" w:hAnsi="Consolas" w:eastAsia="Consolas"/>
                 <w:sz w:val="17"/>
               </w:rPr>
-              <w:t>allocate()</w:t>
-            </w:r>
-            <w:r>
-              <w:rPr>
-                <w:rFonts w:ascii="微软雅黑" w:hAnsi="微软雅黑" w:eastAsia="微软雅黑"/>
-                <w:b w:val="0"/>
-                <w:sz w:val="18"/>
-              </w:rPr>
-              <w:t xml:space="preserve"> 出来的帧缓存 </w:t>
+              <w:t>pixel_data</w:t>
+            </w:r>
+            <w:r>
+              <w:rPr>
+                <w:rFonts w:ascii="微软雅黑" w:hAnsi="微软雅黑" w:eastAsia="微软雅黑"/>
+                <w:b w:val="0"/>
+                <w:sz w:val="18"/>
+              </w:rPr>
+              <w:t xml:space="preserve"> 全由 </w:t>
             </w:r>
             <w:r>
               <w:rPr>
                 <w:rFonts w:ascii="Consolas" w:hAnsi="Consolas" w:eastAsia="Consolas"/>
                 <w:sz w:val="17"/>
               </w:rPr>
-              <w:t>cacheable=True</w:t>
-            </w:r>
-            <w:r>
-              <w:rPr>
-                <w:rFonts w:ascii="微软雅黑" w:hAnsi="微软雅黑" w:eastAsia="微软雅黑"/>
-                <w:b w:val="0"/>
-                <w:sz w:val="18"/>
-              </w:rPr>
-              <w:t xml:space="preserve">：CPU 写完只在 cache 里，PL 走 HP0 直接读 DDR ⇒ 读到旧内容。已在 </w:t>
+              <w:t>xpos/ypos</w:t>
+            </w:r>
+            <w:r>
+              <w:rPr>
+                <w:rFonts w:ascii="微软雅黑" w:hAnsi="微软雅黑" w:eastAsia="微软雅黑"/>
+                <w:b w:val="0"/>
+                <w:sz w:val="18"/>
+              </w:rPr>
+              <w:t xml:space="preserve"> 组合逻辑算出）：</w:t>
+            </w:r>
+            <w:r>
+              <w:rPr>
+                <w:rFonts w:ascii="微软雅黑" w:hAnsi="微软雅黑" w:eastAsia="微软雅黑"/>
+                <w:b/>
+                <w:sz w:val="18"/>
+              </w:rPr>
+              <w:t>人眼看到 8 条彩条</w:t>
+            </w:r>
+            <w:r>
+              <w:rPr>
+                <w:rFonts w:ascii="微软雅黑" w:hAnsi="微软雅黑" w:eastAsia="微软雅黑"/>
+                <w:b w:val="0"/>
+                <w:sz w:val="18"/>
+              </w:rPr>
+              <w:t xml:space="preserve">。⇒ TMDS、像素时钟、引脚、显示器、线这条链都是好的；故障被切到「DDR 帧缓存 → </w:t>
             </w:r>
             <w:r>
               <w:rPr>
                 <w:rFonts w:ascii="Consolas" w:hAnsi="Consolas" w:eastAsia="Consolas"/>
                 <w:sz w:val="17"/>
               </w:rPr>
-              <w:t>HdmiVideoOut.show()</w:t>
-            </w:r>
-            <w:r>
-              <w:rPr>
-                <w:rFonts w:ascii="微软雅黑" w:hAnsi="微软雅黑" w:eastAsia="微软雅黑"/>
-                <w:b w:val="0"/>
-                <w:sz w:val="18"/>
-              </w:rPr>
-              <w:t xml:space="preserve"> 里于切基址前加 </w:t>
-            </w:r>
+              <w:t>fb_scanout</w:t>
+            </w:r>
+            <w:r>
+              <w:rPr>
+                <w:rFonts w:ascii="微软雅黑" w:hAnsi="微软雅黑" w:eastAsia="微软雅黑"/>
+                <w:b w:val="0"/>
+                <w:sz w:val="18"/>
+              </w:rPr>
+              <w:t xml:space="preserve"> → 像素」这一段</w:t>
+            </w:r>
+          </w:p>
+        </w:tc>
+      </w:tr>
+      <w:tr>
+        <w:tc>
+          <w:tcPr>
+            <w:tcW w:type="dxa" w:w="2880"/>
+          </w:tcPr>
+          <w:p>
+            <w:r/>
+            <w:r>
+              <w:rPr>
+                <w:rFonts w:ascii="微软雅黑" w:hAnsi="微软雅黑" w:eastAsia="微软雅黑"/>
+                <w:b w:val="0"/>
+                <w:sz w:val="18"/>
+              </w:rPr>
+              <w:t>归因（已排除）</w:t>
+            </w:r>
+          </w:p>
+        </w:tc>
+        <w:tc>
+          <w:tcPr>
+            <w:tcW w:type="dxa" w:w="2880"/>
+          </w:tcPr>
+          <w:p>
+            <w:r/>
             <w:r>
               <w:rPr>
                 <w:rFonts w:ascii="Consolas" w:hAnsi="Consolas" w:eastAsia="Consolas"/>
                 <w:sz w:val="17"/>
               </w:rPr>
-              <w:t>Buffer.flush()</w:t>
-            </w:r>
-            <w:r>
-              <w:rPr>
-                <w:rFonts w:ascii="微软雅黑" w:hAnsi="微软雅黑" w:eastAsia="微软雅黑"/>
-                <w:b w:val="0"/>
-                <w:sz w:val="18"/>
-              </w:rPr>
-              <w:t>；</w:t>
+              <w:t>under=0</w:t>
+            </w:r>
+            <w:r>
+              <w:rPr>
+                <w:rFonts w:ascii="微软雅黑" w:hAnsi="微软雅黑" w:eastAsia="微软雅黑"/>
+                <w:b w:val="0"/>
+                <w:sz w:val="18"/>
+              </w:rPr>
+              <w:t xml:space="preserve"> 不等于画面对</w:t>
+            </w:r>
+          </w:p>
+        </w:tc>
+        <w:tc>
+          <w:tcPr>
+            <w:tcW w:type="dxa" w:w="2880"/>
+          </w:tcPr>
+          <w:p>
+            <w:r/>
+            <w:r>
+              <w:rPr>
+                <w:rFonts w:ascii="Consolas" w:hAnsi="Consolas" w:eastAsia="Consolas"/>
+                <w:sz w:val="17"/>
+              </w:rPr>
+              <w:t>st_under</w:t>
+            </w:r>
+            <w:r>
+              <w:rPr>
+                <w:rFonts w:ascii="微软雅黑" w:hAnsi="微软雅黑" w:eastAsia="微软雅黑"/>
+                <w:b w:val="0"/>
+                <w:sz w:val="18"/>
+              </w:rPr>
+              <w:t xml:space="preserve"> 每行只看该行缓存</w:t>
             </w:r>
             <w:r>
               <w:rPr>
@@ -7209,15 +7298,657 @@
                 <w:b/>
                 <w:sz w:val="18"/>
               </w:rPr>
-              <w:t>修复已上板但画面尚未复验</w:t>
-            </w:r>
-            <w:r>
-              <w:rPr>
-                <w:rFonts w:ascii="微软雅黑" w:hAnsi="微软雅黑" w:eastAsia="微软雅黑"/>
-                <w:b w:val="0"/>
-                <w:sz w:val="18"/>
-              </w:rPr>
-              <w:t>，不得据此宣称 HDMI 已通</w:t>
+              <w:t>是否就绪</w:t>
+            </w:r>
+            <w:r>
+              <w:rPr>
+                <w:rFonts w:ascii="微软雅黑" w:hAnsi="微软雅黑" w:eastAsia="微软雅黑"/>
+                <w:b w:val="0"/>
+                <w:sz w:val="18"/>
+              </w:rPr>
+              <w:t>；读回到的是</w:t>
+            </w:r>
+            <w:r>
+              <w:rPr>
+                <w:rFonts w:ascii="微软雅黑" w:hAnsi="微软雅黑" w:eastAsia="微软雅黑"/>
+                <w:b/>
+                <w:sz w:val="18"/>
+              </w:rPr>
+              <w:t>全零</w:t>
+            </w:r>
+            <w:r>
+              <w:rPr>
+                <w:rFonts w:ascii="微软雅黑" w:hAnsi="微软雅黑" w:eastAsia="微软雅黑"/>
+                <w:b w:val="0"/>
+                <w:sz w:val="18"/>
+              </w:rPr>
+              <w:t>时它同样是 0。因此「</w:t>
+            </w:r>
+            <w:r>
+              <w:rPr>
+                <w:rFonts w:ascii="Consolas" w:hAnsi="Consolas" w:eastAsia="Consolas"/>
+                <w:sz w:val="17"/>
+              </w:rPr>
+              <w:t>under=0</w:t>
+            </w:r>
+            <w:r>
+              <w:rPr>
+                <w:rFonts w:ascii="微软雅黑" w:hAnsi="微软雅黑" w:eastAsia="微软雅黑"/>
+                <w:b w:val="0"/>
+                <w:sz w:val="18"/>
+              </w:rPr>
+              <w:t xml:space="preserve"> + </w:t>
+            </w:r>
+            <w:r>
+              <w:rPr>
+                <w:rFonts w:ascii="Consolas" w:hAnsi="Consolas" w:eastAsia="Consolas"/>
+                <w:sz w:val="17"/>
+              </w:rPr>
+              <w:t>frames</w:t>
+            </w:r>
+            <w:r>
+              <w:rPr>
+                <w:rFonts w:ascii="微软雅黑" w:hAnsi="微软雅黑" w:eastAsia="微软雅黑"/>
+                <w:b w:val="0"/>
+                <w:sz w:val="18"/>
+              </w:rPr>
+              <w:t xml:space="preserve"> 在涨」只能证明 AXI 握手与行推进在跑，</w:t>
+            </w:r>
+            <w:r>
+              <w:rPr>
+                <w:rFonts w:ascii="微软雅黑" w:hAnsi="微软雅黑" w:eastAsia="微软雅黑"/>
+                <w:b/>
+                <w:sz w:val="18"/>
+              </w:rPr>
+              <w:t>不能证明读到的是有效像素</w:t>
+            </w:r>
+            <w:r>
+              <w:rPr>
+                <w:rFonts w:ascii="微软雅黑" w:hAnsi="微软雅黑" w:eastAsia="微软雅黑"/>
+                <w:b w:val="0"/>
+                <w:sz w:val="18"/>
+              </w:rPr>
+              <w:t>。这条否掉了本轮此前「数据通路已通」的判断</w:t>
+            </w:r>
+          </w:p>
+        </w:tc>
+      </w:tr>
+      <w:tr>
+        <w:tc>
+          <w:tcPr>
+            <w:tcW w:type="dxa" w:w="2880"/>
+          </w:tcPr>
+          <w:p>
+            <w:r/>
+            <w:r>
+              <w:rPr>
+                <w:rFonts w:ascii="微软雅黑" w:hAnsi="微软雅黑" w:eastAsia="微软雅黑"/>
+                <w:b w:val="0"/>
+                <w:sz w:val="18"/>
+              </w:rPr>
+              <w:t>归因（进行中）</w:t>
+            </w:r>
+          </w:p>
+        </w:tc>
+        <w:tc>
+          <w:tcPr>
+            <w:tcW w:type="dxa" w:w="2880"/>
+          </w:tcPr>
+          <w:p>
+            <w:r/>
+            <w:r>
+              <w:rPr>
+                <w:rFonts w:ascii="微软雅黑" w:hAnsi="微软雅黑" w:eastAsia="微软雅黑"/>
+                <w:b w:val="0"/>
+                <w:sz w:val="18"/>
+              </w:rPr>
+              <w:t xml:space="preserve">待 </w:t>
+            </w:r>
+            <w:r>
+              <w:rPr>
+                <w:rFonts w:ascii="Consolas" w:hAnsi="Consolas" w:eastAsia="Consolas"/>
+                <w:sz w:val="17"/>
+              </w:rPr>
+              <w:t>build/fb_diag.py</w:t>
+            </w:r>
+          </w:p>
+        </w:tc>
+        <w:tc>
+          <w:tcPr>
+            <w:tcW w:type="dxa" w:w="2880"/>
+          </w:tcPr>
+          <w:p>
+            <w:r/>
+            <w:r>
+              <w:rPr>
+                <w:rFonts w:ascii="微软雅黑" w:hAnsi="微软雅黑" w:eastAsia="微软雅黑"/>
+                <w:b w:val="0"/>
+                <w:sz w:val="18"/>
+              </w:rPr>
+              <w:t xml:space="preserve">三个待分的成因：① </w:t>
+            </w:r>
+            <w:r>
+              <w:rPr>
+                <w:rFonts w:ascii="Consolas" w:hAnsi="Consolas" w:eastAsia="Consolas"/>
+                <w:sz w:val="17"/>
+              </w:rPr>
+              <w:t>allocate()</w:t>
+            </w:r>
+            <w:r>
+              <w:rPr>
+                <w:rFonts w:ascii="微软雅黑" w:hAnsi="微软雅黑" w:eastAsia="微软雅黑"/>
+                <w:b w:val="0"/>
+                <w:sz w:val="18"/>
+              </w:rPr>
+              <w:t xml:space="preserve"> 缓存虽 </w:t>
+            </w:r>
+            <w:r>
+              <w:rPr>
+                <w:rFonts w:ascii="Consolas" w:hAnsi="Consolas" w:eastAsia="Consolas"/>
+                <w:sz w:val="17"/>
+              </w:rPr>
+              <w:t>flush()</w:t>
+            </w:r>
+            <w:r>
+              <w:rPr>
+                <w:rFonts w:ascii="微软雅黑" w:hAnsi="微软雅黑" w:eastAsia="微软雅黑"/>
+                <w:b w:val="0"/>
+                <w:sz w:val="18"/>
+              </w:rPr>
+              <w:t xml:space="preserve"> 但未落到 DRAM；② </w:t>
+            </w:r>
+            <w:r>
+              <w:rPr>
+                <w:rFonts w:ascii="Consolas" w:hAnsi="Consolas" w:eastAsia="Consolas"/>
+                <w:sz w:val="17"/>
+              </w:rPr>
+              <w:t>cfg_addr</w:t>
+            </w:r>
+            <w:r>
+              <w:rPr>
+                <w:rFonts w:ascii="微软雅黑" w:hAnsi="微软雅黑" w:eastAsia="微软雅黑"/>
+                <w:b w:val="0"/>
+                <w:sz w:val="18"/>
+              </w:rPr>
+              <w:t xml:space="preserve"> 未在 vs 沿锁存（读的是地址 0）；③ 缓冲物理地址不在 HP0 视野内。诊断脚本按「缓存刷新 → 换基址 → MMIO 直写物理地址」三段各给一屏纯色，逐段看屏定性</w:t>
+            </w:r>
+          </w:p>
+        </w:tc>
+      </w:tr>
+      <w:tr>
+        <w:tc>
+          <w:tcPr>
+            <w:tcW w:type="dxa" w:w="2880"/>
+          </w:tcPr>
+          <w:p>
+            <w:r/>
+            <w:r>
+              <w:rPr>
+                <w:rFonts w:ascii="微软雅黑" w:hAnsi="微软雅黑" w:eastAsia="微软雅黑"/>
+                <w:b/>
+                <w:sz w:val="18"/>
+              </w:rPr>
+              <w:t>上板（人眼，10-31）</w:t>
+            </w:r>
+          </w:p>
+        </w:tc>
+        <w:tc>
+          <w:tcPr>
+            <w:tcW w:type="dxa" w:w="2880"/>
+          </w:tcPr>
+          <w:p>
+            <w:r/>
+            <w:r>
+              <w:rPr>
+                <w:rFonts w:ascii="微软雅黑" w:hAnsi="微软雅黑" w:eastAsia="微软雅黑"/>
+                <w:b w:val="0"/>
+                <w:sz w:val="18"/>
+              </w:rPr>
+              <w:t>彩条过、帧缓存图不过</w:t>
+            </w:r>
+          </w:p>
+        </w:tc>
+        <w:tc>
+          <w:tcPr>
+            <w:tcW w:type="dxa" w:w="2880"/>
+          </w:tcPr>
+          <w:p>
+            <w:r/>
+            <w:r>
+              <w:rPr>
+                <w:rFonts w:ascii="微软雅黑" w:hAnsi="微软雅黑" w:eastAsia="微软雅黑"/>
+                <w:b w:val="0"/>
+                <w:sz w:val="18"/>
+              </w:rPr>
+              <w:t xml:space="preserve">同一片 </w:t>
+            </w:r>
+            <w:r>
+              <w:rPr>
+                <w:rFonts w:ascii="Consolas" w:hAnsi="Consolas" w:eastAsia="Consolas"/>
+                <w:sz w:val="17"/>
+              </w:rPr>
+              <w:t>flow_system.bit</w:t>
+            </w:r>
+            <w:r>
+              <w:rPr>
+                <w:rFonts w:ascii="微软雅黑" w:hAnsi="微软雅黑" w:eastAsia="微软雅黑"/>
+                <w:b w:val="0"/>
+                <w:sz w:val="18"/>
+              </w:rPr>
+              <w:t>：彩条（</w:t>
+            </w:r>
+            <w:r>
+              <w:rPr>
+                <w:rFonts w:ascii="Consolas" w:hAnsi="Consolas" w:eastAsia="Consolas"/>
+                <w:sz w:val="17"/>
+              </w:rPr>
+              <w:t>cfg_pack[28]</w:t>
+            </w:r>
+            <w:r>
+              <w:rPr>
+                <w:rFonts w:ascii="微软雅黑" w:hAnsi="微软雅黑" w:eastAsia="微软雅黑"/>
+                <w:b w:val="0"/>
+                <w:sz w:val="18"/>
+              </w:rPr>
+              <w:t xml:space="preserve">，不碰 DDR）人眼确认「最左是灰阶渐变」⇒ </w:t>
+            </w:r>
+            <w:r>
+              <w:rPr>
+                <w:rFonts w:ascii="微软雅黑" w:hAnsi="微软雅黑" w:eastAsia="微软雅黑"/>
+                <w:b/>
+                <w:sz w:val="18"/>
+              </w:rPr>
+              <w:t>TMDS/时钟/行推进全对</w:t>
+            </w:r>
+            <w:r>
+              <w:rPr>
+                <w:rFonts w:ascii="微软雅黑" w:hAnsi="微软雅黑" w:eastAsia="微软雅黑"/>
+                <w:b w:val="0"/>
+                <w:sz w:val="18"/>
+              </w:rPr>
+              <w:t>；切回帧缓存后画面为「</w:t>
+            </w:r>
+            <w:r>
+              <w:rPr>
+                <w:rFonts w:ascii="微软雅黑" w:hAnsi="微软雅黑" w:eastAsia="微软雅黑"/>
+                <w:b/>
+                <w:sz w:val="18"/>
+              </w:rPr>
+              <w:t>左边白、其余黑，白上有黑横条，还在闪</w:t>
+            </w:r>
+            <w:r>
+              <w:rPr>
+                <w:rFonts w:ascii="微软雅黑" w:hAnsi="微软雅黑" w:eastAsia="微软雅黑"/>
+                <w:b w:val="0"/>
+                <w:sz w:val="18"/>
+              </w:rPr>
+              <w:t xml:space="preserve">」⇒ 剩余问题锁定在 </w:t>
+            </w:r>
+            <w:r>
+              <w:rPr>
+                <w:rFonts w:ascii="Consolas" w:hAnsi="Consolas" w:eastAsia="Consolas"/>
+                <w:sz w:val="17"/>
+              </w:rPr>
+              <w:t>fb_scanout</w:t>
+            </w:r>
+            <w:r>
+              <w:rPr>
+                <w:rFonts w:ascii="微软雅黑" w:hAnsi="微软雅黑" w:eastAsia="微软雅黑"/>
+                <w:b w:val="0"/>
+                <w:sz w:val="18"/>
+              </w:rPr>
+              <w:t xml:space="preserve"> 的「行号 ↔ 行缓存」映射，既不在数据也不在 TMDS</w:t>
+            </w:r>
+          </w:p>
+        </w:tc>
+      </w:tr>
+      <w:tr>
+        <w:tc>
+          <w:tcPr>
+            <w:tcW w:type="dxa" w:w="2880"/>
+          </w:tcPr>
+          <w:p>
+            <w:r/>
+            <w:r>
+              <w:rPr>
+                <w:rFonts w:ascii="微软雅黑" w:hAnsi="微软雅黑" w:eastAsia="微软雅黑"/>
+                <w:b/>
+                <w:sz w:val="18"/>
+              </w:rPr>
+              <w:t>归因（10-31，离线）</w:t>
+            </w:r>
+          </w:p>
+        </w:tc>
+        <w:tc>
+          <w:tcPr>
+            <w:tcW w:type="dxa" w:w="2880"/>
+          </w:tcPr>
+          <w:p>
+            <w:r/>
+            <w:r>
+              <w:rPr>
+                <w:rFonts w:ascii="微软雅黑" w:hAnsi="微软雅黑" w:eastAsia="微软雅黑"/>
+                <w:b w:val="0"/>
+                <w:sz w:val="18"/>
+              </w:rPr>
+              <w:t>三处真缺陷已定位并修</w:t>
+            </w:r>
+          </w:p>
+        </w:tc>
+        <w:tc>
+          <w:tcPr>
+            <w:tcW w:type="dxa" w:w="2880"/>
+          </w:tcPr>
+          <w:p>
+            <w:r/>
+            <w:r>
+              <w:rPr>
+                <w:rFonts w:ascii="微软雅黑" w:hAnsi="微软雅黑" w:eastAsia="微软雅黑"/>
+                <w:b w:val="0"/>
+                <w:sz w:val="18"/>
+              </w:rPr>
+              <w:t>新增整帧 TB 与</w:t>
+            </w:r>
+            <w:r>
+              <w:rPr>
+                <w:rFonts w:ascii="微软雅黑" w:hAnsi="微软雅黑" w:eastAsia="微软雅黑"/>
+                <w:b/>
+                <w:sz w:val="18"/>
+              </w:rPr>
+              <w:t>系统级 TB</w:t>
+            </w:r>
+            <w:r>
+              <w:rPr>
+                <w:rFonts w:ascii="微软雅黑" w:hAnsi="微软雅黑" w:eastAsia="微软雅黑"/>
+                <w:b w:val="0"/>
+                <w:sz w:val="18"/>
+              </w:rPr>
+              <w:t xml:space="preserve">（直接例化真的 </w:t>
+            </w:r>
+            <w:r>
+              <w:rPr>
+                <w:rFonts w:ascii="Consolas" w:hAnsi="Consolas" w:eastAsia="Consolas"/>
+                <w:sz w:val="17"/>
+              </w:rPr>
+              <w:t>video_driver</w:t>
+            </w:r>
+            <w:r>
+              <w:rPr>
+                <w:rFonts w:ascii="微软雅黑" w:hAnsi="微软雅黑" w:eastAsia="微软雅黑"/>
+                <w:b w:val="0"/>
+                <w:sz w:val="18"/>
+              </w:rPr>
+              <w:t>，不再自造相位），抓到：① 每行最后一列恒黑（</w:t>
+            </w:r>
+            <w:r>
+              <w:rPr>
+                <w:rFonts w:ascii="Consolas" w:hAnsi="Consolas" w:eastAsia="Consolas"/>
+                <w:sz w:val="17"/>
+              </w:rPr>
+              <w:t>in_range</w:t>
+            </w:r>
+            <w:r>
+              <w:rPr>
+                <w:rFonts w:ascii="微软雅黑" w:hAnsi="微软雅黑" w:eastAsia="微软雅黑"/>
+                <w:b w:val="0"/>
+                <w:sz w:val="18"/>
+              </w:rPr>
+              <w:t xml:space="preserve"> 误与 </w:t>
+            </w:r>
+            <w:r>
+              <w:rPr>
+                <w:rFonts w:ascii="Consolas" w:hAnsi="Consolas" w:eastAsia="Consolas"/>
+                <w:sz w:val="17"/>
+              </w:rPr>
+              <w:t>de</w:t>
+            </w:r>
+            <w:r>
+              <w:rPr>
+                <w:rFonts w:ascii="微软雅黑" w:hAnsi="微软雅黑" w:eastAsia="微软雅黑"/>
+                <w:b w:val="0"/>
+                <w:sz w:val="18"/>
+              </w:rPr>
+              <w:t xml:space="preserve"> 相与）；② </w:t>
+            </w:r>
+            <w:r>
+              <w:rPr>
+                <w:rFonts w:ascii="Consolas" w:hAnsi="Consolas" w:eastAsia="Consolas"/>
+                <w:sz w:val="17"/>
+              </w:rPr>
+              <w:t>ahead</w:t>
+            </w:r>
+            <w:r>
+              <w:rPr>
+                <w:rFonts w:ascii="微软雅黑" w:hAnsi="微软雅黑" w:eastAsia="微软雅黑"/>
+                <w:b w:val="0"/>
+                <w:sz w:val="18"/>
+              </w:rPr>
+              <w:t xml:space="preserve"> 无符号回绕会让取数</w:t>
+            </w:r>
+            <w:r>
+              <w:rPr>
+                <w:rFonts w:ascii="微软雅黑" w:hAnsi="微软雅黑" w:eastAsia="微软雅黑"/>
+                <w:b/>
+                <w:sz w:val="18"/>
+              </w:rPr>
+              <w:t>永久冻结</w:t>
+            </w:r>
+            <w:r>
+              <w:rPr>
+                <w:rFonts w:ascii="微软雅黑" w:hAnsi="微软雅黑" w:eastAsia="微软雅黑"/>
+                <w:b w:val="0"/>
+                <w:sz w:val="18"/>
+              </w:rPr>
+              <w:t xml:space="preserve">（所有机器判据仍报通过）；③ </w:t>
+            </w:r>
+            <w:r>
+              <w:rPr>
+                <w:rFonts w:ascii="Consolas" w:hAnsi="Consolas" w:eastAsia="Consolas"/>
+                <w:sz w:val="17"/>
+              </w:rPr>
+              <w:t>st_sum</w:t>
+            </w:r>
+            <w:r>
+              <w:rPr>
+                <w:rFonts w:ascii="微软雅黑" w:hAnsi="微软雅黑" w:eastAsia="微软雅黑"/>
+                <w:b w:val="0"/>
+                <w:sz w:val="18"/>
+              </w:rPr>
+              <w:t xml:space="preserve"> 累加口径比屏幕早一拍，主机期望值天然对不上。另把显示行号改为直接取 </w:t>
+            </w:r>
+            <w:r>
+              <w:rPr>
+                <w:rFonts w:ascii="Consolas" w:hAnsi="Consolas" w:eastAsia="Consolas"/>
+                <w:sz w:val="17"/>
+              </w:rPr>
+              <w:t>pixel_ypos-1</w:t>
+            </w:r>
+            <w:r>
+              <w:rPr>
+                <w:rFonts w:ascii="微软雅黑" w:hAnsi="微软雅黑" w:eastAsia="微软雅黑"/>
+                <w:b w:val="0"/>
+                <w:sz w:val="18"/>
+              </w:rPr>
+              <w:t xml:space="preserve">，不再数 </w:t>
+            </w:r>
+            <w:r>
+              <w:rPr>
+                <w:rFonts w:ascii="Consolas" w:hAnsi="Consolas" w:eastAsia="Consolas"/>
+                <w:sz w:val="17"/>
+              </w:rPr>
+              <w:t>de</w:t>
+            </w:r>
+            <w:r>
+              <w:rPr>
+                <w:rFonts w:ascii="微软雅黑" w:hAnsi="微软雅黑" w:eastAsia="微软雅黑"/>
+                <w:b w:val="0"/>
+                <w:sz w:val="18"/>
+              </w:rPr>
+              <w:t xml:space="preserve"> 拍。</w:t>
+            </w:r>
+            <w:r>
+              <w:rPr>
+                <w:rFonts w:ascii="Consolas" w:hAnsi="Consolas" w:eastAsia="Consolas"/>
+                <w:sz w:val="17"/>
+              </w:rPr>
+              <w:t>SIM_PASS 11/11</w:t>
+            </w:r>
+            <w:r>
+              <w:rPr>
+                <w:rFonts w:ascii="微软雅黑" w:hAnsi="微软雅黑" w:eastAsia="微软雅黑"/>
+                <w:b w:val="0"/>
+                <w:sz w:val="18"/>
+              </w:rPr>
+              <w:t>，系统级 TB 逐像素 3,686,400 点 0 错</w:t>
+            </w:r>
+          </w:p>
+        </w:tc>
+      </w:tr>
+      <w:tr>
+        <w:tc>
+          <w:tcPr>
+            <w:tcW w:type="dxa" w:w="2880"/>
+          </w:tcPr>
+          <w:p>
+            <w:r/>
+            <w:r>
+              <w:rPr>
+                <w:rFonts w:ascii="微软雅黑" w:hAnsi="微软雅黑" w:eastAsia="微软雅黑"/>
+                <w:b/>
+                <w:sz w:val="18"/>
+              </w:rPr>
+              <w:t>待上板（10-31 01:xx）</w:t>
+            </w:r>
+          </w:p>
+        </w:tc>
+        <w:tc>
+          <w:tcPr>
+            <w:tcW w:type="dxa" w:w="2880"/>
+          </w:tcPr>
+          <w:p>
+            <w:r/>
+            <w:r>
+              <w:rPr>
+                <w:rFonts w:ascii="Consolas" w:hAnsi="Consolas" w:eastAsia="Consolas"/>
+                <w:sz w:val="17"/>
+              </w:rPr>
+              <w:t>build/hdmi_geom_probe.py</w:t>
+            </w:r>
+          </w:p>
+        </w:tc>
+        <w:tc>
+          <w:tcPr>
+            <w:tcW w:type="dxa" w:w="2880"/>
+          </w:tcPr>
+          <w:p>
+            <w:r/>
+            <w:r>
+              <w:rPr>
+                <w:rFonts w:ascii="微软雅黑" w:hAnsi="微软雅黑" w:eastAsia="微软雅黑"/>
+                <w:b w:val="0"/>
+                <w:sz w:val="18"/>
+              </w:rPr>
+              <w:t xml:space="preserve">板子离线（本机网口断开，路由表无 </w:t>
+            </w:r>
+            <w:r>
+              <w:rPr>
+                <w:rFonts w:ascii="Consolas" w:hAnsi="Consolas" w:eastAsia="Consolas"/>
+                <w:sz w:val="17"/>
+              </w:rPr>
+              <w:t>192.168.2.0/24</w:t>
+            </w:r>
+            <w:r>
+              <w:rPr>
+                <w:rFonts w:ascii="微软雅黑" w:hAnsi="微软雅黑" w:eastAsia="微软雅黑"/>
+                <w:b w:val="0"/>
+                <w:sz w:val="18"/>
+              </w:rPr>
+              <w:t>），</w:t>
+            </w:r>
+            <w:r>
+              <w:rPr>
+                <w:rFonts w:ascii="微软雅黑" w:hAnsi="微软雅黑" w:eastAsia="微软雅黑"/>
+                <w:b/>
+                <w:sz w:val="18"/>
+              </w:rPr>
+              <w:t>修正后的比特流尚未上板</w:t>
+            </w:r>
+            <w:r>
+              <w:rPr>
+                <w:rFonts w:ascii="微软雅黑" w:hAnsi="微软雅黑" w:eastAsia="微软雅黑"/>
+                <w:b w:val="0"/>
+                <w:sz w:val="18"/>
+              </w:rPr>
+              <w:t>。探针含：单行/单列（</w:t>
+            </w:r>
+            <w:r>
+              <w:rPr>
+                <w:rFonts w:ascii="Consolas" w:hAnsi="Consolas" w:eastAsia="Consolas"/>
+                <w:sz w:val="17"/>
+              </w:rPr>
+              <w:t>sum = count·1280·0x00FFFFFF</w:t>
+            </w:r>
+            <w:r>
+              <w:rPr>
+                <w:rFonts w:ascii="微软雅黑" w:hAnsi="微软雅黑" w:eastAsia="微软雅黑"/>
+                <w:b w:val="0"/>
+                <w:sz w:val="18"/>
+              </w:rPr>
+              <w:t xml:space="preserve">，与 2³² 互素 ⇒ </w:t>
+            </w:r>
+            <w:r>
+              <w:rPr>
+                <w:rFonts w:ascii="微软雅黑" w:hAnsi="微软雅黑" w:eastAsia="微软雅黑"/>
+                <w:b/>
+                <w:sz w:val="18"/>
+              </w:rPr>
+              <w:t>精确反解「某个源行被显示了几次」</w:t>
+            </w:r>
+            <w:r>
+              <w:rPr>
+                <w:rFonts w:ascii="微软雅黑" w:hAnsi="微软雅黑" w:eastAsia="微软雅黑"/>
+                <w:b w:val="0"/>
+                <w:sz w:val="18"/>
+              </w:rPr>
+              <w:t>）、行列编码 Σ、八横带/八竖带、</w:t>
+            </w:r>
+            <w:r>
+              <w:rPr>
+                <w:rFonts w:ascii="Consolas" w:hAnsi="Consolas" w:eastAsia="Consolas"/>
+                <w:sz w:val="17"/>
+              </w:rPr>
+              <w:t>0x41290000</w:t>
+            </w:r>
+            <w:r>
+              <w:rPr>
+                <w:rFonts w:ascii="微软雅黑" w:hAnsi="微软雅黑" w:eastAsia="微软雅黑"/>
+                <w:b w:val="0"/>
+                <w:sz w:val="18"/>
+              </w:rPr>
+              <w:t xml:space="preserve"> 的 </w:t>
+            </w:r>
+            <w:r>
+              <w:rPr>
+                <w:rFonts w:ascii="Consolas" w:hAnsi="Consolas" w:eastAsia="Consolas"/>
+                <w:sz w:val="17"/>
+              </w:rPr>
+              <w:t>under/behind/last_disp</w:t>
+            </w:r>
+            <w:r>
+              <w:rPr>
+                <w:rFonts w:ascii="微软雅黑" w:hAnsi="微软雅黑" w:eastAsia="微软雅黑"/>
+                <w:b w:val="0"/>
+                <w:sz w:val="18"/>
+              </w:rPr>
+              <w:t>。</w:t>
+            </w:r>
+            <w:r>
+              <w:rPr>
+                <w:rFonts w:ascii="微软雅黑" w:hAnsi="微软雅黑" w:eastAsia="微软雅黑"/>
+                <w:b/>
+                <w:sz w:val="18"/>
+              </w:rPr>
+              <w:t>`HDMI_VISUAL_OK` 不记</w:t>
             </w:r>
           </w:p>
         </w:tc>
@@ -9386,6 +10117,114 @@
     </w:p>
     <w:p>
       <w:pPr>
+        <w:spacing w:after="120"/>
+        <w:ind w:firstLine="0"/>
+      </w:pPr>
+      <w:r>
+        <w:rPr>
+          <w:rFonts w:ascii="微软雅黑" w:hAnsi="微软雅黑" w:eastAsia="微软雅黑"/>
+          <w:b w:val="0"/>
+          <w:sz w:val="21"/>
+        </w:rPr>
+        <w:t xml:space="preserve">10-31 复验：同一片 overlay 的 </w:t>
+      </w:r>
+      <w:r>
+        <w:rPr>
+          <w:rFonts w:ascii="微软雅黑" w:hAnsi="微软雅黑" w:eastAsia="微软雅黑"/>
+          <w:b/>
+          <w:sz w:val="21"/>
+        </w:rPr>
+        <w:t>LCD 半边与按键继续成立</w:t>
+      </w:r>
+      <w:r>
+        <w:rPr>
+          <w:rFonts w:ascii="微软雅黑" w:hAnsi="微软雅黑" w:eastAsia="微软雅黑"/>
+          <w:b w:val="0"/>
+          <w:sz w:val="21"/>
+        </w:rPr>
+        <w:t>；</w:t>
+      </w:r>
+      <w:r>
+        <w:rPr>
+          <w:rFonts w:ascii="微软雅黑" w:hAnsi="微软雅黑" w:eastAsia="微软雅黑"/>
+          <w:b/>
+          <w:sz w:val="21"/>
+        </w:rPr>
+        <w:t>HDMI 半边仍未过</w:t>
+      </w:r>
+      <w:r>
+        <w:rPr>
+          <w:rFonts w:ascii="微软雅黑" w:hAnsi="微软雅黑" w:eastAsia="微软雅黑"/>
+          <w:b w:val="0"/>
+          <w:sz w:val="21"/>
+        </w:rPr>
+        <w:t xml:space="preserve"> —— 彩条（</w:t>
+      </w:r>
+      <w:r>
+        <w:rPr>
+          <w:rFonts w:ascii="Consolas" w:hAnsi="Consolas" w:eastAsia="Consolas"/>
+          <w:sz w:val="20"/>
+        </w:rPr>
+        <w:t>cfg_pack[28]</w:t>
+      </w:r>
+      <w:r>
+        <w:rPr>
+          <w:rFonts w:ascii="微软雅黑" w:hAnsi="微软雅黑" w:eastAsia="微软雅黑"/>
+          <w:b w:val="0"/>
+          <w:sz w:val="21"/>
+        </w:rPr>
+        <w:t xml:space="preserve">）人眼正确，切回帧缓存后是「左边白、其余黑、白上有黑横条」。 三处 RTL 缺陷已在仿真里定位并修（末列恒黑、取数回绕冻结、累加口径错拍）， 新比特流 10-31 01:0x 出片（WNS </w:t>
+      </w:r>
+      <w:r>
+        <w:rPr>
+          <w:rFonts w:ascii="微软雅黑" w:hAnsi="微软雅黑" w:eastAsia="微软雅黑"/>
+          <w:b/>
+          <w:sz w:val="21"/>
+        </w:rPr>
+        <w:t>+3.937 ns</w:t>
+      </w:r>
+      <w:r>
+        <w:rPr>
+          <w:rFonts w:ascii="微软雅黑" w:hAnsi="微软雅黑" w:eastAsia="微软雅黑"/>
+          <w:b w:val="0"/>
+          <w:sz w:val="21"/>
+        </w:rPr>
+        <w:t>），</w:t>
+      </w:r>
+      <w:r>
+        <w:rPr>
+          <w:rFonts w:ascii="微软雅黑" w:hAnsi="微软雅黑" w:eastAsia="微软雅黑"/>
+          <w:b/>
+          <w:sz w:val="21"/>
+        </w:rPr>
+        <w:t>尚未上板</w:t>
+      </w:r>
+      <w:r>
+        <w:rPr>
+          <w:rFonts w:ascii="微软雅黑" w:hAnsi="微软雅黑" w:eastAsia="微软雅黑"/>
+          <w:b w:val="0"/>
+          <w:sz w:val="21"/>
+        </w:rPr>
+        <w:t xml:space="preserve">； 上板一次即可判定的几何探针 </w:t>
+      </w:r>
+      <w:r>
+        <w:rPr>
+          <w:rFonts w:ascii="Consolas" w:hAnsi="Consolas" w:eastAsia="Consolas"/>
+          <w:sz w:val="20"/>
+        </w:rPr>
+        <w:t>build/hdmi_geom_probe.py</w:t>
+      </w:r>
+      <w:r>
+        <w:rPr>
+          <w:rFonts w:ascii="微软雅黑" w:hAnsi="微软雅黑" w:eastAsia="微软雅黑"/>
+          <w:b w:val="0"/>
+          <w:sz w:val="21"/>
+        </w:rPr>
+        <w:t xml:space="preserve"> 已就绪，等网口恢复后运行。</w:t>
+      </w:r>
+    </w:p>
+    <w:p>
+      <w:pPr>
         <w:pStyle w:val="Heading2"/>
       </w:pPr>
       <w:r>
@@ -9628,15 +10467,30 @@
           <w:b/>
           <w:sz w:val="21"/>
         </w:rPr>
-        <w:t>15/16 段</w:t>
-      </w:r>
-      <w:r>
-        <w:rPr>
-          <w:rFonts w:ascii="微软雅黑" w:hAnsi="微软雅黑" w:eastAsia="微软雅黑"/>
-          <w:b w:val="0"/>
-          <w:sz w:val="21"/>
-        </w:rPr>
-        <w:t>（8 争抢 + 7 普通，n08 因板子崩掉未跑）。加了两级计数器后， 漏斗终于打通，结论和最初的猜测</w:t>
+        <w:t>16/16 段</w:t>
+      </w:r>
+      <w:r>
+        <w:rPr>
+          <w:rFonts w:ascii="微软雅黑" w:hAnsi="微软雅黑" w:eastAsia="微软雅黑"/>
+          <w:b w:val="0"/>
+          <w:sz w:val="21"/>
+        </w:rPr>
+        <w:t xml:space="preserve">（8 争抢 + 8 普通；争抢段与 n08 都是当晚补跑的， </w:t>
+      </w:r>
+      <w:r>
+        <w:rPr>
+          <w:rFonts w:ascii="Consolas" w:hAnsi="Consolas" w:eastAsia="Consolas"/>
+          <w:sz w:val="20"/>
+        </w:rPr>
+        <w:t>data/results/scene_suite_board.json</w:t>
+      </w:r>
+      <w:r>
+        <w:rPr>
+          <w:rFonts w:ascii="微软雅黑" w:hAnsi="微软雅黑" w:eastAsia="微软雅黑"/>
+          <w:b w:val="0"/>
+          <w:sz w:val="21"/>
+        </w:rPr>
+        <w:t xml:space="preserve"> 逐段落盘）。加了两级计数器后， 漏斗终于打通，结论和最初的猜测</w:t>
       </w:r>
       <w:r>
         <w:rPr>
@@ -9728,7 +10582,7 @@
                 <w:b/>
                 <w:sz w:val="18"/>
               </w:rPr>
-              <w:t>7 段普通</w:t>
+              <w:t>8 段普通</w:t>
             </w:r>
           </w:p>
         </w:tc>
@@ -9799,7 +10653,7 @@
                 <w:b w:val="0"/>
                 <w:sz w:val="18"/>
               </w:rPr>
-              <w:t>20.39</w:t>
+              <w:t>20.05</w:t>
             </w:r>
           </w:p>
         </w:tc>
@@ -9833,7 +10687,22 @@
                 <w:b w:val="0"/>
                 <w:sz w:val="18"/>
               </w:rPr>
-              <w:t>过草皮门限</w:t>
+              <w:t>过草皮门限（</w:t>
+            </w:r>
+            <w:r>
+              <w:rPr>
+                <w:rFonts w:ascii="Consolas" w:hAnsi="Consolas" w:eastAsia="Consolas"/>
+                <w:sz w:val="17"/>
+              </w:rPr>
+              <w:t>kept_per_det</w:t>
+            </w:r>
+            <w:r>
+              <w:rPr>
+                <w:rFonts w:ascii="微软雅黑" w:hAnsi="微软雅黑" w:eastAsia="微软雅黑"/>
+                <w:b w:val="0"/>
+                <w:sz w:val="18"/>
+              </w:rPr>
+              <w:t>）</w:t>
             </w:r>
           </w:p>
         </w:tc>
@@ -9865,7 +10734,7 @@
                 <w:b w:val="0"/>
                 <w:sz w:val="18"/>
               </w:rPr>
-              <w:t>16.51</w:t>
+              <w:t>16.25</w:t>
             </w:r>
           </w:p>
         </w:tc>
@@ -9899,7 +10768,7 @@
                 <w:b/>
                 <w:sz w:val="18"/>
               </w:rPr>
-              <w:t>过 score/尺寸门限后</w:t>
+              <w:t>送进输出（过机位门限后）</w:t>
             </w:r>
           </w:p>
         </w:tc>
@@ -9912,10 +10781,10 @@
             <w:r>
               <w:rPr>
                 <w:rFonts w:ascii="微软雅黑" w:hAnsi="微软雅黑" w:eastAsia="微软雅黑"/>
-                <w:b w:val="0"/>
-                <w:sz w:val="18"/>
-              </w:rPr>
-              <w:t>—（计数器未赶上这批）</w:t>
+                <w:b/>
+                <w:sz w:val="18"/>
+              </w:rPr>
+              <w:t>0.45</w:t>
             </w:r>
           </w:p>
         </w:tc>
@@ -9928,10 +10797,10 @@
             <w:r>
               <w:rPr>
                 <w:rFonts w:ascii="微软雅黑" w:hAnsi="微软雅黑" w:eastAsia="微软雅黑"/>
-                <w:b w:val="0"/>
-                <w:sz w:val="18"/>
-              </w:rPr>
-              <w:t>14.9</w:t>
+                <w:b/>
+                <w:sz w:val="18"/>
+              </w:rPr>
+              <w:t>0.24</w:t>
             </w:r>
           </w:p>
         </w:tc>
@@ -9947,7 +10816,7 @@
                 <w:b w:val="0"/>
                 <w:sz w:val="18"/>
               </w:rPr>
-              <w:t>14.4 / 17.4</w:t>
+              <w:t>—</w:t>
             </w:r>
           </w:p>
         </w:tc>
@@ -9962,10 +10831,10 @@
             <w:r>
               <w:rPr>
                 <w:rFonts w:ascii="微软雅黑" w:hAnsi="微软雅黑" w:eastAsia="微软雅黑"/>
-                <w:b/>
-                <w:sz w:val="18"/>
-              </w:rPr>
-              <w:t>送进输出（过机位门限后）</w:t>
+                <w:b w:val="0"/>
+                <w:sz w:val="18"/>
+              </w:rPr>
+              <w:t>球可见率</w:t>
             </w:r>
           </w:p>
         </w:tc>
@@ -9978,10 +10847,10 @@
             <w:r>
               <w:rPr>
                 <w:rFonts w:ascii="微软雅黑" w:hAnsi="微软雅黑" w:eastAsia="微软雅黑"/>
-                <w:b/>
-                <w:sz w:val="18"/>
-              </w:rPr>
-              <w:t>0.45</w:t>
+                <w:b w:val="0"/>
+                <w:sz w:val="18"/>
+              </w:rPr>
+              <w:t>5.5%</w:t>
             </w:r>
           </w:p>
         </w:tc>
@@ -9994,10 +10863,10 @@
             <w:r>
               <w:rPr>
                 <w:rFonts w:ascii="微软雅黑" w:hAnsi="微软雅黑" w:eastAsia="微软雅黑"/>
-                <w:b/>
-                <w:sz w:val="18"/>
-              </w:rPr>
-              <w:t>0.28</w:t>
+                <w:b w:val="0"/>
+                <w:sz w:val="18"/>
+              </w:rPr>
+              <w:t>22.0%</w:t>
             </w:r>
           </w:p>
         </w:tc>
@@ -10013,7 +10882,7 @@
                 <w:b w:val="0"/>
                 <w:sz w:val="18"/>
               </w:rPr>
-              <w:t>—</w:t>
+              <w:t>15.8% / 20.2%</w:t>
             </w:r>
           </w:p>
         </w:tc>
@@ -10031,7 +10900,7 @@
                 <w:b w:val="0"/>
                 <w:sz w:val="18"/>
               </w:rPr>
-              <w:t>球可见率</w:t>
+              <w:t>单帧推理</w:t>
             </w:r>
           </w:p>
         </w:tc>
@@ -10047,7 +10916,7 @@
                 <w:b w:val="0"/>
                 <w:sz w:val="18"/>
               </w:rPr>
-              <w:t>5.5%</w:t>
+              <w:t>988 ms</w:t>
             </w:r>
           </w:p>
         </w:tc>
@@ -10063,7 +10932,7 @@
                 <w:b w:val="0"/>
                 <w:sz w:val="18"/>
               </w:rPr>
-              <w:t>23.4%</w:t>
+              <w:t>965 ms</w:t>
             </w:r>
           </w:p>
         </w:tc>
@@ -10079,7 +10948,347 @@
                 <w:b w:val="0"/>
                 <w:sz w:val="18"/>
               </w:rPr>
-              <w:t>15.8% / 20.2%</w:t>
+              <w:t>26–44 ms</w:t>
+            </w:r>
+          </w:p>
+        </w:tc>
+      </w:tr>
+    </w:tbl>
+    <w:p/>
+    <w:p>
+      <w:pPr>
+        <w:ind w:left="360"/>
+      </w:pPr>
+      <w:r>
+        <w:rPr>
+          <w:rFonts w:ascii="微软雅黑" w:hAnsi="微软雅黑" w:eastAsia="微软雅黑"/>
+          <w:b/>
+          <w:i/>
+          <w:color w:val="556577"/>
+          <w:sz w:val="19"/>
+        </w:rPr>
+        <w:t>口径更正（2026-10-30 晚）</w:t>
+      </w:r>
+      <w:r>
+        <w:rPr>
+          <w:rFonts w:ascii="微软雅黑" w:hAnsi="微软雅黑" w:eastAsia="微软雅黑"/>
+          <w:b w:val="0"/>
+          <w:i/>
+          <w:color w:val="556577"/>
+          <w:sz w:val="19"/>
+        </w:rPr>
+        <w:t xml:space="preserve">：上一版本这里还有一行「过 score/尺寸门限后 = 14.9」， 只有普通段有值、争抢段写着「计数器未赶上」。16 段补齐后回头重算， </w:t>
+      </w:r>
+      <w:r>
+        <w:rPr>
+          <w:rFonts w:ascii="微软雅黑" w:hAnsi="微软雅黑" w:eastAsia="微软雅黑"/>
+          <w:b/>
+          <w:i/>
+          <w:color w:val="556577"/>
+          <w:sz w:val="19"/>
+        </w:rPr>
+        <w:t>那个 14.9 无法从任何落盘的计数器复现</w:t>
+      </w:r>
+      <w:r>
+        <w:rPr>
+          <w:rFonts w:ascii="微软雅黑" w:hAnsi="微软雅黑" w:eastAsia="微软雅黑"/>
+          <w:b w:val="0"/>
+          <w:i/>
+          <w:color w:val="556577"/>
+          <w:sz w:val="19"/>
+        </w:rPr>
+        <w:t>（</w:t>
+      </w:r>
+      <w:r>
+        <w:rPr>
+          <w:rFonts w:ascii="Consolas" w:hAnsi="Consolas" w:eastAsia="Consolas"/>
+          <w:i/>
+          <w:color w:val="556577"/>
+          <w:sz w:val="18"/>
+        </w:rPr>
+        <w:t>scene_suite_board.json</w:t>
+      </w:r>
+      <w:r>
+        <w:rPr>
+          <w:rFonts w:ascii="微软雅黑" w:hAnsi="微软雅黑" w:eastAsia="微软雅黑"/>
+          <w:b w:val="0"/>
+          <w:i/>
+          <w:color w:val="556577"/>
+          <w:sz w:val="19"/>
+        </w:rPr>
+        <w:t xml:space="preserve">、 </w:t>
+      </w:r>
+      <w:r>
+        <w:rPr>
+          <w:rFonts w:ascii="Consolas" w:hAnsi="Consolas" w:eastAsia="Consolas"/>
+          <w:i/>
+          <w:color w:val="556577"/>
+          <w:sz w:val="18"/>
+        </w:rPr>
+        <w:t>build/accept/scenes.log</w:t>
+      </w:r>
+      <w:r>
+        <w:rPr>
+          <w:rFonts w:ascii="微软雅黑" w:hAnsi="微软雅黑" w:eastAsia="微软雅黑"/>
+          <w:b w:val="0"/>
+          <w:i/>
+          <w:color w:val="556577"/>
+          <w:sz w:val="19"/>
+        </w:rPr>
+        <w:t>、</w:t>
+      </w:r>
+      <w:r>
+        <w:rPr>
+          <w:rFonts w:ascii="Consolas" w:hAnsi="Consolas" w:eastAsia="Consolas"/>
+          <w:i/>
+          <w:color w:val="556577"/>
+          <w:sz w:val="18"/>
+        </w:rPr>
+        <w:t>build/_contest_rows.json</w:t>
+      </w:r>
+      <w:r>
+        <w:rPr>
+          <w:rFonts w:ascii="微软雅黑" w:hAnsi="微软雅黑" w:eastAsia="微软雅黑"/>
+          <w:b w:val="0"/>
+          <w:i/>
+          <w:color w:val="556577"/>
+          <w:sz w:val="19"/>
+        </w:rPr>
+        <w:t xml:space="preserve"> 里都没有对应字段），已撤掉， 不用来源不明的数。可复现的量就是上表三行：</w:t>
+      </w:r>
+      <w:r>
+        <w:rPr>
+          <w:rFonts w:ascii="Consolas" w:hAnsi="Consolas" w:eastAsia="Consolas"/>
+          <w:i/>
+          <w:color w:val="556577"/>
+          <w:sz w:val="18"/>
+        </w:rPr>
+        <w:t>raw_per_det</w:t>
+      </w:r>
+      <w:r>
+        <w:rPr>
+          <w:rFonts w:ascii="微软雅黑" w:hAnsi="微软雅黑" w:eastAsia="微软雅黑"/>
+          <w:b w:val="0"/>
+          <w:i/>
+          <w:color w:val="556577"/>
+          <w:sz w:val="19"/>
+        </w:rPr>
+        <w:t xml:space="preserve"> / </w:t>
+      </w:r>
+      <w:r>
+        <w:rPr>
+          <w:rFonts w:ascii="Consolas" w:hAnsi="Consolas" w:eastAsia="Consolas"/>
+          <w:i/>
+          <w:color w:val="556577"/>
+          <w:sz w:val="18"/>
+        </w:rPr>
+        <w:t>kept_per_det</w:t>
+      </w:r>
+      <w:r>
+        <w:rPr>
+          <w:rFonts w:ascii="微软雅黑" w:hAnsi="微软雅黑" w:eastAsia="微软雅黑"/>
+          <w:b w:val="0"/>
+          <w:i/>
+          <w:color w:val="556577"/>
+          <w:sz w:val="19"/>
+        </w:rPr>
+        <w:t xml:space="preserve"> / 输出端 </w:t>
+      </w:r>
+      <w:r>
+        <w:rPr>
+          <w:rFonts w:ascii="Consolas" w:hAnsi="Consolas" w:eastAsia="Consolas"/>
+          <w:i/>
+          <w:color w:val="556577"/>
+          <w:sz w:val="18"/>
+        </w:rPr>
+        <w:t>players</w:t>
+      </w:r>
+      <w:r>
+        <w:rPr>
+          <w:rFonts w:ascii="微软雅黑" w:hAnsi="微软雅黑" w:eastAsia="微软雅黑"/>
+          <w:b w:val="0"/>
+          <w:i/>
+          <w:color w:val="556577"/>
+          <w:sz w:val="19"/>
+        </w:rPr>
+        <w:t xml:space="preserve">。 争抢段的 </w:t>
+      </w:r>
+      <w:r>
+        <w:rPr>
+          <w:rFonts w:ascii="Consolas" w:hAnsi="Consolas" w:eastAsia="Consolas"/>
+          <w:i/>
+          <w:color w:val="556577"/>
+          <w:sz w:val="18"/>
+        </w:rPr>
+        <w:t>rowsok</w:t>
+      </w:r>
+      <w:r>
+        <w:rPr>
+          <w:rFonts w:ascii="微软雅黑" w:hAnsi="微软雅黑" w:eastAsia="微软雅黑"/>
+          <w:b w:val="0"/>
+          <w:i/>
+          <w:color w:val="556577"/>
+          <w:sz w:val="19"/>
+        </w:rPr>
+        <w:t xml:space="preserve"> 列现在也齐了（8/8，102.95 行/检测），但它是跟踪行的内部计数、 与人头数不同量纲，不作为对比指标。</w:t>
+      </w:r>
+    </w:p>
+    <w:p>
+      <w:pPr>
+        <w:spacing w:after="120"/>
+        <w:ind w:firstLine="0"/>
+      </w:pPr>
+      <w:r>
+        <w:rPr>
+          <w:rFonts w:ascii="微软雅黑" w:hAnsi="微软雅黑" w:eastAsia="微软雅黑"/>
+          <w:b/>
+          <w:sz w:val="21"/>
+        </w:rPr>
+        <w:t>「板上只有 0.45 个人」不是检测的问题，是机位有效性判定把坐标掐了。</w:t>
+      </w:r>
+      <w:r>
+        <w:rPr>
+          <w:rFonts w:ascii="微软雅黑" w:hAnsi="微软雅黑" w:eastAsia="微软雅黑"/>
+          <w:b w:val="0"/>
+          <w:sz w:val="21"/>
+        </w:rPr>
+        <w:t xml:space="preserve"> </w:t>
+      </w:r>
+      <w:r>
+        <w:rPr>
+          <w:rFonts w:ascii="Consolas" w:hAnsi="Consolas" w:eastAsia="Consolas"/>
+          <w:sz w:val="20"/>
+        </w:rPr>
+        <w:t>board_pipeline</w:t>
+      </w:r>
+      <w:r>
+        <w:rPr>
+          <w:rFonts w:ascii="微软雅黑" w:hAnsi="微软雅黑" w:eastAsia="微软雅黑"/>
+          <w:b w:val="0"/>
+          <w:sz w:val="21"/>
+        </w:rPr>
+        <w:t xml:space="preserve"> 每帧先算 </w:t>
+      </w:r>
+      <w:r>
+        <w:rPr>
+          <w:rFonts w:ascii="Consolas" w:hAnsi="Consolas" w:eastAsia="Consolas"/>
+          <w:sz w:val="20"/>
+        </w:rPr>
+        <w:t>camera_state.assess()</w:t>
+      </w:r>
+      <w:r>
+        <w:rPr>
+          <w:rFonts w:ascii="微软雅黑" w:hAnsi="微软雅黑" w:eastAsia="微软雅黑"/>
+          <w:b w:val="0"/>
+          <w:sz w:val="21"/>
+        </w:rPr>
+        <w:t xml:space="preserve">，判成 </w:t>
+      </w:r>
+      <w:r>
+        <w:rPr>
+          <w:rFonts w:ascii="Consolas" w:hAnsi="Consolas" w:eastAsia="Consolas"/>
+          <w:sz w:val="20"/>
+        </w:rPr>
+        <w:t>INVALID_VIEW</w:t>
+      </w:r>
+      <w:r>
+        <w:rPr>
+          <w:rFonts w:ascii="微软雅黑" w:hAnsi="微软雅黑" w:eastAsia="微软雅黑"/>
+          <w:b w:val="0"/>
+          <w:sz w:val="21"/>
+        </w:rPr>
+        <w:t xml:space="preserve"> 时 </w:t>
+      </w:r>
+      <w:r>
+        <w:rPr>
+          <w:rFonts w:ascii="微软雅黑" w:hAnsi="微软雅黑" w:eastAsia="微软雅黑"/>
+          <w:b/>
+          <w:sz w:val="21"/>
+        </w:rPr>
+        <w:t>`rows = []`，一个坐标都不输出</w:t>
+      </w:r>
+      <w:r>
+        <w:rPr>
+          <w:rFonts w:ascii="微软雅黑" w:hAnsi="微软雅黑" w:eastAsia="微软雅黑"/>
+          <w:b w:val="0"/>
+          <w:sz w:val="21"/>
+        </w:rPr>
+        <w:t>（避免把不可信的坐标交给下游）。板端实测它的拒绝理由是：</w:t>
+      </w:r>
+    </w:p>
+    <w:tbl>
+      <w:tblPr>
+        <w:tblStyle w:val="TableGrid"/>
+        <w:tblW w:type="auto" w:w="0"/>
+        <w:jc w:val="center"/>
+        <w:tblLook w:firstColumn="1" w:firstRow="1" w:lastColumn="0" w:lastRow="0" w:noHBand="0" w:noVBand="1" w:val="04A0"/>
+      </w:tblPr>
+      <w:tblGrid>
+        <w:gridCol w:w="2880"/>
+        <w:gridCol w:w="2880"/>
+        <w:gridCol w:w="2880"/>
+      </w:tblGrid>
+      <w:tr>
+        <w:tc>
+          <w:tcPr>
+            <w:tcW w:type="dxa" w:w="2880"/>
+            <w:shd w:val="clear" w:color="auto" w:fill="E8EEF7"/>
+          </w:tcPr>
+          <w:p>
+            <w:r>
+              <w:rPr>
+                <w:b/>
+              </w:rPr>
+            </w:r>
+            <w:r>
+              <w:rPr>
+                <w:rFonts w:ascii="微软雅黑" w:hAnsi="微软雅黑" w:eastAsia="微软雅黑"/>
+                <w:b/>
+                <w:sz w:val="18"/>
+              </w:rPr>
+              <w:t>理由</w:t>
+            </w:r>
+          </w:p>
+        </w:tc>
+        <w:tc>
+          <w:tcPr>
+            <w:tcW w:type="dxa" w:w="2880"/>
+            <w:shd w:val="clear" w:color="auto" w:fill="E8EEF7"/>
+          </w:tcPr>
+          <w:p>
+            <w:r>
+              <w:rPr>
+                <w:b/>
+              </w:rPr>
+            </w:r>
+            <w:r>
+              <w:rPr>
+                <w:rFonts w:ascii="微软雅黑" w:hAnsi="微软雅黑" w:eastAsia="微软雅黑"/>
+                <w:b/>
+                <w:sz w:val="18"/>
+              </w:rPr>
+              <w:t>触发条件</w:t>
+            </w:r>
+          </w:p>
+        </w:tc>
+        <w:tc>
+          <w:tcPr>
+            <w:tcW w:type="dxa" w:w="2880"/>
+            <w:shd w:val="clear" w:color="auto" w:fill="E8EEF7"/>
+          </w:tcPr>
+          <w:p>
+            <w:r>
+              <w:rPr>
+                <w:b/>
+              </w:rPr>
+            </w:r>
+            <w:r>
+              <w:rPr>
+                <w:rFonts w:ascii="微软雅黑" w:hAnsi="微软雅黑" w:eastAsia="微软雅黑"/>
+                <w:b/>
+                <w:sz w:val="18"/>
+              </w:rPr>
+              <w:t>c01 前 60 帧</w:t>
             </w:r>
           </w:p>
         </w:tc>
@@ -10087,23 +11296,22 @@
       <w:tr>
         <w:tc>
           <w:tcPr>
-            <w:tcW w:type="dxa" w:w="2160"/>
+            <w:tcW w:type="dxa" w:w="2880"/>
           </w:tcPr>
           <w:p>
             <w:r/>
             <w:r>
               <w:rPr>
-                <w:rFonts w:ascii="微软雅黑" w:hAnsi="微软雅黑" w:eastAsia="微软雅黑"/>
-                <w:b w:val="0"/>
-                <w:sz w:val="18"/>
-              </w:rPr>
-              <w:t>单帧推理</w:t>
-            </w:r>
-          </w:p>
-        </w:tc>
-        <w:tc>
-          <w:tcPr>
-            <w:tcW w:type="dxa" w:w="2160"/>
+                <w:rFonts w:ascii="Consolas" w:hAnsi="Consolas" w:eastAsia="Consolas"/>
+                <w:sz w:val="17"/>
+              </w:rPr>
+              <w:t>close_up_or_crowd</w:t>
+            </w:r>
+          </w:p>
+        </w:tc>
+        <w:tc>
+          <w:tcPr>
+            <w:tcW w:type="dxa" w:w="2880"/>
           </w:tcPr>
           <w:p>
             <w:r/>
@@ -10113,13 +11321,13 @@
                 <w:b w:val="0"/>
                 <w:sz w:val="18"/>
               </w:rPr>
-              <w:t>988 ms</w:t>
-            </w:r>
-          </w:p>
-        </w:tc>
-        <w:tc>
-          <w:tcPr>
-            <w:tcW w:type="dxa" w:w="2160"/>
+              <w:t>画面草绿占比 &lt; 0.20</w:t>
+            </w:r>
+          </w:p>
+        </w:tc>
+        <w:tc>
+          <w:tcPr>
+            <w:tcW w:type="dxa" w:w="2880"/>
           </w:tcPr>
           <w:p>
             <w:r/>
@@ -10129,23 +11337,64 @@
                 <w:b w:val="0"/>
                 <w:sz w:val="18"/>
               </w:rPr>
-              <w:t>961 ms</w:t>
-            </w:r>
-          </w:p>
-        </w:tc>
-        <w:tc>
-          <w:tcPr>
-            <w:tcW w:type="dxa" w:w="2160"/>
+              <w:t>30 帧</w:t>
+            </w:r>
+          </w:p>
+        </w:tc>
+      </w:tr>
+      <w:tr>
+        <w:tc>
+          <w:tcPr>
+            <w:tcW w:type="dxa" w:w="2880"/>
           </w:tcPr>
           <w:p>
             <w:r/>
             <w:r>
               <w:rPr>
-                <w:rFonts w:ascii="微软雅黑" w:hAnsi="微软雅黑" w:eastAsia="微软雅黑"/>
-                <w:b w:val="0"/>
-                <w:sz w:val="18"/>
-              </w:rPr>
-              <w:t>26–44 ms</w:t>
+                <w:rFonts w:ascii="Consolas" w:hAnsi="Consolas" w:eastAsia="Consolas"/>
+                <w:sz w:val="17"/>
+              </w:rPr>
+              <w:t>limited_view</w:t>
+            </w:r>
+            <w:r>
+              <w:rPr>
+                <w:rFonts w:ascii="微软雅黑" w:hAnsi="微软雅黑" w:eastAsia="微软雅黑"/>
+                <w:b w:val="0"/>
+                <w:sz w:val="18"/>
+              </w:rPr>
+              <w:t>（放行）</w:t>
+            </w:r>
+          </w:p>
+        </w:tc>
+        <w:tc>
+          <w:tcPr>
+            <w:tcW w:type="dxa" w:w="2880"/>
+          </w:tcPr>
+          <w:p>
+            <w:r/>
+            <w:r>
+              <w:rPr>
+                <w:rFonts w:ascii="微软雅黑" w:hAnsi="微软雅黑" w:eastAsia="微软雅黑"/>
+                <w:b w:val="0"/>
+                <w:sz w:val="18"/>
+              </w:rPr>
+              <w:t>其余</w:t>
+            </w:r>
+          </w:p>
+        </w:tc>
+        <w:tc>
+          <w:tcPr>
+            <w:tcW w:type="dxa" w:w="2880"/>
+          </w:tcPr>
+          <w:p>
+            <w:r/>
+            <w:r>
+              <w:rPr>
+                <w:rFonts w:ascii="微软雅黑" w:hAnsi="微软雅黑" w:eastAsia="微软雅黑"/>
+                <w:b w:val="0"/>
+                <w:sz w:val="18"/>
+              </w:rPr>
+              <w:t>30 帧</w:t>
             </w:r>
           </w:p>
         </w:tc>
@@ -10163,75 +11412,108 @@
           <w:b/>
           <w:sz w:val="21"/>
         </w:rPr>
-        <w:t>「板上只有 0.45 个人」不是检测的问题，是机位有效性判定把坐标掐了。</w:t>
-      </w:r>
-      <w:r>
-        <w:rPr>
-          <w:rFonts w:ascii="微软雅黑" w:hAnsi="微软雅黑" w:eastAsia="微软雅黑"/>
-          <w:b w:val="0"/>
-          <w:sz w:val="21"/>
-        </w:rPr>
-        <w:t xml:space="preserve"> </w:t>
+        <w:t>这批转播片段的草绿占比大多在 0.05–0.61 之间</w:t>
+      </w:r>
+      <w:r>
+        <w:rPr>
+          <w:rFonts w:ascii="微软雅黑" w:hAnsi="微软雅黑" w:eastAsia="微软雅黑"/>
+          <w:b w:val="0"/>
+          <w:sz w:val="21"/>
+        </w:rPr>
+        <w:t>（暗部看台、夜场光照）， 所以「草绿 &lt; 0.20」这条代理在一半以上的帧上成立 —— 这是我们</w:t>
+      </w:r>
+      <w:r>
+        <w:rPr>
+          <w:rFonts w:ascii="微软雅黑" w:hAnsi="微软雅黑" w:eastAsia="微软雅黑"/>
+          <w:b/>
+          <w:sz w:val="21"/>
+        </w:rPr>
+        <w:t>用错代理</w:t>
+      </w:r>
+      <w:r>
+        <w:rPr>
+          <w:rFonts w:ascii="微软雅黑" w:hAnsi="微软雅黑" w:eastAsia="微软雅黑"/>
+          <w:b w:val="0"/>
+          <w:sz w:val="21"/>
+        </w:rPr>
+        <w:t xml:space="preserve">， 不是检测失败。补 </w:t>
       </w:r>
       <w:r>
         <w:rPr>
           <w:rFonts w:ascii="Consolas" w:hAnsi="Consolas" w:eastAsia="Consolas"/>
           <w:sz w:val="20"/>
         </w:rPr>
-        <w:t>board_pipeline</w:t>
-      </w:r>
-      <w:r>
-        <w:rPr>
-          <w:rFonts w:ascii="微软雅黑" w:hAnsi="微软雅黑" w:eastAsia="微软雅黑"/>
-          <w:b w:val="0"/>
-          <w:sz w:val="21"/>
-        </w:rPr>
-        <w:t xml:space="preserve"> 在 </w:t>
+        <w:t>--calib</w:t>
+      </w:r>
+      <w:r>
+        <w:rPr>
+          <w:rFonts w:ascii="微软雅黑" w:hAnsi="微软雅黑" w:eastAsia="微软雅黑"/>
+          <w:b w:val="0"/>
+          <w:sz w:val="21"/>
+        </w:rPr>
+        <w:t xml:space="preserve"> 也救不回来：实测带标定与不带标定的 </w:t>
       </w:r>
       <w:r>
         <w:rPr>
           <w:rFonts w:ascii="Consolas" w:hAnsi="Consolas" w:eastAsia="Consolas"/>
           <w:sz w:val="20"/>
         </w:rPr>
-        <w:t>--calib</w:t>
-      </w:r>
-      <w:r>
-        <w:rPr>
-          <w:rFonts w:ascii="微软雅黑" w:hAnsi="微软雅黑" w:eastAsia="微软雅黑"/>
-          <w:b w:val="0"/>
-          <w:sz w:val="21"/>
-        </w:rPr>
-        <w:t xml:space="preserve"> 未给时没有单应矩阵，</w:t>
+        <w:t>camera_state</w:t>
+      </w:r>
+      <w:r>
+        <w:rPr>
+          <w:rFonts w:ascii="微软雅黑" w:hAnsi="微软雅黑" w:eastAsia="微软雅黑"/>
+          <w:b w:val="0"/>
+          <w:sz w:val="21"/>
+        </w:rPr>
+        <w:t xml:space="preserve"> 分布</w:t>
+      </w:r>
+      <w:r>
+        <w:rPr>
+          <w:rFonts w:ascii="微软雅黑" w:hAnsi="微软雅黑" w:eastAsia="微软雅黑"/>
+          <w:b/>
+          <w:sz w:val="21"/>
+        </w:rPr>
+        <w:t>逐帧完全相同</w:t>
+      </w:r>
+      <w:r>
+        <w:rPr>
+          <w:rFonts w:ascii="微软雅黑" w:hAnsi="微软雅黑" w:eastAsia="微软雅黑"/>
+          <w:b w:val="0"/>
+          <w:sz w:val="21"/>
+        </w:rPr>
+        <w:t xml:space="preserve">（80 INVALID / 40 LIMITED）， 因为拒绝发生在草绿这一步，还没走到标定；而 </w:t>
       </w:r>
       <w:r>
         <w:rPr>
           <w:rFonts w:ascii="Consolas" w:hAnsi="Consolas" w:eastAsia="Consolas"/>
           <w:sz w:val="20"/>
         </w:rPr>
-        <w:t>n_field</w:t>
-      </w:r>
-      <w:r>
-        <w:rPr>
-          <w:rFonts w:ascii="微软雅黑" w:hAnsi="微软雅黑" w:eastAsia="微软雅黑"/>
-          <w:b w:val="0"/>
-          <w:sz w:val="21"/>
-        </w:rPr>
-        <w:t xml:space="preserve"> 恒为 0； </w:t>
-      </w:r>
-      <w:r>
-        <w:rPr>
-          <w:rFonts w:ascii="Consolas" w:hAnsi="Consolas" w:eastAsia="Consolas"/>
-          <w:sz w:val="20"/>
-        </w:rPr>
-        <w:t>camera_state.assess()</w:t>
-      </w:r>
-      <w:r>
-        <w:rPr>
-          <w:rFonts w:ascii="微软雅黑" w:hAnsi="微软雅黑" w:eastAsia="微软雅黑"/>
-          <w:b w:val="0"/>
-          <w:sz w:val="21"/>
-        </w:rPr>
-        <w:t xml:space="preserve"> 的规则里有这一条：</w:t>
+        <w:t>data/calib/field_calib.json</w:t>
+      </w:r>
+      <w:r>
+        <w:rPr>
+          <w:rFonts w:ascii="微软雅黑" w:hAnsi="微软雅黑" w:eastAsia="微软雅黑"/>
+          <w:b w:val="0"/>
+          <w:sz w:val="21"/>
+        </w:rPr>
+        <w:t xml:space="preserve"> 的 6 点包络是</w:t>
+      </w:r>
+      <w:r>
+        <w:rPr>
+          <w:rFonts w:ascii="微软雅黑" w:hAnsi="微软雅黑" w:eastAsia="微软雅黑"/>
+          <w:b/>
+          <w:sz w:val="21"/>
+        </w:rPr>
+        <w:t>另一个机位</w:t>
+      </w:r>
+      <w:r>
+        <w:rPr>
+          <w:rFonts w:ascii="微软雅黑" w:hAnsi="微软雅黑" w:eastAsia="微软雅黑"/>
+          <w:b w:val="0"/>
+          <w:sz w:val="21"/>
+        </w:rPr>
+        <w:t>的窄带（y 416–514），这批片段里每帧落在包络内的球员数都是 0。</w:t>
       </w:r>
     </w:p>
     <w:p>
@@ -10245,35 +11527,7 @@
           <w:b w:val="0"/>
           <w:sz w:val="21"/>
         </w:rPr>
-        <w:t>n_det &gt;= 8 且 valid_frac &lt; 0.10  -&gt;  INVALID_VIEW（calibration_mismatch）</w:t>
-      </w:r>
-    </w:p>
-    <w:p>
-      <w:pPr>
-        <w:spacing w:after="120"/>
-        <w:ind w:firstLine="0"/>
-      </w:pPr>
-      <w:r>
-        <w:rPr>
-          <w:rFonts w:ascii="微软雅黑" w:hAnsi="微软雅黑" w:eastAsia="微软雅黑"/>
-          <w:b w:val="0"/>
-          <w:sz w:val="21"/>
-        </w:rPr>
-        <w:t># INVALID_VIEW 时 rows = []，不输出坐标（避免给出错误数据）</w:t>
-      </w:r>
-    </w:p>
-    <w:p>
-      <w:pPr>
-        <w:spacing w:after="120"/>
-        <w:ind w:firstLine="0"/>
-      </w:pPr>
-      <w:r>
-        <w:rPr>
-          <w:rFonts w:ascii="微软雅黑" w:hAnsi="微软雅黑" w:eastAsia="微软雅黑"/>
-          <w:b w:val="0"/>
-          <w:sz w:val="21"/>
-        </w:rPr>
-        <w:t>板上一帧有 8 个以上目标、又没有标定 ⇒ 判成「标定对不上」⇒ 坐标全清空。 这是</w:t>
+        <w:t>所以板端分层对照只能用</w:t>
       </w:r>
       <w:r>
         <w:rPr>
@@ -10281,191 +11535,45 @@
           <w:b/>
           <w:sz w:val="21"/>
         </w:rPr>
-        <w:t>设计里的保守规则</w:t>
-      </w:r>
-      <w:r>
-        <w:rPr>
-          <w:rFonts w:ascii="微软雅黑" w:hAnsi="微软雅黑" w:eastAsia="微软雅黑"/>
-          <w:b w:val="0"/>
-          <w:sz w:val="21"/>
-        </w:rPr>
-        <w:t>，不是模型看不见人：有计数器的 6 段普通片段里， 门限后 12.2–17.6 框/帧（均值 14.9），主机同 6 段是 14.3–20.4（均值 17.4）—— 同一量级（86%）； 球检出率也是同量级（板端 4%–48%，主机 0%–52%，逐段互有高低）。 争抢那 8 段跑得早，计数器还没上板，所以那一行的「门限后」是空的，不补猜数。</w:t>
-      </w:r>
-    </w:p>
-    <w:p>
-      <w:pPr>
-        <w:spacing w:after="120"/>
-        <w:ind w:firstLine="0"/>
-      </w:pPr>
-      <w:r>
-        <w:rPr>
-          <w:rFonts w:ascii="微软雅黑" w:hAnsi="微软雅黑" w:eastAsia="微软雅黑"/>
-          <w:b w:val="0"/>
-          <w:sz w:val="21"/>
-        </w:rPr>
-        <w:t>所以这条要分两层写：</w:t>
-      </w:r>
-    </w:p>
-    <w:p>
-      <w:pPr>
-        <w:pStyle w:val="ListNumber"/>
-      </w:pPr>
-      <w:r>
-        <w:rPr>
-          <w:rFonts w:ascii="微软雅黑" w:hAnsi="微软雅黑" w:eastAsia="微软雅黑"/>
-          <w:b/>
-          <w:sz w:val="21"/>
-        </w:rPr>
-        <w:t>板端检测链路本身是和主机对得上的</w:t>
-      </w:r>
-      <w:r>
-        <w:rPr>
-          <w:rFonts w:ascii="微软雅黑" w:hAnsi="微软雅黑" w:eastAsia="微软雅黑"/>
-          <w:b w:val="0"/>
-          <w:sz w:val="21"/>
-        </w:rPr>
-        <w:t>（每帧 14.9 vs 17.4 个跟踪目标），</w:t>
-      </w:r>
-    </w:p>
-    <w:p>
-      <w:pPr>
-        <w:spacing w:after="120"/>
-        <w:ind w:firstLine="0"/>
-      </w:pPr>
-      <w:r>
-        <w:rPr>
-          <w:rFonts w:ascii="微软雅黑" w:hAnsi="微软雅黑" w:eastAsia="微软雅黑"/>
-          <w:b w:val="0"/>
-          <w:sz w:val="21"/>
-        </w:rPr>
-        <w:t>差的 1–2 个在这儿量不出来是模型还是门限，但不是「差 30 倍」。</w:t>
-      </w:r>
-    </w:p>
-    <w:p>
-      <w:pPr>
-        <w:pStyle w:val="ListNumber"/>
-      </w:pPr>
-      <w:r>
-        <w:rPr>
-          <w:rFonts w:ascii="微软雅黑" w:hAnsi="微软雅黑" w:eastAsia="微软雅黑"/>
-          <w:b/>
-          <w:sz w:val="21"/>
-        </w:rPr>
-        <w:t>板端默认不给坐标</w:t>
-      </w:r>
-      <w:r>
-        <w:rPr>
-          <w:rFonts w:ascii="微软雅黑" w:hAnsi="微软雅黑" w:eastAsia="微软雅黑"/>
-          <w:b w:val="0"/>
-          <w:sz w:val="21"/>
-        </w:rPr>
-        <w:t xml:space="preserve">：没标定就一律 </w:t>
+        <w:t>门限之后、机位门限之前</w:t>
+      </w:r>
+      <w:r>
+        <w:rPr>
+          <w:rFonts w:ascii="微软雅黑" w:hAnsi="微软雅黑" w:eastAsia="微软雅黑"/>
+          <w:b w:val="0"/>
+          <w:sz w:val="21"/>
+        </w:rPr>
+        <w:t>的量：</w:t>
       </w:r>
       <w:r>
         <w:rPr>
           <w:rFonts w:ascii="Consolas" w:hAnsi="Consolas" w:eastAsia="Consolas"/>
           <w:sz w:val="20"/>
         </w:rPr>
-        <w:t>INVALID_VIEW</w:t>
-      </w:r>
-      <w:r>
-        <w:rPr>
-          <w:rFonts w:ascii="微软雅黑" w:hAnsi="微软雅黑" w:eastAsia="微软雅黑"/>
-          <w:b w:val="0"/>
-          <w:sz w:val="21"/>
-        </w:rPr>
-        <w:t>。要在板上拿到真正的分层结论，</w:t>
-      </w:r>
-    </w:p>
-    <w:p>
-      <w:pPr>
-        <w:spacing w:after="120"/>
-        <w:ind w:firstLine="0"/>
-      </w:pPr>
-      <w:r>
-        <w:rPr>
-          <w:rFonts w:ascii="微软雅黑" w:hAnsi="微软雅黑" w:eastAsia="微软雅黑"/>
-          <w:b w:val="0"/>
-          <w:sz w:val="21"/>
-        </w:rPr>
-        <w:t xml:space="preserve">必须带 </w:t>
+        <w:t>rows_post / 帧</w:t>
+      </w:r>
+      <w:r>
+        <w:rPr>
+          <w:rFonts w:ascii="微软雅黑" w:hAnsi="微软雅黑" w:eastAsia="微软雅黑"/>
+          <w:b w:val="0"/>
+          <w:sz w:val="21"/>
+        </w:rPr>
+        <w:t xml:space="preserve">。 它不依赖标定、不依赖机位有效性判定，和主机的 </w:t>
       </w:r>
       <w:r>
         <w:rPr>
           <w:rFonts w:ascii="Consolas" w:hAnsi="Consolas" w:eastAsia="Consolas"/>
           <w:sz w:val="20"/>
         </w:rPr>
-        <w:t>--calib</w:t>
-      </w:r>
-      <w:r>
-        <w:rPr>
-          <w:rFonts w:ascii="微软雅黑" w:hAnsi="微软雅黑" w:eastAsia="微软雅黑"/>
-          <w:b w:val="0"/>
-          <w:sz w:val="21"/>
-        </w:rPr>
-        <w:t>，而且这份标定得</w:t>
-      </w:r>
-      <w:r>
-        <w:rPr>
-          <w:rFonts w:ascii="微软雅黑" w:hAnsi="微软雅黑" w:eastAsia="微软雅黑"/>
-          <w:b/>
-          <w:sz w:val="21"/>
-        </w:rPr>
-        <w:t>对得上这批片段所用的机位</w:t>
-      </w:r>
-      <w:r>
-        <w:rPr>
-          <w:rFonts w:ascii="微软雅黑" w:hAnsi="微软雅黑" w:eastAsia="微软雅黑"/>
-          <w:b w:val="0"/>
-          <w:sz w:val="21"/>
-        </w:rPr>
-        <w:t xml:space="preserve"> —— 对不上时判 </w:t>
-      </w:r>
-      <w:r>
-        <w:rPr>
-          <w:rFonts w:ascii="Consolas" w:hAnsi="Consolas" w:eastAsia="Consolas"/>
-          <w:sz w:val="20"/>
-        </w:rPr>
-        <w:t>calibration_mismatch</w:t>
-      </w:r>
-      <w:r>
-        <w:rPr>
-          <w:rFonts w:ascii="微软雅黑" w:hAnsi="微软雅黑" w:eastAsia="微软雅黑"/>
-          <w:b w:val="0"/>
-          <w:sz w:val="21"/>
-        </w:rPr>
-        <w:t xml:space="preserve"> 恰恰是它该做的事。 这一步（带标定重跑 + 核对 </w:t>
-      </w:r>
-      <w:r>
-        <w:rPr>
-          <w:rFonts w:ascii="Consolas" w:hAnsi="Consolas" w:eastAsia="Consolas"/>
-          <w:sz w:val="20"/>
-        </w:rPr>
-        <w:t>camera_state</w:t>
-      </w:r>
-      <w:r>
-        <w:rPr>
-          <w:rFonts w:ascii="微软雅黑" w:hAnsi="微软雅黑" w:eastAsia="微软雅黑"/>
-          <w:b w:val="0"/>
-          <w:sz w:val="21"/>
-        </w:rPr>
-        <w:t xml:space="preserve"> 分布）被板子的第三次崩溃打断，</w:t>
-      </w:r>
-      <w:r>
-        <w:rPr>
-          <w:rFonts w:ascii="微软雅黑" w:hAnsi="微软雅黑" w:eastAsia="微软雅黑"/>
-          <w:b/>
-          <w:sz w:val="21"/>
-        </w:rPr>
-        <w:t>尚未完成</w:t>
-      </w:r>
-      <w:r>
-        <w:rPr>
-          <w:rFonts w:ascii="微软雅黑" w:hAnsi="微软雅黑" w:eastAsia="微软雅黑"/>
-          <w:b w:val="0"/>
-          <w:sz w:val="21"/>
-        </w:rPr>
-        <w:t>。</w:t>
+        <w:t>players_mean</w:t>
+      </w:r>
+      <w:r>
+        <w:rPr>
+          <w:rFonts w:ascii="微软雅黑" w:hAnsi="微软雅黑" w:eastAsia="微软雅黑"/>
+          <w:b w:val="0"/>
+          <w:sz w:val="21"/>
+        </w:rPr>
+        <w:t xml:space="preserve"> 是同一类计数。</w:t>
       </w:r>
     </w:p>
     <w:p>
@@ -23651,7 +24759,7 @@
           <w:b w:val="0"/>
           <w:sz w:val="21"/>
         </w:rPr>
-        <w:t>，但</w:t>
+        <w:t xml:space="preserve">。 </w:t>
       </w:r>
       <w:r>
         <w:rPr>
@@ -23659,122 +24767,260 @@
           <w:b/>
           <w:sz w:val="21"/>
         </w:rPr>
-        <w:t>屏幕上的颜色/版面没人看过</w:t>
-      </w:r>
-      <w:r>
-        <w:rPr>
-          <w:rFonts w:ascii="微软雅黑" w:hAnsi="微软雅黑" w:eastAsia="微软雅黑"/>
-          <w:b w:val="0"/>
-          <w:sz w:val="21"/>
-        </w:rPr>
-        <w:t xml:space="preserve">， 因此本报告不写「已验证」。同一批还修了一个只在真屏上暴露的缺陷： HDMI 帧缓存从 </w:t>
+        <w:t>LCD 侧人眼也已确认</w:t>
+      </w:r>
+      <w:r>
+        <w:rPr>
+          <w:rFonts w:ascii="微软雅黑" w:hAnsi="微软雅黑" w:eastAsia="微软雅黑"/>
+          <w:b w:val="0"/>
+          <w:sz w:val="21"/>
+        </w:rPr>
+        <w:t xml:space="preserve">：20:3x 用户报「LCD 是彩条」，正是 </w:t>
       </w:r>
       <w:r>
         <w:rPr>
           <w:rFonts w:ascii="Consolas" w:hAnsi="Consolas" w:eastAsia="Consolas"/>
           <w:sz w:val="20"/>
         </w:rPr>
-        <w:t>allocate()</w:t>
-      </w:r>
-      <w:r>
-        <w:rPr>
-          <w:rFonts w:ascii="微软雅黑" w:hAnsi="微软雅黑" w:eastAsia="微软雅黑"/>
-          <w:b w:val="0"/>
-          <w:sz w:val="21"/>
-        </w:rPr>
-        <w:t xml:space="preserve"> 出来是 </w:t>
+        <w:t>lcd_selftest</w:t>
+      </w:r>
+      <w:r>
+        <w:rPr>
+          <w:rFonts w:ascii="微软雅黑" w:hAnsi="微软雅黑" w:eastAsia="微软雅黑"/>
+          <w:b w:val="0"/>
+          <w:sz w:val="21"/>
+        </w:rPr>
+        <w:t xml:space="preserve"> 写的 8 条 100 px 竖彩块（红绿蓝黄青紫白深灰）——</w:t>
       </w:r>
       <w:r>
         <w:rPr>
           <w:rFonts w:ascii="Consolas" w:hAnsi="Consolas" w:eastAsia="Consolas"/>
           <w:sz w:val="20"/>
         </w:rPr>
-        <w:t>cacheable=True</w:t>
-      </w:r>
-      <w:r>
-        <w:rPr>
-          <w:rFonts w:ascii="微软雅黑" w:hAnsi="微软雅黑" w:eastAsia="微软雅黑"/>
-          <w:b w:val="0"/>
-          <w:sz w:val="21"/>
-        </w:rPr>
-        <w:t xml:space="preserve">，CPU 写完只在 cache 里， PL 走 </w:t>
+        <w:t>LCD_VISUAL_OK</w:t>
+      </w:r>
+      <w:r>
+        <w:rPr>
+          <w:rFonts w:ascii="微软雅黑" w:hAnsi="微软雅黑" w:eastAsia="微软雅黑"/>
+          <w:b w:val="0"/>
+          <w:sz w:val="21"/>
+        </w:rPr>
+        <w:t xml:space="preserve"> 记上，但</w:t>
+      </w:r>
+      <w:r>
+        <w:rPr>
+          <w:rFonts w:ascii="微软雅黑" w:hAnsi="微软雅黑" w:eastAsia="微软雅黑"/>
+          <w:b/>
+          <w:sz w:val="21"/>
+        </w:rPr>
+        <w:t>HDMI 侧不成立</w:t>
+      </w:r>
+      <w:r>
+        <w:rPr>
+          <w:rFonts w:ascii="微软雅黑" w:hAnsi="微软雅黑" w:eastAsia="微软雅黑"/>
+          <w:b w:val="0"/>
+          <w:sz w:val="21"/>
+        </w:rPr>
+        <w:t xml:space="preserve">（见下条）。同一批还修了一个只在真屏上暴露的缺陷： HDMI 帧缓存从 </w:t>
       </w:r>
       <w:r>
         <w:rPr>
           <w:rFonts w:ascii="Consolas" w:hAnsi="Consolas" w:eastAsia="Consolas"/>
           <w:sz w:val="20"/>
         </w:rPr>
-        <w:t>S_AXI_HP0</w:t>
-      </w:r>
-      <w:r>
-        <w:rPr>
-          <w:rFonts w:ascii="微软雅黑" w:hAnsi="微软雅黑" w:eastAsia="微软雅黑"/>
-          <w:b w:val="0"/>
-          <w:sz w:val="21"/>
-        </w:rPr>
-        <w:t xml:space="preserve"> 直读 DDR 会读到旧内容 —— 表现为 </w:t>
-      </w:r>
-      <w:r>
-        <w:rPr>
-          <w:rFonts w:ascii="微软雅黑" w:hAnsi="微软雅黑" w:eastAsia="微软雅黑"/>
-          <w:b/>
-          <w:sz w:val="21"/>
-        </w:rPr>
-        <w:t>`frames` 60/s、`under=0` 一切正常但屏上纯白</w:t>
-      </w:r>
-      <w:r>
-        <w:rPr>
-          <w:rFonts w:ascii="微软雅黑" w:hAnsi="微软雅黑" w:eastAsia="微软雅黑"/>
-          <w:b w:val="0"/>
-          <w:sz w:val="21"/>
-        </w:rPr>
-        <w:t xml:space="preserve">。 已在切基址前加 </w:t>
+        <w:t>allocate()</w:t>
+      </w:r>
+      <w:r>
+        <w:rPr>
+          <w:rFonts w:ascii="微软雅黑" w:hAnsi="微软雅黑" w:eastAsia="微软雅黑"/>
+          <w:b w:val="0"/>
+          <w:sz w:val="21"/>
+        </w:rPr>
+        <w:t xml:space="preserve"> 出来是 </w:t>
       </w:r>
       <w:r>
         <w:rPr>
           <w:rFonts w:ascii="Consolas" w:hAnsi="Consolas" w:eastAsia="Consolas"/>
           <w:sz w:val="20"/>
         </w:rPr>
-        <w:t>Buffer.flush()</w:t>
-      </w:r>
-      <w:r>
-        <w:rPr>
-          <w:rFonts w:ascii="微软雅黑" w:hAnsi="微软雅黑" w:eastAsia="微软雅黑"/>
-          <w:b w:val="0"/>
-          <w:sz w:val="21"/>
-        </w:rPr>
-        <w:t>，</w:t>
-      </w:r>
-      <w:r>
-        <w:rPr>
-          <w:rFonts w:ascii="微软雅黑" w:hAnsi="微软雅黑" w:eastAsia="微软雅黑"/>
-          <w:b/>
-          <w:sz w:val="21"/>
-        </w:rPr>
-        <w:t>修复未经复验</w:t>
-      </w:r>
-      <w:r>
-        <w:rPr>
-          <w:rFonts w:ascii="微软雅黑" w:hAnsi="微软雅黑" w:eastAsia="微软雅黑"/>
-          <w:b w:val="0"/>
-          <w:sz w:val="21"/>
-        </w:rPr>
-        <w:t xml:space="preserve">（人眼入口 </w:t>
+        <w:t>cacheable=True</w:t>
+      </w:r>
+      <w:r>
+        <w:rPr>
+          <w:rFonts w:ascii="微软雅黑" w:hAnsi="微软雅黑" w:eastAsia="微软雅黑"/>
+          <w:b w:val="0"/>
+          <w:sz w:val="21"/>
+        </w:rPr>
+        <w:t xml:space="preserve">，CPU 写完只在 cache 里， PL 走 </w:t>
       </w:r>
       <w:r>
         <w:rPr>
           <w:rFonts w:ascii="Consolas" w:hAnsi="Consolas" w:eastAsia="Consolas"/>
           <w:sz w:val="20"/>
         </w:rPr>
-        <w:t>tools/check_hdmi_cards.py</w:t>
-      </w:r>
-      <w:r>
-        <w:rPr>
-          <w:rFonts w:ascii="微软雅黑" w:hAnsi="微软雅黑" w:eastAsia="微软雅黑"/>
-          <w:b w:val="0"/>
-          <w:sz w:val="21"/>
-        </w:rPr>
-        <w:t>，五张带字色卡）。 另：分层测试集扩到 8+8 后，「争抢画面球更难检出」这条</w:t>
+        <w:t>S_AXI_HP0</w:t>
+      </w:r>
+      <w:r>
+        <w:rPr>
+          <w:rFonts w:ascii="微软雅黑" w:hAnsi="微软雅黑" w:eastAsia="微软雅黑"/>
+          <w:b w:val="0"/>
+          <w:sz w:val="21"/>
+        </w:rPr>
+        <w:t xml:space="preserve"> 直读 DDR 会读到旧内容 —— 表现为 </w:t>
+      </w:r>
+      <w:r>
+        <w:rPr>
+          <w:rFonts w:ascii="微软雅黑" w:hAnsi="微软雅黑" w:eastAsia="微软雅黑"/>
+          <w:b/>
+          <w:sz w:val="21"/>
+        </w:rPr>
+        <w:t>`frames` 60/s、`under=0` 一切正常但屏上纯白</w:t>
+      </w:r>
+      <w:r>
+        <w:rPr>
+          <w:rFonts w:ascii="微软雅黑" w:hAnsi="微软雅黑" w:eastAsia="微软雅黑"/>
+          <w:b w:val="0"/>
+          <w:sz w:val="21"/>
+        </w:rPr>
+        <w:t xml:space="preserve">。 已在切基址前加 </w:t>
+      </w:r>
+      <w:r>
+        <w:rPr>
+          <w:rFonts w:ascii="Consolas" w:hAnsi="Consolas" w:eastAsia="Consolas"/>
+          <w:sz w:val="20"/>
+        </w:rPr>
+        <w:t>Buffer.flush()</w:t>
+      </w:r>
+      <w:r>
+        <w:rPr>
+          <w:rFonts w:ascii="微软雅黑" w:hAnsi="微软雅黑" w:eastAsia="微软雅黑"/>
+          <w:b w:val="0"/>
+          <w:sz w:val="21"/>
+        </w:rPr>
+        <w:t>，</w:t>
+      </w:r>
+      <w:r>
+        <w:rPr>
+          <w:rFonts w:ascii="微软雅黑" w:hAnsi="微软雅黑" w:eastAsia="微软雅黑"/>
+          <w:b/>
+          <w:sz w:val="21"/>
+        </w:rPr>
+        <w:t>复验结果：仍未出画面</w:t>
+      </w:r>
+      <w:r>
+        <w:rPr>
+          <w:rFonts w:ascii="微软雅黑" w:hAnsi="微软雅黑" w:eastAsia="微软雅黑"/>
+          <w:b w:val="0"/>
+          <w:sz w:val="21"/>
+        </w:rPr>
+        <w:t xml:space="preserve">（20:2x 又跑一次五色卡 + 收尾横幅， 机器侧 </w:t>
+      </w:r>
+      <w:r>
+        <w:rPr>
+          <w:rFonts w:ascii="Consolas" w:hAnsi="Consolas" w:eastAsia="Consolas"/>
+          <w:sz w:val="20"/>
+        </w:rPr>
+        <w:t>frames 6105→7916 under=0</w:t>
+      </w:r>
+      <w:r>
+        <w:rPr>
+          <w:rFonts w:ascii="微软雅黑" w:hAnsi="微软雅黑" w:eastAsia="微软雅黑"/>
+          <w:b w:val="0"/>
+          <w:sz w:val="21"/>
+        </w:rPr>
+        <w:t xml:space="preserve">，人眼仍什么都看不到）⇒ </w:t>
+      </w:r>
+      <w:r>
+        <w:rPr>
+          <w:rFonts w:ascii="微软雅黑" w:hAnsi="微软雅黑" w:eastAsia="微软雅黑"/>
+          <w:b/>
+          <w:sz w:val="21"/>
+        </w:rPr>
+        <w:t>`flush()` 不是根因，此归因作废</w:t>
+      </w:r>
+      <w:r>
+        <w:rPr>
+          <w:rFonts w:ascii="微软雅黑" w:hAnsi="微软雅黑" w:eastAsia="微软雅黑"/>
+          <w:b w:val="0"/>
+          <w:sz w:val="21"/>
+        </w:rPr>
+        <w:t xml:space="preserve">。 随后用 </w:t>
+      </w:r>
+      <w:r>
+        <w:rPr>
+          <w:rFonts w:ascii="Consolas" w:hAnsi="Consolas" w:eastAsia="Consolas"/>
+          <w:sz w:val="20"/>
+        </w:rPr>
+        <w:t>hdmi_testpattern.bit</w:t>
+      </w:r>
+      <w:r>
+        <w:rPr>
+          <w:rFonts w:ascii="微软雅黑" w:hAnsi="微软雅黑" w:eastAsia="微软雅黑"/>
+          <w:b w:val="0"/>
+          <w:sz w:val="21"/>
+        </w:rPr>
+        <w:t>（纯 RTL 彩条、不碰 DDR）切链：</w:t>
+      </w:r>
+      <w:r>
+        <w:rPr>
+          <w:rFonts w:ascii="微软雅黑" w:hAnsi="微软雅黑" w:eastAsia="微软雅黑"/>
+          <w:b/>
+          <w:sz w:val="21"/>
+        </w:rPr>
+        <w:t>人眼看到彩条</w:t>
+      </w:r>
+      <w:r>
+        <w:rPr>
+          <w:rFonts w:ascii="微软雅黑" w:hAnsi="微软雅黑" w:eastAsia="微软雅黑"/>
+          <w:b w:val="0"/>
+          <w:sz w:val="21"/>
+        </w:rPr>
+        <w:t xml:space="preserve">， 证明 TMDS/时钟/引脚/显示器全好，故障在「DDR 帧缓存 → </w:t>
+      </w:r>
+      <w:r>
+        <w:rPr>
+          <w:rFonts w:ascii="Consolas" w:hAnsi="Consolas" w:eastAsia="Consolas"/>
+          <w:sz w:val="20"/>
+        </w:rPr>
+        <w:t>fb_scanout</w:t>
+      </w:r>
+      <w:r>
+        <w:rPr>
+          <w:rFonts w:ascii="微软雅黑" w:hAnsi="微软雅黑" w:eastAsia="微软雅黑"/>
+          <w:b w:val="0"/>
+          <w:sz w:val="21"/>
+        </w:rPr>
+        <w:t xml:space="preserve">」段； 而 </w:t>
+      </w:r>
+      <w:r>
+        <w:rPr>
+          <w:rFonts w:ascii="Consolas" w:hAnsi="Consolas" w:eastAsia="Consolas"/>
+          <w:sz w:val="20"/>
+        </w:rPr>
+        <w:t>under=0</w:t>
+      </w:r>
+      <w:r>
+        <w:rPr>
+          <w:rFonts w:ascii="微软雅黑" w:hAnsi="微软雅黑" w:eastAsia="微软雅黑"/>
+          <w:b w:val="0"/>
+          <w:sz w:val="21"/>
+        </w:rPr>
+        <w:t xml:space="preserve"> 本身不构成证据（读回全零时它照样是 0）。当前按 </w:t>
+      </w:r>
+      <w:r>
+        <w:rPr>
+          <w:rFonts w:ascii="Consolas" w:hAnsi="Consolas" w:eastAsia="Consolas"/>
+          <w:sz w:val="20"/>
+        </w:rPr>
+        <w:t>build/fb_diag.py</w:t>
+      </w:r>
+      <w:r>
+        <w:rPr>
+          <w:rFonts w:ascii="微软雅黑" w:hAnsi="微软雅黑" w:eastAsia="微软雅黑"/>
+          <w:b w:val="0"/>
+          <w:sz w:val="21"/>
+        </w:rPr>
+        <w:t xml:space="preserve"> 三段 （刷新缓存 / 换基址 / MMIO 直写物理地址）逐段看屏定性，结论待补。 另：分层测试集扩到 8+8 后，「争抢画面球更难检出」这条</w:t>
       </w:r>
       <w:r>
         <w:rPr>

--- a/report/design_report.docx
+++ b/report/design_report.docx
@@ -27,7 +27,7 @@
           <w:b/>
           <w:sz w:val="21"/>
         </w:rPr>
-        <w:t>设计报告（提交稿 v1.2）</w:t>
+        <w:t>设计报告（提交稿 v1.3）</w:t>
       </w:r>
     </w:p>
     <w:p>
@@ -54,7 +54,7 @@
           <w:b w:val="0"/>
           <w:sz w:val="21"/>
         </w:rPr>
-        <w:t>同步 D023–D026 与 2026-10-28–30 的 LCD 重做记录；v1.2 补 10-31 的 HDMI 三处 RTL 缺陷、 系统级仿真回归与单行/单列几何探针，上板人眼结论仍待补）</w:t>
+        <w:t>同步 D023–D026 与 2026-10-28–30 的 LCD 重做记录；v1.2 补 10-31 的 HDMI 三处 RTL 缺陷、 系统级仿真回归与单行/单列几何探针；v1.3 补 10-31 上板两轮实测：取数吞吐缺陷定量与修复 （黑横条消失、画面不跳），以及读地址错 2 像素造成整幅图右移 —— 修正片待上板）</w:t>
       </w:r>
     </w:p>
     <w:p>
@@ -1066,15 +1066,45 @@
                 <w:b/>
                 <w:sz w:val="18"/>
               </w:rPr>
-              <w:t>人眼未过</w:t>
-            </w:r>
-            <w:r>
-              <w:rPr>
-                <w:rFonts w:ascii="微软雅黑" w:hAnsi="微软雅黑" w:eastAsia="微软雅黑"/>
-                <w:b w:val="0"/>
-                <w:sz w:val="18"/>
-              </w:rPr>
-              <w:t>：HDMI 帧缓存图（10-31 屏上是「左边白、其余黑、白上有黑横条」）——已在仿真中定位并修复三处 RTL 缺陷（末列恒黑、取数回绕冻结、累加口径错拍），</w:t>
+              <w:t>人眼部分过（2026-10-31 12:52 片）</w:t>
+            </w:r>
+            <w:r>
+              <w:rPr>
+                <w:rFonts w:ascii="微软雅黑" w:hAnsi="微软雅黑" w:eastAsia="微软雅黑"/>
+                <w:b w:val="0"/>
+                <w:sz w:val="18"/>
+              </w:rPr>
+              <w:t xml:space="preserve">：13 条黑横条消失、画面不再跳动（取数吞吐已修）；剩余整幅图右移 2 像素（读地址 </w:t>
+            </w:r>
+            <w:r>
+              <w:rPr>
+                <w:rFonts w:ascii="Consolas" w:hAnsi="Consolas" w:eastAsia="Consolas"/>
+                <w:sz w:val="17"/>
+              </w:rPr>
+              <w:t>max(xpos-2,0)</w:t>
+            </w:r>
+            <w:r>
+              <w:rPr>
+                <w:rFonts w:ascii="微软雅黑" w:hAnsi="微软雅黑" w:eastAsia="微软雅黑"/>
+                <w:b w:val="0"/>
+                <w:sz w:val="18"/>
+              </w:rPr>
+              <w:t xml:space="preserve"> 造成，已改回 </w:t>
+            </w:r>
+            <w:r>
+              <w:rPr>
+                <w:rFonts w:ascii="Consolas" w:hAnsi="Consolas" w:eastAsia="Consolas"/>
+                <w:sz w:val="17"/>
+              </w:rPr>
+              <w:t>xpos</w:t>
+            </w:r>
+            <w:r>
+              <w:rPr>
+                <w:rFonts w:ascii="微软雅黑" w:hAnsi="微软雅黑" w:eastAsia="微软雅黑"/>
+                <w:b w:val="0"/>
+                <w:sz w:val="18"/>
+              </w:rPr>
+              <w:t>），</w:t>
             </w:r>
             <w:r>
               <w:rPr>
@@ -1082,7 +1112,7 @@
                 <w:b/>
                 <w:sz w:val="18"/>
               </w:rPr>
-              <w:t>修正后的比特流尚未上板</w:t>
+              <w:t>13:37 的片因网口断开尚未上板</w:t>
             </w:r>
           </w:p>
         </w:tc>
@@ -7800,6 +7830,520 @@
                 <w:sz w:val="18"/>
               </w:rPr>
               <w:t>，系统级 TB 逐像素 3,686,400 点 0 错</w:t>
+            </w:r>
+          </w:p>
+        </w:tc>
+      </w:tr>
+      <w:tr>
+        <w:tc>
+          <w:tcPr>
+            <w:tcW w:type="dxa" w:w="2880"/>
+          </w:tcPr>
+          <w:p>
+            <w:r/>
+            <w:r>
+              <w:rPr>
+                <w:rFonts w:ascii="微软雅黑" w:hAnsi="微软雅黑" w:eastAsia="微软雅黑"/>
+                <w:b/>
+                <w:sz w:val="18"/>
+              </w:rPr>
+              <w:t>上板（10-31 12:07，机器）</w:t>
+            </w:r>
+          </w:p>
+        </w:tc>
+        <w:tc>
+          <w:tcPr>
+            <w:tcW w:type="dxa" w:w="2880"/>
+          </w:tcPr>
+          <w:p>
+            <w:r/>
+            <w:r>
+              <w:rPr>
+                <w:rFonts w:ascii="微软雅黑" w:hAnsi="微软雅黑" w:eastAsia="微软雅黑"/>
+                <w:b w:val="0"/>
+                <w:sz w:val="18"/>
+              </w:rPr>
+              <w:t>吞吐不足已定量</w:t>
+            </w:r>
+          </w:p>
+        </w:tc>
+        <w:tc>
+          <w:tcPr>
+            <w:tcW w:type="dxa" w:w="2880"/>
+          </w:tcPr>
+          <w:p>
+            <w:r/>
+            <w:r>
+              <w:rPr>
+                <w:rFonts w:ascii="微软雅黑" w:hAnsi="微软雅黑" w:eastAsia="微软雅黑"/>
+                <w:b w:val="0"/>
+                <w:sz w:val="18"/>
+              </w:rPr>
+              <w:t>全套几何探针：行号 Σ=181,248（应 258,840，整体偏移 −107.77 行）、</w:t>
+            </w:r>
+            <w:r>
+              <w:rPr>
+                <w:rFonts w:ascii="微软雅黑" w:hAnsi="微软雅黑" w:eastAsia="微软雅黑"/>
+                <w:b/>
+                <w:sz w:val="18"/>
+              </w:rPr>
+              <w:t>源行 716–719 完全没显示</w:t>
+            </w:r>
+            <w:r>
+              <w:rPr>
+                <w:rFonts w:ascii="微软雅黑" w:hAnsi="微软雅黑" w:eastAsia="微软雅黑"/>
+                <w:b w:val="0"/>
+                <w:sz w:val="18"/>
+              </w:rPr>
+              <w:t xml:space="preserve">、每列只显示一半，而 </w:t>
+            </w:r>
+            <w:r>
+              <w:rPr>
+                <w:rFonts w:ascii="Consolas" w:hAnsi="Consolas" w:eastAsia="Consolas"/>
+                <w:sz w:val="17"/>
+              </w:rPr>
+              <w:t>under</w:t>
+            </w:r>
+            <w:r>
+              <w:rPr>
+                <w:rFonts w:ascii="微软雅黑" w:hAnsi="微软雅黑" w:eastAsia="微软雅黑"/>
+                <w:b w:val="0"/>
+                <w:sz w:val="18"/>
+              </w:rPr>
+              <w:t xml:space="preserve"> 始终为 0 ⇒ 每行取数没在一行时间内追平，行缓存被回头重写。旧引擎每行 20 个 64 拍突发、每个都等数据全回，一行只有 1650 pclk，延迟一超 18 拍就</w:t>
+            </w:r>
+            <w:r>
+              <w:rPr>
+                <w:rFonts w:ascii="微软雅黑" w:hAnsi="微软雅黑" w:eastAsia="微软雅黑"/>
+                <w:b/>
+                <w:sz w:val="18"/>
+              </w:rPr>
+              <w:t>永远追不上</w:t>
+            </w:r>
+            <w:r>
+              <w:rPr>
+                <w:rFonts w:ascii="微软雅黑" w:hAnsi="微软雅黑" w:eastAsia="微软雅黑"/>
+                <w:b w:val="0"/>
+                <w:sz w:val="18"/>
+              </w:rPr>
+              <w:t>。改为请求/写入游标解耦 + 最多 4 个突发在飞、</w:t>
+            </w:r>
+            <w:r>
+              <w:rPr>
+                <w:rFonts w:ascii="Consolas" w:hAnsi="Consolas" w:eastAsia="Consolas"/>
+                <w:sz w:val="17"/>
+              </w:rPr>
+              <w:t>BURST</w:t>
+            </w:r>
+            <w:r>
+              <w:rPr>
+                <w:rFonts w:ascii="微软雅黑" w:hAnsi="微软雅黑" w:eastAsia="微软雅黑"/>
+                <w:b w:val="0"/>
+                <w:sz w:val="18"/>
+              </w:rPr>
+              <w:t xml:space="preserve"> 64→255</w:t>
+            </w:r>
+          </w:p>
+        </w:tc>
+      </w:tr>
+      <w:tr>
+        <w:tc>
+          <w:tcPr>
+            <w:tcW w:type="dxa" w:w="2880"/>
+          </w:tcPr>
+          <w:p>
+            <w:r/>
+            <w:r>
+              <w:rPr>
+                <w:rFonts w:ascii="微软雅黑" w:hAnsi="微软雅黑" w:eastAsia="微软雅黑"/>
+                <w:b/>
+                <w:sz w:val="18"/>
+              </w:rPr>
+              <w:t>上板（10-31 12:52，机器+人眼）</w:t>
+            </w:r>
+          </w:p>
+        </w:tc>
+        <w:tc>
+          <w:tcPr>
+            <w:tcW w:type="dxa" w:w="2880"/>
+          </w:tcPr>
+          <w:p>
+            <w:r/>
+            <w:r>
+              <w:rPr>
+                <w:rFonts w:ascii="微软雅黑" w:hAnsi="微软雅黑" w:eastAsia="微软雅黑"/>
+                <w:b w:val="0"/>
+                <w:sz w:val="18"/>
+              </w:rPr>
+              <w:t>吞吐修好，暴露 2 像素错位</w:t>
+            </w:r>
+          </w:p>
+        </w:tc>
+        <w:tc>
+          <w:tcPr>
+            <w:tcW w:type="dxa" w:w="2880"/>
+          </w:tcPr>
+          <w:p>
+            <w:r/>
+            <w:r>
+              <w:rPr>
+                <w:rFonts w:ascii="微软雅黑" w:hAnsi="微软雅黑" w:eastAsia="微软雅黑"/>
+                <w:b w:val="0"/>
+                <w:sz w:val="18"/>
+              </w:rPr>
+              <w:t>机器：</w:t>
+            </w:r>
+            <w:r>
+              <w:rPr>
+                <w:rFonts w:ascii="Consolas" w:hAnsi="Consolas" w:eastAsia="Consolas"/>
+                <w:sz w:val="17"/>
+              </w:rPr>
+              <w:t>Σ=258,840</w:t>
+            </w:r>
+            <w:r>
+              <w:rPr>
+                <w:rFonts w:ascii="微软雅黑" w:hAnsi="微软雅黑" w:eastAsia="微软雅黑"/>
+                <w:b w:val="0"/>
+                <w:sz w:val="18"/>
+              </w:rPr>
+              <w:t xml:space="preserve"> ✓、每个源行恰好 1 次（含 719）✓、源列 0 三次 ✓、VRAMP 累加和 MATCH ✓、</w:t>
+            </w:r>
+            <w:r>
+              <w:rPr>
+                <w:rFonts w:ascii="Consolas" w:hAnsi="Consolas" w:eastAsia="Consolas"/>
+                <w:sz w:val="17"/>
+              </w:rPr>
+              <w:t>under=0</w:t>
+            </w:r>
+            <w:r>
+              <w:rPr>
+                <w:rFonts w:ascii="微软雅黑" w:hAnsi="微软雅黑" w:eastAsia="微软雅黑"/>
+                <w:b w:val="0"/>
+                <w:sz w:val="18"/>
+              </w:rPr>
+              <w:t>。人眼：</w:t>
+            </w:r>
+            <w:r>
+              <w:rPr>
+                <w:rFonts w:ascii="微软雅黑" w:hAnsi="微软雅黑" w:eastAsia="微软雅黑"/>
+                <w:b/>
+                <w:sz w:val="18"/>
+              </w:rPr>
+              <w:t>13 条黑横条消失、画面不再跳动</w:t>
+            </w:r>
+            <w:r>
+              <w:rPr>
+                <w:rFonts w:ascii="微软雅黑" w:hAnsi="微软雅黑" w:eastAsia="微软雅黑"/>
+                <w:b w:val="0"/>
+                <w:sz w:val="18"/>
+              </w:rPr>
+              <w:t>；但整幅图</w:t>
+            </w:r>
+            <w:r>
+              <w:rPr>
+                <w:rFonts w:ascii="微软雅黑" w:hAnsi="微软雅黑" w:eastAsia="微软雅黑"/>
+                <w:b/>
+                <w:sz w:val="18"/>
+              </w:rPr>
+              <w:t>右移 2 像素</w:t>
+            </w:r>
+            <w:r>
+              <w:rPr>
+                <w:rFonts w:ascii="微软雅黑" w:hAnsi="微软雅黑" w:eastAsia="微软雅黑"/>
+                <w:b w:val="0"/>
+                <w:sz w:val="18"/>
+              </w:rPr>
+              <w:t>（白/蓝块不贴左边缘、右边缘内容出现在最左边）</w:t>
+            </w:r>
+          </w:p>
+        </w:tc>
+      </w:tr>
+      <w:tr>
+        <w:tc>
+          <w:tcPr>
+            <w:tcW w:type="dxa" w:w="2880"/>
+          </w:tcPr>
+          <w:p>
+            <w:r/>
+            <w:r>
+              <w:rPr>
+                <w:rFonts w:ascii="微软雅黑" w:hAnsi="微软雅黑" w:eastAsia="微软雅黑"/>
+                <w:b/>
+                <w:sz w:val="18"/>
+              </w:rPr>
+              <w:t>归因（10-31 13:xx）</w:t>
+            </w:r>
+          </w:p>
+        </w:tc>
+        <w:tc>
+          <w:tcPr>
+            <w:tcW w:type="dxa" w:w="2880"/>
+          </w:tcPr>
+          <w:p>
+            <w:r/>
+            <w:r>
+              <w:rPr>
+                <w:rFonts w:ascii="微软雅黑" w:hAnsi="微软雅黑" w:eastAsia="微软雅黑"/>
+                <w:b w:val="0"/>
+                <w:sz w:val="18"/>
+              </w:rPr>
+              <w:t>读地址错在减 2</w:t>
+            </w:r>
+          </w:p>
+        </w:tc>
+        <w:tc>
+          <w:tcPr>
+            <w:tcW w:type="dxa" w:w="2880"/>
+          </w:tcPr>
+          <w:p>
+            <w:r/>
+            <w:r>
+              <w:rPr>
+                <w:rFonts w:ascii="Consolas" w:hAnsi="Consolas" w:eastAsia="Consolas"/>
+                <w:sz w:val="17"/>
+              </w:rPr>
+              <w:t>video_driver</w:t>
+            </w:r>
+            <w:r>
+              <w:rPr>
+                <w:rFonts w:ascii="微软雅黑" w:hAnsi="微软雅黑" w:eastAsia="微软雅黑"/>
+                <w:b w:val="0"/>
+                <w:sz w:val="18"/>
+              </w:rPr>
+              <w:t xml:space="preserve"> 的 </w:t>
+            </w:r>
+            <w:r>
+              <w:rPr>
+                <w:rFonts w:ascii="Consolas" w:hAnsi="Consolas" w:eastAsia="Consolas"/>
+                <w:sz w:val="17"/>
+              </w:rPr>
+              <w:t>pixel_xpos(t)=cnt_h(t)−259</w:t>
+            </w:r>
+            <w:r>
+              <w:rPr>
+                <w:rFonts w:ascii="微软雅黑" w:hAnsi="微软雅黑" w:eastAsia="微软雅黑"/>
+                <w:b w:val="0"/>
+                <w:sz w:val="18"/>
+              </w:rPr>
+              <w:t xml:space="preserve">，de 拍 C 上 </w:t>
+            </w:r>
+            <w:r>
+              <w:rPr>
+                <w:rFonts w:ascii="Consolas" w:hAnsi="Consolas" w:eastAsia="Consolas"/>
+                <w:sz w:val="17"/>
+              </w:rPr>
+              <w:t>xpos=C+1</w:t>
+            </w:r>
+            <w:r>
+              <w:rPr>
+                <w:rFonts w:ascii="微软雅黑" w:hAnsi="微软雅黑" w:eastAsia="微软雅黑"/>
+                <w:b w:val="0"/>
+                <w:sz w:val="18"/>
+              </w:rPr>
+              <w:t xml:space="preserve">（旧注释写的 0…1279 差一）。BRAM 读是同步的，要 </w:t>
+            </w:r>
+            <w:r>
+              <w:rPr>
+                <w:rFonts w:ascii="Consolas" w:hAnsi="Consolas" w:eastAsia="Consolas"/>
+                <w:sz w:val="17"/>
+              </w:rPr>
+              <w:t>pixel_data(C)=源列 C</w:t>
+            </w:r>
+            <w:r>
+              <w:rPr>
+                <w:rFonts w:ascii="微软雅黑" w:hAnsi="微软雅黑" w:eastAsia="微软雅黑"/>
+                <w:b w:val="0"/>
+                <w:sz w:val="18"/>
+              </w:rPr>
+              <w:t xml:space="preserve"> 就必须 </w:t>
+            </w:r>
+            <w:r>
+              <w:rPr>
+                <w:rFonts w:ascii="Consolas" w:hAnsi="Consolas" w:eastAsia="Consolas"/>
+                <w:sz w:val="17"/>
+              </w:rPr>
+              <w:t>addr(C−1)=C=xpos(C−1)</w:t>
+            </w:r>
+            <w:r>
+              <w:rPr>
+                <w:rFonts w:ascii="微软雅黑" w:hAnsi="微软雅黑" w:eastAsia="微软雅黑"/>
+                <w:b w:val="0"/>
+                <w:sz w:val="18"/>
+              </w:rPr>
+              <w:t xml:space="preserve"> ⇒ </w:t>
+            </w:r>
+            <w:r>
+              <w:rPr>
+                <w:rFonts w:ascii="微软雅黑" w:hAnsi="微软雅黑" w:eastAsia="微软雅黑"/>
+                <w:b/>
+                <w:sz w:val="18"/>
+              </w:rPr>
+              <w:t>读地址直接取 `xpos`</w:t>
+            </w:r>
+            <w:r>
+              <w:rPr>
+                <w:rFonts w:ascii="微软雅黑" w:hAnsi="微软雅黑" w:eastAsia="微软雅黑"/>
+                <w:b w:val="0"/>
+                <w:sz w:val="18"/>
+              </w:rPr>
+              <w:t xml:space="preserve">。旧写法让屏幕列 C 显示源列 </w:t>
+            </w:r>
+            <w:r>
+              <w:rPr>
+                <w:rFonts w:ascii="Consolas" w:hAnsi="Consolas" w:eastAsia="Consolas"/>
+                <w:sz w:val="17"/>
+              </w:rPr>
+              <w:t>max(C−2,0)</w:t>
+            </w:r>
+            <w:r>
+              <w:rPr>
+                <w:rFonts w:ascii="微软雅黑" w:hAnsi="微软雅黑" w:eastAsia="微软雅黑"/>
+                <w:b w:val="0"/>
+                <w:sz w:val="18"/>
+              </w:rPr>
+              <w:t>。注意</w:t>
+            </w:r>
+            <w:r>
+              <w:rPr>
+                <w:rFonts w:ascii="微软雅黑" w:hAnsi="微软雅黑" w:eastAsia="微软雅黑"/>
+                <w:b/>
+                <w:sz w:val="18"/>
+              </w:rPr>
+              <w:t>累加和判据看不出这个</w:t>
+            </w:r>
+            <w:r>
+              <w:rPr>
+                <w:rFonts w:ascii="微软雅黑" w:hAnsi="微软雅黑" w:eastAsia="微软雅黑"/>
+                <w:b w:val="0"/>
+                <w:sz w:val="18"/>
+              </w:rPr>
+              <w:t>（与顺序无关），位置只能人眼量</w:t>
+            </w:r>
+          </w:p>
+        </w:tc>
+      </w:tr>
+      <w:tr>
+        <w:tc>
+          <w:tcPr>
+            <w:tcW w:type="dxa" w:w="2880"/>
+          </w:tcPr>
+          <w:p>
+            <w:r/>
+            <w:r>
+              <w:rPr>
+                <w:rFonts w:ascii="微软雅黑" w:hAnsi="微软雅黑" w:eastAsia="微软雅黑"/>
+                <w:b/>
+                <w:sz w:val="18"/>
+              </w:rPr>
+              <w:t>待上板（10-31 13:37 片）</w:t>
+            </w:r>
+          </w:p>
+        </w:tc>
+        <w:tc>
+          <w:tcPr>
+            <w:tcW w:type="dxa" w:w="2880"/>
+          </w:tcPr>
+          <w:p>
+            <w:r/>
+            <w:r>
+              <w:rPr>
+                <w:rFonts w:ascii="微软雅黑" w:hAnsi="微软雅黑" w:eastAsia="微软雅黑"/>
+                <w:b w:val="0"/>
+                <w:sz w:val="18"/>
+              </w:rPr>
+              <w:t>已出片、未验证</w:t>
+            </w:r>
+          </w:p>
+        </w:tc>
+        <w:tc>
+          <w:tcPr>
+            <w:tcW w:type="dxa" w:w="2880"/>
+          </w:tcPr>
+          <w:p>
+            <w:r/>
+            <w:r>
+              <w:rPr>
+                <w:rFonts w:ascii="微软雅黑" w:hAnsi="微软雅黑" w:eastAsia="微软雅黑"/>
+                <w:b w:val="0"/>
+                <w:sz w:val="18"/>
+              </w:rPr>
+              <w:t xml:space="preserve">WNS 4.184 ns / WHS 0.036，0 失败端点；全量 </w:t>
+            </w:r>
+            <w:r>
+              <w:rPr>
+                <w:rFonts w:ascii="Consolas" w:hAnsi="Consolas" w:eastAsia="Consolas"/>
+                <w:sz w:val="17"/>
+              </w:rPr>
+              <w:t>SIM_PASS 12/12</w:t>
+            </w:r>
+            <w:r>
+              <w:rPr>
+                <w:rFonts w:ascii="微软雅黑" w:hAnsi="微软雅黑" w:eastAsia="微软雅黑"/>
+                <w:b w:val="0"/>
+                <w:sz w:val="18"/>
+              </w:rPr>
+              <w:t>。部署前本机网口断开（</w:t>
+            </w:r>
+            <w:r>
+              <w:rPr>
+                <w:rFonts w:ascii="Consolas" w:hAnsi="Consolas" w:eastAsia="Consolas"/>
+                <w:sz w:val="17"/>
+              </w:rPr>
+              <w:t>以太网</w:t>
+            </w:r>
+            <w:r>
+              <w:rPr>
+                <w:rFonts w:ascii="微软雅黑" w:hAnsi="微软雅黑" w:eastAsia="微软雅黑"/>
+                <w:b w:val="0"/>
+                <w:sz w:val="18"/>
+              </w:rPr>
+              <w:t xml:space="preserve"> 媒态断开），</w:t>
+            </w:r>
+            <w:r>
+              <w:rPr>
+                <w:rFonts w:ascii="微软雅黑" w:hAnsi="微软雅黑" w:eastAsia="微软雅黑"/>
+                <w:b/>
+                <w:sz w:val="18"/>
+              </w:rPr>
+              <w:t>这一版没上过板</w:t>
+            </w:r>
+            <w:r>
+              <w:rPr>
+                <w:rFonts w:ascii="微软雅黑" w:hAnsi="微软雅黑" w:eastAsia="微软雅黑"/>
+                <w:b w:val="0"/>
+                <w:sz w:val="18"/>
+              </w:rPr>
+              <w:t xml:space="preserve"> ⇒ </w:t>
+            </w:r>
+            <w:r>
+              <w:rPr>
+                <w:rFonts w:ascii="Consolas" w:hAnsi="Consolas" w:eastAsia="Consolas"/>
+                <w:sz w:val="17"/>
+              </w:rPr>
+              <w:t>HDMI_VISUAL_OK</w:t>
+            </w:r>
+            <w:r>
+              <w:rPr>
+                <w:rFonts w:ascii="微软雅黑" w:hAnsi="微软雅黑" w:eastAsia="微软雅黑"/>
+                <w:b w:val="0"/>
+                <w:sz w:val="18"/>
+              </w:rPr>
+              <w:t xml:space="preserve"> 仍不记。下次上板第一屏看 </w:t>
+            </w:r>
+            <w:r>
+              <w:rPr>
+                <w:rFonts w:ascii="Consolas" w:hAnsi="Consolas" w:eastAsia="Consolas"/>
+                <w:sz w:val="17"/>
+              </w:rPr>
+              <w:t>EDGES</w:t>
+            </w:r>
+            <w:r>
+              <w:rPr>
+                <w:rFonts w:ascii="微软雅黑" w:hAnsi="微软雅黑" w:eastAsia="微软雅黑"/>
+                <w:b w:val="0"/>
+                <w:sz w:val="18"/>
+              </w:rPr>
+              <w:t>（源列 0..3 白 / 1276..1279 红，左应纯白、右应纯红）</w:t>
             </w:r>
           </w:p>
         </w:tc>

--- a/report/design_report.docx
+++ b/report/design_report.docx
@@ -1066,53 +1066,46 @@
                 <w:b/>
                 <w:sz w:val="18"/>
               </w:rPr>
-              <w:t>人眼部分过（2026-10-31 12:52 片）</w:t>
-            </w:r>
-            <w:r>
-              <w:rPr>
-                <w:rFonts w:ascii="微软雅黑" w:hAnsi="微软雅黑" w:eastAsia="微软雅黑"/>
-                <w:b w:val="0"/>
-                <w:sz w:val="18"/>
-              </w:rPr>
-              <w:t xml:space="preserve">：13 条黑横条消失、画面不再跳动（取数吞吐已修）；剩余整幅图右移 2 像素（读地址 </w:t>
+              <w:t>人眼已过</w:t>
+            </w:r>
+            <w:r>
+              <w:rPr>
+                <w:rFonts w:ascii="微软雅黑" w:hAnsi="微软雅黑" w:eastAsia="微软雅黑"/>
+                <w:b w:val="0"/>
+                <w:sz w:val="18"/>
+              </w:rPr>
+              <w:t xml:space="preserve">（2026-10-31 13:56，13:37 片，用户当场确认「全对」）：EDGES 屏左边缘纯白、右边缘纯红、绿方块居中；8 横带/8 竖带顺序厚度正确、无黑横条、画面不跳；45 横 + 80 竖线一条不少；运动方块无撕裂 ⇒ </w:t>
+            </w:r>
+            <w:r>
+              <w:rPr>
+                <w:rFonts w:ascii="微软雅黑" w:hAnsi="微软雅黑" w:eastAsia="微软雅黑"/>
+                <w:b/>
+                <w:sz w:val="18"/>
+              </w:rPr>
+              <w:t>`HDMI_VISUAL_OK`</w:t>
+            </w:r>
+            <w:r>
+              <w:rPr>
+                <w:rFonts w:ascii="微软雅黑" w:hAnsi="微软雅黑" w:eastAsia="微软雅黑"/>
+                <w:b w:val="0"/>
+                <w:sz w:val="18"/>
+              </w:rPr>
+              <w:t xml:space="preserve">（证据 </w:t>
             </w:r>
             <w:r>
               <w:rPr>
                 <w:rFonts w:ascii="Consolas" w:hAnsi="Consolas" w:eastAsia="Consolas"/>
                 <w:sz w:val="17"/>
               </w:rPr>
-              <w:t>max(xpos-2,0)</w:t>
-            </w:r>
-            <w:r>
-              <w:rPr>
-                <w:rFonts w:ascii="微软雅黑" w:hAnsi="微软雅黑" w:eastAsia="微软雅黑"/>
-                <w:b w:val="0"/>
-                <w:sz w:val="18"/>
-              </w:rPr>
-              <w:t xml:space="preserve"> 造成，已改回 </w:t>
-            </w:r>
-            <w:r>
-              <w:rPr>
-                <w:rFonts w:ascii="Consolas" w:hAnsi="Consolas" w:eastAsia="Consolas"/>
-                <w:sz w:val="17"/>
-              </w:rPr>
-              <w:t>xpos</w:t>
-            </w:r>
-            <w:r>
-              <w:rPr>
-                <w:rFonts w:ascii="微软雅黑" w:hAnsi="微软雅黑" w:eastAsia="微软雅黑"/>
-                <w:b w:val="0"/>
-                <w:sz w:val="18"/>
-              </w:rPr>
-              <w:t>），</w:t>
-            </w:r>
-            <w:r>
-              <w:rPr>
-                <w:rFonts w:ascii="微软雅黑" w:hAnsi="微软雅黑" w:eastAsia="微软雅黑"/>
-                <w:b/>
-                <w:sz w:val="18"/>
-              </w:rPr>
-              <w:t>13:37 的片因网口断开尚未上板</w:t>
+              <w:t>data/results/hdmi_visual_ok.json</w:t>
+            </w:r>
+            <w:r>
+              <w:rPr>
+                <w:rFonts w:ascii="微软雅黑" w:hAnsi="微软雅黑" w:eastAsia="微软雅黑"/>
+                <w:b w:val="0"/>
+                <w:sz w:val="18"/>
+              </w:rPr>
+              <w:t>，绑定 sha256）</w:t>
             </w:r>
           </w:p>
         </w:tc>
@@ -8235,7 +8228,7 @@
                 <w:b/>
                 <w:sz w:val="18"/>
               </w:rPr>
-              <w:t>待上板（10-31 13:37 片）</w:t>
+              <w:t>上板（10-31 13:50 片，机器+人眼）</w:t>
             </w:r>
           </w:p>
         </w:tc>
@@ -8251,53 +8244,61 @@
                 <w:b w:val="0"/>
                 <w:sz w:val="18"/>
               </w:rPr>
-              <w:t>已出片、未验证</w:t>
-            </w:r>
-          </w:p>
-        </w:tc>
-        <w:tc>
-          <w:tcPr>
-            <w:tcW w:type="dxa" w:w="2880"/>
-          </w:tcPr>
-          <w:p>
-            <w:r/>
-            <w:r>
-              <w:rPr>
-                <w:rFonts w:ascii="微软雅黑" w:hAnsi="微软雅黑" w:eastAsia="微软雅黑"/>
-                <w:b w:val="0"/>
-                <w:sz w:val="18"/>
-              </w:rPr>
-              <w:t xml:space="preserve">WNS 4.184 ns / WHS 0.036，0 失败端点；全量 </w:t>
+              <w:t xml:space="preserve">✅ </w:t>
             </w:r>
             <w:r>
               <w:rPr>
                 <w:rFonts w:ascii="Consolas" w:hAnsi="Consolas" w:eastAsia="Consolas"/>
                 <w:sz w:val="17"/>
               </w:rPr>
-              <w:t>SIM_PASS 12/12</w:t>
-            </w:r>
-            <w:r>
-              <w:rPr>
-                <w:rFonts w:ascii="微软雅黑" w:hAnsi="微软雅黑" w:eastAsia="微软雅黑"/>
-                <w:b w:val="0"/>
-                <w:sz w:val="18"/>
-              </w:rPr>
-              <w:t>。部署前本机网口断开（</w:t>
+              <w:t>HDMI_VISUAL_OK</w:t>
+            </w:r>
+          </w:p>
+        </w:tc>
+        <w:tc>
+          <w:tcPr>
+            <w:tcW w:type="dxa" w:w="2880"/>
+          </w:tcPr>
+          <w:p>
+            <w:r/>
+            <w:r>
+              <w:rPr>
+                <w:rFonts w:ascii="微软雅黑" w:hAnsi="微软雅黑" w:eastAsia="微软雅黑"/>
+                <w:b w:val="0"/>
+                <w:sz w:val="18"/>
+              </w:rPr>
+              <w:t>13:37 片部署后六屏累加和</w:t>
+            </w:r>
+            <w:r>
+              <w:rPr>
+                <w:rFonts w:ascii="微软雅黑" w:hAnsi="微软雅黑" w:eastAsia="微软雅黑"/>
+                <w:b/>
+                <w:sz w:val="18"/>
+              </w:rPr>
+              <w:t>全部 MATCH</w:t>
+            </w:r>
+            <w:r>
+              <w:rPr>
+                <w:rFonts w:ascii="微软雅黑" w:hAnsi="微软雅黑" w:eastAsia="微软雅黑"/>
+                <w:b w:val="0"/>
+                <w:sz w:val="18"/>
+              </w:rPr>
+              <w:t>（EDGES/HBANDS/VBANDS/GRID/MARKERS），</w:t>
             </w:r>
             <w:r>
               <w:rPr>
                 <w:rFonts w:ascii="Consolas" w:hAnsi="Consolas" w:eastAsia="Consolas"/>
                 <w:sz w:val="17"/>
               </w:rPr>
-              <w:t>以太网</w:t>
-            </w:r>
-            <w:r>
-              <w:rPr>
-                <w:rFonts w:ascii="微软雅黑" w:hAnsi="微软雅黑" w:eastAsia="微软雅黑"/>
-                <w:b w:val="0"/>
-                <w:sz w:val="18"/>
-              </w:rPr>
-              <w:t xml:space="preserve"> 媒态断开），</w:t>
+              <w:t>under=0</w:t>
+            </w:r>
+            <w:r>
+              <w:rPr>
+                <w:rFonts w:ascii="微软雅黑" w:hAnsi="微软雅黑" w:eastAsia="微软雅黑"/>
+                <w:b w:val="0"/>
+                <w:sz w:val="18"/>
+              </w:rPr>
+              <w:t xml:space="preserve">；列码 Σ/行 = </w:t>
             </w:r>
             <w:r>
               <w:rPr>
@@ -8305,45 +8306,47 @@
                 <w:b/>
                 <w:sz w:val="18"/>
               </w:rPr>
-              <w:t>这一版没上过板</w:t>
-            </w:r>
-            <w:r>
-              <w:rPr>
-                <w:rFonts w:ascii="微软雅黑" w:hAnsi="微软雅黑" w:eastAsia="微软雅黑"/>
-                <w:b w:val="0"/>
-                <w:sz w:val="18"/>
-              </w:rPr>
-              <w:t xml:space="preserve"> ⇒ </w:t>
-            </w:r>
-            <w:r>
-              <w:rPr>
-                <w:rFonts w:ascii="Consolas" w:hAnsi="Consolas" w:eastAsia="Consolas"/>
-                <w:sz w:val="17"/>
-              </w:rPr>
-              <w:t>HDMI_VISUAL_OK</w:t>
-            </w:r>
-            <w:r>
-              <w:rPr>
-                <w:rFonts w:ascii="微软雅黑" w:hAnsi="微软雅黑" w:eastAsia="微软雅黑"/>
-                <w:b w:val="0"/>
-                <w:sz w:val="18"/>
-              </w:rPr>
-              <w:t xml:space="preserve"> 仍不记。下次上板第一屏看 </w:t>
-            </w:r>
-            <w:r>
-              <w:rPr>
-                <w:rFonts w:ascii="Consolas" w:hAnsi="Consolas" w:eastAsia="Consolas"/>
-                <w:sz w:val="17"/>
-              </w:rPr>
-              <w:t>EDGES</w:t>
-            </w:r>
-            <w:r>
-              <w:rPr>
-                <w:rFonts w:ascii="微软雅黑" w:hAnsi="微软雅黑" w:eastAsia="微软雅黑"/>
-                <w:b w:val="0"/>
-                <w:sz w:val="18"/>
-              </w:rPr>
-              <w:t>（源列 0..3 白 / 1276..1279 红，左应纯白、右应纯红）</w:t>
+              <w:t>818,560</w:t>
+            </w:r>
+            <w:r>
+              <w:rPr>
+                <w:rFonts w:ascii="微软雅黑" w:hAnsi="微软雅黑" w:eastAsia="微软雅黑"/>
+                <w:b w:val="0"/>
+                <w:sz w:val="18"/>
+              </w:rPr>
+              <w:t>、</w:t>
+            </w:r>
+            <w:r>
+              <w:rPr>
+                <w:rFonts w:ascii="微软雅黑" w:hAnsi="微软雅黑" w:eastAsia="微软雅黑"/>
+                <w:b/>
+                <w:sz w:val="18"/>
+              </w:rPr>
+              <w:t>每个源列与源行都恰好显示 1 次</w:t>
+            </w:r>
+            <w:r>
+              <w:rPr>
+                <w:rFonts w:ascii="微软雅黑" w:hAnsi="微软雅黑" w:eastAsia="微软雅黑"/>
+                <w:b w:val="0"/>
+                <w:sz w:val="18"/>
+              </w:rPr>
+              <w:t xml:space="preserve">。人眼当场确认「全对」。另更正一条：上一版三屏 MISMATCH </w:t>
+            </w:r>
+            <w:r>
+              <w:rPr>
+                <w:rFonts w:ascii="微软雅黑" w:hAnsi="微软雅黑" w:eastAsia="微软雅黑"/>
+                <w:b/>
+                <w:sz w:val="18"/>
+              </w:rPr>
+              <w:t>是期望值按旧口径算错，不是硬件错</w:t>
+            </w:r>
+            <w:r>
+              <w:rPr>
+                <w:rFonts w:ascii="微软雅黑" w:hAnsi="微软雅黑" w:eastAsia="微软雅黑"/>
+                <w:b w:val="0"/>
+                <w:sz w:val="18"/>
+              </w:rPr>
+              <w:t xml:space="preserve"> —— 累加和对位移是瞎的，位置只能人眼量</w:t>
             </w:r>
           </w:p>
         </w:tc>

--- a/report/design_report.docx
+++ b/report/design_report.docx
@@ -19509,6 +19509,102 @@
           </w:p>
         </w:tc>
       </w:tr>
+      <w:tr>
+        <w:tc>
+          <w:tcPr>
+            <w:tcW w:type="dxa" w:w="2160"/>
+          </w:tcPr>
+          <w:p>
+            <w:r/>
+            <w:r>
+              <w:rPr>
+                <w:rFonts w:ascii="微软雅黑" w:hAnsi="微软雅黑" w:eastAsia="微软雅黑"/>
+                <w:b w:val="0"/>
+                <w:sz w:val="18"/>
+              </w:rPr>
+              <w:t>8</w:t>
+            </w:r>
+          </w:p>
+        </w:tc>
+        <w:tc>
+          <w:tcPr>
+            <w:tcW w:type="dxa" w:w="2160"/>
+          </w:tcPr>
+          <w:p>
+            <w:r/>
+            <w:r>
+              <w:rPr>
+                <w:rFonts w:ascii="微软雅黑" w:hAnsi="微软雅黑" w:eastAsia="微软雅黑"/>
+                <w:b w:val="0"/>
+                <w:sz w:val="18"/>
+              </w:rPr>
+              <w:t>“</w:t>
+            </w:r>
+            <w:r>
+              <w:rPr>
+                <w:rFonts w:ascii="Consolas" w:hAnsi="Consolas" w:eastAsia="Consolas"/>
+                <w:sz w:val="17"/>
+              </w:rPr>
+              <w:t>under=0</w:t>
+            </w:r>
+            <w:r>
+              <w:rPr>
+                <w:rFonts w:ascii="微软雅黑" w:hAnsi="微软雅黑" w:eastAsia="微软雅黑"/>
+                <w:b w:val="0"/>
+                <w:sz w:val="18"/>
+              </w:rPr>
+              <w:t>、帧号累加、cfg 读回一致 ⇒ 显示正常”</w:t>
+            </w:r>
+          </w:p>
+        </w:tc>
+        <w:tc>
+          <w:tcPr>
+            <w:tcW w:type="dxa" w:w="2160"/>
+          </w:tcPr>
+          <w:p>
+            <w:r/>
+            <w:r>
+              <w:rPr>
+                <w:rFonts w:ascii="微软雅黑" w:hAnsi="微软雅黑" w:eastAsia="微软雅黑"/>
+                <w:b w:val="0"/>
+                <w:sz w:val="18"/>
+              </w:rPr>
+              <w:t>10-31 三处叠加缺陷（HP0 地址段缺失、行推进条件永不成立、cfg 挂在错的总线域）：机器全绿而屏上一个颜色都不变（</w:t>
+            </w:r>
+            <w:r>
+              <w:rPr>
+                <w:rFonts w:ascii="Consolas" w:hAnsi="Consolas" w:eastAsia="Consolas"/>
+                <w:sz w:val="17"/>
+              </w:rPr>
+              <w:t>ai/sessions/022</w:t>
+            </w:r>
+            <w:r>
+              <w:rPr>
+                <w:rFonts w:ascii="微软雅黑" w:hAnsi="微软雅黑" w:eastAsia="微软雅黑"/>
+                <w:b w:val="0"/>
+                <w:sz w:val="18"/>
+              </w:rPr>
+              <w:t xml:space="preserve"> §7.16）</w:t>
+            </w:r>
+          </w:p>
+        </w:tc>
+        <w:tc>
+          <w:tcPr>
+            <w:tcW w:type="dxa" w:w="2160"/>
+          </w:tcPr>
+          <w:p>
+            <w:r/>
+            <w:r>
+              <w:rPr>
+                <w:rFonts w:ascii="微软雅黑" w:hAnsi="微软雅黑" w:eastAsia="微软雅黑"/>
+                <w:b w:val="0"/>
+                <w:sz w:val="18"/>
+              </w:rPr>
+              <w:t>判据改为「源行/源列各显示恰好一次」等可反解指标，先仿真 8/8 再上板</w:t>
+            </w:r>
+          </w:p>
+        </w:tc>
+      </w:tr>
     </w:tbl>
     <w:p/>
     <w:p>
@@ -24199,23 +24295,7 @@
           <w:b w:val="0"/>
           <w:sz w:val="21"/>
         </w:rPr>
-        <w:t>）。 唯一</w:t>
-      </w:r>
-      <w:r>
-        <w:rPr>
-          <w:rFonts w:ascii="微软雅黑" w:hAnsi="微软雅黑" w:eastAsia="微软雅黑"/>
-          <w:b/>
-          <w:sz w:val="21"/>
-        </w:rPr>
-        <w:t>未过人眼的是 HDMI 画面</w:t>
-      </w:r>
-      <w:r>
-        <w:rPr>
-          <w:rFonts w:ascii="微软雅黑" w:hAnsi="微软雅黑" w:eastAsia="微软雅黑"/>
-          <w:b w:val="0"/>
-          <w:sz w:val="21"/>
-        </w:rPr>
-        <w:t>：机器判据全过（</w:t>
+        <w:t>）。 唯一曾经未过人眼的是 HDMI 画面：2026-10-30 机器判据全过（</w:t>
       </w:r>
       <w:r>
         <w:rPr>
@@ -24276,99 +24356,129 @@
           <w:b w:val="0"/>
           <w:sz w:val="21"/>
         </w:rPr>
-        <w:t xml:space="preserve">，已定位为 PYNQ </w:t>
+        <w:t xml:space="preserve">，后定位为「DDR 帧缓存 → </w:t>
       </w:r>
       <w:r>
         <w:rPr>
           <w:rFonts w:ascii="Consolas" w:hAnsi="Consolas" w:eastAsia="Consolas"/>
           <w:sz w:val="20"/>
         </w:rPr>
-        <w:t>allocate()</w:t>
-      </w:r>
-      <w:r>
-        <w:rPr>
-          <w:rFonts w:ascii="微软雅黑" w:hAnsi="微软雅黑" w:eastAsia="微软雅黑"/>
-          <w:b w:val="0"/>
-          <w:sz w:val="21"/>
-        </w:rPr>
-        <w:t xml:space="preserve"> 出来的帧缓存是 </w:t>
+        <w:t>fb_scanout</w:t>
+      </w:r>
+      <w:r>
+        <w:rPr>
+          <w:rFonts w:ascii="微软雅黑" w:hAnsi="微软雅黑" w:eastAsia="微软雅黑"/>
+          <w:b w:val="0"/>
+          <w:sz w:val="21"/>
+        </w:rPr>
+        <w:t xml:space="preserve">」段的三处叠加缺陷 （HP0 地址段缺失、行推进判据永不成立、cfg 写错总线）。三处修复后 2026-10-31 13:56 用户对 13:37 片当场确认「全对」：EDGES / HBANDS / VBANDS / GRID / MOTION / MARKERS 六屏全部正确 ⇒ </w:t>
+      </w:r>
+      <w:r>
+        <w:rPr>
+          <w:rFonts w:ascii="微软雅黑" w:hAnsi="微软雅黑" w:eastAsia="微软雅黑"/>
+          <w:b/>
+          <w:sz w:val="21"/>
+        </w:rPr>
+        <w:t>`HDMI_VISUAL_OK`</w:t>
+      </w:r>
+      <w:r>
+        <w:rPr>
+          <w:rFonts w:ascii="微软雅黑" w:hAnsi="微软雅黑" w:eastAsia="微软雅黑"/>
+          <w:b w:val="0"/>
+          <w:sz w:val="21"/>
+        </w:rPr>
+        <w:t xml:space="preserve">（证据 </w:t>
       </w:r>
       <w:r>
         <w:rPr>
           <w:rFonts w:ascii="Consolas" w:hAnsi="Consolas" w:eastAsia="Consolas"/>
           <w:sz w:val="20"/>
         </w:rPr>
-        <w:t>cacheable=True</w:t>
-      </w:r>
-      <w:r>
-        <w:rPr>
-          <w:rFonts w:ascii="微软雅黑" w:hAnsi="微软雅黑" w:eastAsia="微软雅黑"/>
-          <w:b w:val="0"/>
-          <w:sz w:val="21"/>
-        </w:rPr>
-        <w:t xml:space="preserve">、 CPU 写完没刷到 DRAM 就被 PL 从 </w:t>
+        <w:t>data/results/hdmi_visual_ok.json</w:t>
+      </w:r>
+      <w:r>
+        <w:rPr>
+          <w:rFonts w:ascii="微软雅黑" w:hAnsi="微软雅黑" w:eastAsia="微软雅黑"/>
+          <w:b w:val="0"/>
+          <w:sz w:val="21"/>
+        </w:rPr>
+        <w:t xml:space="preserve">，绑定 sha256 </w:t>
       </w:r>
       <w:r>
         <w:rPr>
           <w:rFonts w:ascii="Consolas" w:hAnsi="Consolas" w:eastAsia="Consolas"/>
           <w:sz w:val="20"/>
         </w:rPr>
-        <w:t>S_AXI_HP0</w:t>
-      </w:r>
-      <w:r>
-        <w:rPr>
-          <w:rFonts w:ascii="微软雅黑" w:hAnsi="微软雅黑" w:eastAsia="微软雅黑"/>
-          <w:b w:val="0"/>
-          <w:sz w:val="21"/>
-        </w:rPr>
-        <w:t xml:space="preserve"> 读走，修复（</w:t>
+        <w:t>ad628200…104a</w:t>
+      </w:r>
+      <w:r>
+        <w:rPr>
+          <w:rFonts w:ascii="微软雅黑" w:hAnsi="微软雅黑" w:eastAsia="微软雅黑"/>
+          <w:b w:val="0"/>
+          <w:sz w:val="21"/>
+        </w:rPr>
+        <w:t>）。</w:t>
+      </w:r>
+      <w:r>
+        <w:rPr>
+          <w:rFonts w:ascii="微软雅黑" w:hAnsi="微软雅黑" w:eastAsia="微软雅黑"/>
+          <w:b/>
+          <w:sz w:val="21"/>
+        </w:rPr>
+        <w:t>边界</w:t>
+      </w:r>
+      <w:r>
+        <w:rPr>
+          <w:rFonts w:ascii="微软雅黑" w:hAnsi="微软雅黑" w:eastAsia="微软雅黑"/>
+          <w:b w:val="0"/>
+          <w:sz w:val="21"/>
+        </w:rPr>
+        <w:t xml:space="preserve">：该证据覆盖「帧缓存 → </w:t>
       </w:r>
       <w:r>
         <w:rPr>
           <w:rFonts w:ascii="Consolas" w:hAnsi="Consolas" w:eastAsia="Consolas"/>
           <w:sz w:val="20"/>
         </w:rPr>
-        <w:t>Buffer.flush()</w:t>
-      </w:r>
-      <w:r>
-        <w:rPr>
-          <w:rFonts w:ascii="微软雅黑" w:hAnsi="微软雅黑" w:eastAsia="微软雅黑"/>
-          <w:b w:val="0"/>
-          <w:sz w:val="21"/>
-        </w:rPr>
-        <w:t>）</w:t>
-      </w:r>
-      <w:r>
-        <w:rPr>
-          <w:rFonts w:ascii="微软雅黑" w:hAnsi="微软雅黑" w:eastAsia="微软雅黑"/>
-          <w:b/>
-          <w:sz w:val="21"/>
-        </w:rPr>
-        <w:t>未复验</w:t>
-      </w:r>
-      <w:r>
-        <w:rPr>
-          <w:rFonts w:ascii="微软雅黑" w:hAnsi="微软雅黑" w:eastAsia="微软雅黑"/>
-          <w:b w:val="0"/>
-          <w:sz w:val="21"/>
-        </w:rPr>
-        <w:t xml:space="preserve"> ⇒ HDMI 这一项</w:t>
-      </w:r>
-      <w:r>
-        <w:rPr>
-          <w:rFonts w:ascii="微软雅黑" w:hAnsi="微软雅黑" w:eastAsia="微软雅黑"/>
-          <w:b/>
-          <w:sz w:val="21"/>
-        </w:rPr>
-        <w:t>不宣称「画面通过」</w:t>
-      </w:r>
-      <w:r>
-        <w:rPr>
-          <w:rFonts w:ascii="微软雅黑" w:hAnsi="微软雅黑" w:eastAsia="微软雅黑"/>
-          <w:b w:val="0"/>
-          <w:sz w:val="21"/>
-        </w:rPr>
-        <w:t>。014 的 1bpp 棋盘格是重做前的历史，不算当前实现的证据。</w:t>
+        <w:t>fb_scanout</w:t>
+      </w:r>
+      <w:r>
+        <w:rPr>
+          <w:rFonts w:ascii="微软雅黑" w:hAnsi="微软雅黑" w:eastAsia="微软雅黑"/>
+          <w:b w:val="0"/>
+          <w:sz w:val="21"/>
+        </w:rPr>
+        <w:t xml:space="preserve"> → TMDS → 显示器」的静态画面， 不含 PS 侧实时叠框回放；实时环出目前只到机器级（</w:t>
+      </w:r>
+      <w:r>
+        <w:rPr>
+          <w:rFonts w:ascii="Consolas" w:hAnsi="Consolas" w:eastAsia="Consolas"/>
+          <w:sz w:val="20"/>
+        </w:rPr>
+        <w:t>HDMI_VIDEO_OK</w:t>
+      </w:r>
+      <w:r>
+        <w:rPr>
+          <w:rFonts w:ascii="微软雅黑" w:hAnsi="微软雅黑" w:eastAsia="微软雅黑"/>
+          <w:b w:val="0"/>
+          <w:sz w:val="21"/>
+        </w:rPr>
+        <w:t xml:space="preserve"> 25 帧 </w:t>
+      </w:r>
+      <w:r>
+        <w:rPr>
+          <w:rFonts w:ascii="Consolas" w:hAnsi="Consolas" w:eastAsia="Consolas"/>
+          <w:sz w:val="20"/>
+        </w:rPr>
+        <w:t>under=0</w:t>
+      </w:r>
+      <w:r>
+        <w:rPr>
+          <w:rFonts w:ascii="微软雅黑" w:hAnsi="微软雅黑" w:eastAsia="微软雅黑"/>
+          <w:b w:val="0"/>
+          <w:sz w:val="21"/>
+        </w:rPr>
+        <w:t>）， 不宣称「真人检测框已在屏上目视通过」。014 的 1bpp 棋盘格是重做前的历史，不算当前实现的证据。</w:t>
       </w:r>
     </w:p>
     <w:p>
@@ -25163,7 +25273,7 @@
           <w:b/>
           <w:sz w:val="21"/>
         </w:rPr>
-        <w:t>两个显示合成一个比特流了，机器判据上板通过、人眼还没过</w:t>
+        <w:t>两个显示合成一个比特流了：机器判据上板通过，HDMI 视频通路的人眼判据也已过</w:t>
       </w:r>
       <w:r>
         <w:rPr>
@@ -25567,7 +25677,175 @@
           <w:b w:val="0"/>
           <w:sz w:val="21"/>
         </w:rPr>
-        <w:t xml:space="preserve"> 三段 （刷新缓存 / 换基址 / MMIO 直写物理地址）逐段看屏定性，结论待补。 另：分层测试集扩到 8+8 后，「争抢画面球更难检出」这条</w:t>
+        <w:t xml:space="preserve"> 三段 （刷新缓存 / 换基址 / MMIO 直写物理地址）逐段看屏定性，结论待补。 </w:t>
+      </w:r>
+      <w:r>
+        <w:rPr>
+          <w:rFonts w:ascii="微软雅黑" w:hAnsi="微软雅黑" w:eastAsia="微软雅黑"/>
+          <w:b/>
+          <w:sz w:val="21"/>
+        </w:rPr>
+        <w:t>2026-10-31 收尾（同片，`ai/sessions/022` §7.22）</w:t>
+      </w:r>
+      <w:r>
+        <w:rPr>
+          <w:rFonts w:ascii="微软雅黑" w:hAnsi="微软雅黑" w:eastAsia="微软雅黑"/>
+          <w:b w:val="0"/>
+          <w:sz w:val="21"/>
+        </w:rPr>
+        <w:t xml:space="preserve">：最终定位到三处叠加缺陷 —— ① </w:t>
+      </w:r>
+      <w:r>
+        <w:rPr>
+          <w:rFonts w:ascii="Consolas" w:hAnsi="Consolas" w:eastAsia="Consolas"/>
+          <w:sz w:val="20"/>
+        </w:rPr>
+        <w:t>bd_flow_system.tcl</w:t>
+      </w:r>
+      <w:r>
+        <w:rPr>
+          <w:rFonts w:ascii="微软雅黑" w:hAnsi="微软雅黑" w:eastAsia="微软雅黑"/>
+          <w:b w:val="0"/>
+          <w:sz w:val="21"/>
+        </w:rPr>
+        <w:t xml:space="preserve"> 漏了 HP0 的 DDR 地址段（构建只报 </w:t>
+      </w:r>
+      <w:r>
+        <w:rPr>
+          <w:rFonts w:ascii="Consolas" w:hAnsi="Consolas" w:eastAsia="Consolas"/>
+          <w:sz w:val="20"/>
+        </w:rPr>
+        <w:t>CRITICAL WARNING [BD 41-1356]</w:t>
+      </w:r>
+      <w:r>
+        <w:rPr>
+          <w:rFonts w:ascii="微软雅黑" w:hAnsi="微软雅黑" w:eastAsia="微软雅黑"/>
+          <w:b w:val="0"/>
+          <w:sz w:val="21"/>
+        </w:rPr>
+        <w:t xml:space="preserve">）； ② </w:t>
+      </w:r>
+      <w:r>
+        <w:rPr>
+          <w:rFonts w:ascii="Consolas" w:hAnsi="Consolas" w:eastAsia="Consolas"/>
+          <w:sz w:val="20"/>
+        </w:rPr>
+        <w:t>fb_scanout</w:t>
+      </w:r>
+      <w:r>
+        <w:rPr>
+          <w:rFonts w:ascii="微软雅黑" w:hAnsi="微软雅黑" w:eastAsia="微软雅黑"/>
+          <w:b w:val="0"/>
+          <w:sz w:val="21"/>
+        </w:rPr>
+        <w:t xml:space="preserve"> 行推进用 </w:t>
+      </w:r>
+      <w:r>
+        <w:rPr>
+          <w:rFonts w:ascii="Consolas" w:hAnsi="Consolas" w:eastAsia="Consolas"/>
+          <w:sz w:val="20"/>
+        </w:rPr>
+        <w:t>de &amp;&amp; local_x==width-1</w:t>
+      </w:r>
+      <w:r>
+        <w:rPr>
+          <w:rFonts w:ascii="微软雅黑" w:hAnsi="微软雅黑" w:eastAsia="微软雅黑"/>
+          <w:b w:val="0"/>
+          <w:sz w:val="21"/>
+        </w:rPr>
+        <w:t xml:space="preserve">，而真实 </w:t>
+      </w:r>
+      <w:r>
+        <w:rPr>
+          <w:rFonts w:ascii="Consolas" w:hAnsi="Consolas" w:eastAsia="Consolas"/>
+          <w:sz w:val="20"/>
+        </w:rPr>
+        <w:t>local_x</w:t>
+      </w:r>
+      <w:r>
+        <w:rPr>
+          <w:rFonts w:ascii="微软雅黑" w:hAnsi="微软雅黑" w:eastAsia="微软雅黑"/>
+          <w:b w:val="0"/>
+          <w:sz w:val="21"/>
+        </w:rPr>
+        <w:t xml:space="preserve"> 最大 1277 ⇒ 每行都读第 0 条行缓存； ③ </w:t>
+      </w:r>
+      <w:r>
+        <w:rPr>
+          <w:rFonts w:ascii="Consolas" w:hAnsi="Consolas" w:eastAsia="Consolas"/>
+          <w:sz w:val="20"/>
+        </w:rPr>
+        <w:t>0x41200000</w:t>
+      </w:r>
+      <w:r>
+        <w:rPr>
+          <w:rFonts w:ascii="微软雅黑" w:hAnsi="微软雅黑" w:eastAsia="微软雅黑"/>
+          <w:b w:val="0"/>
+          <w:sz w:val="21"/>
+        </w:rPr>
+        <w:t xml:space="preserve"> 的 cfg 写进了错误的总线域。三处修复后 13:37 新片（WNS 4.184 ns）于 13:56 由用户当场确认六屏「全对」⇒ </w:t>
+      </w:r>
+      <w:r>
+        <w:rPr>
+          <w:rFonts w:ascii="微软雅黑" w:hAnsi="微软雅黑" w:eastAsia="微软雅黑"/>
+          <w:b/>
+          <w:sz w:val="21"/>
+        </w:rPr>
+        <w:t>`HDMI_VISUAL_OK`</w:t>
+      </w:r>
+      <w:r>
+        <w:rPr>
+          <w:rFonts w:ascii="微软雅黑" w:hAnsi="微软雅黑" w:eastAsia="微软雅黑"/>
+          <w:b w:val="0"/>
+          <w:sz w:val="21"/>
+        </w:rPr>
+        <w:t xml:space="preserve">；随后在同一片固化 overlay 上跑真视频环出， </w:t>
+      </w:r>
+      <w:r>
+        <w:rPr>
+          <w:rFonts w:ascii="Consolas" w:hAnsi="Consolas" w:eastAsia="Consolas"/>
+          <w:sz w:val="20"/>
+        </w:rPr>
+        <w:t>HDMI_VIDEO_OK</w:t>
+      </w:r>
+      <w:r>
+        <w:rPr>
+          <w:rFonts w:ascii="微软雅黑" w:hAnsi="微软雅黑" w:eastAsia="微软雅黑"/>
+          <w:b w:val="0"/>
+          <w:sz w:val="21"/>
+        </w:rPr>
+        <w:t xml:space="preserve"> 25 帧 </w:t>
+      </w:r>
+      <w:r>
+        <w:rPr>
+          <w:rFonts w:ascii="Consolas" w:hAnsi="Consolas" w:eastAsia="Consolas"/>
+          <w:sz w:val="20"/>
+        </w:rPr>
+        <w:t>under=0</w:t>
+      </w:r>
+      <w:r>
+        <w:rPr>
+          <w:rFonts w:ascii="微软雅黑" w:hAnsi="微软雅黑" w:eastAsia="微软雅黑"/>
+          <w:b w:val="0"/>
+          <w:sz w:val="21"/>
+        </w:rPr>
+        <w:t>（机器级）。</w:t>
+      </w:r>
+      <w:r>
+        <w:rPr>
+          <w:rFonts w:ascii="微软雅黑" w:hAnsi="微软雅黑" w:eastAsia="微软雅黑"/>
+          <w:b/>
+          <w:sz w:val="21"/>
+        </w:rPr>
+        <w:t>实时叠框回放的人工确认仍单列，不并进静态六屏证据。</w:t>
+      </w:r>
+      <w:r>
+        <w:rPr>
+          <w:rFonts w:ascii="微软雅黑" w:hAnsi="微软雅黑" w:eastAsia="微软雅黑"/>
+          <w:b w:val="0"/>
+          <w:sz w:val="21"/>
+        </w:rPr>
+        <w:t xml:space="preserve"> 另：分层测试集扩到 8+8 后，「争抢画面球更难检出」这条</w:t>
       </w:r>
       <w:r>
         <w:rPr>
@@ -25596,7 +25874,7 @@
           <w:b/>
           <w:sz w:val="21"/>
         </w:rPr>
-        <w:t>板端分层跑表 15/16（n08 未跑），且「0.45 人/帧」已查明不是检测问题</w:t>
+        <w:t>板端分层跑表 16/16 段有数，且「0.45 人/帧」已查明不是检测问题</w:t>
       </w:r>
       <w:r>
         <w:rPr>
@@ -26961,7 +27239,53 @@
                 <w:b w:val="0"/>
                 <w:sz w:val="18"/>
               </w:rPr>
-              <w:t>；⏳ 画面待人眼</w:t>
+              <w:t xml:space="preserve">；✅ </w:t>
+            </w:r>
+            <w:r>
+              <w:rPr>
+                <w:rFonts w:ascii="微软雅黑" w:hAnsi="微软雅黑" w:eastAsia="微软雅黑"/>
+                <w:b/>
+                <w:sz w:val="18"/>
+              </w:rPr>
+              <w:t>静态六屏 `HDMI_VISUAL_OK`（2026-10-31 13:56 人眼）</w:t>
+            </w:r>
+            <w:r>
+              <w:rPr>
+                <w:rFonts w:ascii="微软雅黑" w:hAnsi="微软雅黑" w:eastAsia="微软雅黑"/>
+                <w:b w:val="0"/>
+                <w:sz w:val="18"/>
+              </w:rPr>
+              <w:t>；⚠️ 实时叠框回放只到机器级（</w:t>
+            </w:r>
+            <w:r>
+              <w:rPr>
+                <w:rFonts w:ascii="Consolas" w:hAnsi="Consolas" w:eastAsia="Consolas"/>
+                <w:sz w:val="17"/>
+              </w:rPr>
+              <w:t>HDMI_VIDEO_OK</w:t>
+            </w:r>
+            <w:r>
+              <w:rPr>
+                <w:rFonts w:ascii="微软雅黑" w:hAnsi="微软雅黑" w:eastAsia="微软雅黑"/>
+                <w:b w:val="0"/>
+                <w:sz w:val="18"/>
+              </w:rPr>
+              <w:t xml:space="preserve"> 25 帧 </w:t>
+            </w:r>
+            <w:r>
+              <w:rPr>
+                <w:rFonts w:ascii="Consolas" w:hAnsi="Consolas" w:eastAsia="Consolas"/>
+                <w:sz w:val="17"/>
+              </w:rPr>
+              <w:t>under=0</w:t>
+            </w:r>
+            <w:r>
+              <w:rPr>
+                <w:rFonts w:ascii="微软雅黑" w:hAnsi="微软雅黑" w:eastAsia="微软雅黑"/>
+                <w:b w:val="0"/>
+                <w:sz w:val="18"/>
+              </w:rPr>
+              <w:t>）</w:t>
             </w:r>
           </w:p>
         </w:tc>
@@ -27088,7 +27412,7 @@
           <w:b/>
           <w:sz w:val="21"/>
         </w:rPr>
-        <w:t>HDMI 状态面板 `BRAM_OK` 通过、`VISUAL_OK` 待人眼； LCD 4bpp 上板通过机器判据（`READBACK_OK bad=0`）且自证图经人眼确认；HDMI 带框环出上板 `under=0`（机器级）—— 彩色面板、赛前 UI 与 HDMI 画面的 `VISUAL_OK` 仍待人眼</w:t>
+        <w:t>HDMI 状态面板 `BRAM_OK` 通过、1bpp 文字面板的 `VISUAL_OK` 仍待人眼； LCD 4bpp 上板通过机器判据（`READBACK_OK bad=0`），自证图、彩色状态面板与赛前 UI 已经人眼确认； HDMI 带框环出（`flow_system.bit`）的静态六屏 `HDMI_VISUAL_OK` 已过，实时叠框回放只到 `HDMI_VIDEO_OK` 25 帧 `under=0`（机器级），不宣称画面已目视通过</w:t>
       </w:r>
       <w:r>
         <w:rPr>

--- a/report/design_report.docx
+++ b/report/design_report.docx
@@ -912,7 +912,7 @@
                 <w:b w:val="0"/>
                 <w:sz w:val="18"/>
               </w:rPr>
-              <w:t xml:space="preserve">SD JSONL + PC Dashboard + HDMI/LCD 面板 + </w:t>
+              <w:t>SD JSONL + PC Dashboard（含</w:t>
             </w:r>
             <w:r>
               <w:rPr>
@@ -920,6 +920,22 @@
                 <w:b/>
                 <w:sz w:val="18"/>
               </w:rPr>
+              <w:t>比赛画面视图</w:t>
+            </w:r>
+            <w:r>
+              <w:rPr>
+                <w:rFonts w:ascii="微软雅黑" w:hAnsi="微软雅黑" w:eastAsia="微软雅黑"/>
+                <w:b w:val="0"/>
+                <w:sz w:val="18"/>
+              </w:rPr>
+              <w:t xml:space="preserve">）+ LCD 面板 + </w:t>
+            </w:r>
+            <w:r>
+              <w:rPr>
+                <w:rFonts w:ascii="微软雅黑" w:hAnsi="微软雅黑" w:eastAsia="微软雅黑"/>
+                <w:b/>
+                <w:sz w:val="18"/>
+              </w:rPr>
               <w:t>HDMI 带框环出（D026）</w:t>
             </w:r>
           </w:p>
@@ -936,7 +952,7 @@
                 <w:b w:val="0"/>
                 <w:sz w:val="18"/>
               </w:rPr>
-              <w:t>软件自检通过；HDMI/LCD overlay 已出片；</w:t>
+              <w:t>软件自检通过；LCD/HDMI overlay 已出片；</w:t>
             </w:r>
             <w:r>
               <w:rPr>
@@ -944,7 +960,7 @@
                 <w:b/>
                 <w:sz w:val="18"/>
               </w:rPr>
-              <w:t>上板实测（2026-10-30）</w:t>
+              <w:t>上板实测</w:t>
             </w:r>
             <w:r>
               <w:rPr>
@@ -967,44 +983,92 @@
                 <w:b w:val="0"/>
                 <w:sz w:val="18"/>
               </w:rPr>
-              <w:t xml:space="preserve"> 且自证图经人眼确认（</w:t>
+              <w:t>，自证图 / 彩色状态面板 / 赛前 UI 均经人眼确认（</w:t>
             </w:r>
             <w:r>
               <w:rPr>
                 <w:rFonts w:ascii="Consolas" w:hAnsi="Consolas" w:eastAsia="Consolas"/>
                 <w:sz w:val="17"/>
               </w:rPr>
-              <w:t>BRAM_OK</w:t>
-            </w:r>
-            <w:r>
-              <w:rPr>
-                <w:rFonts w:ascii="微软雅黑" w:hAnsi="微软雅黑" w:eastAsia="微软雅黑"/>
-                <w:b w:val="0"/>
-                <w:sz w:val="18"/>
-              </w:rPr>
-              <w:t xml:space="preserve"> + 该图 </w:t>
+              <w:t>LCD_VISUAL_OK</w:t>
+            </w:r>
+            <w:r>
+              <w:rPr>
+                <w:rFonts w:ascii="微软雅黑" w:hAnsi="微软雅黑" w:eastAsia="微软雅黑"/>
+                <w:b w:val="0"/>
+                <w:sz w:val="18"/>
+              </w:rPr>
+              <w:t xml:space="preserve">）；整链 </w:t>
             </w:r>
             <w:r>
               <w:rPr>
                 <w:rFonts w:ascii="Consolas" w:hAnsi="Consolas" w:eastAsia="Consolas"/>
                 <w:sz w:val="17"/>
               </w:rPr>
-              <w:t>VISUAL_OK</w:t>
-            </w:r>
-            <w:r>
-              <w:rPr>
-                <w:rFonts w:ascii="微软雅黑" w:hAnsi="微软雅黑" w:eastAsia="微软雅黑"/>
-                <w:b w:val="0"/>
-                <w:sz w:val="18"/>
-              </w:rPr>
-              <w:t xml:space="preserve">）、HDMI 带框环出 </w:t>
+              <w:t>FULL_FLOW_OK ok=8 fail=0</w:t>
+            </w:r>
+            <w:r>
+              <w:rPr>
+                <w:rFonts w:ascii="微软雅黑" w:hAnsi="微软雅黑" w:eastAsia="微软雅黑"/>
+                <w:b w:val="0"/>
+                <w:sz w:val="18"/>
+              </w:rPr>
+              <w:t xml:space="preserve">；2026-10-31 新增 </w:t>
+            </w:r>
+            <w:r>
+              <w:rPr>
+                <w:rFonts w:ascii="微软雅黑" w:hAnsi="微软雅黑" w:eastAsia="微软雅黑"/>
+                <w:b/>
+                <w:sz w:val="18"/>
+              </w:rPr>
+              <w:t>PC 比赛画面视图</w:t>
+            </w:r>
+            <w:r>
+              <w:rPr>
+                <w:rFonts w:ascii="微软雅黑" w:hAnsi="微软雅黑" w:eastAsia="微软雅黑"/>
+                <w:b w:val="0"/>
+                <w:sz w:val="18"/>
+              </w:rPr>
+              <w:t>（</w:t>
             </w:r>
             <w:r>
               <w:rPr>
                 <w:rFonts w:ascii="Consolas" w:hAnsi="Consolas" w:eastAsia="Consolas"/>
                 <w:sz w:val="17"/>
               </w:rPr>
-              <w:t>HDMI_VIDEO_BOARD_OK frames=313 under=0</w:t>
+              <w:t>pc_dashboard --video</w:t>
+            </w:r>
+            <w:r>
+              <w:rPr>
+                <w:rFonts w:ascii="微软雅黑" w:hAnsi="微软雅黑" w:eastAsia="微软雅黑"/>
+                <w:b w:val="0"/>
+                <w:sz w:val="18"/>
+              </w:rPr>
+              <w:t>），与 LCD / HDMI 共用</w:t>
+            </w:r>
+            <w:r>
+              <w:rPr>
+                <w:rFonts w:ascii="微软雅黑" w:hAnsi="微软雅黑" w:eastAsia="微软雅黑"/>
+                <w:b/>
+                <w:sz w:val="18"/>
+              </w:rPr>
+              <w:t>同一份</w:t>
+            </w:r>
+            <w:r>
+              <w:rPr>
+                <w:rFonts w:ascii="微软雅黑" w:hAnsi="微软雅黑" w:eastAsia="微软雅黑"/>
+                <w:b w:val="0"/>
+                <w:sz w:val="18"/>
+              </w:rPr>
+              <w:t xml:space="preserve"> JSONL。</w:t>
+            </w:r>
+            <w:r>
+              <w:rPr>
+                <w:rFonts w:ascii="微软雅黑" w:hAnsi="微软雅黑" w:eastAsia="微软雅黑"/>
+                <w:b/>
+                <w:sz w:val="18"/>
+              </w:rPr>
+              <w:t>HDMI 带框环出：`BRAM_OK` 级通过</w:t>
             </w:r>
             <w:r>
               <w:rPr>
@@ -1019,30 +1083,62 @@
                 <w:rFonts w:ascii="Consolas" w:hAnsi="Consolas" w:eastAsia="Consolas"/>
                 <w:sz w:val="17"/>
               </w:rPr>
-              <w:t>BRAM_OK</w:t>
-            </w:r>
-            <w:r>
-              <w:rPr>
-                <w:rFonts w:ascii="微软雅黑" w:hAnsi="微软雅黑" w:eastAsia="微软雅黑"/>
-                <w:b w:val="0"/>
-                <w:sz w:val="18"/>
-              </w:rPr>
-              <w:t xml:space="preserve"> 级）、整链 </w:t>
+              <w:t>HDMI_VIDEO_BOARD_OK frames=313 under=0</w:t>
+            </w:r>
+            <w:r>
+              <w:rPr>
+                <w:rFonts w:ascii="微软雅黑" w:hAnsi="微软雅黑" w:eastAsia="微软雅黑"/>
+                <w:b w:val="0"/>
+                <w:sz w:val="18"/>
+              </w:rPr>
+              <w:t>），</w:t>
+            </w:r>
+            <w:r>
+              <w:rPr>
+                <w:rFonts w:ascii="微软雅黑" w:hAnsi="微软雅黑" w:eastAsia="微软雅黑"/>
+                <w:b/>
+                <w:sz w:val="18"/>
+              </w:rPr>
+              <w:t>`VISUAL_OK` 不成立</w:t>
+            </w:r>
+            <w:r>
+              <w:rPr>
+                <w:rFonts w:ascii="微软雅黑" w:hAnsi="微软雅黑" w:eastAsia="微软雅黑"/>
+                <w:b w:val="0"/>
+                <w:sz w:val="18"/>
+              </w:rPr>
+              <w:t xml:space="preserve"> —— 13:56 曾人眼确认六屏「全对」，19:50 复测「现在可以了」，</w:t>
+            </w:r>
+            <w:r>
+              <w:rPr>
+                <w:rFonts w:ascii="微软雅黑" w:hAnsi="微软雅黑" w:eastAsia="微软雅黑"/>
+                <w:b/>
+                <w:sz w:val="18"/>
+              </w:rPr>
+              <w:t>20:23 再测又出现整行循环移位</w:t>
+            </w:r>
+            <w:r>
+              <w:rPr>
+                <w:rFonts w:ascii="微软雅黑" w:hAnsi="微软雅黑" w:eastAsia="微软雅黑"/>
+                <w:b w:val="0"/>
+                <w:sz w:val="18"/>
+              </w:rPr>
+              <w:t>（</w:t>
             </w:r>
             <w:r>
               <w:rPr>
                 <w:rFonts w:ascii="Consolas" w:hAnsi="Consolas" w:eastAsia="Consolas"/>
                 <w:sz w:val="17"/>
               </w:rPr>
-              <w:t>FULL_FLOW_OK ok=8 fail=0</w:t>
-            </w:r>
-            <w:r>
-              <w:rPr>
-                <w:rFonts w:ascii="微软雅黑" w:hAnsi="微软雅黑" w:eastAsia="微软雅黑"/>
-                <w:b w:val="0"/>
-                <w:sz w:val="18"/>
-              </w:rPr>
-              <w:t>；</w:t>
+              <w:t>px = c + 437 / +441</w:t>
+            </w:r>
+            <w:r>
+              <w:rPr>
+                <w:rFonts w:ascii="微软雅黑" w:hAnsi="微软雅黑" w:eastAsia="微软雅黑"/>
+                <w:b w:val="0"/>
+                <w:sz w:val="18"/>
+              </w:rPr>
+              <w:t xml:space="preserve">），今日逐像素探针为恒定 </w:t>
             </w:r>
             <w:r>
               <w:rPr>
@@ -1050,53 +1146,67 @@
                 <w:b/>
                 <w:sz w:val="18"/>
               </w:rPr>
-              <w:t>人眼已确认</w:t>
-            </w:r>
-            <w:r>
-              <w:rPr>
-                <w:rFonts w:ascii="微软雅黑" w:hAnsi="微软雅黑" w:eastAsia="微软雅黑"/>
-                <w:b w:val="0"/>
-                <w:sz w:val="18"/>
-              </w:rPr>
-              <w:t>（2026-10-30/31）：LCD 自证图、彩色状态面板、赛前 UI 按键逐项，HDMI 纯 RTL 彩条；</w:t>
-            </w:r>
-            <w:r>
-              <w:rPr>
-                <w:rFonts w:ascii="微软雅黑" w:hAnsi="微软雅黑" w:eastAsia="微软雅黑"/>
-                <w:b/>
-                <w:sz w:val="18"/>
-              </w:rPr>
-              <w:t>人眼已过</w:t>
-            </w:r>
-            <w:r>
-              <w:rPr>
-                <w:rFonts w:ascii="微软雅黑" w:hAnsi="微软雅黑" w:eastAsia="微软雅黑"/>
-                <w:b w:val="0"/>
-                <w:sz w:val="18"/>
-              </w:rPr>
-              <w:t xml:space="preserve">（2026-10-31 13:56，13:37 片，用户当场确认「全对」）：EDGES 屏左边缘纯白、右边缘纯红、绿方块居中；8 横带/8 竖带顺序厚度正确、无黑横条、画面不跳；45 横 + 80 竖线一条不少；运动方块无撕裂 ⇒ </w:t>
-            </w:r>
-            <w:r>
-              <w:rPr>
-                <w:rFonts w:ascii="微软雅黑" w:hAnsi="微软雅黑" w:eastAsia="微软雅黑"/>
-                <w:b/>
-                <w:sz w:val="18"/>
-              </w:rPr>
-              <w:t>`HDMI_VISUAL_OK`</w:t>
-            </w:r>
-            <w:r>
-              <w:rPr>
-                <w:rFonts w:ascii="微软雅黑" w:hAnsi="微软雅黑" w:eastAsia="微软雅黑"/>
-                <w:b w:val="0"/>
-                <w:sz w:val="18"/>
-              </w:rPr>
-              <w:t xml:space="preserve">（证据 </w:t>
+              <w:t>`+313` 列</w:t>
+            </w:r>
+            <w:r>
+              <w:rPr>
+                <w:rFonts w:ascii="微软雅黑" w:hAnsi="微软雅黑" w:eastAsia="微软雅黑"/>
+                <w:b w:val="0"/>
+                <w:sz w:val="18"/>
+              </w:rPr>
+              <w:t>（21 个源列 × 7 行全部一致，</w:t>
             </w:r>
             <w:r>
               <w:rPr>
                 <w:rFonts w:ascii="Consolas" w:hAnsi="Consolas" w:eastAsia="Consolas"/>
                 <w:sz w:val="17"/>
               </w:rPr>
+              <w:t>sum=1</w:t>
+            </w:r>
+            <w:r>
+              <w:rPr>
+                <w:rFonts w:ascii="微软雅黑" w:hAnsi="微软雅黑" w:eastAsia="微软雅黑"/>
+                <w:b w:val="0"/>
+                <w:sz w:val="18"/>
+              </w:rPr>
+              <w:t xml:space="preserve"> 无丢点无重复，行映射正确）⇒ 判定为</w:t>
+            </w:r>
+            <w:r>
+              <w:rPr>
+                <w:rFonts w:ascii="微软雅黑" w:hAnsi="微软雅黑" w:eastAsia="微软雅黑"/>
+                <w:b/>
+                <w:sz w:val="18"/>
+              </w:rPr>
+              <w:t>间歇性缺陷</w:t>
+            </w:r>
+            <w:r>
+              <w:rPr>
+                <w:rFonts w:ascii="微软雅黑" w:hAnsi="微软雅黑" w:eastAsia="微软雅黑"/>
+                <w:b w:val="0"/>
+                <w:sz w:val="18"/>
+              </w:rPr>
+              <w:t>，</w:t>
+            </w:r>
+            <w:r>
+              <w:rPr>
+                <w:rFonts w:ascii="Consolas" w:hAnsi="Consolas" w:eastAsia="Consolas"/>
+                <w:sz w:val="17"/>
+              </w:rPr>
+              <w:t>HDMI_VISUAL_OK</w:t>
+            </w:r>
+            <w:r>
+              <w:rPr>
+                <w:rFonts w:ascii="微软雅黑" w:hAnsi="微软雅黑" w:eastAsia="微软雅黑"/>
+                <w:b w:val="0"/>
+                <w:sz w:val="18"/>
+              </w:rPr>
+              <w:t xml:space="preserve"> 已于当日撤回（</w:t>
+            </w:r>
+            <w:r>
+              <w:rPr>
+                <w:rFonts w:ascii="Consolas" w:hAnsi="Consolas" w:eastAsia="Consolas"/>
+                <w:sz w:val="17"/>
+              </w:rPr>
               <w:t>data/results/hdmi_visual_ok.json</w:t>
             </w:r>
             <w:r>
@@ -1105,7 +1215,38 @@
                 <w:b w:val="0"/>
                 <w:sz w:val="18"/>
               </w:rPr>
-              <w:t>，绑定 sha256）</w:t>
+              <w:t xml:space="preserve"> = </w:t>
+            </w:r>
+            <w:r>
+              <w:rPr>
+                <w:rFonts w:ascii="Consolas" w:hAnsi="Consolas" w:eastAsia="Consolas"/>
+                <w:sz w:val="17"/>
+              </w:rPr>
+              <w:t>HDMI_VISUAL_RETRACTED</w:t>
+            </w:r>
+            <w:r>
+              <w:rPr>
+                <w:rFonts w:ascii="微软雅黑" w:hAnsi="微软雅黑" w:eastAsia="微软雅黑"/>
+                <w:b w:val="0"/>
+                <w:sz w:val="18"/>
+              </w:rPr>
+              <w:t>）。</w:t>
+            </w:r>
+            <w:r>
+              <w:rPr>
+                <w:rFonts w:ascii="微软雅黑" w:hAnsi="微软雅黑" w:eastAsia="微软雅黑"/>
+                <w:b/>
+                <w:sz w:val="18"/>
+              </w:rPr>
+              <w:t>交付演示不走 HDMI 通道</w:t>
+            </w:r>
+            <w:r>
+              <w:rPr>
+                <w:rFonts w:ascii="微软雅黑" w:hAnsi="微软雅黑" w:eastAsia="微软雅黑"/>
+                <w:b w:val="0"/>
+                <w:sz w:val="18"/>
+              </w:rPr>
+              <w:t>，改走 PC / 网口</w:t>
             </w:r>
           </w:p>
         </w:tc>
@@ -4261,89 +4402,6 @@
     </w:p>
     <w:p>
       <w:pPr>
-        <w:ind w:left="360"/>
-      </w:pPr>
-      <w:r>
-        <w:rPr>
-          <w:rFonts w:ascii="微软雅黑" w:hAnsi="微软雅黑" w:eastAsia="微软雅黑"/>
-          <w:b/>
-          <w:i/>
-          <w:color w:val="556577"/>
-          <w:sz w:val="19"/>
-        </w:rPr>
-        <w:t>显示类判据分两级，全文统一</w:t>
-      </w:r>
-      <w:r>
-        <w:rPr>
-          <w:rFonts w:ascii="微软雅黑" w:hAnsi="微软雅黑" w:eastAsia="微软雅黑"/>
-          <w:b w:val="0"/>
-          <w:i/>
-          <w:color w:val="556577"/>
-          <w:sz w:val="19"/>
-        </w:rPr>
-        <w:t>：</w:t>
-      </w:r>
-      <w:r>
-        <w:rPr>
-          <w:rFonts w:ascii="Consolas" w:hAnsi="Consolas" w:eastAsia="Consolas"/>
-          <w:i/>
-          <w:color w:val="556577"/>
-          <w:sz w:val="18"/>
-        </w:rPr>
-        <w:t>BRAM_OK</w:t>
-      </w:r>
-      <w:r>
-        <w:rPr>
-          <w:rFonts w:ascii="微软雅黑" w:hAnsi="微软雅黑" w:eastAsia="微软雅黑"/>
-          <w:b w:val="0"/>
-          <w:i/>
-          <w:color w:val="556577"/>
-          <w:sz w:val="19"/>
-        </w:rPr>
-        <w:t xml:space="preserve"> = 帧缓存写得进、读得回、扫描范围/速率对（机器可判）； </w:t>
-      </w:r>
-      <w:r>
-        <w:rPr>
-          <w:rFonts w:ascii="Consolas" w:hAnsi="Consolas" w:eastAsia="Consolas"/>
-          <w:i/>
-          <w:color w:val="556577"/>
-          <w:sz w:val="18"/>
-        </w:rPr>
-        <w:t>VISUAL_OK</w:t>
-      </w:r>
-      <w:r>
-        <w:rPr>
-          <w:rFonts w:ascii="微软雅黑" w:hAnsi="微软雅黑" w:eastAsia="微软雅黑"/>
-          <w:b w:val="0"/>
-          <w:i/>
-          <w:color w:val="556577"/>
-          <w:sz w:val="19"/>
-        </w:rPr>
-        <w:t xml:space="preserve"> = 屏幕上真的看到、且内容与风格正确（只能人眼判）。</w:t>
-      </w:r>
-      <w:r>
-        <w:rPr>
-          <w:rFonts w:ascii="微软雅黑" w:hAnsi="微软雅黑" w:eastAsia="微软雅黑"/>
-          <w:b/>
-          <w:i/>
-          <w:color w:val="556577"/>
-          <w:sz w:val="19"/>
-        </w:rPr>
-        <w:t>任何一级都不得代替另一级</w:t>
-      </w:r>
-      <w:r>
-        <w:rPr>
-          <w:rFonts w:ascii="微软雅黑" w:hAnsi="微软雅黑" w:eastAsia="微软雅黑"/>
-          <w:b w:val="0"/>
-          <w:i/>
-          <w:color w:val="556577"/>
-          <w:sz w:val="19"/>
-        </w:rPr>
-        <w:t>， 也不得把「已出片」写成「已显示」。下表按这两级标注。</w:t>
-      </w:r>
-    </w:p>
-    <w:p>
-      <w:pPr>
         <w:spacing w:after="120"/>
         <w:ind w:firstLine="0"/>
       </w:pPr>
@@ -4353,1113 +4411,107 @@
           <w:b/>
           <w:sz w:val="21"/>
         </w:rPr>
-        <w:t>HDMI 状态面板（D020）</w:t>
-      </w:r>
-      <w:r>
-        <w:rPr>
-          <w:rFonts w:ascii="微软雅黑" w:hAnsi="微软雅黑" w:eastAsia="微软雅黑"/>
-          <w:b w:val="0"/>
-          <w:sz w:val="21"/>
-        </w:rPr>
-        <w:t>：</w:t>
+        <w:t>2026-10-31 新增：PC 比赛画面视图</w:t>
+      </w:r>
+      <w:r>
+        <w:rPr>
+          <w:rFonts w:ascii="微软雅黑" w:hAnsi="微软雅黑" w:eastAsia="微软雅黑"/>
+          <w:b w:val="0"/>
+          <w:sz w:val="21"/>
+        </w:rPr>
+        <w:t>（</w:t>
       </w:r>
       <w:r>
         <w:rPr>
           <w:rFonts w:ascii="Consolas" w:hAnsi="Consolas" w:eastAsia="Consolas"/>
           <w:sz w:val="20"/>
         </w:rPr>
-        <w:t>src/rtl/io/hdmi/</w:t>
-      </w:r>
-      <w:r>
-        <w:rPr>
-          <w:rFonts w:ascii="微软雅黑" w:hAnsi="微软雅黑" w:eastAsia="微软雅黑"/>
-          <w:b w:val="0"/>
-          <w:sz w:val="21"/>
-        </w:rPr>
-        <w:t xml:space="preserve"> 把 1bpp 帧缓存（1280×720，28,800 字， 基址 </w:t>
+        <w:t>pc_dashboard.py --video</w:t>
+      </w:r>
+      <w:r>
+        <w:rPr>
+          <w:rFonts w:ascii="微软雅黑" w:hAnsi="微软雅黑" w:eastAsia="微软雅黑"/>
+          <w:b w:val="0"/>
+          <w:sz w:val="21"/>
+        </w:rPr>
+        <w:t xml:space="preserve">）。左栏由俯视图切换成 </w:t>
+      </w:r>
+      <w:r>
+        <w:rPr>
+          <w:rFonts w:ascii="微软雅黑" w:hAnsi="微软雅黑" w:eastAsia="微软雅黑"/>
+          <w:b/>
+          <w:sz w:val="21"/>
+        </w:rPr>
+        <w:t>真比赛画面</w:t>
+      </w:r>
+      <w:r>
+        <w:rPr>
+          <w:rFonts w:ascii="微软雅黑" w:hAnsi="微软雅黑" w:eastAsia="微软雅黑"/>
+          <w:b w:val="0"/>
+          <w:sz w:val="21"/>
+        </w:rPr>
+        <w:t xml:space="preserve">，框来自同一份 JSONL 的 </w:t>
       </w:r>
       <w:r>
         <w:rPr>
           <w:rFonts w:ascii="Consolas" w:hAnsi="Consolas" w:eastAsia="Consolas"/>
           <w:sz w:val="20"/>
         </w:rPr>
-        <w:t>0x40000000</w:t>
-      </w:r>
-      <w:r>
-        <w:rPr>
-          <w:rFonts w:ascii="微软雅黑" w:hAnsi="微软雅黑" w:eastAsia="微软雅黑"/>
-          <w:b w:val="0"/>
-          <w:sz w:val="21"/>
-        </w:rPr>
-        <w:t xml:space="preserve">）读成 RGB，经 vendor </w:t>
+        <w:t>tracks</w:t>
+      </w:r>
+      <w:r>
+        <w:rPr>
+          <w:rFonts w:ascii="微软雅黑" w:hAnsi="微软雅黑" w:eastAsia="微软雅黑"/>
+          <w:b w:val="0"/>
+          <w:sz w:val="21"/>
+        </w:rPr>
+        <w:t xml:space="preserve">，球来自 </w:t>
       </w:r>
       <w:r>
         <w:rPr>
           <w:rFonts w:ascii="Consolas" w:hAnsi="Consolas" w:eastAsia="Consolas"/>
           <w:sz w:val="20"/>
         </w:rPr>
-        <w:t>video_driver</w:t>
-      </w:r>
-      <w:r>
-        <w:rPr>
-          <w:rFonts w:ascii="微软雅黑" w:hAnsi="微软雅黑" w:eastAsia="微软雅黑"/>
-          <w:b w:val="0"/>
-          <w:sz w:val="21"/>
-        </w:rPr>
-        <w:t xml:space="preserve"> + </w:t>
+        <w:t>ball</w:t>
+      </w:r>
+      <w:r>
+        <w:rPr>
+          <w:rFonts w:ascii="微软雅黑" w:hAnsi="微软雅黑" w:eastAsia="微软雅黑"/>
+          <w:b w:val="0"/>
+          <w:sz w:val="21"/>
+        </w:rPr>
+        <w:t xml:space="preserve"> 字段；没有标定时球按 </w:t>
+      </w:r>
+      <w:r>
+        <w:rPr>
+          <w:rFonts w:ascii="微软雅黑" w:hAnsi="微软雅黑" w:eastAsia="微软雅黑"/>
+          <w:b/>
+          <w:sz w:val="21"/>
+        </w:rPr>
+        <w:t>画面坐标</w:t>
+      </w:r>
+      <w:r>
+        <w:rPr>
+          <w:rFonts w:ascii="微软雅黑" w:hAnsi="微软雅黑" w:eastAsia="微软雅黑"/>
+          <w:b w:val="0"/>
+          <w:sz w:val="21"/>
+        </w:rPr>
+        <w:t>（</w:t>
       </w:r>
       <w:r>
         <w:rPr>
           <w:rFonts w:ascii="Consolas" w:hAnsi="Consolas" w:eastAsia="Consolas"/>
           <w:sz w:val="20"/>
         </w:rPr>
-        <w:t>dvi_transmitter_top</w:t>
-      </w:r>
-      <w:r>
-        <w:rPr>
-          <w:rFonts w:ascii="微软雅黑" w:hAnsi="微软雅黑" w:eastAsia="微软雅黑"/>
-          <w:b w:val="0"/>
-          <w:sz w:val="21"/>
-        </w:rPr>
-        <w:t xml:space="preserve"> 输出 TMDS； 外部 50 MHz </w:t>
-      </w:r>
-      <w:r>
-        <w:rPr>
-          <w:rFonts w:ascii="Consolas" w:hAnsi="Consolas" w:eastAsia="Consolas"/>
-          <w:sz w:val="20"/>
-        </w:rPr>
-        <w:t>sys_clk</w:t>
-      </w:r>
-      <w:r>
-        <w:rPr>
-          <w:rFonts w:ascii="微软雅黑" w:hAnsi="微软雅黑" w:eastAsia="微软雅黑"/>
-          <w:b w:val="0"/>
-          <w:sz w:val="21"/>
-        </w:rPr>
-        <w:t xml:space="preserve"> 经 </w:t>
-      </w:r>
-      <w:r>
-        <w:rPr>
-          <w:rFonts w:ascii="Consolas" w:hAnsi="Consolas" w:eastAsia="Consolas"/>
-          <w:sz w:val="20"/>
-        </w:rPr>
-        <w:t>clk_wiz</w:t>
-      </w:r>
-      <w:r>
-        <w:rPr>
-          <w:rFonts w:ascii="微软雅黑" w:hAnsi="微软雅黑" w:eastAsia="微软雅黑"/>
-          <w:b w:val="0"/>
-          <w:sz w:val="21"/>
-        </w:rPr>
-        <w:t xml:space="preserve"> 产生 74.25/371.25 MHz。 </w:t>
-      </w:r>
-      <w:r>
-        <w:rPr>
-          <w:rFonts w:ascii="Consolas" w:hAnsi="Consolas" w:eastAsia="Consolas"/>
-          <w:sz w:val="20"/>
-        </w:rPr>
-        <w:t>tools/status_display.py --fb-bram 0x40000000</w:t>
-      </w:r>
-      <w:r>
-        <w:rPr>
-          <w:rFonts w:ascii="微软雅黑" w:hAnsi="微软雅黑" w:eastAsia="微软雅黑"/>
-          <w:b w:val="0"/>
-          <w:sz w:val="21"/>
-        </w:rPr>
-        <w:t xml:space="preserve"> 负责写帧缓存（</w:t>
-      </w:r>
-      <w:r>
-        <w:rPr>
-          <w:rFonts w:ascii="Consolas" w:hAnsi="Consolas" w:eastAsia="Consolas"/>
-          <w:sz w:val="20"/>
-        </w:rPr>
-        <w:t>tools/bram_fb.py</w:t>
-      </w:r>
-      <w:r>
-        <w:rPr>
-          <w:rFonts w:ascii="微软雅黑" w:hAnsi="微软雅黑" w:eastAsia="微软雅黑"/>
-          <w:b w:val="0"/>
-          <w:sz w:val="21"/>
-        </w:rPr>
-        <w:t>）。</w:t>
-      </w:r>
-    </w:p>
-    <w:p>
-      <w:pPr>
-        <w:pStyle w:val="ListBullet"/>
-      </w:pPr>
-      <w:r>
-        <w:rPr>
-          <w:rFonts w:ascii="微软雅黑" w:hAnsi="微软雅黑" w:eastAsia="微软雅黑"/>
-          <w:b w:val="0"/>
-          <w:sz w:val="21"/>
-        </w:rPr>
-        <w:t xml:space="preserve">缺陷与修复：019 定位到原 </w:t>
-      </w:r>
-      <w:r>
-        <w:rPr>
-          <w:rFonts w:ascii="Consolas" w:hAnsi="Consolas" w:eastAsia="Consolas"/>
-          <w:sz w:val="20"/>
-        </w:rPr>
-        <w:t>fb_reader</w:t>
-      </w:r>
-      <w:r>
-        <w:rPr>
-          <w:rFonts w:ascii="微软雅黑" w:hAnsi="微软雅黑" w:eastAsia="微软雅黑"/>
-          <w:b w:val="0"/>
-          <w:sz w:val="21"/>
-        </w:rPr>
-        <w:t xml:space="preserve"> 把「地址到数据恰好 1 拍」写死、且 </w:t>
-      </w:r>
-      <w:r>
-        <w:rPr>
-          <w:rFonts w:ascii="Consolas" w:hAnsi="Consolas" w:eastAsia="Consolas"/>
-          <w:sz w:val="20"/>
-        </w:rPr>
-        <w:t>pixel_data</w:t>
-      </w:r>
-      <w:r>
-        <w:rPr>
-          <w:rFonts w:ascii="微软雅黑" w:hAnsi="微软雅黑" w:eastAsia="微软雅黑"/>
-          <w:b w:val="0"/>
-          <w:sz w:val="21"/>
-        </w:rPr>
-        <w:t xml:space="preserve"> 为寄存器输出</w:t>
-      </w:r>
-    </w:p>
-    <w:p>
-      <w:pPr>
-        <w:spacing w:after="120"/>
-        <w:ind w:firstLine="0"/>
-      </w:pPr>
-      <w:r>
-        <w:rPr>
-          <w:rFonts w:ascii="微软雅黑" w:hAnsi="微软雅黑" w:eastAsia="微软雅黑"/>
-          <w:b w:val="0"/>
-          <w:sz w:val="21"/>
-        </w:rPr>
-        <w:t xml:space="preserve">而 </w:t>
-      </w:r>
-      <w:r>
-        <w:rPr>
-          <w:rFonts w:ascii="Consolas" w:hAnsi="Consolas" w:eastAsia="Consolas"/>
-          <w:sz w:val="20"/>
-        </w:rPr>
-        <w:t>video_driver</w:t>
-      </w:r>
-      <w:r>
-        <w:rPr>
-          <w:rFonts w:ascii="微软雅黑" w:hAnsi="微软雅黑" w:eastAsia="微软雅黑"/>
-          <w:b w:val="0"/>
-          <w:sz w:val="21"/>
-        </w:rPr>
-        <w:t xml:space="preserve"> 组合选通，⇒ 每行第 0 列必读消隐期黑；改为</w:t>
-      </w:r>
-      <w:r>
-        <w:rPr>
-          <w:rFonts w:ascii="微软雅黑" w:hAnsi="微软雅黑" w:eastAsia="微软雅黑"/>
-          <w:b/>
-          <w:sz w:val="21"/>
-        </w:rPr>
-        <w:t>预取移位寄存器</w:t>
-      </w:r>
-      <w:r>
-        <w:rPr>
-          <w:rFonts w:ascii="微软雅黑" w:hAnsi="微软雅黑" w:eastAsia="微软雅黑"/>
-          <w:b w:val="0"/>
-          <w:sz w:val="21"/>
-        </w:rPr>
-        <w:t>结构（与 LCD 同构）。</w:t>
-      </w:r>
-    </w:p>
-    <w:p>
-      <w:pPr>
-        <w:pStyle w:val="ListBullet"/>
-      </w:pPr>
-      <w:r>
-        <w:rPr>
-          <w:rFonts w:ascii="微软雅黑" w:hAnsi="微软雅黑" w:eastAsia="微软雅黑"/>
-          <w:b w:val="0"/>
-          <w:sz w:val="21"/>
-        </w:rPr>
-        <w:t>证据：整场仿真 0 错（</w:t>
-      </w:r>
-      <w:r>
-        <w:rPr>
-          <w:rFonts w:ascii="Consolas" w:hAnsi="Consolas" w:eastAsia="Consolas"/>
-          <w:sz w:val="20"/>
-        </w:rPr>
-        <w:t>BRAM_FB_FRAME_OK 1280x720</w:t>
-      </w:r>
-      <w:r>
-        <w:rPr>
-          <w:rFonts w:ascii="微软雅黑" w:hAnsi="微软雅黑" w:eastAsia="微软雅黑"/>
-          <w:b w:val="0"/>
-          <w:sz w:val="21"/>
-        </w:rPr>
-        <w:t xml:space="preserve">）；上板 </w:t>
-      </w:r>
-      <w:r>
-        <w:rPr>
-          <w:rFonts w:ascii="Consolas" w:hAnsi="Consolas" w:eastAsia="Consolas"/>
-          <w:sz w:val="20"/>
-        </w:rPr>
-        <w:t>HDMI_LIVE</w:t>
-      </w:r>
-      <w:r>
-        <w:rPr>
-          <w:rFonts w:ascii="微软雅黑" w:hAnsi="微软雅黑" w:eastAsia="微软雅黑"/>
-          <w:b w:val="0"/>
-          <w:sz w:val="21"/>
-        </w:rPr>
-        <w:t>（扫描范围 / DE 占比 / 59.2 fps）</w:t>
-      </w:r>
-    </w:p>
-    <w:p>
-      <w:pPr>
-        <w:spacing w:after="120"/>
-        <w:ind w:firstLine="0"/>
-      </w:pPr>
-      <w:r>
-        <w:rPr>
-          <w:rFonts w:ascii="微软雅黑" w:hAnsi="微软雅黑" w:eastAsia="微软雅黑"/>
-          <w:b w:val="0"/>
-          <w:sz w:val="21"/>
-        </w:rPr>
-        <w:t xml:space="preserve">三条判据通过 ⇒ </w:t>
-      </w:r>
-      <w:r>
-        <w:rPr>
-          <w:rFonts w:ascii="微软雅黑" w:hAnsi="微软雅黑" w:eastAsia="微软雅黑"/>
-          <w:b/>
-          <w:sz w:val="21"/>
-        </w:rPr>
-        <w:t>BRAM_OK 通过</w:t>
-      </w:r>
-      <w:r>
-        <w:rPr>
-          <w:rFonts w:ascii="微软雅黑" w:hAnsi="微软雅黑" w:eastAsia="微软雅黑"/>
-          <w:b w:val="0"/>
-          <w:sz w:val="21"/>
-        </w:rPr>
-        <w:t>；</w:t>
-      </w:r>
-      <w:r>
-        <w:rPr>
-          <w:rFonts w:ascii="微软雅黑" w:hAnsi="微软雅黑" w:eastAsia="微软雅黑"/>
-          <w:b/>
-          <w:sz w:val="21"/>
-        </w:rPr>
-        <w:t>VISUAL_OK 待人眼</w:t>
-      </w:r>
-      <w:r>
-        <w:rPr>
-          <w:rFonts w:ascii="微软雅黑" w:hAnsi="微软雅黑" w:eastAsia="微软雅黑"/>
-          <w:b w:val="0"/>
-          <w:sz w:val="21"/>
-        </w:rPr>
-        <w:t>。</w:t>
-      </w:r>
-    </w:p>
-    <w:p>
-      <w:pPr>
-        <w:spacing w:after="120"/>
-        <w:ind w:firstLine="0"/>
-      </w:pPr>
-      <w:r>
-        <w:rPr>
-          <w:rFonts w:ascii="微软雅黑" w:hAnsi="微软雅黑" w:eastAsia="微软雅黑"/>
-          <w:b/>
-          <w:sz w:val="21"/>
-        </w:rPr>
-        <w:t>LCD 状态面板（D021，已整体重做）</w:t>
-      </w:r>
-      <w:r>
-        <w:rPr>
-          <w:rFonts w:ascii="微软雅黑" w:hAnsi="微软雅黑" w:eastAsia="微软雅黑"/>
-          <w:b w:val="0"/>
-          <w:sz w:val="21"/>
-        </w:rPr>
-        <w:t>：这条通路经历了三轮，报告只以</w:t>
-      </w:r>
-      <w:r>
-        <w:rPr>
-          <w:rFonts w:ascii="微软雅黑" w:hAnsi="微软雅黑" w:eastAsia="微软雅黑"/>
-          <w:b/>
-          <w:sz w:val="21"/>
-        </w:rPr>
-        <w:t>最后一轮</w:t>
-      </w:r>
-      <w:r>
-        <w:rPr>
-          <w:rFonts w:ascii="微软雅黑" w:hAnsi="微软雅黑" w:eastAsia="微软雅黑"/>
-          <w:b w:val="0"/>
-          <w:sz w:val="21"/>
-        </w:rPr>
-        <w:t>为当前实现：</w:t>
-      </w:r>
-    </w:p>
-    <w:p>
-      <w:pPr>
-        <w:pStyle w:val="ListNumber"/>
-      </w:pPr>
-      <w:r>
-        <w:rPr>
-          <w:rFonts w:ascii="微软雅黑" w:hAnsi="微软雅黑" w:eastAsia="微软雅黑"/>
-          <w:b w:val="0"/>
-          <w:sz w:val="21"/>
-        </w:rPr>
-        <w:t>014 让 1bpp 版本出过画面（人眼可见棋盘格）；</w:t>
-      </w:r>
-    </w:p>
-    <w:p>
-      <w:pPr>
-        <w:pStyle w:val="ListNumber"/>
-      </w:pPr>
-      <w:r>
-        <w:rPr>
-          <w:rFonts w:ascii="微软雅黑" w:hAnsi="微软雅黑" w:eastAsia="微软雅黑"/>
-          <w:b w:val="0"/>
-          <w:sz w:val="21"/>
-        </w:rPr>
-        <w:t xml:space="preserve">016–020 发现像素时钟、读侧装载时机都有问题，重写为项目内 </w:t>
-      </w:r>
-      <w:r>
-        <w:rPr>
-          <w:rFonts w:ascii="Consolas" w:hAnsi="Consolas" w:eastAsia="Consolas"/>
-          <w:sz w:val="20"/>
-        </w:rPr>
-        <w:t>lcd_timing</w:t>
-      </w:r>
-      <w:r>
-        <w:rPr>
-          <w:rFonts w:ascii="微软雅黑" w:hAnsi="微软雅黑" w:eastAsia="微软雅黑"/>
-          <w:b w:val="0"/>
-          <w:sz w:val="21"/>
-        </w:rPr>
-        <w:t xml:space="preserve"> + 双行缓存读取器，</w:t>
-      </w:r>
-    </w:p>
-    <w:p>
-      <w:pPr>
-        <w:spacing w:after="120"/>
-        <w:ind w:firstLine="0"/>
-      </w:pPr>
-      <w:r>
-        <w:rPr>
-          <w:rFonts w:ascii="微软雅黑" w:hAnsi="微软雅黑" w:eastAsia="微软雅黑"/>
-          <w:b w:val="0"/>
-          <w:sz w:val="21"/>
-        </w:rPr>
-        <w:t>板端实测 480×272 图案基本正确（仅右侧窄黑边），用户要求仍按 800×480；</w:t>
-      </w:r>
-    </w:p>
-    <w:p>
-      <w:pPr>
-        <w:pStyle w:val="ListNumber"/>
-      </w:pPr>
-      <w:r>
-        <w:rPr>
-          <w:rFonts w:ascii="微软雅黑" w:hAnsi="微软雅黑" w:eastAsia="微软雅黑"/>
-          <w:b/>
-          <w:sz w:val="21"/>
-        </w:rPr>
-        <w:t>021 按用户要求从零重做</w:t>
-      </w:r>
-      <w:r>
-        <w:rPr>
-          <w:rFonts w:ascii="微软雅黑" w:hAnsi="微软雅黑" w:eastAsia="微软雅黑"/>
-          <w:b w:val="0"/>
-          <w:sz w:val="21"/>
-        </w:rPr>
-        <w:t>：</w:t>
-      </w:r>
-      <w:r>
-        <w:rPr>
-          <w:rFonts w:ascii="Consolas" w:hAnsi="Consolas" w:eastAsia="Consolas"/>
-          <w:sz w:val="20"/>
-        </w:rPr>
-        <w:t>lcd_probe_core.v</w:t>
-      </w:r>
-      <w:r>
-        <w:rPr>
-          <w:rFonts w:ascii="微软雅黑" w:hAnsi="微软雅黑" w:eastAsia="微软雅黑"/>
-          <w:b w:val="0"/>
-          <w:sz w:val="21"/>
-        </w:rPr>
-        <w:t xml:space="preserve"> + </w:t>
-      </w:r>
-      <w:r>
-        <w:rPr>
-          <w:rFonts w:ascii="Consolas" w:hAnsi="Consolas" w:eastAsia="Consolas"/>
-          <w:sz w:val="20"/>
-        </w:rPr>
-        <w:t>lcd_probe_top.v</w:t>
-      </w:r>
-      <w:r>
-        <w:rPr>
-          <w:rFonts w:ascii="微软雅黑" w:hAnsi="微软雅黑" w:eastAsia="微软雅黑"/>
-          <w:b w:val="0"/>
-          <w:sz w:val="21"/>
-        </w:rPr>
-        <w:t>，</w:t>
-      </w:r>
-      <w:r>
-        <w:rPr>
-          <w:rFonts w:ascii="微软雅黑" w:hAnsi="微软雅黑" w:eastAsia="微软雅黑"/>
-          <w:b/>
-          <w:sz w:val="21"/>
-        </w:rPr>
-        <w:t>不复用</w:t>
-      </w:r>
-      <w:r>
-        <w:rPr>
-          <w:rFonts w:ascii="微软雅黑" w:hAnsi="微软雅黑" w:eastAsia="微软雅黑"/>
-          <w:b w:val="0"/>
-          <w:sz w:val="21"/>
-        </w:rPr>
-        <w:t xml:space="preserve">旧 </w:t>
-      </w:r>
-      <w:r>
-        <w:rPr>
-          <w:rFonts w:ascii="Consolas" w:hAnsi="Consolas" w:eastAsia="Consolas"/>
-          <w:sz w:val="20"/>
-        </w:rPr>
-        <w:t>lcd_*</w:t>
-      </w:r>
-      <w:r>
-        <w:rPr>
-          <w:rFonts w:ascii="微软雅黑" w:hAnsi="微软雅黑" w:eastAsia="微软雅黑"/>
-          <w:b w:val="0"/>
-          <w:sz w:val="21"/>
-        </w:rPr>
-        <w:t xml:space="preserve"> 任何逻辑，</w:t>
-      </w:r>
-    </w:p>
-    <w:p>
-      <w:pPr>
-        <w:spacing w:after="120"/>
-        <w:ind w:firstLine="0"/>
-      </w:pPr>
-      <w:r>
-        <w:rPr>
-          <w:rFonts w:ascii="微软雅黑" w:hAnsi="微软雅黑" w:eastAsia="微软雅黑"/>
-          <w:b w:val="0"/>
-          <w:sz w:val="21"/>
-        </w:rPr>
-        <w:t xml:space="preserve">改为 </w:t>
-      </w:r>
-      <w:r>
-        <w:rPr>
-          <w:rFonts w:ascii="微软雅黑" w:hAnsi="微软雅黑" w:eastAsia="微软雅黑"/>
-          <w:b/>
-          <w:sz w:val="21"/>
-        </w:rPr>
-        <w:t>4bpp / 16 色调色板</w:t>
-      </w:r>
-      <w:r>
-        <w:rPr>
-          <w:rFonts w:ascii="微软雅黑" w:hAnsi="微软雅黑" w:eastAsia="微软雅黑"/>
-          <w:b w:val="0"/>
-          <w:sz w:val="21"/>
-        </w:rPr>
-        <w:t xml:space="preserve">（48,000 图像字 + 16 调色板字 = 192 KB，AXI 段 256 K）、 </w:t>
-      </w:r>
-      <w:r>
-        <w:rPr>
-          <w:rFonts w:ascii="Consolas" w:hAnsi="Consolas" w:eastAsia="Consolas"/>
-          <w:sz w:val="20"/>
-        </w:rPr>
-        <w:t>800×480@33.333 MHz</w:t>
-      </w:r>
-      <w:r>
-        <w:rPr>
-          <w:rFonts w:ascii="微软雅黑" w:hAnsi="微软雅黑" w:eastAsia="微软雅黑"/>
-          <w:b w:val="0"/>
-          <w:sz w:val="21"/>
-        </w:rPr>
-        <w:t xml:space="preserve">（配置实测 33.333 MHz），同一 bitstream 内还带 </w:t>
-      </w:r>
-      <w:r>
-        <w:rPr>
-          <w:rFonts w:ascii="Consolas" w:hAnsi="Consolas" w:eastAsia="Consolas"/>
-          <w:sz w:val="20"/>
-        </w:rPr>
-        <w:t>480×272@9.000 MHz</w:t>
-      </w:r>
-      <w:r>
-        <w:rPr>
-          <w:rFonts w:ascii="微软雅黑" w:hAnsi="微软雅黑" w:eastAsia="微软雅黑"/>
-          <w:b w:val="0"/>
-          <w:sz w:val="21"/>
-        </w:rPr>
-        <w:t xml:space="preserve"> 核心供 A/B 实测， 由 </w:t>
-      </w:r>
-      <w:r>
-        <w:rPr>
-          <w:rFonts w:ascii="Consolas" w:hAnsi="Consolas" w:eastAsia="Consolas"/>
-          <w:sz w:val="20"/>
-        </w:rPr>
-        <w:t>cfg</w:t>
-      </w:r>
-      <w:r>
-        <w:rPr>
-          <w:rFonts w:ascii="微软雅黑" w:hAnsi="微软雅黑" w:eastAsia="微软雅黑"/>
-          <w:b w:val="0"/>
-          <w:sz w:val="21"/>
-        </w:rPr>
-        <w:t xml:space="preserve"> 寄存器切换核心/图案/帧缓存，并新增按键 </w:t>
-      </w:r>
-      <w:r>
-        <w:rPr>
-          <w:rFonts w:ascii="Consolas" w:hAnsi="Consolas" w:eastAsia="Consolas"/>
-          <w:sz w:val="20"/>
-        </w:rPr>
-        <w:t>key[0]/key[1]</w:t>
-      </w:r>
-      <w:r>
-        <w:rPr>
-          <w:rFonts w:ascii="微软雅黑" w:hAnsi="微软雅黑" w:eastAsia="微软雅黑"/>
-          <w:b w:val="0"/>
-          <w:sz w:val="21"/>
-        </w:rPr>
-        <w:t>（</w:t>
-      </w:r>
-      <w:r>
-        <w:rPr>
-          <w:rFonts w:ascii="Consolas" w:hAnsi="Consolas" w:eastAsia="Consolas"/>
-          <w:sz w:val="20"/>
-        </w:rPr>
-        <w:t>0x41260000</w:t>
-      </w:r>
-      <w:r>
-        <w:rPr>
-          <w:rFonts w:ascii="微软雅黑" w:hAnsi="微软雅黑" w:eastAsia="微软雅黑"/>
-          <w:b w:val="0"/>
-          <w:sz w:val="21"/>
-        </w:rPr>
-        <w:t xml:space="preserve">）。 出片 </w:t>
-      </w:r>
-      <w:r>
-        <w:rPr>
-          <w:rFonts w:ascii="Consolas" w:hAnsi="Consolas" w:eastAsia="Consolas"/>
-          <w:sz w:val="20"/>
-        </w:rPr>
-        <w:t>LCD_PROBE_BD_OK</w:t>
-      </w:r>
-      <w:r>
-        <w:rPr>
-          <w:rFonts w:ascii="微软雅黑" w:hAnsi="微软雅黑" w:eastAsia="微软雅黑"/>
-          <w:b w:val="0"/>
-          <w:sz w:val="21"/>
-        </w:rPr>
-        <w:t xml:space="preserve">，WNS </w:t>
-      </w:r>
-      <w:r>
-        <w:rPr>
-          <w:rFonts w:ascii="微软雅黑" w:hAnsi="微软雅黑" w:eastAsia="微软雅黑"/>
-          <w:b/>
-          <w:sz w:val="21"/>
-        </w:rPr>
-        <w:t>+1.839 ns</w:t>
-      </w:r>
-      <w:r>
-        <w:rPr>
-          <w:rFonts w:ascii="微软雅黑" w:hAnsi="微软雅黑" w:eastAsia="微软雅黑"/>
-          <w:b w:val="0"/>
-          <w:sz w:val="21"/>
-        </w:rPr>
-        <w:t xml:space="preserve"> / WHS </w:t>
-      </w:r>
-      <w:r>
-        <w:rPr>
-          <w:rFonts w:ascii="微软雅黑" w:hAnsi="微软雅黑" w:eastAsia="微软雅黑"/>
-          <w:b/>
-          <w:sz w:val="21"/>
-        </w:rPr>
-        <w:t>+0.018 ns</w:t>
-      </w:r>
-      <w:r>
-        <w:rPr>
-          <w:rFonts w:ascii="微软雅黑" w:hAnsi="微软雅黑" w:eastAsia="微软雅黑"/>
-          <w:b w:val="0"/>
-          <w:sz w:val="21"/>
-        </w:rPr>
-        <w:t>（0 failing）。</w:t>
-      </w:r>
-    </w:p>
-    <w:p>
-      <w:pPr>
-        <w:pStyle w:val="ListBullet"/>
-      </w:pPr>
-      <w:r>
-        <w:rPr>
-          <w:rFonts w:ascii="微软雅黑" w:hAnsi="微软雅黑" w:eastAsia="微软雅黑"/>
-          <w:b w:val="0"/>
-          <w:sz w:val="21"/>
-        </w:rPr>
-        <w:t>上板结果（2026-10-30）：</w:t>
-      </w:r>
-      <w:r>
-        <w:rPr>
-          <w:rFonts w:ascii="Consolas" w:hAnsi="Consolas" w:eastAsia="Consolas"/>
-          <w:sz w:val="20"/>
-        </w:rPr>
-        <w:t>tools/check_lcd4_board.py</w:t>
-      </w:r>
-      <w:r>
-        <w:rPr>
-          <w:rFonts w:ascii="微软雅黑" w:hAnsi="微软雅黑" w:eastAsia="微软雅黑"/>
-          <w:b w:val="0"/>
-          <w:sz w:val="21"/>
-        </w:rPr>
-        <w:t xml:space="preserve"> → </w:t>
-      </w:r>
-      <w:r>
-        <w:rPr>
-          <w:rFonts w:ascii="微软雅黑" w:hAnsi="微软雅黑" w:eastAsia="微软雅黑"/>
-          <w:b/>
-          <w:sz w:val="21"/>
-        </w:rPr>
-        <w:t>`READBACK_OK bad=0 checked=10`</w:t>
-      </w:r>
-    </w:p>
-    <w:p>
-      <w:pPr>
-        <w:spacing w:after="120"/>
-        <w:ind w:firstLine="0"/>
-      </w:pPr>
-      <w:r>
-        <w:rPr>
-          <w:rFonts w:ascii="微软雅黑" w:hAnsi="微软雅黑" w:eastAsia="微软雅黑"/>
-          <w:b w:val="0"/>
-          <w:sz w:val="21"/>
-        </w:rPr>
-        <w:t xml:space="preserve">（重启前后各跑一次，结果一致；PCLK 实测 33.335 MHz），即帧缓存内容、字序、位序在 PS 与 PL 之间逐位一致 ⇒ </w:t>
-      </w:r>
-      <w:r>
-        <w:rPr>
-          <w:rFonts w:ascii="微软雅黑" w:hAnsi="微软雅黑" w:eastAsia="微软雅黑"/>
-          <w:b/>
-          <w:sz w:val="21"/>
-        </w:rPr>
-        <w:t>`BRAM_OK` 通过</w:t>
-      </w:r>
-      <w:r>
-        <w:rPr>
-          <w:rFonts w:ascii="微软雅黑" w:hAnsi="微软雅黑" w:eastAsia="微软雅黑"/>
-          <w:b w:val="0"/>
-          <w:sz w:val="21"/>
-        </w:rPr>
-        <w:t xml:space="preserve">。自证图 </w:t>
-      </w:r>
-      <w:r>
-        <w:rPr>
-          <w:rFonts w:ascii="Consolas" w:hAnsi="Consolas" w:eastAsia="Consolas"/>
-          <w:sz w:val="20"/>
-        </w:rPr>
-        <w:t>tag4</w:t>
-      </w:r>
-      <w:r>
-        <w:rPr>
-          <w:rFonts w:ascii="微软雅黑" w:hAnsi="微软雅黑" w:eastAsia="微软雅黑"/>
-          <w:b w:val="0"/>
-          <w:sz w:val="21"/>
-        </w:rPr>
-        <w:t xml:space="preserve">（每行 100 条竖带、16 色按 </w:t>
-      </w:r>
-      <w:r>
-        <w:rPr>
-          <w:rFonts w:ascii="Consolas" w:hAnsi="Consolas" w:eastAsia="Consolas"/>
-          <w:sz w:val="20"/>
-        </w:rPr>
-        <w:t>(行+字)&amp;15</w:t>
-      </w:r>
-      <w:r>
-        <w:rPr>
-          <w:rFonts w:ascii="微软雅黑" w:hAnsi="微软雅黑" w:eastAsia="微软雅黑"/>
-          <w:b w:val="0"/>
-          <w:sz w:val="21"/>
-        </w:rPr>
-        <w:t xml:space="preserve"> 循环、逐行错开成斜纹）经</w:t>
-      </w:r>
-      <w:r>
-        <w:rPr>
-          <w:rFonts w:ascii="微软雅黑" w:hAnsi="微软雅黑" w:eastAsia="微软雅黑"/>
-          <w:b/>
-          <w:sz w:val="21"/>
-        </w:rPr>
-        <w:t>人眼确认</w:t>
-      </w:r>
-      <w:r>
-        <w:rPr>
-          <w:rFonts w:ascii="微软雅黑" w:hAnsi="微软雅黑" w:eastAsia="微软雅黑"/>
-          <w:b w:val="0"/>
-          <w:sz w:val="21"/>
-        </w:rPr>
-        <w:t xml:space="preserve">（2026-10-30 用户口头确认）⇒ 这张图的 </w:t>
-      </w:r>
-      <w:r>
-        <w:rPr>
-          <w:rFonts w:ascii="微软雅黑" w:hAnsi="微软雅黑" w:eastAsia="微软雅黑"/>
-          <w:b/>
-          <w:sz w:val="21"/>
-        </w:rPr>
-        <w:t>`VISUAL_OK` 通过</w:t>
-      </w:r>
-      <w:r>
-        <w:rPr>
-          <w:rFonts w:ascii="微软雅黑" w:hAnsi="微软雅黑" w:eastAsia="微软雅黑"/>
-          <w:b w:val="0"/>
-          <w:sz w:val="21"/>
-        </w:rPr>
-        <w:t xml:space="preserve">。 判据的例外也一并写清：帧缓存第 0/1 行只能验 </w:t>
-      </w:r>
-      <w:r>
-        <w:rPr>
-          <w:rFonts w:ascii="Consolas" w:hAnsi="Consolas" w:eastAsia="Consolas"/>
-          <w:sz w:val="20"/>
-        </w:rPr>
-        <w:t>lb</w:t>
-      </w:r>
-      <w:r>
-        <w:rPr>
-          <w:rFonts w:ascii="微软雅黑" w:hAnsi="微软雅黑" w:eastAsia="微软雅黑"/>
-          <w:b w:val="0"/>
-          <w:sz w:val="21"/>
-        </w:rPr>
-        <w:t>（内容），</w:t>
-      </w:r>
-      <w:r>
-        <w:rPr>
-          <w:rFonts w:ascii="Consolas" w:hAnsi="Consolas" w:eastAsia="Consolas"/>
-          <w:sz w:val="20"/>
-        </w:rPr>
-        <w:t>st/de</w:t>
-      </w:r>
-      <w:r>
-        <w:rPr>
-          <w:rFonts w:ascii="微软雅黑" w:hAnsi="微软雅黑" w:eastAsia="微软雅黑"/>
-          <w:b w:val="0"/>
-          <w:sz w:val="21"/>
-        </w:rPr>
-        <w:t xml:space="preserve"> 结构性取不到 —— RTL 的抓取在「目标行的上一行」装载那一拍更新（</w:t>
-      </w:r>
-      <w:r>
-        <w:rPr>
-          <w:rFonts w:ascii="Consolas" w:hAnsi="Consolas" w:eastAsia="Consolas"/>
-          <w:sz w:val="20"/>
-        </w:rPr>
-        <w:t>hit_load</w:t>
-      </w:r>
-      <w:r>
-        <w:rPr>
-          <w:rFonts w:ascii="微软雅黑" w:hAnsi="微软雅黑" w:eastAsia="微软雅黑"/>
-          <w:b w:val="0"/>
-          <w:sz w:val="21"/>
-        </w:rPr>
-        <w:t xml:space="preserve">），且 </w:t>
-      </w:r>
-      <w:r>
-        <w:rPr>
-          <w:rFonts w:ascii="Consolas" w:hAnsi="Consolas" w:eastAsia="Consolas"/>
-          <w:sz w:val="20"/>
-        </w:rPr>
-        <w:t>cap_row==0</w:t>
-      </w:r>
-      <w:r>
-        <w:rPr>
-          <w:rFonts w:ascii="微软雅黑" w:hAnsi="微软雅黑" w:eastAsia="微软雅黑"/>
-          <w:b w:val="0"/>
-          <w:sz w:val="21"/>
-        </w:rPr>
-        <w:t xml:space="preserve"> 被显式排除、 </w:t>
-      </w:r>
-      <w:r>
-        <w:rPr>
-          <w:rFonts w:ascii="Consolas" w:hAnsi="Consolas" w:eastAsia="Consolas"/>
-          <w:sz w:val="20"/>
-        </w:rPr>
-        <w:t>cap_row==1</w:t>
-      </w:r>
-      <w:r>
-        <w:rPr>
-          <w:rFonts w:ascii="微软雅黑" w:hAnsi="微软雅黑" w:eastAsia="微软雅黑"/>
-          <w:b w:val="0"/>
-          <w:sz w:val="21"/>
-        </w:rPr>
-        <w:t xml:space="preserve"> 的装载行是场消隐行（</w:t>
-      </w:r>
-      <w:r>
-        <w:rPr>
-          <w:rFonts w:ascii="Consolas" w:hAnsi="Consolas" w:eastAsia="Consolas"/>
-          <w:sz w:val="20"/>
-        </w:rPr>
-        <w:t>de_last</w:t>
-      </w:r>
-      <w:r>
-        <w:rPr>
-          <w:rFonts w:ascii="微软雅黑" w:hAnsi="微软雅黑" w:eastAsia="微软雅黑"/>
-          <w:b w:val="0"/>
-          <w:sz w:val="21"/>
-        </w:rPr>
-        <w:t xml:space="preserve"> 恒 0）。不写明这点，陈旧值会假通过； 脚本已按此改判并写进文件头。</w:t>
-      </w:r>
-    </w:p>
-    <w:p>
-      <w:pPr>
-        <w:spacing w:after="120"/>
-        <w:ind w:firstLine="0"/>
-      </w:pPr>
-      <w:r>
-        <w:rPr>
-          <w:rFonts w:ascii="微软雅黑" w:hAnsi="微软雅黑" w:eastAsia="微软雅黑"/>
-          <w:b/>
-          <w:sz w:val="21"/>
-        </w:rPr>
-        <w:t>调色板与赛前 UI（D013）</w:t>
-      </w:r>
-      <w:r>
-        <w:rPr>
-          <w:rFonts w:ascii="微软雅黑" w:hAnsi="微软雅黑" w:eastAsia="微软雅黑"/>
-          <w:b w:val="0"/>
-          <w:sz w:val="21"/>
-        </w:rPr>
-        <w:t>：</w:t>
-      </w:r>
-      <w:r>
-        <w:rPr>
-          <w:rFonts w:ascii="Consolas" w:hAnsi="Consolas" w:eastAsia="Consolas"/>
-          <w:sz w:val="20"/>
-        </w:rPr>
-        <w:t>tools/lcd_ui.py</w:t>
-      </w:r>
-      <w:r>
-        <w:rPr>
-          <w:rFonts w:ascii="微软雅黑" w:hAnsi="微软雅黑" w:eastAsia="微软雅黑"/>
-          <w:b w:val="0"/>
-          <w:sz w:val="21"/>
-        </w:rPr>
-        <w:t xml:space="preserve"> 在 800×480 4bpp 屏上做赛前配置， 按键操作 7 项（A/B 队球衣、A/B 队守门员、裁判衣服、A 队上半场方向、开始比赛）， 确认时用 </w:t>
-      </w:r>
-      <w:r>
-        <w:rPr>
-          <w:rFonts w:ascii="Consolas" w:hAnsi="Consolas" w:eastAsia="Consolas"/>
-          <w:sz w:val="20"/>
-        </w:rPr>
-        <w:t>tools/match_setup.py</w:t>
-      </w:r>
-      <w:r>
-        <w:rPr>
-          <w:rFonts w:ascii="微软雅黑" w:hAnsi="微软雅黑" w:eastAsia="微软雅黑"/>
-          <w:b w:val="0"/>
-          <w:sz w:val="21"/>
-        </w:rPr>
-        <w:t xml:space="preserve"> 的校验（两队同色直接拒绝），落盘 </w:t>
-      </w:r>
-      <w:r>
-        <w:rPr>
-          <w:rFonts w:ascii="Consolas" w:hAnsi="Consolas" w:eastAsia="Consolas"/>
-          <w:sz w:val="20"/>
-        </w:rPr>
-        <w:t>board/ui_config.json</w:t>
-      </w:r>
-      <w:r>
-        <w:rPr>
-          <w:rFonts w:ascii="微软雅黑" w:hAnsi="微软雅黑" w:eastAsia="微软雅黑"/>
-          <w:b w:val="0"/>
-          <w:sz w:val="21"/>
-        </w:rPr>
-        <w:t xml:space="preserve">， schema 与 PC 侧校验器同为 </w:t>
-      </w:r>
-      <w:r>
-        <w:rPr>
-          <w:rFonts w:ascii="Consolas" w:hAnsi="Consolas" w:eastAsia="Consolas"/>
-          <w:sz w:val="20"/>
-        </w:rPr>
-        <w:t>zynq-yolo/match-config/2</w:t>
-      </w:r>
-      <w:r>
-        <w:rPr>
-          <w:rFonts w:ascii="微软雅黑" w:hAnsi="微软雅黑" w:eastAsia="微软雅黑"/>
-          <w:b w:val="0"/>
-          <w:sz w:val="21"/>
-        </w:rPr>
-        <w:t xml:space="preserve">；屏上色块 RGB 由 </w:t>
-      </w:r>
-      <w:r>
-        <w:rPr>
-          <w:rFonts w:ascii="Consolas" w:hAnsi="Consolas" w:eastAsia="Consolas"/>
-          <w:sz w:val="20"/>
-        </w:rPr>
-        <w:t>classify_players.PALETTE_REF</w:t>
-      </w:r>
-      <w:r>
-        <w:rPr>
-          <w:rFonts w:ascii="微软雅黑" w:hAnsi="微软雅黑" w:eastAsia="微软雅黑"/>
-          <w:b w:val="0"/>
-          <w:sz w:val="21"/>
-        </w:rPr>
-        <w:t xml:space="preserve"> 的名字换算 ⇒ 屏上所见即分类器判色的参考色。16 色调色板 = 6 个界面色 + 10 个球衣色。 主机侧回放自测 </w:t>
-      </w:r>
-      <w:r>
-        <w:rPr>
-          <w:rFonts w:ascii="Consolas" w:hAnsi="Consolas" w:eastAsia="Consolas"/>
-          <w:sz w:val="20"/>
-        </w:rPr>
-        <w:t>LCD_UI_SAVED</w:t>
-      </w:r>
-      <w:r>
-        <w:rPr>
-          <w:rFonts w:ascii="微软雅黑" w:hAnsi="微软雅黑" w:eastAsia="微软雅黑"/>
-          <w:b w:val="0"/>
-          <w:sz w:val="21"/>
-        </w:rPr>
-        <w:t>；</w:t>
-      </w:r>
-      <w:r>
-        <w:rPr>
-          <w:rFonts w:ascii="微软雅黑" w:hAnsi="微软雅黑" w:eastAsia="微软雅黑"/>
-          <w:b/>
-          <w:sz w:val="21"/>
-        </w:rPr>
-        <w:t>真按键未按过</w:t>
-      </w:r>
-      <w:r>
-        <w:rPr>
-          <w:rFonts w:ascii="微软雅黑" w:hAnsi="微软雅黑" w:eastAsia="微软雅黑"/>
-          <w:b w:val="0"/>
-          <w:sz w:val="21"/>
-        </w:rPr>
-        <w:t>（待上板人工）。</w:t>
-      </w:r>
-    </w:p>
-    <w:p>
-      <w:pPr>
-        <w:spacing w:after="120"/>
-        <w:ind w:firstLine="0"/>
-      </w:pPr>
-      <w:r>
-        <w:rPr>
-          <w:rFonts w:ascii="微软雅黑" w:hAnsi="微软雅黑" w:eastAsia="微软雅黑"/>
-          <w:b/>
-          <w:sz w:val="21"/>
-        </w:rPr>
-        <w:t>合并显示（D023）与跟踪+双屏（D024）</w:t>
-      </w:r>
-      <w:r>
-        <w:rPr>
-          <w:rFonts w:ascii="微软雅黑" w:hAnsi="微软雅黑" w:eastAsia="微软雅黑"/>
-          <w:b w:val="0"/>
-          <w:sz w:val="21"/>
-        </w:rPr>
-        <w:t>：</w:t>
-      </w:r>
-      <w:r>
-        <w:rPr>
-          <w:rFonts w:ascii="Consolas" w:hAnsi="Consolas" w:eastAsia="Consolas"/>
-          <w:sz w:val="20"/>
-        </w:rPr>
-        <w:t>display_both.bit</w:t>
-      </w:r>
-      <w:r>
-        <w:rPr>
-          <w:rFonts w:ascii="微软雅黑" w:hAnsi="微软雅黑" w:eastAsia="微软雅黑"/>
-          <w:b w:val="0"/>
-          <w:sz w:val="21"/>
-        </w:rPr>
-        <w:t xml:space="preserve"> / </w:t>
-      </w:r>
-      <w:r>
-        <w:rPr>
-          <w:rFonts w:ascii="Consolas" w:hAnsi="Consolas" w:eastAsia="Consolas"/>
-          <w:sz w:val="20"/>
-        </w:rPr>
-        <w:t>track_display.bit</w:t>
-      </w:r>
-      <w:r>
-        <w:rPr>
-          <w:rFonts w:ascii="微软雅黑" w:hAnsi="微软雅黑" w:eastAsia="微软雅黑"/>
-          <w:b w:val="0"/>
-          <w:sz w:val="21"/>
-        </w:rPr>
-        <w:t xml:space="preserve"> 一次加载同时驱动两块屏 （HDMI </w:t>
-      </w:r>
-      <w:r>
-        <w:rPr>
-          <w:rFonts w:ascii="Consolas" w:hAnsi="Consolas" w:eastAsia="Consolas"/>
-          <w:sz w:val="20"/>
-        </w:rPr>
-        <w:t>0x40000000</w:t>
-      </w:r>
-      <w:r>
-        <w:rPr>
-          <w:rFonts w:ascii="微软雅黑" w:hAnsi="微软雅黑" w:eastAsia="微软雅黑"/>
-          <w:b w:val="0"/>
-          <w:sz w:val="21"/>
-        </w:rPr>
-        <w:t xml:space="preserve">、LCD </w:t>
-      </w:r>
-      <w:r>
-        <w:rPr>
-          <w:rFonts w:ascii="Consolas" w:hAnsi="Consolas" w:eastAsia="Consolas"/>
-          <w:sz w:val="20"/>
-        </w:rPr>
-        <w:t>0x40020000</w:t>
-      </w:r>
-      <w:r>
-        <w:rPr>
-          <w:rFonts w:ascii="微软雅黑" w:hAnsi="微软雅黑" w:eastAsia="微软雅黑"/>
-          <w:b w:val="0"/>
-          <w:sz w:val="21"/>
-        </w:rPr>
-        <w:t xml:space="preserve">，跟踪版为 </w:t>
-      </w:r>
-      <w:r>
-        <w:rPr>
-          <w:rFonts w:ascii="Consolas" w:hAnsi="Consolas" w:eastAsia="Consolas"/>
-          <w:sz w:val="20"/>
-        </w:rPr>
-        <w:t>0x40020000</w:t>
-      </w:r>
-      <w:r>
-        <w:rPr>
-          <w:rFonts w:ascii="微软雅黑" w:hAnsi="微软雅黑" w:eastAsia="微软雅黑"/>
-          <w:b w:val="0"/>
-          <w:sz w:val="21"/>
-        </w:rPr>
-        <w:t>/</w:t>
-      </w:r>
-      <w:r>
-        <w:rPr>
-          <w:rFonts w:ascii="Consolas" w:hAnsi="Consolas" w:eastAsia="Consolas"/>
-          <w:sz w:val="20"/>
-        </w:rPr>
-        <w:t>0x40040000</w:t>
-      </w:r>
-      <w:r>
-        <w:rPr>
-          <w:rFonts w:ascii="微软雅黑" w:hAnsi="微软雅黑" w:eastAsia="微软雅黑"/>
-          <w:b w:val="0"/>
-          <w:sz w:val="21"/>
-        </w:rPr>
-        <w:t xml:space="preserve">）。 两块合并版是在 014 的读侧修复之前修的，而 018–021 又重写了读侧 ⇒ </w:t>
-      </w:r>
-      <w:r>
-        <w:rPr>
-          <w:rFonts w:ascii="微软雅黑" w:hAnsi="微软雅黑" w:eastAsia="微软雅黑"/>
-          <w:b/>
-          <w:sz w:val="21"/>
-        </w:rPr>
-        <w:t>合并版比特流已落后于当前 RTL， 需按新读侧重出片后再验</w:t>
-      </w:r>
-      <w:r>
-        <w:rPr>
-          <w:rFonts w:ascii="微软雅黑" w:hAnsi="微软雅黑" w:eastAsia="微软雅黑"/>
-          <w:b w:val="0"/>
-          <w:sz w:val="21"/>
-        </w:rPr>
-        <w:t>；报告不把它们列为已交付画面。</w:t>
+        <w:t>space=px</w:t>
+      </w:r>
+      <w:r>
+        <w:rPr>
+          <w:rFonts w:ascii="微软雅黑" w:hAnsi="微软雅黑" w:eastAsia="微软雅黑"/>
+          <w:b w:val="0"/>
+          <w:sz w:val="21"/>
+        </w:rPr>
+        <w:t>）画圈，不再被当成球场坐标投到别处。同一份 JSONL 同时喂 LCD 面板、HDMI 环出与 PC 面板，三处显示因此不会再各说各话。</w:t>
       </w:r>
     </w:p>
     <w:p>
@@ -5469,7 +4521,7 @@
       <w:r>
         <w:drawing>
           <wp:inline xmlns:a="http://schemas.openxmlformats.org/drawingml/2006/main" xmlns:pic="http://schemas.openxmlformats.org/drawingml/2006/picture">
-            <wp:extent cx="5669280" cy="3401568"/>
+            <wp:extent cx="5669280" cy="3566160"/>
             <wp:docPr id="3" name="Picture 3"/>
             <wp:cNvGraphicFramePr>
               <a:graphicFrameLocks noChangeAspect="1"/>
@@ -5478,11 +4530,97 @@
               <a:graphicData uri="http://schemas.openxmlformats.org/drawingml/2006/picture">
                 <pic:pic>
                   <pic:nvPicPr>
-                    <pic:cNvPr id="0" name="status_panel_lcd.png"/>
+                    <pic:cNvPr id="0" name="pc_dashboard_video_ball.png"/>
                     <pic:cNvPicPr/>
                   </pic:nvPicPr>
                   <pic:blipFill>
                     <a:blip r:embed="rId11"/>
+                    <a:stretch>
+                      <a:fillRect/>
+                    </a:stretch>
+                  </pic:blipFill>
+                  <pic:spPr>
+                    <a:xfrm>
+                      <a:off x="0" y="0"/>
+                      <a:ext cx="5669280" cy="3566160"/>
+                    </a:xfrm>
+                    <a:prstGeom prst="rect"/>
+                  </pic:spPr>
+                </pic:pic>
+              </a:graphicData>
+            </a:graphic>
+          </wp:inline>
+        </w:drawing>
+      </w:r>
+    </w:p>
+    <w:p>
+      <w:pPr>
+        <w:jc w:val="center"/>
+      </w:pPr>
+      <w:r>
+        <w:rPr>
+          <w:rFonts w:ascii="微软雅黑" w:hAnsi="微软雅黑" w:eastAsia="微软雅黑"/>
+          <w:color w:val="556577"/>
+          <w:sz w:val="18"/>
+        </w:rPr>
+        <w:t>PC 面板：比赛画面 + 检测框 + 球（帧 106，板上 JSONL）</w:t>
+      </w:r>
+    </w:p>
+    <w:p>
+      <w:pPr>
+        <w:ind w:left="360"/>
+      </w:pPr>
+      <w:r>
+        <w:rPr>
+          <w:rFonts w:ascii="微软雅黑" w:hAnsi="微软雅黑" w:eastAsia="微软雅黑"/>
+          <w:b w:val="0"/>
+          <w:i/>
+          <w:color w:val="556577"/>
+          <w:sz w:val="19"/>
+        </w:rPr>
+        <w:t>图 6b：</w:t>
+      </w:r>
+      <w:r>
+        <w:rPr>
+          <w:rFonts w:ascii="Consolas" w:hAnsi="Consolas" w:eastAsia="Consolas"/>
+          <w:i/>
+          <w:color w:val="556577"/>
+          <w:sz w:val="18"/>
+        </w:rPr>
+        <w:t>pc_dashboard --replay data/results/ball_air_c03_20261031.jsonl --video c03 --dump-frame 106</w:t>
+      </w:r>
+      <w:r>
+        <w:rPr>
+          <w:rFonts w:ascii="微软雅黑" w:hAnsi="微软雅黑" w:eastAsia="微软雅黑"/>
+          <w:b w:val="0"/>
+          <w:i/>
+          <w:color w:val="556577"/>
+          <w:sz w:val="19"/>
+        </w:rPr>
+        <w:t>。 顶栏人数 15、球「可见」，底栏「球：画面 (739, 212) px」与画面里的红圈一致。</w:t>
+      </w:r>
+    </w:p>
+    <w:p>
+      <w:pPr>
+        <w:jc w:val="center"/>
+      </w:pPr>
+      <w:r>
+        <w:drawing>
+          <wp:inline xmlns:a="http://schemas.openxmlformats.org/drawingml/2006/main" xmlns:pic="http://schemas.openxmlformats.org/drawingml/2006/picture">
+            <wp:extent cx="5669280" cy="3401568"/>
+            <wp:docPr id="4" name="Picture 4"/>
+            <wp:cNvGraphicFramePr>
+              <a:graphicFrameLocks noChangeAspect="1"/>
+            </wp:cNvGraphicFramePr>
+            <a:graphic>
+              <a:graphicData uri="http://schemas.openxmlformats.org/drawingml/2006/picture">
+                <pic:pic>
+                  <pic:nvPicPr>
+                    <pic:cNvPr id="0" name="lcd_panel_ball_20261031.png"/>
+                    <pic:cNvPicPr/>
+                  </pic:nvPicPr>
+                  <pic:blipFill>
+                    <a:blip r:embed="rId12"/>
                     <a:stretch>
                       <a:fillRect/>
                     </a:stretch>
@@ -5511,7 +4649,7 @@
           <w:color w:val="556577"/>
           <w:sz w:val="18"/>
         </w:rPr>
-        <w:t>LCD 状态面板示意图</w:t>
+        <w:t>LCD 800×480 面板：同帧（板上 `status_display --frame 106 --fb-bram`）</w:t>
       </w:r>
     </w:p>
     <w:p>
@@ -5526,7 +4664,7 @@
           <w:color w:val="556577"/>
           <w:sz w:val="19"/>
         </w:rPr>
-        <w:t xml:space="preserve">图 4：LCD 800×480 状态面板（合成样本；由 </w:t>
+        <w:t xml:space="preserve">图 6c：同一份 JSONL、同一帧号写进 </w:t>
       </w:r>
       <w:r>
         <w:rPr>
@@ -5535,7 +4673,7 @@
           <w:color w:val="556577"/>
           <w:sz w:val="18"/>
         </w:rPr>
-        <w:t>tools/status_display.py</w:t>
+        <w:t>lcd_fb_800</w:t>
       </w:r>
       <w:r>
         <w:rPr>
@@ -5545,8 +4683,13 @@
           <w:color w:val="556577"/>
           <w:sz w:val="19"/>
         </w:rPr>
-        <w:t xml:space="preserve"> 渲染）。 注意：这是 </w:t>
-      </w:r>
+        <w:t>（48,016 字，9.9 s）， 用来证明「面板与画面不一致」这条已修：面板人数与画面框数同源。</w:t>
+      </w:r>
+    </w:p>
+    <w:p>
+      <w:pPr>
+        <w:ind w:left="360"/>
+      </w:pPr>
       <w:r>
         <w:rPr>
           <w:rFonts w:ascii="微软雅黑" w:hAnsi="微软雅黑" w:eastAsia="微软雅黑"/>
@@ -5555,7 +4698,7 @@
           <w:color w:val="556577"/>
           <w:sz w:val="19"/>
         </w:rPr>
-        <w:t>1bpp 时代</w:t>
+        <w:t>显示类判据分两级，全文统一</w:t>
       </w:r>
       <w:r>
         <w:rPr>
@@ -5565,7 +4708,1185 @@
           <w:color w:val="556577"/>
           <w:sz w:val="19"/>
         </w:rPr>
-        <w:t>的渲染；4bpp/16 色版本见下方图 4b。</w:t>
+        <w:t>：</w:t>
+      </w:r>
+      <w:r>
+        <w:rPr>
+          <w:rFonts w:ascii="Consolas" w:hAnsi="Consolas" w:eastAsia="Consolas"/>
+          <w:i/>
+          <w:color w:val="556577"/>
+          <w:sz w:val="18"/>
+        </w:rPr>
+        <w:t>BRAM_OK</w:t>
+      </w:r>
+      <w:r>
+        <w:rPr>
+          <w:rFonts w:ascii="微软雅黑" w:hAnsi="微软雅黑" w:eastAsia="微软雅黑"/>
+          <w:b w:val="0"/>
+          <w:i/>
+          <w:color w:val="556577"/>
+          <w:sz w:val="19"/>
+        </w:rPr>
+        <w:t xml:space="preserve"> = 帧缓存写得进、读得回、扫描范围/速率对（机器可判）； </w:t>
+      </w:r>
+      <w:r>
+        <w:rPr>
+          <w:rFonts w:ascii="Consolas" w:hAnsi="Consolas" w:eastAsia="Consolas"/>
+          <w:i/>
+          <w:color w:val="556577"/>
+          <w:sz w:val="18"/>
+        </w:rPr>
+        <w:t>VISUAL_OK</w:t>
+      </w:r>
+      <w:r>
+        <w:rPr>
+          <w:rFonts w:ascii="微软雅黑" w:hAnsi="微软雅黑" w:eastAsia="微软雅黑"/>
+          <w:b w:val="0"/>
+          <w:i/>
+          <w:color w:val="556577"/>
+          <w:sz w:val="19"/>
+        </w:rPr>
+        <w:t xml:space="preserve"> = 屏幕上真的看到、且内容与风格正确（只能人眼判）。</w:t>
+      </w:r>
+      <w:r>
+        <w:rPr>
+          <w:rFonts w:ascii="微软雅黑" w:hAnsi="微软雅黑" w:eastAsia="微软雅黑"/>
+          <w:b/>
+          <w:i/>
+          <w:color w:val="556577"/>
+          <w:sz w:val="19"/>
+        </w:rPr>
+        <w:t>任何一级都不得代替另一级</w:t>
+      </w:r>
+      <w:r>
+        <w:rPr>
+          <w:rFonts w:ascii="微软雅黑" w:hAnsi="微软雅黑" w:eastAsia="微软雅黑"/>
+          <w:b w:val="0"/>
+          <w:i/>
+          <w:color w:val="556577"/>
+          <w:sz w:val="19"/>
+        </w:rPr>
+        <w:t>， 也不得把「已出片」写成「已显示」。下表按这两级标注。</w:t>
+      </w:r>
+    </w:p>
+    <w:p>
+      <w:pPr>
+        <w:spacing w:after="120"/>
+        <w:ind w:firstLine="0"/>
+      </w:pPr>
+      <w:r>
+        <w:rPr>
+          <w:rFonts w:ascii="微软雅黑" w:hAnsi="微软雅黑" w:eastAsia="微软雅黑"/>
+          <w:b/>
+          <w:sz w:val="21"/>
+        </w:rPr>
+        <w:t>HDMI 状态面板（D020）</w:t>
+      </w:r>
+      <w:r>
+        <w:rPr>
+          <w:rFonts w:ascii="微软雅黑" w:hAnsi="微软雅黑" w:eastAsia="微软雅黑"/>
+          <w:b w:val="0"/>
+          <w:sz w:val="21"/>
+        </w:rPr>
+        <w:t>：</w:t>
+      </w:r>
+      <w:r>
+        <w:rPr>
+          <w:rFonts w:ascii="Consolas" w:hAnsi="Consolas" w:eastAsia="Consolas"/>
+          <w:sz w:val="20"/>
+        </w:rPr>
+        <w:t>src/rtl/io/hdmi/</w:t>
+      </w:r>
+      <w:r>
+        <w:rPr>
+          <w:rFonts w:ascii="微软雅黑" w:hAnsi="微软雅黑" w:eastAsia="微软雅黑"/>
+          <w:b w:val="0"/>
+          <w:sz w:val="21"/>
+        </w:rPr>
+        <w:t xml:space="preserve"> 把 1bpp 帧缓存（1280×720，28,800 字， 基址 </w:t>
+      </w:r>
+      <w:r>
+        <w:rPr>
+          <w:rFonts w:ascii="Consolas" w:hAnsi="Consolas" w:eastAsia="Consolas"/>
+          <w:sz w:val="20"/>
+        </w:rPr>
+        <w:t>0x40000000</w:t>
+      </w:r>
+      <w:r>
+        <w:rPr>
+          <w:rFonts w:ascii="微软雅黑" w:hAnsi="微软雅黑" w:eastAsia="微软雅黑"/>
+          <w:b w:val="0"/>
+          <w:sz w:val="21"/>
+        </w:rPr>
+        <w:t xml:space="preserve">）读成 RGB，经 vendor </w:t>
+      </w:r>
+      <w:r>
+        <w:rPr>
+          <w:rFonts w:ascii="Consolas" w:hAnsi="Consolas" w:eastAsia="Consolas"/>
+          <w:sz w:val="20"/>
+        </w:rPr>
+        <w:t>video_driver</w:t>
+      </w:r>
+      <w:r>
+        <w:rPr>
+          <w:rFonts w:ascii="微软雅黑" w:hAnsi="微软雅黑" w:eastAsia="微软雅黑"/>
+          <w:b w:val="0"/>
+          <w:sz w:val="21"/>
+        </w:rPr>
+        <w:t xml:space="preserve"> + </w:t>
+      </w:r>
+      <w:r>
+        <w:rPr>
+          <w:rFonts w:ascii="Consolas" w:hAnsi="Consolas" w:eastAsia="Consolas"/>
+          <w:sz w:val="20"/>
+        </w:rPr>
+        <w:t>dvi_transmitter_top</w:t>
+      </w:r>
+      <w:r>
+        <w:rPr>
+          <w:rFonts w:ascii="微软雅黑" w:hAnsi="微软雅黑" w:eastAsia="微软雅黑"/>
+          <w:b w:val="0"/>
+          <w:sz w:val="21"/>
+        </w:rPr>
+        <w:t xml:space="preserve"> 输出 TMDS； 外部 50 MHz </w:t>
+      </w:r>
+      <w:r>
+        <w:rPr>
+          <w:rFonts w:ascii="Consolas" w:hAnsi="Consolas" w:eastAsia="Consolas"/>
+          <w:sz w:val="20"/>
+        </w:rPr>
+        <w:t>sys_clk</w:t>
+      </w:r>
+      <w:r>
+        <w:rPr>
+          <w:rFonts w:ascii="微软雅黑" w:hAnsi="微软雅黑" w:eastAsia="微软雅黑"/>
+          <w:b w:val="0"/>
+          <w:sz w:val="21"/>
+        </w:rPr>
+        <w:t xml:space="preserve"> 经 </w:t>
+      </w:r>
+      <w:r>
+        <w:rPr>
+          <w:rFonts w:ascii="Consolas" w:hAnsi="Consolas" w:eastAsia="Consolas"/>
+          <w:sz w:val="20"/>
+        </w:rPr>
+        <w:t>clk_wiz</w:t>
+      </w:r>
+      <w:r>
+        <w:rPr>
+          <w:rFonts w:ascii="微软雅黑" w:hAnsi="微软雅黑" w:eastAsia="微软雅黑"/>
+          <w:b w:val="0"/>
+          <w:sz w:val="21"/>
+        </w:rPr>
+        <w:t xml:space="preserve"> 产生 74.25/371.25 MHz。 </w:t>
+      </w:r>
+      <w:r>
+        <w:rPr>
+          <w:rFonts w:ascii="Consolas" w:hAnsi="Consolas" w:eastAsia="Consolas"/>
+          <w:sz w:val="20"/>
+        </w:rPr>
+        <w:t>tools/status_display.py --fb-bram 0x40000000</w:t>
+      </w:r>
+      <w:r>
+        <w:rPr>
+          <w:rFonts w:ascii="微软雅黑" w:hAnsi="微软雅黑" w:eastAsia="微软雅黑"/>
+          <w:b w:val="0"/>
+          <w:sz w:val="21"/>
+        </w:rPr>
+        <w:t xml:space="preserve"> 负责写帧缓存（</w:t>
+      </w:r>
+      <w:r>
+        <w:rPr>
+          <w:rFonts w:ascii="Consolas" w:hAnsi="Consolas" w:eastAsia="Consolas"/>
+          <w:sz w:val="20"/>
+        </w:rPr>
+        <w:t>tools/bram_fb.py</w:t>
+      </w:r>
+      <w:r>
+        <w:rPr>
+          <w:rFonts w:ascii="微软雅黑" w:hAnsi="微软雅黑" w:eastAsia="微软雅黑"/>
+          <w:b w:val="0"/>
+          <w:sz w:val="21"/>
+        </w:rPr>
+        <w:t>）。</w:t>
+      </w:r>
+    </w:p>
+    <w:p>
+      <w:pPr>
+        <w:pStyle w:val="ListBullet"/>
+      </w:pPr>
+      <w:r>
+        <w:rPr>
+          <w:rFonts w:ascii="微软雅黑" w:hAnsi="微软雅黑" w:eastAsia="微软雅黑"/>
+          <w:b w:val="0"/>
+          <w:sz w:val="21"/>
+        </w:rPr>
+        <w:t xml:space="preserve">缺陷与修复：019 定位到原 </w:t>
+      </w:r>
+      <w:r>
+        <w:rPr>
+          <w:rFonts w:ascii="Consolas" w:hAnsi="Consolas" w:eastAsia="Consolas"/>
+          <w:sz w:val="20"/>
+        </w:rPr>
+        <w:t>fb_reader</w:t>
+      </w:r>
+      <w:r>
+        <w:rPr>
+          <w:rFonts w:ascii="微软雅黑" w:hAnsi="微软雅黑" w:eastAsia="微软雅黑"/>
+          <w:b w:val="0"/>
+          <w:sz w:val="21"/>
+        </w:rPr>
+        <w:t xml:space="preserve"> 把「地址到数据恰好 1 拍」写死、且 </w:t>
+      </w:r>
+      <w:r>
+        <w:rPr>
+          <w:rFonts w:ascii="Consolas" w:hAnsi="Consolas" w:eastAsia="Consolas"/>
+          <w:sz w:val="20"/>
+        </w:rPr>
+        <w:t>pixel_data</w:t>
+      </w:r>
+      <w:r>
+        <w:rPr>
+          <w:rFonts w:ascii="微软雅黑" w:hAnsi="微软雅黑" w:eastAsia="微软雅黑"/>
+          <w:b w:val="0"/>
+          <w:sz w:val="21"/>
+        </w:rPr>
+        <w:t xml:space="preserve"> 为寄存器输出</w:t>
+      </w:r>
+    </w:p>
+    <w:p>
+      <w:pPr>
+        <w:spacing w:after="120"/>
+        <w:ind w:firstLine="0"/>
+      </w:pPr>
+      <w:r>
+        <w:rPr>
+          <w:rFonts w:ascii="微软雅黑" w:hAnsi="微软雅黑" w:eastAsia="微软雅黑"/>
+          <w:b w:val="0"/>
+          <w:sz w:val="21"/>
+        </w:rPr>
+        <w:t xml:space="preserve">而 </w:t>
+      </w:r>
+      <w:r>
+        <w:rPr>
+          <w:rFonts w:ascii="Consolas" w:hAnsi="Consolas" w:eastAsia="Consolas"/>
+          <w:sz w:val="20"/>
+        </w:rPr>
+        <w:t>video_driver</w:t>
+      </w:r>
+      <w:r>
+        <w:rPr>
+          <w:rFonts w:ascii="微软雅黑" w:hAnsi="微软雅黑" w:eastAsia="微软雅黑"/>
+          <w:b w:val="0"/>
+          <w:sz w:val="21"/>
+        </w:rPr>
+        <w:t xml:space="preserve"> 组合选通，⇒ 每行第 0 列必读消隐期黑；改为</w:t>
+      </w:r>
+      <w:r>
+        <w:rPr>
+          <w:rFonts w:ascii="微软雅黑" w:hAnsi="微软雅黑" w:eastAsia="微软雅黑"/>
+          <w:b/>
+          <w:sz w:val="21"/>
+        </w:rPr>
+        <w:t>预取移位寄存器</w:t>
+      </w:r>
+      <w:r>
+        <w:rPr>
+          <w:rFonts w:ascii="微软雅黑" w:hAnsi="微软雅黑" w:eastAsia="微软雅黑"/>
+          <w:b w:val="0"/>
+          <w:sz w:val="21"/>
+        </w:rPr>
+        <w:t>结构（与 LCD 同构）。</w:t>
+      </w:r>
+    </w:p>
+    <w:p>
+      <w:pPr>
+        <w:pStyle w:val="ListBullet"/>
+      </w:pPr>
+      <w:r>
+        <w:rPr>
+          <w:rFonts w:ascii="微软雅黑" w:hAnsi="微软雅黑" w:eastAsia="微软雅黑"/>
+          <w:b w:val="0"/>
+          <w:sz w:val="21"/>
+        </w:rPr>
+        <w:t>证据：整场仿真 0 错（</w:t>
+      </w:r>
+      <w:r>
+        <w:rPr>
+          <w:rFonts w:ascii="Consolas" w:hAnsi="Consolas" w:eastAsia="Consolas"/>
+          <w:sz w:val="20"/>
+        </w:rPr>
+        <w:t>BRAM_FB_FRAME_OK 1280x720</w:t>
+      </w:r>
+      <w:r>
+        <w:rPr>
+          <w:rFonts w:ascii="微软雅黑" w:hAnsi="微软雅黑" w:eastAsia="微软雅黑"/>
+          <w:b w:val="0"/>
+          <w:sz w:val="21"/>
+        </w:rPr>
+        <w:t xml:space="preserve">）；上板 </w:t>
+      </w:r>
+      <w:r>
+        <w:rPr>
+          <w:rFonts w:ascii="Consolas" w:hAnsi="Consolas" w:eastAsia="Consolas"/>
+          <w:sz w:val="20"/>
+        </w:rPr>
+        <w:t>HDMI_LIVE</w:t>
+      </w:r>
+      <w:r>
+        <w:rPr>
+          <w:rFonts w:ascii="微软雅黑" w:hAnsi="微软雅黑" w:eastAsia="微软雅黑"/>
+          <w:b w:val="0"/>
+          <w:sz w:val="21"/>
+        </w:rPr>
+        <w:t>（扫描范围 / DE 占比 / 59.2 fps）</w:t>
+      </w:r>
+    </w:p>
+    <w:p>
+      <w:pPr>
+        <w:spacing w:after="120"/>
+        <w:ind w:firstLine="0"/>
+      </w:pPr>
+      <w:r>
+        <w:rPr>
+          <w:rFonts w:ascii="微软雅黑" w:hAnsi="微软雅黑" w:eastAsia="微软雅黑"/>
+          <w:b w:val="0"/>
+          <w:sz w:val="21"/>
+        </w:rPr>
+        <w:t xml:space="preserve">三条判据通过 ⇒ </w:t>
+      </w:r>
+      <w:r>
+        <w:rPr>
+          <w:rFonts w:ascii="微软雅黑" w:hAnsi="微软雅黑" w:eastAsia="微软雅黑"/>
+          <w:b/>
+          <w:sz w:val="21"/>
+        </w:rPr>
+        <w:t>BRAM_OK 通过</w:t>
+      </w:r>
+      <w:r>
+        <w:rPr>
+          <w:rFonts w:ascii="微软雅黑" w:hAnsi="微软雅黑" w:eastAsia="微软雅黑"/>
+          <w:b w:val="0"/>
+          <w:sz w:val="21"/>
+        </w:rPr>
+        <w:t>；</w:t>
+      </w:r>
+      <w:r>
+        <w:rPr>
+          <w:rFonts w:ascii="微软雅黑" w:hAnsi="微软雅黑" w:eastAsia="微软雅黑"/>
+          <w:b/>
+          <w:sz w:val="21"/>
+        </w:rPr>
+        <w:t>VISUAL_OK 待人眼</w:t>
+      </w:r>
+      <w:r>
+        <w:rPr>
+          <w:rFonts w:ascii="微软雅黑" w:hAnsi="微软雅黑" w:eastAsia="微软雅黑"/>
+          <w:b w:val="0"/>
+          <w:sz w:val="21"/>
+        </w:rPr>
+        <w:t>。</w:t>
+      </w:r>
+    </w:p>
+    <w:p>
+      <w:pPr>
+        <w:spacing w:after="120"/>
+        <w:ind w:firstLine="0"/>
+      </w:pPr>
+      <w:r>
+        <w:rPr>
+          <w:rFonts w:ascii="微软雅黑" w:hAnsi="微软雅黑" w:eastAsia="微软雅黑"/>
+          <w:b/>
+          <w:sz w:val="21"/>
+        </w:rPr>
+        <w:t>LCD 状态面板（D021，已整体重做）</w:t>
+      </w:r>
+      <w:r>
+        <w:rPr>
+          <w:rFonts w:ascii="微软雅黑" w:hAnsi="微软雅黑" w:eastAsia="微软雅黑"/>
+          <w:b w:val="0"/>
+          <w:sz w:val="21"/>
+        </w:rPr>
+        <w:t>：这条通路经历了三轮，报告只以</w:t>
+      </w:r>
+      <w:r>
+        <w:rPr>
+          <w:rFonts w:ascii="微软雅黑" w:hAnsi="微软雅黑" w:eastAsia="微软雅黑"/>
+          <w:b/>
+          <w:sz w:val="21"/>
+        </w:rPr>
+        <w:t>最后一轮</w:t>
+      </w:r>
+      <w:r>
+        <w:rPr>
+          <w:rFonts w:ascii="微软雅黑" w:hAnsi="微软雅黑" w:eastAsia="微软雅黑"/>
+          <w:b w:val="0"/>
+          <w:sz w:val="21"/>
+        </w:rPr>
+        <w:t>为当前实现：</w:t>
+      </w:r>
+    </w:p>
+    <w:p>
+      <w:pPr>
+        <w:pStyle w:val="ListNumber"/>
+      </w:pPr>
+      <w:r>
+        <w:rPr>
+          <w:rFonts w:ascii="微软雅黑" w:hAnsi="微软雅黑" w:eastAsia="微软雅黑"/>
+          <w:b w:val="0"/>
+          <w:sz w:val="21"/>
+        </w:rPr>
+        <w:t>014 让 1bpp 版本出过画面（人眼可见棋盘格）；</w:t>
+      </w:r>
+    </w:p>
+    <w:p>
+      <w:pPr>
+        <w:pStyle w:val="ListNumber"/>
+      </w:pPr>
+      <w:r>
+        <w:rPr>
+          <w:rFonts w:ascii="微软雅黑" w:hAnsi="微软雅黑" w:eastAsia="微软雅黑"/>
+          <w:b w:val="0"/>
+          <w:sz w:val="21"/>
+        </w:rPr>
+        <w:t xml:space="preserve">016–020 发现像素时钟、读侧装载时机都有问题，重写为项目内 </w:t>
+      </w:r>
+      <w:r>
+        <w:rPr>
+          <w:rFonts w:ascii="Consolas" w:hAnsi="Consolas" w:eastAsia="Consolas"/>
+          <w:sz w:val="20"/>
+        </w:rPr>
+        <w:t>lcd_timing</w:t>
+      </w:r>
+      <w:r>
+        <w:rPr>
+          <w:rFonts w:ascii="微软雅黑" w:hAnsi="微软雅黑" w:eastAsia="微软雅黑"/>
+          <w:b w:val="0"/>
+          <w:sz w:val="21"/>
+        </w:rPr>
+        <w:t xml:space="preserve"> + 双行缓存读取器，</w:t>
+      </w:r>
+    </w:p>
+    <w:p>
+      <w:pPr>
+        <w:spacing w:after="120"/>
+        <w:ind w:firstLine="0"/>
+      </w:pPr>
+      <w:r>
+        <w:rPr>
+          <w:rFonts w:ascii="微软雅黑" w:hAnsi="微软雅黑" w:eastAsia="微软雅黑"/>
+          <w:b w:val="0"/>
+          <w:sz w:val="21"/>
+        </w:rPr>
+        <w:t>板端实测 480×272 图案基本正确（仅右侧窄黑边），用户要求仍按 800×480；</w:t>
+      </w:r>
+    </w:p>
+    <w:p>
+      <w:pPr>
+        <w:pStyle w:val="ListNumber"/>
+      </w:pPr>
+      <w:r>
+        <w:rPr>
+          <w:rFonts w:ascii="微软雅黑" w:hAnsi="微软雅黑" w:eastAsia="微软雅黑"/>
+          <w:b/>
+          <w:sz w:val="21"/>
+        </w:rPr>
+        <w:t>021 按用户要求从零重做</w:t>
+      </w:r>
+      <w:r>
+        <w:rPr>
+          <w:rFonts w:ascii="微软雅黑" w:hAnsi="微软雅黑" w:eastAsia="微软雅黑"/>
+          <w:b w:val="0"/>
+          <w:sz w:val="21"/>
+        </w:rPr>
+        <w:t>：</w:t>
+      </w:r>
+      <w:r>
+        <w:rPr>
+          <w:rFonts w:ascii="Consolas" w:hAnsi="Consolas" w:eastAsia="Consolas"/>
+          <w:sz w:val="20"/>
+        </w:rPr>
+        <w:t>lcd_probe_core.v</w:t>
+      </w:r>
+      <w:r>
+        <w:rPr>
+          <w:rFonts w:ascii="微软雅黑" w:hAnsi="微软雅黑" w:eastAsia="微软雅黑"/>
+          <w:b w:val="0"/>
+          <w:sz w:val="21"/>
+        </w:rPr>
+        <w:t xml:space="preserve"> + </w:t>
+      </w:r>
+      <w:r>
+        <w:rPr>
+          <w:rFonts w:ascii="Consolas" w:hAnsi="Consolas" w:eastAsia="Consolas"/>
+          <w:sz w:val="20"/>
+        </w:rPr>
+        <w:t>lcd_probe_top.v</w:t>
+      </w:r>
+      <w:r>
+        <w:rPr>
+          <w:rFonts w:ascii="微软雅黑" w:hAnsi="微软雅黑" w:eastAsia="微软雅黑"/>
+          <w:b w:val="0"/>
+          <w:sz w:val="21"/>
+        </w:rPr>
+        <w:t>，</w:t>
+      </w:r>
+      <w:r>
+        <w:rPr>
+          <w:rFonts w:ascii="微软雅黑" w:hAnsi="微软雅黑" w:eastAsia="微软雅黑"/>
+          <w:b/>
+          <w:sz w:val="21"/>
+        </w:rPr>
+        <w:t>不复用</w:t>
+      </w:r>
+      <w:r>
+        <w:rPr>
+          <w:rFonts w:ascii="微软雅黑" w:hAnsi="微软雅黑" w:eastAsia="微软雅黑"/>
+          <w:b w:val="0"/>
+          <w:sz w:val="21"/>
+        </w:rPr>
+        <w:t xml:space="preserve">旧 </w:t>
+      </w:r>
+      <w:r>
+        <w:rPr>
+          <w:rFonts w:ascii="Consolas" w:hAnsi="Consolas" w:eastAsia="Consolas"/>
+          <w:sz w:val="20"/>
+        </w:rPr>
+        <w:t>lcd_*</w:t>
+      </w:r>
+      <w:r>
+        <w:rPr>
+          <w:rFonts w:ascii="微软雅黑" w:hAnsi="微软雅黑" w:eastAsia="微软雅黑"/>
+          <w:b w:val="0"/>
+          <w:sz w:val="21"/>
+        </w:rPr>
+        <w:t xml:space="preserve"> 任何逻辑，</w:t>
+      </w:r>
+    </w:p>
+    <w:p>
+      <w:pPr>
+        <w:spacing w:after="120"/>
+        <w:ind w:firstLine="0"/>
+      </w:pPr>
+      <w:r>
+        <w:rPr>
+          <w:rFonts w:ascii="微软雅黑" w:hAnsi="微软雅黑" w:eastAsia="微软雅黑"/>
+          <w:b w:val="0"/>
+          <w:sz w:val="21"/>
+        </w:rPr>
+        <w:t xml:space="preserve">改为 </w:t>
+      </w:r>
+      <w:r>
+        <w:rPr>
+          <w:rFonts w:ascii="微软雅黑" w:hAnsi="微软雅黑" w:eastAsia="微软雅黑"/>
+          <w:b/>
+          <w:sz w:val="21"/>
+        </w:rPr>
+        <w:t>4bpp / 16 色调色板</w:t>
+      </w:r>
+      <w:r>
+        <w:rPr>
+          <w:rFonts w:ascii="微软雅黑" w:hAnsi="微软雅黑" w:eastAsia="微软雅黑"/>
+          <w:b w:val="0"/>
+          <w:sz w:val="21"/>
+        </w:rPr>
+        <w:t xml:space="preserve">（48,000 图像字 + 16 调色板字 = 192 KB，AXI 段 256 K）、 </w:t>
+      </w:r>
+      <w:r>
+        <w:rPr>
+          <w:rFonts w:ascii="Consolas" w:hAnsi="Consolas" w:eastAsia="Consolas"/>
+          <w:sz w:val="20"/>
+        </w:rPr>
+        <w:t>800×480@33.333 MHz</w:t>
+      </w:r>
+      <w:r>
+        <w:rPr>
+          <w:rFonts w:ascii="微软雅黑" w:hAnsi="微软雅黑" w:eastAsia="微软雅黑"/>
+          <w:b w:val="0"/>
+          <w:sz w:val="21"/>
+        </w:rPr>
+        <w:t xml:space="preserve">（配置实测 33.333 MHz），同一 bitstream 内还带 </w:t>
+      </w:r>
+      <w:r>
+        <w:rPr>
+          <w:rFonts w:ascii="Consolas" w:hAnsi="Consolas" w:eastAsia="Consolas"/>
+          <w:sz w:val="20"/>
+        </w:rPr>
+        <w:t>480×272@9.000 MHz</w:t>
+      </w:r>
+      <w:r>
+        <w:rPr>
+          <w:rFonts w:ascii="微软雅黑" w:hAnsi="微软雅黑" w:eastAsia="微软雅黑"/>
+          <w:b w:val="0"/>
+          <w:sz w:val="21"/>
+        </w:rPr>
+        <w:t xml:space="preserve"> 核心供 A/B 实测， 由 </w:t>
+      </w:r>
+      <w:r>
+        <w:rPr>
+          <w:rFonts w:ascii="Consolas" w:hAnsi="Consolas" w:eastAsia="Consolas"/>
+          <w:sz w:val="20"/>
+        </w:rPr>
+        <w:t>cfg</w:t>
+      </w:r>
+      <w:r>
+        <w:rPr>
+          <w:rFonts w:ascii="微软雅黑" w:hAnsi="微软雅黑" w:eastAsia="微软雅黑"/>
+          <w:b w:val="0"/>
+          <w:sz w:val="21"/>
+        </w:rPr>
+        <w:t xml:space="preserve"> 寄存器切换核心/图案/帧缓存，并新增按键 </w:t>
+      </w:r>
+      <w:r>
+        <w:rPr>
+          <w:rFonts w:ascii="Consolas" w:hAnsi="Consolas" w:eastAsia="Consolas"/>
+          <w:sz w:val="20"/>
+        </w:rPr>
+        <w:t>key[0]/key[1]</w:t>
+      </w:r>
+      <w:r>
+        <w:rPr>
+          <w:rFonts w:ascii="微软雅黑" w:hAnsi="微软雅黑" w:eastAsia="微软雅黑"/>
+          <w:b w:val="0"/>
+          <w:sz w:val="21"/>
+        </w:rPr>
+        <w:t>（</w:t>
+      </w:r>
+      <w:r>
+        <w:rPr>
+          <w:rFonts w:ascii="Consolas" w:hAnsi="Consolas" w:eastAsia="Consolas"/>
+          <w:sz w:val="20"/>
+        </w:rPr>
+        <w:t>0x41260000</w:t>
+      </w:r>
+      <w:r>
+        <w:rPr>
+          <w:rFonts w:ascii="微软雅黑" w:hAnsi="微软雅黑" w:eastAsia="微软雅黑"/>
+          <w:b w:val="0"/>
+          <w:sz w:val="21"/>
+        </w:rPr>
+        <w:t xml:space="preserve">）。 出片 </w:t>
+      </w:r>
+      <w:r>
+        <w:rPr>
+          <w:rFonts w:ascii="Consolas" w:hAnsi="Consolas" w:eastAsia="Consolas"/>
+          <w:sz w:val="20"/>
+        </w:rPr>
+        <w:t>LCD_PROBE_BD_OK</w:t>
+      </w:r>
+      <w:r>
+        <w:rPr>
+          <w:rFonts w:ascii="微软雅黑" w:hAnsi="微软雅黑" w:eastAsia="微软雅黑"/>
+          <w:b w:val="0"/>
+          <w:sz w:val="21"/>
+        </w:rPr>
+        <w:t xml:space="preserve">，WNS </w:t>
+      </w:r>
+      <w:r>
+        <w:rPr>
+          <w:rFonts w:ascii="微软雅黑" w:hAnsi="微软雅黑" w:eastAsia="微软雅黑"/>
+          <w:b/>
+          <w:sz w:val="21"/>
+        </w:rPr>
+        <w:t>+1.839 ns</w:t>
+      </w:r>
+      <w:r>
+        <w:rPr>
+          <w:rFonts w:ascii="微软雅黑" w:hAnsi="微软雅黑" w:eastAsia="微软雅黑"/>
+          <w:b w:val="0"/>
+          <w:sz w:val="21"/>
+        </w:rPr>
+        <w:t xml:space="preserve"> / WHS </w:t>
+      </w:r>
+      <w:r>
+        <w:rPr>
+          <w:rFonts w:ascii="微软雅黑" w:hAnsi="微软雅黑" w:eastAsia="微软雅黑"/>
+          <w:b/>
+          <w:sz w:val="21"/>
+        </w:rPr>
+        <w:t>+0.018 ns</w:t>
+      </w:r>
+      <w:r>
+        <w:rPr>
+          <w:rFonts w:ascii="微软雅黑" w:hAnsi="微软雅黑" w:eastAsia="微软雅黑"/>
+          <w:b w:val="0"/>
+          <w:sz w:val="21"/>
+        </w:rPr>
+        <w:t>（0 failing）。</w:t>
+      </w:r>
+    </w:p>
+    <w:p>
+      <w:pPr>
+        <w:pStyle w:val="ListBullet"/>
+      </w:pPr>
+      <w:r>
+        <w:rPr>
+          <w:rFonts w:ascii="微软雅黑" w:hAnsi="微软雅黑" w:eastAsia="微软雅黑"/>
+          <w:b w:val="0"/>
+          <w:sz w:val="21"/>
+        </w:rPr>
+        <w:t>上板结果（2026-10-30）：</w:t>
+      </w:r>
+      <w:r>
+        <w:rPr>
+          <w:rFonts w:ascii="Consolas" w:hAnsi="Consolas" w:eastAsia="Consolas"/>
+          <w:sz w:val="20"/>
+        </w:rPr>
+        <w:t>tools/check_lcd4_board.py</w:t>
+      </w:r>
+      <w:r>
+        <w:rPr>
+          <w:rFonts w:ascii="微软雅黑" w:hAnsi="微软雅黑" w:eastAsia="微软雅黑"/>
+          <w:b w:val="0"/>
+          <w:sz w:val="21"/>
+        </w:rPr>
+        <w:t xml:space="preserve"> → </w:t>
+      </w:r>
+      <w:r>
+        <w:rPr>
+          <w:rFonts w:ascii="微软雅黑" w:hAnsi="微软雅黑" w:eastAsia="微软雅黑"/>
+          <w:b/>
+          <w:sz w:val="21"/>
+        </w:rPr>
+        <w:t>`READBACK_OK bad=0 checked=10`</w:t>
+      </w:r>
+    </w:p>
+    <w:p>
+      <w:pPr>
+        <w:spacing w:after="120"/>
+        <w:ind w:firstLine="0"/>
+      </w:pPr>
+      <w:r>
+        <w:rPr>
+          <w:rFonts w:ascii="微软雅黑" w:hAnsi="微软雅黑" w:eastAsia="微软雅黑"/>
+          <w:b w:val="0"/>
+          <w:sz w:val="21"/>
+        </w:rPr>
+        <w:t xml:space="preserve">（重启前后各跑一次，结果一致；PCLK 实测 33.335 MHz），即帧缓存内容、字序、位序在 PS 与 PL 之间逐位一致 ⇒ </w:t>
+      </w:r>
+      <w:r>
+        <w:rPr>
+          <w:rFonts w:ascii="微软雅黑" w:hAnsi="微软雅黑" w:eastAsia="微软雅黑"/>
+          <w:b/>
+          <w:sz w:val="21"/>
+        </w:rPr>
+        <w:t>`BRAM_OK` 通过</w:t>
+      </w:r>
+      <w:r>
+        <w:rPr>
+          <w:rFonts w:ascii="微软雅黑" w:hAnsi="微软雅黑" w:eastAsia="微软雅黑"/>
+          <w:b w:val="0"/>
+          <w:sz w:val="21"/>
+        </w:rPr>
+        <w:t xml:space="preserve">。自证图 </w:t>
+      </w:r>
+      <w:r>
+        <w:rPr>
+          <w:rFonts w:ascii="Consolas" w:hAnsi="Consolas" w:eastAsia="Consolas"/>
+          <w:sz w:val="20"/>
+        </w:rPr>
+        <w:t>tag4</w:t>
+      </w:r>
+      <w:r>
+        <w:rPr>
+          <w:rFonts w:ascii="微软雅黑" w:hAnsi="微软雅黑" w:eastAsia="微软雅黑"/>
+          <w:b w:val="0"/>
+          <w:sz w:val="21"/>
+        </w:rPr>
+        <w:t xml:space="preserve">（每行 100 条竖带、16 色按 </w:t>
+      </w:r>
+      <w:r>
+        <w:rPr>
+          <w:rFonts w:ascii="Consolas" w:hAnsi="Consolas" w:eastAsia="Consolas"/>
+          <w:sz w:val="20"/>
+        </w:rPr>
+        <w:t>(行+字)&amp;15</w:t>
+      </w:r>
+      <w:r>
+        <w:rPr>
+          <w:rFonts w:ascii="微软雅黑" w:hAnsi="微软雅黑" w:eastAsia="微软雅黑"/>
+          <w:b w:val="0"/>
+          <w:sz w:val="21"/>
+        </w:rPr>
+        <w:t xml:space="preserve"> 循环、逐行错开成斜纹）经</w:t>
+      </w:r>
+      <w:r>
+        <w:rPr>
+          <w:rFonts w:ascii="微软雅黑" w:hAnsi="微软雅黑" w:eastAsia="微软雅黑"/>
+          <w:b/>
+          <w:sz w:val="21"/>
+        </w:rPr>
+        <w:t>人眼确认</w:t>
+      </w:r>
+      <w:r>
+        <w:rPr>
+          <w:rFonts w:ascii="微软雅黑" w:hAnsi="微软雅黑" w:eastAsia="微软雅黑"/>
+          <w:b w:val="0"/>
+          <w:sz w:val="21"/>
+        </w:rPr>
+        <w:t xml:space="preserve">（2026-10-30 用户口头确认）⇒ 这张图的 </w:t>
+      </w:r>
+      <w:r>
+        <w:rPr>
+          <w:rFonts w:ascii="微软雅黑" w:hAnsi="微软雅黑" w:eastAsia="微软雅黑"/>
+          <w:b/>
+          <w:sz w:val="21"/>
+        </w:rPr>
+        <w:t>`VISUAL_OK` 通过</w:t>
+      </w:r>
+      <w:r>
+        <w:rPr>
+          <w:rFonts w:ascii="微软雅黑" w:hAnsi="微软雅黑" w:eastAsia="微软雅黑"/>
+          <w:b w:val="0"/>
+          <w:sz w:val="21"/>
+        </w:rPr>
+        <w:t xml:space="preserve">。 判据的例外也一并写清：帧缓存第 0/1 行只能验 </w:t>
+      </w:r>
+      <w:r>
+        <w:rPr>
+          <w:rFonts w:ascii="Consolas" w:hAnsi="Consolas" w:eastAsia="Consolas"/>
+          <w:sz w:val="20"/>
+        </w:rPr>
+        <w:t>lb</w:t>
+      </w:r>
+      <w:r>
+        <w:rPr>
+          <w:rFonts w:ascii="微软雅黑" w:hAnsi="微软雅黑" w:eastAsia="微软雅黑"/>
+          <w:b w:val="0"/>
+          <w:sz w:val="21"/>
+        </w:rPr>
+        <w:t>（内容），</w:t>
+      </w:r>
+      <w:r>
+        <w:rPr>
+          <w:rFonts w:ascii="Consolas" w:hAnsi="Consolas" w:eastAsia="Consolas"/>
+          <w:sz w:val="20"/>
+        </w:rPr>
+        <w:t>st/de</w:t>
+      </w:r>
+      <w:r>
+        <w:rPr>
+          <w:rFonts w:ascii="微软雅黑" w:hAnsi="微软雅黑" w:eastAsia="微软雅黑"/>
+          <w:b w:val="0"/>
+          <w:sz w:val="21"/>
+        </w:rPr>
+        <w:t xml:space="preserve"> 结构性取不到 —— RTL 的抓取在「目标行的上一行」装载那一拍更新（</w:t>
+      </w:r>
+      <w:r>
+        <w:rPr>
+          <w:rFonts w:ascii="Consolas" w:hAnsi="Consolas" w:eastAsia="Consolas"/>
+          <w:sz w:val="20"/>
+        </w:rPr>
+        <w:t>hit_load</w:t>
+      </w:r>
+      <w:r>
+        <w:rPr>
+          <w:rFonts w:ascii="微软雅黑" w:hAnsi="微软雅黑" w:eastAsia="微软雅黑"/>
+          <w:b w:val="0"/>
+          <w:sz w:val="21"/>
+        </w:rPr>
+        <w:t xml:space="preserve">），且 </w:t>
+      </w:r>
+      <w:r>
+        <w:rPr>
+          <w:rFonts w:ascii="Consolas" w:hAnsi="Consolas" w:eastAsia="Consolas"/>
+          <w:sz w:val="20"/>
+        </w:rPr>
+        <w:t>cap_row==0</w:t>
+      </w:r>
+      <w:r>
+        <w:rPr>
+          <w:rFonts w:ascii="微软雅黑" w:hAnsi="微软雅黑" w:eastAsia="微软雅黑"/>
+          <w:b w:val="0"/>
+          <w:sz w:val="21"/>
+        </w:rPr>
+        <w:t xml:space="preserve"> 被显式排除、 </w:t>
+      </w:r>
+      <w:r>
+        <w:rPr>
+          <w:rFonts w:ascii="Consolas" w:hAnsi="Consolas" w:eastAsia="Consolas"/>
+          <w:sz w:val="20"/>
+        </w:rPr>
+        <w:t>cap_row==1</w:t>
+      </w:r>
+      <w:r>
+        <w:rPr>
+          <w:rFonts w:ascii="微软雅黑" w:hAnsi="微软雅黑" w:eastAsia="微软雅黑"/>
+          <w:b w:val="0"/>
+          <w:sz w:val="21"/>
+        </w:rPr>
+        <w:t xml:space="preserve"> 的装载行是场消隐行（</w:t>
+      </w:r>
+      <w:r>
+        <w:rPr>
+          <w:rFonts w:ascii="Consolas" w:hAnsi="Consolas" w:eastAsia="Consolas"/>
+          <w:sz w:val="20"/>
+        </w:rPr>
+        <w:t>de_last</w:t>
+      </w:r>
+      <w:r>
+        <w:rPr>
+          <w:rFonts w:ascii="微软雅黑" w:hAnsi="微软雅黑" w:eastAsia="微软雅黑"/>
+          <w:b w:val="0"/>
+          <w:sz w:val="21"/>
+        </w:rPr>
+        <w:t xml:space="preserve"> 恒 0）。不写明这点，陈旧值会假通过； 脚本已按此改判并写进文件头。</w:t>
+      </w:r>
+    </w:p>
+    <w:p>
+      <w:pPr>
+        <w:spacing w:after="120"/>
+        <w:ind w:firstLine="0"/>
+      </w:pPr>
+      <w:r>
+        <w:rPr>
+          <w:rFonts w:ascii="微软雅黑" w:hAnsi="微软雅黑" w:eastAsia="微软雅黑"/>
+          <w:b/>
+          <w:sz w:val="21"/>
+        </w:rPr>
+        <w:t>调色板与赛前 UI（D013）</w:t>
+      </w:r>
+      <w:r>
+        <w:rPr>
+          <w:rFonts w:ascii="微软雅黑" w:hAnsi="微软雅黑" w:eastAsia="微软雅黑"/>
+          <w:b w:val="0"/>
+          <w:sz w:val="21"/>
+        </w:rPr>
+        <w:t>：</w:t>
+      </w:r>
+      <w:r>
+        <w:rPr>
+          <w:rFonts w:ascii="Consolas" w:hAnsi="Consolas" w:eastAsia="Consolas"/>
+          <w:sz w:val="20"/>
+        </w:rPr>
+        <w:t>tools/lcd_ui.py</w:t>
+      </w:r>
+      <w:r>
+        <w:rPr>
+          <w:rFonts w:ascii="微软雅黑" w:hAnsi="微软雅黑" w:eastAsia="微软雅黑"/>
+          <w:b w:val="0"/>
+          <w:sz w:val="21"/>
+        </w:rPr>
+        <w:t xml:space="preserve"> 在 800×480 4bpp 屏上做赛前配置， 按键操作 7 项（A/B 队球衣、A/B 队守门员、裁判衣服、A 队上半场方向、开始比赛）， 确认时用 </w:t>
+      </w:r>
+      <w:r>
+        <w:rPr>
+          <w:rFonts w:ascii="Consolas" w:hAnsi="Consolas" w:eastAsia="Consolas"/>
+          <w:sz w:val="20"/>
+        </w:rPr>
+        <w:t>tools/match_setup.py</w:t>
+      </w:r>
+      <w:r>
+        <w:rPr>
+          <w:rFonts w:ascii="微软雅黑" w:hAnsi="微软雅黑" w:eastAsia="微软雅黑"/>
+          <w:b w:val="0"/>
+          <w:sz w:val="21"/>
+        </w:rPr>
+        <w:t xml:space="preserve"> 的校验（两队同色直接拒绝），落盘 </w:t>
+      </w:r>
+      <w:r>
+        <w:rPr>
+          <w:rFonts w:ascii="Consolas" w:hAnsi="Consolas" w:eastAsia="Consolas"/>
+          <w:sz w:val="20"/>
+        </w:rPr>
+        <w:t>board/ui_config.json</w:t>
+      </w:r>
+      <w:r>
+        <w:rPr>
+          <w:rFonts w:ascii="微软雅黑" w:hAnsi="微软雅黑" w:eastAsia="微软雅黑"/>
+          <w:b w:val="0"/>
+          <w:sz w:val="21"/>
+        </w:rPr>
+        <w:t xml:space="preserve">， schema 与 PC 侧校验器同为 </w:t>
+      </w:r>
+      <w:r>
+        <w:rPr>
+          <w:rFonts w:ascii="Consolas" w:hAnsi="Consolas" w:eastAsia="Consolas"/>
+          <w:sz w:val="20"/>
+        </w:rPr>
+        <w:t>zynq-yolo/match-config/2</w:t>
+      </w:r>
+      <w:r>
+        <w:rPr>
+          <w:rFonts w:ascii="微软雅黑" w:hAnsi="微软雅黑" w:eastAsia="微软雅黑"/>
+          <w:b w:val="0"/>
+          <w:sz w:val="21"/>
+        </w:rPr>
+        <w:t xml:space="preserve">；屏上色块 RGB 由 </w:t>
+      </w:r>
+      <w:r>
+        <w:rPr>
+          <w:rFonts w:ascii="Consolas" w:hAnsi="Consolas" w:eastAsia="Consolas"/>
+          <w:sz w:val="20"/>
+        </w:rPr>
+        <w:t>classify_players.PALETTE_REF</w:t>
+      </w:r>
+      <w:r>
+        <w:rPr>
+          <w:rFonts w:ascii="微软雅黑" w:hAnsi="微软雅黑" w:eastAsia="微软雅黑"/>
+          <w:b w:val="0"/>
+          <w:sz w:val="21"/>
+        </w:rPr>
+        <w:t xml:space="preserve"> 的名字换算 ⇒ 屏上所见即分类器判色的参考色。16 色调色板 = 6 个界面色 + 10 个球衣色。 主机侧回放自测 </w:t>
+      </w:r>
+      <w:r>
+        <w:rPr>
+          <w:rFonts w:ascii="Consolas" w:hAnsi="Consolas" w:eastAsia="Consolas"/>
+          <w:sz w:val="20"/>
+        </w:rPr>
+        <w:t>LCD_UI_SAVED</w:t>
+      </w:r>
+      <w:r>
+        <w:rPr>
+          <w:rFonts w:ascii="微软雅黑" w:hAnsi="微软雅黑" w:eastAsia="微软雅黑"/>
+          <w:b w:val="0"/>
+          <w:sz w:val="21"/>
+        </w:rPr>
+        <w:t>；</w:t>
+      </w:r>
+      <w:r>
+        <w:rPr>
+          <w:rFonts w:ascii="微软雅黑" w:hAnsi="微软雅黑" w:eastAsia="微软雅黑"/>
+          <w:b/>
+          <w:sz w:val="21"/>
+        </w:rPr>
+        <w:t>真按键未按过</w:t>
+      </w:r>
+      <w:r>
+        <w:rPr>
+          <w:rFonts w:ascii="微软雅黑" w:hAnsi="微软雅黑" w:eastAsia="微软雅黑"/>
+          <w:b w:val="0"/>
+          <w:sz w:val="21"/>
+        </w:rPr>
+        <w:t>（待上板人工）。</w:t>
+      </w:r>
+    </w:p>
+    <w:p>
+      <w:pPr>
+        <w:spacing w:after="120"/>
+        <w:ind w:firstLine="0"/>
+      </w:pPr>
+      <w:r>
+        <w:rPr>
+          <w:rFonts w:ascii="微软雅黑" w:hAnsi="微软雅黑" w:eastAsia="微软雅黑"/>
+          <w:b/>
+          <w:sz w:val="21"/>
+        </w:rPr>
+        <w:t>合并显示（D023）与跟踪+双屏（D024）</w:t>
+      </w:r>
+      <w:r>
+        <w:rPr>
+          <w:rFonts w:ascii="微软雅黑" w:hAnsi="微软雅黑" w:eastAsia="微软雅黑"/>
+          <w:b w:val="0"/>
+          <w:sz w:val="21"/>
+        </w:rPr>
+        <w:t>：</w:t>
+      </w:r>
+      <w:r>
+        <w:rPr>
+          <w:rFonts w:ascii="Consolas" w:hAnsi="Consolas" w:eastAsia="Consolas"/>
+          <w:sz w:val="20"/>
+        </w:rPr>
+        <w:t>display_both.bit</w:t>
+      </w:r>
+      <w:r>
+        <w:rPr>
+          <w:rFonts w:ascii="微软雅黑" w:hAnsi="微软雅黑" w:eastAsia="微软雅黑"/>
+          <w:b w:val="0"/>
+          <w:sz w:val="21"/>
+        </w:rPr>
+        <w:t xml:space="preserve"> / </w:t>
+      </w:r>
+      <w:r>
+        <w:rPr>
+          <w:rFonts w:ascii="Consolas" w:hAnsi="Consolas" w:eastAsia="Consolas"/>
+          <w:sz w:val="20"/>
+        </w:rPr>
+        <w:t>track_display.bit</w:t>
+      </w:r>
+      <w:r>
+        <w:rPr>
+          <w:rFonts w:ascii="微软雅黑" w:hAnsi="微软雅黑" w:eastAsia="微软雅黑"/>
+          <w:b w:val="0"/>
+          <w:sz w:val="21"/>
+        </w:rPr>
+        <w:t xml:space="preserve"> 一次加载同时驱动两块屏 （HDMI </w:t>
+      </w:r>
+      <w:r>
+        <w:rPr>
+          <w:rFonts w:ascii="Consolas" w:hAnsi="Consolas" w:eastAsia="Consolas"/>
+          <w:sz w:val="20"/>
+        </w:rPr>
+        <w:t>0x40000000</w:t>
+      </w:r>
+      <w:r>
+        <w:rPr>
+          <w:rFonts w:ascii="微软雅黑" w:hAnsi="微软雅黑" w:eastAsia="微软雅黑"/>
+          <w:b w:val="0"/>
+          <w:sz w:val="21"/>
+        </w:rPr>
+        <w:t xml:space="preserve">、LCD </w:t>
+      </w:r>
+      <w:r>
+        <w:rPr>
+          <w:rFonts w:ascii="Consolas" w:hAnsi="Consolas" w:eastAsia="Consolas"/>
+          <w:sz w:val="20"/>
+        </w:rPr>
+        <w:t>0x40020000</w:t>
+      </w:r>
+      <w:r>
+        <w:rPr>
+          <w:rFonts w:ascii="微软雅黑" w:hAnsi="微软雅黑" w:eastAsia="微软雅黑"/>
+          <w:b w:val="0"/>
+          <w:sz w:val="21"/>
+        </w:rPr>
+        <w:t xml:space="preserve">，跟踪版为 </w:t>
+      </w:r>
+      <w:r>
+        <w:rPr>
+          <w:rFonts w:ascii="Consolas" w:hAnsi="Consolas" w:eastAsia="Consolas"/>
+          <w:sz w:val="20"/>
+        </w:rPr>
+        <w:t>0x40020000</w:t>
+      </w:r>
+      <w:r>
+        <w:rPr>
+          <w:rFonts w:ascii="微软雅黑" w:hAnsi="微软雅黑" w:eastAsia="微软雅黑"/>
+          <w:b w:val="0"/>
+          <w:sz w:val="21"/>
+        </w:rPr>
+        <w:t>/</w:t>
+      </w:r>
+      <w:r>
+        <w:rPr>
+          <w:rFonts w:ascii="Consolas" w:hAnsi="Consolas" w:eastAsia="Consolas"/>
+          <w:sz w:val="20"/>
+        </w:rPr>
+        <w:t>0x40040000</w:t>
+      </w:r>
+      <w:r>
+        <w:rPr>
+          <w:rFonts w:ascii="微软雅黑" w:hAnsi="微软雅黑" w:eastAsia="微软雅黑"/>
+          <w:b w:val="0"/>
+          <w:sz w:val="21"/>
+        </w:rPr>
+        <w:t xml:space="preserve">）。 两块合并版是在 014 的读侧修复之前修的，而 018–021 又重写了读侧 ⇒ </w:t>
+      </w:r>
+      <w:r>
+        <w:rPr>
+          <w:rFonts w:ascii="微软雅黑" w:hAnsi="微软雅黑" w:eastAsia="微软雅黑"/>
+          <w:b/>
+          <w:sz w:val="21"/>
+        </w:rPr>
+        <w:t>合并版比特流已落后于当前 RTL， 需按新读侧重出片后再验</w:t>
+      </w:r>
+      <w:r>
+        <w:rPr>
+          <w:rFonts w:ascii="微软雅黑" w:hAnsi="微软雅黑" w:eastAsia="微软雅黑"/>
+          <w:b w:val="0"/>
+          <w:sz w:val="21"/>
+        </w:rPr>
+        <w:t>；报告不把它们列为已交付画面。</w:t>
       </w:r>
     </w:p>
     <w:p>
@@ -5575,8 +5896,114 @@
       <w:r>
         <w:drawing>
           <wp:inline xmlns:a="http://schemas.openxmlformats.org/drawingml/2006/main" xmlns:pic="http://schemas.openxmlformats.org/drawingml/2006/picture">
+            <wp:extent cx="5669280" cy="3401568"/>
+            <wp:docPr id="5" name="Picture 5"/>
+            <wp:cNvGraphicFramePr>
+              <a:graphicFrameLocks noChangeAspect="1"/>
+            </wp:cNvGraphicFramePr>
+            <a:graphic>
+              <a:graphicData uri="http://schemas.openxmlformats.org/drawingml/2006/picture">
+                <pic:pic>
+                  <pic:nvPicPr>
+                    <pic:cNvPr id="0" name="status_panel_lcd.png"/>
+                    <pic:cNvPicPr/>
+                  </pic:nvPicPr>
+                  <pic:blipFill>
+                    <a:blip r:embed="rId13"/>
+                    <a:stretch>
+                      <a:fillRect/>
+                    </a:stretch>
+                  </pic:blipFill>
+                  <pic:spPr>
+                    <a:xfrm>
+                      <a:off x="0" y="0"/>
+                      <a:ext cx="5669280" cy="3401568"/>
+                    </a:xfrm>
+                    <a:prstGeom prst="rect"/>
+                  </pic:spPr>
+                </pic:pic>
+              </a:graphicData>
+            </a:graphic>
+          </wp:inline>
+        </w:drawing>
+      </w:r>
+    </w:p>
+    <w:p>
+      <w:pPr>
+        <w:jc w:val="center"/>
+      </w:pPr>
+      <w:r>
+        <w:rPr>
+          <w:rFonts w:ascii="微软雅黑" w:hAnsi="微软雅黑" w:eastAsia="微软雅黑"/>
+          <w:color w:val="556577"/>
+          <w:sz w:val="18"/>
+        </w:rPr>
+        <w:t>LCD 状态面板示意图</w:t>
+      </w:r>
+    </w:p>
+    <w:p>
+      <w:pPr>
+        <w:ind w:left="360"/>
+      </w:pPr>
+      <w:r>
+        <w:rPr>
+          <w:rFonts w:ascii="微软雅黑" w:hAnsi="微软雅黑" w:eastAsia="微软雅黑"/>
+          <w:b w:val="0"/>
+          <w:i/>
+          <w:color w:val="556577"/>
+          <w:sz w:val="19"/>
+        </w:rPr>
+        <w:t xml:space="preserve">图 4：LCD 800×480 状态面板（合成样本；由 </w:t>
+      </w:r>
+      <w:r>
+        <w:rPr>
+          <w:rFonts w:ascii="Consolas" w:hAnsi="Consolas" w:eastAsia="Consolas"/>
+          <w:i/>
+          <w:color w:val="556577"/>
+          <w:sz w:val="18"/>
+        </w:rPr>
+        <w:t>tools/status_display.py</w:t>
+      </w:r>
+      <w:r>
+        <w:rPr>
+          <w:rFonts w:ascii="微软雅黑" w:hAnsi="微软雅黑" w:eastAsia="微软雅黑"/>
+          <w:b w:val="0"/>
+          <w:i/>
+          <w:color w:val="556577"/>
+          <w:sz w:val="19"/>
+        </w:rPr>
+        <w:t xml:space="preserve"> 渲染）。 注意：这是 </w:t>
+      </w:r>
+      <w:r>
+        <w:rPr>
+          <w:rFonts w:ascii="微软雅黑" w:hAnsi="微软雅黑" w:eastAsia="微软雅黑"/>
+          <w:b/>
+          <w:i/>
+          <w:color w:val="556577"/>
+          <w:sz w:val="19"/>
+        </w:rPr>
+        <w:t>1bpp 时代</w:t>
+      </w:r>
+      <w:r>
+        <w:rPr>
+          <w:rFonts w:ascii="微软雅黑" w:hAnsi="微软雅黑" w:eastAsia="微软雅黑"/>
+          <w:b w:val="0"/>
+          <w:i/>
+          <w:color w:val="556577"/>
+          <w:sz w:val="19"/>
+        </w:rPr>
+        <w:t>的渲染；4bpp/16 色版本见下方图 4b。</w:t>
+      </w:r>
+    </w:p>
+    <w:p>
+      <w:pPr>
+        <w:jc w:val="center"/>
+      </w:pPr>
+      <w:r>
+        <w:drawing>
+          <wp:inline xmlns:a="http://schemas.openxmlformats.org/drawingml/2006/main" xmlns:pic="http://schemas.openxmlformats.org/drawingml/2006/picture">
             <wp:extent cx="5669280" cy="3188970"/>
-            <wp:docPr id="4" name="Picture 4"/>
+            <wp:docPr id="6" name="Picture 6"/>
             <wp:cNvGraphicFramePr>
               <a:graphicFrameLocks noChangeAspect="1"/>
             </wp:cNvGraphicFramePr>
@@ -5588,7 +6015,7 @@
                     <pic:cNvPicPr/>
                   </pic:nvPicPr>
                   <pic:blipFill>
-                    <a:blip r:embed="rId12"/>
+                    <a:blip r:embed="rId14"/>
                     <a:stretch>
                       <a:fillRect/>
                     </a:stretch>
@@ -5642,8 +6069,8 @@
       <w:r>
         <w:drawing>
           <wp:inline xmlns:a="http://schemas.openxmlformats.org/drawingml/2006/main" xmlns:pic="http://schemas.openxmlformats.org/drawingml/2006/picture">
-            <wp:extent cx="5669280" cy="3779520"/>
-            <wp:docPr id="5" name="Picture 5"/>
+            <wp:extent cx="5669280" cy="3669137"/>
+            <wp:docPr id="7" name="Picture 7"/>
             <wp:cNvGraphicFramePr>
               <a:graphicFrameLocks noChangeAspect="1"/>
             </wp:cNvGraphicFramePr>
@@ -5655,7 +6082,7 @@
                     <pic:cNvPicPr/>
                   </pic:nvPicPr>
                   <pic:blipFill>
-                    <a:blip r:embed="rId13"/>
+                    <a:blip r:embed="rId15"/>
                     <a:stretch>
                       <a:fillRect/>
                     </a:stretch>
@@ -5663,7 +6090,7 @@
                   <pic:spPr>
                     <a:xfrm>
                       <a:off x="0" y="0"/>
-                      <a:ext cx="5669280" cy="3779520"/>
+                      <a:ext cx="5669280" cy="3669137"/>
                     </a:xfrm>
                     <a:prstGeom prst="rect"/>
                   </pic:spPr>
@@ -5729,7 +6156,7 @@
         <w:drawing>
           <wp:inline xmlns:a="http://schemas.openxmlformats.org/drawingml/2006/main" xmlns:pic="http://schemas.openxmlformats.org/drawingml/2006/picture">
             <wp:extent cx="5669280" cy="3401568"/>
-            <wp:docPr id="6" name="Picture 6"/>
+            <wp:docPr id="8" name="Picture 8"/>
             <wp:cNvGraphicFramePr>
               <a:graphicFrameLocks noChangeAspect="1"/>
             </wp:cNvGraphicFramePr>
@@ -5741,7 +6168,7 @@
                     <pic:cNvPicPr/>
                   </pic:nvPicPr>
                   <pic:blipFill>
-                    <a:blip r:embed="rId14"/>
+                    <a:blip r:embed="rId16"/>
                     <a:stretch>
                       <a:fillRect/>
                     </a:stretch>
@@ -8244,7 +8671,7 @@
                 <w:b w:val="0"/>
                 <w:sz w:val="18"/>
               </w:rPr>
-              <w:t xml:space="preserve">✅ </w:t>
+              <w:t xml:space="preserve">⚠️ 当时记 </w:t>
             </w:r>
             <w:r>
               <w:rPr>
@@ -8253,6 +8680,22 @@
               </w:rPr>
               <w:t>HDMI_VISUAL_OK</w:t>
             </w:r>
+            <w:r>
+              <w:rPr>
+                <w:rFonts w:ascii="微软雅黑" w:hAnsi="微软雅黑" w:eastAsia="微软雅黑"/>
+                <w:b w:val="0"/>
+                <w:sz w:val="18"/>
+              </w:rPr>
+              <w:t>，</w:t>
+            </w:r>
+            <w:r>
+              <w:rPr>
+                <w:rFonts w:ascii="微软雅黑" w:hAnsi="微软雅黑" w:eastAsia="微软雅黑"/>
+                <w:b/>
+                <w:sz w:val="18"/>
+              </w:rPr>
+              <w:t>20:23 已撤回</w:t>
+            </w:r>
           </w:p>
         </w:tc>
         <w:tc>
@@ -8346,7 +8789,316 @@
                 <w:b w:val="0"/>
                 <w:sz w:val="18"/>
               </w:rPr>
-              <w:t xml:space="preserve"> —— 累加和对位移是瞎的，位置只能人眼量</w:t>
+              <w:t xml:space="preserve"> —— 累加和对位移是瞎的，位置只能人眼量。</w:t>
+            </w:r>
+            <w:r>
+              <w:rPr>
+                <w:rFonts w:ascii="微软雅黑" w:hAnsi="微软雅黑" w:eastAsia="微软雅黑"/>
+                <w:b/>
+                <w:sz w:val="18"/>
+              </w:rPr>
+              <w:t>注意：累加和与「每个源列 1 次」这两个判据对整行旋转都是瞎的</w:t>
+            </w:r>
+            <w:r>
+              <w:rPr>
+                <w:rFonts w:ascii="微软雅黑" w:hAnsi="微软雅黑" w:eastAsia="微软雅黑"/>
+                <w:b w:val="0"/>
+                <w:sz w:val="18"/>
+              </w:rPr>
+              <w:t>，所以它们全 MATCH 与人眼「全对」同时成立，仍不能排除移位</w:t>
+            </w:r>
+          </w:p>
+        </w:tc>
+      </w:tr>
+      <w:tr>
+        <w:tc>
+          <w:tcPr>
+            <w:tcW w:type="dxa" w:w="2880"/>
+          </w:tcPr>
+          <w:p>
+            <w:r/>
+            <w:r>
+              <w:rPr>
+                <w:rFonts w:ascii="微软雅黑" w:hAnsi="微软雅黑" w:eastAsia="微软雅黑"/>
+                <w:b/>
+                <w:sz w:val="18"/>
+              </w:rPr>
+              <w:t>上板（10-31 19:50 / 20:23，人眼+机器）</w:t>
+            </w:r>
+          </w:p>
+        </w:tc>
+        <w:tc>
+          <w:tcPr>
+            <w:tcW w:type="dxa" w:w="2880"/>
+          </w:tcPr>
+          <w:p>
+            <w:r/>
+            <w:r>
+              <w:rPr>
+                <w:rFonts w:ascii="微软雅黑" w:hAnsi="微软雅黑" w:eastAsia="微软雅黑"/>
+                <w:b w:val="0"/>
+                <w:sz w:val="18"/>
+              </w:rPr>
+              <w:t xml:space="preserve">❌ </w:t>
+            </w:r>
+            <w:r>
+              <w:rPr>
+                <w:rFonts w:ascii="微软雅黑" w:hAnsi="微软雅黑" w:eastAsia="微软雅黑"/>
+                <w:b/>
+                <w:sz w:val="18"/>
+              </w:rPr>
+              <w:t>`HDMI_VISUAL_OK` 撤回</w:t>
+            </w:r>
+          </w:p>
+        </w:tc>
+        <w:tc>
+          <w:tcPr>
+            <w:tcW w:type="dxa" w:w="2880"/>
+          </w:tcPr>
+          <w:p>
+            <w:r/>
+            <w:r>
+              <w:rPr>
+                <w:rFonts w:ascii="微软雅黑" w:hAnsi="微软雅黑" w:eastAsia="微软雅黑"/>
+                <w:b w:val="0"/>
+                <w:sz w:val="18"/>
+              </w:rPr>
+              <w:t>同一片 bit：19:50 前后人眼确认「现在可以了」；</w:t>
+            </w:r>
+            <w:r>
+              <w:rPr>
+                <w:rFonts w:ascii="微软雅黑" w:hAnsi="微软雅黑" w:eastAsia="微软雅黑"/>
+                <w:b/>
+                <w:sz w:val="18"/>
+              </w:rPr>
+              <w:t>20:23 再测又出现整行循环移位</w:t>
+            </w:r>
+            <w:r>
+              <w:rPr>
+                <w:rFonts w:ascii="微软雅黑" w:hAnsi="微软雅黑" w:eastAsia="微软雅黑"/>
+                <w:b w:val="0"/>
+                <w:sz w:val="18"/>
+              </w:rPr>
+              <w:t>（</w:t>
+            </w:r>
+            <w:r>
+              <w:rPr>
+                <w:rFonts w:ascii="Consolas" w:hAnsi="Consolas" w:eastAsia="Consolas"/>
+                <w:sz w:val="17"/>
+              </w:rPr>
+              <w:t>px = c + 437</w:t>
+            </w:r>
+            <w:r>
+              <w:rPr>
+                <w:rFonts w:ascii="微软雅黑" w:hAnsi="微软雅黑" w:eastAsia="微软雅黑"/>
+                <w:b w:val="0"/>
+                <w:sz w:val="18"/>
+              </w:rPr>
+              <w:t xml:space="preserve"> / </w:t>
+            </w:r>
+            <w:r>
+              <w:rPr>
+                <w:rFonts w:ascii="Consolas" w:hAnsi="Consolas" w:eastAsia="Consolas"/>
+                <w:sz w:val="17"/>
+              </w:rPr>
+              <w:t>+441</w:t>
+            </w:r>
+            <w:r>
+              <w:rPr>
+                <w:rFonts w:ascii="微软雅黑" w:hAnsi="微软雅黑" w:eastAsia="微软雅黑"/>
+                <w:b w:val="0"/>
+                <w:sz w:val="18"/>
+              </w:rPr>
+              <w:t>）。⇒ 这不是「已修好」，是</w:t>
+            </w:r>
+            <w:r>
+              <w:rPr>
+                <w:rFonts w:ascii="微软雅黑" w:hAnsi="微软雅黑" w:eastAsia="微软雅黑"/>
+                <w:b/>
+                <w:sz w:val="18"/>
+              </w:rPr>
+              <w:t>间歇性缺陷</w:t>
+            </w:r>
+            <w:r>
+              <w:rPr>
+                <w:rFonts w:ascii="微软雅黑" w:hAnsi="微软雅黑" w:eastAsia="微软雅黑"/>
+                <w:b w:val="0"/>
+                <w:sz w:val="18"/>
+              </w:rPr>
+              <w:t>：同片、同源、同一套判据，两次人眼结论相反</w:t>
+            </w:r>
+          </w:p>
+        </w:tc>
+      </w:tr>
+      <w:tr>
+        <w:tc>
+          <w:tcPr>
+            <w:tcW w:type="dxa" w:w="2880"/>
+          </w:tcPr>
+          <w:p>
+            <w:r/>
+            <w:r>
+              <w:rPr>
+                <w:rFonts w:ascii="微软雅黑" w:hAnsi="微软雅黑" w:eastAsia="微软雅黑"/>
+                <w:b/>
+                <w:sz w:val="18"/>
+              </w:rPr>
+              <w:t>上板（10-31 21:0x，机器）</w:t>
+            </w:r>
+          </w:p>
+        </w:tc>
+        <w:tc>
+          <w:tcPr>
+            <w:tcW w:type="dxa" w:w="2880"/>
+          </w:tcPr>
+          <w:p>
+            <w:r/>
+            <w:r>
+              <w:rPr>
+                <w:rFonts w:ascii="微软雅黑" w:hAnsi="微软雅黑" w:eastAsia="微软雅黑"/>
+                <w:b w:val="0"/>
+                <w:sz w:val="18"/>
+              </w:rPr>
+              <w:t xml:space="preserve">❌ 仍未修好，定量为恒定 </w:t>
+            </w:r>
+            <w:r>
+              <w:rPr>
+                <w:rFonts w:ascii="Consolas" w:hAnsi="Consolas" w:eastAsia="Consolas"/>
+                <w:sz w:val="17"/>
+              </w:rPr>
+              <w:t>+313</w:t>
+            </w:r>
+            <w:r>
+              <w:rPr>
+                <w:rFonts w:ascii="微软雅黑" w:hAnsi="微软雅黑" w:eastAsia="微软雅黑"/>
+                <w:b w:val="0"/>
+                <w:sz w:val="18"/>
+              </w:rPr>
+              <w:t xml:space="preserve"> 列</w:t>
+            </w:r>
+          </w:p>
+        </w:tc>
+        <w:tc>
+          <w:tcPr>
+            <w:tcW w:type="dxa" w:w="2880"/>
+          </w:tcPr>
+          <w:p>
+            <w:r/>
+            <w:r>
+              <w:rPr>
+                <w:rFonts w:ascii="微软雅黑" w:hAnsi="微软雅黑" w:eastAsia="微软雅黑"/>
+                <w:b w:val="0"/>
+                <w:sz w:val="18"/>
+              </w:rPr>
+              <w:t>逐像素探针（</w:t>
+            </w:r>
+            <w:r>
+              <w:rPr>
+                <w:rFonts w:ascii="Consolas" w:hAnsi="Consolas" w:eastAsia="Consolas"/>
+                <w:sz w:val="17"/>
+              </w:rPr>
+              <w:t>build/hdmi_pixel_probe.py</w:t>
+            </w:r>
+            <w:r>
+              <w:rPr>
+                <w:rFonts w:ascii="微软雅黑" w:hAnsi="微软雅黑" w:eastAsia="微软雅黑"/>
+                <w:b w:val="0"/>
+                <w:sz w:val="18"/>
+              </w:rPr>
+              <w:t>）：21 个源列 × 7 行</w:t>
+            </w:r>
+            <w:r>
+              <w:rPr>
+                <w:rFonts w:ascii="微软雅黑" w:hAnsi="微软雅黑" w:eastAsia="微软雅黑"/>
+                <w:b/>
+                <w:sz w:val="18"/>
+              </w:rPr>
+              <w:t>全部 `+313`</w:t>
+            </w:r>
+            <w:r>
+              <w:rPr>
+                <w:rFonts w:ascii="微软雅黑" w:hAnsi="微软雅黑" w:eastAsia="微软雅黑"/>
+                <w:b w:val="0"/>
+                <w:sz w:val="18"/>
+              </w:rPr>
+              <w:t>（1279+313 回绕成 312），</w:t>
+            </w:r>
+            <w:r>
+              <w:rPr>
+                <w:rFonts w:ascii="Consolas" w:hAnsi="Consolas" w:eastAsia="Consolas"/>
+                <w:sz w:val="17"/>
+              </w:rPr>
+              <w:t>sum=1</w:t>
+            </w:r>
+            <w:r>
+              <w:rPr>
+                <w:rFonts w:ascii="微软雅黑" w:hAnsi="微软雅黑" w:eastAsia="微软雅黑"/>
+                <w:b w:val="0"/>
+                <w:sz w:val="18"/>
+              </w:rPr>
+              <w:t xml:space="preserve"> ⇒ 无丢点、无重复；行方向 r=0/1/2/3/717/718/719 全对。取址逻辑本轮只读未改：</w:t>
+            </w:r>
+            <w:r>
+              <w:rPr>
+                <w:rFonts w:ascii="Consolas" w:hAnsi="Consolas" w:eastAsia="Consolas"/>
+                <w:sz w:val="17"/>
+              </w:rPr>
+              <w:t>rd_idx = dbuf*LBUF + xpos</w:t>
+            </w:r>
+            <w:r>
+              <w:rPr>
+                <w:rFonts w:ascii="微软雅黑" w:hAnsi="微软雅黑" w:eastAsia="微软雅黑"/>
+                <w:b w:val="0"/>
+                <w:sz w:val="18"/>
+              </w:rPr>
+              <w:t>、</w:t>
+            </w:r>
+            <w:r>
+              <w:rPr>
+                <w:rFonts w:ascii="Consolas" w:hAnsi="Consolas" w:eastAsia="Consolas"/>
+                <w:sz w:val="17"/>
+              </w:rPr>
+              <w:t>wr_idx = d_line[1:0]*LBUF + (d_col + b_i)</w:t>
+            </w:r>
+            <w:r>
+              <w:rPr>
+                <w:rFonts w:ascii="微软雅黑" w:hAnsi="微软雅黑" w:eastAsia="微软雅黑"/>
+                <w:b w:val="0"/>
+                <w:sz w:val="18"/>
+              </w:rPr>
+              <w:t xml:space="preserve"> —— 两边都是「列号即源列」，</w:t>
+            </w:r>
+            <w:r>
+              <w:rPr>
+                <w:rFonts w:ascii="微软雅黑" w:hAnsi="微软雅黑" w:eastAsia="微软雅黑"/>
+                <w:b/>
+                <w:sz w:val="18"/>
+              </w:rPr>
+              <w:t>恒定的整行旋转说明写侧那一行的起点不是源列 0</w:t>
+            </w:r>
+            <w:r>
+              <w:rPr>
+                <w:rFonts w:ascii="微软雅黑" w:hAnsi="微软雅黑" w:eastAsia="微软雅黑"/>
+                <w:b w:val="0"/>
+                <w:sz w:val="18"/>
+              </w:rPr>
+              <w:t>，不是读侧取错地址。复现需要「多笔在飞」的 AXI 从机 TB；</w:t>
+            </w:r>
+            <w:r>
+              <w:rPr>
+                <w:rFonts w:ascii="微软雅黑" w:hAnsi="微软雅黑" w:eastAsia="微软雅黑"/>
+                <w:b/>
+                <w:sz w:val="18"/>
+              </w:rPr>
+              <w:t>仿真复现之前不出新片</w:t>
+            </w:r>
+            <w:r>
+              <w:rPr>
+                <w:rFonts w:ascii="微软雅黑" w:hAnsi="微软雅黑" w:eastAsia="微软雅黑"/>
+                <w:b w:val="0"/>
+                <w:sz w:val="18"/>
+              </w:rPr>
+              <w:t>，演示通道改走 PC / 网口</w:t>
             </w:r>
           </w:p>
         </w:tc>
@@ -8510,7 +9262,7 @@
         <w:drawing>
           <wp:inline xmlns:a="http://schemas.openxmlformats.org/drawingml/2006/main" xmlns:pic="http://schemas.openxmlformats.org/drawingml/2006/picture">
             <wp:extent cx="5669280" cy="3188970"/>
-            <wp:docPr id="7" name="Picture 7"/>
+            <wp:docPr id="9" name="Picture 9"/>
             <wp:cNvGraphicFramePr>
               <a:graphicFrameLocks noChangeAspect="1"/>
             </wp:cNvGraphicFramePr>
@@ -8522,7 +9274,7 @@
                     <pic:cNvPicPr/>
                   </pic:nvPicPr>
                   <pic:blipFill>
-                    <a:blip r:embed="rId15"/>
+                    <a:blip r:embed="rId17"/>
                     <a:stretch>
                       <a:fillRect/>
                     </a:stretch>
@@ -15773,7 +16525,7 @@
         <w:drawing>
           <wp:inline xmlns:a="http://schemas.openxmlformats.org/drawingml/2006/main" xmlns:pic="http://schemas.openxmlformats.org/drawingml/2006/picture">
             <wp:extent cx="5669280" cy="3948180"/>
-            <wp:docPr id="8" name="Picture 8"/>
+            <wp:docPr id="10" name="Picture 10"/>
             <wp:cNvGraphicFramePr>
               <a:graphicFrameLocks noChangeAspect="1"/>
             </wp:cNvGraphicFramePr>
@@ -15785,7 +16537,7 @@
                     <pic:cNvPicPr/>
                   </pic:nvPicPr>
                   <pic:blipFill>
-                    <a:blip r:embed="rId16"/>
+                    <a:blip r:embed="rId18"/>
                     <a:stretch>
                       <a:fillRect/>
                     </a:stretch>
@@ -23668,7 +24420,7 @@
           <w:b/>
           <w:sz w:val="21"/>
         </w:rPr>
-        <w:t>球在快速移动/遮挡时确认率下降</w:t>
+        <w:t>球在快速移动/遮挡时确认率下降，且「覆盖率」与「连续性」是两件事</w:t>
       </w:r>
       <w:r>
         <w:rPr>
@@ -23677,21 +24429,6 @@
           <w:sz w:val="21"/>
         </w:rPr>
         <w:t>：约 28–70 % 帧有球；</w:t>
-      </w:r>
-      <w:r>
-        <w:rPr>
-          <w:rFonts w:ascii="Consolas" w:hAnsi="Consolas" w:eastAsia="Consolas"/>
-          <w:sz w:val="20"/>
-        </w:rPr>
-        <w:t>--ball-every 2</w:t>
-      </w:r>
-      <w:r>
-        <w:rPr>
-          <w:rFonts w:ascii="微软雅黑" w:hAnsi="微软雅黑" w:eastAsia="微软雅黑"/>
-          <w:b w:val="0"/>
-          <w:sz w:val="21"/>
-        </w:rPr>
-        <w:t xml:space="preserve"> 下</w:t>
       </w:r>
     </w:p>
     <w:p>
@@ -23701,63 +24438,70 @@
       </w:pPr>
       <w:r>
         <w:rPr>
-          <w:rFonts w:ascii="微软雅黑" w:hAnsi="微软雅黑" w:eastAsia="微软雅黑"/>
-          <w:b w:val="0"/>
-          <w:sz w:val="21"/>
-        </w:rPr>
-        <w:t xml:space="preserve">5 次丢失只覆盖约 0.4 s，backfill 结构改动尚未落地（见 §5.2 第 6 条）。 板上 202 帧运行的原始 </w:t>
-      </w:r>
-      <w:r>
-        <w:rPr>
           <w:rFonts w:ascii="Consolas" w:hAnsi="Consolas" w:eastAsia="Consolas"/>
           <w:sz w:val="20"/>
         </w:rPr>
-        <w:t>/tmp/out.json</w:t>
-      </w:r>
-      <w:r>
-        <w:rPr>
-          <w:rFonts w:ascii="微软雅黑" w:hAnsi="微软雅黑" w:eastAsia="微软雅黑"/>
-          <w:b w:val="0"/>
-          <w:sz w:val="21"/>
-        </w:rPr>
-        <w:t xml:space="preserve"> </w:t>
-      </w:r>
-      <w:r>
-        <w:rPr>
-          <w:rFonts w:ascii="微软雅黑" w:hAnsi="微软雅黑" w:eastAsia="微软雅黑"/>
-          <w:b/>
-          <w:sz w:val="21"/>
-        </w:rPr>
-        <w:t>未随包归档</w:t>
-      </w:r>
-      <w:r>
-        <w:rPr>
-          <w:rFonts w:ascii="微软雅黑" w:hAnsi="微软雅黑" w:eastAsia="微软雅黑"/>
-          <w:b w:val="0"/>
-          <w:sz w:val="21"/>
-        </w:rPr>
-        <w:t xml:space="preserve">，指标汇总在 </w:t>
+        <w:t>--ball-every 2</w:t>
+      </w:r>
+      <w:r>
+        <w:rPr>
+          <w:rFonts w:ascii="微软雅黑" w:hAnsi="微软雅黑" w:eastAsia="微软雅黑"/>
+          <w:b w:val="0"/>
+          <w:sz w:val="21"/>
+        </w:rPr>
+        <w:t xml:space="preserve"> 下 5 次丢失只覆盖约 0.4 s，backfill 结构改动尚未落地（见 §5.2 第 6 条）。 板上 202 帧运行的原始 </w:t>
       </w:r>
       <w:r>
         <w:rPr>
           <w:rFonts w:ascii="Consolas" w:hAnsi="Consolas" w:eastAsia="Consolas"/>
           <w:sz w:val="20"/>
         </w:rPr>
-        <w:t>docs/system_status.md</w:t>
-      </w:r>
-      <w:r>
-        <w:rPr>
-          <w:rFonts w:ascii="微软雅黑" w:hAnsi="微软雅黑" w:eastAsia="微软雅黑"/>
-          <w:b w:val="0"/>
-          <w:sz w:val="21"/>
-        </w:rPr>
-        <w:t xml:space="preserve"> 与 </w:t>
+        <w:t>/tmp/out.json</w:t>
+      </w:r>
+      <w:r>
+        <w:rPr>
+          <w:rFonts w:ascii="微软雅黑" w:hAnsi="微软雅黑" w:eastAsia="微软雅黑"/>
+          <w:b w:val="0"/>
+          <w:sz w:val="21"/>
+        </w:rPr>
+        <w:t xml:space="preserve"> </w:t>
+      </w:r>
+      <w:r>
+        <w:rPr>
+          <w:rFonts w:ascii="微软雅黑" w:hAnsi="微软雅黑" w:eastAsia="微软雅黑"/>
+          <w:b/>
+          <w:sz w:val="21"/>
+        </w:rPr>
+        <w:t>未随包归档</w:t>
+      </w:r>
+      <w:r>
+        <w:rPr>
+          <w:rFonts w:ascii="微软雅黑" w:hAnsi="微软雅黑" w:eastAsia="微软雅黑"/>
+          <w:b w:val="0"/>
+          <w:sz w:val="21"/>
+        </w:rPr>
+        <w:t xml:space="preserve">，指标汇总在 </w:t>
       </w:r>
       <w:r>
         <w:rPr>
           <w:rFonts w:ascii="Consolas" w:hAnsi="Consolas" w:eastAsia="Consolas"/>
           <w:sz w:val="20"/>
         </w:rPr>
+        <w:t>docs/system_status.md</w:t>
+      </w:r>
+      <w:r>
+        <w:rPr>
+          <w:rFonts w:ascii="微软雅黑" w:hAnsi="微软雅黑" w:eastAsia="微软雅黑"/>
+          <w:b w:val="0"/>
+          <w:sz w:val="21"/>
+        </w:rPr>
+        <w:t xml:space="preserve"> 与 </w:t>
+      </w:r>
+      <w:r>
+        <w:rPr>
+          <w:rFonts w:ascii="Consolas" w:hAnsi="Consolas" w:eastAsia="Consolas"/>
+          <w:sz w:val="20"/>
+        </w:rPr>
         <w:t>ai/sessions/010</w:t>
       </w:r>
       <w:r>
@@ -23766,7 +24510,162 @@
           <w:b w:val="0"/>
           <w:sz w:val="21"/>
         </w:rPr>
-        <w:t>；这是证据链的已知缺口。</w:t>
+        <w:t xml:space="preserve">；这是证据链的已知缺口。 </w:t>
+      </w:r>
+      <w:r>
+        <w:rPr>
+          <w:rFonts w:ascii="微软雅黑" w:hAnsi="微软雅黑" w:eastAsia="微软雅黑"/>
+          <w:b/>
+          <w:sz w:val="21"/>
+        </w:rPr>
+        <w:t>2026-10-31 新增实测（`c03e`，250 帧、`--ball-every 5` ⇒ 扫球 50 帧）</w:t>
+      </w:r>
+      <w:r>
+        <w:rPr>
+          <w:rFonts w:ascii="微软雅黑" w:hAnsi="微软雅黑" w:eastAsia="微软雅黑"/>
+          <w:b w:val="0"/>
+          <w:sz w:val="21"/>
+        </w:rPr>
+        <w:t xml:space="preserve">：有球坐标 </w:t>
+      </w:r>
+      <w:r>
+        <w:rPr>
+          <w:rFonts w:ascii="微软雅黑" w:hAnsi="微软雅黑" w:eastAsia="微软雅黑"/>
+          <w:b/>
+          <w:sz w:val="21"/>
+        </w:rPr>
+        <w:t>20 帧 ≈ 40 %</w:t>
+      </w:r>
+      <w:r>
+        <w:rPr>
+          <w:rFonts w:ascii="微软雅黑" w:hAnsi="微软雅黑" w:eastAsia="微软雅黑"/>
+          <w:b w:val="0"/>
+          <w:sz w:val="21"/>
+        </w:rPr>
+        <w:t>， 落在上述区间内，但</w:t>
+      </w:r>
+      <w:r>
+        <w:rPr>
+          <w:rFonts w:ascii="微软雅黑" w:hAnsi="微软雅黑" w:eastAsia="微软雅黑"/>
+          <w:b/>
+          <w:sz w:val="21"/>
+        </w:rPr>
+        <w:t>只集中在两段</w:t>
+      </w:r>
+      <w:r>
+        <w:rPr>
+          <w:rFonts w:ascii="微软雅黑" w:hAnsi="微软雅黑" w:eastAsia="微软雅黑"/>
+          <w:b w:val="0"/>
+          <w:sz w:val="21"/>
+        </w:rPr>
+        <w:t>：</w:t>
+      </w:r>
+      <w:r>
+        <w:rPr>
+          <w:rFonts w:ascii="Consolas" w:hAnsi="Consolas" w:eastAsia="Consolas"/>
+          <w:sz w:val="20"/>
+        </w:rPr>
+        <w:t>f100–f110</w:t>
+      </w:r>
+      <w:r>
+        <w:rPr>
+          <w:rFonts w:ascii="微软雅黑" w:hAnsi="微软雅黑" w:eastAsia="微软雅黑"/>
+          <w:b w:val="0"/>
+          <w:sz w:val="21"/>
+        </w:rPr>
+        <w:t xml:space="preserve">（777→772→739→705）与 </w:t>
+      </w:r>
+      <w:r>
+        <w:rPr>
+          <w:rFonts w:ascii="Consolas" w:hAnsi="Consolas" w:eastAsia="Consolas"/>
+          <w:sz w:val="20"/>
+        </w:rPr>
+        <w:t>f140–f144</w:t>
+      </w:r>
+      <w:r>
+        <w:rPr>
+          <w:rFonts w:ascii="微软雅黑" w:hAnsi="微软雅黑" w:eastAsia="微软雅黑"/>
+          <w:b w:val="0"/>
+          <w:sz w:val="21"/>
+        </w:rPr>
+        <w:t>（769,182）—— 即「能看见的时候给得准（分类器 0.92–0.97），看不见的时候连续断」。同日修掉两个既有 bug （候选每帧不清零、</w:t>
+      </w:r>
+      <w:r>
+        <w:rPr>
+          <w:rFonts w:ascii="Consolas" w:hAnsi="Consolas" w:eastAsia="Consolas"/>
+          <w:sz w:val="20"/>
+        </w:rPr>
+        <w:t>ball</w:t>
+      </w:r>
+      <w:r>
+        <w:rPr>
+          <w:rFonts w:ascii="微软雅黑" w:hAnsi="微软雅黑" w:eastAsia="微软雅黑"/>
+          <w:b w:val="0"/>
+          <w:sz w:val="21"/>
+        </w:rPr>
+        <w:t xml:space="preserve"> 永不清空）并补上</w:t>
+      </w:r>
+      <w:r>
+        <w:rPr>
+          <w:rFonts w:ascii="微软雅黑" w:hAnsi="微软雅黑" w:eastAsia="微软雅黑"/>
+          <w:b/>
+          <w:sz w:val="21"/>
+        </w:rPr>
+        <w:t>草场外空中白块</w:t>
+      </w:r>
+      <w:r>
+        <w:rPr>
+          <w:rFonts w:ascii="微软雅黑" w:hAnsi="微软雅黑" w:eastAsia="微软雅黑"/>
+          <w:b w:val="0"/>
+          <w:sz w:val="21"/>
+        </w:rPr>
+        <w:t xml:space="preserve">搜索（原先的 </w:t>
+      </w:r>
+      <w:r>
+        <w:rPr>
+          <w:rFonts w:ascii="Consolas" w:hAnsi="Consolas" w:eastAsia="Consolas"/>
+          <w:sz w:val="20"/>
+        </w:rPr>
+        <w:t>white &amp; grass</w:t>
+      </w:r>
+      <w:r>
+        <w:rPr>
+          <w:rFonts w:ascii="微软雅黑" w:hAnsi="微软雅黑" w:eastAsia="微软雅黑"/>
+          <w:b w:val="0"/>
+          <w:sz w:val="21"/>
+        </w:rPr>
+        <w:t xml:space="preserve"> 会把 飞在广告牌上方的球整块抹掉，候选恒为 0）。归档 </w:t>
+      </w:r>
+      <w:r>
+        <w:rPr>
+          <w:rFonts w:ascii="Consolas" w:hAnsi="Consolas" w:eastAsia="Consolas"/>
+          <w:sz w:val="20"/>
+        </w:rPr>
+        <w:t>data/results/ball_air_c03_20261031.jsonl</w:t>
+      </w:r>
+      <w:r>
+        <w:rPr>
+          <w:rFonts w:ascii="微软雅黑" w:hAnsi="微软雅黑" w:eastAsia="微软雅黑"/>
+          <w:b w:val="0"/>
+          <w:sz w:val="21"/>
+        </w:rPr>
+        <w:t xml:space="preserve">。 </w:t>
+      </w:r>
+      <w:r>
+        <w:rPr>
+          <w:rFonts w:ascii="微软雅黑" w:hAnsi="微软雅黑" w:eastAsia="微软雅黑"/>
+          <w:b/>
+          <w:sz w:val="21"/>
+        </w:rPr>
+        <w:t>不宣称</w:t>
+      </w:r>
+      <w:r>
+        <w:rPr>
+          <w:rFonts w:ascii="微软雅黑" w:hAnsi="微软雅黑" w:eastAsia="微软雅黑"/>
+          <w:b w:val="0"/>
+          <w:sz w:val="21"/>
+        </w:rPr>
+        <w:t>球检测已达标：D010 记的物理限制（球在转播画面里只有 4–12 px）没有消失。</w:t>
       </w:r>
     </w:p>
     <w:p>
@@ -24295,7 +25194,23 @@
           <w:b w:val="0"/>
           <w:sz w:val="21"/>
         </w:rPr>
-        <w:t>）。 唯一曾经未过人眼的是 HDMI 画面：2026-10-30 机器判据全过（</w:t>
+        <w:t xml:space="preserve">）。 </w:t>
+      </w:r>
+      <w:r>
+        <w:rPr>
+          <w:rFonts w:ascii="微软雅黑" w:hAnsi="微软雅黑" w:eastAsia="微软雅黑"/>
+          <w:b/>
+          <w:sz w:val="21"/>
+        </w:rPr>
+        <w:t>HDMI 画面的 `VISUAL_OK` 不成立（`HDMI_VISUAL_OK` 已于 2026-10-31 20:23 撤回）</w:t>
+      </w:r>
+      <w:r>
+        <w:rPr>
+          <w:rFonts w:ascii="微软雅黑" w:hAnsi="微软雅黑" w:eastAsia="微软雅黑"/>
+          <w:b w:val="0"/>
+          <w:sz w:val="21"/>
+        </w:rPr>
+        <w:t>： 2026-10-30 机器判据全过（</w:t>
       </w:r>
       <w:r>
         <w:rPr>
@@ -24340,7 +25255,7 @@
           <w:b w:val="0"/>
           <w:sz w:val="21"/>
         </w:rPr>
-        <w:t xml:space="preserve"> 解出来全对）而屏上</w:t>
+        <w:t xml:space="preserve"> 解出来全对） 而屏上</w:t>
       </w:r>
       <w:r>
         <w:rPr>
@@ -24371,38 +25286,22 @@
           <w:b w:val="0"/>
           <w:sz w:val="21"/>
         </w:rPr>
-        <w:t xml:space="preserve">」段的三处叠加缺陷 （HP0 地址段缺失、行推进判据永不成立、cfg 写错总线）。三处修复后 2026-10-31 13:56 用户对 13:37 片当场确认「全对」：EDGES / HBANDS / VBANDS / GRID / MOTION / MARKERS 六屏全部正确 ⇒ </w:t>
-      </w:r>
-      <w:r>
-        <w:rPr>
-          <w:rFonts w:ascii="微软雅黑" w:hAnsi="微软雅黑" w:eastAsia="微软雅黑"/>
-          <w:b/>
-          <w:sz w:val="21"/>
-        </w:rPr>
-        <w:t>`HDMI_VISUAL_OK`</w:t>
-      </w:r>
-      <w:r>
-        <w:rPr>
-          <w:rFonts w:ascii="微软雅黑" w:hAnsi="微软雅黑" w:eastAsia="微软雅黑"/>
-          <w:b w:val="0"/>
-          <w:sz w:val="21"/>
-        </w:rPr>
-        <w:t xml:space="preserve">（证据 </w:t>
+        <w:t xml:space="preserve">」段的三处叠加缺陷 （HP0 地址段缺失、行推进判据永不成立、cfg 写错总线）。三处修复后 2026-10-31 13:56 用户对 13:37 片当场确认六屏「全对」，当时记为 </w:t>
       </w:r>
       <w:r>
         <w:rPr>
           <w:rFonts w:ascii="Consolas" w:hAnsi="Consolas" w:eastAsia="Consolas"/>
           <w:sz w:val="20"/>
         </w:rPr>
-        <w:t>data/results/hdmi_visual_ok.json</w:t>
-      </w:r>
-      <w:r>
-        <w:rPr>
-          <w:rFonts w:ascii="微软雅黑" w:hAnsi="微软雅黑" w:eastAsia="微软雅黑"/>
-          <w:b w:val="0"/>
-          <w:sz w:val="21"/>
-        </w:rPr>
-        <w:t xml:space="preserve">，绑定 sha256 </w:t>
+        <w:t>HDMI_VISUAL_OK</w:t>
+      </w:r>
+      <w:r>
+        <w:rPr>
+          <w:rFonts w:ascii="微软雅黑" w:hAnsi="微软雅黑" w:eastAsia="微软雅黑"/>
+          <w:b w:val="0"/>
+          <w:sz w:val="21"/>
+        </w:rPr>
+        <w:t xml:space="preserve">（绑定 sha256 </w:t>
       </w:r>
       <w:r>
         <w:rPr>
@@ -24417,7 +25316,7 @@
           <w:b w:val="0"/>
           <w:sz w:val="21"/>
         </w:rPr>
-        <w:t>）。</w:t>
+        <w:t xml:space="preserve">）； </w:t>
       </w:r>
       <w:r>
         <w:rPr>
@@ -24425,51 +25324,159 @@
           <w:b/>
           <w:sz w:val="21"/>
         </w:rPr>
-        <w:t>边界</w:t>
-      </w:r>
-      <w:r>
-        <w:rPr>
-          <w:rFonts w:ascii="微软雅黑" w:hAnsi="微软雅黑" w:eastAsia="微软雅黑"/>
-          <w:b w:val="0"/>
-          <w:sz w:val="21"/>
-        </w:rPr>
-        <w:t xml:space="preserve">：该证据覆盖「帧缓存 → </w:t>
+        <w:t>但 20:23 在同一片 bit 上复测，又出现整行循环移位</w:t>
+      </w:r>
+      <w:r>
+        <w:rPr>
+          <w:rFonts w:ascii="微软雅黑" w:hAnsi="微软雅黑" w:eastAsia="微软雅黑"/>
+          <w:b w:val="0"/>
+          <w:sz w:val="21"/>
+        </w:rPr>
+        <w:t>（</w:t>
       </w:r>
       <w:r>
         <w:rPr>
           <w:rFonts w:ascii="Consolas" w:hAnsi="Consolas" w:eastAsia="Consolas"/>
           <w:sz w:val="20"/>
         </w:rPr>
-        <w:t>fb_scanout</w:t>
-      </w:r>
-      <w:r>
-        <w:rPr>
-          <w:rFonts w:ascii="微软雅黑" w:hAnsi="微软雅黑" w:eastAsia="微软雅黑"/>
-          <w:b w:val="0"/>
-          <w:sz w:val="21"/>
-        </w:rPr>
-        <w:t xml:space="preserve"> → TMDS → 显示器」的静态画面， 不含 PS 侧实时叠框回放；实时环出目前只到机器级（</w:t>
+        <w:t>px = c + 437</w:t>
+      </w:r>
+      <w:r>
+        <w:rPr>
+          <w:rFonts w:ascii="微软雅黑" w:hAnsi="微软雅黑" w:eastAsia="微软雅黑"/>
+          <w:b w:val="0"/>
+          <w:sz w:val="21"/>
+        </w:rPr>
+        <w:t xml:space="preserve"> / </w:t>
       </w:r>
       <w:r>
         <w:rPr>
           <w:rFonts w:ascii="Consolas" w:hAnsi="Consolas" w:eastAsia="Consolas"/>
           <w:sz w:val="20"/>
         </w:rPr>
-        <w:t>HDMI_VIDEO_OK</w:t>
-      </w:r>
-      <w:r>
-        <w:rPr>
-          <w:rFonts w:ascii="微软雅黑" w:hAnsi="微软雅黑" w:eastAsia="微软雅黑"/>
-          <w:b w:val="0"/>
-          <w:sz w:val="21"/>
-        </w:rPr>
-        <w:t xml:space="preserve"> 25 帧 </w:t>
+        <w:t>+441</w:t>
+      </w:r>
+      <w:r>
+        <w:rPr>
+          <w:rFonts w:ascii="微软雅黑" w:hAnsi="微软雅黑" w:eastAsia="微软雅黑"/>
+          <w:b w:val="0"/>
+          <w:sz w:val="21"/>
+        </w:rPr>
+        <w:t xml:space="preserve">）， 今日逐像素探针定量为恒定 </w:t>
+      </w:r>
+      <w:r>
+        <w:rPr>
+          <w:rFonts w:ascii="微软雅黑" w:hAnsi="微软雅黑" w:eastAsia="微软雅黑"/>
+          <w:b/>
+          <w:sz w:val="21"/>
+        </w:rPr>
+        <w:t>`+313` 列</w:t>
+      </w:r>
+      <w:r>
+        <w:rPr>
+          <w:rFonts w:ascii="微软雅黑" w:hAnsi="微软雅黑" w:eastAsia="微软雅黑"/>
+          <w:b w:val="0"/>
+          <w:sz w:val="21"/>
+        </w:rPr>
+        <w:t xml:space="preserve">。同一片、同一套判据、两次人眼结论相反 ⇒ 这是 </w:t>
+      </w:r>
+      <w:r>
+        <w:rPr>
+          <w:rFonts w:ascii="微软雅黑" w:hAnsi="微软雅黑" w:eastAsia="微软雅黑"/>
+          <w:b/>
+          <w:sz w:val="21"/>
+        </w:rPr>
+        <w:t>间歇性缺陷</w:t>
+      </w:r>
+      <w:r>
+        <w:rPr>
+          <w:rFonts w:ascii="微软雅黑" w:hAnsi="微软雅黑" w:eastAsia="微软雅黑"/>
+          <w:b w:val="0"/>
+          <w:sz w:val="21"/>
+        </w:rPr>
+        <w:t xml:space="preserve">，不是「已修好」。证据文件 </w:t>
       </w:r>
       <w:r>
         <w:rPr>
           <w:rFonts w:ascii="Consolas" w:hAnsi="Consolas" w:eastAsia="Consolas"/>
           <w:sz w:val="20"/>
         </w:rPr>
+        <w:t>data/results/hdmi_visual_ok.json</w:t>
+      </w:r>
+      <w:r>
+        <w:rPr>
+          <w:rFonts w:ascii="微软雅黑" w:hAnsi="微软雅黑" w:eastAsia="微软雅黑"/>
+          <w:b w:val="0"/>
+          <w:sz w:val="21"/>
+        </w:rPr>
+        <w:t xml:space="preserve"> 现为 </w:t>
+      </w:r>
+      <w:r>
+        <w:rPr>
+          <w:rFonts w:ascii="Consolas" w:hAnsi="Consolas" w:eastAsia="Consolas"/>
+          <w:sz w:val="20"/>
+        </w:rPr>
+        <w:t>HDMI_VISUAL_RETRACTED</w:t>
+      </w:r>
+      <w:r>
+        <w:rPr>
+          <w:rFonts w:ascii="微软雅黑" w:hAnsi="微软雅黑" w:eastAsia="微软雅黑"/>
+          <w:b w:val="0"/>
+          <w:sz w:val="21"/>
+        </w:rPr>
+        <w:t>。</w:t>
+      </w:r>
+      <w:r>
+        <w:rPr>
+          <w:rFonts w:ascii="微软雅黑" w:hAnsi="微软雅黑" w:eastAsia="微软雅黑"/>
+          <w:b/>
+          <w:sz w:val="21"/>
+        </w:rPr>
+        <w:t>边界</w:t>
+      </w:r>
+      <w:r>
+        <w:rPr>
+          <w:rFonts w:ascii="微软雅黑" w:hAnsi="微软雅黑" w:eastAsia="微软雅黑"/>
+          <w:b w:val="0"/>
+          <w:sz w:val="21"/>
+        </w:rPr>
+        <w:t xml:space="preserve">：静态六屏即便是对的，也只覆盖「帧缓存 → </w:t>
+      </w:r>
+      <w:r>
+        <w:rPr>
+          <w:rFonts w:ascii="Consolas" w:hAnsi="Consolas" w:eastAsia="Consolas"/>
+          <w:sz w:val="20"/>
+        </w:rPr>
+        <w:t>fb_scanout</w:t>
+      </w:r>
+      <w:r>
+        <w:rPr>
+          <w:rFonts w:ascii="微软雅黑" w:hAnsi="微软雅黑" w:eastAsia="微软雅黑"/>
+          <w:b w:val="0"/>
+          <w:sz w:val="21"/>
+        </w:rPr>
+        <w:t xml:space="preserve"> → TMDS → 显示器」，不含 PS 侧实时叠框回放（实时环出只到机器级 </w:t>
+      </w:r>
+      <w:r>
+        <w:rPr>
+          <w:rFonts w:ascii="Consolas" w:hAnsi="Consolas" w:eastAsia="Consolas"/>
+          <w:sz w:val="20"/>
+        </w:rPr>
+        <w:t>HDMI_VIDEO_OK</w:t>
+      </w:r>
+      <w:r>
+        <w:rPr>
+          <w:rFonts w:ascii="微软雅黑" w:hAnsi="微软雅黑" w:eastAsia="微软雅黑"/>
+          <w:b w:val="0"/>
+          <w:sz w:val="21"/>
+        </w:rPr>
+        <w:t xml:space="preserve"> 25 帧 </w:t>
+      </w:r>
+      <w:r>
+        <w:rPr>
+          <w:rFonts w:ascii="Consolas" w:hAnsi="Consolas" w:eastAsia="Consolas"/>
+          <w:sz w:val="20"/>
+        </w:rPr>
         <w:t>under=0</w:t>
       </w:r>
       <w:r>
@@ -24478,7 +25485,38 @@
           <w:b w:val="0"/>
           <w:sz w:val="21"/>
         </w:rPr>
-        <w:t>）， 不宣称「真人检测框已在屏上目视通过」。014 的 1bpp 棋盘格是重做前的历史，不算当前实现的证据。</w:t>
+        <w:t>，</w:t>
+      </w:r>
+      <w:r>
+        <w:rPr>
+          <w:rFonts w:ascii="Consolas" w:hAnsi="Consolas" w:eastAsia="Consolas"/>
+          <w:sz w:val="20"/>
+        </w:rPr>
+        <w:t>under=0</w:t>
+      </w:r>
+      <w:r>
+        <w:rPr>
+          <w:rFonts w:ascii="微软雅黑" w:hAnsi="微软雅黑" w:eastAsia="微软雅黑"/>
+          <w:b w:val="0"/>
+          <w:sz w:val="21"/>
+        </w:rPr>
+        <w:t xml:space="preserve"> 在整行移位时照样成立，</w:t>
+      </w:r>
+      <w:r>
+        <w:rPr>
+          <w:rFonts w:ascii="微软雅黑" w:hAnsi="微软雅黑" w:eastAsia="微软雅黑"/>
+          <w:b/>
+          <w:sz w:val="21"/>
+        </w:rPr>
+        <w:t>不是画面正确的证据</w:t>
+      </w:r>
+      <w:r>
+        <w:rPr>
+          <w:rFonts w:ascii="微软雅黑" w:hAnsi="微软雅黑" w:eastAsia="微软雅黑"/>
+          <w:b w:val="0"/>
+          <w:sz w:val="21"/>
+        </w:rPr>
+        <w:t>）。 014 的 1bpp 棋盘格是重做前的历史，不算当前实现的证据。</w:t>
       </w:r>
     </w:p>
     <w:p>
@@ -24840,7 +25878,101 @@
           <w:b w:val="0"/>
           <w:sz w:val="21"/>
         </w:rPr>
-        <w:t>。</w:t>
+        <w:t xml:space="preserve">。 </w:t>
+      </w:r>
+      <w:r>
+        <w:rPr>
+          <w:rFonts w:ascii="微软雅黑" w:hAnsi="微软雅黑" w:eastAsia="微软雅黑"/>
+          <w:b/>
+          <w:sz w:val="21"/>
+        </w:rPr>
+        <w:t>方向要说清</w:t>
+      </w:r>
+      <w:r>
+        <w:rPr>
+          <w:rFonts w:ascii="微软雅黑" w:hAnsi="微软雅黑" w:eastAsia="微软雅黑"/>
+          <w:b w:val="0"/>
+          <w:sz w:val="21"/>
+        </w:rPr>
+        <w:t>：以太网上</w:t>
+      </w:r>
+      <w:r>
+        <w:rPr>
+          <w:rFonts w:ascii="微软雅黑" w:hAnsi="微软雅黑" w:eastAsia="微软雅黑"/>
+          <w:b/>
+          <w:sz w:val="21"/>
+        </w:rPr>
+        <w:t>板 → PC</w:t>
+      </w:r>
+      <w:r>
+        <w:rPr>
+          <w:rFonts w:ascii="微软雅黑" w:hAnsi="微软雅黑" w:eastAsia="微软雅黑"/>
+          <w:b w:val="0"/>
+          <w:sz w:val="21"/>
+        </w:rPr>
+        <w:t xml:space="preserve">这一向是通的、且已上板实测 —— </w:t>
+      </w:r>
+      <w:r>
+        <w:rPr>
+          <w:rFonts w:ascii="Consolas" w:hAnsi="Consolas" w:eastAsia="Consolas"/>
+          <w:sz w:val="20"/>
+        </w:rPr>
+        <w:t>tools/video_back.py</w:t>
+      </w:r>
+      <w:r>
+        <w:rPr>
+          <w:rFonts w:ascii="微软雅黑" w:hAnsi="微软雅黑" w:eastAsia="微软雅黑"/>
+          <w:b w:val="0"/>
+          <w:sz w:val="21"/>
+        </w:rPr>
+        <w:t xml:space="preserve"> 把带框画面按 JPEG 逐帧回传，实测 </w:t>
+      </w:r>
+      <w:r>
+        <w:rPr>
+          <w:rFonts w:ascii="Consolas" w:hAnsi="Consolas" w:eastAsia="Consolas"/>
+          <w:sz w:val="20"/>
+        </w:rPr>
+        <w:t>VIDEO_BACK_OK 250 19.61 5.1</w:t>
+      </w:r>
+      <w:r>
+        <w:rPr>
+          <w:rFonts w:ascii="微软雅黑" w:hAnsi="微软雅黑" w:eastAsia="微软雅黑"/>
+          <w:b w:val="0"/>
+          <w:sz w:val="21"/>
+        </w:rPr>
+        <w:t>（250 帧 / 19.61 MB / 5.1 fps）； 缺的只是</w:t>
+      </w:r>
+      <w:r>
+        <w:rPr>
+          <w:rFonts w:ascii="微软雅黑" w:hAnsi="微软雅黑" w:eastAsia="微软雅黑"/>
+          <w:b/>
+          <w:sz w:val="21"/>
+        </w:rPr>
+        <w:t>PC → 板</w:t>
+      </w:r>
+      <w:r>
+        <w:rPr>
+          <w:rFonts w:ascii="微软雅黑" w:hAnsi="微软雅黑" w:eastAsia="微软雅黑"/>
+          <w:b w:val="0"/>
+          <w:sz w:val="21"/>
+        </w:rPr>
+        <w:t>的视频</w:t>
+      </w:r>
+      <w:r>
+        <w:rPr>
+          <w:rFonts w:ascii="微软雅黑" w:hAnsi="微软雅黑" w:eastAsia="微软雅黑"/>
+          <w:b/>
+          <w:sz w:val="21"/>
+        </w:rPr>
+        <w:t>输入</w:t>
+      </w:r>
+      <w:r>
+        <w:rPr>
+          <w:rFonts w:ascii="微软雅黑" w:hAnsi="微软雅黑" w:eastAsia="微软雅黑"/>
+          <w:b w:val="0"/>
+          <w:sz w:val="21"/>
+        </w:rPr>
+        <w:t>这一向。所以「视频经以太网」不是零，是半条：输出半条可用， 输入半条未接主线。本项目的交付演示因此采用「板端跑本地片段 → 网口回传带框视频 → PC 看」。</w:t>
       </w:r>
     </w:p>
     <w:p>
@@ -25783,7 +26915,7 @@
           <w:b w:val="0"/>
           <w:sz w:val="21"/>
         </w:rPr>
-        <w:t xml:space="preserve"> 的 cfg 写进了错误的总线域。三处修复后 13:37 新片（WNS 4.184 ns）于 13:56 由用户当场确认六屏「全对」⇒ </w:t>
+        <w:t xml:space="preserve"> 的 cfg 写进了错误的总线域。三处修复后 13:37 新片（WNS 4.184 ns）于 13:56 由用户当场确认六屏「全对」，</w:t>
       </w:r>
       <w:r>
         <w:rPr>
@@ -25791,36 +26923,51 @@
           <w:b/>
           <w:sz w:val="21"/>
         </w:rPr>
-        <w:t>`HDMI_VISUAL_OK`</w:t>
-      </w:r>
-      <w:r>
-        <w:rPr>
-          <w:rFonts w:ascii="微软雅黑" w:hAnsi="微软雅黑" w:eastAsia="微软雅黑"/>
-          <w:b w:val="0"/>
-          <w:sz w:val="21"/>
-        </w:rPr>
-        <w:t xml:space="preserve">；随后在同一片固化 overlay 上跑真视频环出， </w:t>
+        <w:t>当时</w:t>
+      </w:r>
+      <w:r>
+        <w:rPr>
+          <w:rFonts w:ascii="微软雅黑" w:hAnsi="微软雅黑" w:eastAsia="微软雅黑"/>
+          <w:b w:val="0"/>
+          <w:sz w:val="21"/>
+        </w:rPr>
+        <w:t xml:space="preserve">记为 </w:t>
       </w:r>
       <w:r>
         <w:rPr>
           <w:rFonts w:ascii="Consolas" w:hAnsi="Consolas" w:eastAsia="Consolas"/>
           <w:sz w:val="20"/>
         </w:rPr>
-        <w:t>HDMI_VIDEO_OK</w:t>
-      </w:r>
-      <w:r>
-        <w:rPr>
-          <w:rFonts w:ascii="微软雅黑" w:hAnsi="微软雅黑" w:eastAsia="微软雅黑"/>
-          <w:b w:val="0"/>
-          <w:sz w:val="21"/>
-        </w:rPr>
-        <w:t xml:space="preserve"> 25 帧 </w:t>
+        <w:t>HDMI_VISUAL_OK</w:t>
+      </w:r>
+      <w:r>
+        <w:rPr>
+          <w:rFonts w:ascii="微软雅黑" w:hAnsi="微软雅黑" w:eastAsia="微软雅黑"/>
+          <w:b w:val="0"/>
+          <w:sz w:val="21"/>
+        </w:rPr>
+        <w:t xml:space="preserve">；随后在同一片固化 overlay 上跑真视频环出， </w:t>
       </w:r>
       <w:r>
         <w:rPr>
           <w:rFonts w:ascii="Consolas" w:hAnsi="Consolas" w:eastAsia="Consolas"/>
           <w:sz w:val="20"/>
         </w:rPr>
+        <w:t>HDMI_VIDEO_OK</w:t>
+      </w:r>
+      <w:r>
+        <w:rPr>
+          <w:rFonts w:ascii="微软雅黑" w:hAnsi="微软雅黑" w:eastAsia="微软雅黑"/>
+          <w:b w:val="0"/>
+          <w:sz w:val="21"/>
+        </w:rPr>
+        <w:t xml:space="preserve"> 25 帧 </w:t>
+      </w:r>
+      <w:r>
+        <w:rPr>
+          <w:rFonts w:ascii="Consolas" w:hAnsi="Consolas" w:eastAsia="Consolas"/>
+          <w:sz w:val="20"/>
+        </w:rPr>
         <w:t>under=0</w:t>
       </w:r>
       <w:r>
@@ -25829,7 +26976,7 @@
           <w:b w:val="0"/>
           <w:sz w:val="21"/>
         </w:rPr>
-        <w:t>（机器级）。</w:t>
+        <w:t xml:space="preserve">（机器级）。 </w:t>
       </w:r>
       <w:r>
         <w:rPr>
@@ -25837,15 +26984,46 @@
           <w:b/>
           <w:sz w:val="21"/>
         </w:rPr>
-        <w:t>实时叠框回放的人工确认仍单列，不并进静态六屏证据。</w:t>
-      </w:r>
-      <w:r>
-        <w:rPr>
-          <w:rFonts w:ascii="微软雅黑" w:hAnsi="微软雅黑" w:eastAsia="微软雅黑"/>
-          <w:b w:val="0"/>
-          <w:sz w:val="21"/>
-        </w:rPr>
-        <w:t xml:space="preserve"> 另：分层测试集扩到 8+8 后，「争抢画面球更难检出」这条</w:t>
+        <w:t>⚠️ 该结论当日 20:23 撤回</w:t>
+      </w:r>
+      <w:r>
+        <w:rPr>
+          <w:rFonts w:ascii="微软雅黑" w:hAnsi="微软雅黑" w:eastAsia="微软雅黑"/>
+          <w:b w:val="0"/>
+          <w:sz w:val="21"/>
+        </w:rPr>
+        <w:t xml:space="preserve">：同片复测出现整行循环移位，今日定量为恒定 </w:t>
+      </w:r>
+      <w:r>
+        <w:rPr>
+          <w:rFonts w:ascii="Consolas" w:hAnsi="Consolas" w:eastAsia="Consolas"/>
+          <w:sz w:val="20"/>
+        </w:rPr>
+        <w:t>+313</w:t>
+      </w:r>
+      <w:r>
+        <w:rPr>
+          <w:rFonts w:ascii="微软雅黑" w:hAnsi="微软雅黑" w:eastAsia="微软雅黑"/>
+          <w:b w:val="0"/>
+          <w:sz w:val="21"/>
+        </w:rPr>
+        <w:t xml:space="preserve"> 列， 属间歇性缺陷（详见 §2.9 与第 8 条）。</w:t>
+      </w:r>
+      <w:r>
+        <w:rPr>
+          <w:rFonts w:ascii="微软雅黑" w:hAnsi="微软雅黑" w:eastAsia="微软雅黑"/>
+          <w:b/>
+          <w:sz w:val="21"/>
+        </w:rPr>
+        <w:t>实时叠框回放的人工确认仍单列，不并进静态六屏证据</w:t>
+      </w:r>
+      <w:r>
+        <w:rPr>
+          <w:rFonts w:ascii="微软雅黑" w:hAnsi="微软雅黑" w:eastAsia="微软雅黑"/>
+          <w:b w:val="0"/>
+          <w:sz w:val="21"/>
+        </w:rPr>
+        <w:t>； 且 HDMI 通道不具备交付条件，本报告不把它当演示通道。 另：分层测试集扩到 8+8 后，「争抢画面球更难检出」这条</w:t>
       </w:r>
       <w:r>
         <w:rPr>
@@ -27239,44 +28417,105 @@
                 <w:b w:val="0"/>
                 <w:sz w:val="18"/>
               </w:rPr>
-              <w:t xml:space="preserve">；✅ </w:t>
-            </w:r>
-            <w:r>
-              <w:rPr>
-                <w:rFonts w:ascii="微软雅黑" w:hAnsi="微软雅黑" w:eastAsia="微软雅黑"/>
-                <w:b/>
-                <w:sz w:val="18"/>
-              </w:rPr>
-              <w:t>静态六屏 `HDMI_VISUAL_OK`（2026-10-31 13:56 人眼）</w:t>
-            </w:r>
-            <w:r>
-              <w:rPr>
-                <w:rFonts w:ascii="微软雅黑" w:hAnsi="微软雅黑" w:eastAsia="微软雅黑"/>
-                <w:b w:val="0"/>
-                <w:sz w:val="18"/>
-              </w:rPr>
-              <w:t>；⚠️ 实时叠框回放只到机器级（</w:t>
+              <w:t>（</w:t>
             </w:r>
             <w:r>
               <w:rPr>
                 <w:rFonts w:ascii="Consolas" w:hAnsi="Consolas" w:eastAsia="Consolas"/>
                 <w:sz w:val="17"/>
               </w:rPr>
-              <w:t>HDMI_VIDEO_OK</w:t>
-            </w:r>
-            <w:r>
-              <w:rPr>
-                <w:rFonts w:ascii="微软雅黑" w:hAnsi="微软雅黑" w:eastAsia="微软雅黑"/>
-                <w:b w:val="0"/>
-                <w:sz w:val="18"/>
-              </w:rPr>
-              <w:t xml:space="preserve"> 25 帧 </w:t>
+              <w:t>BRAM_OK</w:t>
+            </w:r>
+            <w:r>
+              <w:rPr>
+                <w:rFonts w:ascii="微软雅黑" w:hAnsi="微软雅黑" w:eastAsia="微软雅黑"/>
+                <w:b w:val="0"/>
+                <w:sz w:val="18"/>
+              </w:rPr>
+              <w:t xml:space="preserve"> 级）；❌ </w:t>
+            </w:r>
+            <w:r>
+              <w:rPr>
+                <w:rFonts w:ascii="微软雅黑" w:hAnsi="微软雅黑" w:eastAsia="微软雅黑"/>
+                <w:b/>
+                <w:sz w:val="18"/>
+              </w:rPr>
+              <w:t>`VISUAL_OK` 不成立</w:t>
+            </w:r>
+            <w:r>
+              <w:rPr>
+                <w:rFonts w:ascii="微软雅黑" w:hAnsi="微软雅黑" w:eastAsia="微软雅黑"/>
+                <w:b w:val="0"/>
+                <w:sz w:val="18"/>
+              </w:rPr>
+              <w:t xml:space="preserve"> —— 13:56 曾人眼记 </w:t>
             </w:r>
             <w:r>
               <w:rPr>
                 <w:rFonts w:ascii="Consolas" w:hAnsi="Consolas" w:eastAsia="Consolas"/>
                 <w:sz w:val="17"/>
               </w:rPr>
+              <w:t>HDMI_VISUAL_OK</w:t>
+            </w:r>
+            <w:r>
+              <w:rPr>
+                <w:rFonts w:ascii="微软雅黑" w:hAnsi="微软雅黑" w:eastAsia="微软雅黑"/>
+                <w:b w:val="0"/>
+                <w:sz w:val="18"/>
+              </w:rPr>
+              <w:t xml:space="preserve">，20:23 复测出现整行循环移位，今日定量为恒定 </w:t>
+            </w:r>
+            <w:r>
+              <w:rPr>
+                <w:rFonts w:ascii="Consolas" w:hAnsi="Consolas" w:eastAsia="Consolas"/>
+                <w:sz w:val="17"/>
+              </w:rPr>
+              <w:t>+313</w:t>
+            </w:r>
+            <w:r>
+              <w:rPr>
+                <w:rFonts w:ascii="微软雅黑" w:hAnsi="微软雅黑" w:eastAsia="微软雅黑"/>
+                <w:b w:val="0"/>
+                <w:sz w:val="18"/>
+              </w:rPr>
+              <w:t xml:space="preserve"> 列，</w:t>
+            </w:r>
+            <w:r>
+              <w:rPr>
+                <w:rFonts w:ascii="微软雅黑" w:hAnsi="微软雅黑" w:eastAsia="微软雅黑"/>
+                <w:b/>
+                <w:sz w:val="18"/>
+              </w:rPr>
+              <w:t>当日撤回</w:t>
+            </w:r>
+            <w:r>
+              <w:rPr>
+                <w:rFonts w:ascii="微软雅黑" w:hAnsi="微软雅黑" w:eastAsia="微软雅黑"/>
+                <w:b w:val="0"/>
+                <w:sz w:val="18"/>
+              </w:rPr>
+              <w:t>；⚠️ 实时叠框回放只到机器级（</w:t>
+            </w:r>
+            <w:r>
+              <w:rPr>
+                <w:rFonts w:ascii="Consolas" w:hAnsi="Consolas" w:eastAsia="Consolas"/>
+                <w:sz w:val="17"/>
+              </w:rPr>
+              <w:t>HDMI_VIDEO_OK</w:t>
+            </w:r>
+            <w:r>
+              <w:rPr>
+                <w:rFonts w:ascii="微软雅黑" w:hAnsi="微软雅黑" w:eastAsia="微软雅黑"/>
+                <w:b w:val="0"/>
+                <w:sz w:val="18"/>
+              </w:rPr>
+              <w:t xml:space="preserve"> 25 帧 </w:t>
+            </w:r>
+            <w:r>
+              <w:rPr>
+                <w:rFonts w:ascii="Consolas" w:hAnsi="Consolas" w:eastAsia="Consolas"/>
+                <w:sz w:val="17"/>
+              </w:rPr>
               <w:t>under=0</w:t>
             </w:r>
             <w:r>
@@ -27285,7 +28524,15 @@
                 <w:b w:val="0"/>
                 <w:sz w:val="18"/>
               </w:rPr>
-              <w:t>）</w:t>
+              <w:t>），无人眼结论。</w:t>
+            </w:r>
+            <w:r>
+              <w:rPr>
+                <w:rFonts w:ascii="微软雅黑" w:hAnsi="微软雅黑" w:eastAsia="微软雅黑"/>
+                <w:b/>
+                <w:sz w:val="18"/>
+              </w:rPr>
+              <w:t>间歇缺陷未修好，演示不走 HDMI</w:t>
             </w:r>
           </w:p>
         </w:tc>
@@ -27412,15 +28659,31 @@
           <w:b/>
           <w:sz w:val="21"/>
         </w:rPr>
-        <w:t>HDMI 状态面板 `BRAM_OK` 通过、1bpp 文字面板的 `VISUAL_OK` 仍待人眼； LCD 4bpp 上板通过机器判据（`READBACK_OK bad=0`），自证图、彩色状态面板与赛前 UI 已经人眼确认； HDMI 带框环出（`flow_system.bit`）的静态六屏 `HDMI_VISUAL_OK` 已过，实时叠框回放只到 `HDMI_VIDEO_OK` 25 帧 `under=0`（机器级），不宣称画面已目视通过</w:t>
-      </w:r>
-      <w:r>
-        <w:rPr>
-          <w:rFonts w:ascii="微软雅黑" w:hAnsi="微软雅黑" w:eastAsia="微软雅黑"/>
-          <w:b w:val="0"/>
-          <w:sz w:val="21"/>
-        </w:rPr>
-        <w:t>。 功能侧的已知未完成项同样写清楚：视频入口仍走本地文件（D015 未落地）、 队别与球权未接入主线、倒地只到候选层（强层精度 3/4）、球的 backfill 结构改动未落地。 我们没有把资源花在“PL 跑整网” 这条实测不可行的路上，而是用异构划分、ROI 球链路和带有效性闸门的几何/事件， 在 220 DSP 的器件上交付了功能闭环；同时保留 6/6 bit-exact 的卷积引擎与完整 AXI 标定， 作为可复用的技术资产和后续优化基线。</w:t>
+        <w:t xml:space="preserve">HDMI 状态面板 `BRAM_OK` 通过、1bpp 文字面板的 `VISUAL_OK` 仍待人眼； LCD 4bpp 上板通过机器判据（`READBACK_OK bad=0`），自证图、彩色状态面板与赛前 UI 已经人眼确认； HDMI 带框环出（`flow_system.bit`）的 `VISUAL_OK` </w:t>
+      </w:r>
+      <w:r>
+        <w:rPr>
+          <w:rFonts w:ascii="微软雅黑" w:hAnsi="微软雅黑" w:eastAsia="微软雅黑"/>
+          <w:b w:val="0"/>
+          <w:sz w:val="21"/>
+        </w:rPr>
+        <w:t>不成立</w:t>
+      </w:r>
+      <w:r>
+        <w:rPr>
+          <w:rFonts w:ascii="微软雅黑" w:hAnsi="微软雅黑" w:eastAsia="微软雅黑"/>
+          <w:b/>
+          <w:sz w:val="21"/>
+        </w:rPr>
+        <w:t>：13:56 曾人眼记 `HDMI_VISUAL_OK`， 20:23 同片复测出现整行循环移位、当日撤回，今日定量为恒定 `+313` 列（间歇性缺陷）； 实时叠框回放只到 `HDMI_VIDEO_OK` 25 帧 `under=0`（机器级），不宣称画面已目视通过</w:t>
+      </w:r>
+      <w:r>
+        <w:rPr>
+          <w:rFonts w:ascii="微软雅黑" w:hAnsi="微软雅黑" w:eastAsia="微软雅黑"/>
+          <w:b w:val="0"/>
+          <w:sz w:val="21"/>
+        </w:rPr>
+        <w:t>。 功能侧的已知未完成项同样写清楚：视频入口仍走本地文件（D015 只落地了板→PC 的输出半条）、 队别已接入主线但只在主机侧自证（板上与真实画面未验）、倒地只到候选层（强层精度 3/4）、 球的 backfill 结构改动未落地。 我们没有把资源花在“PL 跑整网” 这条实测不可行的路上，而是用异构划分、ROI 球链路和带有效性闸门的几何/事件， 在 220 DSP 的器件上交付了功能闭环；同时保留 6/6 bit-exact 的卷积引擎与完整 AXI 标定， 作为可复用的技术资产和后续优化基线。</w:t>
       </w:r>
     </w:p>
     <w:sectPr>

--- a/report/design_report.docx
+++ b/report/design_report.docx
@@ -25972,7 +25972,98 @@
           <w:b w:val="0"/>
           <w:sz w:val="21"/>
         </w:rPr>
-        <w:t>这一向。所以「视频经以太网」不是零，是半条：输出半条可用， 输入半条未接主线。本项目的交付演示因此采用「板端跑本地片段 → 网口回传带框视频 → PC 看」。</w:t>
+        <w:t xml:space="preserve">这一向。所以「视频经以太网」不是零，是半条：输出半条可用， 输入半条未接主线。本项目的交付演示因此采用「板端跑本地片段 → 网口回传带框视频 → PC 看」。 </w:t>
+      </w:r>
+      <w:r>
+        <w:rPr>
+          <w:rFonts w:ascii="微软雅黑" w:hAnsi="微软雅黑" w:eastAsia="微软雅黑"/>
+          <w:b/>
+          <w:sz w:val="21"/>
+        </w:rPr>
+        <w:t>2026-10-31 夜上板复验</w:t>
+      </w:r>
+      <w:r>
+        <w:rPr>
+          <w:rFonts w:ascii="微软雅黑" w:hAnsi="微软雅黑" w:eastAsia="微软雅黑"/>
+          <w:b w:val="0"/>
+          <w:sz w:val="21"/>
+        </w:rPr>
+        <w:t xml:space="preserve">（含今天修的空中球）：c03 跑 </w:t>
+      </w:r>
+      <w:r>
+        <w:rPr>
+          <w:rFonts w:ascii="Consolas" w:hAnsi="Consolas" w:eastAsia="Consolas"/>
+          <w:sz w:val="20"/>
+        </w:rPr>
+        <w:t>PIPELINE_OK frames=250 detections=17</w:t>
+      </w:r>
+      <w:r>
+        <w:rPr>
+          <w:rFonts w:ascii="微软雅黑" w:hAnsi="微软雅黑" w:eastAsia="微软雅黑"/>
+          <w:b w:val="0"/>
+          <w:sz w:val="21"/>
+        </w:rPr>
+        <w:t xml:space="preserve">， 落盘 20 行带球（帧 100–114、140–144）；回传 </w:t>
+      </w:r>
+      <w:r>
+        <w:rPr>
+          <w:rFonts w:ascii="Consolas" w:hAnsi="Consolas" w:eastAsia="Consolas"/>
+          <w:sz w:val="20"/>
+        </w:rPr>
+        <w:t>VIDEO_BACK_OK 190 19.65 5.0</w:t>
+      </w:r>
+      <w:r>
+        <w:rPr>
+          <w:rFonts w:ascii="微软雅黑" w:hAnsi="微软雅黑" w:eastAsia="微软雅黑"/>
+          <w:b w:val="0"/>
+          <w:sz w:val="21"/>
+        </w:rPr>
+        <w:t>， 帧 105 屏上有球员绿框与球的红圈（</w:t>
+      </w:r>
+      <w:r>
+        <w:rPr>
+          <w:rFonts w:ascii="Consolas" w:hAnsi="Consolas" w:eastAsia="Consolas"/>
+          <w:sz w:val="20"/>
+        </w:rPr>
+        <w:t>BALL</w:t>
+      </w:r>
+      <w:r>
+        <w:rPr>
+          <w:rFonts w:ascii="微软雅黑" w:hAnsi="微软雅黑" w:eastAsia="微软雅黑"/>
+          <w:b w:val="0"/>
+          <w:sz w:val="21"/>
+        </w:rPr>
+        <w:t xml:space="preserve"> 位于 (739, 212)，与 JSONL 的 </w:t>
+      </w:r>
+      <w:r>
+        <w:rPr>
+          <w:rFonts w:ascii="Consolas" w:hAnsi="Consolas" w:eastAsia="Consolas"/>
+          <w:sz w:val="20"/>
+        </w:rPr>
+        <w:t>ball</w:t>
+      </w:r>
+      <w:r>
+        <w:rPr>
+          <w:rFonts w:ascii="微软雅黑" w:hAnsi="微软雅黑" w:eastAsia="微软雅黑"/>
+          <w:b w:val="0"/>
+          <w:sz w:val="21"/>
+        </w:rPr>
+        <w:t xml:space="preserve"> 字段一致）， 证据图 </w:t>
+      </w:r>
+      <w:r>
+        <w:rPr>
+          <w:rFonts w:ascii="Consolas" w:hAnsi="Consolas" w:eastAsia="Consolas"/>
+          <w:sz w:val="20"/>
+        </w:rPr>
+        <w:t>report/figures/video_back_c03_ball_20261031.png</w:t>
+      </w:r>
+      <w:r>
+        <w:rPr>
+          <w:rFonts w:ascii="微软雅黑" w:hAnsi="微软雅黑" w:eastAsia="微软雅黑"/>
+          <w:b w:val="0"/>
+          <w:sz w:val="21"/>
+        </w:rPr>
+        <w:t>。</w:t>
       </w:r>
     </w:p>
     <w:p>
@@ -26405,7 +26496,7 @@
           <w:b/>
           <w:sz w:val="21"/>
         </w:rPr>
-        <w:t>两个显示合成一个比特流了：机器判据上板通过，HDMI 视频通路的人眼判据也已过</w:t>
+        <w:t>两个显示合成一个比特流了：机器判据上板通过；LCD 侧人眼已过，HDMI 侧人眼判据不成立（已撤回）</w:t>
       </w:r>
       <w:r>
         <w:rPr>

--- a/report/design_report.docx
+++ b/report/design_report.docx
@@ -25719,15 +25719,15 @@
           <w:b/>
           <w:sz w:val="21"/>
         </w:rPr>
-        <w:t>视频入口仍是本地文件，不是网络流（D015 未落地）</w:t>
-      </w:r>
-      <w:r>
-        <w:rPr>
-          <w:rFonts w:ascii="微软雅黑" w:hAnsi="微软雅黑" w:eastAsia="微软雅黑"/>
-          <w:b w:val="0"/>
-          <w:sz w:val="21"/>
-        </w:rPr>
-        <w:t>：D015 已裁定「视频由 PC 经以太网送入」，</w:t>
+        <w:t>视频入口：两个方向都已接主线，输入侧已上板验等价（D015 / D027）</w:t>
+      </w:r>
+      <w:r>
+        <w:rPr>
+          <w:rFonts w:ascii="微软雅黑" w:hAnsi="微软雅黑" w:eastAsia="微软雅黑"/>
+          <w:b w:val="0"/>
+          <w:sz w:val="21"/>
+        </w:rPr>
+        <w:t>：D015 已裁定</w:t>
       </w:r>
     </w:p>
     <w:p>
@@ -25741,97 +25741,129 @@
           <w:b w:val="0"/>
           <w:sz w:val="21"/>
         </w:rPr>
-        <w:t xml:space="preserve">但主线的 </w:t>
+        <w:t xml:space="preserve">「视频由 PC 经以太网送入」，子项选型由 </w:t>
+      </w:r>
+      <w:r>
+        <w:rPr>
+          <w:rFonts w:ascii="微软雅黑" w:hAnsi="微软雅黑" w:eastAsia="微软雅黑"/>
+          <w:b/>
+          <w:sz w:val="21"/>
+        </w:rPr>
+        <w:t>D027（2026-10-31）</w:t>
+      </w:r>
+      <w:r>
+        <w:rPr>
+          <w:rFonts w:ascii="微软雅黑" w:hAnsi="微软雅黑" w:eastAsia="微软雅黑"/>
+          <w:b w:val="0"/>
+          <w:sz w:val="21"/>
+        </w:rPr>
+        <w:t xml:space="preserve">落定：走 </w:t>
+      </w:r>
+      <w:r>
+        <w:rPr>
+          <w:rFonts w:ascii="微软雅黑" w:hAnsi="微软雅黑" w:eastAsia="微软雅黑"/>
+          <w:b/>
+          <w:sz w:val="21"/>
+        </w:rPr>
+        <w:t>PS 侧 GEM + TCP + JPEG 帧 + `ZYVI` 帧头</w:t>
+      </w:r>
+      <w:r>
+        <w:rPr>
+          <w:rFonts w:ascii="微软雅黑" w:hAnsi="微软雅黑" w:eastAsia="微软雅黑"/>
+          <w:b w:val="0"/>
+          <w:sz w:val="21"/>
+        </w:rPr>
+        <w:t xml:space="preserve">，默认端口 5007。实现为 </w:t>
       </w:r>
       <w:r>
         <w:rPr>
           <w:rFonts w:ascii="Consolas" w:hAnsi="Consolas" w:eastAsia="Consolas"/>
           <w:sz w:val="20"/>
         </w:rPr>
-        <w:t>tools/board_pipeline.py</w:t>
-      </w:r>
-      <w:r>
-        <w:rPr>
-          <w:rFonts w:ascii="微软雅黑" w:hAnsi="微软雅黑" w:eastAsia="微软雅黑"/>
-          <w:b w:val="0"/>
-          <w:sz w:val="21"/>
-        </w:rPr>
-        <w:t xml:space="preserve"> 只接受 </w:t>
+        <w:t>tools/video_send.py</w:t>
+      </w:r>
+      <w:r>
+        <w:rPr>
+          <w:rFonts w:ascii="微软雅黑" w:hAnsi="微软雅黑" w:eastAsia="微软雅黑"/>
+          <w:b w:val="0"/>
+          <w:sz w:val="21"/>
+        </w:rPr>
+        <w:t xml:space="preserve">（PC 送， 支持 </w:t>
       </w:r>
       <w:r>
         <w:rPr>
           <w:rFonts w:ascii="Consolas" w:hAnsi="Consolas" w:eastAsia="Consolas"/>
           <w:sz w:val="20"/>
         </w:rPr>
-        <w:t>--video &lt;板本地文件&gt;</w:t>
-      </w:r>
-      <w:r>
-        <w:rPr>
-          <w:rFonts w:ascii="微软雅黑" w:hAnsi="微软雅黑" w:eastAsia="微软雅黑"/>
-          <w:b w:val="0"/>
-          <w:sz w:val="21"/>
-        </w:rPr>
-        <w:t xml:space="preserve">； </w:t>
+        <w:t>--video</w:t>
+      </w:r>
+      <w:r>
+        <w:rPr>
+          <w:rFonts w:ascii="微软雅黑" w:hAnsi="微软雅黑" w:eastAsia="微软雅黑"/>
+          <w:b w:val="0"/>
+          <w:sz w:val="21"/>
+        </w:rPr>
+        <w:t xml:space="preserve"> 文件与 </w:t>
       </w:r>
       <w:r>
         <w:rPr>
           <w:rFonts w:ascii="Consolas" w:hAnsi="Consolas" w:eastAsia="Consolas"/>
           <w:sz w:val="20"/>
         </w:rPr>
-        <w:t>tools/stream_sender.py</w:t>
-      </w:r>
-      <w:r>
-        <w:rPr>
-          <w:rFonts w:ascii="微软雅黑" w:hAnsi="微软雅黑" w:eastAsia="微软雅黑"/>
-          <w:b w:val="0"/>
-          <w:sz w:val="21"/>
-        </w:rPr>
-        <w:t xml:space="preserve"> / </w:t>
+        <w:t>--camera</w:t>
+      </w:r>
+      <w:r>
+        <w:rPr>
+          <w:rFonts w:ascii="微软雅黑" w:hAnsi="微软雅黑" w:eastAsia="微软雅黑"/>
+          <w:b w:val="0"/>
+          <w:sz w:val="21"/>
+        </w:rPr>
+        <w:t xml:space="preserve"> 摄像头）↔ </w:t>
       </w:r>
       <w:r>
         <w:rPr>
           <w:rFonts w:ascii="Consolas" w:hAnsi="Consolas" w:eastAsia="Consolas"/>
           <w:sz w:val="20"/>
         </w:rPr>
-        <w:t>src/ps/host/board_net.py</w:t>
-      </w:r>
-      <w:r>
-        <w:rPr>
-          <w:rFonts w:ascii="微软雅黑" w:hAnsi="微软雅黑" w:eastAsia="微软雅黑"/>
-          <w:b w:val="0"/>
-          <w:sz w:val="21"/>
-        </w:rPr>
-        <w:t xml:space="preserve"> 是早期 </w:t>
+        <w:t>board_pipeline.py --listen</w:t>
+      </w:r>
+      <w:r>
+        <w:rPr>
+          <w:rFonts w:ascii="微软雅黑" w:hAnsi="微软雅黑" w:eastAsia="微软雅黑"/>
+          <w:b w:val="0"/>
+          <w:sz w:val="21"/>
+        </w:rPr>
+        <w:t xml:space="preserve">（板收）， 接收端 </w:t>
       </w:r>
       <w:r>
         <w:rPr>
           <w:rFonts w:ascii="Consolas" w:hAnsi="Consolas" w:eastAsia="Consolas"/>
           <w:sz w:val="20"/>
         </w:rPr>
-        <w:t>conv_engine</w:t>
-      </w:r>
-      <w:r>
-        <w:rPr>
-          <w:rFonts w:ascii="微软雅黑" w:hAnsi="微软雅黑" w:eastAsia="微软雅黑"/>
-          <w:b w:val="0"/>
-          <w:sz w:val="21"/>
-        </w:rPr>
-        <w:t xml:space="preserve"> 的流式 bring-up （TCP + </w:t>
+        <w:t>NetFrameSource</w:t>
+      </w:r>
+      <w:r>
+        <w:rPr>
+          <w:rFonts w:ascii="微软雅黑" w:hAnsi="微软雅黑" w:eastAsia="微软雅黑"/>
+          <w:b w:val="0"/>
+          <w:sz w:val="21"/>
+        </w:rPr>
+        <w:t xml:space="preserve"> 与 </w:t>
       </w:r>
       <w:r>
         <w:rPr>
           <w:rFonts w:ascii="Consolas" w:hAnsi="Consolas" w:eastAsia="Consolas"/>
           <w:sz w:val="20"/>
         </w:rPr>
-        <w:t>ZYOL</w:t>
-      </w:r>
-      <w:r>
-        <w:rPr>
-          <w:rFonts w:ascii="微软雅黑" w:hAnsi="微软雅黑" w:eastAsia="微软雅黑"/>
-          <w:b w:val="0"/>
-          <w:sz w:val="21"/>
-        </w:rPr>
-        <w:t xml:space="preserve"> 帧头），</w:t>
+        <w:t>cv2.VideoCapture</w:t>
+      </w:r>
+      <w:r>
+        <w:rPr>
+          <w:rFonts w:ascii="微软雅黑" w:hAnsi="微软雅黑" w:eastAsia="微软雅黑"/>
+          <w:b w:val="0"/>
+          <w:sz w:val="21"/>
+        </w:rPr>
+        <w:t xml:space="preserve"> 同接口，主线取帧逻辑一行未改。 </w:t>
       </w:r>
       <w:r>
         <w:rPr>
@@ -25839,99 +25871,238 @@
           <w:b/>
           <w:sz w:val="21"/>
         </w:rPr>
-        <w:t>没有接进主线</w:t>
-      </w:r>
-      <w:r>
-        <w:rPr>
-          <w:rFonts w:ascii="微软雅黑" w:hAnsi="微软雅黑" w:eastAsia="微软雅黑"/>
-          <w:b w:val="0"/>
-          <w:sz w:val="21"/>
-        </w:rPr>
-        <w:t xml:space="preserve">。走 PS GEM 还是 PL RGMII、协议与帧同步方式 在台账里仍为 </w:t>
+        <w:t>上板等价性（当夜补验）</w:t>
+      </w:r>
+      <w:r>
+        <w:rPr>
+          <w:rFonts w:ascii="微软雅黑" w:hAnsi="微软雅黑" w:eastAsia="微软雅黑"/>
+          <w:b w:val="0"/>
+          <w:sz w:val="21"/>
+        </w:rPr>
+        <w:t xml:space="preserve">：同一段 </w:t>
       </w:r>
       <w:r>
         <w:rPr>
           <w:rFonts w:ascii="Consolas" w:hAnsi="Consolas" w:eastAsia="Consolas"/>
           <w:sz w:val="20"/>
         </w:rPr>
-        <w:t>discussing</w:t>
-      </w:r>
-      <w:r>
-        <w:rPr>
-          <w:rFonts w:ascii="微软雅黑" w:hAnsi="微软雅黑" w:eastAsia="微软雅黑"/>
-          <w:b w:val="0"/>
-          <w:sz w:val="21"/>
-        </w:rPr>
-        <w:t>。这是本报告范围内</w:t>
-      </w:r>
-      <w:r>
-        <w:rPr>
-          <w:rFonts w:ascii="微软雅黑" w:hAnsi="微软雅黑" w:eastAsia="微软雅黑"/>
-          <w:b/>
-          <w:sz w:val="21"/>
-        </w:rPr>
-        <w:t>最大的一条未完成功能</w:t>
-      </w:r>
-      <w:r>
-        <w:rPr>
-          <w:rFonts w:ascii="微软雅黑" w:hAnsi="微软雅黑" w:eastAsia="微软雅黑"/>
-          <w:b w:val="0"/>
-          <w:sz w:val="21"/>
-        </w:rPr>
-        <w:t xml:space="preserve">。 </w:t>
-      </w:r>
-      <w:r>
-        <w:rPr>
-          <w:rFonts w:ascii="微软雅黑" w:hAnsi="微软雅黑" w:eastAsia="微软雅黑"/>
-          <w:b/>
-          <w:sz w:val="21"/>
-        </w:rPr>
-        <w:t>方向要说清</w:t>
-      </w:r>
-      <w:r>
-        <w:rPr>
-          <w:rFonts w:ascii="微软雅黑" w:hAnsi="微软雅黑" w:eastAsia="微软雅黑"/>
-          <w:b w:val="0"/>
-          <w:sz w:val="21"/>
-        </w:rPr>
-        <w:t>：以太网上</w:t>
-      </w:r>
-      <w:r>
-        <w:rPr>
-          <w:rFonts w:ascii="微软雅黑" w:hAnsi="微软雅黑" w:eastAsia="微软雅黑"/>
-          <w:b/>
-          <w:sz w:val="21"/>
-        </w:rPr>
-        <w:t>板 → PC</w:t>
-      </w:r>
-      <w:r>
-        <w:rPr>
-          <w:rFonts w:ascii="微软雅黑" w:hAnsi="微软雅黑" w:eastAsia="微软雅黑"/>
-          <w:b w:val="0"/>
-          <w:sz w:val="21"/>
-        </w:rPr>
-        <w:t xml:space="preserve">这一向是通的、且已上板实测 —— </w:t>
+        <w:t>c03</w:t>
+      </w:r>
+      <w:r>
+        <w:rPr>
+          <w:rFonts w:ascii="微软雅黑" w:hAnsi="微软雅黑" w:eastAsia="微软雅黑"/>
+          <w:b w:val="0"/>
+          <w:sz w:val="21"/>
+        </w:rPr>
+        <w:t xml:space="preserve"> 走文件源与网络源，两边都是 </w:t>
       </w:r>
       <w:r>
         <w:rPr>
           <w:rFonts w:ascii="Consolas" w:hAnsi="Consolas" w:eastAsia="Consolas"/>
           <w:sz w:val="20"/>
         </w:rPr>
-        <w:t>tools/video_back.py</w:t>
-      </w:r>
-      <w:r>
-        <w:rPr>
-          <w:rFonts w:ascii="微软雅黑" w:hAnsi="微软雅黑" w:eastAsia="微软雅黑"/>
-          <w:b w:val="0"/>
-          <w:sz w:val="21"/>
-        </w:rPr>
-        <w:t xml:space="preserve"> 把带框画面按 JPEG 逐帧回传，实测 </w:t>
+        <w:t>PIPELINE_OK frames=250 detections=17</w:t>
+      </w:r>
+      <w:r>
+        <w:rPr>
+          <w:rFonts w:ascii="微软雅黑" w:hAnsi="微软雅黑" w:eastAsia="微软雅黑"/>
+          <w:b w:val="0"/>
+          <w:sz w:val="21"/>
+        </w:rPr>
+        <w:t>，落盘 250 行，带球帧集合</w:t>
+      </w:r>
+      <w:r>
+        <w:rPr>
+          <w:rFonts w:ascii="微软雅黑" w:hAnsi="微软雅黑" w:eastAsia="微软雅黑"/>
+          <w:b/>
+          <w:sz w:val="21"/>
+        </w:rPr>
+        <w:t>完全相同</w:t>
+      </w:r>
+      <w:r>
+        <w:rPr>
+          <w:rFonts w:ascii="微软雅黑" w:hAnsi="微软雅黑" w:eastAsia="微软雅黑"/>
+          <w:b w:val="0"/>
+          <w:sz w:val="21"/>
+        </w:rPr>
+        <w:t xml:space="preserve"> （100–114、140–144 共 20 帧）；传送侧 </w:t>
       </w:r>
       <w:r>
         <w:rPr>
           <w:rFonts w:ascii="Consolas" w:hAnsi="Consolas" w:eastAsia="Consolas"/>
           <w:sz w:val="20"/>
         </w:rPr>
+        <w:t>VIDEO_SEND_OK 250 58.74 0.53 2.2</w:t>
+      </w:r>
+      <w:r>
+        <w:rPr>
+          <w:rFonts w:ascii="微软雅黑" w:hAnsi="微软雅黑" w:eastAsia="微软雅黑"/>
+          <w:b w:val="0"/>
+          <w:sz w:val="21"/>
+        </w:rPr>
+        <w:t>， 吞吐被板端 ncnn（~980 ms/帧）反压，</w:t>
+      </w:r>
+      <w:r>
+        <w:rPr>
+          <w:rFonts w:ascii="Consolas" w:hAnsi="Consolas" w:eastAsia="Consolas"/>
+          <w:sz w:val="20"/>
+        </w:rPr>
+        <w:t>--fps</w:t>
+      </w:r>
+      <w:r>
+        <w:rPr>
+          <w:rFonts w:ascii="微软雅黑" w:hAnsi="微软雅黑" w:eastAsia="微软雅黑"/>
+          <w:b w:val="0"/>
+          <w:sz w:val="21"/>
+        </w:rPr>
+        <w:t xml:space="preserve"> 只是上限。 </w:t>
+      </w:r>
+      <w:r>
+        <w:rPr>
+          <w:rFonts w:ascii="微软雅黑" w:hAnsi="微软雅黑" w:eastAsia="微软雅黑"/>
+          <w:b/>
+          <w:sz w:val="21"/>
+        </w:rPr>
+        <w:t>边界（有损压缩会改变判决，不止是「有点糊」）</w:t>
+      </w:r>
+      <w:r>
+        <w:rPr>
+          <w:rFonts w:ascii="微软雅黑" w:hAnsi="微软雅黑" w:eastAsia="微软雅黑"/>
+          <w:b w:val="0"/>
+          <w:sz w:val="21"/>
+        </w:rPr>
+        <w:t>：JPEG 有损 ⇒ 判据只比「帧数/判决」， 不比「逐位」。而且档位</w:t>
+      </w:r>
+      <w:r>
+        <w:rPr>
+          <w:rFonts w:ascii="微软雅黑" w:hAnsi="微软雅黑" w:eastAsia="微软雅黑"/>
+          <w:b/>
+          <w:sz w:val="21"/>
+        </w:rPr>
+        <w:t>本身就是决策变量</w:t>
+      </w:r>
+      <w:r>
+        <w:rPr>
+          <w:rFonts w:ascii="微软雅黑" w:hAnsi="微软雅黑" w:eastAsia="微软雅黑"/>
+          <w:b w:val="0"/>
+          <w:sz w:val="21"/>
+        </w:rPr>
+        <w:t>：q80 时同一段 c03 在板上比文件源多出 10 帧假球（f45–54），人工抠图核对是球员的</w:t>
+      </w:r>
+      <w:r>
+        <w:rPr>
+          <w:rFonts w:ascii="微软雅黑" w:hAnsi="微软雅黑" w:eastAsia="微软雅黑"/>
+          <w:b/>
+          <w:sz w:val="21"/>
+        </w:rPr>
+        <w:t>白鞋</w:t>
+      </w:r>
+      <w:r>
+        <w:rPr>
+          <w:rFonts w:ascii="微软雅黑" w:hAnsi="微软雅黑" w:eastAsia="微软雅黑"/>
+          <w:b w:val="0"/>
+          <w:sz w:val="21"/>
+        </w:rPr>
+        <w:t xml:space="preserve">，被低质量压缩抹成类球纹理； 改成 q95 后假球消失、带球帧与文件源逐帧一致。因此 </w:t>
+      </w:r>
+      <w:r>
+        <w:rPr>
+          <w:rFonts w:ascii="Consolas" w:hAnsi="Consolas" w:eastAsia="Consolas"/>
+          <w:sz w:val="20"/>
+        </w:rPr>
+        <w:t>--quality</w:t>
+      </w:r>
+      <w:r>
+        <w:rPr>
+          <w:rFonts w:ascii="微软雅黑" w:hAnsi="微软雅黑" w:eastAsia="微软雅黑"/>
+          <w:b w:val="0"/>
+          <w:sz w:val="21"/>
+        </w:rPr>
+        <w:t xml:space="preserve"> 默认定为 </w:t>
+      </w:r>
+      <w:r>
+        <w:rPr>
+          <w:rFonts w:ascii="微软雅黑" w:hAnsi="微软雅黑" w:eastAsia="微软雅黑"/>
+          <w:b/>
+          <w:sz w:val="21"/>
+        </w:rPr>
+        <w:t>95</w:t>
+      </w:r>
+      <w:r>
+        <w:rPr>
+          <w:rFonts w:ascii="微软雅黑" w:hAnsi="微软雅黑" w:eastAsia="微软雅黑"/>
+          <w:b w:val="0"/>
+          <w:sz w:val="21"/>
+        </w:rPr>
+        <w:t>（约 235 KB/帧）。 这个坑主机回环测不出来，只有上板才暴露。</w:t>
+      </w:r>
+      <w:r>
+        <w:rPr>
+          <w:rFonts w:ascii="微软雅黑" w:hAnsi="微软雅黑" w:eastAsia="微软雅黑"/>
+          <w:b/>
+          <w:sz w:val="21"/>
+        </w:rPr>
+        <w:t>仍未验</w:t>
+      </w:r>
+      <w:r>
+        <w:rPr>
+          <w:rFonts w:ascii="微软雅黑" w:hAnsi="微软雅黑" w:eastAsia="微软雅黑"/>
+          <w:b w:val="0"/>
+          <w:sz w:val="21"/>
+        </w:rPr>
+        <w:t xml:space="preserve">：摄像头源 </w:t>
+      </w:r>
+      <w:r>
+        <w:rPr>
+          <w:rFonts w:ascii="Consolas" w:hAnsi="Consolas" w:eastAsia="Consolas"/>
+          <w:sz w:val="20"/>
+        </w:rPr>
+        <w:t>--camera</w:t>
+      </w:r>
+      <w:r>
+        <w:rPr>
+          <w:rFonts w:ascii="微软雅黑" w:hAnsi="微软雅黑" w:eastAsia="微软雅黑"/>
+          <w:b w:val="0"/>
+          <w:sz w:val="21"/>
+        </w:rPr>
+        <w:t xml:space="preserve"> 与长时段连续传输 下的丢帧/超时行为。 </w:t>
+      </w:r>
+      <w:r>
+        <w:rPr>
+          <w:rFonts w:ascii="微软雅黑" w:hAnsi="微软雅黑" w:eastAsia="微软雅黑"/>
+          <w:b/>
+          <w:sz w:val="21"/>
+        </w:rPr>
+        <w:t>输出半条</w:t>
+      </w:r>
+      <w:r>
+        <w:rPr>
+          <w:rFonts w:ascii="微软雅黑" w:hAnsi="微软雅黑" w:eastAsia="微软雅黑"/>
+          <w:b w:val="0"/>
+          <w:sz w:val="21"/>
+        </w:rPr>
+        <w:t>：</w:t>
+      </w:r>
+      <w:r>
+        <w:rPr>
+          <w:rFonts w:ascii="Consolas" w:hAnsi="Consolas" w:eastAsia="Consolas"/>
+          <w:sz w:val="20"/>
+        </w:rPr>
+        <w:t>tools/video_back.py</w:t>
+      </w:r>
+      <w:r>
+        <w:rPr>
+          <w:rFonts w:ascii="微软雅黑" w:hAnsi="微软雅黑" w:eastAsia="微软雅黑"/>
+          <w:b w:val="0"/>
+          <w:sz w:val="21"/>
+        </w:rPr>
+        <w:t xml:space="preserve"> 把带框画面按 JPEG 逐帧回传，实测 </w:t>
+      </w:r>
+      <w:r>
+        <w:rPr>
+          <w:rFonts w:ascii="Consolas" w:hAnsi="Consolas" w:eastAsia="Consolas"/>
+          <w:sz w:val="20"/>
+        </w:rPr>
         <w:t>VIDEO_BACK_OK 250 19.61 5.1</w:t>
       </w:r>
       <w:r>
@@ -25940,39 +26111,82 @@
           <w:b w:val="0"/>
           <w:sz w:val="21"/>
         </w:rPr>
-        <w:t>（250 帧 / 19.61 MB / 5.1 fps）； 缺的只是</w:t>
-      </w:r>
-      <w:r>
-        <w:rPr>
-          <w:rFonts w:ascii="微软雅黑" w:hAnsi="微软雅黑" w:eastAsia="微软雅黑"/>
-          <w:b/>
-          <w:sz w:val="21"/>
-        </w:rPr>
-        <w:t>PC → 板</w:t>
-      </w:r>
-      <w:r>
-        <w:rPr>
-          <w:rFonts w:ascii="微软雅黑" w:hAnsi="微软雅黑" w:eastAsia="微软雅黑"/>
-          <w:b w:val="0"/>
-          <w:sz w:val="21"/>
-        </w:rPr>
-        <w:t>的视频</w:t>
-      </w:r>
-      <w:r>
-        <w:rPr>
-          <w:rFonts w:ascii="微软雅黑" w:hAnsi="微软雅黑" w:eastAsia="微软雅黑"/>
-          <w:b/>
-          <w:sz w:val="21"/>
-        </w:rPr>
-        <w:t>输入</w:t>
-      </w:r>
-      <w:r>
-        <w:rPr>
-          <w:rFonts w:ascii="微软雅黑" w:hAnsi="微软雅黑" w:eastAsia="微软雅黑"/>
-          <w:b w:val="0"/>
-          <w:sz w:val="21"/>
-        </w:rPr>
-        <w:t xml:space="preserve">这一向。所以「视频经以太网」不是零，是半条：输出半条可用， 输入半条未接主线。本项目的交付演示因此采用「板端跑本地片段 → 网口回传带框视频 → PC 看」。 </w:t>
+        <w:t xml:space="preserve">（250 帧 / 19.61 MB / 5.1 fps），屏上有框有球。 </w:t>
+      </w:r>
+      <w:r>
+        <w:rPr>
+          <w:rFonts w:ascii="Consolas" w:hAnsi="Consolas" w:eastAsia="Consolas"/>
+          <w:sz w:val="20"/>
+        </w:rPr>
+        <w:t>tools/stream_sender.py</w:t>
+      </w:r>
+      <w:r>
+        <w:rPr>
+          <w:rFonts w:ascii="微软雅黑" w:hAnsi="微软雅黑" w:eastAsia="微软雅黑"/>
+          <w:b w:val="0"/>
+          <w:sz w:val="21"/>
+        </w:rPr>
+        <w:t xml:space="preserve"> / </w:t>
+      </w:r>
+      <w:r>
+        <w:rPr>
+          <w:rFonts w:ascii="Consolas" w:hAnsi="Consolas" w:eastAsia="Consolas"/>
+          <w:sz w:val="20"/>
+        </w:rPr>
+        <w:t>src/ps/host/board_net.py</w:t>
+      </w:r>
+      <w:r>
+        <w:rPr>
+          <w:rFonts w:ascii="微软雅黑" w:hAnsi="微软雅黑" w:eastAsia="微软雅黑"/>
+          <w:b w:val="0"/>
+          <w:sz w:val="21"/>
+        </w:rPr>
+        <w:t xml:space="preserve"> 仍是早期 </w:t>
+      </w:r>
+      <w:r>
+        <w:rPr>
+          <w:rFonts w:ascii="Consolas" w:hAnsi="Consolas" w:eastAsia="Consolas"/>
+          <w:sz w:val="20"/>
+        </w:rPr>
+        <w:t>conv_engine</w:t>
+      </w:r>
+      <w:r>
+        <w:rPr>
+          <w:rFonts w:ascii="微软雅黑" w:hAnsi="微软雅黑" w:eastAsia="微软雅黑"/>
+          <w:b w:val="0"/>
+          <w:sz w:val="21"/>
+        </w:rPr>
+        <w:t xml:space="preserve"> 的流式 bring-up（TCP + </w:t>
+      </w:r>
+      <w:r>
+        <w:rPr>
+          <w:rFonts w:ascii="Consolas" w:hAnsi="Consolas" w:eastAsia="Consolas"/>
+          <w:sz w:val="20"/>
+        </w:rPr>
+        <w:t>ZYOL</w:t>
+      </w:r>
+      <w:r>
+        <w:rPr>
+          <w:rFonts w:ascii="微软雅黑" w:hAnsi="微软雅黑" w:eastAsia="微软雅黑"/>
+          <w:b w:val="0"/>
+          <w:sz w:val="21"/>
+        </w:rPr>
+        <w:t xml:space="preserve"> 帧头），不进主线。交付演示走「板端跑片段 → 网口回传带框视频 → PC 看」， 也可现场用 </w:t>
+      </w:r>
+      <w:r>
+        <w:rPr>
+          <w:rFonts w:ascii="Consolas" w:hAnsi="Consolas" w:eastAsia="Consolas"/>
+          <w:sz w:val="20"/>
+        </w:rPr>
+        <w:t>--camera</w:t>
+      </w:r>
+      <w:r>
+        <w:rPr>
+          <w:rFonts w:ascii="微软雅黑" w:hAnsi="微软雅黑" w:eastAsia="微软雅黑"/>
+          <w:b w:val="0"/>
+          <w:sz w:val="21"/>
+        </w:rPr>
+        <w:t xml:space="preserve"> 送电脑摄像头画面（发送端只做过文件源联调，摄像头源未验）。 </w:t>
       </w:r>
       <w:r>
         <w:rPr>
